--- a/补充材料.operation.docx
+++ b/补充材料.operation.docx
@@ -681,12 +681,12 @@
           <wp:inline>
             <wp:extent cx="5120640" cy="5927466"/>
             <wp:effectExtent b="0" l="0" r="0" t="0"/>
-            <wp:docPr descr="Fig. 1 | LigandSeek2-Find 与 LigandSeek 的配体区域检出。比较 LigandSeek2-Find 与第一代 LigandSeek 在沉积受体（GT）和 CryoAtom2 重建受体（CA2）条件下的表现。左列为全配体测试集（179 个 PDB，2,502 个配体实例），右列为小分子测试子集（94 个 PDB，821 个小分子实例）。" title="MDPPTFIG_eJztXOtv2zYQ_1cEA_vWRrYTJ7XRFcicpRiQFUG7fpoGg5FpW4gsaaJiJ20HZH3ECfIqurbp6j5mdOuyNo2DrFtd5_XHVLLsT_kXdhTlRx8YirXILNUBLB3J45GnH3k6HqlcDGjIyARiXMC-uWMV9_kxKY2U5DmMJ8OJHEm0k6E-TTOmA8e4gI6JKudwktaKxwThPME6EYRQJBqKCsIIJpOGqglCfbNau12oLy_Y6weCwMQLwnvIV1AWU9myU0Yo6_EcOd5OhihXUiKajGYSeSnJFIj0DUoKLRGRZkiqksgifXJKg6JvAyfzMY2bzsoKieU_FwIZw9BiPE_EDM4i0qdqWIHClKpnkQFJPc3nVT2p6aqICZGUdFbmw8HgIJ9FkiIETlFp47pzO2fMyJjLx3JIBrlfZVEax1nzlI9vclDeSYy1M3jacLLbCUaPSQomrRI3lY8RDYnQPjQgQxa0EB4ICgE3eXZKplloylDdxlx2WlNSksCWknRijLGqQZcJSljPmArs4tKjqmIQqIeIKElQx1peAQzNnQNrc9FpFyNiDBMJvassM6yQtys5bTHBtIkJJz3hkHGmsXOHzl9oPcfQiaZCF1h11j2DQugoSfXRYBxiPYeBdVRK93Eh7hLXMbqOj9JHQGuzJ34kytICSTEgv1n3aB6AWVk5Yk2PQqsOOD8VIO27VxvXls29n6ylqvXwYe3RrFWovpq93H3qf4CStfLN-v6V_3fAfpxh2bVW5sNsib2xYVZmzZ1HfsDIX-hY99Zr2wv272VrdQ3MxOHu_OlvDncXrBtL3sUqrs-ow4aaDfsLqkZh2dqptnCKD4cBqNr9krnzt1lZBEtfL63bK1tg3a0Xj635NbNSta6tM_Nf-2uxXr7VKM5BxdBQ1LvY-gpRs_Kkh0RXIDE-8sXh7lL4WCQY7iHSFYjA3HA9180H5v4imDoAyFr90zVsW6vW_Jz17DozbEAw2xYd6MHXLfD1kOgKJJhpOxEO9fDoCjxgZrSsV8u2vbkkp_G0UzT4eLIXafRzpBF5dlK-mv3RhyHCCV-ZGrD7jdnrnh1iHLy6uBFJxP56AVg3luqP5-zi7cadeWt2F7xZ7yIU7OsHQxDsi_gLIvvuVbMya5VfwtW74PgKkvGzw-fj4CbVy2XrxaZdPaDRrl-rgJF3AaL2zVcg1e6X7OJm_aBYL3k4fhwKHgsGgz5DZqPkXUAmVNUgho40f2HSKCw3CoXaLy-s_TVrfgteOtb9AngE3gUqGvnMXxBZS9XG2vPe6vzTXJ2Lnp2J_lydJ31lW2B1Hh_ubTd1BxhsW721m-5dVHx_mMgP0PgLFHrI0OthRn8BUnxeW_mNHYukx4Gap4DMyjN46bxpIbwLnK9AqxWfN57eAcfNLlbsZwtAQI65twKzy7sI-W5q1W5t0a3b-aeeDtv7CpKhKMyVQXrpDx3uFlub62DtfABVeAgUGxiESzjkiThEi7sZGOjFJD7mGhh7dij7MyaR8pUt7cUkugiMN2ISgI2fzg34C6vOEwP29r5d2rRXCtaNJWt1wyo-ABre3bXyqll5Yl9-ae48qpfW6SdRXj4l6z_f3tm9BhfS_nmvvrBt_1G1Dq5Y9-YARnt7za4eMHeSHTwA79LcW6bLAQC5WIQiSP7bdtF34Ke1PiEPRELh4OBAcDoSDQ8NDA5eOqlJYgx-rheH3suLS-oo_5b75koAWf9FBlQzpnTcEqO_lxA1lZJEPKKKU1msGEySjmVEHUWSkTRCgaAaKrlxSaQw0IR4Jjeuc0lMRNpKPMY7X_7zzof_vPvdP9_52T9v4KwGaipTUEXSjERKSkNnSQINJCS9__spnmUkgvQv1KcpaVBESoL0_ghQ9D8BAD3e1BGgafWj3SXWQUSf4JgqThJOUeMZpKTxsK6r-QxGSUIHF5XXLCAaFg2WCTLbVTsaYFL5tx7ChCxpo5Is0xYp7dRnBIoRQ8eGmKFkCnjOQitO-WuJFhP_ujyaIuD5chP5r9Vkp_uMYtMpPUvvABw3zRxmbqblODv5tJi68yItd4crcImUzR21LjPbfGwL1cARP43VLEcJ4Nahp6xZlBsjjLdNNblpuaKyrvNtEsVkhaOLmmgkHGFS3slFcfnScfc7aBQzkCQ3sztpWXGfF9FauMDvVOCHfwA8Ts0b" id="34" name="Picture"/>
+            <wp:docPr descr="Fig. 1 | LigandSeek2-Find 与 LigandSeek 的配体区域检出。比较 LigandSeek2-Find 与第一代 LigandSeek 在沉积受体（GT）和 CryoAtom2 重建受体（CA2）条件下的表现。左列为全配体测试集（179 个 PDB，2,502 个配体实例），右列为小分子测试子集（94 个 PDB，821 个小分子实例）。" title="MDPPTFIG_eJztXOtv2zYQ_1cEA_vWRrIbJ7XRFcicpRiQFUG7fpqGgJZpW4gsaaJiJ10HeH3ECfIqurbp6j4WdOuyNk2CrFs95_XHVLLsT_kXdhTlRx8YirXILNUBLB3J45GnH3k6Hql8F9KRmQ3FuZBzc8cu7_OjcgapqfMYT0TG82S8nQz36bo5FTrGhQxMNCWPU7RWIi6KFwg2iCiGo7FwTBSHMZkwNV0U6xvV2u1SfXHOWTsQRSZeFN9BvopymMpW3DJCWY_nyfF2Mky5UjLRFTQ9XpBTTIFo34Cs0hIJ6aasqeM5ZExM6lD0dehUIa5zUzlFJfHCp2Ioa5p6nOeJlMU5RPo0HatQmNaMHDIhaWT4gmakdEOTMCGymskpfEQQBvgcklUxdJpKGzPc23lzWsFcIZ5HCsj9IocyOMGap3x8k4PyTmCsn8VTppvdTjB6VFYxaZV4qUKc6EiC9qEBBbKghUi_IIa85LlJhWahSVPzGvPYaU1ZTQFbWjaIOcqqCh4TlLCeMRXYxaNHNNUkUA8RSZahjr24BBhaOwf2xrzbLkbEHCIyeltZdkglb1Zy22KCaRNJN510yQTT2L1D5y-2nmP4ZFOhi6w6655JIXSVpProMA6xkcfAOiJn-rgwd4nrGF3HR-gjoLXZEz8SZWmBrJqQ36x7NA_AqiwdsaZHoVUHnB8LkM7dq41ri9bej_ZC1X74sPaoaJeqL4uXu0_991Cytnmzvn_l_x2wH2ZYdq2VeT9b4qyvW5WitfMoCBgFCx373lpte875bdNeXgEzcbg7e-arw905-8aCf7FKGNPakKnlIsGCqlFatHeqLZwSQxEAqnZ_1dr5y6rMg6Wvr645S1tg3e0Xj-3ZFatSta-tMfNf-3O-vnmrUZ6BiuHBmH-xDRSiVuVJD4muQGJs-LPD3YXIsagQ6SHSFYjA3PA8140H1v48mDoAyF7-wzNsW8v27Iz97DozbEAw2xbr78HXLfD1kOgKJJhpOxkJ9_DoCjxgZrSsV8u2vb4kp_G00zT4eKoXaQxypBH5dlK-LP4QwBBhMlCmBux-o3jdt0OMg1cXNyxLOFgvAPvGQv3xjFO-3bgzaxd3wZv1L0JC3wkwBEJfNFgQOXevWpWivfk3XP0LTqAgGTs3dCEBblJ9c9N-seFUD2i065cqYORfgKh9CxRItfurTnmjflCur_o4fhwWjgmCEDBk1lf9C0hS00xiGkgPFiaN0mKjVKr9_MLeX7Fnt-ClY98vgUfgX6Bi0U-CBZG9UG2sPO-tzj_O1bnk25kYzNV5KlC2BVbniaHedlN3gMG21Vu76f5FJfCHiYIATbBAoYcM_R5mDBYg5ee1pV_ZsUh6HKh5CsiqPIOXzusWwr_ABQq0Wvl54-kdcNyccsV5NgcE5Fh7SzC7_ItQ4KZW7dYW3bqdferrsH2gIBmMwVwZoJcT4cPdcmtzHaxdAKCKDIJi_QNwiYR9EYdocTcDA72YxIdcA2PfDuVgxiTSgbKlvZhEF4HxWkwCsAnSuYFgYdV5YsDZ3ndWN5ylkn1jwV5et8sPgIZ3d21z2ao8cS7_be08qq-u0U-i_HxKNni-vbt7DS6k89NefW7b-b1qH1yx780AjM72ilM9YO4kO3gA3qW1t0iXAwByuQxFkPy37aJvwE9rfUIeioYjwkC_MBWNRQb7BwYundJlKQ4_z4tD7-TFpQxUeMN98ySArP8iA6qZkwZuiTHeSYiWTssSHtakyRxWTSbJwAqijiLJyjqhQFAN1fyYLFEYaEI6mx8zuBQmEm0lEefdL_9598N_3vvun-_87J83cU4HNdVJqCLr5nhazkBnyfigkIwoyW8FnmWMC_Qv3KerGVBEToH0E1Gg6H8CAHqsqSNA0-pHu0usg4g-wVFNmiCcqiWySM3gIcPQClmMUoQOLiqvWUB0LJksE2S2q3Y0wKTybzyEpCLrI7Ki0BYp7dZnBIoT08CmlKVkGnjOQStu-SuJFhP_qjyaIuD5csnCl1qq031G8am0kaN3AI6bYg4zN91ynN18WkzdeYmWe8MVuCTK5o1aj5ltPraF6uCIn8FajqMEcBvQU9Ysyo8Sxtummty0XNVY1_k2ieKKytFFTSwaiTIpb-WiuHzuuvsdNIqbSFaa2Z20onrPi-gtXOB3OvT9PxyKzJ0" id="34" name="Picture"/>
             <a:graphic>
               <a:graphicData uri="http://schemas.openxmlformats.org/drawingml/2006/picture">
                 <pic:pic>
                   <pic:nvPicPr>
-                    <pic:cNvPr descr="C:/Users/15919/Desktop/论文草稿/temp/manuscript_figures_a4_ir3qu/figure_000001.png" id="35" name="Picture"/>
+                    <pic:cNvPr descr="C:/Users/15919/Desktop/论文草稿/temp/manuscript_figures_70b2lbq0/figure_000001.png" id="35" name="Picture"/>
                     <pic:cNvPicPr>
                       <a:picLocks noChangeArrowheads="1" noChangeAspect="1"/>
                     </pic:cNvPicPr>
@@ -6531,12 +6531,12 @@
           <wp:inline>
             <wp:extent cx="5029200" cy="6429510"/>
             <wp:effectExtent b="0" l="0" r="0" t="0"/>
-            <wp:docPr descr="Fig. 2 | 假定身份匹配正确时单残基无缺失原子有机小分子的定位与建模完成度。各面板包含相同的77个PDB、446个实例。a–d，Emap2lig；e–h，CryoAtom2受体下的LigandSeek；i–l，沉积受体下的LigandSeek。每组上行为首选构象，下行为best-of-50；左、右列分别要求重原子RMSD严格&lt;2\,\mathrm{Å}和&lt;3\,\mathrm{Å}。所有已对应合格小分子的blob均给定正确SMILES；LigandSeek使用PocketXMol-tuned单次中心对接，Emap2lig使用原生blob引导。背景计费，真实范围外前景免费；未检出与失败实例保留分母。每个PDB包含N个目标实例，相对预算\rho允许\lfloor\rho N\rfloor次计费尝试，完成度为成功的不同实例数除以N。绿线与圆点、蓝线与菱形分别表示PDB等权均值和中位数；灰点和小提琴表示50\%、100\%、200\%及300\%预算下的PDB分布。" title="MDPPTFIG_eJztWetOG0cUfhXLUvsrsMbBSXFTJAKhigQRCqpUqa7Qej22V-ytu2MMaSpBgIDBBquBIAKEkECKkmBDghpjQ_yjD9B3SDy75ldeoWd21gYSIuXSugkCyXjmXOecb_bM-Oyvbo3HUbff5bZmCmThBdcuKqG6Th4L0bqLMVEKkdEnZOcZye6Y2Zl6TcP97jMut44MVepDIarX6g8EfjCQbgQCDb6mhqZAoA0ZvVjVAoFyJm_eHiunEtZ6MRBgDgKB9_Kg8DKi1o2YptWFqYag6joScJ1sawapJhUMiYYm8QM9cTHE4vDV-0SFcgRew6Kq9Mi83hvTgPWT-0Lcr7n6ZUkx_PHvAu4oxpqf4wwhimTeqFc1pAAzrOrgA6Z6hIurekjTVQEZhqhEZInzejznOJkXlYC7mVrr0u2vbjwgIVfc38dLYPeyzEdQK3NP5biKBJXtRUi7gvpxVdrjiFQYFaEOUUFGlePM4n5D4wVYC6hLQAJ9byNYcKZXYxIl8TGsOlYdcaoJWQSxsKgbuIOpVlwDh62ShcP-OeN2VcEG6PGGIIqgQ1JTAGqpUCSZSdsv4g3cYoj8cbxoi2K8rWT7Yoapi6A9D9rDVhax_Q2Lv1bNUsM3lYCuMXW2PEzhtIOk8WiwMZHeh0C0XYzUu7yu6y4qjJlKLWKjDFHBQK_o1iZeMjRGMnfK-celwh5J7uyPpsyNB9ZKxpz7k6RmzcwkWc6bc_es3TxZ3SJTy2QjbS4mzMU82Zwm4zdhat0ZAQulvVQpN0UKeXN9hWSS5nia5B--Grzx-aXxU5KVHtlfum8uFUlylKQfWws5kk5C_OfPl3KPutouvhocamw8B2OSuVt6MQnh8y8Hb4Ve7yYvybzmlcTI690FBKQokFr1AbUFq7KXTM-V9m6VcpNgqUOM8EqoG6FekBRBUgJJ82nC-iN7vBj4MLPTVmGklJsoryRLufz-w9v7gwnz7kh5awWUQYHRg8jAdWq4zucB0-Q5gDNEpp-R8TkK4_jj8sMhc-vG_liKgXy1s7utlFsz7-0eQVD2q1CCo04xlN-rGKrhsCigNlWIyUjBlVKIozT3MjNqJ172G3jAJTvYaDY0Ns3-dkRw89cS_pYSMCNXbeBm7_Hkl4OJ4xgf4vOv0SMWOCcNJ2BH_578cvA9e4rvh-JLy0NiECo2ef4UrkokP0PS4_BQH67eQUkNkqUxqzAPdZxV_-7Oyx2XuqFOHBSa0l7RmlnvUoVehH_sVKU6HFNQiJ4RT1ZKuQ1SHKZXsam1Q8WOqUA9sWaWbSe7syS7C0sqDyfN-Ww5s1Le3gF5a3EZCmY5OUwWtsnqbZJIAZeMpmzugrn4yHwwSMby9HxZ3Spvr7HqWiouWbPzEIWZTbEqyIowq8212NW4-coJ3TaQSWshY94bY6mmGMFZl93Zvz9iZeZqk9u_h05ocsnoUDmT-9zK7svkxPHl9Q0c3rH3P8rj5AlFGEoiK25kc6mcnYXHp3olhosYHUwsQ-Et5VJwf2SPmDm7uT-_WiqsnRauTzzvrELRyhfpYbF407qxA9fc8q0lRilPb5G9-859d2XdWs3DeWFtJMylYTgAyeAuXIfgLIPfMgAHHD3W0CZYACIcl-Z02kpvM63aYOTzfOoT9tX_hvK_iehQbdLd4DnNdy3z7f2S8_0f3xCmJ2qDwdlTDN6FAbvqsnYL_VUBh0Zu-M2GFu19Nrt_PuNyV7vFbp_H2wTZ7j_X6G3yNXiuX9BEwQ8fBz3-vdAL6Xz8rc6xYwFsfYwNUMMxHVXN6B-9jXQk8bRHbURFzaBZpREqfV2iQHNKJ8KVvi7dFUKGQL20-jm708_ZjX7O6fNzh9v8HEayBmEqMVARNdwTFiOwWKOHb-wR9bO_xDhG6PHQP2-9pkQgEDEE1hsbYET7_jDuqsQI0FTXcbAktkCeZrADfsgaLkVtjfJKBLXouhqPIj5k0J1C7VUYhoYEzIhg80D1kANmlXsrCUFJ1NpFSaIe6djWZwMeniMdYSFKh2GQuQpebP6RSVWIO2qPzgwNMhyMd6qhw5173t8f1mX6DcC5-lmv3jVQ7dnbdMqmbxIEyne2K0gJVMzZtY6w_VqBOzCq6Qb-Hqmyiw5Amr5ZYW75vg6DyR6MKtKUr6hs6dzBkPdLiou-T2nyeX3MyrFSFJdL9puGQ2Pej3lRqpAPjyXFyZehVXGBT7P7t38A0i7CYw" id="40" name="Picture"/>
+            <wp:docPr descr="Fig. 2 | 假定身份匹配正确时单残基无缺失原子有机小分子的定位与建模完成度。各面板包含相同的77个PDB、446个实例。a–d，Emap2lig；e–h，CryoAtom2受体下的LigandSeek；i–l，沉积受体下的LigandSeek。每组上行为首选构象，下行为best-of-50；左、右列分别要求重原子RMSD严格&lt;2\,\mathrm{Å}和&lt;3\,\mathrm{Å}。所有已对应合格小分子的blob均给定正确SMILES；LigandSeek使用PocketXMol-tuned单次中心对接，Emap2lig使用原生blob引导。背景计费，真实范围外前景免费；未检出与失败实例保留分母。每个PDB包含N个目标实例，相对预算\rho允许\lfloor\rho N\rfloor次计费尝试，完成度为成功的不同实例数除以N。绿线与圆点、蓝线与菱形分别表示PDB等权均值和中位数；灰点和小提琴表示50\%、100\%、200\%及300\%预算下的PDB分布。" title="MDPPTFIG_eJztWetOG0cUfhXLUvsrsMbBSXFTJAKhigQRCqpUqa7Qej22V-ytu2MMaSrZAcLNBquBIAKEkECKkmBDghpjIP7RB-g7JJ5d8yuv0DM7awMJkXJp3QSBZDxzrnPON3tmfPZXt8bjqNvvclvTO2T-BdcuKqG6Th4L0bqLMVEKkeEnZPsZyW2buel6TcP97jMut44MVepDIarX6g8EfjCQbgQCDb6mhqZAoA0ZvVjVAoFytmDeHimnx6y1YiDAHAQC7-VB4WVErRsxTasLUw1B1XUk4DrZ1gxSTSoYEg1N4gd64mKIxeGr94kK5Qi8hkVV6ZF5vTemAesn94W4X3P1y5Ji-OPfBdxRjDU_xxlCFMm8Ua9qSAFmWNXBB0z1CBdX9ZCmqwIyDFGJyBLn9XjOcTIvKgF3M7XWpdtf3XhAQq64v4-XwO5lmY-gVuaeynEVCSrbi5B2BfXjqrTHEakwKkIdooKMKseZxf2GxguwFlCXgAT63kaw4EyvxiRK4mNYdaw64lQTsghiYVE3cAdTrbgGDlslC4f9c8btqoIN0OMNQRRBh6QnAdTSTpFkJ2y_iDdwiyHyx_GiLYrxtpLtixmmLoL2PGgPW1nE9jcs_lo1Sw3fVAK6xtTZ8jCF0w6SxqPBxkR6HwLRdjFS7_K6rruoMGYqtYiNMkQFA72iW5t4SXKEZO-UC49LO3sktb0_nDbXH1jLWXP2T5KeMbMTZKlgzt6zdgtkZZNMLpH1jLkwZi4UyMYUGb0JU-vOEFgo7aVL-UmyUzDXlkk2ZY5mSOHhq8SNzy-Nn5KszND-4n1zsUhSwyTz2JrPk0wK4j9_vpR_1NV28VUi2dh4DsYke7f0YgLC518mboVe76YuybzmlcTI6915BKQokFr1AbUFq7KXTM2W9m6V8hNgqUOM8EqoG6FekBRBUgJJ8-mY9UfueDHwYeamrJ2hUn68vJwq5Qv7D2_vJ8bMu0PlzWVQBgVGDyID16nhOp8HTJPnAE6STD0jo7MUxtHH5YdJc_PG_kiagXy1s7utlF817-0eQVD2q1CCo04xlN-rGKrhsCigNlWIyUjBlVKIozT3MjNqJ172G3jAJTvYaDY0Ns3-dkRw89cS_pYSMCNXbeBm7_Hkl4mx4xgf4vOv4SMWOCcNJ2BH_576cvA9e4rvh-JLy8NYAio2ef4UrkqkME0yo_BQH67eQUkNksURa2cO6jir_t2dlzsudUOdOCg0pb2iNb3WpQq9CP_YqUp1OKagED0jniyX8uukOEivYpOrh4odU4F6Yk0v2U52Z0huF5ZUHkyZc7lydrm8tQ3y1sISFMxyapDMb5GV22QsDVwynLa58-bCI_NBgowU6PmyslneWmXVtVRctGbmIAozl2ZVkBVhVptrsatx85UTum0gk9Z81rw3wlJNMYKzLre9f3_Iys7WJrd_J09ocslwspzNf25l92Vq_Pjy-gYO79j7H-Vx4oQiDCWRFTeysVjOzcDjU70Sw0WMDsaXoPCW8mm4P7JHzJzZ2J9bKe2snhauTzzvrJ2iVSjSw2LhpnVjG6655VuLjFKe2iR795377vKatVKA88JaHzMXB-EAJIlduA7BWQa_ZQAOOHqs5AZYACIcl-ZUxspsMa3aYOTzfOoT9tX_hvK_iWiyNulu8Jzmu5b59n7J-f6PbwhT47XB4OwpBu_CgF11WbuF_qqAQyM_-GZDi_Y-m90_n3G5q91it8_jbYJs959r9Db5GjzXL2ii4IePgx7_XuiFdD7-VufYsQC2PsYGqOGYjqpm9I_eRjqSeNqjNqKiZtCs0giVvi5RoDmlE-FKX5fuCiFDoF5a_Zzd6efsRj_n9Pm5w21-DiNZgzCVGKiIGu4JixFYrNFz3hP0SsFfPBwj9Hjon7deUyIQiBgC640NMKJ9fxh3VWIEaKrrOFgSWyBPM9gBP2QNl6K2Rnklglp0XY1HER8y6E6h9ioMQ0MCZkSweaB6yAGzyr2VhKAkau2iJFGPdGzrswEPz5GOsBClwzDIXAUvNv_IpCrEHbVHZ4YGGQ7GO9XQ4c497-8P6zL9BuBc_axX7xqo9uxtOmXTNwkC5TvbFaQEKubsWkfYfq3AHRjVdAN_j1TZRQcgTd-sMLd8X4fBZA9GFWnKV1S2dO5gyPslxUXfpzT5vD5m5Vgpissl-03DoTHvx7woVciHx5Li5MvQqrjAp9n92z-yasHl" id="40" name="Picture"/>
             <a:graphic>
               <a:graphicData uri="http://schemas.openxmlformats.org/drawingml/2006/picture">
                 <pic:pic>
                   <pic:nvPicPr>
-                    <pic:cNvPr descr="C:/Users/15919/Desktop/论文草稿/temp/manuscript_figures_a4_ir3qu/figure_000002.png" id="41" name="Picture"/>
+                    <pic:cNvPr descr="C:/Users/15919/Desktop/论文草稿/temp/manuscript_figures_70b2lbq0/figure_000002.png" id="41" name="Picture"/>
                     <pic:cNvPicPr>
                       <a:picLocks noChangeArrowheads="1" noChangeAspect="1"/>
                     </pic:cNvPicPr>
@@ -6965,12 +6965,12 @@
           <wp:inline>
             <wp:extent cx="5731510" cy="4375453"/>
             <wp:effectExtent b="0" l="0" r="0" t="0"/>
-            <wp:docPr descr="Fig. 3 | 全配体定位与身份匹配的实例完成度. a, 沉积受体 (GT). b, CryoAtom2 重建受体 (CA2). 两个条件均包含 179 个 PDB、2,502 个配体实例. Find 与 Match 分别为 LigandSeek 的区域检出与身份匹配阶段. 相对尝试预算 ρ 允许每个 PDB 计费 floor(ρN) 次; N 包含该 PDB 的全部合格实例. 完成度为成功的不同实例数除以 N. 绿线与圆点、蓝线与菱形分别为 PDB 等权均值和中位数; 灰点与小提琴展示 50%、100%、200% 和 300% 预算下的 PDB 分布." title="MDPPTFIG_eJzdWv9vEzcU_1dOJ00CqfTypRnrDZC6QNGkUlWw_bSbKvfiJKfeF-_sNIUxqR2UltHQaoyxwToGY1sFIy0TQ2lC6Z_AH8E5Sf-LPZ-TtLRom4ZU7a5S4mf7vc_z8-fs2Nf3uUoQK6q6ora-afA7L7RTqVO8-mPw4hqvLjYXlnn9135C2LTap6g-pp49hXNCO6sbxscU-9QwkpnB5KBhnMR0knnEMNrVevPb-Xblamt1yzAkrGH8Da6LHCwwaYmQIziFj5ieQ2zMLM89gmxbqJiIiOq4g_zJEgHlT9RjZZ0o047tUr183FCLjBFd06hZxA6i_R7BLnTmPd9BDKp-QSt7fo74nokptdyCY2upROJdzUGWa6gnBNqYHxbn2HkbK2V9CtmA-6GDCjgr3Qs9rashdCcxJiOWi2nYvqtW1ilBJrgBHBuaACg1kDDUTvVsyRZNqMS8DmZHXVhabg7U8pZP2Yg0TXSUoEcOQI5UfnXkYc9lFOwQNS0LbHjlOrAQNLZ49VroFyPKhqiF3tRXHHLpfqPQlwQWLibC-kQoZmXEYQmDv9CbruR73YAuSHM5PCaYCoMU8RB4krA_hUF12Cr0K2nloiKUmTQ5iNhEh-UyaO_aHky8fG51e64SbN7g1dvBZiWoXW_XHwWNTb64Ae2t25f3LpIDnpc9c_AWkR40owfBHoosG33_wwX2FuE0_7ja-m2NL92ClRRZTpRDpz863K9M9ClZ_7w3xDwnFS-WtucrvFGPPEvZoRTQFCtmgtqDoPawuXIvaDzjK_N8cY4vP4ouRcmjg3Hj52F02Rg7-cGrmdlUXyYRs_0MWOke3sQhLcJns2FxyYgZN9ejS8cZxMxivPjgC1f4wqOgVo8uKyNWAbm5cxhPxosacctcrPO7d5s_z_D5-p476PZ3z5rVPyO8t8WLqzs1vrbB11faaze3719uVW9Fl5iXs_Hihs_Ntqu15tpS1E9r8aKlXb3XfroRXULytuf5h17Ojh6OFy_N3--9H11WRuNFhrzxt9d-iS4jsdu4xLlsbnX70ipfXmj-9Dzyl8xYkdP7jwxcaYTw1V2gK6hV-PKiJKp5c337-wdBI8IrajRmbzlbja1WfQvuN_yHK60vN17NzLZvrMiW9tITvnk_BpfU-O2Cj682Vy6Jl9Izz_nXi0HtcbBZgcUV4bNDvPiZXYe1JBbV-lJzabm1_JQ_udl6EOEllEm8A1tDMhEWKSjiRRgsouhyk44dHfItTlC7BueH6PISu58dcRSoXXr9tA3f5IT6aZ-i9vLO1MzRdDKTTEwPpI9mBjLpi8eIZerw6aSiiXj-ORUt56Pyvhy0DgJg_RcMMGMlH_dg_H8F4uXzlolPembJwS6TSD62kch2o0WLUDGJIkJ3aswyxRSKijk6NeYrOUxN4SWra2EmoBYmAmqdPEBtdxqgxrBDIEy3BCYWYeN5qwCDpeNoYNzy05-VNNkwnhB_6X7iFiAQKwfoAxmQRIYgyGPdGIGa3jh2hiQHiMQMjnjmJFVcL1tEbgEP-b5XLmKUo-LBEHjdDkqwyWQjYO6Y7nIgUbV9kzBhW2TYsm3hUcihvRSQTpmPmVkUYh50zoKXsP-1Sk9Jex1P1CiBGZ4on_FyuxMFkT6d9x1RAnHK9PEwNVA5f7ybIhi2i248zRRT9HceV9AyhVrnqe0og1ZYdkGJT9lp7DmKEEDbh5FKt2hqhErdHamrLfpdTw5d2xGRbruKyMwczKQyEuWNWoKXU2Fi4y4Z6QxZdrd5t2y7nfmipMcLfE6oX_wFxJE8ig" id="44" name="Picture"/>
+            <wp:docPr descr="Fig. 3 | 全配体定位与身份匹配的实例完成度. a, 沉积受体 (GT). b, CryoAtom2 重建受体 (CA2). 两个条件均包含 179 个 PDB、2,502 个配体实例. Find 与 Match 分别为 LigandSeek 的区域检出与身份匹配阶段. 相对尝试预算 ρ 允许每个 PDB 计费 floor(ρN) 次; N 包含该 PDB 的全部合格实例. 完成度为成功的不同实例数除以 N. 绿线与圆点、蓝线与菱形分别为 PDB 等权均值和中位数; 灰点与小提琴展示 50%、100%、200% 和 300% 预算下的 PDB 分布." title="MDPPTFIG_eJzdWv9vEzcU_1dOJ00CqfSStFnXGyB1gaJJpapg-2k3Vc7FSU69L97ZaVrGpHZQWkZDqzHGBusYjG0VjLRMDKUJpX8CfwTnJP0v9nxO0vJF2zSkaneVEj_b732enz9nx76-z1WCWFHVFbX1TYPfeqadTJ3k1R-DZ1d4dbm5tMrrv_YTwmbUPkX1MfXsaZwT2hndMD6m2KeGkUwPJ4cN4wSmU8wjhtGu1pvfLrYrl1vrO4YhYQ3jb3Bd5GCBSUuEHMEpfMT0HGJjZnnuEWTbQsVERFQnHeRPlQgof6IeLetEmXFsl-rlY4ZaZIzomkbNInYQ7fcIdqEz7_kOYlD1C1rZ83PE90xMqeUWHFtLJRLvag6yXEM9LtAm_LA4y2ZtrJT1aWQD7ocOKuCMdC_0tK6G0J3CmIxZLqZh-75aWacEmeAGcGxoAqDUYMJQO9UzJVs0oRLzOpgddWFpuTlQy1s-ZWPSNNFRgh45ADlS-dWRRz2XUbBD1LQssOGVq8BC0Njh1SuhX4woG6EWelNfccSlrxuFviSwcJEN69lQzMiIwxIGf643Xcn3ugGdk-ZyeEwwFQYp4iHwJGF_GoPqqFXoVwaU84pQZtLkIGITHZbLoL1rezDx8oX13YVKsH2NV28G25WgdrVdfxA0tvnyFrS3bl58dZEc8Ly8MgdvEelBM3oQ7KHIstH3P1xgbxFO84_Lrd82-MoNWEmR5UQ5dOqjw_1Ktk_J-LPeCPOcVLxY2l2s8EY98ixlRlJAU6yYCWr3gtr95tqdoPGEry3y5QW--iC6FCWHhuPGz_3osjFx4oMXc_OpvnQiZvsZsNI9vIlDWoTPZqPikhEzbq5Gl47TiJnFePHBly7xpQdBrR5dVsasAnJzZzGeihc14pa5XOe3bzd_nuOL9VfuoLvfPWlW_4zw3hYvrm7V-MYW31xrb1zfvXuxVb0RXWKez8eLG74w367WmhsrUT-txYuWdvVO-_FWdAnJ257nH3o-P344Xrw0f7_zfnRZGY8XGfLG3974JbqMxG7jEueyhfXdC-t8dan509PIXzJjRU7vPzJwpRHCV7eBrqBW4avLkqjm9c3d7-8FjQivqPGYveVsNXZa9R243_AfLrW-3HoxN9--tiZb2iuP-PbdGFxS47cLPrzcXLsgXkrPPeVfLwe1h8F2BRZXhM8O8eJnfhPWklhUmyvNldXW6mP-6HrrXoSXUDrxDmwNyURYpKCIF2GwiKLLzUDs6JBvcYLaFTg_RJeX2P3siKNA7cLLp234JsfVT_sUtZd3pqaHBpLpZGJmcGAoPZgeOH-UWKYOn04qmojnn1PRcj4qv5aD1kEArP-CAWas5OMejP-vQLx83jLxCc8sOdhlEsnHNhLZbrRoESomUUToTk9YpphCUTHHpyd8JYepKbxkdC3MBNTCRECtkweo7U8D1Bh2CITplsDEImwybxVgsHRyKJFN2dnPEppsmEyIv4F-4hYgECsH6INpkESGIMgT3RiBmt449oYkB4jEDI555hRVXC9TRG4Bj_i-Vy5ilKPiwRB43Q5KsMlkI2Dume5zIFG11yYha1tk1LJt4VHIob0UkE6Zj5lZFGIedM6Al7D_pUpPSXsZT9QogRnOlk97uf2JgkifyfuOKIE4ZeZYmBqozB7rpgiG7aIbzzDFFP2dxxW0TKHWeWo7yqAVll1Q4lN2CnuOIgTQ9mGk0i2aHqNSd0_qaot-15ND1_ZEpNuuIjIzh9OptER5o5bg5WSY2LhPRjpDlt1t3i_bbme-KOnxAp_j6hd_AaTNPAw" id="44" name="Picture"/>
             <a:graphic>
               <a:graphicData uri="http://schemas.openxmlformats.org/drawingml/2006/picture">
                 <pic:pic>
                   <pic:nvPicPr>
-                    <pic:cNvPr descr="C:/Users/15919/Desktop/论文草稿/temp/manuscript_figures_a4_ir3qu/figure_000003.png" id="45" name="Picture"/>
+                    <pic:cNvPr descr="C:/Users/15919/Desktop/论文草稿/temp/manuscript_figures_70b2lbq0/figure_000003.png" id="45" name="Picture"/>
                     <pic:cNvPicPr>
                       <a:picLocks noChangeArrowheads="1" noChangeAspect="1"/>
                     </pic:cNvPicPr>
@@ -8256,12 +8256,12 @@
           <wp:inline>
             <wp:extent cx="5731510" cy="4906519"/>
             <wp:effectExtent b="0" l="0" r="0" t="0"/>
-            <wp:docPr descr="Fig. 4 | 单残基无缺失原子的有机小分子端到端实例完成度. 左列为沉积受体 (GT), 右列为 CryoAtom2 重建受体 (CA2). a,b, self-ranking 首选构象的重原子均方根偏差 (RMSD) 严格 &lt;2 Å; c,d, &lt;3 Å; e–h, best-of-50 在对应阈值下的结果. LigandSeek Find–Match–Build 结果含 77 个 PDB、446 个实例, Build 采用 PocketXMol-tuned 单次对接. 每个 PDB 含 N 个合格实例, 预算 ρ 允许 floor(ρN) 次计费尝试, 完成度为成功的不同实例数/N. 绿线与圆点、蓝线与菱形分别为 PDB 等权均值和中位数; 灰点与小提琴为 50%、100%、200%、300% 预算下的分布. 沿用冻结顺序与 Match 感知免费跳过. Best-of-50 仅按最低 RMSD 评价." title="MDPPTFIG_eJztW3tPG0cQ_yonS60SyeaMsZPiPCRiQlQJECKtVKlXoeW8tk--V2_XGNJUMg0EUx5GhYQqhRCiJkVNY8hDwtgQ_ugHyHdovHfmW3T31gbyUFs1UsSdYsm3s7Mzszv7u7nd846_C5gAZwJxIeAs1cgvL8TLkcukfLf-YoaUZ-3iAqk-bDNNPBoICgELIkMdgUkmnYhL0pcIWkiS2mOd7Z2S1A1RFhumJDXKVfv2VGNu2tnYlyRuVpL-wa4ONMhsopxphmAEhmRDM1WIFUMPIQ2oKhOSgckYQxqwsjmTin8dOJ-Pm8Kopuoonr8gBTIYm3FRRHIGagC1GSbUaWPKsDSAadVKi3nDSpqWIUOEFD2tqWIkHD4jakDRpcBFZm3AcoureEyFQj4-AlRq93MNpGGCd8_kxJYEk81CaPYqOkQu_1gtH0cmkGk31I5KWdRQJBqWAs3qYE5lLJDDRtNmU5xpKnqSiqUUC-FerhpuCtEWPgA-Un5p0j2GjhHVA0hWFKpD5uYpDvXaPinPuP1CgHAXUsC72jJdOnpbye2LG2ZdDLv1YZdMcI_dkg7-2uF0tX_WcugaV-fDwwwp10nmj0nvJWiNQCrao6TbhKhwXWDCmKt8CN9Yg6Jjym_pfhh_ydwtuzxD1qr28j1nt0p-fULm18jjBefOhL0yba9UyVaJFG8yzqNNUtxi1zcC5wPP1Buz8h6-n0CM3wfJ7YekuFyvVO2n085vm6S0XN9b9C42p658cTroM4RKzzhC3kUlYY0ZXdjQIv5C5mBqjtSqng-ZRFfkdJsAgsNBAUE1FbKAnmVrvr-wenj7oDBt351oPFmnqxSDzl2xyOqUfXvHvrdDxktku-xhGAf7rnaf9hdo9coD-96udzH5VMXnIsKfk-cEOZgMutUOtwr_KixmgsIwRDhkpEKxsL9wIysbZHOHVJcOfi6Swm69MkNDzqkt2ndXPLzv61XSQE9ehTAr9NB3GAphH8ByhpaXcoqa9BeEHC2y8Mi7eJ096y9I6pXfvQvGQPelV4XxaPSM7zDhL7ZB70Ljw6fXwdSUs7ThXUgGDDkL8Vd9hhrCOR36DB3269Ef63SHYM8_8PB-wFeY2Jslr68v_gLE01uvfn9hwVb5hSJ9FfX8Wu8rWA7uTzjlZe-C8XLcX3iQyfFGueJdPFKqYVinXo73--xnNLrZapTXG893yNZqY_PWx8fXyYDl8CyUnb5R4sc1585EvTJHFmb5OmPf2hL7P26QTwZaTm3fqe7XK_Nk5abzw86rwnhjcZVzGqUnZO8-O-8uPvL0OZ3vNtHO42l79QZZnSKFXfLTbL3yuL43R8PqnHcx8hc-41s0llhQbZXs0oKz8NzT8RMLf0KfC-1ht4jwooMW_gKNb7v5oQ576FVufFyjTgYy9tN9Z2mD3Kw5tcWD9SqplmhoeRcb93jNZwhNrDlrD8jkHN2NN7afNfanPBw7l3x6fF2vTdqz0_ZKob7n4ehh-SD-wqWxOVGvbb8eMPRqXgx8ExQCh0nVgdjZjvZYe3g02hk-E2vvvH7eVOQ4_TbzrJk__55nnbRA_q0E66YFauv_2KBqOGfBQzPWfzJipFKKDLsNOadBHXNLFlQBS-VGGcVEbBKZh_rIgCKzKWQVuX9kwBKSEMmsl0RcdBPdRTfPXWymuYvHs9xFDDWTuqnnqIpi4qGUkqaDRUMgOqRYHd_mRM4YCrNPtM3U09QRJUmtRzspxRLgKT3Q8pFCcziOoyHxAQI2g72GnEWCbiQyQE_DLssy8hkIkojdGMxeqwGZUMacSW0eqR7rgFsV35qEYVUxexRVZT0y2tXnBIgjbEG6vjAyRWUGaS9u-2uVQyHxdXushkw6w8P5PiN5PAsexEdTlsZKCpwwesHNexfGLrTy310-a4ajWJBZe_N2pVLymDub7l3bFKZSbtkyaloIX4GGJjCCSlt0pLxbMNKLuOwR1ZJm7brBhy4ekSCu6gL720FnLBLjVt4pxXC57GbtH6NBHANFbbGP06renC9kHuJCvxcD3_8NOwAT_Q" id="48" name="Picture"/>
+            <wp:docPr descr="Fig. 4 | 单残基无缺失原子的有机小分子端到端实例完成度. 左列为沉积受体 (GT), 右列为 CryoAtom2 重建受体 (CA2). a,b, self-ranking 首选构象的重原子均方根偏差 (RMSD) 严格 &lt;2 Å; c,d, &lt;3 Å; e–h, best-of-50 在对应阈值下的结果. LigandSeek Find–Match–Build 结果含 77 个 PDB、446 个实例, Build 采用 PocketXMol-tuned 单次对接. 每个 PDB 含 N 个合格实例, 预算 ρ 允许 floor(ρN) 次计费尝试, 完成度为成功的不同实例数/N. 绿线与圆点、蓝线与菱形分别为 PDB 等权均值和中位数; 灰点与小提琴为 50%、100%、200%、300% 预算下的分布. 沿用冻结顺序与 Match 感知免费跳过. Best-of-50 仅按最低 RMSD 评价." title="MDPPTFIG_eJztW3tPG0cQ_yonS60SyeaMg0NxHhKBEFUChEgrVepVaH1e2yffq7drDGkqQQMxlIdRIaFKIYSoSVHTGPKQMDaEP_oB8h2a2zvzLbp7awN5qK0aKeJOseTb2dmZ2Z393dzuecffhUyAs6GEEHKXauSXF-Ll2GVSvmu_mCHlWWdqgVQftpgmHgmFhZAFkaEOwxST7kpI0pcIWkiSWuMdrR2S1A1RDhumJNXLVed2sT437W7sSxI3K0n_YFcHGmQ2Ud40IzAGI7KhmSrEiqFHkAZUlQnJwGSMIQ1YubxJxb8OnS8kTGFEU3WUKFyQQlmMzYQoIjkLNYBaDBPqtDFtWBrAtGplxIJhpUzLkCFCip7RVDEWjZ4VNaDoUugiszZgecVVPKpCoZAYBiq1-7kGMrCLd8_kxKYEk81BaPYqOkQe_1itkEAmkGk31I5KWdRQrC0qhRrVwbzKWCCPjYbNhjjTVPQUFUsrFsK9XDXaEKItfAB8pPzSoHsMHSOqB5CsKFSHzM1THOzaPinPeP1CgHAnUsC72rKdOnpbyeuLG2ZdJL160iO7uMdeSQd_7XC6Wj9rOnSNq_PhYYaU5yTzx6T3ErSGIRXtUTItQptwXWDCmKt8CN9Yg6Jjym_qfhh_ydwtpzxD1qrO8j13t0p-fULm18jjBffOhLMy7axUyVaJTN1knEebZGqLXd8InA88U2_Mynv4fgIxfh8ktx-SqWW7UnWeTru_bZLSsr236F9sTl354nQ4YAiVnnGE_ItKlzVqdGJDiwULmYPiHKlVfR8yXZ2x0y0CCCfDAoJqOmIBPcfW_GBh9fD2wdi0c3ei_mSdrlIMOm_FIqtF5_aOc2-HjJfIdtnHMA72Xe0-HSzQ7MoD596ufzH5VMXnYsKfk-cEOZwKe9UzXhX-NbaYDQtJiHDESEfi0WDhRlY2yOYOqS4d_DxFxnbtygwNObe26Nxd8fG-r1fJAD11FcKc0EPfYSiEfQDLWVpeyitqKlgQcrTIwiP_4tXeHixI7Mrv_gVjoPvSq7HxtrazgcOEv9iG_QtNAJ9eB8Wiu7ThX0gGDDkH8Vd9hhrBeR0GDB3269Ef63SH4Mw_8PF-IFCYOJslv68vwQLE11uv_mBhwVb5hSn6Kur7tT5QsBzcn3DLy_4F4-V4sPAgk-P1csW_eKRVw7BOvRzvD9jPaHSzVS-v15_vkK3V-uatj4-vkwHL4VkoO32jxI9r7p0JuzJHFmb5OuPc2hL7P26QTwZabm3fre7blXmyctP9YefV2Hh9cZVz6qUnZO8-O--eeuTrc7rAbaLdx9PO6g2yWiRju-SnWbvy2N6bo2F1zr8YBQuf8S0aSyyotkpOacFdeO7r-IlHP6HPhdaoV8R4cYYWwQKNb7v5oQ576FVufFyjTgYyztN9d2mD3Ky5tcWD9Sqplmho-Rcb73gtYAhNrLlrD8jkHN2N17ef1feLPo6dSwE9vrZrk87stLMyZu_5OHpYPkiwcKlvTti17dcDhl7Ni6FvwkLoMKk6FG8_0xpvjY60dUTPxls7rp83FTlBv408a-bPv-dZpyxQeCvBumGB2vo_Nqgazlvw0Iz1n4wY6bQiw25DzmtQx9ySBVXAUrlRVjERm0TmoT48oMhsCllF7h8esIQURDLrpSsheonuopfnLjbS3MXjWe4ihppJ3dTzVEUx8VBaydDBoqH2aDKmJr-NipwxFGWfthZTz1BHlBS13tZBKZYAT-mBpo8UmsNxHA2JDxCwGew15BwSdKMrC_QM7LQso5CFIIXYjcHsNRuQCWXMmdTmkeqxDrhV8a1JSKqK2aOoKuuR0Z4-J0ACYQvS9YWRaSozSHvx2l-rHAqJr9tjNWTSGU4W-ozU8Sx4kBhJWxorKXDCyAUv710YvdDMf_f4rBmOYEFm7Y3blUrJo95sendtQ5hKeWXTqGkhfAUamsAIKm3RkfJuwXAv4rJHVFOatesGH7p4RIKEqgvsbwcd8VicW3mnFMPlspe1f4wGCQwUtck-Tqt6Y76QeYgL_V4Mff83GzwTfw" id="48" name="Picture"/>
             <a:graphic>
               <a:graphicData uri="http://schemas.openxmlformats.org/drawingml/2006/picture">
                 <pic:pic>
                   <pic:nvPicPr>
-                    <pic:cNvPr descr="C:/Users/15919/Desktop/论文草稿/temp/manuscript_figures_a4_ir3qu/figure_000004.png" id="49" name="Picture"/>
+                    <pic:cNvPr descr="C:/Users/15919/Desktop/论文草稿/temp/manuscript_figures_70b2lbq0/figure_000004.png" id="49" name="Picture"/>
                     <pic:cNvPicPr>
                       <a:picLocks noChangeArrowheads="1" noChangeAspect="1"/>
                     </pic:cNvPicPr>

--- a/补充材料.operation.docx
+++ b/补充材料.operation.docx
@@ -2,7 +2,7 @@
 <file path=word/document.xml><?xml version="1.0" encoding="utf-8"?>
 <w:document xmlns:w="http://schemas.openxmlformats.org/wordprocessingml/2006/main" xmlns:m="http://schemas.openxmlformats.org/officeDocument/2006/math" xmlns:r="http://schemas.openxmlformats.org/officeDocument/2006/relationships" xmlns:o="urn:schemas-microsoft-com:office:office" xmlns:v="urn:schemas-microsoft-com:vml" xmlns:w10="urn:schemas-microsoft-com:office:word" xmlns:a="http://schemas.openxmlformats.org/drawingml/2006/main" xmlns:pic="http://schemas.openxmlformats.org/drawingml/2006/picture" xmlns:wp="http://schemas.openxmlformats.org/drawingml/2006/wordprocessingDrawing">
   <w:body>
-    <w:bookmarkStart w:id="52" w:name="补充材料"/>
+    <w:bookmarkStart w:id="48" w:name="补充材料"/>
     <w:p>
       <w:pPr>
         <w:pStyle w:val="1"/>
@@ -681,12 +681,12 @@
           <wp:inline>
             <wp:extent cx="5120640" cy="5927466"/>
             <wp:effectExtent b="0" l="0" r="0" t="0"/>
-            <wp:docPr descr="Fig. 1 | LigandSeek2-Find 与 LigandSeek 的配体区域检出。比较 LigandSeek2-Find 与第一代 LigandSeek 在沉积受体（GT）和 CryoAtom2 重建受体（CA2）条件下的表现。左列为全配体测试集（179 个 PDB，2,502 个配体实例），右列为小分子测试子集（94 个 PDB，821 个小分子实例）。" title="MDPPTFIG_eJztXOtv2zYQ_1cEA_vWRrIbJ7XRFcicpRiQFUG7fpqGgJZpW4gsaaJiJ10HeH3ECfIqurbp6j4WdOuyNk2CrFs95_XHVLLsT_kXdhTlRx8YirXILNUBLB3J45GnH3k6Hql8F9KRmQ3FuZBzc8cu7_OjcgapqfMYT0TG82S8nQz36bo5FTrGhQxMNCWPU7RWIi6KFwg2iCiGo7FwTBSHMZkwNV0U6xvV2u1SfXHOWTsQRSZeFN9BvopymMpW3DJCWY_nyfF2Mky5UjLRFTQ9XpBTTIFo34Cs0hIJ6aasqeM5ZExM6lD0dehUIa5zUzlFJfHCp2Ioa5p6nOeJlMU5RPo0HatQmNaMHDIhaWT4gmakdEOTMCGymskpfEQQBvgcklUxdJpKGzPc23lzWsFcIZ5HCsj9IocyOMGap3x8k4PyTmCsn8VTppvdTjB6VFYxaZV4qUKc6EiC9qEBBbKghUi_IIa85LlJhWahSVPzGvPYaU1ZTQFbWjaIOcqqCh4TlLCeMRXYxaNHNNUkUA8RSZahjr24BBhaOwf2xrzbLkbEHCIyeltZdkglb1Zy22KCaRNJN510yQTT2L1D5y-2nmP4ZFOhi6w6655JIXSVpProMA6xkcfAOiJn-rgwd4nrGF3HR-gjoLXZEz8SZWmBrJqQ36x7NA_AqiwdsaZHoVUHnB8LkM7dq41ri9bej_ZC1X74sPaoaJeqL4uXu0_991Cytnmzvn_l_x2wH2ZYdq2VeT9b4qyvW5WitfMoCBgFCx373lpte875bdNeXgEzcbg7e-arw905-8aCf7FKGNPakKnlIsGCqlFatHeqLZwSQxEAqnZ_1dr5y6rMg6Wvr645S1tg3e0Xj-3ZFatSta-tMfNf-3O-vnmrUZ6BiuHBmH-xDRSiVuVJD4muQGJs-LPD3YXIsagQ6SHSFYjA3PA8140H1v48mDoAyF7-wzNsW8v27Iz97DozbEAw2xbr78HXLfD1kOgKJJhpOxkJ9_DoCjxgZrSsV8u2vb4kp_G00zT4eKoXaQxypBH5dlK-LP4QwBBhMlCmBux-o3jdt0OMg1cXNyxLOFgvAPvGQv3xjFO-3bgzaxd3wZv1L0JC3wkwBEJfNFgQOXevWpWivfk3XP0LTqAgGTs3dCEBblJ9c9N-seFUD2i065cqYORfgKh9CxRItfurTnmjflCur_o4fhwWjgmCEDBk1lf9C0hS00xiGkgPFiaN0mKjVKr9_MLeX7Fnt-ClY98vgUfgX6Bi0U-CBZG9UG2sPO-tzj_O1bnk25kYzNV5KlC2BVbniaHedlN3gMG21Vu76f5FJfCHiYIATbBAoYcM_R5mDBYg5ee1pV_ZsUh6HKh5CsiqPIOXzusWwr_ABQq0Wvl54-kdcNyccsV5NgcE5Fh7SzC7_ItQ4KZW7dYW3bqdferrsH2gIBmMwVwZoJcT4cPdcmtzHaxdAKCKDIJi_QNwiYR9EYdocTcDA72YxIdcA2PfDuVgxiTSgbKlvZhEF4HxWkwCsAnSuYFgYdV5YsDZ3ndWN5ylkn1jwV5et8sPgIZ3d21z2ao8cS7_be08qq-u0U-i_HxKNni-vbt7DS6k89NefW7b-b1qH1yx780AjM72ilM9YO4kO3gA3qW1t0iXAwByuQxFkPy37aJvwE9rfUIeioYjwkC_MBWNRQb7BwYundJlKQ4_z4tD7-TFpQxUeMN98ySArP8iA6qZkwZuiTHeSYiWTssSHtakyRxWTSbJwAqijiLJyjqhQFAN1fyYLFEYaEI6mx8zuBQmEm0lEefdL_9598N_3vvun-_87J83cU4HNdVJqCLr5nhazkBnyfigkIwoyW8FnmWMC_Qv3KerGVBEToH0E1Gg6H8CAHqsqSNA0-pHu0usg4g-wVFNmiCcqiWySM3gIcPQClmMUoQOLiqvWUB0LJksE2S2q3Y0wKTybzyEpCLrI7Ki0BYp7dZnBIoT08CmlKVkGnjOQStu-SuJFhP_qjyaIuD5csnCl1qq031G8am0kaN3AI6bYg4zN91ynN18WkzdeYmWe8MVuCTK5o1aj5ltPraF6uCIn8FajqMEcBvQU9Ysyo8Sxtummty0XNVY1_k2ieKKytFFTSwaiTIpb-WiuHzuuvsdNIqbSFaa2Z20onrPi-gtXOB3OvT9PxyKzJ0" id="34" name="Picture"/>
+            <wp:docPr descr="Fig. 1 | LigandSeek2-Find 与 LigandSeek 的配体区域检出。比较 LigandSeek2-Find 与第一代 LigandSeek 在沉积受体（GT）和 CryoAtom2 重建受体（CA2）条件下的表现。左列为全配体测试集（179 个 PDB，2,502 个配体实例），右列为小分子测试子集（94 个 PDB，821 个小分子实例）。" title="MDPPTFIG_eJztXOtv2zYQ_1cEA_vWRrIbJ7XRFfCcpRiQFUG7fpqGgJFpW4gsCaJiJ10HZH3ECfIqurbp6j5mdOuyNk2CrFtd5_XHVLLsT_kXdhTlRx8YirXILNUBLB3J45GnH3k6Hql8H9KRmQ3FuZBzc8cu7fMjcgapqfMYT0TG8mSsnQz36bo5FTrGhQxMNCWPU7RWMi6KFwg2iCiGo7FwTBSHMJkwNV0U6xvV2u1ifWneWTsQRSZeFN9DvopymMpW3DJCWY_nyfF2Mky5UjLRFTQ9VpBTTIFo34Cs0hIJ6aasqWM5ZExM6lD0behUIa5zUzlFJfHC52Ioa5p6nOeJlMU5RPo0HatQmNaMHDIhaWT4gmakdEOTMCGymskpfEQQBvgcklUxdJpKGzXc23lzWsFcIZ5HCsj9KocyOMmap3x8k4PyTmCsn8VTppvdTjB6RFYxaZV4qUKc6EiC9qEBBbKghUi_IIa85LlJhWahSVPzGvPYaU1ZTQFbWjaIOcKqCh4TlLCeMRXYxaOHNdUkUA8RSZahjr20DBhaOwf2xoLbLkbETBAZvassm1DJ25Xctphg2sS4mx53ySTT2L1D5y-2nmP4ZFOhi6w6655JIXSVpProMA6xkcfAOixn-rgwd4nrGF3Hh-kjoLXZEz8SZWmBrJqQ36x7NA_AqiwfsaZHoVUHnJ8KkM7dq41rS9beT_Zi1X74sPZoxi5WX81c7j71P0DJ2ubN-v6V_3fAfpxh2bVW5sNsibO-blVmrJ1HQcAoWOjY99Zq2_PO75v2yiqYicPduTPfHO7O2zcW_YtV0pjWEqaWiwQLqkZxyd6ptnBKJiIAVO1-2dr526osgKWvl9ec5S2w7vaLx_bcqlWp2tfWmPmv_bVQ37zVKM1CxfBgzL_YBgpRq_Kkh0RXIDE69MXh7mLkWFSI9BDpCkRgbnie68YDa38BTB0AZK_86Rm2rRV7btZ-dp0ZNiCYbYv19-DrFvh6SHQFEsy0nYyEe3h0BR4wM1rWq2Xb3lyS03jaaRp8PNWLNAY50oh8OylfzfwYwBDheKBMDdj9xsx13w4xDl5d3JAs4WC9AOwbi_XHs07pduPOnD2zC96sfxES-k6AIRD6osGCyLl71arM2Jsv4epfcAIFyei5xIUkuEn1zU37xYZTPaDRrl-rgJF_AaL2LVAg1e6XndJG_aBUL_s4fhwWjgmCEDBk1sv-BWRc00xiGkgPFiaN4lKjWKz98sLeX7XntuClY98vgkfgX6Bi0c-CBZG9WG2sPu-tzj_N1bnk25kYzNV5KlC2BVbnyURvu6k7wGDb6q3ddP-iEvjDREGAJlig0EOGfg8zBguQ0vPa8m_sWCQ9DtQ8BWRVnsFL500L4V_gAgVarfS88fQOOG5OqeI8mwcCcqy9ZZhd_kUocFOrdmuLbt3OPfV12D5QkAzGYK4M0MuJ8OFuqbW5DtYuAFBFBkGx_gG4RMK-iEO0uJuBgV5M4mOugbFvh3IwYxLpQNnSXkyii8B4IyYB2ATp3ECwsOo8MeBs7zvlDWe5aN9YtFfW7dIDoOHdXdtcsSpPnMsvrZ1H9fIa_STKz6dkg-fbu7vX4EI6P-_V57edP6r2wRX73izA6GyvOtUD5k6ygwfgXVp7S3Q5ACCXSlAEyX_bLvoO_LTWJ-ShaDgiDPQLU9FYZLB_YODSKV2W4vDzvDj0Xl5cykCFt9w3TwLI-i8yoJo5aeCWGOO9hGjptCzhIU2azGHVZJIMrCDqKJKsrBMKBNVQzY_KEoWBJqSz-VGDS2Ei0VaScd798p93P_znve_--c7P_nkT53RQU52EKrJujqXlDHSWjAmGOWHKmPAsY0ygf-E-Xc2AInIKpJ-IAkX_EwDQo00dAZpWP9pdYh1E9AmOaNIE4VQtmUVqBicMQytkMUoROriovGYB0bFkskyQ2a7a0QCTyr_1EMYVWR-WFYW2SGm3PiNQnJgGNqUsJdPAcw5acctfS7SY-Nfl0RQBz5cbL3ytpTrdZxSfShs5egfguCnmMHPTLcfZzafF1J2XaLk3XIFLomzeqPWY2eZjW6gOjvgZrOU4SgC3AT1lzaL8CGG8barJTctVjXWdb5MorqgcXdTEopEok_JOLorLl66730GjuIlkpZndSSuq97yI3sIFfqdDP_wD7kjNaQ" id="34" name="Picture"/>
             <a:graphic>
               <a:graphicData uri="http://schemas.openxmlformats.org/drawingml/2006/picture">
                 <pic:pic>
                   <pic:nvPicPr>
-                    <pic:cNvPr descr="C:/Users/15919/Desktop/论文草稿/temp/manuscript_figures_70b2lbq0/figure_000001.png" id="35" name="Picture"/>
+                    <pic:cNvPr descr="C:/Users/15919/Desktop/论文草稿/temp/manuscript_figures_0rtkties/figure_000001.png" id="35" name="Picture"/>
                     <pic:cNvPicPr>
                       <a:picLocks noChangeArrowheads="1" noChangeAspect="1"/>
                     </pic:cNvPicPr>
@@ -5582,7 +5582,7 @@
       </w:r>
     </w:p>
     <w:bookmarkEnd w:id="37"/>
-    <w:bookmarkStart w:id="51" w:name="stage3端到端配体实例完成度"/>
+    <w:bookmarkStart w:id="47" w:name="stage3端到端-top-k-success"/>
     <w:p>
       <w:pPr>
         <w:pStyle w:val="2"/>
@@ -5593,10 +5593,13 @@
         <w:rPr>
           <w:rFonts w:hint="eastAsia"/>
         </w:rPr>
-        <w:t xml:space="preserve">Stage3：端到端配体实例完成度</w:t>
+        <w:t xml:space="preserve">Stage3：端到端</w:t>
+      </w:r>
+      <w:r>
+        <w:t xml:space="preserve"> top-k success</w:t>
       </w:r>
     </w:p>
-    <w:bookmarkStart w:id="38" w:name="评估口径completion"/>
+    <w:bookmarkStart w:id="38" w:name="评估口径top-k-success"/>
     <w:p>
       <w:pPr>
         <w:pStyle w:val="3"/>
@@ -5607,7 +5610,10 @@
         <w:rPr>
           <w:rFonts w:hint="eastAsia"/>
         </w:rPr>
-        <w:t xml:space="preserve">评估口径(completion)</w:t>
+        <w:t xml:space="preserve">评估口径(top-k</w:t>
+      </w:r>
+      <w:r>
+        <w:t xml:space="preserve"> success)</w:t>
       </w:r>
     </w:p>
     <w:p>
@@ -5623,50 +5629,7 @@
         <w:rPr>
           <w:rFonts w:hint="eastAsia"/>
         </w:rPr>
-        <w:t xml:space="preserve">着重衡量“对于某个复合物系统，在一定的尝试预算下，是否存在至少一个配体实例被端到端成功处理”，现在，我们在</w:t>
-      </w:r>
-      <w:r>
-        <w:t xml:space="preserve"> top-k success </w:t>
-      </w:r>
-      <w:r>
-        <w:rPr>
-          <w:rFonts w:hint="eastAsia"/>
-        </w:rPr>
-        <w:t xml:space="preserve">的基础上更进一步，额外提出</w:t>
-      </w:r>
-      <w:r>
-        <w:t xml:space="preserve"> ligand completion ratio </w:t>
-      </w:r>
-      <w:r>
-        <w:rPr>
-          <w:rFonts w:hint="eastAsia"/>
-        </w:rPr>
-        <w:t xml:space="preserve">这个指标，用来回答“对于某个复合物系统，在一定</w:t>
-      </w:r>
-      <w:r>
-        <w:rPr>
-          <w:rFonts w:hint="eastAsia"/>
-          <w:b/>
-          <w:bCs/>
-        </w:rPr>
-        <w:t xml:space="preserve">比例</w:t>
-      </w:r>
-      <w:r>
-        <w:rPr>
-          <w:rFonts w:hint="eastAsia"/>
-        </w:rPr>
-        <w:t xml:space="preserve">的尝试预算下，被端到端成功处理的配体的</w:t>
-      </w:r>
-      <w:r>
-        <w:rPr>
-          <w:rFonts w:hint="eastAsia"/>
-          <w:b/>
-          <w:bCs/>
-        </w:rPr>
-        <w:t xml:space="preserve">比例</w:t>
-      </w:r>
-      <w:r>
-        <w:t xml:space="preserve">”。</w:t>
+        <w:t xml:space="preserve">着重衡量“对于某个复合物系统，在一定的尝试预算下，是否存在至少一个配体实例被端到端成功处理”。</w:t>
       </w:r>
     </w:p>
     <w:p>
@@ -5676,17 +5639,38 @@
         <w:ind w:firstLine="420"/>
       </w:pPr>
       <w:r>
-        <w:rPr>
-          <w:rFonts w:hint="eastAsia"/>
-        </w:rPr>
-        <w:t xml:space="preserve">对于某个PDB，设存在</w:t>
+        <w:t xml:space="preserve">Find </w:t>
+      </w:r>
+      <w:r>
+        <w:rPr>
+          <w:rFonts w:hint="eastAsia"/>
+        </w:rPr>
+        <w:t xml:space="preserve">按平均概率降序排列候选配体区域，得到</w:t>
+      </w:r>
+      <w:r>
+        <w:t xml:space="preserve"> Rank 1、Rank 2 </w:t>
+      </w:r>
+      <w:r>
+        <w:rPr>
+          <w:rFonts w:hint="eastAsia"/>
+        </w:rPr>
+        <w:t xml:space="preserve">及后续候选。对于每个</w:t>
+      </w:r>
+      <w:r>
+        <w:t xml:space="preserve"> </w:t>
+      </w:r>
+      <w:r>
+        <w:rPr>
+          <w:rFonts w:hint="eastAsia"/>
+        </w:rPr>
+        <w:t xml:space="preserve">PDB，流水线依次考察这些候选，最多进行</w:t>
       </w:r>
       <w:r>
         <w:t xml:space="preserve"> </w:t>
       </w:r>
       <m:oMath>
         <m:r>
-          <m:t>N</m:t>
+          <m:t>K</m:t>
         </m:r>
       </m:oMath>
       <w:r>
@@ -5696,342 +5680,16 @@
         <w:rPr>
           <w:rFonts w:hint="eastAsia"/>
         </w:rPr>
-        <w:t xml:space="preserve">个真实配体，设在</w:t>
-      </w:r>
-      <w:r>
-        <w:t xml:space="preserve"> </w:t>
-      </w:r>
-      <m:oMath>
-        <m:r>
-          <m:t>t</m:t>
-        </m:r>
-      </m:oMath>
-      <w:r>
-        <w:t xml:space="preserve"> </w:t>
-      </w:r>
-      <w:r>
-        <w:rPr>
-          <w:rFonts w:hint="eastAsia"/>
-        </w:rPr>
-        <w:t xml:space="preserve">次（计费）尝试下端到端地成功处理了</w:t>
-      </w:r>
-      <w:r>
-        <w:t xml:space="preserve"> </w:t>
-      </w:r>
-      <m:oMath>
-        <m:r>
-          <m:t>f</m:t>
-        </m:r>
-        <m:r>
-          <m:rPr>
-            <m:sty m:val="p"/>
-          </m:rPr>
-          <m:t>(</m:t>
-        </m:r>
-        <m:r>
-          <m:t>t</m:t>
-        </m:r>
-        <m:r>
-          <m:rPr>
-            <m:sty m:val="p"/>
-          </m:rPr>
-          <m:t>)</m:t>
-        </m:r>
-      </m:oMath>
-      <w:r>
-        <w:t xml:space="preserve"> </w:t>
-      </w:r>
-      <w:r>
-        <w:rPr>
-          <w:rFonts w:hint="eastAsia"/>
-        </w:rPr>
-        <w:t xml:space="preserve">个配体实例。那么</w:t>
-      </w:r>
-      <w:r>
-        <w:t xml:space="preserve"> ligand completion ratio </w:t>
-      </w:r>
-      <w:r>
-        <w:rPr>
-          <w:rFonts w:hint="eastAsia"/>
-        </w:rPr>
-        <w:t xml:space="preserve">的自变量从</w:t>
-      </w:r>
-      <w:r>
-        <w:t xml:space="preserve"> top-k success </w:t>
-      </w:r>
-      <w:r>
-        <w:rPr>
-          <w:rFonts w:hint="eastAsia"/>
-        </w:rPr>
-        <w:t xml:space="preserve">的绝对计费尝试次数</w:t>
-      </w:r>
-      <w:r>
-        <w:t xml:space="preserve"> </w:t>
-      </w:r>
-      <m:oMath>
-        <m:r>
-          <m:t>t</m:t>
-        </m:r>
-      </m:oMath>
-      <w:r>
-        <w:rPr>
-          <w:rFonts w:hint="eastAsia"/>
-        </w:rPr>
-        <w:t xml:space="preserve">，变为了相对于真实配体数目的尝试倍率</w:t>
-      </w:r>
-      <w:r>
-        <w:t xml:space="preserve"> </w:t>
-      </w:r>
-      <m:oMath>
-        <m:r>
-          <m:t>ρ</m:t>
-        </m:r>
-        <m:r>
-          <m:rPr>
-            <m:sty m:val="p"/>
-          </m:rPr>
-          <m:t>=</m:t>
-        </m:r>
-        <m:f>
-          <m:fPr>
-            <m:type m:val="bar"/>
-          </m:fPr>
-          <m:num>
-            <m:r>
-              <m:t>t</m:t>
-            </m:r>
-          </m:num>
-          <m:den>
-            <m:r>
-              <m:t>N</m:t>
-            </m:r>
-          </m:den>
-        </m:f>
-      </m:oMath>
-      <w:r>
-        <w:rPr>
-          <w:rFonts w:hint="eastAsia"/>
-        </w:rPr>
-        <w:t xml:space="preserve">，因变量从</w:t>
-      </w:r>
-      <w:r>
-        <w:t xml:space="preserve"> top-k success </w:t>
-      </w:r>
-      <w:r>
-        <w:rPr>
-          <w:rFonts w:hint="eastAsia"/>
-        </w:rPr>
-        <w:t xml:space="preserve">用来描述</w:t>
-      </w:r>
-      <w:r>
-        <w:rPr>
-          <w:rFonts w:hint="eastAsia"/>
-          <w:b/>
-          <w:bCs/>
-        </w:rPr>
-        <w:t xml:space="preserve">是否存在被成功处理的配体</w:t>
-      </w:r>
-      <w:r>
-        <w:rPr>
-          <w:rFonts w:hint="eastAsia"/>
-        </w:rPr>
-        <w:t xml:space="preserve">的</w:t>
-      </w:r>
-      <w:r>
-        <w:t xml:space="preserve"> 0/1 </w:t>
-      </w:r>
-      <w:r>
-        <w:rPr>
-          <w:rFonts w:hint="eastAsia"/>
-        </w:rPr>
-        <w:t xml:space="preserve">二元变量，变成了</w:t>
-      </w:r>
-      <w:r>
-        <w:rPr>
-          <w:rFonts w:hint="eastAsia"/>
-          <w:b/>
-          <w:bCs/>
-        </w:rPr>
-        <w:t xml:space="preserve">在比例为</w:t>
-      </w:r>
-      <w:r>
-        <w:rPr>
-          <w:b/>
-          <w:bCs/>
-        </w:rPr>
-        <w:t xml:space="preserve"> </w:t>
-      </w:r>
-      <m:oMath>
-        <m:r>
-          <m:t>ρ</m:t>
-        </m:r>
-      </m:oMath>
-      <w:r>
-        <w:rPr>
-          <w:b/>
-          <w:bCs/>
-        </w:rPr>
-        <w:t xml:space="preserve"> </w:t>
-      </w:r>
-      <w:r>
-        <w:rPr>
-          <w:rFonts w:hint="eastAsia"/>
-          <w:b/>
-          <w:bCs/>
-        </w:rPr>
-        <w:t xml:space="preserve">下被成功处理的配体比例</w:t>
-      </w:r>
-      <w:r>
-        <w:t xml:space="preserve"> </w:t>
-      </w:r>
-      <m:oMath>
-        <m:f>
-          <m:fPr>
-            <m:type m:val="bar"/>
-          </m:fPr>
-          <m:num>
-            <m:r>
-              <m:t>f</m:t>
-            </m:r>
-            <m:r>
-              <m:rPr>
-                <m:sty m:val="p"/>
-              </m:rPr>
-              <m:t>(</m:t>
-            </m:r>
-            <m:r>
-              <m:t>t</m:t>
-            </m:r>
-            <m:r>
-              <m:rPr>
-                <m:sty m:val="p"/>
-              </m:rPr>
-              <m:t>)</m:t>
-            </m:r>
-          </m:num>
-          <m:den>
-            <m:r>
-              <m:t>N</m:t>
-            </m:r>
-          </m:den>
-        </m:f>
-      </m:oMath>
-      <w:r>
-        <w:rPr>
-          <w:rFonts w:hint="eastAsia"/>
-        </w:rPr>
-        <w:t xml:space="preserve">。我们展示</w:t>
-      </w:r>
-      <w:r>
-        <w:t xml:space="preserve"> </w:t>
-      </w:r>
-      <m:oMath>
-        <m:r>
-          <m:t>ρ</m:t>
-        </m:r>
-        <m:r>
-          <m:rPr>
-            <m:sty m:val="p"/>
-          </m:rPr>
-          <m:t>∈</m:t>
-        </m:r>
-        <m:r>
-          <m:rPr>
-            <m:sty m:val="p"/>
-          </m:rPr>
-          <m:t>[</m:t>
-        </m:r>
-        <m:r>
-          <m:t>0</m:t>
-        </m:r>
-        <m:r>
-          <m:rPr>
-            <m:sty m:val="p"/>
-          </m:rPr>
-          <m:t>,</m:t>
-        </m:r>
-        <m:r>
-          <m:t>300</m:t>
-        </m:r>
-        <m:r>
-          <m:rPr>
-            <m:sty m:val="p"/>
-          </m:rPr>
-          <m:t>%</m:t>
-        </m:r>
-        <m:r>
-          <m:rPr>
-            <m:sty m:val="p"/>
-          </m:rPr>
-          <m:t>]</m:t>
-        </m:r>
-      </m:oMath>
-      <w:r>
-        <w:t xml:space="preserve"> </w:t>
-      </w:r>
-      <w:r>
-        <w:rPr>
-          <w:rFonts w:hint="eastAsia"/>
-        </w:rPr>
-        <w:t xml:space="preserve">的结果，实际尝试预算向下取整，即当尝试倍率为</w:t>
-      </w:r>
-      <w:r>
-        <w:t xml:space="preserve"> </w:t>
-      </w:r>
-      <m:oMath>
-        <m:r>
-          <m:t>ρ</m:t>
-        </m:r>
-      </m:oMath>
-      <w:r>
-        <w:t xml:space="preserve"> </w:t>
-      </w:r>
-      <w:r>
-        <w:rPr>
-          <w:rFonts w:hint="eastAsia"/>
-        </w:rPr>
-        <w:t xml:space="preserve">时，实际尝试预算为</w:t>
-      </w:r>
-      <w:r>
-        <w:t xml:space="preserve"> </w:t>
-      </w:r>
-      <m:oMath>
-        <m:r>
-          <m:rPr>
-            <m:sty m:val="p"/>
-          </m:rPr>
-          <m:t>⌊</m:t>
-        </m:r>
-        <m:r>
-          <m:t>ρ</m:t>
-        </m:r>
-        <m:sSub>
-          <m:e>
-            <m:r>
-              <m:t>N</m:t>
-            </m:r>
-          </m:e>
-          <m:sub>
-            <m:r>
-              <m:t>p</m:t>
-            </m:r>
-          </m:sub>
-        </m:sSub>
-        <m:r>
-          <m:rPr>
-            <m:sty m:val="p"/>
-          </m:rPr>
-          <m:t>⌋</m:t>
-        </m:r>
-      </m:oMath>
-      <w:r>
-        <w:t xml:space="preserve"> </w:t>
-      </w:r>
-      <w:r>
-        <w:rPr>
-          <w:rFonts w:hint="eastAsia"/>
-        </w:rPr>
-        <w:t xml:space="preserve">次。</w:t>
+        <w:t xml:space="preserve">次尝试。只要预算内任一次尝试成功，就将该</w:t>
+      </w:r>
+      <w:r>
+        <w:t xml:space="preserve"> PDB </w:t>
+      </w:r>
+      <w:r>
+        <w:rPr>
+          <w:rFonts w:hint="eastAsia"/>
+        </w:rPr>
+        <w:t xml:space="preserve">判定为成功。</w:t>
       </w:r>
     </w:p>
     <w:p>
@@ -6041,22 +5699,13 @@
         <w:ind w:firstLine="420"/>
       </w:pPr>
       <w:r>
-        <w:t xml:space="preserve">ligand completion ratio </w:t>
-      </w:r>
-      <w:r>
-        <w:rPr>
-          <w:rFonts w:hint="eastAsia"/>
-        </w:rPr>
-        <w:t xml:space="preserve">和</w:t>
-      </w:r>
-      <w:r>
-        <w:t xml:space="preserve"> top-k success </w:t>
-      </w:r>
-      <w:r>
-        <w:rPr>
-          <w:rFonts w:hint="eastAsia"/>
-        </w:rPr>
-        <w:t xml:space="preserve">这个指标一样，依次地衡量我们</w:t>
+        <w:t xml:space="preserve">top-k success </w:t>
+      </w:r>
+      <w:r>
+        <w:rPr>
+          <w:rFonts w:hint="eastAsia"/>
+        </w:rPr>
+        <w:t xml:space="preserve">依次地衡量我们</w:t>
       </w:r>
       <w:r>
         <w:t xml:space="preserve"> pipline </w:t>
@@ -6065,7 +5714,7 @@
         <w:rPr>
           <w:rFonts w:hint="eastAsia"/>
         </w:rPr>
-        <w:t xml:space="preserve">的两项基本端到端能力：全配体的端到端定位与身份匹配、单残基无缺失原子有机小分子的端到端定位、匹配和建模。它们所用的计费规则一致，测试集也同样一致，即分别是全部测试集的</w:t>
+        <w:t xml:space="preserve">的两项基本端到端能力：全配体的端到端定位与身份匹配、单残基无缺失原子有机小分子的端到端定位、匹配和建模。计费规则与正文一致，测试集分别是全部测试集的</w:t>
       </w:r>
       <w:r>
         <w:t xml:space="preserve"> 179 </w:t>
@@ -6132,7 +5781,7 @@
       </w:r>
     </w:p>
     <w:bookmarkEnd w:id="38"/>
-    <w:bookmarkStart w:id="42" w:name="与emap2lig的-find-正确match-build-的公平对比"/>
+    <w:bookmarkStart w:id="42" w:name="一般配体的端到端区域检出与身份识别"/>
     <w:p>
       <w:pPr>
         <w:pStyle w:val="3"/>
@@ -6143,379 +5792,7 @@
         <w:rPr>
           <w:rFonts w:hint="eastAsia"/>
         </w:rPr>
-        <w:t xml:space="preserve">与Emap2lig的</w:t>
-      </w:r>
-      <w:r>
-        <w:t xml:space="preserve"> </w:t>
-      </w:r>
-      <w:r>
-        <w:rPr>
-          <w:rFonts w:hint="eastAsia"/>
-        </w:rPr>
-        <w:t xml:space="preserve">Find-正确match-Build</w:t>
-      </w:r>
-      <w:r>
-        <w:t xml:space="preserve"> </w:t>
-      </w:r>
-      <w:r>
-        <w:rPr>
-          <w:rFonts w:hint="eastAsia"/>
-        </w:rPr>
-        <w:t xml:space="preserve">的公平对比</w:t>
-      </w:r>
-    </w:p>
-    <w:p>
-      <w:pPr>
-        <w:pStyle w:val="FirstParagraph"/>
-        <w:spacing w:line="360" w:lineRule="auto" w:after="120"/>
-        <w:ind w:firstLine="420"/>
-      </w:pPr>
-      <w:r>
-        <w:rPr>
-          <w:rFonts w:hint="eastAsia"/>
-        </w:rPr>
-        <w:t xml:space="preserve">为直接比较定位与建模的组合能力，我们向</w:t>
-      </w:r>
-      <w:r>
-        <w:t xml:space="preserve"> LigandSeek </w:t>
-      </w:r>
-      <w:r>
-        <w:rPr>
-          <w:rFonts w:hint="eastAsia"/>
-        </w:rPr>
-        <w:t xml:space="preserve">和</w:t>
-      </w:r>
-      <w:r>
-        <w:t xml:space="preserve"> Emap2lig </w:t>
-      </w:r>
-      <w:r>
-        <w:rPr>
-          <w:rFonts w:hint="eastAsia"/>
-        </w:rPr>
-        <w:t xml:space="preserve">均提供正确的配体</w:t>
-      </w:r>
-      <w:r>
-        <w:t xml:space="preserve"> </w:t>
-      </w:r>
-      <w:r>
-        <w:rPr>
-          <w:rFonts w:hint="eastAsia"/>
-        </w:rPr>
-        <w:t xml:space="preserve">SMILES，考察</w:t>
-      </w:r>
-      <w:r>
-        <w:t xml:space="preserve"> </w:t>
-      </w:r>
-      <w:r>
-        <w:rPr>
-          <w:rFonts w:hint="eastAsia"/>
-        </w:rPr>
-        <w:t xml:space="preserve">Find–正确</w:t>
-      </w:r>
-      <w:r>
-        <w:t xml:space="preserve"> Match–Build</w:t>
-      </w:r>
-      <w:r>
-        <w:t xml:space="preserve"> </w:t>
-      </w:r>
-      <w:r>
-        <w:rPr>
-          <w:rFonts w:hint="eastAsia"/>
-        </w:rPr>
-        <w:t xml:space="preserve">的实例完成度（</w:t>
-      </w:r>
-      <w:r>
-        <w:rPr>
-          <w:rStyle w:val="MDFIGREF_eJyrrk7LTC9KTbMqLi0o0E3LzEvRTc4vKkpNLtHNTSxJztBNKs3MSamtBQBErw_K"/>
-        </w:rPr>
-        <w:t xml:space="preserve">Fig. 2</w:t>
-      </w:r>
-      <w:r>
-        <w:rPr>
-          <w:rFonts w:hint="eastAsia"/>
-        </w:rPr>
-        <w:t xml:space="preserve">）。两条管线均在相同的</w:t>
-      </w:r>
-      <w:r>
-        <w:t xml:space="preserve"> </w:t>
-      </w:r>
-      <w:r>
-        <w:t xml:space="preserve">77 </w:t>
-      </w:r>
-      <w:r>
-        <w:rPr>
-          <w:rFonts w:hint="eastAsia"/>
-        </w:rPr>
-        <w:t xml:space="preserve">个</w:t>
-      </w:r>
-      <w:r>
-        <w:t xml:space="preserve"> PDB、446 </w:t>
-      </w:r>
-      <w:r>
-        <w:rPr>
-          <w:rFonts w:hint="eastAsia"/>
-        </w:rPr>
-        <w:t xml:space="preserve">个单残基无缺失原子有机小分子上评估。LigandSeek</w:t>
-      </w:r>
-      <w:r>
-        <w:t xml:space="preserve"> </w:t>
-      </w:r>
-      <w:r>
-        <w:rPr>
-          <w:rFonts w:hint="eastAsia"/>
-        </w:rPr>
-        <w:t xml:space="preserve">使用预测</w:t>
-      </w:r>
-      <w:r>
-        <w:t xml:space="preserve"> blob </w:t>
-      </w:r>
-      <w:r>
-        <w:rPr>
-          <w:rFonts w:hint="eastAsia"/>
-        </w:rPr>
-        <w:t xml:space="preserve">质心引导的</w:t>
-      </w:r>
-      <w:r>
-        <w:t xml:space="preserve"> PocketXMol-tuned </w:t>
-      </w:r>
-      <w:r>
-        <w:rPr>
-          <w:rFonts w:hint="eastAsia"/>
-        </w:rPr>
-        <w:t xml:space="preserve">中心模型，Emap2lig</w:t>
-      </w:r>
-      <w:r>
-        <w:t xml:space="preserve"> </w:t>
-      </w:r>
-      <w:r>
-        <w:rPr>
-          <w:rFonts w:hint="eastAsia"/>
-        </w:rPr>
-        <w:t xml:space="preserve">使用其原生</w:t>
-      </w:r>
-      <w:r>
-        <w:t xml:space="preserve"> blob </w:t>
-      </w:r>
-      <w:r>
-        <w:rPr>
-          <w:rFonts w:hint="eastAsia"/>
-        </w:rPr>
-        <w:t xml:space="preserve">引导的</w:t>
-      </w:r>
-      <w:r>
-        <w:t xml:space="preserve"> Build </w:t>
-      </w:r>
-      <w:r>
-        <w:rPr>
-          <w:rFonts w:hint="eastAsia"/>
-        </w:rPr>
-        <w:t xml:space="preserve">模型。背景候选消耗一次尝试，真实范围外前景免费跳过；未检出的实例保留在完整分母中。</w:t>
-      </w:r>
-    </w:p>
-    <w:p>
-      <w:pPr>
-        <w:pStyle w:val="BodyText"/>
-        <w:spacing w:line="360" w:lineRule="auto" w:after="120"/>
-        <w:ind w:firstLine="420"/>
-      </w:pPr>
-      <w:r>
-        <w:rPr>
-          <w:rFonts w:hint="eastAsia"/>
-        </w:rPr>
-        <w:t xml:space="preserve">在</w:t>
-      </w:r>
-      <w:r>
-        <w:t xml:space="preserve"> RMSD &lt;3 Å </w:t>
-      </w:r>
-      <w:r>
-        <w:rPr>
-          <w:rFonts w:hint="eastAsia"/>
-        </w:rPr>
-        <w:t xml:space="preserve">的首选构象判定下，100%</w:t>
-      </w:r>
-      <w:r>
-        <w:t xml:space="preserve"> </w:t>
-      </w:r>
-      <w:r>
-        <w:rPr>
-          <w:rFonts w:hint="eastAsia"/>
-        </w:rPr>
-        <w:t xml:space="preserve">预算时</w:t>
-      </w:r>
-      <w:r>
-        <w:t xml:space="preserve"> GT、CA2 </w:t>
-      </w:r>
-      <w:r>
-        <w:rPr>
-          <w:rFonts w:hint="eastAsia"/>
-        </w:rPr>
-        <w:t xml:space="preserve">和</w:t>
-      </w:r>
-      <w:r>
-        <w:t xml:space="preserve"> Emap2lig </w:t>
-      </w:r>
-      <w:r>
-        <w:rPr>
-          <w:rFonts w:hint="eastAsia"/>
-        </w:rPr>
-        <w:t xml:space="preserve">的平均完成度分别为</w:t>
-      </w:r>
-      <w:r>
-        <w:t xml:space="preserve"> 63.2%、49.6% </w:t>
-      </w:r>
-      <w:r>
-        <w:rPr>
-          <w:rFonts w:hint="eastAsia"/>
-        </w:rPr>
-        <w:t xml:space="preserve">和</w:t>
-      </w:r>
-      <w:r>
-        <w:t xml:space="preserve"> </w:t>
-      </w:r>
-      <w:r>
-        <w:rPr>
-          <w:rFonts w:hint="eastAsia"/>
-        </w:rPr>
-        <w:t xml:space="preserve">38.2%。预算增至</w:t>
-      </w:r>
-      <w:r>
-        <w:t xml:space="preserve"> 300% </w:t>
-      </w:r>
-      <w:r>
-        <w:rPr>
-          <w:rFonts w:hint="eastAsia"/>
-        </w:rPr>
-        <w:t xml:space="preserve">时，三者分别为</w:t>
-      </w:r>
-      <w:r>
-        <w:t xml:space="preserve"> 64.2%、55.0% </w:t>
-      </w:r>
-      <w:r>
-        <w:rPr>
-          <w:rFonts w:hint="eastAsia"/>
-        </w:rPr>
-        <w:t xml:space="preserve">和</w:t>
-      </w:r>
-      <w:r>
-        <w:t xml:space="preserve"> </w:t>
-      </w:r>
-      <w:r>
-        <w:rPr>
-          <w:rFonts w:hint="eastAsia"/>
-        </w:rPr>
-        <w:t xml:space="preserve">43.3%。在相同阈值下使用</w:t>
-      </w:r>
-      <w:r>
-        <w:t xml:space="preserve"> </w:t>
-      </w:r>
-      <w:r>
-        <w:rPr>
-          <w:rFonts w:hint="eastAsia"/>
-        </w:rPr>
-        <w:t xml:space="preserve">best-of-50，100%</w:t>
-      </w:r>
-      <w:r>
-        <w:t xml:space="preserve"> </w:t>
-      </w:r>
-      <w:r>
-        <w:rPr>
-          <w:rFonts w:hint="eastAsia"/>
-        </w:rPr>
-        <w:t xml:space="preserve">预算时的完成度分别为</w:t>
-      </w:r>
-      <w:r>
-        <w:t xml:space="preserve"> 70.5%、58.0% </w:t>
-      </w:r>
-      <w:r>
-        <w:rPr>
-          <w:rFonts w:hint="eastAsia"/>
-        </w:rPr>
-        <w:t xml:space="preserve">和</w:t>
-      </w:r>
-      <w:r>
-        <w:t xml:space="preserve"> </w:t>
-      </w:r>
-      <w:r>
-        <w:rPr>
-          <w:rFonts w:hint="eastAsia"/>
-        </w:rPr>
-        <w:t xml:space="preserve">42.5%，300%</w:t>
-      </w:r>
-      <w:r>
-        <w:t xml:space="preserve"> </w:t>
-      </w:r>
-      <w:r>
-        <w:rPr>
-          <w:rFonts w:hint="eastAsia"/>
-        </w:rPr>
-        <w:t xml:space="preserve">预算时则为</w:t>
-      </w:r>
-      <w:r>
-        <w:t xml:space="preserve"> 71.5%、66.3% </w:t>
-      </w:r>
-      <w:r>
-        <w:rPr>
-          <w:rFonts w:hint="eastAsia"/>
-        </w:rPr>
-        <w:t xml:space="preserve">和</w:t>
-      </w:r>
-      <w:r>
-        <w:t xml:space="preserve"> 50.0%。 </w:t>
-      </w:r>
-      <w:r>
-        <w:rPr>
-          <w:rFonts w:hint="eastAsia"/>
-        </w:rPr>
-        <w:t xml:space="preserve">在两条管线均给定正确身份后，LigandSeek</w:t>
-      </w:r>
-      <w:r>
-        <w:t xml:space="preserve"> </w:t>
-      </w:r>
-      <w:r>
-        <w:rPr>
-          <w:rFonts w:hint="eastAsia"/>
-        </w:rPr>
-        <w:t xml:space="preserve">仍完成了更多实例，体现了</w:t>
-      </w:r>
-      <w:r>
-        <w:t xml:space="preserve"> Find </w:t>
-      </w:r>
-      <w:r>
-        <w:rPr>
-          <w:rFonts w:hint="eastAsia"/>
-        </w:rPr>
-        <w:t xml:space="preserve">定位与构象建模的组合优势。</w:t>
-      </w:r>
-    </w:p>
-    <w:p>
-      <w:pPr>
-        <w:pStyle w:val="BodyText"/>
-        <w:spacing w:line="360" w:lineRule="auto" w:after="120"/>
-        <w:ind w:firstLine="420"/>
-      </w:pPr>
-      <w:r>
-        <w:rPr>
-          <w:rFonts w:hint="eastAsia"/>
-        </w:rPr>
-        <w:t xml:space="preserve">候选最优构象与首选构象的差距表明，部分正确姿态已经生成，但尚未被模型评分选为首位。两种受体条件下，LigandSeek-Find</w:t>
-      </w:r>
-      <w:r>
-        <w:t xml:space="preserve"> </w:t>
-      </w:r>
-      <w:r>
-        <w:rPr>
-          <w:rFonts w:hint="eastAsia"/>
-        </w:rPr>
-        <w:t xml:space="preserve">与</w:t>
-      </w:r>
-      <w:r>
-        <w:t xml:space="preserve"> PocketXMol-tuned </w:t>
-      </w:r>
-      <w:r>
-        <w:rPr>
-          <w:rFonts w:hint="eastAsia"/>
-        </w:rPr>
-        <w:t xml:space="preserve">的组合均能在相同预算内恢复更多小分子实例。</w:t>
+        <w:t xml:space="preserve">一般配体的端到端区域检出与身份识别</w:t>
       </w:r>
     </w:p>
     <w:p>
@@ -6529,14 +5806,14 @@
       <w:r>
         <w:drawing>
           <wp:inline>
-            <wp:extent cx="5029200" cy="6429510"/>
+            <wp:extent cx="5731510" cy="3018917"/>
             <wp:effectExtent b="0" l="0" r="0" t="0"/>
-            <wp:docPr descr="Fig. 2 | 假定身份匹配正确时单残基无缺失原子有机小分子的定位与建模完成度。各面板包含相同的77个PDB、446个实例。a–d，Emap2lig；e–h，CryoAtom2受体下的LigandSeek；i–l，沉积受体下的LigandSeek。每组上行为首选构象，下行为best-of-50；左、右列分别要求重原子RMSD严格&lt;2\,\mathrm{Å}和&lt;3\,\mathrm{Å}。所有已对应合格小分子的blob均给定正确SMILES；LigandSeek使用PocketXMol-tuned单次中心对接，Emap2lig使用原生blob引导。背景计费，真实范围外前景免费；未检出与失败实例保留分母。每个PDB包含N个目标实例，相对预算\rho允许\lfloor\rho N\rfloor次计费尝试，完成度为成功的不同实例数除以N。绿线与圆点、蓝线与菱形分别表示PDB等权均值和中位数；灰点和小提琴表示50\%、100\%、200\%及300\%预算下的PDB分布。" title="MDPPTFIG_eJztWetOG0cUfhXLUvsrsMbBSXFTJAKhigQRCqpUqa7Qej22V-ytu2MMaSrZAcLNBquBIAKEkECKkmBDghpjIP7RB-g7JJ5d8yuv0DM7awMJkXJp3QSBZDxzrnPON3tmfPZXt8bjqNvvclvTO2T-BdcuKqG6Th4L0bqLMVEKkeEnZPsZyW2buel6TcP97jMut44MVepDIarX6g8EfjCQbgQCDb6mhqZAoA0ZvVjVAoFytmDeHimnx6y1YiDAHAQC7-VB4WVErRsxTasLUw1B1XUk4DrZ1gxSTSoYEg1N4gd64mKIxeGr94kK5Qi8hkVV6ZF5vTemAesn94W4X3P1y5Ji-OPfBdxRjDU_xxlCFMm8Ua9qSAFmWNXBB0z1CBdX9ZCmqwIyDFGJyBLn9XjOcTIvKgF3M7XWpdtf3XhAQq64v4-XwO5lmY-gVuaeynEVCSrbi5B2BfXjqrTHEakwKkIdooKMKseZxf2GxguwFlCXgAT63kaw4EyvxiRK4mNYdaw64lQTsghiYVE3cAdTrbgGDlslC4f9c8btqoIN0OMNQRRBh6QnAdTSTpFkJ2y_iDdwiyHyx_GiLYrxtpLtixmmLoL2PGgPW1nE9jcs_lo1Sw3fVAK6xtTZ8jCF0w6SxqPBxkR6HwLRdjFS7_K6rruoMGYqtYiNMkQFA72iW5t4SXKEZO-UC49LO3sktb0_nDbXH1jLWXP2T5KeMbMTZKlgzt6zdgtkZZNMLpH1jLkwZi4UyMYUGb0JU-vOEFgo7aVL-UmyUzDXlkk2ZY5mSOHhq8SNzy-Nn5KszND-4n1zsUhSwyTz2JrPk0wK4j9_vpR_1NV28VUi2dh4DsYke7f0YgLC518mboVe76YuybzmlcTI6915BKQokFr1AbUFq7KXTM2W9m6V8hNgqUOM8EqoG6FekBRBUgJJ8-mY9UfueDHwYeamrJ2hUn68vJwq5Qv7D2_vJ8bMu0PlzWVQBgVGDyID16nhOp8HTJPnAE6STD0jo7MUxtHH5YdJc_PG_kiagXy1s7utlF817-0eQVD2q1CCo04xlN-rGKrhsCigNlWIyUjBlVKIozT3MjNqJ172G3jAJTvYaDY0Ns3-dkRw89cS_pYSMCNXbeBm7_Hkl4mx4xgf4vOv4SMWOCcNJ2BH_576cvA9e4rvh-JLy8NYAio2ef4UrkqkME0yo_BQH67eQUkNksURa2cO6jir_t2dlzsudUOdOCg0pb2iNb3WpQq9CP_YqUp1OKagED0jniyX8uukOEivYpOrh4odU4F6Yk0v2U52Z0huF5ZUHkyZc7lydrm8tQ3y1sISFMxyapDMb5GV22QsDVwynLa58-bCI_NBgowU6PmyslneWmXVtVRctGbmIAozl2ZVkBVhVptrsatx85UTum0gk9Z81rw3wlJNMYKzLre9f3_Iys7WJrd_J09ocslwspzNf25l92Vq_Pjy-gYO79j7H-Vx4oQiDCWRFTeysVjOzcDjU70Sw0WMDsaXoPCW8mm4P7JHzJzZ2J9bKe2snhauTzzvrJ2iVSjSw2LhpnVjG6655VuLjFKe2iR795377vKatVKA88JaHzMXB-EAJIlduA7BWQa_ZQAOOHqs5AZYACIcl-ZUxspsMa3aYOTzfOoT9tX_hvK_iWiyNulu8Jzmu5b59n7J-f6PbwhT47XB4OwpBu_CgF11WbuF_qqAQyM_-GZDi_Y-m90_n3G5q91it8_jbYJs959r9Db5GjzXL2ii4IePgx7_XuiFdD7-VufYsQC2PsYGqOGYjqpm9I_eRjqSeNqjNqKiZtCs0giVvi5RoDmlE-FKX5fuCiFDoF5a_Zzd6efsRj_n9Pm5w21-DiNZgzCVGKiIGu4JixFYrNFz3hP0SsFfPBwj9Hjon7deUyIQiBgC640NMKJ9fxh3VWIEaKrrOFgSWyBPM9gBP2QNl6K2Rnklglp0XY1HER8y6E6h9ioMQ0MCZkSweaB6yAGzyr2VhKAkau2iJFGPdGzrswEPz5GOsBClwzDIXAUvNv_IpCrEHbVHZ4YGGQ7GO9XQ4c497-8P6zL9BuBc_axX7xqo9uxtOmXTNwkC5TvbFaQEKubsWkfYfq3AHRjVdAN_j1TZRQcgTd-sMLd8X4fBZA9GFWnKV1S2dO5gyPslxUXfpzT5vD5m5Vgpissl-03DoTHvx7woVciHx5Li5MvQqrjAp9n92z-yasHl" id="40" name="Picture"/>
+            <wp:docPr descr="Fig. 2 | 端到端配体区域检出与身份匹配。曲线展示在尝试预算 K=1–10 内，179 个测试 PDB 中预测成功的比例。Find+Match 曲线要求端到端区域检出和配体身份匹配均正确，Find 和 Emap2lig-Find 曲线仅要求区域检出正确。Find 和 Match 分别指 LigandSeek-Find 和 LigandSeek-Match。GT 表示真实受体结构，CA2 表示 CryoAtom2 重建受体结构。" title="MDPPTFIG_eJztWf9PGzcU_1dO9-sKl6RllBMgsQDVNJiidvtpNyFzcRIr98WynS90nUQrKGxAN412lVZa1LWa0FChnTSpS9byv2y5JPzUf2HP50sIhWnVOqFetEg5P9vvffyeP7bPuveFTpEo6Kamt27Xg3svjanUVKu-2XywNUipqOrnNJ1h7jtlnJVKadOyPuWYcctKDo0kRyxrEvOi8Klltfdqze9X2htftXYOLEuhWdZJOA-5WELhFB5AjjOQI152wEXCLsheG1FBfG_ORaxYoqD3mT5aMalWdR2Pm5UxSy8IQU3D4HYBu4gP-hR70JnzGWBAleWNis-ylPk25px4edcxUonE-4aLiGfp4xItw8LiilhwsFYxy8gB3A9dlMdpNbzUMzoaUreIMZ0hHuZhe0-tYnKKbBgGcBxoAqDUhYSlR9XLJUc2oZLwI8xIXVpC4KCWI4yLGWWaiJSgRzmgPFWPSJ72PcHBDnGbELAJNm7BvDfqB8HeWjguRlxMcIJO6ytMePykUTiWApZDzIf1-VBMq4jDEpy_2p2u5MVOQFeVuXJPSKbCIGU8FNYOZmUMqtMkP6iltGuaVBbK5Cxikx3EE9DesT2beFu7-8HqU3geLm80XmwG67Vge7v5aDFYqTWe32rXdhv1F8H6b9D75-KNd29O3iLy5r1fWrWD4Nmd1uNasLUTPL3f3r9z-ONSa-_uGcf538V0fNW6pj8Lp2Z0KLlvdCj5uRyx8aRvl1zsic6RJArSD1eBivGPRg03HCZqUY9MWHCxoLmR-zT0PmxTypkIYOw0ADGefFvcPxY3_wY5cazdiKYmzuzGff8FN5df_b6eHB7pk90Wdz4az39u_roGZ2B8-chMftBvnDyBNxLQ0lz9Nvh6u_XDUnP_duPlGryLp-Hy9d6svI_Gl6--4krdJ9o_XW8-u9G9VfXep4Lv1tUlq_dWFdxfaT551Hq4B2ehpPR_Mt8JMoGr-DIx5SKackh-QC6o_uJFbbJGfVnts97tpbZRdDLGl7y-oivW2yh8ufYZH6s3g9Xd5vpKfFmZIXnkZa9gXOzD4y3W-6WHmXDrwFF86ZP-4qf9cKf1uNba2g72HgTf3IW7XPjVeAkub-mJVHyp60OS4ktGmi34E8J3U_1Fy-HKRlCv9e6a178ow5OO65-f0_RuWkUfGj6fHEomqucTyYsjyeFro5TYJvyjj5oyun_-qJllqHIixRIhANa_wQAzUWK4C8PeCOS0r6sMO0gmc3iBUC6nVEbolTPElhMqK_bH5QzTspjbcpS0aYSpLSPMbBlRYsvozWsZArsUwvRKYEKomMuRPDjL5xJMFAXB3FANcwn5Sw1SLw-BkCygX0iCJHNfIGc6MQI1XT-OXFIOIjmDM75d5JrnpwvIy-MJxvxKAaMsl8tE4nU6OMW2UI2AeWTaM4BCNU5MwrxD6DRxHDmilEN7JSCTC4bhjSPFHOhchlHC_mOVrpJxHE_WOIUZnq_M-tnePBgyqznmyhKI06pjYeZLWxjrZMDCdtmNq0KzZX-0XEHLlmrRqo2UQSssO6CUcXEJ-64mBdBm4KkaFpVnuNI9kjrast_zlevGkYhMx9Nk4nFkKDWkUE7VkrxMhXm7HhmZAhGn09wrO140X5x2eYH_uP7lX5OAyM0" id="40" name="Picture"/>
             <a:graphic>
               <a:graphicData uri="http://schemas.openxmlformats.org/drawingml/2006/picture">
                 <pic:pic>
                   <pic:nvPicPr>
-                    <pic:cNvPr descr="C:/Users/15919/Desktop/论文草稿/temp/manuscript_figures_70b2lbq0/figure_000002.png" id="41" name="Picture"/>
+                    <pic:cNvPr descr="C:/Users/15919/Desktop/论文草稿/temp/manuscript_figures_0rtkties/figure_000002.png" id="41" name="Picture"/>
                     <pic:cNvPicPr>
                       <a:picLocks noChangeArrowheads="1" noChangeAspect="1"/>
                     </pic:cNvPicPr>
@@ -6550,7 +5827,7 @@
                   <pic:spPr bwMode="auto">
                     <a:xfrm>
                       <a:off x="0" y="0"/>
-                      <a:ext cx="5029200" cy="6429510"/>
+                      <a:ext cx="5731510" cy="3018917"/>
                     </a:xfrm>
                     <a:prstGeom prst="rect">
                       <a:avLst/>
@@ -6572,7 +5849,6 @@
     <w:p>
       <w:pPr>
         <w:pStyle w:val="ImageCaption"/>
-        <w:keepNext w:val="0"/>
         <w:keepLines/>
         <w:spacing w:line="240" w:lineRule="auto"/>
         <w:ind w:firstLine="0"/>
@@ -6593,207 +5869,499 @@
           <w:bCs/>
           <w:sz w:val="18"/>
         </w:rPr>
-        <w:t xml:space="preserve">假定身份匹配正确时单残基无缺失原子有机小分子的定位与建模完成度。</w:t>
+        <w:t xml:space="preserve">端到端配体区域检出与身份匹配。</w:t>
       </w:r>
       <w:r>
         <w:rPr>
           <w:rFonts w:hint="eastAsia" w:ascii="华文仿宋" w:hAnsi="华文仿宋" w:eastAsia="华文仿宋"/>
           <w:sz w:val="18"/>
         </w:rPr>
-        <w:t xml:space="preserve">各面板包含相同的77个PDB、446个实例。a–d，Emap2lig；e–h，CryoAtom2受体下的LigandSeek；i–l，沉积受体下的LigandSeek。每组上行为首选构象，下行为best-of-50；左、右列分别要求重原子RMSD严格</w:t>
+        <w:t xml:space="preserve">曲线展示在尝试预算</w:t>
+      </w:r>
+      <w:r>
+        <w:rPr>
+          <w:rFonts w:ascii="华文仿宋" w:hAnsi="华文仿宋" w:eastAsia="华文仿宋"/>
+          <w:sz w:val="18"/>
+        </w:rPr>
+        <w:t xml:space="preserve"> </w:t>
       </w:r>
       <m:oMath>
         <m:r>
-          <m:rPr>
-            <m:sty m:val="p"/>
-          </m:rPr>
-          <m:t>&lt;</m:t>
-        </m:r>
-        <m:r>
-          <m:t>2</m:t>
-        </m:r>
-        <m:r>
-          <m:t> </m:t>
+          <m:t>K</m:t>
         </m:r>
         <m:r>
           <m:rPr>
             <m:sty m:val="p"/>
           </m:rPr>
-          <m:t>Å</m:t>
-        </m:r>
-      </m:oMath>
-      <w:r>
-        <w:rPr>
-          <w:rFonts w:hint="eastAsia" w:ascii="华文仿宋" w:hAnsi="华文仿宋" w:eastAsia="华文仿宋"/>
-          <w:sz w:val="18"/>
-        </w:rPr>
-        <w:t xml:space="preserve">和</w:t>
-      </w:r>
-      <m:oMath>
-        <m:r>
-          <m:rPr>
-            <m:sty m:val="p"/>
-          </m:rPr>
-          <m:t>&lt;</m:t>
+          <m:t>=</m:t>
         </m:r>
         <m:r>
-          <m:t>3</m:t>
-        </m:r>
-        <m:r>
-          <m:t> </m:t>
+          <m:t>1</m:t>
         </m:r>
         <m:r>
           <m:rPr>
             <m:sty m:val="p"/>
           </m:rPr>
-          <m:t>Å</m:t>
+          <m:t>–</m:t>
+        </m:r>
+        <m:r>
+          <m:t>10</m:t>
         </m:r>
       </m:oMath>
       <w:r>
         <w:rPr>
+          <w:rFonts w:ascii="华文仿宋" w:hAnsi="华文仿宋" w:eastAsia="华文仿宋"/>
+          <w:sz w:val="18"/>
+        </w:rPr>
+        <w:t xml:space="preserve"> </w:t>
+      </w:r>
+      <w:r>
+        <w:rPr>
           <w:rFonts w:hint="eastAsia" w:ascii="华文仿宋" w:hAnsi="华文仿宋" w:eastAsia="华文仿宋"/>
           <w:sz w:val="18"/>
         </w:rPr>
-        <w:t xml:space="preserve">。所有已对应合格小分子的blob均给定正确SMILES；LigandSeek使用PocketXMol-tuned单次中心对接，Emap2lig使用原生blob引导。背景计费，真实范围外前景免费；未检出与失败实例保留分母。每个PDB包含</w:t>
+        <w:t xml:space="preserve">内，179</w:t>
+      </w:r>
+      <w:r>
+        <w:rPr>
+          <w:rFonts w:ascii="华文仿宋" w:hAnsi="华文仿宋" w:eastAsia="华文仿宋"/>
+          <w:sz w:val="18"/>
+        </w:rPr>
+        <w:t xml:space="preserve"> </w:t>
+      </w:r>
+      <w:r>
+        <w:rPr>
+          <w:rFonts w:hint="eastAsia" w:ascii="华文仿宋" w:hAnsi="华文仿宋" w:eastAsia="华文仿宋"/>
+          <w:sz w:val="18"/>
+        </w:rPr>
+        <w:t xml:space="preserve">个测试</w:t>
+      </w:r>
+      <w:r>
+        <w:rPr>
+          <w:rFonts w:ascii="华文仿宋" w:hAnsi="华文仿宋" w:eastAsia="华文仿宋"/>
+          <w:sz w:val="18"/>
+        </w:rPr>
+        <w:t xml:space="preserve"> PDB </w:t>
+      </w:r>
+      <w:r>
+        <w:rPr>
+          <w:rFonts w:hint="eastAsia" w:ascii="华文仿宋" w:hAnsi="华文仿宋" w:eastAsia="华文仿宋"/>
+          <w:sz w:val="18"/>
+        </w:rPr>
+        <w:t xml:space="preserve">中预测成功的比例。Find+Match</w:t>
+      </w:r>
+      <w:r>
+        <w:rPr>
+          <w:rFonts w:ascii="华文仿宋" w:hAnsi="华文仿宋" w:eastAsia="华文仿宋"/>
+          <w:sz w:val="18"/>
+        </w:rPr>
+        <w:t xml:space="preserve"> </w:t>
+      </w:r>
+      <w:r>
+        <w:rPr>
+          <w:rFonts w:hint="eastAsia" w:ascii="华文仿宋" w:hAnsi="华文仿宋" w:eastAsia="华文仿宋"/>
+          <w:sz w:val="18"/>
+        </w:rPr>
+        <w:t xml:space="preserve">曲线要求端到端区域检出和配体身份匹配均正确，Find</w:t>
+      </w:r>
+      <w:r>
+        <w:rPr>
+          <w:rFonts w:ascii="华文仿宋" w:hAnsi="华文仿宋" w:eastAsia="华文仿宋"/>
+          <w:sz w:val="18"/>
+        </w:rPr>
+        <w:t xml:space="preserve"> </w:t>
+      </w:r>
+      <w:r>
+        <w:rPr>
+          <w:rFonts w:hint="eastAsia" w:ascii="华文仿宋" w:hAnsi="华文仿宋" w:eastAsia="华文仿宋"/>
+          <w:sz w:val="18"/>
+        </w:rPr>
+        <w:t xml:space="preserve">和</w:t>
+      </w:r>
+      <w:r>
+        <w:rPr>
+          <w:rFonts w:ascii="华文仿宋" w:hAnsi="华文仿宋" w:eastAsia="华文仿宋"/>
+          <w:sz w:val="18"/>
+        </w:rPr>
+        <w:t xml:space="preserve"> Emap2lig-Find </w:t>
+      </w:r>
+      <w:r>
+        <w:rPr>
+          <w:rFonts w:hint="eastAsia" w:ascii="华文仿宋" w:hAnsi="华文仿宋" w:eastAsia="华文仿宋"/>
+          <w:sz w:val="18"/>
+        </w:rPr>
+        <w:t xml:space="preserve">曲线仅要求区域检出正确。Find</w:t>
+      </w:r>
+      <w:r>
+        <w:rPr>
+          <w:rFonts w:ascii="华文仿宋" w:hAnsi="华文仿宋" w:eastAsia="华文仿宋"/>
+          <w:sz w:val="18"/>
+        </w:rPr>
+        <w:t xml:space="preserve"> </w:t>
+      </w:r>
+      <w:r>
+        <w:rPr>
+          <w:rFonts w:hint="eastAsia" w:ascii="华文仿宋" w:hAnsi="华文仿宋" w:eastAsia="华文仿宋"/>
+          <w:sz w:val="18"/>
+        </w:rPr>
+        <w:t xml:space="preserve">和</w:t>
+      </w:r>
+      <w:r>
+        <w:rPr>
+          <w:rFonts w:ascii="华文仿宋" w:hAnsi="华文仿宋" w:eastAsia="华文仿宋"/>
+          <w:sz w:val="18"/>
+        </w:rPr>
+        <w:t xml:space="preserve"> Match </w:t>
+      </w:r>
+      <w:r>
+        <w:rPr>
+          <w:rFonts w:hint="eastAsia" w:ascii="华文仿宋" w:hAnsi="华文仿宋" w:eastAsia="华文仿宋"/>
+          <w:sz w:val="18"/>
+        </w:rPr>
+        <w:t xml:space="preserve">分别指</w:t>
+      </w:r>
+      <w:r>
+        <w:rPr>
+          <w:rFonts w:ascii="华文仿宋" w:hAnsi="华文仿宋" w:eastAsia="华文仿宋"/>
+          <w:sz w:val="18"/>
+        </w:rPr>
+        <w:t xml:space="preserve"> LigandSeek-Find </w:t>
+      </w:r>
+      <w:r>
+        <w:rPr>
+          <w:rFonts w:hint="eastAsia" w:ascii="华文仿宋" w:hAnsi="华文仿宋" w:eastAsia="华文仿宋"/>
+          <w:sz w:val="18"/>
+        </w:rPr>
+        <w:t xml:space="preserve">和</w:t>
+      </w:r>
+      <w:r>
+        <w:rPr>
+          <w:rFonts w:ascii="华文仿宋" w:hAnsi="华文仿宋" w:eastAsia="华文仿宋"/>
+          <w:sz w:val="18"/>
+        </w:rPr>
+        <w:t xml:space="preserve"> LigandSeek-Match。GT </w:t>
+      </w:r>
+      <w:r>
+        <w:rPr>
+          <w:rFonts w:hint="eastAsia" w:ascii="华文仿宋" w:hAnsi="华文仿宋" w:eastAsia="华文仿宋"/>
+          <w:sz w:val="18"/>
+        </w:rPr>
+        <w:t xml:space="preserve">表示真实受体结构，CA2</w:t>
+      </w:r>
+      <w:r>
+        <w:rPr>
+          <w:rFonts w:ascii="华文仿宋" w:hAnsi="华文仿宋" w:eastAsia="华文仿宋"/>
+          <w:sz w:val="18"/>
+        </w:rPr>
+        <w:t xml:space="preserve"> </w:t>
+      </w:r>
+      <w:r>
+        <w:rPr>
+          <w:rFonts w:hint="eastAsia" w:ascii="华文仿宋" w:hAnsi="华文仿宋" w:eastAsia="华文仿宋"/>
+          <w:sz w:val="18"/>
+        </w:rPr>
+        <w:t xml:space="preserve">表示</w:t>
+      </w:r>
+      <w:r>
+        <w:rPr>
+          <w:rFonts w:ascii="华文仿宋" w:hAnsi="华文仿宋" w:eastAsia="华文仿宋"/>
+          <w:sz w:val="18"/>
+        </w:rPr>
+        <w:t xml:space="preserve"> CryoAtom2 </w:t>
+      </w:r>
+      <w:r>
+        <w:rPr>
+          <w:rFonts w:hint="eastAsia" w:ascii="华文仿宋" w:hAnsi="华文仿宋" w:eastAsia="华文仿宋"/>
+          <w:sz w:val="18"/>
+        </w:rPr>
+        <w:t xml:space="preserve">重建受体结构。</w:t>
+      </w:r>
+    </w:p>
+    <w:p>
+      <w:pPr>
+        <w:pStyle w:val="BodyText"/>
+        <w:spacing w:line="360" w:lineRule="auto" w:after="120"/>
+        <w:ind w:firstLine="420"/>
+      </w:pPr>
+      <w:r>
+        <w:rPr>
+          <w:rFonts w:hint="eastAsia"/>
+        </w:rPr>
+        <w:t xml:space="preserve">我们首先在</w:t>
+      </w:r>
+      <w:r>
+        <w:t xml:space="preserve"> 179 </w:t>
+      </w:r>
+      <w:r>
+        <w:rPr>
+          <w:rFonts w:hint="eastAsia"/>
+        </w:rPr>
+        <w:t xml:space="preserve">个独立测试</w:t>
+      </w:r>
+      <w:r>
+        <w:t xml:space="preserve"> PDB</w:t>
+      </w:r>
+      <w:r>
+        <w:t xml:space="preserve"> </w:t>
+      </w:r>
+      <w:r>
+        <w:rPr>
+          <w:rFonts w:hint="eastAsia"/>
+        </w:rPr>
+        <w:t xml:space="preserve">上评估端到端配体区域检出与身份匹配能力（</w:t>
+      </w:r>
+      <w:r>
+        <w:rPr>
+          <w:rStyle w:val="MDFIGREF_eJyrrk7LTC9KTbNKNUrVTczJ0U3LzEvRzU0sSc6orQUApM0LCA"/>
+        </w:rPr>
+        <w:t xml:space="preserve">Fig. 2</w:t>
+      </w:r>
+      <w:r>
+        <w:rPr>
+          <w:rFonts w:hint="eastAsia"/>
+        </w:rPr>
+        <w:t xml:space="preserve">）。这些</w:t>
+      </w:r>
+      <w:r>
+        <w:t xml:space="preserve"> </w:t>
+      </w:r>
+      <w:r>
+        <w:t xml:space="preserve">PDB </w:t>
+      </w:r>
+      <w:r>
+        <w:rPr>
+          <w:rFonts w:hint="eastAsia"/>
+        </w:rPr>
+        <w:t xml:space="preserve">中共存小分子、离子和糖类等不同配体类别。在最严格的单次尝试条件（</w:t>
       </w:r>
       <m:oMath>
         <m:r>
-          <m:t>N</m:t>
-        </m:r>
-      </m:oMath>
-      <w:r>
-        <w:rPr>
-          <w:rFonts w:hint="eastAsia" w:ascii="华文仿宋" w:hAnsi="华文仿宋" w:eastAsia="华文仿宋"/>
-          <w:sz w:val="18"/>
-        </w:rPr>
-        <w:t xml:space="preserve">个目标实例，相对预算</w:t>
-      </w:r>
-      <m:oMath>
-        <m:r>
-          <m:t>ρ</m:t>
-        </m:r>
-      </m:oMath>
-      <w:r>
-        <w:rPr>
-          <w:rFonts w:hint="eastAsia" w:ascii="华文仿宋" w:hAnsi="华文仿宋" w:eastAsia="华文仿宋"/>
-          <w:sz w:val="18"/>
-        </w:rPr>
-        <w:t xml:space="preserve">允许</w:t>
-      </w:r>
-      <m:oMath>
-        <m:r>
-          <m:rPr>
-            <m:sty m:val="p"/>
-          </m:rPr>
-          <m:t>⌊</m:t>
-        </m:r>
-        <m:r>
-          <m:t>ρ</m:t>
-        </m:r>
-        <m:r>
-          <m:t>N</m:t>
+          <m:t>K</m:t>
         </m:r>
         <m:r>
           <m:rPr>
             <m:sty m:val="p"/>
           </m:rPr>
-          <m:t>⌋</m:t>
+          <m:t>=</m:t>
+        </m:r>
+        <m:r>
+          <m:t>1</m:t>
         </m:r>
       </m:oMath>
       <w:r>
         <w:rPr>
-          <w:rFonts w:hint="eastAsia" w:ascii="华文仿宋" w:hAnsi="华文仿宋" w:eastAsia="华文仿宋"/>
-          <w:sz w:val="18"/>
-        </w:rPr>
-        <w:t xml:space="preserve">次计费尝试，完成度为成功的不同实例数除以</w:t>
+          <w:rFonts w:hint="eastAsia"/>
+        </w:rPr>
+        <w:t xml:space="preserve">）下，使用</w:t>
+      </w:r>
+      <w:r>
+        <w:t xml:space="preserve"> CryoAtom2 </w:t>
+      </w:r>
+      <w:r>
+        <w:rPr>
+          <w:rFonts w:hint="eastAsia"/>
+        </w:rPr>
+        <w:t xml:space="preserve">重建受体（CA2）时，120</w:t>
+      </w:r>
+      <w:r>
+        <w:t xml:space="preserve"> </w:t>
+      </w:r>
+      <w:r>
+        <w:rPr>
+          <w:rFonts w:hint="eastAsia"/>
+        </w:rPr>
+        <w:t xml:space="preserve">个</w:t>
+      </w:r>
+      <w:r>
+        <w:t xml:space="preserve"> </w:t>
+      </w:r>
+      <w:r>
+        <w:rPr>
+          <w:rFonts w:hint="eastAsia"/>
+        </w:rPr>
+        <w:t xml:space="preserve">PDB（67.0%）完成了端到端区域检出与身份匹配，仅要求区域检出时则有</w:t>
+      </w:r>
+      <w:r>
+        <w:t xml:space="preserve"> 134 </w:t>
+      </w:r>
+      <w:r>
+        <w:rPr>
+          <w:rFonts w:hint="eastAsia"/>
+        </w:rPr>
+        <w:t xml:space="preserve">个</w:t>
+      </w:r>
+      <w:r>
+        <w:t xml:space="preserve"> </w:t>
+      </w:r>
+      <w:r>
+        <w:rPr>
+          <w:rFonts w:hint="eastAsia"/>
+        </w:rPr>
+        <w:t xml:space="preserve">PDB（74.9%）成功。使用真实受体（GT）时，联合成功和仅区域检出的对应数量分别为</w:t>
+      </w:r>
+      <w:r>
+        <w:t xml:space="preserve"> 142 </w:t>
+      </w:r>
+      <w:r>
+        <w:rPr>
+          <w:rFonts w:hint="eastAsia"/>
+        </w:rPr>
+        <w:t xml:space="preserve">个（79.3%）和</w:t>
+      </w:r>
+      <w:r>
+        <w:t xml:space="preserve"> 148 </w:t>
+      </w:r>
+      <w:r>
+        <w:rPr>
+          <w:rFonts w:hint="eastAsia"/>
+        </w:rPr>
+        <w:t xml:space="preserve">个（82.7%）。随着尝试预算增至</w:t>
+      </w:r>
+      <w:r>
+        <w:t xml:space="preserve"> </w:t>
+      </w:r>
+      <w:r>
+        <w:rPr>
+          <w:rFonts w:hint="eastAsia"/>
+        </w:rPr>
+        <w:t xml:space="preserve">10，端到端成功率迅速趋于平台，在</w:t>
+      </w:r>
+      <w:r>
+        <w:t xml:space="preserve"> CA2 </w:t>
+      </w:r>
+      <w:r>
+        <w:rPr>
+          <w:rFonts w:hint="eastAsia"/>
+        </w:rPr>
+        <w:t xml:space="preserve">和</w:t>
+      </w:r>
+      <w:r>
+        <w:t xml:space="preserve"> GT </w:t>
+      </w:r>
+      <w:r>
+        <w:rPr>
+          <w:rFonts w:hint="eastAsia"/>
+        </w:rPr>
+        <w:t xml:space="preserve">条件下分别达到</w:t>
+      </w:r>
+      <w:r>
+        <w:t xml:space="preserve"> 87.7% </w:t>
+      </w:r>
+      <w:r>
+        <w:rPr>
+          <w:rFonts w:hint="eastAsia"/>
+        </w:rPr>
+        <w:t xml:space="preserve">和</w:t>
+      </w:r>
+      <w:r>
+        <w:t xml:space="preserve"> </w:t>
+      </w:r>
+      <w:r>
+        <w:rPr>
+          <w:rFonts w:hint="eastAsia"/>
+        </w:rPr>
+        <w:t xml:space="preserve">92.2%。相比之下，Emap2lig-Find</w:t>
+      </w:r>
+      <w:r>
+        <w:t xml:space="preserve"> </w:t>
+      </w:r>
+      <w:r>
+        <w:rPr>
+          <w:rFonts w:hint="eastAsia"/>
+        </w:rPr>
+        <w:t xml:space="preserve">能检出配体区域，但无法识别其化学身份。它在</w:t>
+      </w:r>
+      <w:r>
+        <w:t xml:space="preserve"> </w:t>
       </w:r>
       <m:oMath>
         <m:r>
-          <m:t>N</m:t>
-        </m:r>
-      </m:oMath>
-      <w:r>
-        <w:rPr>
-          <w:rFonts w:hint="eastAsia" w:ascii="华文仿宋" w:hAnsi="华文仿宋" w:eastAsia="华文仿宋"/>
-          <w:sz w:val="18"/>
-        </w:rPr>
-        <w:t xml:space="preserve">。绿线与圆点、蓝线与菱形分别表示PDB等权均值和中位数；灰点和小提琴表示</w:t>
-      </w:r>
-      <m:oMath>
-        <m:r>
-          <m:t>50</m:t>
+          <m:t>K</m:t>
         </m:r>
         <m:r>
           <m:rPr>
             <m:sty m:val="p"/>
           </m:rPr>
-          <m:t>%</m:t>
+          <m:t>=</m:t>
+        </m:r>
+        <m:r>
+          <m:t>1</m:t>
         </m:r>
       </m:oMath>
       <w:r>
-        <w:rPr>
-          <w:rFonts w:ascii="华文仿宋" w:hAnsi="华文仿宋" w:eastAsia="华文仿宋"/>
-          <w:sz w:val="18"/>
-        </w:rPr>
-        <w:t xml:space="preserve">、</w:t>
+        <w:t xml:space="preserve"> </w:t>
+      </w:r>
+      <w:r>
+        <w:rPr>
+          <w:rFonts w:hint="eastAsia"/>
+        </w:rPr>
+        <w:t xml:space="preserve">和</w:t>
+      </w:r>
+      <w:r>
+        <w:t xml:space="preserve"> </w:t>
       </w:r>
       <m:oMath>
         <m:r>
-          <m:t>100</m:t>
+          <m:t>K</m:t>
         </m:r>
         <m:r>
           <m:rPr>
             <m:sty m:val="p"/>
           </m:rPr>
-          <m:t>%</m:t>
+          <m:t>≤</m:t>
+        </m:r>
+        <m:r>
+          <m:t>10</m:t>
         </m:r>
       </m:oMath>
       <w:r>
-        <w:rPr>
-          <w:rFonts w:ascii="华文仿宋" w:hAnsi="华文仿宋" w:eastAsia="华文仿宋"/>
-          <w:sz w:val="18"/>
-        </w:rPr>
-        <w:t xml:space="preserve">、</w:t>
-      </w:r>
-      <m:oMath>
-        <m:r>
-          <m:t>200</m:t>
-        </m:r>
-        <m:r>
-          <m:rPr>
-            <m:sty m:val="p"/>
-          </m:rPr>
-          <m:t>%</m:t>
-        </m:r>
-      </m:oMath>
-      <w:r>
-        <w:rPr>
-          <w:rFonts w:hint="eastAsia" w:ascii="华文仿宋" w:hAnsi="华文仿宋" w:eastAsia="华文仿宋"/>
-          <w:sz w:val="18"/>
-        </w:rPr>
-        <w:t xml:space="preserve">及</w:t>
-      </w:r>
-      <m:oMath>
-        <m:r>
-          <m:t>300</m:t>
-        </m:r>
-        <m:r>
-          <m:rPr>
-            <m:sty m:val="p"/>
-          </m:rPr>
-          <m:t>%</m:t>
-        </m:r>
-      </m:oMath>
-      <w:r>
-        <w:rPr>
-          <w:rFonts w:hint="eastAsia" w:ascii="华文仿宋" w:hAnsi="华文仿宋" w:eastAsia="华文仿宋"/>
-          <w:sz w:val="18"/>
-        </w:rPr>
-        <w:t xml:space="preserve">预算下的PDB分布。</w:t>
+        <w:t xml:space="preserve"> </w:t>
+      </w:r>
+      <w:r>
+        <w:rPr>
+          <w:rFonts w:hint="eastAsia"/>
+        </w:rPr>
+        <w:t xml:space="preserve">时分别仅检出</w:t>
+      </w:r>
+      <w:r>
+        <w:t xml:space="preserve"> 71 </w:t>
+      </w:r>
+      <w:r>
+        <w:rPr>
+          <w:rFonts w:hint="eastAsia"/>
+        </w:rPr>
+        <w:t xml:space="preserve">个</w:t>
+      </w:r>
+      <w:r>
+        <w:t xml:space="preserve"> </w:t>
+      </w:r>
+      <w:r>
+        <w:rPr>
+          <w:rFonts w:hint="eastAsia"/>
+        </w:rPr>
+        <w:t xml:space="preserve">PDB（39.7%）和</w:t>
+      </w:r>
+      <w:r>
+        <w:t xml:space="preserve"> 93 </w:t>
+      </w:r>
+      <w:r>
+        <w:rPr>
+          <w:rFonts w:hint="eastAsia"/>
+        </w:rPr>
+        <w:t xml:space="preserve">个</w:t>
+      </w:r>
+      <w:r>
+        <w:t xml:space="preserve"> </w:t>
+      </w:r>
+      <w:r>
+        <w:rPr>
+          <w:rFonts w:hint="eastAsia"/>
+        </w:rPr>
+        <w:t xml:space="preserve">PDB（52.0%）中的配体区域。</w:t>
       </w:r>
     </w:p>
     <w:bookmarkEnd w:id="42"/>
-    <w:bookmarkStart w:id="46" w:name="全配体定位与身份匹配"/>
+    <w:bookmarkStart w:id="46" w:name="小分子端到端全原子构象重建"/>
     <w:p>
       <w:pPr>
         <w:pStyle w:val="3"/>
@@ -6804,152 +6372,7 @@
         <w:rPr>
           <w:rFonts w:hint="eastAsia"/>
         </w:rPr>
-        <w:t xml:space="preserve">全配体定位与身份匹配</w:t>
-      </w:r>
-    </w:p>
-    <w:p>
-      <w:pPr>
-        <w:pStyle w:val="FirstParagraph"/>
-        <w:spacing w:line="360" w:lineRule="auto" w:after="120"/>
-        <w:ind w:firstLine="420"/>
-      </w:pPr>
-      <w:r>
-        <w:rPr>
-          <w:rFonts w:hint="eastAsia"/>
-        </w:rPr>
-        <w:t xml:space="preserve">对于全配体定位与身份匹配任务，在相对尝试预算从</w:t>
-      </w:r>
-      <w:r>
-        <w:t xml:space="preserve"> 100% </w:t>
-      </w:r>
-      <w:r>
-        <w:rPr>
-          <w:rFonts w:hint="eastAsia"/>
-        </w:rPr>
-        <w:t xml:space="preserve">增至</w:t>
-      </w:r>
-      <w:r>
-        <w:t xml:space="preserve"> 300% </w:t>
-      </w:r>
-      <w:r>
-        <w:rPr>
-          <w:rFonts w:hint="eastAsia"/>
-        </w:rPr>
-        <w:t xml:space="preserve">时，GT</w:t>
-      </w:r>
-      <w:r>
-        <w:t xml:space="preserve"> </w:t>
-      </w:r>
-      <w:r>
-        <w:rPr>
-          <w:rFonts w:hint="eastAsia"/>
-        </w:rPr>
-        <w:t xml:space="preserve">条件下的平均实例完成度从</w:t>
-      </w:r>
-      <w:r>
-        <w:t xml:space="preserve"> 62.1% </w:t>
-      </w:r>
-      <w:r>
-        <w:rPr>
-          <w:rFonts w:hint="eastAsia"/>
-        </w:rPr>
-        <w:t xml:space="preserve">增至</w:t>
-      </w:r>
-      <w:r>
-        <w:t xml:space="preserve"> </w:t>
-      </w:r>
-      <w:r>
-        <w:rPr>
-          <w:rFonts w:hint="eastAsia"/>
-        </w:rPr>
-        <w:t xml:space="preserve">67.5%，CA2</w:t>
-      </w:r>
-      <w:r>
-        <w:t xml:space="preserve"> </w:t>
-      </w:r>
-      <w:r>
-        <w:rPr>
-          <w:rFonts w:hint="eastAsia"/>
-        </w:rPr>
-        <w:t xml:space="preserve">条件下从</w:t>
-      </w:r>
-      <w:r>
-        <w:t xml:space="preserve"> 51.1% </w:t>
-      </w:r>
-      <w:r>
-        <w:rPr>
-          <w:rFonts w:hint="eastAsia"/>
-        </w:rPr>
-        <w:t xml:space="preserve">增至</w:t>
-      </w:r>
-      <w:r>
-        <w:t xml:space="preserve"> </w:t>
-      </w:r>
-      <w:r>
-        <w:rPr>
-          <w:rFonts w:hint="eastAsia"/>
-        </w:rPr>
-        <w:t xml:space="preserve">58.8%（</w:t>
-      </w:r>
-      <w:r>
-        <w:rPr>
-          <w:rStyle w:val="MDFIGREF_eJyrrk7LTC9KTbMqLi0o0E01StVNzs8tyEktyczP003MyamtBQDpjA1c"/>
-        </w:rPr>
-        <w:t xml:space="preserve">Fig. 3</w:t>
-      </w:r>
-      <w:r>
-        <w:rPr>
-          <w:rFonts w:hint="eastAsia"/>
-        </w:rPr>
-        <w:t xml:space="preserve">）。相应中位数分别从</w:t>
-      </w:r>
-      <w:r>
-        <w:t xml:space="preserve"> </w:t>
-      </w:r>
-      <w:r>
-        <w:t xml:space="preserve">66.7% </w:t>
-      </w:r>
-      <w:r>
-        <w:rPr>
-          <w:rFonts w:hint="eastAsia"/>
-        </w:rPr>
-        <w:t xml:space="preserve">和</w:t>
-      </w:r>
-      <w:r>
-        <w:t xml:space="preserve"> 50.0% </w:t>
-      </w:r>
-      <w:r>
-        <w:rPr>
-          <w:rFonts w:hint="eastAsia"/>
-        </w:rPr>
-        <w:t xml:space="preserve">增至</w:t>
-      </w:r>
-      <w:r>
-        <w:t xml:space="preserve"> 71.4% </w:t>
-      </w:r>
-      <w:r>
-        <w:rPr>
-          <w:rFonts w:hint="eastAsia"/>
-        </w:rPr>
-        <w:t xml:space="preserve">和</w:t>
-      </w:r>
-      <w:r>
-        <w:t xml:space="preserve"> </w:t>
-      </w:r>
-      <w:r>
-        <w:rPr>
-          <w:rFonts w:hint="eastAsia"/>
-        </w:rPr>
-        <w:t xml:space="preserve">60.2%。注意，相对尝试预算等于</w:t>
-      </w:r>
-      <w:r>
-        <w:t xml:space="preserve"> 100% </w:t>
-      </w:r>
-      <w:r>
-        <w:rPr>
-          <w:rFonts w:hint="eastAsia"/>
-        </w:rPr>
-        <w:t xml:space="preserve">有其特殊的实际意义，即用户已经实现知道了该某个复合物系统的配体身份以及相对分子量，并把这个数量特征作为端到端管线的限制条件，在这种情况下，我们已经可以恢复大部分的配体实例了。</w:t>
+        <w:t xml:space="preserve">小分子端到端全原子构象重建</w:t>
       </w:r>
     </w:p>
     <w:p>
@@ -6963,14 +6386,14 @@
       <w:r>
         <w:drawing>
           <wp:inline>
-            <wp:extent cx="5731510" cy="4375453"/>
+            <wp:extent cx="5731510" cy="3462407"/>
             <wp:effectExtent b="0" l="0" r="0" t="0"/>
-            <wp:docPr descr="Fig. 3 | 全配体定位与身份匹配的实例完成度. a, 沉积受体 (GT). b, CryoAtom2 重建受体 (CA2). 两个条件均包含 179 个 PDB、2,502 个配体实例. Find 与 Match 分别为 LigandSeek 的区域检出与身份匹配阶段. 相对尝试预算 ρ 允许每个 PDB 计费 floor(ρN) 次; N 包含该 PDB 的全部合格实例. 完成度为成功的不同实例数除以 N. 绿线与圆点、蓝线与菱形分别为 PDB 等权均值和中位数; 灰点与小提琴展示 50%、100%、200% 和 300% 预算下的 PDB 分布." title="MDPPTFIG_eJzdWv9vEzcU_1dOJ00CqfSStFnXGyB1gaJJpapg-2k3Vc7FSU69L97ZaVrGpHZQWkZDqzHGBusYjG0VjLRMDKUJpX8CfwTnJP0v9nxO0vJF2zSkaneVEj_b732enz9nx76-z1WCWFHVFbX1TYPfeqadTJ3k1R-DZ1d4dbm5tMrrv_YTwmbUPkX1MfXsaZwT2hndMD6m2KeGkUwPJ4cN4wSmU8wjhtGu1pvfLrYrl1vrO4YhYQ3jb3Bd5GCBSUuEHMEpfMT0HGJjZnnuEWTbQsVERFQnHeRPlQgof6IeLetEmXFsl-rlY4ZaZIzomkbNInYQ7fcIdqEz7_kOYlD1C1rZ83PE90xMqeUWHFtLJRLvag6yXEM9LtAm_LA4y2ZtrJT1aWQD7ocOKuCMdC_0tK6G0J3CmIxZLqZh-75aWacEmeAGcGxoAqDUYMJQO9UzJVs0oRLzOpgddWFpuTlQy1s-ZWPSNNFRgh45ADlS-dWRRz2XUbBD1LQssOGVq8BC0Njh1SuhX4woG6EWelNfccSlrxuFviSwcJEN69lQzMiIwxIGf643Xcn3ugGdk-ZyeEwwFQYp4iHwJGF_GoPqqFXoVwaU84pQZtLkIGITHZbLoL1rezDx8oX13YVKsH2NV28G25WgdrVdfxA0tvnyFrS3bl58dZEc8Ly8MgdvEelBM3oQ7KHIstH3P1xgbxFO84_Lrd82-MoNWEmR5UQ5dOqjw_1Ktk_J-LPeCPOcVLxY2l2s8EY98ixlRlJAU6yYCWr3gtr95tqdoPGEry3y5QW--iC6FCWHhuPGz_3osjFx4oMXc_OpvnQiZvsZsNI9vIlDWoTPZqPikhEzbq5Gl47TiJnFePHBly7xpQdBrR5dVsasAnJzZzGeihc14pa5XOe3bzd_nuOL9VfuoLvfPWlW_4zw3hYvrm7V-MYW31xrb1zfvXuxVb0RXWKez8eLG74w367WmhsrUT-txYuWdvVO-_FWdAnJ257nH3o-P344Xrw0f7_zfnRZGY8XGfLG3974JbqMxG7jEueyhfXdC-t8dan509PIXzJjRU7vPzJwpRHCV7eBrqBW4avLkqjm9c3d7-8FjQivqPGYveVsNXZa9R243_AfLrW-3HoxN9--tiZb2iuP-PbdGFxS47cLPrzcXLsgXkrPPeVfLwe1h8F2BRZXhM8O8eJnfhPWklhUmyvNldXW6mP-6HrrXoSXUDrxDmwNyURYpKCIF2GwiKLLzUDs6JBvcYLaFTg_RJeX2P3siKNA7cLLp234JsfVT_sUtZd3pqaHBpLpZGJmcGAoPZgeOH-UWKYOn04qmojnn1PRcj4qv5aD1kEArP-CAWas5OMejP-vQLx83jLxCc8sOdhlEsnHNhLZbrRoESomUUToTk9YpphCUTHHpyd8JYepKbxkdC3MBNTCRECtkweo7U8D1Bh2CITplsDEImwybxVgsHRyKJFN2dnPEppsmEyIv4F-4hYgECsH6INpkESGIMgT3RiBmt449oYkB4jEDI555hRVXC9TRG4Bj_i-Vy5ilKPiwRB43Q5KsMlkI2Dume5zIFG11yYha1tk1LJt4VHIob0UkE6Zj5lZFGIedM6Al7D_pUpPSXsZT9QogRnOlk97uf2JgkifyfuOKIE4ZeZYmBqozB7rpgiG7aIbzzDFFP2dxxW0TKHWeWo7yqAVll1Q4lN2CnuOIgTQ9mGk0i2aHqNSd0_qaot-15ND1_ZEpNuuIjIzh9OptER5o5bg5WSY2LhPRjpDlt1t3i_bbme-KOnxAp_j6hd_AaTNPAw" id="44" name="Picture"/>
+            <wp:docPr descr="Fig. 3 | 单残基、无缺失原子的有机小分子端到端建模。曲线展示在尝试预算 K = 1–10 内，77 个测试 PDB 中预测成功的比例。Find 和 Match 分别指 LigandSeek-Find 和 LigandSeek-Match。GT 和 CA2 分别表示真实受体结构和 CryoAtom2 重建受体结构。 a, Find+Match 曲线要求端到端区域检出和配体身份匹配均正确，Find 和 Emap2lig-Find 曲线仅要求区域检出正确。 b, c, 使用 PocketXMol-tuned 进行端到端构象重建时，成功率随计费尝试次数 K 的变化，分别展示真实受体（GT，b）和 CryoAtom2 重建受体（CA2，c）条件。成功要求 RMSD 低于 2 Å 或 3 Å。实线表示按模型评分选出的 top-1 构象，虚线表示 best-of-50 构象。" title="MDPPTFIG_eJztW1tPG0cU_isrvxZYYyA0VkCiXKKqUFlJKlXqVmhYj-0VexntjDGkqUQiCFAMRE0ILSGhbqIKNQ2Xqo0aG8JD_knjXZsn_kLP7KyNKakUJRVlt1jyzu3MN-fMN_fd-SpCEMtE4lKkcq_kPHgp98f6K6W77qO1FkLYeKRJitiYWvoYTnKh3riifEaxTRWlteNi60VF6cN0lFlEUaqbRff-THVhrrKxrygCTVFOwpnIwBwKx3AzNZCuNxONYF0zMU9VEWGaZQ4byB7NEpD7InIpFyfSuKGbNJ7rUiIZxkhclqmawQaiLRbBJiSmLNtADIJ2Ws5ZdpLYloop1cy0ocuxaPSCbCDNVCLdHC1he85VNqFjKRcfQzrgfmygNO4VxXM5uSbBZUcxJoOgIvXiG0K5OCVIhWIAh9sAQLH2qBLxg1eyOo9CWWb5mL44z6mZSRBLaTZlgyJr1BeCFKGA0FQ8fP-AZTIK-RBVNQ3yOAuLUO_l0r6zOe-VixFlPVRDb0rL9Jj0ZCavLAHMixjxwiOet1dY7Lmg_PV6dbV-WDPousgu1GOcKc9Ibg-BtoPtMQyiA1q6RWqTbkhcmIksp2EbT9BMBvG1vKdjr7Ow7G7OO-vF15M33ZUfKrtF58mOs7juPLtTWZ1y1-bctaKzveTM3uYxT7ec2W3-LBXdjcLryVtnr5beoy7cB79WivvOznLlSdFZ23C2H1a3lg9-nKpsrpyynf-eTcfbsRG3hmAc9Ycp462GKSuV0lTcZ6lZA5usNkixDNfDEKCs-5NLsuEV48eIR8JzKJuQDF994mnvxQnhhA_Q9SYA1t36vrh_Tt79B-TosXjZr5ogsxv0_ufcnj7czXd2hqSzBZ2O8h8_u7_PwxAYXD4SfR-FjZNnMCEBLe7sHeebdT5Fb90rv5yHqXgAVmPBZSpULDnf5oPLBMyCaiZkfMDqdfapm58JLiuDWhqZyasYjzbzjh4yfoLcXxqY8boODMWXr53zc2b46e2JhYwNbzSrFjZgm1pZW3c2HzlLK-W9u94B1lSwubInrB5mGSFj7GBmwSkVG1k6_aOT4K7VTuMYDAWWjSaJrwc-COGqTRzHVX-66e7cOjp5zBed9XX38aQzU4Sh7mB6AfpUtfi0XNpz8i8g6DyccZ89rhQ2D3fz51uiM0NmoKelfgORmK6lQ7j0Fp2sXJoW_ayxe4ludD5Tna2ZaiSwbDQFVvMwtiM1sGw0hWsELu_tV-5tBJYNKWGpo5h9PmTpzSxr4pDNj9X9B9VCvr78hK1bdacg9nPuynNYY_oH8YszB6tL1c1C9bcX4r2x-0vBXd4OLq3HND-l98bnL2H_-wZfWZ1ylr5z8vehbYuTJvFBRONJ0-Hu7OVrkD5yuDsX6IX9_-C8Cbjq7YkBWSqQ5T4slEvPYUkvRi2x5g8ufVeGrvaFi7ny3mK5uBhcRmLSq-lwMeLO3g8uHW3h4uLVNAxdMAvxY0Hv9Yebn3M3Cs6j-erWFExWB5NzzkwRZrDgMsYs0twaLtbEmhlmoOr3q3XmgsvQCKas2Uo1d0TDSNPfj_vgSbojXzZJkfqn7pGOzrbWjtboeFv7hVh7tPPGJaKpcfj72wP0VtuDpI1yJz579xEA610wIBvL2rgOY7_zPsXGOuIf2NOMRiivRm6hOZbQVF6JPKB-OpawpSSmKi-lNy571w1k77aB7F82kBvvGsgMGwTMNLOQRSNsOKWlQVk6HLXZKNMwlUXEcJT_2lqImQZDtCSgt3eAj99HAH-iZiNQU9fjSCWhIOI1OAj7ciqZVm8GmWncY9tWLoNRkvKmwfFqCZRglYlIwDzK2lCAQJVPVMKIrpEBTdd5idzv5RceFKfMxkzNcG8KZK5AKV76sUBdSD6Ox0OUQA2P5IasZOPdBBQfT9kGd4E4abzLu40gTXTVbiV48TwZjzNJ5el-cwUplYv5rdYXBinPrYESm7LL2DIk7gFpGzQVxaKxQSpkj3w1aZ5uWkJ1-ciL4rop8csgFztiHQLljVKcl37vLkWDH8UZ0vRadKNfN_36oqTOC_y7I1__BRZyppI" id="44" name="Picture"/>
             <a:graphic>
               <a:graphicData uri="http://schemas.openxmlformats.org/drawingml/2006/picture">
                 <pic:pic>
                   <pic:nvPicPr>
-                    <pic:cNvPr descr="C:/Users/15919/Desktop/论文草稿/temp/manuscript_figures_70b2lbq0/figure_000003.png" id="45" name="Picture"/>
+                    <pic:cNvPr descr="C:/Users/15919/Desktop/论文草稿/temp/manuscript_figures_0rtkties/figure_000003.png" id="45" name="Picture"/>
                     <pic:cNvPicPr>
                       <a:picLocks noChangeArrowheads="1" noChangeAspect="1"/>
                     </pic:cNvPicPr>
@@ -6984,7 +6407,7 @@
                   <pic:spPr bwMode="auto">
                     <a:xfrm>
                       <a:off x="0" y="0"/>
-                      <a:ext cx="5731510" cy="4375453"/>
+                      <a:ext cx="5731510" cy="3462407"/>
                     </a:xfrm>
                     <a:prstGeom prst="rect">
                       <a:avLst/>
@@ -7026,7 +6449,170 @@
           <w:bCs/>
           <w:sz w:val="18"/>
         </w:rPr>
-        <w:t xml:space="preserve">全配体定位与身份匹配的实例完成度.</w:t>
+        <w:t xml:space="preserve">单残基、无缺失原子的有机小分子端到端建模。</w:t>
+      </w:r>
+      <w:r>
+        <w:rPr>
+          <w:rFonts w:hint="eastAsia" w:ascii="华文仿宋" w:hAnsi="华文仿宋" w:eastAsia="华文仿宋"/>
+          <w:sz w:val="18"/>
+        </w:rPr>
+        <w:t xml:space="preserve">曲线展示在尝试预算</w:t>
+      </w:r>
+      <w:r>
+        <w:rPr>
+          <w:rFonts w:ascii="华文仿宋" w:hAnsi="华文仿宋" w:eastAsia="华文仿宋"/>
+          <w:sz w:val="18"/>
+        </w:rPr>
+        <w:t xml:space="preserve"> </w:t>
+      </w:r>
+      <m:oMath>
+        <m:r>
+          <m:t>K</m:t>
+        </m:r>
+        <m:r>
+          <m:rPr>
+            <m:sty m:val="p"/>
+          </m:rPr>
+          <m:t>=</m:t>
+        </m:r>
+        <m:r>
+          <m:t>1</m:t>
+        </m:r>
+        <m:r>
+          <m:rPr>
+            <m:sty m:val="p"/>
+          </m:rPr>
+          <m:t>–</m:t>
+        </m:r>
+        <m:r>
+          <m:t>10</m:t>
+        </m:r>
+      </m:oMath>
+      <w:r>
+        <w:rPr>
+          <w:rFonts w:ascii="华文仿宋" w:hAnsi="华文仿宋" w:eastAsia="华文仿宋"/>
+          <w:sz w:val="18"/>
+        </w:rPr>
+        <w:t xml:space="preserve"> </w:t>
+      </w:r>
+      <w:r>
+        <w:rPr>
+          <w:rFonts w:hint="eastAsia" w:ascii="华文仿宋" w:hAnsi="华文仿宋" w:eastAsia="华文仿宋"/>
+          <w:sz w:val="18"/>
+        </w:rPr>
+        <w:t xml:space="preserve">内，77</w:t>
+      </w:r>
+      <w:r>
+        <w:rPr>
+          <w:rFonts w:ascii="华文仿宋" w:hAnsi="华文仿宋" w:eastAsia="华文仿宋"/>
+          <w:sz w:val="18"/>
+        </w:rPr>
+        <w:t xml:space="preserve"> </w:t>
+      </w:r>
+      <w:r>
+        <w:rPr>
+          <w:rFonts w:hint="eastAsia" w:ascii="华文仿宋" w:hAnsi="华文仿宋" w:eastAsia="华文仿宋"/>
+          <w:sz w:val="18"/>
+        </w:rPr>
+        <w:t xml:space="preserve">个测试</w:t>
+      </w:r>
+      <w:r>
+        <w:rPr>
+          <w:rFonts w:ascii="华文仿宋" w:hAnsi="华文仿宋" w:eastAsia="华文仿宋"/>
+          <w:sz w:val="18"/>
+        </w:rPr>
+        <w:t xml:space="preserve"> PDB </w:t>
+      </w:r>
+      <w:r>
+        <w:rPr>
+          <w:rFonts w:hint="eastAsia" w:ascii="华文仿宋" w:hAnsi="华文仿宋" w:eastAsia="华文仿宋"/>
+          <w:sz w:val="18"/>
+        </w:rPr>
+        <w:t xml:space="preserve">中预测成功的比例。Find</w:t>
+      </w:r>
+      <w:r>
+        <w:rPr>
+          <w:rFonts w:ascii="华文仿宋" w:hAnsi="华文仿宋" w:eastAsia="华文仿宋"/>
+          <w:sz w:val="18"/>
+        </w:rPr>
+        <w:t xml:space="preserve"> </w:t>
+      </w:r>
+      <w:r>
+        <w:rPr>
+          <w:rFonts w:hint="eastAsia" w:ascii="华文仿宋" w:hAnsi="华文仿宋" w:eastAsia="华文仿宋"/>
+          <w:sz w:val="18"/>
+        </w:rPr>
+        <w:t xml:space="preserve">和</w:t>
+      </w:r>
+      <w:r>
+        <w:rPr>
+          <w:rFonts w:ascii="华文仿宋" w:hAnsi="华文仿宋" w:eastAsia="华文仿宋"/>
+          <w:sz w:val="18"/>
+        </w:rPr>
+        <w:t xml:space="preserve"> Match </w:t>
+      </w:r>
+      <w:r>
+        <w:rPr>
+          <w:rFonts w:hint="eastAsia" w:ascii="华文仿宋" w:hAnsi="华文仿宋" w:eastAsia="华文仿宋"/>
+          <w:sz w:val="18"/>
+        </w:rPr>
+        <w:t xml:space="preserve">分别指</w:t>
+      </w:r>
+      <w:r>
+        <w:rPr>
+          <w:rFonts w:ascii="华文仿宋" w:hAnsi="华文仿宋" w:eastAsia="华文仿宋"/>
+          <w:sz w:val="18"/>
+        </w:rPr>
+        <w:t xml:space="preserve"> LigandSeek-Find </w:t>
+      </w:r>
+      <w:r>
+        <w:rPr>
+          <w:rFonts w:hint="eastAsia" w:ascii="华文仿宋" w:hAnsi="华文仿宋" w:eastAsia="华文仿宋"/>
+          <w:sz w:val="18"/>
+        </w:rPr>
+        <w:t xml:space="preserve">和</w:t>
+      </w:r>
+      <w:r>
+        <w:rPr>
+          <w:rFonts w:ascii="华文仿宋" w:hAnsi="华文仿宋" w:eastAsia="华文仿宋"/>
+          <w:sz w:val="18"/>
+        </w:rPr>
+        <w:t xml:space="preserve"> LigandSeek-Match。GT </w:t>
+      </w:r>
+      <w:r>
+        <w:rPr>
+          <w:rFonts w:hint="eastAsia" w:ascii="华文仿宋" w:hAnsi="华文仿宋" w:eastAsia="华文仿宋"/>
+          <w:sz w:val="18"/>
+        </w:rPr>
+        <w:t xml:space="preserve">和</w:t>
+      </w:r>
+      <w:r>
+        <w:rPr>
+          <w:rFonts w:ascii="华文仿宋" w:hAnsi="华文仿宋" w:eastAsia="华文仿宋"/>
+          <w:sz w:val="18"/>
+        </w:rPr>
+        <w:t xml:space="preserve"> CA2 </w:t>
+      </w:r>
+      <w:r>
+        <w:rPr>
+          <w:rFonts w:hint="eastAsia" w:ascii="华文仿宋" w:hAnsi="华文仿宋" w:eastAsia="华文仿宋"/>
+          <w:sz w:val="18"/>
+        </w:rPr>
+        <w:t xml:space="preserve">分别表示真实受体结构和</w:t>
+      </w:r>
+      <w:r>
+        <w:rPr>
+          <w:rFonts w:ascii="华文仿宋" w:hAnsi="华文仿宋" w:eastAsia="华文仿宋"/>
+          <w:sz w:val="18"/>
+        </w:rPr>
+        <w:t xml:space="preserve"> CryoAtom2 </w:t>
+      </w:r>
+      <w:r>
+        <w:rPr>
+          <w:rFonts w:hint="eastAsia" w:ascii="华文仿宋" w:hAnsi="华文仿宋" w:eastAsia="华文仿宋"/>
+          <w:sz w:val="18"/>
+        </w:rPr>
+        <w:t xml:space="preserve">重建受体结构。</w:t>
       </w:r>
       <w:r>
         <w:rPr>
@@ -7049,6 +6635,87 @@
           <w:rFonts w:ascii="华文仿宋" w:hAnsi="华文仿宋" w:eastAsia="华文仿宋"/>
           <w:sz w:val="18"/>
         </w:rPr>
+        <w:t xml:space="preserve">, Find+Match </w:t>
+      </w:r>
+      <w:r>
+        <w:rPr>
+          <w:rFonts w:hint="eastAsia" w:ascii="华文仿宋" w:hAnsi="华文仿宋" w:eastAsia="华文仿宋"/>
+          <w:sz w:val="18"/>
+        </w:rPr>
+        <w:t xml:space="preserve">曲线要求端到端区域检出和配体身份匹配均正确，Find</w:t>
+      </w:r>
+      <w:r>
+        <w:rPr>
+          <w:rFonts w:ascii="华文仿宋" w:hAnsi="华文仿宋" w:eastAsia="华文仿宋"/>
+          <w:sz w:val="18"/>
+        </w:rPr>
+        <w:t xml:space="preserve"> </w:t>
+      </w:r>
+      <w:r>
+        <w:rPr>
+          <w:rFonts w:hint="eastAsia" w:ascii="华文仿宋" w:hAnsi="华文仿宋" w:eastAsia="华文仿宋"/>
+          <w:sz w:val="18"/>
+        </w:rPr>
+        <w:t xml:space="preserve">和</w:t>
+      </w:r>
+      <w:r>
+        <w:rPr>
+          <w:rFonts w:ascii="华文仿宋" w:hAnsi="华文仿宋" w:eastAsia="华文仿宋"/>
+          <w:sz w:val="18"/>
+        </w:rPr>
+        <w:t xml:space="preserve"> Emap2lig-Find </w:t>
+      </w:r>
+      <w:r>
+        <w:rPr>
+          <w:rFonts w:hint="eastAsia" w:ascii="华文仿宋" w:hAnsi="华文仿宋" w:eastAsia="华文仿宋"/>
+          <w:sz w:val="18"/>
+        </w:rPr>
+        <w:t xml:space="preserve">曲线仅要求区域检出正确。</w:t>
+      </w:r>
+      <w:r>
+        <w:rPr>
+          <w:rFonts w:ascii="华文仿宋" w:hAnsi="华文仿宋" w:eastAsia="华文仿宋"/>
+          <w:sz w:val="18"/>
+        </w:rPr>
+        <w:t xml:space="preserve"> </w:t>
+      </w:r>
+      <w:r>
+        <w:rPr>
+          <w:rFonts w:ascii="华文仿宋" w:hAnsi="华文仿宋" w:eastAsia="华文仿宋"/>
+          <w:b/>
+          <w:bCs/>
+          <w:sz w:val="18"/>
+        </w:rPr>
+        <w:t xml:space="preserve">b</w:t>
+      </w:r>
+      <w:r>
+        <w:rPr>
+          <w:rFonts w:ascii="华文仿宋" w:hAnsi="华文仿宋" w:eastAsia="华文仿宋"/>
+          <w:sz w:val="18"/>
+        </w:rPr>
+        <w:t xml:space="preserve">,</w:t>
+      </w:r>
+      <w:r>
+        <w:rPr>
+          <w:rFonts w:ascii="华文仿宋" w:hAnsi="华文仿宋" w:eastAsia="华文仿宋"/>
+          <w:sz w:val="18"/>
+        </w:rPr>
+        <w:t xml:space="preserve"> </w:t>
+      </w:r>
+      <w:r>
+        <w:rPr>
+          <w:rFonts w:ascii="华文仿宋" w:hAnsi="华文仿宋" w:eastAsia="华文仿宋"/>
+          <w:b/>
+          <w:bCs/>
+          <w:sz w:val="18"/>
+        </w:rPr>
+        <w:t xml:space="preserve">c</w:t>
+      </w:r>
+      <w:r>
+        <w:rPr>
+          <w:rFonts w:ascii="华文仿宋" w:hAnsi="华文仿宋" w:eastAsia="华文仿宋"/>
+          <w:sz w:val="18"/>
+        </w:rPr>
         <w:t xml:space="preserve">, </w:t>
       </w:r>
       <w:r>
@@ -7056,1121 +6723,131 @@
           <w:rFonts w:hint="eastAsia" w:ascii="华文仿宋" w:hAnsi="华文仿宋" w:eastAsia="华文仿宋"/>
           <w:sz w:val="18"/>
         </w:rPr>
-        <w:t xml:space="preserve">沉积受体</w:t>
+        <w:t xml:space="preserve">使用</w:t>
       </w:r>
       <w:r>
         <w:rPr>
           <w:rFonts w:ascii="华文仿宋" w:hAnsi="华文仿宋" w:eastAsia="华文仿宋"/>
           <w:sz w:val="18"/>
         </w:rPr>
-        <w:t xml:space="preserve"> (GT). b, CryoAtom2 </w:t>
+        <w:t xml:space="preserve"> PocketXMol-tuned </w:t>
       </w:r>
       <w:r>
         <w:rPr>
           <w:rFonts w:hint="eastAsia" w:ascii="华文仿宋" w:hAnsi="华文仿宋" w:eastAsia="华文仿宋"/>
           <w:sz w:val="18"/>
         </w:rPr>
-        <w:t xml:space="preserve">重建受体</w:t>
+        <w:t xml:space="preserve">进行端到端构象重建时，成功率随计费尝试次数</w:t>
       </w:r>
       <w:r>
         <w:rPr>
           <w:rFonts w:ascii="华文仿宋" w:hAnsi="华文仿宋" w:eastAsia="华文仿宋"/>
           <w:sz w:val="18"/>
         </w:rPr>
-        <w:t xml:space="preserve"> (CA2). </w:t>
+        <w:t xml:space="preserve"> </w:t>
+      </w:r>
+      <m:oMath>
+        <m:r>
+          <m:t>K</m:t>
+        </m:r>
+      </m:oMath>
+      <w:r>
+        <w:rPr>
+          <w:rFonts w:ascii="华文仿宋" w:hAnsi="华文仿宋" w:eastAsia="华文仿宋"/>
+          <w:sz w:val="18"/>
+        </w:rPr>
+        <w:t xml:space="preserve"> </w:t>
       </w:r>
       <w:r>
         <w:rPr>
           <w:rFonts w:hint="eastAsia" w:ascii="华文仿宋" w:hAnsi="华文仿宋" w:eastAsia="华文仿宋"/>
           <w:sz w:val="18"/>
         </w:rPr>
-        <w:t xml:space="preserve">两个条件均包含</w:t>
+        <w:t xml:space="preserve">的变化，分别展示真实受体（GT，b）和</w:t>
       </w:r>
       <w:r>
         <w:rPr>
           <w:rFonts w:ascii="华文仿宋" w:hAnsi="华文仿宋" w:eastAsia="华文仿宋"/>
           <w:sz w:val="18"/>
         </w:rPr>
-        <w:t xml:space="preserve"> 179 </w:t>
+        <w:t xml:space="preserve"> CryoAtom2 </w:t>
       </w:r>
       <w:r>
         <w:rPr>
           <w:rFonts w:hint="eastAsia" w:ascii="华文仿宋" w:hAnsi="华文仿宋" w:eastAsia="华文仿宋"/>
           <w:sz w:val="18"/>
         </w:rPr>
-        <w:t xml:space="preserve">个</w:t>
+        <w:t xml:space="preserve">重建受体（CA2，c）条件。成功要求</w:t>
       </w:r>
       <w:r>
         <w:rPr>
           <w:rFonts w:ascii="华文仿宋" w:hAnsi="华文仿宋" w:eastAsia="华文仿宋"/>
           <w:sz w:val="18"/>
         </w:rPr>
-        <w:t xml:space="preserve"> PDB、2,502 </w:t>
+        <w:t xml:space="preserve"> RMSD </w:t>
       </w:r>
       <w:r>
         <w:rPr>
           <w:rFonts w:hint="eastAsia" w:ascii="华文仿宋" w:hAnsi="华文仿宋" w:eastAsia="华文仿宋"/>
           <w:sz w:val="18"/>
         </w:rPr>
-        <w:t xml:space="preserve">个配体实例.</w:t>
+        <w:t xml:space="preserve">低于</w:t>
       </w:r>
       <w:r>
         <w:rPr>
           <w:rFonts w:ascii="华文仿宋" w:hAnsi="华文仿宋" w:eastAsia="华文仿宋"/>
           <w:sz w:val="18"/>
         </w:rPr>
-        <w:t xml:space="preserve"> Find </w:t>
+        <w:t xml:space="preserve"> 2 Å </w:t>
       </w:r>
       <w:r>
         <w:rPr>
           <w:rFonts w:hint="eastAsia" w:ascii="华文仿宋" w:hAnsi="华文仿宋" w:eastAsia="华文仿宋"/>
           <w:sz w:val="18"/>
         </w:rPr>
-        <w:t xml:space="preserve">与</w:t>
+        <w:t xml:space="preserve">或</w:t>
       </w:r>
       <w:r>
         <w:rPr>
           <w:rFonts w:ascii="华文仿宋" w:hAnsi="华文仿宋" w:eastAsia="华文仿宋"/>
           <w:sz w:val="18"/>
         </w:rPr>
-        <w:t xml:space="preserve"> Match </w:t>
+        <w:t xml:space="preserve"> 3 </w:t>
       </w:r>
       <w:r>
         <w:rPr>
           <w:rFonts w:hint="eastAsia" w:ascii="华文仿宋" w:hAnsi="华文仿宋" w:eastAsia="华文仿宋"/>
           <w:sz w:val="18"/>
         </w:rPr>
-        <w:t xml:space="preserve">分别为</w:t>
+        <w:t xml:space="preserve">Å。实线表示按模型评分选出的</w:t>
       </w:r>
       <w:r>
         <w:rPr>
           <w:rFonts w:ascii="华文仿宋" w:hAnsi="华文仿宋" w:eastAsia="华文仿宋"/>
           <w:sz w:val="18"/>
         </w:rPr>
-        <w:t xml:space="preserve"> LigandSeek </w:t>
+        <w:t xml:space="preserve"> top-1 </w:t>
       </w:r>
       <w:r>
         <w:rPr>
           <w:rFonts w:hint="eastAsia" w:ascii="华文仿宋" w:hAnsi="华文仿宋" w:eastAsia="华文仿宋"/>
           <w:sz w:val="18"/>
         </w:rPr>
-        <w:t xml:space="preserve">的区域检出与身份匹配阶段.</w:t>
+        <w:t xml:space="preserve">构象，虚线表示</w:t>
       </w:r>
       <w:r>
         <w:rPr>
           <w:rFonts w:ascii="华文仿宋" w:hAnsi="华文仿宋" w:eastAsia="华文仿宋"/>
           <w:sz w:val="18"/>
         </w:rPr>
-        <w:t xml:space="preserve"> </w:t>
+        <w:t xml:space="preserve"> best-of-50 </w:t>
       </w:r>
       <w:r>
         <w:rPr>
           <w:rFonts w:hint="eastAsia" w:ascii="华文仿宋" w:hAnsi="华文仿宋" w:eastAsia="华文仿宋"/>
           <w:sz w:val="18"/>
         </w:rPr>
-        <w:t xml:space="preserve">相对尝试预算</w:t>
-      </w:r>
-      <w:r>
-        <w:rPr>
-          <w:rFonts w:ascii="华文仿宋" w:hAnsi="华文仿宋" w:eastAsia="华文仿宋"/>
-          <w:sz w:val="18"/>
-        </w:rPr>
-        <w:t xml:space="preserve"> ρ </w:t>
-      </w:r>
-      <w:r>
-        <w:rPr>
-          <w:rFonts w:hint="eastAsia" w:ascii="华文仿宋" w:hAnsi="华文仿宋" w:eastAsia="华文仿宋"/>
-          <w:sz w:val="18"/>
-        </w:rPr>
-        <w:t xml:space="preserve">允许每个</w:t>
-      </w:r>
-      <w:r>
-        <w:rPr>
-          <w:rFonts w:ascii="华文仿宋" w:hAnsi="华文仿宋" w:eastAsia="华文仿宋"/>
-          <w:sz w:val="18"/>
-        </w:rPr>
-        <w:t xml:space="preserve"> PDB </w:t>
-      </w:r>
-      <w:r>
-        <w:rPr>
-          <w:rFonts w:hint="eastAsia" w:ascii="华文仿宋" w:hAnsi="华文仿宋" w:eastAsia="华文仿宋"/>
-          <w:sz w:val="18"/>
-        </w:rPr>
-        <w:t xml:space="preserve">计费</w:t>
-      </w:r>
-      <w:r>
-        <w:rPr>
-          <w:rFonts w:ascii="华文仿宋" w:hAnsi="华文仿宋" w:eastAsia="华文仿宋"/>
-          <w:sz w:val="18"/>
-        </w:rPr>
-        <w:t xml:space="preserve"> floor(ρN) </w:t>
-      </w:r>
-      <w:r>
-        <w:rPr>
-          <w:rFonts w:hint="eastAsia" w:ascii="华文仿宋" w:hAnsi="华文仿宋" w:eastAsia="华文仿宋"/>
-          <w:sz w:val="18"/>
-        </w:rPr>
-        <w:t xml:space="preserve">次;</w:t>
-      </w:r>
-      <w:r>
-        <w:rPr>
-          <w:rFonts w:ascii="华文仿宋" w:hAnsi="华文仿宋" w:eastAsia="华文仿宋"/>
-          <w:sz w:val="18"/>
-        </w:rPr>
-        <w:t xml:space="preserve"> N </w:t>
-      </w:r>
-      <w:r>
-        <w:rPr>
-          <w:rFonts w:hint="eastAsia" w:ascii="华文仿宋" w:hAnsi="华文仿宋" w:eastAsia="华文仿宋"/>
-          <w:sz w:val="18"/>
-        </w:rPr>
-        <w:t xml:space="preserve">包含该</w:t>
-      </w:r>
-      <w:r>
-        <w:rPr>
-          <w:rFonts w:ascii="华文仿宋" w:hAnsi="华文仿宋" w:eastAsia="华文仿宋"/>
-          <w:sz w:val="18"/>
-        </w:rPr>
-        <w:t xml:space="preserve"> PDB </w:t>
-      </w:r>
-      <w:r>
-        <w:rPr>
-          <w:rFonts w:hint="eastAsia" w:ascii="华文仿宋" w:hAnsi="华文仿宋" w:eastAsia="华文仿宋"/>
-          <w:sz w:val="18"/>
-        </w:rPr>
-        <w:t xml:space="preserve">的全部合格实例.</w:t>
-      </w:r>
-      <w:r>
-        <w:rPr>
-          <w:rFonts w:ascii="华文仿宋" w:hAnsi="华文仿宋" w:eastAsia="华文仿宋"/>
-          <w:sz w:val="18"/>
-        </w:rPr>
-        <w:t xml:space="preserve"> </w:t>
-      </w:r>
-      <w:r>
-        <w:rPr>
-          <w:rFonts w:hint="eastAsia" w:ascii="华文仿宋" w:hAnsi="华文仿宋" w:eastAsia="华文仿宋"/>
-          <w:sz w:val="18"/>
-        </w:rPr>
-        <w:t xml:space="preserve">完成度为成功的不同实例数除以</w:t>
-      </w:r>
-      <w:r>
-        <w:rPr>
-          <w:rFonts w:ascii="华文仿宋" w:hAnsi="华文仿宋" w:eastAsia="华文仿宋"/>
-          <w:sz w:val="18"/>
-        </w:rPr>
-        <w:t xml:space="preserve"> N. </w:t>
-      </w:r>
-      <w:r>
-        <w:rPr>
-          <w:rFonts w:hint="eastAsia" w:ascii="华文仿宋" w:hAnsi="华文仿宋" w:eastAsia="华文仿宋"/>
-          <w:sz w:val="18"/>
-        </w:rPr>
-        <w:t xml:space="preserve">绿线与圆点、蓝线与菱形分别为</w:t>
-      </w:r>
-      <w:r>
-        <w:rPr>
-          <w:rFonts w:ascii="华文仿宋" w:hAnsi="华文仿宋" w:eastAsia="华文仿宋"/>
-          <w:sz w:val="18"/>
-        </w:rPr>
-        <w:t xml:space="preserve"> PDB </w:t>
-      </w:r>
-      <w:r>
-        <w:rPr>
-          <w:rFonts w:hint="eastAsia" w:ascii="华文仿宋" w:hAnsi="华文仿宋" w:eastAsia="华文仿宋"/>
-          <w:sz w:val="18"/>
-        </w:rPr>
-        <w:t xml:space="preserve">等权均值和中位数;</w:t>
-      </w:r>
-      <w:r>
-        <w:rPr>
-          <w:rFonts w:ascii="华文仿宋" w:hAnsi="华文仿宋" w:eastAsia="华文仿宋"/>
-          <w:sz w:val="18"/>
-        </w:rPr>
-        <w:t xml:space="preserve"> </w:t>
-      </w:r>
-      <w:r>
-        <w:rPr>
-          <w:rFonts w:hint="eastAsia" w:ascii="华文仿宋" w:hAnsi="华文仿宋" w:eastAsia="华文仿宋"/>
-          <w:sz w:val="18"/>
-        </w:rPr>
-        <w:t xml:space="preserve">灰点与小提琴展示</w:t>
-      </w:r>
-      <w:r>
-        <w:rPr>
-          <w:rFonts w:ascii="华文仿宋" w:hAnsi="华文仿宋" w:eastAsia="华文仿宋"/>
-          <w:sz w:val="18"/>
-        </w:rPr>
-        <w:t xml:space="preserve"> 50%、100%、200% </w:t>
-      </w:r>
-      <w:r>
-        <w:rPr>
-          <w:rFonts w:hint="eastAsia" w:ascii="华文仿宋" w:hAnsi="华文仿宋" w:eastAsia="华文仿宋"/>
-          <w:sz w:val="18"/>
-        </w:rPr>
-        <w:t xml:space="preserve">和</w:t>
-      </w:r>
-      <w:r>
-        <w:rPr>
-          <w:rFonts w:ascii="华文仿宋" w:hAnsi="华文仿宋" w:eastAsia="华文仿宋"/>
-          <w:sz w:val="18"/>
-        </w:rPr>
-        <w:t xml:space="preserve"> 300% </w:t>
-      </w:r>
-      <w:r>
-        <w:rPr>
-          <w:rFonts w:hint="eastAsia" w:ascii="华文仿宋" w:hAnsi="华文仿宋" w:eastAsia="华文仿宋"/>
-          <w:sz w:val="18"/>
-        </w:rPr>
-        <w:t xml:space="preserve">预算下的</w:t>
-      </w:r>
-      <w:r>
-        <w:rPr>
-          <w:rFonts w:ascii="华文仿宋" w:hAnsi="华文仿宋" w:eastAsia="华文仿宋"/>
-          <w:sz w:val="18"/>
-        </w:rPr>
-        <w:t xml:space="preserve"> PDB </w:t>
-      </w:r>
-      <w:r>
-        <w:rPr>
-          <w:rFonts w:hint="eastAsia" w:ascii="华文仿宋" w:hAnsi="华文仿宋" w:eastAsia="华文仿宋"/>
-          <w:sz w:val="18"/>
-        </w:rPr>
-        <w:t xml:space="preserve">分布.</w:t>
-      </w:r>
-    </w:p>
-    <w:p>
-      <w:pPr>
-        <w:pStyle w:val="TableCaption"/>
-        <w:keepNext/>
-        <w:keepLines/>
-        <w:spacing w:line="240" w:lineRule="auto" w:after="120"/>
-        <w:ind w:firstLine="0"/>
-      </w:pPr>
-      <w:r>
-        <w:rPr>
-          <w:rFonts w:hint="eastAsia" w:ascii="华文仿宋" w:hAnsi="华文仿宋" w:eastAsia="华文仿宋"/>
-          <w:sz w:val="18"/>
-        </w:rPr>
-        <w:t xml:space="preserve">表</w:t>
-      </w:r>
-      <w:r>
-        <w:rPr>
-          <w:rFonts w:ascii="华文仿宋" w:hAnsi="华文仿宋" w:eastAsia="华文仿宋"/>
-          <w:sz w:val="18"/>
-        </w:rPr>
-        <w:t xml:space="preserve"> 1 | </w:t>
-      </w:r>
-      <w:r>
-        <w:rPr>
-          <w:rFonts w:hint="eastAsia" w:ascii="华文仿宋" w:hAnsi="华文仿宋" w:eastAsia="华文仿宋"/>
-          <w:sz w:val="18"/>
-        </w:rPr>
-        <w:t xml:space="preserve">全配体实例完成度（%）。</w:t>
-      </w:r>
-    </w:p>
-    <w:tbl>
-      <w:tblPr>
-        <w:tblW w:type="pct" w:w="5000"/>
-        <w:tblLayout w:type="fixed"/>
-        <w:tblCaption w:val="表 1 | 全配体实例完成度（%）。"/>
-        <w:tblDescription w:val="MDBOOKTABS_{&quot;headers&quot;:2,&quot;groups&quot;:[],&quot;widths&quot;:[0.16,0.21,0.21,0.21,0.21],&quot;outline&quot;:&quot;box&quot;,&quot;col-rules&quot;:&quot;1,3&quot;,&quot;pagination&quot;:&quot;rows&quot;}"/>
-        <w:tblBorders>
-          <w:top w:val="single" w:sz="6" w:color="000000"/>
-          <w:bottom w:val="single" w:sz="6" w:color="000000"/>
-          <w:left w:val="single" w:sz="6" w:color="000000"/>
-          <w:right w:val="single" w:sz="6" w:color="000000"/>
-          <w:insideH w:val="nil" w:sz="6" w:color="000000"/>
-          <w:insideV w:val="nil" w:sz="6" w:color="000000"/>
-        </w:tblBorders>
-      </w:tblPr>
-      <w:tblGrid>
-        <w:gridCol w:w="1444"/>
-        <w:gridCol w:w="1895"/>
-        <w:gridCol w:w="1895"/>
-        <w:gridCol w:w="1895"/>
-        <w:gridCol w:w="1895"/>
-      </w:tblGrid>
-      <w:tr>
-        <w:trPr>
-          <w:tblHeader w:val="on"/>
-          <w:cantSplit/>
-        </w:trPr>
-        <w:tc>
-          <w:tcPr>
-            <w:tcW w:type="dxa" w:w="1444"/>
-            <w:vMerge w:val="restart"/>
-            <w:vAlign w:val="center"/>
-            <w:noWrap/>
-            <w:tcMar>
-              <w:top w:w="30" w:type="dxa"/>
-              <w:bottom w:w="30" w:type="dxa"/>
-              <w:left w:w="45" w:type="dxa"/>
-              <w:right w:w="45" w:type="dxa"/>
-            </w:tcMar>
-            <w:tcBorders>
-              <w:right w:val="single" w:sz="4" w:color="000000"/>
-            </w:tcBorders>
-          </w:tcPr>
-          <w:p>
-            <w:pPr>
-              <w:pStyle w:val="Compact"/>
-              <w:keepNext w:val="0"/>
-              <w:keepLines w:val="0"/>
-              <w:pageBreakBefore w:val="0"/>
-              <w:spacing w:line="240" w:lineRule="auto" w:after="0" w:before="0"/>
-              <w:ind w:firstLine="0"/>
-              <w:jc w:val="left"/>
-            </w:pPr>
-            <w:r>
-              <w:rPr>
-                <w:rFonts w:hint="eastAsia" w:ascii="Times New Roman" w:hAnsi="Times New Roman"/>
-                <w:b w:val="0"/>
-                <w:sz w:val="20"/>
-              </w:rPr>
-              <w:t xml:space="preserve">受体</w:t>
-            </w:r>
-          </w:p>
-        </w:tc>
-        <w:tc>
-          <w:tcPr>
-            <w:tcW w:type="dxa" w:w="3791"/>
-            <w:gridSpan w:val="2"/>
-            <w:vAlign w:val="center"/>
-            <w:noWrap/>
-            <w:tcMar>
-              <w:top w:w="30" w:type="dxa"/>
-              <w:bottom w:w="30" w:type="dxa"/>
-              <w:left w:w="45" w:type="dxa"/>
-              <w:right w:w="45" w:type="dxa"/>
-            </w:tcMar>
-            <w:tcBorders>
-              <w:right w:val="single" w:sz="4" w:color="000000"/>
-            </w:tcBorders>
-          </w:tcPr>
-          <w:p>
-            <w:pPr>
-              <w:pStyle w:val="Compact"/>
-              <w:keepNext w:val="0"/>
-              <w:keepLines w:val="0"/>
-              <w:pageBreakBefore w:val="0"/>
-              <w:spacing w:line="240" w:lineRule="auto" w:after="0" w:before="0"/>
-              <w:ind w:firstLine="0"/>
-              <w:jc w:val="center"/>
-            </w:pPr>
-            <w:r>
-              <w:rPr>
-                <w:rFonts w:ascii="Times New Roman" w:hAnsi="Times New Roman"/>
-                <w:b w:val="0"/>
-                <w:sz w:val="20"/>
-              </w:rPr>
-              <w:t xml:space="preserve">100%</w:t>
-            </w:r>
-          </w:p>
-        </w:tc>
-        <w:tc>
-          <w:tcPr>
-            <w:tcW w:type="dxa" w:w="3791"/>
-            <w:gridSpan w:val="2"/>
-            <w:vAlign w:val="center"/>
-            <w:noWrap/>
-            <w:tcMar>
-              <w:top w:w="30" w:type="dxa"/>
-              <w:bottom w:w="30" w:type="dxa"/>
-              <w:left w:w="45" w:type="dxa"/>
-              <w:right w:w="45" w:type="dxa"/>
-            </w:tcMar>
-          </w:tcPr>
-          <w:p>
-            <w:pPr>
-              <w:pStyle w:val="Compact"/>
-              <w:keepNext w:val="0"/>
-              <w:keepLines w:val="0"/>
-              <w:pageBreakBefore w:val="0"/>
-              <w:spacing w:line="240" w:lineRule="auto" w:after="0" w:before="0"/>
-              <w:ind w:firstLine="0"/>
-              <w:jc w:val="center"/>
-            </w:pPr>
-            <w:r>
-              <w:rPr>
-                <w:rFonts w:ascii="Times New Roman" w:hAnsi="Times New Roman"/>
-                <w:b w:val="0"/>
-                <w:sz w:val="20"/>
-              </w:rPr>
-              <w:t xml:space="preserve">300%</w:t>
-            </w:r>
-          </w:p>
-        </w:tc>
-      </w:tr>
-      <w:tr>
-        <w:trPr>
-          <w:tblHeader w:val="on"/>
-          <w:cantSplit/>
-        </w:trPr>
-        <w:tc>
-          <w:tcPr>
-            <w:tcW w:type="dxa" w:w="1444"/>
-            <w:gridSpan w:val="1"/>
-            <w:vMerge w:val="continue"/>
-            <w:vAlign w:val="center"/>
-            <w:noWrap/>
-            <w:tcMar>
-              <w:top w:w="30" w:type="dxa"/>
-              <w:bottom w:w="30" w:type="dxa"/>
-              <w:left w:w="45" w:type="dxa"/>
-              <w:right w:w="45" w:type="dxa"/>
-            </w:tcMar>
-            <w:tcBorders>
-              <w:bottom w:val="single" w:sz="4" w:color="000000"/>
-              <w:right w:val="single" w:sz="4" w:color="000000"/>
-            </w:tcBorders>
-          </w:tcPr>
-          <w:p>
-            <w:pPr>
-              <w:keepNext w:val="0"/>
-              <w:keepLines w:val="0"/>
-              <w:pageBreakBefore w:val="0"/>
-              <w:spacing w:line="240" w:lineRule="auto" w:before="0" w:after="0"/>
-              <w:ind w:firstLine="0"/>
-              <w:jc w:val="left"/>
-            </w:pPr>
-          </w:p>
-        </w:tc>
-        <w:tc>
-          <w:tcPr>
-            <w:tcW w:type="dxa" w:w="1895"/>
-            <w:vAlign w:val="center"/>
-            <w:noWrap/>
-            <w:tcMar>
-              <w:top w:w="30" w:type="dxa"/>
-              <w:bottom w:w="30" w:type="dxa"/>
-              <w:left w:w="45" w:type="dxa"/>
-              <w:right w:w="45" w:type="dxa"/>
-            </w:tcMar>
-            <w:tcBorders>
-              <w:bottom w:val="single" w:sz="4" w:color="000000"/>
-            </w:tcBorders>
-          </w:tcPr>
-          <w:p>
-            <w:pPr>
-              <w:pStyle w:val="Compact"/>
-              <w:keepNext w:val="0"/>
-              <w:keepLines w:val="0"/>
-              <w:pageBreakBefore w:val="0"/>
-              <w:spacing w:line="240" w:lineRule="auto" w:after="0" w:before="0"/>
-              <w:ind w:firstLine="0"/>
-              <w:jc w:val="center"/>
-            </w:pPr>
-            <w:r>
-              <w:rPr>
-                <w:rFonts w:hint="eastAsia" w:ascii="Times New Roman" w:hAnsi="Times New Roman"/>
-                <w:b w:val="0"/>
-                <w:sz w:val="20"/>
-              </w:rPr>
-              <w:t xml:space="preserve">均值</w:t>
-            </w:r>
-          </w:p>
-        </w:tc>
-        <w:tc>
-          <w:tcPr>
-            <w:tcW w:type="dxa" w:w="1895"/>
-            <w:vAlign w:val="center"/>
-            <w:noWrap/>
-            <w:tcMar>
-              <w:top w:w="30" w:type="dxa"/>
-              <w:bottom w:w="30" w:type="dxa"/>
-              <w:left w:w="45" w:type="dxa"/>
-              <w:right w:w="45" w:type="dxa"/>
-            </w:tcMar>
-            <w:tcBorders>
-              <w:bottom w:val="single" w:sz="4" w:color="000000"/>
-              <w:right w:val="single" w:sz="4" w:color="000000"/>
-            </w:tcBorders>
-          </w:tcPr>
-          <w:p>
-            <w:pPr>
-              <w:pStyle w:val="Compact"/>
-              <w:keepNext w:val="0"/>
-              <w:keepLines w:val="0"/>
-              <w:pageBreakBefore w:val="0"/>
-              <w:spacing w:line="240" w:lineRule="auto" w:after="0" w:before="0"/>
-              <w:ind w:firstLine="0"/>
-              <w:jc w:val="center"/>
-            </w:pPr>
-            <w:r>
-              <w:rPr>
-                <w:rFonts w:hint="eastAsia" w:ascii="Times New Roman" w:hAnsi="Times New Roman"/>
-                <w:b w:val="0"/>
-                <w:sz w:val="20"/>
-              </w:rPr>
-              <w:t xml:space="preserve">中位数</w:t>
-            </w:r>
-          </w:p>
-        </w:tc>
-        <w:tc>
-          <w:tcPr>
-            <w:tcW w:type="dxa" w:w="1895"/>
-            <w:vAlign w:val="center"/>
-            <w:noWrap/>
-            <w:tcMar>
-              <w:top w:w="30" w:type="dxa"/>
-              <w:bottom w:w="30" w:type="dxa"/>
-              <w:left w:w="45" w:type="dxa"/>
-              <w:right w:w="45" w:type="dxa"/>
-            </w:tcMar>
-            <w:tcBorders>
-              <w:bottom w:val="single" w:sz="4" w:color="000000"/>
-            </w:tcBorders>
-          </w:tcPr>
-          <w:p>
-            <w:pPr>
-              <w:pStyle w:val="Compact"/>
-              <w:keepNext w:val="0"/>
-              <w:keepLines w:val="0"/>
-              <w:pageBreakBefore w:val="0"/>
-              <w:spacing w:line="240" w:lineRule="auto" w:after="0" w:before="0"/>
-              <w:ind w:firstLine="0"/>
-              <w:jc w:val="center"/>
-            </w:pPr>
-            <w:r>
-              <w:rPr>
-                <w:rFonts w:hint="eastAsia" w:ascii="Times New Roman" w:hAnsi="Times New Roman"/>
-                <w:b w:val="0"/>
-                <w:sz w:val="20"/>
-              </w:rPr>
-              <w:t xml:space="preserve">均值</w:t>
-            </w:r>
-          </w:p>
-        </w:tc>
-        <w:tc>
-          <w:tcPr>
-            <w:tcW w:type="dxa" w:w="1895"/>
-            <w:vAlign w:val="center"/>
-            <w:noWrap/>
-            <w:tcMar>
-              <w:top w:w="30" w:type="dxa"/>
-              <w:bottom w:w="30" w:type="dxa"/>
-              <w:left w:w="45" w:type="dxa"/>
-              <w:right w:w="45" w:type="dxa"/>
-            </w:tcMar>
-            <w:tcBorders>
-              <w:bottom w:val="single" w:sz="4" w:color="000000"/>
-            </w:tcBorders>
-          </w:tcPr>
-          <w:p>
-            <w:pPr>
-              <w:pStyle w:val="Compact"/>
-              <w:keepNext w:val="0"/>
-              <w:keepLines w:val="0"/>
-              <w:pageBreakBefore w:val="0"/>
-              <w:spacing w:line="240" w:lineRule="auto" w:after="0" w:before="0"/>
-              <w:ind w:firstLine="0"/>
-              <w:jc w:val="center"/>
-            </w:pPr>
-            <w:r>
-              <w:rPr>
-                <w:rFonts w:hint="eastAsia" w:ascii="Times New Roman" w:hAnsi="Times New Roman"/>
-                <w:b w:val="0"/>
-                <w:sz w:val="20"/>
-              </w:rPr>
-              <w:t xml:space="preserve">中位数</w:t>
-            </w:r>
-          </w:p>
-        </w:tc>
-      </w:tr>
-      <w:tr>
-        <w:trPr>
-          <w:cantSplit/>
-        </w:trPr>
-        <w:tc>
-          <w:tcPr>
-            <w:tcW w:type="dxa" w:w="1444"/>
-            <w:vAlign w:val="center"/>
-            <w:noWrap/>
-            <w:tcMar>
-              <w:top w:w="30" w:type="dxa"/>
-              <w:bottom w:w="30" w:type="dxa"/>
-              <w:left w:w="45" w:type="dxa"/>
-              <w:right w:w="45" w:type="dxa"/>
-            </w:tcMar>
-            <w:tcBorders>
-              <w:right w:val="single" w:sz="4" w:color="000000"/>
-            </w:tcBorders>
-          </w:tcPr>
-          <w:p>
-            <w:pPr>
-              <w:pStyle w:val="Compact"/>
-              <w:keepNext w:val="0"/>
-              <w:keepLines w:val="0"/>
-              <w:pageBreakBefore w:val="0"/>
-              <w:spacing w:line="240" w:lineRule="auto" w:after="0" w:before="0"/>
-              <w:ind w:firstLine="0"/>
-              <w:jc w:val="left"/>
-            </w:pPr>
-            <w:r>
-              <w:rPr>
-                <w:rFonts w:ascii="Times New Roman" w:hAnsi="Times New Roman"/>
-                <w:sz w:val="20"/>
-              </w:rPr>
-              <w:t xml:space="preserve">GT</w:t>
-            </w:r>
-          </w:p>
-        </w:tc>
-        <w:tc>
-          <w:tcPr>
-            <w:tcW w:type="dxa" w:w="1895"/>
-            <w:vAlign w:val="center"/>
-            <w:noWrap/>
-            <w:tcMar>
-              <w:top w:w="30" w:type="dxa"/>
-              <w:bottom w:w="30" w:type="dxa"/>
-              <w:left w:w="45" w:type="dxa"/>
-              <w:right w:w="45" w:type="dxa"/>
-            </w:tcMar>
-          </w:tcPr>
-          <w:p>
-            <w:pPr>
-              <w:pStyle w:val="Compact"/>
-              <w:keepNext w:val="0"/>
-              <w:keepLines w:val="0"/>
-              <w:pageBreakBefore w:val="0"/>
-              <w:spacing w:line="240" w:lineRule="auto" w:after="0" w:before="0"/>
-              <w:ind w:firstLine="0"/>
-              <w:jc w:val="center"/>
-            </w:pPr>
-            <w:r>
-              <w:rPr>
-                <w:rFonts w:ascii="Times New Roman" w:hAnsi="Times New Roman"/>
-                <w:sz w:val="20"/>
-              </w:rPr>
-              <w:t xml:space="preserve">62.1</w:t>
-            </w:r>
-          </w:p>
-        </w:tc>
-        <w:tc>
-          <w:tcPr>
-            <w:tcW w:type="dxa" w:w="1895"/>
-            <w:vAlign w:val="center"/>
-            <w:noWrap/>
-            <w:tcMar>
-              <w:top w:w="30" w:type="dxa"/>
-              <w:bottom w:w="30" w:type="dxa"/>
-              <w:left w:w="45" w:type="dxa"/>
-              <w:right w:w="45" w:type="dxa"/>
-            </w:tcMar>
-            <w:tcBorders>
-              <w:right w:val="single" w:sz="4" w:color="000000"/>
-            </w:tcBorders>
-          </w:tcPr>
-          <w:p>
-            <w:pPr>
-              <w:pStyle w:val="Compact"/>
-              <w:keepNext w:val="0"/>
-              <w:keepLines w:val="0"/>
-              <w:pageBreakBefore w:val="0"/>
-              <w:spacing w:line="240" w:lineRule="auto" w:after="0" w:before="0"/>
-              <w:ind w:firstLine="0"/>
-              <w:jc w:val="center"/>
-            </w:pPr>
-            <w:r>
-              <w:rPr>
-                <w:rFonts w:ascii="Times New Roman" w:hAnsi="Times New Roman"/>
-                <w:sz w:val="20"/>
-              </w:rPr>
-              <w:t xml:space="preserve">66.7</w:t>
-            </w:r>
-          </w:p>
-        </w:tc>
-        <w:tc>
-          <w:tcPr>
-            <w:tcW w:type="dxa" w:w="1895"/>
-            <w:vAlign w:val="center"/>
-            <w:noWrap/>
-            <w:tcMar>
-              <w:top w:w="30" w:type="dxa"/>
-              <w:bottom w:w="30" w:type="dxa"/>
-              <w:left w:w="45" w:type="dxa"/>
-              <w:right w:w="45" w:type="dxa"/>
-            </w:tcMar>
-          </w:tcPr>
-          <w:p>
-            <w:pPr>
-              <w:pStyle w:val="Compact"/>
-              <w:keepNext w:val="0"/>
-              <w:keepLines w:val="0"/>
-              <w:pageBreakBefore w:val="0"/>
-              <w:spacing w:line="240" w:lineRule="auto" w:after="0" w:before="0"/>
-              <w:ind w:firstLine="0"/>
-              <w:jc w:val="center"/>
-            </w:pPr>
-            <w:r>
-              <w:rPr>
-                <w:rFonts w:ascii="Times New Roman" w:hAnsi="Times New Roman"/>
-                <w:sz w:val="20"/>
-              </w:rPr>
-              <w:t xml:space="preserve">67.5</w:t>
-            </w:r>
-          </w:p>
-        </w:tc>
-        <w:tc>
-          <w:tcPr>
-            <w:tcW w:type="dxa" w:w="1895"/>
-            <w:vAlign w:val="center"/>
-            <w:noWrap/>
-            <w:tcMar>
-              <w:top w:w="30" w:type="dxa"/>
-              <w:bottom w:w="30" w:type="dxa"/>
-              <w:left w:w="45" w:type="dxa"/>
-              <w:right w:w="45" w:type="dxa"/>
-            </w:tcMar>
-          </w:tcPr>
-          <w:p>
-            <w:pPr>
-              <w:pStyle w:val="Compact"/>
-              <w:keepNext w:val="0"/>
-              <w:keepLines w:val="0"/>
-              <w:pageBreakBefore w:val="0"/>
-              <w:spacing w:line="240" w:lineRule="auto" w:after="0" w:before="0"/>
-              <w:ind w:firstLine="0"/>
-              <w:jc w:val="center"/>
-            </w:pPr>
-            <w:r>
-              <w:rPr>
-                <w:rFonts w:ascii="Times New Roman" w:hAnsi="Times New Roman"/>
-                <w:sz w:val="20"/>
-              </w:rPr>
-              <w:t xml:space="preserve">71.4</w:t>
-            </w:r>
-          </w:p>
-        </w:tc>
-      </w:tr>
-      <w:tr>
-        <w:trPr>
-          <w:cantSplit/>
-        </w:trPr>
-        <w:tc>
-          <w:tcPr>
-            <w:tcW w:type="dxa" w:w="1444"/>
-            <w:vAlign w:val="center"/>
-            <w:noWrap/>
-            <w:tcMar>
-              <w:top w:w="30" w:type="dxa"/>
-              <w:bottom w:w="30" w:type="dxa"/>
-              <w:left w:w="45" w:type="dxa"/>
-              <w:right w:w="45" w:type="dxa"/>
-            </w:tcMar>
-            <w:tcBorders>
-              <w:right w:val="single" w:sz="4" w:color="000000"/>
-            </w:tcBorders>
-          </w:tcPr>
-          <w:p>
-            <w:pPr>
-              <w:pStyle w:val="Compact"/>
-              <w:keepNext w:val="0"/>
-              <w:keepLines w:val="0"/>
-              <w:pageBreakBefore w:val="0"/>
-              <w:spacing w:line="240" w:lineRule="auto" w:after="0" w:before="0"/>
-              <w:ind w:firstLine="0"/>
-              <w:jc w:val="left"/>
-            </w:pPr>
-            <w:r>
-              <w:rPr>
-                <w:rFonts w:ascii="Times New Roman" w:hAnsi="Times New Roman"/>
-                <w:sz w:val="20"/>
-              </w:rPr>
-              <w:t xml:space="preserve">CA2</w:t>
-            </w:r>
-          </w:p>
-        </w:tc>
-        <w:tc>
-          <w:tcPr>
-            <w:tcW w:type="dxa" w:w="1895"/>
-            <w:vAlign w:val="center"/>
-            <w:noWrap/>
-            <w:tcMar>
-              <w:top w:w="30" w:type="dxa"/>
-              <w:bottom w:w="30" w:type="dxa"/>
-              <w:left w:w="45" w:type="dxa"/>
-              <w:right w:w="45" w:type="dxa"/>
-            </w:tcMar>
-          </w:tcPr>
-          <w:p>
-            <w:pPr>
-              <w:pStyle w:val="Compact"/>
-              <w:keepNext w:val="0"/>
-              <w:keepLines w:val="0"/>
-              <w:pageBreakBefore w:val="0"/>
-              <w:spacing w:line="240" w:lineRule="auto" w:after="0" w:before="0"/>
-              <w:ind w:firstLine="0"/>
-              <w:jc w:val="center"/>
-            </w:pPr>
-            <w:r>
-              <w:rPr>
-                <w:rFonts w:ascii="Times New Roman" w:hAnsi="Times New Roman"/>
-                <w:sz w:val="20"/>
-              </w:rPr>
-              <w:t xml:space="preserve">51.1</w:t>
-            </w:r>
-          </w:p>
-        </w:tc>
-        <w:tc>
-          <w:tcPr>
-            <w:tcW w:type="dxa" w:w="1895"/>
-            <w:vAlign w:val="center"/>
-            <w:noWrap/>
-            <w:tcMar>
-              <w:top w:w="30" w:type="dxa"/>
-              <w:bottom w:w="30" w:type="dxa"/>
-              <w:left w:w="45" w:type="dxa"/>
-              <w:right w:w="45" w:type="dxa"/>
-            </w:tcMar>
-            <w:tcBorders>
-              <w:right w:val="single" w:sz="4" w:color="000000"/>
-            </w:tcBorders>
-          </w:tcPr>
-          <w:p>
-            <w:pPr>
-              <w:pStyle w:val="Compact"/>
-              <w:keepNext w:val="0"/>
-              <w:keepLines w:val="0"/>
-              <w:pageBreakBefore w:val="0"/>
-              <w:spacing w:line="240" w:lineRule="auto" w:after="0" w:before="0"/>
-              <w:ind w:firstLine="0"/>
-              <w:jc w:val="center"/>
-            </w:pPr>
-            <w:r>
-              <w:rPr>
-                <w:rFonts w:ascii="Times New Roman" w:hAnsi="Times New Roman"/>
-                <w:sz w:val="20"/>
-              </w:rPr>
-              <w:t xml:space="preserve">50.0</w:t>
-            </w:r>
-          </w:p>
-        </w:tc>
-        <w:tc>
-          <w:tcPr>
-            <w:tcW w:type="dxa" w:w="1895"/>
-            <w:vAlign w:val="center"/>
-            <w:noWrap/>
-            <w:tcMar>
-              <w:top w:w="30" w:type="dxa"/>
-              <w:bottom w:w="30" w:type="dxa"/>
-              <w:left w:w="45" w:type="dxa"/>
-              <w:right w:w="45" w:type="dxa"/>
-            </w:tcMar>
-          </w:tcPr>
-          <w:p>
-            <w:pPr>
-              <w:pStyle w:val="Compact"/>
-              <w:keepNext w:val="0"/>
-              <w:keepLines w:val="0"/>
-              <w:pageBreakBefore w:val="0"/>
-              <w:spacing w:line="240" w:lineRule="auto" w:after="0" w:before="0"/>
-              <w:ind w:firstLine="0"/>
-              <w:jc w:val="center"/>
-            </w:pPr>
-            <w:r>
-              <w:rPr>
-                <w:rFonts w:ascii="Times New Roman" w:hAnsi="Times New Roman"/>
-                <w:sz w:val="20"/>
-              </w:rPr>
-              <w:t xml:space="preserve">58.8</w:t>
-            </w:r>
-          </w:p>
-        </w:tc>
-        <w:tc>
-          <w:tcPr>
-            <w:tcW w:type="dxa" w:w="1895"/>
-            <w:vAlign w:val="center"/>
-            <w:noWrap/>
-            <w:tcMar>
-              <w:top w:w="30" w:type="dxa"/>
-              <w:bottom w:w="30" w:type="dxa"/>
-              <w:left w:w="45" w:type="dxa"/>
-              <w:right w:w="45" w:type="dxa"/>
-            </w:tcMar>
-          </w:tcPr>
-          <w:p>
-            <w:pPr>
-              <w:pStyle w:val="Compact"/>
-              <w:keepNext w:val="0"/>
-              <w:keepLines w:val="0"/>
-              <w:pageBreakBefore w:val="0"/>
-              <w:spacing w:line="240" w:lineRule="auto" w:after="0" w:before="0"/>
-              <w:ind w:firstLine="0"/>
-              <w:jc w:val="center"/>
-            </w:pPr>
-            <w:r>
-              <w:rPr>
-                <w:rFonts w:ascii="Times New Roman" w:hAnsi="Times New Roman"/>
-                <w:sz w:val="20"/>
-              </w:rPr>
-              <w:t xml:space="preserve">60.2</w:t>
-            </w:r>
-          </w:p>
-        </w:tc>
-      </w:tr>
-    </w:tbl>
-    <w:p>
-      <w:pPr>
-        <w:pStyle w:val="MDTableNote"/>
-        <w:keepNext w:val="0"/>
-        <w:keepLines/>
-        <w:pageBreakBefore w:val="0"/>
-        <w:spacing w:line="240" w:lineRule="auto" w:before="80" w:after="120"/>
-        <w:ind w:firstLine="0"/>
-      </w:pPr>
-      <w:r>
-        <w:rPr>
-          <w:rFonts w:hint="eastAsia" w:ascii="Times New Roman" w:hAnsi="Times New Roman"/>
-          <w:sz w:val="18"/>
-        </w:rPr>
-        <w:t xml:space="preserve">均值为</w:t>
-      </w:r>
-      <w:r>
-        <w:rPr>
-          <w:rFonts w:ascii="Times New Roman" w:hAnsi="Times New Roman"/>
-          <w:sz w:val="18"/>
-        </w:rPr>
-        <w:t xml:space="preserve"> PDB </w:t>
-      </w:r>
-      <w:r>
-        <w:rPr>
-          <w:rFonts w:hint="eastAsia" w:ascii="Times New Roman" w:hAnsi="Times New Roman"/>
-          <w:sz w:val="18"/>
-        </w:rPr>
-        <w:t xml:space="preserve">等权宏平均，中位数在同一组</w:t>
-      </w:r>
-      <w:r>
-        <w:rPr>
-          <w:rFonts w:ascii="Times New Roman" w:hAnsi="Times New Roman"/>
-          <w:sz w:val="18"/>
-        </w:rPr>
-        <w:t xml:space="preserve"> 179 </w:t>
-      </w:r>
-      <w:r>
-        <w:rPr>
-          <w:rFonts w:hint="eastAsia" w:ascii="Times New Roman" w:hAnsi="Times New Roman"/>
-          <w:sz w:val="18"/>
-        </w:rPr>
-        <w:t xml:space="preserve">个</w:t>
-      </w:r>
-      <w:r>
-        <w:rPr>
-          <w:rFonts w:ascii="Times New Roman" w:hAnsi="Times New Roman"/>
-          <w:sz w:val="18"/>
-        </w:rPr>
-        <w:t xml:space="preserve"> PDB </w:t>
-      </w:r>
-      <w:r>
-        <w:rPr>
-          <w:rFonts w:hint="eastAsia" w:ascii="Times New Roman" w:hAnsi="Times New Roman"/>
-          <w:sz w:val="18"/>
-        </w:rPr>
-        <w:t xml:space="preserve">上计算。</w:t>
-      </w:r>
-    </w:p>
-    <w:bookmarkEnd w:id="46"/>
-    <w:bookmarkStart w:id="50" w:name="单残基无缺失原子的有机小分子建模"/>
-    <w:p>
-      <w:pPr>
-        <w:pStyle w:val="3"/>
-        <w:keepNext/>
-        <w:ind w:firstLine="0"/>
-      </w:pPr>
-      <w:r>
-        <w:rPr>
-          <w:rFonts w:hint="eastAsia"/>
-        </w:rPr>
-        <w:t xml:space="preserve">单残基无缺失原子的有机小分子建模</w:t>
-      </w:r>
-    </w:p>
-    <w:p>
-      <w:pPr>
-        <w:pStyle w:val="FirstParagraph"/>
-        <w:spacing w:line="360" w:lineRule="auto" w:after="120"/>
-        <w:ind w:firstLine="420"/>
-      </w:pPr>
-      <w:r>
-        <w:rPr>
-          <w:rFonts w:hint="eastAsia"/>
-        </w:rPr>
-        <w:t xml:space="preserve">小分子实例完成要求</w:t>
-      </w:r>
-      <w:r>
-        <w:t xml:space="preserve"> Find </w:t>
-      </w:r>
-      <w:r>
-        <w:rPr>
-          <w:rFonts w:hint="eastAsia"/>
-        </w:rPr>
-        <w:t xml:space="preserve">区域命中、Match</w:t>
-      </w:r>
-      <w:r>
-        <w:t xml:space="preserve"> </w:t>
-      </w:r>
-      <w:r>
-        <w:rPr>
-          <w:rFonts w:hint="eastAsia"/>
-        </w:rPr>
-        <w:t xml:space="preserve">身份正确，并由</w:t>
-      </w:r>
-      <w:r>
-        <w:t xml:space="preserve"> PocketXMol-tuned </w:t>
-      </w:r>
-      <w:r>
-        <w:rPr>
-          <w:rFonts w:hint="eastAsia"/>
-        </w:rPr>
-        <w:t xml:space="preserve">生成</w:t>
-      </w:r>
-      <w:r>
-        <w:t xml:space="preserve"> RMSD </w:t>
-      </w:r>
-      <w:r>
-        <w:rPr>
-          <w:rFonts w:hint="eastAsia"/>
-        </w:rPr>
-        <w:t xml:space="preserve">小于某个阈值的构象。我们展示了在8种测试条件下的结果，即：使用GT条件或是CA2受体，使用</w:t>
-      </w:r>
-      <w:r>
-        <w:t xml:space="preserve"> top-1 pose </w:t>
-      </w:r>
-      <w:r>
-        <w:rPr>
-          <w:rFonts w:hint="eastAsia"/>
-        </w:rPr>
-        <w:t xml:space="preserve">还是</w:t>
-      </w:r>
-      <w:r>
-        <w:t xml:space="preserve"> best </w:t>
-      </w:r>
-      <w:r>
-        <w:rPr>
-          <w:rFonts w:hint="eastAsia"/>
-        </w:rPr>
-        <w:t xml:space="preserve">pose，最终小分子重原子的</w:t>
-      </w:r>
-      <w:r>
-        <w:t xml:space="preserve"> RMSD </w:t>
-      </w:r>
-      <w:r>
-        <w:rPr>
-          <w:rFonts w:hint="eastAsia"/>
-        </w:rPr>
-        <w:t xml:space="preserve">质量要求为小于</w:t>
-      </w:r>
-      <w:r>
-        <w:t xml:space="preserve"> 2 Å </w:t>
-      </w:r>
-      <w:r>
-        <w:rPr>
-          <w:rFonts w:hint="eastAsia"/>
-        </w:rPr>
-        <w:t xml:space="preserve">还是</w:t>
-      </w:r>
-      <w:r>
-        <w:t xml:space="preserve"> 3 Å。</w:t>
+        <w:t xml:space="preserve">构象。</w:t>
       </w:r>
     </w:p>
     <w:p>
@@ -8183,2595 +6860,587 @@
         <w:rPr>
           <w:rFonts w:hint="eastAsia"/>
         </w:rPr>
-        <w:t xml:space="preserve">在</w:t>
-      </w:r>
-      <w:r>
-        <w:t xml:space="preserve"> RMSD &lt;3 Å </w:t>
-      </w:r>
-      <w:r>
-        <w:rPr>
-          <w:rFonts w:hint="eastAsia"/>
-        </w:rPr>
-        <w:t xml:space="preserve">的首选构象判定下，GT</w:t>
-      </w:r>
-      <w:r>
-        <w:t xml:space="preserve"> </w:t>
-      </w:r>
-      <w:r>
-        <w:rPr>
-          <w:rFonts w:hint="eastAsia"/>
-        </w:rPr>
-        <w:t xml:space="preserve">的平均完成度在</w:t>
-      </w:r>
-      <w:r>
-        <w:t xml:space="preserve"> 100% </w:t>
-      </w:r>
-      <w:r>
-        <w:rPr>
-          <w:rFonts w:hint="eastAsia"/>
-        </w:rPr>
-        <w:t xml:space="preserve">和</w:t>
-      </w:r>
-      <w:r>
-        <w:t xml:space="preserve"> 300% </w:t>
-      </w:r>
-      <w:r>
-        <w:rPr>
-          <w:rFonts w:hint="eastAsia"/>
-        </w:rPr>
-        <w:t xml:space="preserve">预算时分别为60.1%和61.1%，CA2</w:t>
-      </w:r>
-      <w:r>
-        <w:t xml:space="preserve"> </w:t>
-      </w:r>
-      <w:r>
-        <w:rPr>
-          <w:rFonts w:hint="eastAsia"/>
-        </w:rPr>
-        <w:t xml:space="preserve">则为47.7%和53.0%（</w:t>
-      </w:r>
-      <w:r>
-        <w:rPr>
-          <w:rStyle w:val="MDFIGREF_eJyrrk7LTC9KTbMqLi0o0E01StVNzs8tyEktyczP0y3OTczJqa0FAAWgDjw"/>
-        </w:rPr>
-        <w:t xml:space="preserve">Fig. 4</w:t>
-      </w:r>
-      <w:r>
-        <w:rPr>
-          <w:rFonts w:hint="eastAsia"/>
-        </w:rPr>
-        <w:t xml:space="preserve">）。在候选最优构象下，GT对应平均完成度分别为66.0%和66.9%、CA2则为54.7%和62.8%。候选最优构象与首选构象之间的差距表明，很多正确构象其实已经生成了，不过没被模型排序选为首位罢了。</w:t>
+        <w:t xml:space="preserve">我们在含有至少一个单残基、无缺失原子有机小分子的</w:t>
+      </w:r>
+      <w:r>
+        <w:t xml:space="preserve"> 77 </w:t>
+      </w:r>
+      <w:r>
+        <w:rPr>
+          <w:rFonts w:hint="eastAsia"/>
+        </w:rPr>
+        <w:t xml:space="preserve">个</w:t>
+      </w:r>
+      <w:r>
+        <w:t xml:space="preserve"> PDB</w:t>
+      </w:r>
+      <w:r>
+        <w:t xml:space="preserve"> </w:t>
+      </w:r>
+      <w:r>
+        <w:rPr>
+          <w:rFonts w:hint="eastAsia"/>
+        </w:rPr>
+        <w:t xml:space="preserve">上，评估针对这类小分子的完整端到端重建流水线，包括区域检出、身份匹配和构象重建（</w:t>
+      </w:r>
+      <w:r>
+        <w:rPr>
+          <w:rStyle w:val="MDFIGREF_eJyrrk7LTC9KTbNKNUrVLc5NzMnRLcgsSM3JzEutSdJJrq0FANjnDNA"/>
+        </w:rPr>
+        <w:t xml:space="preserve">Fig. 3b, c</w:t>
+      </w:r>
+      <w:r>
+        <w:rPr>
+          <w:rFonts w:hint="eastAsia"/>
+        </w:rPr>
+        <w:t xml:space="preserve">）。在所有评估中，PocketXMol-tuned</w:t>
+      </w:r>
+      <w:r>
+        <w:t xml:space="preserve"> </w:t>
+      </w:r>
+      <w:r>
+        <w:rPr>
+          <w:rFonts w:hint="eastAsia"/>
+        </w:rPr>
+        <w:t xml:space="preserve">均以</w:t>
+      </w:r>
+      <w:r>
+        <w:t xml:space="preserve"> Find</w:t>
+      </w:r>
+      <w:r>
+        <w:t xml:space="preserve"> </w:t>
+      </w:r>
+      <w:r>
+        <w:rPr>
+          <w:rFonts w:hint="eastAsia"/>
+        </w:rPr>
+        <w:t xml:space="preserve">预测的配体区域质心定义结合位点和口袋，不依赖真实配体坐标。我们分别使用真实受体（</w:t>
+      </w:r>
+      <w:r>
+        <w:rPr>
+          <w:rStyle w:val="MDFIGREF_eJyrrk7LTC9KTbNKNUrVLc5NzMnRLcgsSM3JzEutSaqtBQDAgAxB"/>
+        </w:rPr>
+        <w:t xml:space="preserve">Fig. 3b</w:t>
+      </w:r>
+      <w:r>
+        <w:rPr>
+          <w:rFonts w:hint="eastAsia"/>
+        </w:rPr>
+        <w:t xml:space="preserve">）和</w:t>
+      </w:r>
+      <w:r>
+        <w:t xml:space="preserve"> </w:t>
+      </w:r>
+      <w:r>
+        <w:t xml:space="preserve">CryoAtom2</w:t>
+      </w:r>
+      <w:r>
+        <w:t xml:space="preserve"> </w:t>
+      </w:r>
+      <w:r>
+        <w:rPr>
+          <w:rFonts w:hint="eastAsia"/>
+        </w:rPr>
+        <w:t xml:space="preserve">重建受体（</w:t>
+      </w:r>
+      <w:r>
+        <w:rPr>
+          <w:rStyle w:val="MDFIGREF_eJyrrk7LTC9KTbNKNUrVLc5NzMnRLcgsSM3JzEutSa6tBQDAgwxC"/>
+        </w:rPr>
+        <w:t xml:space="preserve">Fig. 3c</w:t>
+      </w:r>
+      <w:r>
+        <w:rPr>
+          <w:rFonts w:hint="eastAsia"/>
+        </w:rPr>
+        <w:t xml:space="preserve">）测试流水线；在后一种条件下，流水线的任何阶段均不使用沉积结构信息。</w:t>
       </w:r>
     </w:p>
     <w:p>
       <w:pPr>
-        <w:pStyle w:val="CaptionedFigure"/>
-        <w:keepNext/>
-        <w:spacing w:line="240" w:lineRule="auto" w:before="0" w:after="0"/>
-        <w:ind w:firstLine="0"/>
-        <w:jc w:val="center"/>
-      </w:pPr>
-      <w:r>
-        <w:drawing>
-          <wp:inline>
-            <wp:extent cx="5731510" cy="4906519"/>
-            <wp:effectExtent b="0" l="0" r="0" t="0"/>
-            <wp:docPr descr="Fig. 4 | 单残基无缺失原子的有机小分子端到端实例完成度. 左列为沉积受体 (GT), 右列为 CryoAtom2 重建受体 (CA2). a,b, self-ranking 首选构象的重原子均方根偏差 (RMSD) 严格 &lt;2 Å; c,d, &lt;3 Å; e–h, best-of-50 在对应阈值下的结果. LigandSeek Find–Match–Build 结果含 77 个 PDB、446 个实例, Build 采用 PocketXMol-tuned 单次对接. 每个 PDB 含 N 个合格实例, 预算 ρ 允许 floor(ρN) 次计费尝试, 完成度为成功的不同实例数/N. 绿线与圆点、蓝线与菱形分别为 PDB 等权均值和中位数; 灰点与小提琴为 50%、100%、200%、300% 预算下的分布. 沿用冻结顺序与 Match 感知免费跳过. Best-of-50 仅按最低 RMSD 评价." title="MDPPTFIG_eJztW3tPG0cQ_yonS60SyeaMg0NxHhKBEFUChEgrVepVaH1e2yffq7drDGkqQQMxlIdRIaFKIYSoSVHTGPKQMDaEP_oB8h2a2zvzLbp7awN5qK0aKeJOseTb2dmZ2Z393dzuecffhUyAs6GEEHKXauSXF-Ll2GVSvmu_mCHlWWdqgVQftpgmHgmFhZAFkaEOwxST7kpI0pcIWkiSWuMdrR2S1A1RDhumJNXLVed2sT437W7sSxI3K0n_YFcHGmQ2Ud40IzAGI7KhmSrEiqFHkAZUlQnJwGSMIQ1YubxJxb8OnS8kTGFEU3WUKFyQQlmMzYQoIjkLNYBaDBPqtDFtWBrAtGplxIJhpUzLkCFCip7RVDEWjZ4VNaDoUugiszZgecVVPKpCoZAYBiq1-7kGMrCLd8_kxKYEk81BaPYqOkQe_1itkEAmkGk31I5KWdRQrC0qhRrVwbzKWCCPjYbNhjjTVPQUFUsrFsK9XDXaEKItfAB8pPzSoHsMHSOqB5CsKFSHzM1THOzaPinPeP1CgHAnUsC72rKdOnpbyeuLG2ZdJL160iO7uMdeSQd_7XC6Wj9rOnSNq_PhYYaU5yTzx6T3ErSGIRXtUTItQptwXWDCmKt8CN9Yg6Jjym_qfhh_ydwtpzxD1qrO8j13t0p-fULm18jjBffOhLMy7axUyVaJTN1knEebZGqLXd8InA88U2_Mynv4fgIxfh8ktx-SqWW7UnWeTru_bZLSsr236F9sTl354nQ4YAiVnnGE_ItKlzVqdGJDiwULmYPiHKlVfR8yXZ2x0y0CCCfDAoJqOmIBPcfW_GBh9fD2wdi0c3ei_mSdrlIMOm_FIqtF5_aOc2-HjJfIdtnHMA72Xe0-HSzQ7MoD596ufzH5VMXnYsKfk-cEOZwKe9UzXhX-NbaYDQtJiHDESEfi0WDhRlY2yOYOqS4d_DxFxnbtygwNObe26Nxd8fG-r1fJAD11FcKc0EPfYSiEfQDLWVpeyitqKlgQcrTIwiP_4tXeHixI7Mrv_gVjoPvSq7HxtrazgcOEv9iG_QtNAJ9eB8Wiu7ThX0gGDDkH8Vd9hhrBeR0GDB3269Ef63SH4Mw_8PF-IFCYOJslv68vwQLE11uv_mBhwVb5hSn6Kur7tT5QsBzcn3DLy_4F4-V4sPAgk-P1csW_eKRVw7BOvRzvD9jPaHSzVS-v15_vkK3V-uatj4-vkwHL4VkoO32jxI9r7p0JuzJHFmb5OuPc2hL7P26QTwZabm3fre7blXmyctP9YefV2Hh9cZVz6qUnZO8-O--eeuTrc7rAbaLdx9PO6g2yWiRju-SnWbvy2N6bo2F1zr8YBQuf8S0aSyyotkpOacFdeO7r-IlHP6HPhdaoV8R4cYYWwQKNb7v5oQ576FVufFyjTgYyztN9d2mD3Ky5tcWD9Sqplmho-Rcb73gtYAhNrLlrD8jkHN2N17ef1feLPo6dSwE9vrZrk87stLMyZu_5OHpYPkiwcKlvTti17dcDhl7Ni6FvwkLoMKk6FG8_0xpvjY60dUTPxls7rp83FTlBv408a-bPv-dZpyxQeCvBumGB2vo_Nqgazlvw0Iz1n4wY6bQiw25DzmtQx9ySBVXAUrlRVjERm0TmoT48oMhsCllF7h8esIQURDLrpSsheonuopfnLjbS3MXjWe4ihppJ3dTzVEUx8VBaydDBoqH2aDKmJr-NipwxFGWfthZTz1BHlBS13tZBKZYAT-mBpo8UmsNxHA2JDxCwGew15BwSdKMrC_QM7LQso5CFIIXYjcHsNRuQCWXMmdTmkeqxDrhV8a1JSKqK2aOoKuuR0Z4-J0ACYQvS9YWRaSozSHvx2l-rHAqJr9tjNWTSGU4W-ozU8Sx4kBhJWxorKXDCyAUv710YvdDMf_f4rBmOYEFm7Y3blUrJo95sendtQ5hKeWXTqGkhfAUamsAIKm3RkfJuwXAv4rJHVFOatesGH7p4RIKEqgvsbwcd8VicW3mnFMPlspe1f4wGCQwUtck-Tqt6Y76QeYgL_V4Mff83GzwTfw" id="48" name="Picture"/>
-            <a:graphic>
-              <a:graphicData uri="http://schemas.openxmlformats.org/drawingml/2006/picture">
-                <pic:pic>
-                  <pic:nvPicPr>
-                    <pic:cNvPr descr="C:/Users/15919/Desktop/论文草稿/temp/manuscript_figures_70b2lbq0/figure_000004.png" id="49" name="Picture"/>
-                    <pic:cNvPicPr>
-                      <a:picLocks noChangeArrowheads="1" noChangeAspect="1"/>
-                    </pic:cNvPicPr>
-                  </pic:nvPicPr>
-                  <pic:blipFill>
-                    <a:blip r:embed="rId47"/>
-                    <a:stretch>
-                      <a:fillRect/>
-                    </a:stretch>
-                  </pic:blipFill>
-                  <pic:spPr bwMode="auto">
-                    <a:xfrm>
-                      <a:off x="0" y="0"/>
-                      <a:ext cx="5731510" cy="4906519"/>
-                    </a:xfrm>
-                    <a:prstGeom prst="rect">
-                      <a:avLst/>
-                    </a:prstGeom>
-                    <a:noFill/>
-                    <a:ln w="9525">
-                      <a:noFill/>
-                      <a:headEnd/>
-                      <a:tailEnd/>
-                    </a:ln>
-                  </pic:spPr>
-                </pic:pic>
-              </a:graphicData>
-            </a:graphic>
-          </wp:inline>
-        </w:drawing>
+        <w:pStyle w:val="BodyText"/>
+        <w:spacing w:line="360" w:lineRule="auto" w:after="120"/>
+        <w:ind w:firstLine="420"/>
+      </w:pPr>
+      <w:r>
+        <w:rPr>
+          <w:rFonts w:hint="eastAsia"/>
+        </w:rPr>
+        <w:t xml:space="preserve">最严格的评估仅允许一次尝试（</w:t>
+      </w:r>
+      <m:oMath>
+        <m:r>
+          <m:t>K</m:t>
+        </m:r>
+        <m:r>
+          <m:rPr>
+            <m:sty m:val="p"/>
+          </m:rPr>
+          <m:t>=</m:t>
+        </m:r>
+        <m:r>
+          <m:t>1</m:t>
+        </m:r>
+      </m:oMath>
+      <w:r>
+        <w:rPr>
+          <w:rFonts w:hint="eastAsia"/>
+        </w:rPr>
+        <w:t xml:space="preserve">），仅选择</w:t>
+      </w:r>
+      <w:r>
+        <w:t xml:space="preserve"> top-1 </w:t>
+      </w:r>
+      <w:r>
+        <w:rPr>
+          <w:rFonts w:hint="eastAsia"/>
+        </w:rPr>
+        <w:t xml:space="preserve">构象，并要求</w:t>
+      </w:r>
+      <w:r>
+        <w:t xml:space="preserve"> RMSD &lt; 2 </w:t>
+      </w:r>
+      <w:r>
+        <w:rPr>
+          <w:rFonts w:hint="eastAsia"/>
+        </w:rPr>
+        <w:t xml:space="preserve">Å。按这一标准，CryoAtom2</w:t>
+      </w:r>
+      <w:r>
+        <w:t xml:space="preserve"> </w:t>
+      </w:r>
+      <w:r>
+        <w:rPr>
+          <w:rFonts w:hint="eastAsia"/>
+        </w:rPr>
+        <w:t xml:space="preserve">重建受体条件下有</w:t>
+      </w:r>
+      <w:r>
+        <w:t xml:space="preserve"> 34/77 </w:t>
+      </w:r>
+      <w:r>
+        <w:rPr>
+          <w:rFonts w:hint="eastAsia"/>
+        </w:rPr>
+        <w:t xml:space="preserve">个</w:t>
+      </w:r>
+      <w:r>
+        <w:t xml:space="preserve"> </w:t>
+      </w:r>
+      <w:r>
+        <w:rPr>
+          <w:rFonts w:hint="eastAsia"/>
+        </w:rPr>
+        <w:t xml:space="preserve">PDB（44.2%）成功，真实受体条件下则有</w:t>
+      </w:r>
+      <w:r>
+        <w:t xml:space="preserve"> 44/77 </w:t>
+      </w:r>
+      <w:r>
+        <w:rPr>
+          <w:rFonts w:hint="eastAsia"/>
+        </w:rPr>
+        <w:t xml:space="preserve">个（57.1%）成功。在</w:t>
+      </w:r>
+      <w:r>
+        <w:t xml:space="preserve"> RMSD &lt; 3 Å </w:t>
+      </w:r>
+      <w:r>
+        <w:rPr>
+          <w:rFonts w:hint="eastAsia"/>
+        </w:rPr>
+        <w:t xml:space="preserve">时，对应数量分别为</w:t>
+      </w:r>
+      <w:r>
+        <w:t xml:space="preserve"> 41/77 </w:t>
+      </w:r>
+      <w:r>
+        <w:rPr>
+          <w:rFonts w:hint="eastAsia"/>
+        </w:rPr>
+        <w:t xml:space="preserve">个（53.2%）和</w:t>
+      </w:r>
+      <w:r>
+        <w:t xml:space="preserve"> 50/77 </w:t>
+      </w:r>
+      <w:r>
+        <w:rPr>
+          <w:rFonts w:hint="eastAsia"/>
+        </w:rPr>
+        <w:t xml:space="preserve">个（64.9%）。将预算放宽至最多</w:t>
+      </w:r>
+      <w:r>
+        <w:t xml:space="preserve"> 10 </w:t>
+      </w:r>
+      <w:r>
+        <w:rPr>
+          <w:rFonts w:hint="eastAsia"/>
+        </w:rPr>
+        <w:t xml:space="preserve">次计费尝试（</w:t>
+      </w:r>
+      <m:oMath>
+        <m:r>
+          <m:t>K</m:t>
+        </m:r>
+        <m:r>
+          <m:rPr>
+            <m:sty m:val="p"/>
+          </m:rPr>
+          <m:t>≤</m:t>
+        </m:r>
+        <m:r>
+          <m:t>10</m:t>
+        </m:r>
+      </m:oMath>
+      <w:r>
+        <w:rPr>
+          <w:rFonts w:hint="eastAsia"/>
+        </w:rPr>
+        <w:t xml:space="preserve">）后，CryoAtom2</w:t>
+      </w:r>
+      <w:r>
+        <w:t xml:space="preserve"> </w:t>
+      </w:r>
+      <w:r>
+        <w:rPr>
+          <w:rFonts w:hint="eastAsia"/>
+        </w:rPr>
+        <w:t xml:space="preserve">重建受体条件下的</w:t>
+      </w:r>
+      <w:r>
+        <w:t xml:space="preserve"> top-1 </w:t>
+      </w:r>
+      <w:r>
+        <w:rPr>
+          <w:rFonts w:hint="eastAsia"/>
+        </w:rPr>
+        <w:t xml:space="preserve">成功数增至</w:t>
+      </w:r>
+      <w:r>
+        <w:t xml:space="preserve"> 46/77 </w:t>
+      </w:r>
+      <w:r>
+        <w:rPr>
+          <w:rFonts w:hint="eastAsia"/>
+        </w:rPr>
+        <w:t xml:space="preserve">个（59.7%，RMSD</w:t>
+      </w:r>
+      <w:r>
+        <w:t xml:space="preserve"> &lt; 2 </w:t>
+      </w:r>
+      <w:r>
+        <w:rPr>
+          <w:rFonts w:hint="eastAsia"/>
+        </w:rPr>
+        <w:t xml:space="preserve">Å）和</w:t>
+      </w:r>
+      <w:r>
+        <w:t xml:space="preserve"> 52/77 </w:t>
+      </w:r>
+      <w:r>
+        <w:rPr>
+          <w:rFonts w:hint="eastAsia"/>
+        </w:rPr>
+        <w:t xml:space="preserve">个（67.5%，RMSD</w:t>
+      </w:r>
+      <w:r>
+        <w:t xml:space="preserve"> &lt; 3 </w:t>
+      </w:r>
+      <w:r>
+        <w:rPr>
+          <w:rFonts w:hint="eastAsia"/>
+        </w:rPr>
+        <w:t xml:space="preserve">Å）。使用真实受体时，在</w:t>
+      </w:r>
+      <w:r>
+        <w:t xml:space="preserve"> RMSD &lt; 2 Å </w:t>
+      </w:r>
+      <w:r>
+        <w:rPr>
+          <w:rFonts w:hint="eastAsia"/>
+        </w:rPr>
+        <w:t xml:space="preserve">和</w:t>
+      </w:r>
+      <w:r>
+        <w:t xml:space="preserve"> &lt; 3 Å </w:t>
+      </w:r>
+      <w:r>
+        <w:rPr>
+          <w:rFonts w:hint="eastAsia"/>
+        </w:rPr>
+        <w:t xml:space="preserve">下分别有</w:t>
+      </w:r>
+      <w:r>
+        <w:t xml:space="preserve"> 51/77 </w:t>
+      </w:r>
+      <w:r>
+        <w:rPr>
+          <w:rFonts w:hint="eastAsia"/>
+        </w:rPr>
+        <w:t xml:space="preserve">个（66.2%）和</w:t>
+      </w:r>
+      <w:r>
+        <w:t xml:space="preserve"> 55/77 </w:t>
+      </w:r>
+      <w:r>
+        <w:rPr>
+          <w:rFonts w:hint="eastAsia"/>
+        </w:rPr>
+        <w:t xml:space="preserve">个（71.4%）成功。</w:t>
       </w:r>
     </w:p>
     <w:p>
       <w:pPr>
-        <w:pStyle w:val="ImageCaption"/>
-        <w:keepLines/>
-        <w:spacing w:line="240" w:lineRule="auto"/>
-        <w:ind w:firstLine="0"/>
-      </w:pPr>
-      <w:r>
-        <w:rPr>
-          <w:rFonts w:ascii="华文仿宋" w:hAnsi="华文仿宋" w:eastAsia="华文仿宋"/>
-          <w:b/>
-          <w:bCs/>
-          <w:sz w:val="18"/>
-        </w:rPr>
-        <w:t xml:space="preserve">Fig. 4 | </w:t>
-      </w:r>
-      <w:r>
-        <w:rPr>
-          <w:rFonts w:hint="eastAsia" w:ascii="华文仿宋" w:hAnsi="华文仿宋" w:eastAsia="华文仿宋"/>
-          <w:b/>
-          <w:bCs/>
-          <w:sz w:val="18"/>
-        </w:rPr>
-        <w:t xml:space="preserve">单残基无缺失原子的有机小分子端到端实例完成度.</w:t>
-      </w:r>
-      <w:r>
-        <w:rPr>
-          <w:rFonts w:ascii="华文仿宋" w:hAnsi="华文仿宋" w:eastAsia="华文仿宋"/>
-          <w:sz w:val="18"/>
-        </w:rPr>
-        <w:t xml:space="preserve"> </w:t>
-      </w:r>
-      <w:r>
-        <w:rPr>
-          <w:rFonts w:hint="eastAsia" w:ascii="华文仿宋" w:hAnsi="华文仿宋" w:eastAsia="华文仿宋"/>
-          <w:sz w:val="18"/>
-        </w:rPr>
-        <w:t xml:space="preserve">左列为沉积受体</w:t>
-      </w:r>
-      <w:r>
-        <w:rPr>
-          <w:rFonts w:ascii="华文仿宋" w:hAnsi="华文仿宋" w:eastAsia="华文仿宋"/>
-          <w:sz w:val="18"/>
-        </w:rPr>
-        <w:t xml:space="preserve"> (GT), </w:t>
-      </w:r>
-      <w:r>
-        <w:rPr>
-          <w:rFonts w:hint="eastAsia" w:ascii="华文仿宋" w:hAnsi="华文仿宋" w:eastAsia="华文仿宋"/>
-          <w:sz w:val="18"/>
-        </w:rPr>
-        <w:t xml:space="preserve">右列为</w:t>
-      </w:r>
-      <w:r>
-        <w:rPr>
-          <w:rFonts w:ascii="华文仿宋" w:hAnsi="华文仿宋" w:eastAsia="华文仿宋"/>
-          <w:sz w:val="18"/>
-        </w:rPr>
-        <w:t xml:space="preserve"> CryoAtom2 </w:t>
-      </w:r>
-      <w:r>
-        <w:rPr>
-          <w:rFonts w:hint="eastAsia" w:ascii="华文仿宋" w:hAnsi="华文仿宋" w:eastAsia="华文仿宋"/>
-          <w:sz w:val="18"/>
-        </w:rPr>
-        <w:t xml:space="preserve">重建受体</w:t>
-      </w:r>
-      <w:r>
-        <w:rPr>
-          <w:rFonts w:ascii="华文仿宋" w:hAnsi="华文仿宋" w:eastAsia="华文仿宋"/>
-          <w:sz w:val="18"/>
-        </w:rPr>
-        <w:t xml:space="preserve"> (CA2). a,b, self-ranking </w:t>
-      </w:r>
-      <w:r>
-        <w:rPr>
-          <w:rFonts w:hint="eastAsia" w:ascii="华文仿宋" w:hAnsi="华文仿宋" w:eastAsia="华文仿宋"/>
-          <w:sz w:val="18"/>
-        </w:rPr>
-        <w:t xml:space="preserve">首选构象的重原子均方根偏差</w:t>
-      </w:r>
-      <w:r>
-        <w:rPr>
-          <w:rFonts w:ascii="华文仿宋" w:hAnsi="华文仿宋" w:eastAsia="华文仿宋"/>
-          <w:sz w:val="18"/>
-        </w:rPr>
-        <w:t xml:space="preserve"> (RMSD) </w:t>
-      </w:r>
-      <w:r>
-        <w:rPr>
-          <w:rFonts w:hint="eastAsia" w:ascii="华文仿宋" w:hAnsi="华文仿宋" w:eastAsia="华文仿宋"/>
-          <w:sz w:val="18"/>
-        </w:rPr>
-        <w:t xml:space="preserve">严格</w:t>
-      </w:r>
-      <w:r>
-        <w:rPr>
-          <w:rFonts w:ascii="华文仿宋" w:hAnsi="华文仿宋" w:eastAsia="华文仿宋"/>
-          <w:sz w:val="18"/>
-        </w:rPr>
-        <w:t xml:space="preserve"> &lt;2 Å; c,d, &lt;3 Å; e–h, best-of-50 </w:t>
-      </w:r>
-      <w:r>
-        <w:rPr>
-          <w:rFonts w:hint="eastAsia" w:ascii="华文仿宋" w:hAnsi="华文仿宋" w:eastAsia="华文仿宋"/>
-          <w:sz w:val="18"/>
-        </w:rPr>
-        <w:t xml:space="preserve">在对应阈值下的结果.</w:t>
-      </w:r>
-      <w:r>
-        <w:rPr>
-          <w:rFonts w:ascii="华文仿宋" w:hAnsi="华文仿宋" w:eastAsia="华文仿宋"/>
-          <w:sz w:val="18"/>
-        </w:rPr>
-        <w:t xml:space="preserve"> LigandSeek Find–Match–Build </w:t>
-      </w:r>
-      <w:r>
-        <w:rPr>
-          <w:rFonts w:hint="eastAsia" w:ascii="华文仿宋" w:hAnsi="华文仿宋" w:eastAsia="华文仿宋"/>
-          <w:sz w:val="18"/>
-        </w:rPr>
-        <w:t xml:space="preserve">结果含</w:t>
-      </w:r>
-      <w:r>
-        <w:rPr>
-          <w:rFonts w:ascii="华文仿宋" w:hAnsi="华文仿宋" w:eastAsia="华文仿宋"/>
-          <w:sz w:val="18"/>
-        </w:rPr>
-        <w:t xml:space="preserve"> 77 </w:t>
-      </w:r>
-      <w:r>
-        <w:rPr>
-          <w:rFonts w:hint="eastAsia" w:ascii="华文仿宋" w:hAnsi="华文仿宋" w:eastAsia="华文仿宋"/>
-          <w:sz w:val="18"/>
-        </w:rPr>
-        <w:t xml:space="preserve">个</w:t>
-      </w:r>
-      <w:r>
-        <w:rPr>
-          <w:rFonts w:ascii="华文仿宋" w:hAnsi="华文仿宋" w:eastAsia="华文仿宋"/>
-          <w:sz w:val="18"/>
-        </w:rPr>
-        <w:t xml:space="preserve"> PDB、446 </w:t>
-      </w:r>
-      <w:r>
-        <w:rPr>
-          <w:rFonts w:hint="eastAsia" w:ascii="华文仿宋" w:hAnsi="华文仿宋" w:eastAsia="华文仿宋"/>
-          <w:sz w:val="18"/>
-        </w:rPr>
-        <w:t xml:space="preserve">个实例,</w:t>
-      </w:r>
-      <w:r>
-        <w:rPr>
-          <w:rFonts w:ascii="华文仿宋" w:hAnsi="华文仿宋" w:eastAsia="华文仿宋"/>
-          <w:sz w:val="18"/>
-        </w:rPr>
-        <w:t xml:space="preserve"> Build </w:t>
-      </w:r>
-      <w:r>
-        <w:rPr>
-          <w:rFonts w:hint="eastAsia" w:ascii="华文仿宋" w:hAnsi="华文仿宋" w:eastAsia="华文仿宋"/>
-          <w:sz w:val="18"/>
-        </w:rPr>
-        <w:t xml:space="preserve">采用</w:t>
-      </w:r>
-      <w:r>
-        <w:rPr>
-          <w:rFonts w:ascii="华文仿宋" w:hAnsi="华文仿宋" w:eastAsia="华文仿宋"/>
-          <w:sz w:val="18"/>
-        </w:rPr>
-        <w:t xml:space="preserve"> PocketXMol-tuned </w:t>
-      </w:r>
-      <w:r>
-        <w:rPr>
-          <w:rFonts w:hint="eastAsia" w:ascii="华文仿宋" w:hAnsi="华文仿宋" w:eastAsia="华文仿宋"/>
-          <w:sz w:val="18"/>
-        </w:rPr>
-        <w:t xml:space="preserve">单次对接.</w:t>
-      </w:r>
-      <w:r>
-        <w:rPr>
-          <w:rFonts w:ascii="华文仿宋" w:hAnsi="华文仿宋" w:eastAsia="华文仿宋"/>
-          <w:sz w:val="18"/>
-        </w:rPr>
-        <w:t xml:space="preserve"> </w:t>
-      </w:r>
-      <w:r>
-        <w:rPr>
-          <w:rFonts w:hint="eastAsia" w:ascii="华文仿宋" w:hAnsi="华文仿宋" w:eastAsia="华文仿宋"/>
-          <w:sz w:val="18"/>
-        </w:rPr>
-        <w:t xml:space="preserve">每个</w:t>
-      </w:r>
-      <w:r>
-        <w:rPr>
-          <w:rFonts w:ascii="华文仿宋" w:hAnsi="华文仿宋" w:eastAsia="华文仿宋"/>
-          <w:sz w:val="18"/>
-        </w:rPr>
-        <w:t xml:space="preserve"> PDB </w:t>
-      </w:r>
-      <w:r>
-        <w:rPr>
-          <w:rFonts w:hint="eastAsia" w:ascii="华文仿宋" w:hAnsi="华文仿宋" w:eastAsia="华文仿宋"/>
-          <w:sz w:val="18"/>
-        </w:rPr>
-        <w:t xml:space="preserve">含</w:t>
-      </w:r>
-      <w:r>
-        <w:rPr>
-          <w:rFonts w:ascii="华文仿宋" w:hAnsi="华文仿宋" w:eastAsia="华文仿宋"/>
-          <w:sz w:val="18"/>
-        </w:rPr>
-        <w:t xml:space="preserve"> N </w:t>
-      </w:r>
-      <w:r>
-        <w:rPr>
-          <w:rFonts w:hint="eastAsia" w:ascii="华文仿宋" w:hAnsi="华文仿宋" w:eastAsia="华文仿宋"/>
-          <w:sz w:val="18"/>
-        </w:rPr>
-        <w:t xml:space="preserve">个合格实例,</w:t>
-      </w:r>
-      <w:r>
-        <w:rPr>
-          <w:rFonts w:ascii="华文仿宋" w:hAnsi="华文仿宋" w:eastAsia="华文仿宋"/>
-          <w:sz w:val="18"/>
-        </w:rPr>
-        <w:t xml:space="preserve"> </w:t>
-      </w:r>
-      <w:r>
-        <w:rPr>
-          <w:rFonts w:hint="eastAsia" w:ascii="华文仿宋" w:hAnsi="华文仿宋" w:eastAsia="华文仿宋"/>
-          <w:sz w:val="18"/>
-        </w:rPr>
-        <w:t xml:space="preserve">预算</w:t>
-      </w:r>
-      <w:r>
-        <w:rPr>
-          <w:rFonts w:ascii="华文仿宋" w:hAnsi="华文仿宋" w:eastAsia="华文仿宋"/>
-          <w:sz w:val="18"/>
-        </w:rPr>
-        <w:t xml:space="preserve"> ρ </w:t>
-      </w:r>
-      <w:r>
-        <w:rPr>
-          <w:rFonts w:hint="eastAsia" w:ascii="华文仿宋" w:hAnsi="华文仿宋" w:eastAsia="华文仿宋"/>
-          <w:sz w:val="18"/>
-        </w:rPr>
-        <w:t xml:space="preserve">允许</w:t>
-      </w:r>
-      <w:r>
-        <w:rPr>
-          <w:rFonts w:ascii="华文仿宋" w:hAnsi="华文仿宋" w:eastAsia="华文仿宋"/>
-          <w:sz w:val="18"/>
-        </w:rPr>
-        <w:t xml:space="preserve"> floor(ρN) </w:t>
-      </w:r>
-      <w:r>
-        <w:rPr>
-          <w:rFonts w:hint="eastAsia" w:ascii="华文仿宋" w:hAnsi="华文仿宋" w:eastAsia="华文仿宋"/>
-          <w:sz w:val="18"/>
-        </w:rPr>
-        <w:t xml:space="preserve">次计费尝试,</w:t>
-      </w:r>
-      <w:r>
-        <w:rPr>
-          <w:rFonts w:ascii="华文仿宋" w:hAnsi="华文仿宋" w:eastAsia="华文仿宋"/>
-          <w:sz w:val="18"/>
-        </w:rPr>
-        <w:t xml:space="preserve"> </w:t>
-      </w:r>
-      <w:r>
-        <w:rPr>
-          <w:rFonts w:hint="eastAsia" w:ascii="华文仿宋" w:hAnsi="华文仿宋" w:eastAsia="华文仿宋"/>
-          <w:sz w:val="18"/>
-        </w:rPr>
-        <w:t xml:space="preserve">完成度为成功的不同实例数/N.</w:t>
-      </w:r>
-      <w:r>
-        <w:rPr>
-          <w:rFonts w:ascii="华文仿宋" w:hAnsi="华文仿宋" w:eastAsia="华文仿宋"/>
-          <w:sz w:val="18"/>
-        </w:rPr>
-        <w:t xml:space="preserve"> </w:t>
-      </w:r>
-      <w:r>
-        <w:rPr>
-          <w:rFonts w:hint="eastAsia" w:ascii="华文仿宋" w:hAnsi="华文仿宋" w:eastAsia="华文仿宋"/>
-          <w:sz w:val="18"/>
-        </w:rPr>
-        <w:t xml:space="preserve">绿线与圆点、蓝线与菱形分别为</w:t>
-      </w:r>
-      <w:r>
-        <w:rPr>
-          <w:rFonts w:ascii="华文仿宋" w:hAnsi="华文仿宋" w:eastAsia="华文仿宋"/>
-          <w:sz w:val="18"/>
-        </w:rPr>
-        <w:t xml:space="preserve"> PDB </w:t>
-      </w:r>
-      <w:r>
-        <w:rPr>
-          <w:rFonts w:hint="eastAsia" w:ascii="华文仿宋" w:hAnsi="华文仿宋" w:eastAsia="华文仿宋"/>
-          <w:sz w:val="18"/>
-        </w:rPr>
-        <w:t xml:space="preserve">等权均值和中位数;</w:t>
-      </w:r>
-      <w:r>
-        <w:rPr>
-          <w:rFonts w:ascii="华文仿宋" w:hAnsi="华文仿宋" w:eastAsia="华文仿宋"/>
-          <w:sz w:val="18"/>
-        </w:rPr>
-        <w:t xml:space="preserve"> </w:t>
-      </w:r>
-      <w:r>
-        <w:rPr>
-          <w:rFonts w:hint="eastAsia" w:ascii="华文仿宋" w:hAnsi="华文仿宋" w:eastAsia="华文仿宋"/>
-          <w:sz w:val="18"/>
-        </w:rPr>
-        <w:t xml:space="preserve">灰点与小提琴为</w:t>
-      </w:r>
-      <w:r>
-        <w:rPr>
-          <w:rFonts w:ascii="华文仿宋" w:hAnsi="华文仿宋" w:eastAsia="华文仿宋"/>
-          <w:sz w:val="18"/>
-        </w:rPr>
-        <w:t xml:space="preserve"> 50%、100%、200%、300% </w:t>
-      </w:r>
-      <w:r>
-        <w:rPr>
-          <w:rFonts w:hint="eastAsia" w:ascii="华文仿宋" w:hAnsi="华文仿宋" w:eastAsia="华文仿宋"/>
-          <w:sz w:val="18"/>
-        </w:rPr>
-        <w:t xml:space="preserve">预算下的分布.</w:t>
-      </w:r>
-      <w:r>
-        <w:rPr>
-          <w:rFonts w:ascii="华文仿宋" w:hAnsi="华文仿宋" w:eastAsia="华文仿宋"/>
-          <w:sz w:val="18"/>
-        </w:rPr>
-        <w:t xml:space="preserve"> </w:t>
-      </w:r>
-      <w:r>
-        <w:rPr>
-          <w:rFonts w:hint="eastAsia" w:ascii="华文仿宋" w:hAnsi="华文仿宋" w:eastAsia="华文仿宋"/>
-          <w:sz w:val="18"/>
-        </w:rPr>
-        <w:t xml:space="preserve">沿用冻结顺序与</w:t>
-      </w:r>
-      <w:r>
-        <w:rPr>
-          <w:rFonts w:ascii="华文仿宋" w:hAnsi="华文仿宋" w:eastAsia="华文仿宋"/>
-          <w:sz w:val="18"/>
-        </w:rPr>
-        <w:t xml:space="preserve"> Match </w:t>
-      </w:r>
-      <w:r>
-        <w:rPr>
-          <w:rFonts w:hint="eastAsia" w:ascii="华文仿宋" w:hAnsi="华文仿宋" w:eastAsia="华文仿宋"/>
-          <w:sz w:val="18"/>
-        </w:rPr>
-        <w:t xml:space="preserve">感知免费跳过.</w:t>
-      </w:r>
-      <w:r>
-        <w:rPr>
-          <w:rFonts w:ascii="华文仿宋" w:hAnsi="华文仿宋" w:eastAsia="华文仿宋"/>
-          <w:sz w:val="18"/>
-        </w:rPr>
-        <w:t xml:space="preserve"> Best-of-50 </w:t>
-      </w:r>
-      <w:r>
-        <w:rPr>
-          <w:rFonts w:hint="eastAsia" w:ascii="华文仿宋" w:hAnsi="华文仿宋" w:eastAsia="华文仿宋"/>
-          <w:sz w:val="18"/>
-        </w:rPr>
-        <w:t xml:space="preserve">仅按最低</w:t>
-      </w:r>
-      <w:r>
-        <w:rPr>
-          <w:rFonts w:ascii="华文仿宋" w:hAnsi="华文仿宋" w:eastAsia="华文仿宋"/>
-          <w:sz w:val="18"/>
-        </w:rPr>
-        <w:t xml:space="preserve"> RMSD </w:t>
-      </w:r>
-      <w:r>
-        <w:rPr>
-          <w:rFonts w:hint="eastAsia" w:ascii="华文仿宋" w:hAnsi="华文仿宋" w:eastAsia="华文仿宋"/>
-          <w:sz w:val="18"/>
-        </w:rPr>
-        <w:t xml:space="preserve">评价.</w:t>
+        <w:pStyle w:val="BodyText"/>
+        <w:spacing w:line="360" w:lineRule="auto" w:after="120"/>
+        <w:ind w:firstLine="420"/>
+      </w:pPr>
+      <w:r>
+        <w:rPr>
+          <w:rFonts w:hint="eastAsia"/>
+        </w:rPr>
+        <w:t xml:space="preserve">对于</w:t>
+      </w:r>
+      <w:r>
+        <w:t xml:space="preserve"> </w:t>
+      </w:r>
+      <m:oMath>
+        <m:r>
+          <m:t>K</m:t>
+        </m:r>
+        <m:r>
+          <m:rPr>
+            <m:sty m:val="p"/>
+          </m:rPr>
+          <m:t>≤</m:t>
+        </m:r>
+        <m:r>
+          <m:t>10</m:t>
+        </m:r>
+      </m:oMath>
+      <w:r>
+        <w:t xml:space="preserve"> </w:t>
+      </w:r>
+      <w:r>
+        <w:rPr>
+          <w:rFonts w:hint="eastAsia"/>
+        </w:rPr>
+        <w:t xml:space="preserve">内的</w:t>
+      </w:r>
+      <w:r>
+        <w:t xml:space="preserve"> best-of-50 </w:t>
+      </w:r>
+      <w:r>
+        <w:rPr>
+          <w:rFonts w:hint="eastAsia"/>
+        </w:rPr>
+        <w:t xml:space="preserve">构象，CryoAtom2</w:t>
+      </w:r>
+      <w:r>
+        <w:t xml:space="preserve"> </w:t>
+      </w:r>
+      <w:r>
+        <w:rPr>
+          <w:rFonts w:hint="eastAsia"/>
+        </w:rPr>
+        <w:t xml:space="preserve">重建受体和真实受体条件下的</w:t>
+      </w:r>
+      <w:r>
+        <w:t xml:space="preserve"> RMSD &lt; 2 Å </w:t>
+      </w:r>
+      <w:r>
+        <w:rPr>
+          <w:rFonts w:hint="eastAsia"/>
+        </w:rPr>
+        <w:t xml:space="preserve">成功率分别达到</w:t>
+      </w:r>
+      <w:r>
+        <w:t xml:space="preserve"> 67.5% </w:t>
+      </w:r>
+      <w:r>
+        <w:rPr>
+          <w:rFonts w:hint="eastAsia"/>
+        </w:rPr>
+        <w:t xml:space="preserve">和</w:t>
+      </w:r>
+      <w:r>
+        <w:t xml:space="preserve"> </w:t>
+      </w:r>
+      <w:r>
+        <w:rPr>
+          <w:rFonts w:hint="eastAsia"/>
+        </w:rPr>
+        <w:t xml:space="preserve">75.3%。在</w:t>
+      </w:r>
+      <w:r>
+        <w:t xml:space="preserve"> RMSD &lt; 3 Å </w:t>
+      </w:r>
+      <w:r>
+        <w:rPr>
+          <w:rFonts w:hint="eastAsia"/>
+        </w:rPr>
+        <w:t xml:space="preserve">时，对应成功率分别为</w:t>
+      </w:r>
+      <w:r>
+        <w:t xml:space="preserve"> 75.3% </w:t>
+      </w:r>
+      <w:r>
+        <w:rPr>
+          <w:rFonts w:hint="eastAsia"/>
+        </w:rPr>
+        <w:t xml:space="preserve">和</w:t>
+      </w:r>
+      <w:r>
+        <w:t xml:space="preserve"> 76.6%。</w:t>
       </w:r>
     </w:p>
     <w:p>
       <w:pPr>
-        <w:pStyle w:val="TableCaption"/>
-        <w:keepNext/>
-        <w:keepLines/>
-        <w:spacing w:line="240" w:lineRule="auto" w:after="120"/>
-        <w:ind w:firstLine="0"/>
-      </w:pPr>
-      <w:r>
-        <w:rPr>
-          <w:rFonts w:hint="eastAsia" w:ascii="华文仿宋" w:hAnsi="华文仿宋" w:eastAsia="华文仿宋"/>
-          <w:sz w:val="18"/>
-        </w:rPr>
-        <w:t xml:space="preserve">表</w:t>
-      </w:r>
-      <w:r>
-        <w:rPr>
-          <w:rFonts w:ascii="华文仿宋" w:hAnsi="华文仿宋" w:eastAsia="华文仿宋"/>
-          <w:sz w:val="18"/>
-        </w:rPr>
-        <w:t xml:space="preserve"> 2 | </w:t>
-      </w:r>
-      <w:r>
-        <w:rPr>
-          <w:rFonts w:hint="eastAsia" w:ascii="华文仿宋" w:hAnsi="华文仿宋" w:eastAsia="华文仿宋"/>
-          <w:sz w:val="18"/>
-        </w:rPr>
-        <w:t xml:space="preserve">小分子实例完成度（%）。</w:t>
+        <w:pStyle w:val="BodyText"/>
+        <w:spacing w:line="360" w:lineRule="auto" w:after="120"/>
+        <w:ind w:firstLine="420"/>
+      </w:pPr>
+      <w:r>
+        <w:rPr>
+          <w:rStyle w:val="MDFIGREF_eJyrrk7LTC9KTbNKNUrVLc5NzMnRLcgsSM3JzEutSaytBQDAfQxA"/>
+        </w:rPr>
+        <w:t xml:space="preserve">Fig. 3a</w:t>
+      </w:r>
+      <w:r>
+        <w:t xml:space="preserve"> </w:t>
+      </w:r>
+      <w:r>
+        <w:rPr>
+          <w:rFonts w:hint="eastAsia"/>
+        </w:rPr>
+        <w:t xml:space="preserve">进一步拆分了流水线各阶段的成功率。在前</w:t>
+      </w:r>
+      <w:r>
+        <w:t xml:space="preserve"> 10 </w:t>
+      </w:r>
+      <w:r>
+        <w:rPr>
+          <w:rFonts w:hint="eastAsia"/>
+        </w:rPr>
+        <w:t xml:space="preserve">次计费尝试（</w:t>
+      </w:r>
+      <m:oMath>
+        <m:r>
+          <m:t>K</m:t>
+        </m:r>
+        <m:r>
+          <m:rPr>
+            <m:sty m:val="p"/>
+          </m:rPr>
+          <m:t>≤</m:t>
+        </m:r>
+        <m:r>
+          <m:t>10</m:t>
+        </m:r>
+      </m:oMath>
+      <w:r>
+        <w:rPr>
+          <w:rFonts w:hint="eastAsia"/>
+        </w:rPr>
+        <w:t xml:space="preserve">）内，CryoAtom2</w:t>
+      </w:r>
+      <w:r>
+        <w:t xml:space="preserve"> </w:t>
+      </w:r>
+      <w:r>
+        <w:rPr>
+          <w:rFonts w:hint="eastAsia"/>
+        </w:rPr>
+        <w:t xml:space="preserve">重建受体和真实受体条件下，仅</w:t>
+      </w:r>
+      <w:r>
+        <w:t xml:space="preserve"> Find </w:t>
+      </w:r>
+      <w:r>
+        <w:rPr>
+          <w:rFonts w:hint="eastAsia"/>
+        </w:rPr>
+        <w:t xml:space="preserve">成功的</w:t>
+      </w:r>
+      <w:r>
+        <w:t xml:space="preserve"> PDB </w:t>
+      </w:r>
+      <w:r>
+        <w:rPr>
+          <w:rFonts w:hint="eastAsia"/>
+        </w:rPr>
+        <w:t xml:space="preserve">比例分别为</w:t>
+      </w:r>
+      <w:r>
+        <w:t xml:space="preserve"> 88.3% </w:t>
+      </w:r>
+      <w:r>
+        <w:rPr>
+          <w:rFonts w:hint="eastAsia"/>
+        </w:rPr>
+        <w:t xml:space="preserve">和</w:t>
+      </w:r>
+      <w:r>
+        <w:t xml:space="preserve"> </w:t>
+      </w:r>
+      <w:r>
+        <w:rPr>
+          <w:rFonts w:hint="eastAsia"/>
+        </w:rPr>
+        <w:t xml:space="preserve">89.6%，均高于</w:t>
+      </w:r>
+      <w:r>
+        <w:t xml:space="preserve"> Emap2lig-Find </w:t>
+      </w:r>
+      <w:r>
+        <w:rPr>
+          <w:rFonts w:hint="eastAsia"/>
+        </w:rPr>
+        <w:t xml:space="preserve">在该子集中的</w:t>
+      </w:r>
+      <w:r>
+        <w:t xml:space="preserve"> </w:t>
+      </w:r>
+      <w:r>
+        <w:rPr>
+          <w:rFonts w:hint="eastAsia"/>
+        </w:rPr>
+        <w:t xml:space="preserve">70.1%。同时要求</w:t>
+      </w:r>
+      <w:r>
+        <w:t xml:space="preserve"> Find </w:t>
+      </w:r>
+      <w:r>
+        <w:rPr>
+          <w:rFonts w:hint="eastAsia"/>
+        </w:rPr>
+        <w:t xml:space="preserve">和</w:t>
+      </w:r>
+      <w:r>
+        <w:t xml:space="preserve"> Match </w:t>
+      </w:r>
+      <w:r>
+        <w:rPr>
+          <w:rFonts w:hint="eastAsia"/>
+        </w:rPr>
+        <w:t xml:space="preserve">成功时，对应比例分别为</w:t>
+      </w:r>
+      <w:r>
+        <w:t xml:space="preserve"> 81.8% </w:t>
+      </w:r>
+      <w:r>
+        <w:rPr>
+          <w:rFonts w:hint="eastAsia"/>
+        </w:rPr>
+        <w:t xml:space="preserve">和</w:t>
+      </w:r>
+      <w:r>
+        <w:t xml:space="preserve"> 83.1%。</w:t>
       </w:r>
     </w:p>
-    <w:tbl>
-      <w:tblPr>
-        <w:tblW w:type="pct" w:w="5000"/>
-        <w:tblLayout w:type="fixed"/>
-        <w:tblCaption w:val="表 2 | 小分子实例完成度（%）。"/>
-        <w:tblDescription w:val="MDBOOKTABS_{&quot;headers&quot;:3,&quot;groups&quot;:[],&quot;widths&quot;:[0.14,0.1,0.095,0.095,0.095,0.095,0.095,0.095,0.095,0.095],&quot;outline&quot;:&quot;box&quot;,&quot;col-rules&quot;:&quot;2,6&quot;,&quot;pagination&quot;:&quot;rows&quot;,&quot;dividers&quot;:[5]}"/>
-        <w:tblBorders>
-          <w:top w:val="single" w:sz="6" w:color="000000"/>
-          <w:bottom w:val="single" w:sz="6" w:color="000000"/>
-          <w:left w:val="single" w:sz="6" w:color="000000"/>
-          <w:right w:val="single" w:sz="6" w:color="000000"/>
-          <w:insideH w:val="nil" w:sz="6" w:color="000000"/>
-          <w:insideV w:val="nil" w:sz="6" w:color="000000"/>
-        </w:tblBorders>
-      </w:tblPr>
-      <w:tblGrid>
-        <w:gridCol w:w="1264"/>
-        <w:gridCol w:w="903"/>
-        <w:gridCol w:w="857"/>
-        <w:gridCol w:w="857"/>
-        <w:gridCol w:w="857"/>
-        <w:gridCol w:w="857"/>
-        <w:gridCol w:w="857"/>
-        <w:gridCol w:w="857"/>
-        <w:gridCol w:w="857"/>
-        <w:gridCol w:w="857"/>
-      </w:tblGrid>
-      <w:tr>
-        <w:trPr>
-          <w:tblHeader w:val="on"/>
-          <w:cantSplit/>
-        </w:trPr>
-        <w:tc>
-          <w:tcPr>
-            <w:tcW w:type="dxa" w:w="1264"/>
-            <w:vMerge w:val="restart"/>
-            <w:vAlign w:val="center"/>
-            <w:noWrap/>
-            <w:tcMar>
-              <w:top w:w="30" w:type="dxa"/>
-              <w:bottom w:w="30" w:type="dxa"/>
-              <w:left w:w="45" w:type="dxa"/>
-              <w:right w:w="45" w:type="dxa"/>
-            </w:tcMar>
-          </w:tcPr>
-          <w:p>
-            <w:pPr>
-              <w:pStyle w:val="Compact"/>
-              <w:keepNext w:val="0"/>
-              <w:keepLines w:val="0"/>
-              <w:pageBreakBefore w:val="0"/>
-              <w:spacing w:line="240" w:lineRule="auto" w:after="0" w:before="0"/>
-              <w:ind w:firstLine="0"/>
-              <w:jc w:val="left"/>
-            </w:pPr>
-            <w:r>
-              <w:rPr>
-                <w:rFonts w:hint="eastAsia" w:ascii="Times New Roman" w:hAnsi="Times New Roman"/>
-                <w:b w:val="0"/>
-                <w:sz w:val="20"/>
-              </w:rPr>
-              <w:t xml:space="preserve">构象</w:t>
-            </w:r>
-          </w:p>
-        </w:tc>
-        <w:tc>
-          <w:tcPr>
-            <w:tcW w:type="dxa" w:w="903"/>
-            <w:vMerge w:val="restart"/>
-            <w:vAlign w:val="center"/>
-            <w:noWrap/>
-            <w:tcMar>
-              <w:top w:w="30" w:type="dxa"/>
-              <w:bottom w:w="30" w:type="dxa"/>
-              <w:left w:w="45" w:type="dxa"/>
-              <w:right w:w="45" w:type="dxa"/>
-            </w:tcMar>
-            <w:tcBorders>
-              <w:right w:val="single" w:sz="4" w:color="000000"/>
-            </w:tcBorders>
-          </w:tcPr>
-          <w:p>
-            <w:pPr>
-              <w:pStyle w:val="Compact"/>
-              <w:keepNext w:val="0"/>
-              <w:keepLines w:val="0"/>
-              <w:pageBreakBefore w:val="0"/>
-              <w:spacing w:line="240" w:lineRule="auto" w:after="0" w:before="0"/>
-              <w:ind w:firstLine="0"/>
-              <w:jc w:val="center"/>
-            </w:pPr>
-            <w:r>
-              <w:rPr>
-                <w:rFonts w:ascii="Times New Roman" w:hAnsi="Times New Roman"/>
-                <w:b w:val="0"/>
-                <w:sz w:val="20"/>
-              </w:rPr>
-              <w:t xml:space="preserve">RMSD</w:t>
-            </w:r>
-          </w:p>
-        </w:tc>
-        <w:tc>
-          <w:tcPr>
-            <w:tcW w:type="dxa" w:w="3430"/>
-            <w:gridSpan w:val="4"/>
-            <w:vAlign w:val="center"/>
-            <w:noWrap/>
-            <w:tcMar>
-              <w:top w:w="30" w:type="dxa"/>
-              <w:bottom w:w="30" w:type="dxa"/>
-              <w:left w:w="45" w:type="dxa"/>
-              <w:right w:w="45" w:type="dxa"/>
-            </w:tcMar>
-            <w:tcBorders>
-              <w:right w:val="single" w:sz="4" w:color="000000"/>
-            </w:tcBorders>
-          </w:tcPr>
-          <w:p>
-            <w:pPr>
-              <w:pStyle w:val="Compact"/>
-              <w:keepNext w:val="0"/>
-              <w:keepLines w:val="0"/>
-              <w:pageBreakBefore w:val="0"/>
-              <w:spacing w:line="240" w:lineRule="auto" w:after="0" w:before="0"/>
-              <w:ind w:firstLine="0"/>
-              <w:jc w:val="center"/>
-            </w:pPr>
-            <w:r>
-              <w:rPr>
-                <w:rFonts w:ascii="Times New Roman" w:hAnsi="Times New Roman"/>
-                <w:b w:val="0"/>
-                <w:sz w:val="20"/>
-              </w:rPr>
-              <w:t xml:space="preserve">CA2</w:t>
-            </w:r>
-          </w:p>
-        </w:tc>
-        <w:tc>
-          <w:tcPr>
-            <w:tcW w:type="dxa" w:w="3430"/>
-            <w:gridSpan w:val="4"/>
-            <w:vAlign w:val="center"/>
-            <w:noWrap/>
-            <w:tcMar>
-              <w:top w:w="30" w:type="dxa"/>
-              <w:bottom w:w="30" w:type="dxa"/>
-              <w:left w:w="45" w:type="dxa"/>
-              <w:right w:w="45" w:type="dxa"/>
-            </w:tcMar>
-          </w:tcPr>
-          <w:p>
-            <w:pPr>
-              <w:pStyle w:val="Compact"/>
-              <w:keepNext w:val="0"/>
-              <w:keepLines w:val="0"/>
-              <w:pageBreakBefore w:val="0"/>
-              <w:spacing w:line="240" w:lineRule="auto" w:after="0" w:before="0"/>
-              <w:ind w:firstLine="0"/>
-              <w:jc w:val="center"/>
-            </w:pPr>
-            <w:r>
-              <w:rPr>
-                <w:rFonts w:ascii="Times New Roman" w:hAnsi="Times New Roman"/>
-                <w:b w:val="0"/>
-                <w:sz w:val="20"/>
-              </w:rPr>
-              <w:t xml:space="preserve">GT</w:t>
-            </w:r>
-          </w:p>
-        </w:tc>
-      </w:tr>
-      <w:tr>
-        <w:trPr>
-          <w:tblHeader w:val="on"/>
-          <w:cantSplit/>
-        </w:trPr>
-        <w:tc>
-          <w:tcPr>
-            <w:tcW w:type="dxa" w:w="1264"/>
-            <w:gridSpan w:val="1"/>
-            <w:vMerge w:val="continue"/>
-            <w:vAlign w:val="center"/>
-            <w:noWrap/>
-            <w:tcMar>
-              <w:top w:w="30" w:type="dxa"/>
-              <w:bottom w:w="30" w:type="dxa"/>
-              <w:left w:w="45" w:type="dxa"/>
-              <w:right w:w="45" w:type="dxa"/>
-            </w:tcMar>
-          </w:tcPr>
-          <w:p>
-            <w:pPr>
-              <w:keepNext w:val="0"/>
-              <w:keepLines w:val="0"/>
-              <w:pageBreakBefore w:val="0"/>
-              <w:spacing w:line="240" w:lineRule="auto" w:before="0" w:after="0"/>
-              <w:ind w:firstLine="0"/>
-              <w:jc w:val="left"/>
-            </w:pPr>
-          </w:p>
-        </w:tc>
-        <w:tc>
-          <w:tcPr>
-            <w:tcW w:type="dxa" w:w="903"/>
-            <w:gridSpan w:val="1"/>
-            <w:vMerge w:val="continue"/>
-            <w:vAlign w:val="center"/>
-            <w:noWrap/>
-            <w:tcMar>
-              <w:top w:w="30" w:type="dxa"/>
-              <w:bottom w:w="30" w:type="dxa"/>
-              <w:left w:w="45" w:type="dxa"/>
-              <w:right w:w="45" w:type="dxa"/>
-            </w:tcMar>
-            <w:tcBorders>
-              <w:right w:val="single" w:sz="4" w:color="000000"/>
-            </w:tcBorders>
-          </w:tcPr>
-          <w:p>
-            <w:pPr>
-              <w:keepNext w:val="0"/>
-              <w:keepLines w:val="0"/>
-              <w:pageBreakBefore w:val="0"/>
-              <w:spacing w:line="240" w:lineRule="auto" w:before="0" w:after="0"/>
-              <w:ind w:firstLine="0"/>
-              <w:jc w:val="center"/>
-            </w:pPr>
-          </w:p>
-        </w:tc>
-        <w:tc>
-          <w:tcPr>
-            <w:tcW w:type="dxa" w:w="1715"/>
-            <w:gridSpan w:val="2"/>
-            <w:vAlign w:val="center"/>
-            <w:noWrap/>
-            <w:tcMar>
-              <w:top w:w="30" w:type="dxa"/>
-              <w:bottom w:w="30" w:type="dxa"/>
-              <w:left w:w="45" w:type="dxa"/>
-              <w:right w:w="45" w:type="dxa"/>
-            </w:tcMar>
-          </w:tcPr>
-          <w:p>
-            <w:pPr>
-              <w:pStyle w:val="Compact"/>
-              <w:keepNext w:val="0"/>
-              <w:keepLines w:val="0"/>
-              <w:pageBreakBefore w:val="0"/>
-              <w:spacing w:line="240" w:lineRule="auto" w:after="0" w:before="0"/>
-              <w:ind w:firstLine="0"/>
-              <w:jc w:val="center"/>
-            </w:pPr>
-            <w:r>
-              <w:rPr>
-                <w:rFonts w:ascii="Times New Roman" w:hAnsi="Times New Roman"/>
-                <w:b w:val="0"/>
-                <w:sz w:val="20"/>
-              </w:rPr>
-              <w:t xml:space="preserve">100%</w:t>
-            </w:r>
-          </w:p>
-        </w:tc>
-        <w:tc>
-          <w:tcPr>
-            <w:tcW w:type="dxa" w:w="1715"/>
-            <w:gridSpan w:val="2"/>
-            <w:vAlign w:val="center"/>
-            <w:noWrap/>
-            <w:tcMar>
-              <w:top w:w="30" w:type="dxa"/>
-              <w:bottom w:w="30" w:type="dxa"/>
-              <w:left w:w="45" w:type="dxa"/>
-              <w:right w:w="45" w:type="dxa"/>
-            </w:tcMar>
-            <w:tcBorders>
-              <w:right w:val="single" w:sz="4" w:color="000000"/>
-            </w:tcBorders>
-          </w:tcPr>
-          <w:p>
-            <w:pPr>
-              <w:pStyle w:val="Compact"/>
-              <w:keepNext w:val="0"/>
-              <w:keepLines w:val="0"/>
-              <w:pageBreakBefore w:val="0"/>
-              <w:spacing w:line="240" w:lineRule="auto" w:after="0" w:before="0"/>
-              <w:ind w:firstLine="0"/>
-              <w:jc w:val="center"/>
-            </w:pPr>
-            <w:r>
-              <w:rPr>
-                <w:rFonts w:ascii="Times New Roman" w:hAnsi="Times New Roman"/>
-                <w:b w:val="0"/>
-                <w:sz w:val="20"/>
-              </w:rPr>
-              <w:t xml:space="preserve">300%</w:t>
-            </w:r>
-          </w:p>
-        </w:tc>
-        <w:tc>
-          <w:tcPr>
-            <w:tcW w:type="dxa" w:w="1715"/>
-            <w:gridSpan w:val="2"/>
-            <w:vAlign w:val="center"/>
-            <w:noWrap/>
-            <w:tcMar>
-              <w:top w:w="30" w:type="dxa"/>
-              <w:bottom w:w="30" w:type="dxa"/>
-              <w:left w:w="45" w:type="dxa"/>
-              <w:right w:w="45" w:type="dxa"/>
-            </w:tcMar>
-          </w:tcPr>
-          <w:p>
-            <w:pPr>
-              <w:pStyle w:val="Compact"/>
-              <w:keepNext w:val="0"/>
-              <w:keepLines w:val="0"/>
-              <w:pageBreakBefore w:val="0"/>
-              <w:spacing w:line="240" w:lineRule="auto" w:after="0" w:before="0"/>
-              <w:ind w:firstLine="0"/>
-              <w:jc w:val="center"/>
-            </w:pPr>
-            <w:r>
-              <w:rPr>
-                <w:rFonts w:ascii="Times New Roman" w:hAnsi="Times New Roman"/>
-                <w:b w:val="0"/>
-                <w:sz w:val="20"/>
-              </w:rPr>
-              <w:t xml:space="preserve">100%</w:t>
-            </w:r>
-          </w:p>
-        </w:tc>
-        <w:tc>
-          <w:tcPr>
-            <w:tcW w:type="dxa" w:w="1715"/>
-            <w:gridSpan w:val="2"/>
-            <w:vAlign w:val="center"/>
-            <w:noWrap/>
-            <w:tcMar>
-              <w:top w:w="30" w:type="dxa"/>
-              <w:bottom w:w="30" w:type="dxa"/>
-              <w:left w:w="45" w:type="dxa"/>
-              <w:right w:w="45" w:type="dxa"/>
-            </w:tcMar>
-          </w:tcPr>
-          <w:p>
-            <w:pPr>
-              <w:pStyle w:val="Compact"/>
-              <w:keepNext w:val="0"/>
-              <w:keepLines w:val="0"/>
-              <w:pageBreakBefore w:val="0"/>
-              <w:spacing w:line="240" w:lineRule="auto" w:after="0" w:before="0"/>
-              <w:ind w:firstLine="0"/>
-              <w:jc w:val="center"/>
-            </w:pPr>
-            <w:r>
-              <w:rPr>
-                <w:rFonts w:ascii="Times New Roman" w:hAnsi="Times New Roman"/>
-                <w:b w:val="0"/>
-                <w:sz w:val="20"/>
-              </w:rPr>
-              <w:t xml:space="preserve">300%</w:t>
-            </w:r>
-          </w:p>
-        </w:tc>
-      </w:tr>
-      <w:tr>
-        <w:trPr>
-          <w:tblHeader w:val="on"/>
-          <w:cantSplit/>
-        </w:trPr>
-        <w:tc>
-          <w:tcPr>
-            <w:tcW w:type="dxa" w:w="1264"/>
-            <w:gridSpan w:val="1"/>
-            <w:vMerge w:val="continue"/>
-            <w:vAlign w:val="center"/>
-            <w:noWrap/>
-            <w:tcMar>
-              <w:top w:w="30" w:type="dxa"/>
-              <w:bottom w:w="30" w:type="dxa"/>
-              <w:left w:w="45" w:type="dxa"/>
-              <w:right w:w="45" w:type="dxa"/>
-            </w:tcMar>
-            <w:tcBorders>
-              <w:bottom w:val="single" w:sz="4" w:color="000000"/>
-            </w:tcBorders>
-          </w:tcPr>
-          <w:p>
-            <w:pPr>
-              <w:keepNext w:val="0"/>
-              <w:keepLines w:val="0"/>
-              <w:pageBreakBefore w:val="0"/>
-              <w:spacing w:line="240" w:lineRule="auto" w:before="0" w:after="0"/>
-              <w:ind w:firstLine="0"/>
-              <w:jc w:val="left"/>
-            </w:pPr>
-          </w:p>
-        </w:tc>
-        <w:tc>
-          <w:tcPr>
-            <w:tcW w:type="dxa" w:w="903"/>
-            <w:gridSpan w:val="1"/>
-            <w:vMerge w:val="continue"/>
-            <w:vAlign w:val="center"/>
-            <w:noWrap/>
-            <w:tcMar>
-              <w:top w:w="30" w:type="dxa"/>
-              <w:bottom w:w="30" w:type="dxa"/>
-              <w:left w:w="45" w:type="dxa"/>
-              <w:right w:w="45" w:type="dxa"/>
-            </w:tcMar>
-            <w:tcBorders>
-              <w:bottom w:val="single" w:sz="4" w:color="000000"/>
-              <w:right w:val="single" w:sz="4" w:color="000000"/>
-            </w:tcBorders>
-          </w:tcPr>
-          <w:p>
-            <w:pPr>
-              <w:keepNext w:val="0"/>
-              <w:keepLines w:val="0"/>
-              <w:pageBreakBefore w:val="0"/>
-              <w:spacing w:line="240" w:lineRule="auto" w:before="0" w:after="0"/>
-              <w:ind w:firstLine="0"/>
-              <w:jc w:val="center"/>
-            </w:pPr>
-          </w:p>
-        </w:tc>
-        <w:tc>
-          <w:tcPr>
-            <w:tcW w:type="dxa" w:w="857"/>
-            <w:vAlign w:val="center"/>
-            <w:noWrap/>
-            <w:tcMar>
-              <w:top w:w="30" w:type="dxa"/>
-              <w:bottom w:w="30" w:type="dxa"/>
-              <w:left w:w="45" w:type="dxa"/>
-              <w:right w:w="45" w:type="dxa"/>
-            </w:tcMar>
-            <w:tcBorders>
-              <w:bottom w:val="single" w:sz="4" w:color="000000"/>
-            </w:tcBorders>
-          </w:tcPr>
-          <w:p>
-            <w:pPr>
-              <w:pStyle w:val="Compact"/>
-              <w:keepNext w:val="0"/>
-              <w:keepLines w:val="0"/>
-              <w:pageBreakBefore w:val="0"/>
-              <w:spacing w:line="240" w:lineRule="auto" w:after="0" w:before="0"/>
-              <w:ind w:firstLine="0"/>
-              <w:jc w:val="center"/>
-            </w:pPr>
-            <w:r>
-              <w:rPr>
-                <w:rFonts w:hint="eastAsia" w:ascii="Times New Roman" w:hAnsi="Times New Roman"/>
-                <w:b w:val="0"/>
-                <w:sz w:val="20"/>
-              </w:rPr>
-              <w:t xml:space="preserve">均值</w:t>
-            </w:r>
-          </w:p>
-        </w:tc>
-        <w:tc>
-          <w:tcPr>
-            <w:tcW w:type="dxa" w:w="857"/>
-            <w:vAlign w:val="center"/>
-            <w:noWrap/>
-            <w:tcMar>
-              <w:top w:w="30" w:type="dxa"/>
-              <w:bottom w:w="30" w:type="dxa"/>
-              <w:left w:w="45" w:type="dxa"/>
-              <w:right w:w="45" w:type="dxa"/>
-            </w:tcMar>
-            <w:tcBorders>
-              <w:bottom w:val="single" w:sz="4" w:color="000000"/>
-            </w:tcBorders>
-          </w:tcPr>
-          <w:p>
-            <w:pPr>
-              <w:pStyle w:val="Compact"/>
-              <w:keepNext w:val="0"/>
-              <w:keepLines w:val="0"/>
-              <w:pageBreakBefore w:val="0"/>
-              <w:spacing w:line="240" w:lineRule="auto" w:after="0" w:before="0"/>
-              <w:ind w:firstLine="0"/>
-              <w:jc w:val="center"/>
-            </w:pPr>
-            <w:r>
-              <w:rPr>
-                <w:rFonts w:hint="eastAsia" w:ascii="Times New Roman" w:hAnsi="Times New Roman"/>
-                <w:b w:val="0"/>
-                <w:sz w:val="20"/>
-              </w:rPr>
-              <w:t xml:space="preserve">中位数</w:t>
-            </w:r>
-          </w:p>
-        </w:tc>
-        <w:tc>
-          <w:tcPr>
-            <w:tcW w:type="dxa" w:w="857"/>
-            <w:vAlign w:val="center"/>
-            <w:noWrap/>
-            <w:tcMar>
-              <w:top w:w="30" w:type="dxa"/>
-              <w:bottom w:w="30" w:type="dxa"/>
-              <w:left w:w="45" w:type="dxa"/>
-              <w:right w:w="45" w:type="dxa"/>
-            </w:tcMar>
-            <w:tcBorders>
-              <w:bottom w:val="single" w:sz="4" w:color="000000"/>
-            </w:tcBorders>
-          </w:tcPr>
-          <w:p>
-            <w:pPr>
-              <w:pStyle w:val="Compact"/>
-              <w:keepNext w:val="0"/>
-              <w:keepLines w:val="0"/>
-              <w:pageBreakBefore w:val="0"/>
-              <w:spacing w:line="240" w:lineRule="auto" w:after="0" w:before="0"/>
-              <w:ind w:firstLine="0"/>
-              <w:jc w:val="center"/>
-            </w:pPr>
-            <w:r>
-              <w:rPr>
-                <w:rFonts w:hint="eastAsia" w:ascii="Times New Roman" w:hAnsi="Times New Roman"/>
-                <w:b w:val="0"/>
-                <w:sz w:val="20"/>
-              </w:rPr>
-              <w:t xml:space="preserve">均值</w:t>
-            </w:r>
-          </w:p>
-        </w:tc>
-        <w:tc>
-          <w:tcPr>
-            <w:tcW w:type="dxa" w:w="857"/>
-            <w:vAlign w:val="center"/>
-            <w:noWrap/>
-            <w:tcMar>
-              <w:top w:w="30" w:type="dxa"/>
-              <w:bottom w:w="30" w:type="dxa"/>
-              <w:left w:w="45" w:type="dxa"/>
-              <w:right w:w="45" w:type="dxa"/>
-            </w:tcMar>
-            <w:tcBorders>
-              <w:bottom w:val="single" w:sz="4" w:color="000000"/>
-              <w:right w:val="single" w:sz="4" w:color="000000"/>
-            </w:tcBorders>
-          </w:tcPr>
-          <w:p>
-            <w:pPr>
-              <w:pStyle w:val="Compact"/>
-              <w:keepNext w:val="0"/>
-              <w:keepLines w:val="0"/>
-              <w:pageBreakBefore w:val="0"/>
-              <w:spacing w:line="240" w:lineRule="auto" w:after="0" w:before="0"/>
-              <w:ind w:firstLine="0"/>
-              <w:jc w:val="center"/>
-            </w:pPr>
-            <w:r>
-              <w:rPr>
-                <w:rFonts w:hint="eastAsia" w:ascii="Times New Roman" w:hAnsi="Times New Roman"/>
-                <w:b w:val="0"/>
-                <w:sz w:val="20"/>
-              </w:rPr>
-              <w:t xml:space="preserve">中位数</w:t>
-            </w:r>
-          </w:p>
-        </w:tc>
-        <w:tc>
-          <w:tcPr>
-            <w:tcW w:type="dxa" w:w="857"/>
-            <w:vAlign w:val="center"/>
-            <w:noWrap/>
-            <w:tcMar>
-              <w:top w:w="30" w:type="dxa"/>
-              <w:bottom w:w="30" w:type="dxa"/>
-              <w:left w:w="45" w:type="dxa"/>
-              <w:right w:w="45" w:type="dxa"/>
-            </w:tcMar>
-            <w:tcBorders>
-              <w:bottom w:val="single" w:sz="4" w:color="000000"/>
-            </w:tcBorders>
-          </w:tcPr>
-          <w:p>
-            <w:pPr>
-              <w:pStyle w:val="Compact"/>
-              <w:keepNext w:val="0"/>
-              <w:keepLines w:val="0"/>
-              <w:pageBreakBefore w:val="0"/>
-              <w:spacing w:line="240" w:lineRule="auto" w:after="0" w:before="0"/>
-              <w:ind w:firstLine="0"/>
-              <w:jc w:val="center"/>
-            </w:pPr>
-            <w:r>
-              <w:rPr>
-                <w:rFonts w:hint="eastAsia" w:ascii="Times New Roman" w:hAnsi="Times New Roman"/>
-                <w:b w:val="0"/>
-                <w:sz w:val="20"/>
-              </w:rPr>
-              <w:t xml:space="preserve">均值</w:t>
-            </w:r>
-          </w:p>
-        </w:tc>
-        <w:tc>
-          <w:tcPr>
-            <w:tcW w:type="dxa" w:w="857"/>
-            <w:vAlign w:val="center"/>
-            <w:noWrap/>
-            <w:tcMar>
-              <w:top w:w="30" w:type="dxa"/>
-              <w:bottom w:w="30" w:type="dxa"/>
-              <w:left w:w="45" w:type="dxa"/>
-              <w:right w:w="45" w:type="dxa"/>
-            </w:tcMar>
-            <w:tcBorders>
-              <w:bottom w:val="single" w:sz="4" w:color="000000"/>
-            </w:tcBorders>
-          </w:tcPr>
-          <w:p>
-            <w:pPr>
-              <w:pStyle w:val="Compact"/>
-              <w:keepNext w:val="0"/>
-              <w:keepLines w:val="0"/>
-              <w:pageBreakBefore w:val="0"/>
-              <w:spacing w:line="240" w:lineRule="auto" w:after="0" w:before="0"/>
-              <w:ind w:firstLine="0"/>
-              <w:jc w:val="center"/>
-            </w:pPr>
-            <w:r>
-              <w:rPr>
-                <w:rFonts w:hint="eastAsia" w:ascii="Times New Roman" w:hAnsi="Times New Roman"/>
-                <w:b w:val="0"/>
-                <w:sz w:val="20"/>
-              </w:rPr>
-              <w:t xml:space="preserve">中位数</w:t>
-            </w:r>
-          </w:p>
-        </w:tc>
-        <w:tc>
-          <w:tcPr>
-            <w:tcW w:type="dxa" w:w="857"/>
-            <w:vAlign w:val="center"/>
-            <w:noWrap/>
-            <w:tcMar>
-              <w:top w:w="30" w:type="dxa"/>
-              <w:bottom w:w="30" w:type="dxa"/>
-              <w:left w:w="45" w:type="dxa"/>
-              <w:right w:w="45" w:type="dxa"/>
-            </w:tcMar>
-            <w:tcBorders>
-              <w:bottom w:val="single" w:sz="4" w:color="000000"/>
-            </w:tcBorders>
-          </w:tcPr>
-          <w:p>
-            <w:pPr>
-              <w:pStyle w:val="Compact"/>
-              <w:keepNext w:val="0"/>
-              <w:keepLines w:val="0"/>
-              <w:pageBreakBefore w:val="0"/>
-              <w:spacing w:line="240" w:lineRule="auto" w:after="0" w:before="0"/>
-              <w:ind w:firstLine="0"/>
-              <w:jc w:val="center"/>
-            </w:pPr>
-            <w:r>
-              <w:rPr>
-                <w:rFonts w:hint="eastAsia" w:ascii="Times New Roman" w:hAnsi="Times New Roman"/>
-                <w:b w:val="0"/>
-                <w:sz w:val="20"/>
-              </w:rPr>
-              <w:t xml:space="preserve">均值</w:t>
-            </w:r>
-          </w:p>
-        </w:tc>
-        <w:tc>
-          <w:tcPr>
-            <w:tcW w:type="dxa" w:w="857"/>
-            <w:vAlign w:val="center"/>
-            <w:noWrap/>
-            <w:tcMar>
-              <w:top w:w="30" w:type="dxa"/>
-              <w:bottom w:w="30" w:type="dxa"/>
-              <w:left w:w="45" w:type="dxa"/>
-              <w:right w:w="45" w:type="dxa"/>
-            </w:tcMar>
-            <w:tcBorders>
-              <w:bottom w:val="single" w:sz="4" w:color="000000"/>
-            </w:tcBorders>
-          </w:tcPr>
-          <w:p>
-            <w:pPr>
-              <w:pStyle w:val="Compact"/>
-              <w:keepNext w:val="0"/>
-              <w:keepLines w:val="0"/>
-              <w:pageBreakBefore w:val="0"/>
-              <w:spacing w:line="240" w:lineRule="auto" w:after="0" w:before="0"/>
-              <w:ind w:firstLine="0"/>
-              <w:jc w:val="center"/>
-            </w:pPr>
-            <w:r>
-              <w:rPr>
-                <w:rFonts w:hint="eastAsia" w:ascii="Times New Roman" w:hAnsi="Times New Roman"/>
-                <w:b w:val="0"/>
-                <w:sz w:val="20"/>
-              </w:rPr>
-              <w:t xml:space="preserve">中位数</w:t>
-            </w:r>
-          </w:p>
-        </w:tc>
-      </w:tr>
-      <w:tr>
-        <w:trPr>
-          <w:cantSplit/>
-        </w:trPr>
-        <w:tc>
-          <w:tcPr>
-            <w:tcW w:type="dxa" w:w="1264"/>
-            <w:vMerge w:val="restart"/>
-            <w:vAlign w:val="center"/>
-            <w:noWrap/>
-            <w:tcMar>
-              <w:top w:w="30" w:type="dxa"/>
-              <w:bottom w:w="30" w:type="dxa"/>
-              <w:left w:w="45" w:type="dxa"/>
-              <w:right w:w="45" w:type="dxa"/>
-            </w:tcMar>
-          </w:tcPr>
-          <w:p>
-            <w:pPr>
-              <w:pStyle w:val="Compact"/>
-              <w:keepNext w:val="0"/>
-              <w:keepLines w:val="0"/>
-              <w:pageBreakBefore w:val="0"/>
-              <w:spacing w:line="240" w:lineRule="auto" w:after="0" w:before="0"/>
-              <w:ind w:firstLine="0"/>
-              <w:jc w:val="left"/>
-            </w:pPr>
-            <w:r>
-              <w:rPr>
-                <w:rFonts w:ascii="Times New Roman" w:hAnsi="Times New Roman"/>
-                <w:sz w:val="20"/>
-              </w:rPr>
-              <w:t xml:space="preserve">Top-1</w:t>
-            </w:r>
-          </w:p>
-        </w:tc>
-        <w:tc>
-          <w:tcPr>
-            <w:tcW w:type="dxa" w:w="903"/>
-            <w:vAlign w:val="center"/>
-            <w:noWrap/>
-            <w:tcMar>
-              <w:top w:w="30" w:type="dxa"/>
-              <w:bottom w:w="30" w:type="dxa"/>
-              <w:left w:w="45" w:type="dxa"/>
-              <w:right w:w="45" w:type="dxa"/>
-            </w:tcMar>
-            <w:tcBorders>
-              <w:right w:val="single" w:sz="4" w:color="000000"/>
-            </w:tcBorders>
-          </w:tcPr>
-          <w:p>
-            <w:pPr>
-              <w:pStyle w:val="Compact"/>
-              <w:keepNext w:val="0"/>
-              <w:keepLines w:val="0"/>
-              <w:pageBreakBefore w:val="0"/>
-              <w:spacing w:line="240" w:lineRule="auto" w:after="0" w:before="0"/>
-              <w:ind w:firstLine="0"/>
-              <w:jc w:val="center"/>
-            </w:pPr>
-            <w:r>
-              <w:rPr>
-                <w:rFonts w:ascii="Times New Roman" w:hAnsi="Times New Roman"/>
-                <w:sz w:val="20"/>
-              </w:rPr>
-              <w:t xml:space="preserve">&lt;2 Å</w:t>
-            </w:r>
-          </w:p>
-        </w:tc>
-        <w:tc>
-          <w:tcPr>
-            <w:tcW w:type="dxa" w:w="857"/>
-            <w:vAlign w:val="center"/>
-            <w:noWrap/>
-            <w:tcMar>
-              <w:top w:w="30" w:type="dxa"/>
-              <w:bottom w:w="30" w:type="dxa"/>
-              <w:left w:w="45" w:type="dxa"/>
-              <w:right w:w="45" w:type="dxa"/>
-            </w:tcMar>
-          </w:tcPr>
-          <w:p>
-            <w:pPr>
-              <w:pStyle w:val="Compact"/>
-              <w:keepNext w:val="0"/>
-              <w:keepLines w:val="0"/>
-              <w:pageBreakBefore w:val="0"/>
-              <w:spacing w:line="240" w:lineRule="auto" w:after="0" w:before="0"/>
-              <w:ind w:firstLine="0"/>
-              <w:jc w:val="center"/>
-            </w:pPr>
-            <w:r>
-              <w:rPr>
-                <w:rFonts w:ascii="Times New Roman" w:hAnsi="Times New Roman"/>
-                <w:sz w:val="20"/>
-              </w:rPr>
-              <w:t xml:space="preserve">41.1</w:t>
-            </w:r>
-          </w:p>
-        </w:tc>
-        <w:tc>
-          <w:tcPr>
-            <w:tcW w:type="dxa" w:w="857"/>
-            <w:vAlign w:val="center"/>
-            <w:noWrap/>
-            <w:tcMar>
-              <w:top w:w="30" w:type="dxa"/>
-              <w:bottom w:w="30" w:type="dxa"/>
-              <w:left w:w="45" w:type="dxa"/>
-              <w:right w:w="45" w:type="dxa"/>
-            </w:tcMar>
-          </w:tcPr>
-          <w:p>
-            <w:pPr>
-              <w:pStyle w:val="Compact"/>
-              <w:keepNext w:val="0"/>
-              <w:keepLines w:val="0"/>
-              <w:pageBreakBefore w:val="0"/>
-              <w:spacing w:line="240" w:lineRule="auto" w:after="0" w:before="0"/>
-              <w:ind w:firstLine="0"/>
-              <w:jc w:val="center"/>
-            </w:pPr>
-            <w:r>
-              <w:rPr>
-                <w:rFonts w:ascii="Times New Roman" w:hAnsi="Times New Roman"/>
-                <w:sz w:val="20"/>
-              </w:rPr>
-              <w:t xml:space="preserve">16.7</w:t>
-            </w:r>
-          </w:p>
-        </w:tc>
-        <w:tc>
-          <w:tcPr>
-            <w:tcW w:type="dxa" w:w="857"/>
-            <w:vAlign w:val="center"/>
-            <w:noWrap/>
-            <w:tcMar>
-              <w:top w:w="30" w:type="dxa"/>
-              <w:bottom w:w="30" w:type="dxa"/>
-              <w:left w:w="45" w:type="dxa"/>
-              <w:right w:w="45" w:type="dxa"/>
-            </w:tcMar>
-          </w:tcPr>
-          <w:p>
-            <w:pPr>
-              <w:pStyle w:val="Compact"/>
-              <w:keepNext w:val="0"/>
-              <w:keepLines w:val="0"/>
-              <w:pageBreakBefore w:val="0"/>
-              <w:spacing w:line="240" w:lineRule="auto" w:after="0" w:before="0"/>
-              <w:ind w:firstLine="0"/>
-              <w:jc w:val="center"/>
-            </w:pPr>
-            <w:r>
-              <w:rPr>
-                <w:rFonts w:ascii="Times New Roman" w:hAnsi="Times New Roman"/>
-                <w:sz w:val="20"/>
-              </w:rPr>
-              <w:t xml:space="preserve">44.9</w:t>
-            </w:r>
-          </w:p>
-        </w:tc>
-        <w:tc>
-          <w:tcPr>
-            <w:tcW w:type="dxa" w:w="857"/>
-            <w:vAlign w:val="center"/>
-            <w:noWrap/>
-            <w:tcMar>
-              <w:top w:w="30" w:type="dxa"/>
-              <w:bottom w:w="30" w:type="dxa"/>
-              <w:left w:w="45" w:type="dxa"/>
-              <w:right w:w="45" w:type="dxa"/>
-            </w:tcMar>
-            <w:tcBorders>
-              <w:right w:val="single" w:sz="4" w:color="000000"/>
-            </w:tcBorders>
-          </w:tcPr>
-          <w:p>
-            <w:pPr>
-              <w:pStyle w:val="Compact"/>
-              <w:keepNext w:val="0"/>
-              <w:keepLines w:val="0"/>
-              <w:pageBreakBefore w:val="0"/>
-              <w:spacing w:line="240" w:lineRule="auto" w:after="0" w:before="0"/>
-              <w:ind w:firstLine="0"/>
-              <w:jc w:val="center"/>
-            </w:pPr>
-            <w:r>
-              <w:rPr>
-                <w:rFonts w:ascii="Times New Roman" w:hAnsi="Times New Roman"/>
-                <w:sz w:val="20"/>
-              </w:rPr>
-              <w:t xml:space="preserve">25.0</w:t>
-            </w:r>
-          </w:p>
-        </w:tc>
-        <w:tc>
-          <w:tcPr>
-            <w:tcW w:type="dxa" w:w="857"/>
-            <w:vAlign w:val="center"/>
-            <w:noWrap/>
-            <w:tcMar>
-              <w:top w:w="30" w:type="dxa"/>
-              <w:bottom w:w="30" w:type="dxa"/>
-              <w:left w:w="45" w:type="dxa"/>
-              <w:right w:w="45" w:type="dxa"/>
-            </w:tcMar>
-          </w:tcPr>
-          <w:p>
-            <w:pPr>
-              <w:pStyle w:val="Compact"/>
-              <w:keepNext w:val="0"/>
-              <w:keepLines w:val="0"/>
-              <w:pageBreakBefore w:val="0"/>
-              <w:spacing w:line="240" w:lineRule="auto" w:after="0" w:before="0"/>
-              <w:ind w:firstLine="0"/>
-              <w:jc w:val="center"/>
-            </w:pPr>
-            <w:r>
-              <w:rPr>
-                <w:rFonts w:ascii="Times New Roman" w:hAnsi="Times New Roman"/>
-                <w:sz w:val="20"/>
-              </w:rPr>
-              <w:t xml:space="preserve">55.1</w:t>
-            </w:r>
-          </w:p>
-        </w:tc>
-        <w:tc>
-          <w:tcPr>
-            <w:tcW w:type="dxa" w:w="857"/>
-            <w:vAlign w:val="center"/>
-            <w:noWrap/>
-            <w:tcMar>
-              <w:top w:w="30" w:type="dxa"/>
-              <w:bottom w:w="30" w:type="dxa"/>
-              <w:left w:w="45" w:type="dxa"/>
-              <w:right w:w="45" w:type="dxa"/>
-            </w:tcMar>
-          </w:tcPr>
-          <w:p>
-            <w:pPr>
-              <w:pStyle w:val="Compact"/>
-              <w:keepNext w:val="0"/>
-              <w:keepLines w:val="0"/>
-              <w:pageBreakBefore w:val="0"/>
-              <w:spacing w:line="240" w:lineRule="auto" w:after="0" w:before="0"/>
-              <w:ind w:firstLine="0"/>
-              <w:jc w:val="center"/>
-            </w:pPr>
-            <w:r>
-              <w:rPr>
-                <w:rFonts w:ascii="Times New Roman" w:hAnsi="Times New Roman"/>
-                <w:sz w:val="20"/>
-              </w:rPr>
-              <w:t xml:space="preserve">75.0</w:t>
-            </w:r>
-          </w:p>
-        </w:tc>
-        <w:tc>
-          <w:tcPr>
-            <w:tcW w:type="dxa" w:w="857"/>
-            <w:vAlign w:val="center"/>
-            <w:noWrap/>
-            <w:tcMar>
-              <w:top w:w="30" w:type="dxa"/>
-              <w:bottom w:w="30" w:type="dxa"/>
-              <w:left w:w="45" w:type="dxa"/>
-              <w:right w:w="45" w:type="dxa"/>
-            </w:tcMar>
-          </w:tcPr>
-          <w:p>
-            <w:pPr>
-              <w:pStyle w:val="Compact"/>
-              <w:keepNext w:val="0"/>
-              <w:keepLines w:val="0"/>
-              <w:pageBreakBefore w:val="0"/>
-              <w:spacing w:line="240" w:lineRule="auto" w:after="0" w:before="0"/>
-              <w:ind w:firstLine="0"/>
-              <w:jc w:val="center"/>
-            </w:pPr>
-            <w:r>
-              <w:rPr>
-                <w:rFonts w:ascii="Times New Roman" w:hAnsi="Times New Roman"/>
-                <w:sz w:val="20"/>
-              </w:rPr>
-              <w:t xml:space="preserve">55.1</w:t>
-            </w:r>
-          </w:p>
-        </w:tc>
-        <w:tc>
-          <w:tcPr>
-            <w:tcW w:type="dxa" w:w="857"/>
-            <w:vAlign w:val="center"/>
-            <w:noWrap/>
-            <w:tcMar>
-              <w:top w:w="30" w:type="dxa"/>
-              <w:bottom w:w="30" w:type="dxa"/>
-              <w:left w:w="45" w:type="dxa"/>
-              <w:right w:w="45" w:type="dxa"/>
-            </w:tcMar>
-          </w:tcPr>
-          <w:p>
-            <w:pPr>
-              <w:pStyle w:val="Compact"/>
-              <w:keepNext w:val="0"/>
-              <w:keepLines w:val="0"/>
-              <w:pageBreakBefore w:val="0"/>
-              <w:spacing w:line="240" w:lineRule="auto" w:after="0" w:before="0"/>
-              <w:ind w:firstLine="0"/>
-              <w:jc w:val="center"/>
-            </w:pPr>
-            <w:r>
-              <w:rPr>
-                <w:rFonts w:ascii="Times New Roman" w:hAnsi="Times New Roman"/>
-                <w:sz w:val="20"/>
-              </w:rPr>
-              <w:t xml:space="preserve">75.0</w:t>
-            </w:r>
-          </w:p>
-        </w:tc>
-      </w:tr>
-      <w:tr>
-        <w:trPr>
-          <w:cantSplit/>
-        </w:trPr>
-        <w:tc>
-          <w:tcPr>
-            <w:tcW w:type="dxa" w:w="1264"/>
-            <w:gridSpan w:val="1"/>
-            <w:vMerge w:val="continue"/>
-            <w:vAlign w:val="center"/>
-            <w:noWrap/>
-            <w:tcMar>
-              <w:top w:w="30" w:type="dxa"/>
-              <w:bottom w:w="30" w:type="dxa"/>
-              <w:left w:w="45" w:type="dxa"/>
-              <w:right w:w="45" w:type="dxa"/>
-            </w:tcMar>
-          </w:tcPr>
-          <w:p>
-            <w:pPr>
-              <w:keepNext w:val="0"/>
-              <w:keepLines w:val="0"/>
-              <w:pageBreakBefore w:val="0"/>
-              <w:spacing w:line="240" w:lineRule="auto" w:before="0" w:after="0"/>
-              <w:ind w:firstLine="0"/>
-              <w:jc w:val="left"/>
-            </w:pPr>
-          </w:p>
-        </w:tc>
-        <w:tc>
-          <w:tcPr>
-            <w:tcW w:type="dxa" w:w="903"/>
-            <w:vAlign w:val="center"/>
-            <w:noWrap/>
-            <w:tcMar>
-              <w:top w:w="30" w:type="dxa"/>
-              <w:bottom w:w="30" w:type="dxa"/>
-              <w:left w:w="45" w:type="dxa"/>
-              <w:right w:w="45" w:type="dxa"/>
-            </w:tcMar>
-            <w:tcBorders>
-              <w:right w:val="single" w:sz="4" w:color="000000"/>
-            </w:tcBorders>
-          </w:tcPr>
-          <w:p>
-            <w:pPr>
-              <w:pStyle w:val="Compact"/>
-              <w:keepNext w:val="0"/>
-              <w:keepLines w:val="0"/>
-              <w:pageBreakBefore w:val="0"/>
-              <w:spacing w:line="240" w:lineRule="auto" w:after="0" w:before="0"/>
-              <w:ind w:firstLine="0"/>
-              <w:jc w:val="center"/>
-            </w:pPr>
-            <w:r>
-              <w:rPr>
-                <w:rFonts w:ascii="Times New Roman" w:hAnsi="Times New Roman"/>
-                <w:sz w:val="20"/>
-              </w:rPr>
-              <w:t xml:space="preserve">&lt;3 Å</w:t>
-            </w:r>
-          </w:p>
-        </w:tc>
-        <w:tc>
-          <w:tcPr>
-            <w:tcW w:type="dxa" w:w="857"/>
-            <w:vAlign w:val="center"/>
-            <w:noWrap/>
-            <w:tcMar>
-              <w:top w:w="30" w:type="dxa"/>
-              <w:bottom w:w="30" w:type="dxa"/>
-              <w:left w:w="45" w:type="dxa"/>
-              <w:right w:w="45" w:type="dxa"/>
-            </w:tcMar>
-          </w:tcPr>
-          <w:p>
-            <w:pPr>
-              <w:pStyle w:val="Compact"/>
-              <w:keepNext w:val="0"/>
-              <w:keepLines w:val="0"/>
-              <w:pageBreakBefore w:val="0"/>
-              <w:spacing w:line="240" w:lineRule="auto" w:after="0" w:before="0"/>
-              <w:ind w:firstLine="0"/>
-              <w:jc w:val="center"/>
-            </w:pPr>
-            <w:r>
-              <w:rPr>
-                <w:rFonts w:ascii="Times New Roman" w:hAnsi="Times New Roman"/>
-                <w:sz w:val="20"/>
-              </w:rPr>
-              <w:t xml:space="preserve">47.7</w:t>
-            </w:r>
-          </w:p>
-        </w:tc>
-        <w:tc>
-          <w:tcPr>
-            <w:tcW w:type="dxa" w:w="857"/>
-            <w:vAlign w:val="center"/>
-            <w:noWrap/>
-            <w:tcMar>
-              <w:top w:w="30" w:type="dxa"/>
-              <w:bottom w:w="30" w:type="dxa"/>
-              <w:left w:w="45" w:type="dxa"/>
-              <w:right w:w="45" w:type="dxa"/>
-            </w:tcMar>
-          </w:tcPr>
-          <w:p>
-            <w:pPr>
-              <w:pStyle w:val="Compact"/>
-              <w:keepNext w:val="0"/>
-              <w:keepLines w:val="0"/>
-              <w:pageBreakBefore w:val="0"/>
-              <w:spacing w:line="240" w:lineRule="auto" w:after="0" w:before="0"/>
-              <w:ind w:firstLine="0"/>
-              <w:jc w:val="center"/>
-            </w:pPr>
-            <w:r>
-              <w:rPr>
-                <w:rFonts w:ascii="Times New Roman" w:hAnsi="Times New Roman"/>
-                <w:sz w:val="20"/>
-              </w:rPr>
-              <w:t xml:space="preserve">33.3</w:t>
-            </w:r>
-          </w:p>
-        </w:tc>
-        <w:tc>
-          <w:tcPr>
-            <w:tcW w:type="dxa" w:w="857"/>
-            <w:vAlign w:val="center"/>
-            <w:noWrap/>
-            <w:tcMar>
-              <w:top w:w="30" w:type="dxa"/>
-              <w:bottom w:w="30" w:type="dxa"/>
-              <w:left w:w="45" w:type="dxa"/>
-              <w:right w:w="45" w:type="dxa"/>
-            </w:tcMar>
-          </w:tcPr>
-          <w:p>
-            <w:pPr>
-              <w:pStyle w:val="Compact"/>
-              <w:keepNext w:val="0"/>
-              <w:keepLines w:val="0"/>
-              <w:pageBreakBefore w:val="0"/>
-              <w:spacing w:line="240" w:lineRule="auto" w:after="0" w:before="0"/>
-              <w:ind w:firstLine="0"/>
-              <w:jc w:val="center"/>
-            </w:pPr>
-            <w:r>
-              <w:rPr>
-                <w:rFonts w:ascii="Times New Roman" w:hAnsi="Times New Roman"/>
-                <w:sz w:val="20"/>
-              </w:rPr>
-              <w:t xml:space="preserve">53.0</w:t>
-            </w:r>
-          </w:p>
-        </w:tc>
-        <w:tc>
-          <w:tcPr>
-            <w:tcW w:type="dxa" w:w="857"/>
-            <w:vAlign w:val="center"/>
-            <w:noWrap/>
-            <w:tcMar>
-              <w:top w:w="30" w:type="dxa"/>
-              <w:bottom w:w="30" w:type="dxa"/>
-              <w:left w:w="45" w:type="dxa"/>
-              <w:right w:w="45" w:type="dxa"/>
-            </w:tcMar>
-            <w:tcBorders>
-              <w:right w:val="single" w:sz="4" w:color="000000"/>
-            </w:tcBorders>
-          </w:tcPr>
-          <w:p>
-            <w:pPr>
-              <w:pStyle w:val="Compact"/>
-              <w:keepNext w:val="0"/>
-              <w:keepLines w:val="0"/>
-              <w:pageBreakBefore w:val="0"/>
-              <w:spacing w:line="240" w:lineRule="auto" w:after="0" w:before="0"/>
-              <w:ind w:firstLine="0"/>
-              <w:jc w:val="center"/>
-            </w:pPr>
-            <w:r>
-              <w:rPr>
-                <w:rFonts w:ascii="Times New Roman" w:hAnsi="Times New Roman"/>
-                <w:sz w:val="20"/>
-              </w:rPr>
-              <w:t xml:space="preserve">50.0</w:t>
-            </w:r>
-          </w:p>
-        </w:tc>
-        <w:tc>
-          <w:tcPr>
-            <w:tcW w:type="dxa" w:w="857"/>
-            <w:vAlign w:val="center"/>
-            <w:noWrap/>
-            <w:tcMar>
-              <w:top w:w="30" w:type="dxa"/>
-              <w:bottom w:w="30" w:type="dxa"/>
-              <w:left w:w="45" w:type="dxa"/>
-              <w:right w:w="45" w:type="dxa"/>
-            </w:tcMar>
-          </w:tcPr>
-          <w:p>
-            <w:pPr>
-              <w:pStyle w:val="Compact"/>
-              <w:keepNext w:val="0"/>
-              <w:keepLines w:val="0"/>
-              <w:pageBreakBefore w:val="0"/>
-              <w:spacing w:line="240" w:lineRule="auto" w:after="0" w:before="0"/>
-              <w:ind w:firstLine="0"/>
-              <w:jc w:val="center"/>
-            </w:pPr>
-            <w:r>
-              <w:rPr>
-                <w:rFonts w:ascii="Times New Roman" w:hAnsi="Times New Roman"/>
-                <w:sz w:val="20"/>
-              </w:rPr>
-              <w:t xml:space="preserve">60.1</w:t>
-            </w:r>
-          </w:p>
-        </w:tc>
-        <w:tc>
-          <w:tcPr>
-            <w:tcW w:type="dxa" w:w="857"/>
-            <w:vAlign w:val="center"/>
-            <w:noWrap/>
-            <w:tcMar>
-              <w:top w:w="30" w:type="dxa"/>
-              <w:bottom w:w="30" w:type="dxa"/>
-              <w:left w:w="45" w:type="dxa"/>
-              <w:right w:w="45" w:type="dxa"/>
-            </w:tcMar>
-          </w:tcPr>
-          <w:p>
-            <w:pPr>
-              <w:pStyle w:val="Compact"/>
-              <w:keepNext w:val="0"/>
-              <w:keepLines w:val="0"/>
-              <w:pageBreakBefore w:val="0"/>
-              <w:spacing w:line="240" w:lineRule="auto" w:after="0" w:before="0"/>
-              <w:ind w:firstLine="0"/>
-              <w:jc w:val="center"/>
-            </w:pPr>
-            <w:r>
-              <w:rPr>
-                <w:rFonts w:ascii="Times New Roman" w:hAnsi="Times New Roman"/>
-                <w:sz w:val="20"/>
-              </w:rPr>
-              <w:t xml:space="preserve">100.0</w:t>
-            </w:r>
-          </w:p>
-        </w:tc>
-        <w:tc>
-          <w:tcPr>
-            <w:tcW w:type="dxa" w:w="857"/>
-            <w:vAlign w:val="center"/>
-            <w:noWrap/>
-            <w:tcMar>
-              <w:top w:w="30" w:type="dxa"/>
-              <w:bottom w:w="30" w:type="dxa"/>
-              <w:left w:w="45" w:type="dxa"/>
-              <w:right w:w="45" w:type="dxa"/>
-            </w:tcMar>
-          </w:tcPr>
-          <w:p>
-            <w:pPr>
-              <w:pStyle w:val="Compact"/>
-              <w:keepNext w:val="0"/>
-              <w:keepLines w:val="0"/>
-              <w:pageBreakBefore w:val="0"/>
-              <w:spacing w:line="240" w:lineRule="auto" w:after="0" w:before="0"/>
-              <w:ind w:firstLine="0"/>
-              <w:jc w:val="center"/>
-            </w:pPr>
-            <w:r>
-              <w:rPr>
-                <w:rFonts w:ascii="Times New Roman" w:hAnsi="Times New Roman"/>
-                <w:sz w:val="20"/>
-              </w:rPr>
-              <w:t xml:space="preserve">61.1</w:t>
-            </w:r>
-          </w:p>
-        </w:tc>
-        <w:tc>
-          <w:tcPr>
-            <w:tcW w:type="dxa" w:w="857"/>
-            <w:vAlign w:val="center"/>
-            <w:noWrap/>
-            <w:tcMar>
-              <w:top w:w="30" w:type="dxa"/>
-              <w:bottom w:w="30" w:type="dxa"/>
-              <w:left w:w="45" w:type="dxa"/>
-              <w:right w:w="45" w:type="dxa"/>
-            </w:tcMar>
-          </w:tcPr>
-          <w:p>
-            <w:pPr>
-              <w:pStyle w:val="Compact"/>
-              <w:keepNext w:val="0"/>
-              <w:keepLines w:val="0"/>
-              <w:pageBreakBefore w:val="0"/>
-              <w:spacing w:line="240" w:lineRule="auto" w:after="0" w:before="0"/>
-              <w:ind w:firstLine="0"/>
-              <w:jc w:val="center"/>
-            </w:pPr>
-            <w:r>
-              <w:rPr>
-                <w:rFonts w:ascii="Times New Roman" w:hAnsi="Times New Roman"/>
-                <w:sz w:val="20"/>
-              </w:rPr>
-              <w:t xml:space="preserve">100.0</w:t>
-            </w:r>
-          </w:p>
-        </w:tc>
-      </w:tr>
-      <w:tr>
-        <w:trPr>
-          <w:cantSplit/>
-        </w:trPr>
-        <w:tc>
-          <w:tcPr>
-            <w:tcW w:type="dxa" w:w="1264"/>
-            <w:vMerge w:val="restart"/>
-            <w:vAlign w:val="center"/>
-            <w:noWrap/>
-            <w:tcMar>
-              <w:top w:w="30" w:type="dxa"/>
-              <w:bottom w:w="30" w:type="dxa"/>
-              <w:left w:w="45" w:type="dxa"/>
-              <w:right w:w="45" w:type="dxa"/>
-            </w:tcMar>
-            <w:tcBorders>
-              <w:top w:val="single" w:sz="4" w:color="000000"/>
-            </w:tcBorders>
-          </w:tcPr>
-          <w:p>
-            <w:pPr>
-              <w:pStyle w:val="Compact"/>
-              <w:keepNext w:val="0"/>
-              <w:keepLines w:val="0"/>
-              <w:pageBreakBefore w:val="0"/>
-              <w:spacing w:line="240" w:lineRule="auto" w:after="0" w:before="0"/>
-              <w:ind w:firstLine="0"/>
-              <w:jc w:val="left"/>
-            </w:pPr>
-            <w:r>
-              <w:rPr>
-                <w:rFonts w:ascii="Times New Roman" w:hAnsi="Times New Roman"/>
-                <w:sz w:val="20"/>
-              </w:rPr>
-              <w:t xml:space="preserve">Best</w:t>
-            </w:r>
-          </w:p>
-        </w:tc>
-        <w:tc>
-          <w:tcPr>
-            <w:tcW w:type="dxa" w:w="903"/>
-            <w:vAlign w:val="center"/>
-            <w:noWrap/>
-            <w:tcMar>
-              <w:top w:w="30" w:type="dxa"/>
-              <w:bottom w:w="30" w:type="dxa"/>
-              <w:left w:w="45" w:type="dxa"/>
-              <w:right w:w="45" w:type="dxa"/>
-            </w:tcMar>
-            <w:tcBorders>
-              <w:top w:val="single" w:sz="4" w:color="000000"/>
-              <w:right w:val="single" w:sz="4" w:color="000000"/>
-            </w:tcBorders>
-          </w:tcPr>
-          <w:p>
-            <w:pPr>
-              <w:pStyle w:val="Compact"/>
-              <w:keepNext w:val="0"/>
-              <w:keepLines w:val="0"/>
-              <w:pageBreakBefore w:val="0"/>
-              <w:spacing w:line="240" w:lineRule="auto" w:after="0" w:before="0"/>
-              <w:ind w:firstLine="0"/>
-              <w:jc w:val="center"/>
-            </w:pPr>
-            <w:r>
-              <w:rPr>
-                <w:rFonts w:ascii="Times New Roman" w:hAnsi="Times New Roman"/>
-                <w:sz w:val="20"/>
-              </w:rPr>
-              <w:t xml:space="preserve">&lt;2 Å</w:t>
-            </w:r>
-          </w:p>
-        </w:tc>
-        <w:tc>
-          <w:tcPr>
-            <w:tcW w:type="dxa" w:w="857"/>
-            <w:vAlign w:val="center"/>
-            <w:noWrap/>
-            <w:tcMar>
-              <w:top w:w="30" w:type="dxa"/>
-              <w:bottom w:w="30" w:type="dxa"/>
-              <w:left w:w="45" w:type="dxa"/>
-              <w:right w:w="45" w:type="dxa"/>
-            </w:tcMar>
-            <w:tcBorders>
-              <w:top w:val="single" w:sz="4" w:color="000000"/>
-            </w:tcBorders>
-          </w:tcPr>
-          <w:p>
-            <w:pPr>
-              <w:pStyle w:val="Compact"/>
-              <w:keepNext w:val="0"/>
-              <w:keepLines w:val="0"/>
-              <w:pageBreakBefore w:val="0"/>
-              <w:spacing w:line="240" w:lineRule="auto" w:after="0" w:before="0"/>
-              <w:ind w:firstLine="0"/>
-              <w:jc w:val="center"/>
-            </w:pPr>
-            <w:r>
-              <w:rPr>
-                <w:rFonts w:ascii="Times New Roman" w:hAnsi="Times New Roman"/>
-                <w:sz w:val="20"/>
-              </w:rPr>
-              <w:t xml:space="preserve">49.1</w:t>
-            </w:r>
-          </w:p>
-        </w:tc>
-        <w:tc>
-          <w:tcPr>
-            <w:tcW w:type="dxa" w:w="857"/>
-            <w:vAlign w:val="center"/>
-            <w:noWrap/>
-            <w:tcMar>
-              <w:top w:w="30" w:type="dxa"/>
-              <w:bottom w:w="30" w:type="dxa"/>
-              <w:left w:w="45" w:type="dxa"/>
-              <w:right w:w="45" w:type="dxa"/>
-            </w:tcMar>
-            <w:tcBorders>
-              <w:top w:val="single" w:sz="4" w:color="000000"/>
-            </w:tcBorders>
-          </w:tcPr>
-          <w:p>
-            <w:pPr>
-              <w:pStyle w:val="Compact"/>
-              <w:keepNext w:val="0"/>
-              <w:keepLines w:val="0"/>
-              <w:pageBreakBefore w:val="0"/>
-              <w:spacing w:line="240" w:lineRule="auto" w:after="0" w:before="0"/>
-              <w:ind w:firstLine="0"/>
-              <w:jc w:val="center"/>
-            </w:pPr>
-            <w:r>
-              <w:rPr>
-                <w:rFonts w:ascii="Times New Roman" w:hAnsi="Times New Roman"/>
-                <w:sz w:val="20"/>
-              </w:rPr>
-              <w:t xml:space="preserve">50.0</w:t>
-            </w:r>
-          </w:p>
-        </w:tc>
-        <w:tc>
-          <w:tcPr>
-            <w:tcW w:type="dxa" w:w="857"/>
-            <w:vAlign w:val="center"/>
-            <w:noWrap/>
-            <w:tcMar>
-              <w:top w:w="30" w:type="dxa"/>
-              <w:bottom w:w="30" w:type="dxa"/>
-              <w:left w:w="45" w:type="dxa"/>
-              <w:right w:w="45" w:type="dxa"/>
-            </w:tcMar>
-            <w:tcBorders>
-              <w:top w:val="single" w:sz="4" w:color="000000"/>
-            </w:tcBorders>
-          </w:tcPr>
-          <w:p>
-            <w:pPr>
-              <w:pStyle w:val="Compact"/>
-              <w:keepNext w:val="0"/>
-              <w:keepLines w:val="0"/>
-              <w:pageBreakBefore w:val="0"/>
-              <w:spacing w:line="240" w:lineRule="auto" w:after="0" w:before="0"/>
-              <w:ind w:firstLine="0"/>
-              <w:jc w:val="center"/>
-            </w:pPr>
-            <w:r>
-              <w:rPr>
-                <w:rFonts w:ascii="Times New Roman" w:hAnsi="Times New Roman"/>
-                <w:sz w:val="20"/>
-              </w:rPr>
-              <w:t xml:space="preserve">55.9</w:t>
-            </w:r>
-          </w:p>
-        </w:tc>
-        <w:tc>
-          <w:tcPr>
-            <w:tcW w:type="dxa" w:w="857"/>
-            <w:vAlign w:val="center"/>
-            <w:noWrap/>
-            <w:tcMar>
-              <w:top w:w="30" w:type="dxa"/>
-              <w:bottom w:w="30" w:type="dxa"/>
-              <w:left w:w="45" w:type="dxa"/>
-              <w:right w:w="45" w:type="dxa"/>
-            </w:tcMar>
-            <w:tcBorders>
-              <w:top w:val="single" w:sz="4" w:color="000000"/>
-              <w:right w:val="single" w:sz="4" w:color="000000"/>
-            </w:tcBorders>
-          </w:tcPr>
-          <w:p>
-            <w:pPr>
-              <w:pStyle w:val="Compact"/>
-              <w:keepNext w:val="0"/>
-              <w:keepLines w:val="0"/>
-              <w:pageBreakBefore w:val="0"/>
-              <w:spacing w:line="240" w:lineRule="auto" w:after="0" w:before="0"/>
-              <w:ind w:firstLine="0"/>
-              <w:jc w:val="center"/>
-            </w:pPr>
-            <w:r>
-              <w:rPr>
-                <w:rFonts w:ascii="Times New Roman" w:hAnsi="Times New Roman"/>
-                <w:sz w:val="20"/>
-              </w:rPr>
-              <w:t xml:space="preserve">83.3</w:t>
-            </w:r>
-          </w:p>
-        </w:tc>
-        <w:tc>
-          <w:tcPr>
-            <w:tcW w:type="dxa" w:w="857"/>
-            <w:vAlign w:val="center"/>
-            <w:noWrap/>
-            <w:tcMar>
-              <w:top w:w="30" w:type="dxa"/>
-              <w:bottom w:w="30" w:type="dxa"/>
-              <w:left w:w="45" w:type="dxa"/>
-              <w:right w:w="45" w:type="dxa"/>
-            </w:tcMar>
-            <w:tcBorders>
-              <w:top w:val="single" w:sz="4" w:color="000000"/>
-            </w:tcBorders>
-          </w:tcPr>
-          <w:p>
-            <w:pPr>
-              <w:pStyle w:val="Compact"/>
-              <w:keepNext w:val="0"/>
-              <w:keepLines w:val="0"/>
-              <w:pageBreakBefore w:val="0"/>
-              <w:spacing w:line="240" w:lineRule="auto" w:after="0" w:before="0"/>
-              <w:ind w:firstLine="0"/>
-              <w:jc w:val="center"/>
-            </w:pPr>
-            <w:r>
-              <w:rPr>
-                <w:rFonts w:ascii="Times New Roman" w:hAnsi="Times New Roman"/>
-                <w:sz w:val="20"/>
-              </w:rPr>
-              <w:t xml:space="preserve">63.5</w:t>
-            </w:r>
-          </w:p>
-        </w:tc>
-        <w:tc>
-          <w:tcPr>
-            <w:tcW w:type="dxa" w:w="857"/>
-            <w:vAlign w:val="center"/>
-            <w:noWrap/>
-            <w:tcMar>
-              <w:top w:w="30" w:type="dxa"/>
-              <w:bottom w:w="30" w:type="dxa"/>
-              <w:left w:w="45" w:type="dxa"/>
-              <w:right w:w="45" w:type="dxa"/>
-            </w:tcMar>
-            <w:tcBorders>
-              <w:top w:val="single" w:sz="4" w:color="000000"/>
-            </w:tcBorders>
-          </w:tcPr>
-          <w:p>
-            <w:pPr>
-              <w:pStyle w:val="Compact"/>
-              <w:keepNext w:val="0"/>
-              <w:keepLines w:val="0"/>
-              <w:pageBreakBefore w:val="0"/>
-              <w:spacing w:line="240" w:lineRule="auto" w:after="0" w:before="0"/>
-              <w:ind w:firstLine="0"/>
-              <w:jc w:val="center"/>
-            </w:pPr>
-            <w:r>
-              <w:rPr>
-                <w:rFonts w:ascii="Times New Roman" w:hAnsi="Times New Roman"/>
-                <w:sz w:val="20"/>
-              </w:rPr>
-              <w:t xml:space="preserve">100.0</w:t>
-            </w:r>
-          </w:p>
-        </w:tc>
-        <w:tc>
-          <w:tcPr>
-            <w:tcW w:type="dxa" w:w="857"/>
-            <w:vAlign w:val="center"/>
-            <w:noWrap/>
-            <w:tcMar>
-              <w:top w:w="30" w:type="dxa"/>
-              <w:bottom w:w="30" w:type="dxa"/>
-              <w:left w:w="45" w:type="dxa"/>
-              <w:right w:w="45" w:type="dxa"/>
-            </w:tcMar>
-            <w:tcBorders>
-              <w:top w:val="single" w:sz="4" w:color="000000"/>
-            </w:tcBorders>
-          </w:tcPr>
-          <w:p>
-            <w:pPr>
-              <w:pStyle w:val="Compact"/>
-              <w:keepNext w:val="0"/>
-              <w:keepLines w:val="0"/>
-              <w:pageBreakBefore w:val="0"/>
-              <w:spacing w:line="240" w:lineRule="auto" w:after="0" w:before="0"/>
-              <w:ind w:firstLine="0"/>
-              <w:jc w:val="center"/>
-            </w:pPr>
-            <w:r>
-              <w:rPr>
-                <w:rFonts w:ascii="Times New Roman" w:hAnsi="Times New Roman"/>
-                <w:sz w:val="20"/>
-              </w:rPr>
-              <w:t xml:space="preserve">64.4</w:t>
-            </w:r>
-          </w:p>
-        </w:tc>
-        <w:tc>
-          <w:tcPr>
-            <w:tcW w:type="dxa" w:w="857"/>
-            <w:vAlign w:val="center"/>
-            <w:noWrap/>
-            <w:tcMar>
-              <w:top w:w="30" w:type="dxa"/>
-              <w:bottom w:w="30" w:type="dxa"/>
-              <w:left w:w="45" w:type="dxa"/>
-              <w:right w:w="45" w:type="dxa"/>
-            </w:tcMar>
-            <w:tcBorders>
-              <w:top w:val="single" w:sz="4" w:color="000000"/>
-            </w:tcBorders>
-          </w:tcPr>
-          <w:p>
-            <w:pPr>
-              <w:pStyle w:val="Compact"/>
-              <w:keepNext w:val="0"/>
-              <w:keepLines w:val="0"/>
-              <w:pageBreakBefore w:val="0"/>
-              <w:spacing w:line="240" w:lineRule="auto" w:after="0" w:before="0"/>
-              <w:ind w:firstLine="0"/>
-              <w:jc w:val="center"/>
-            </w:pPr>
-            <w:r>
-              <w:rPr>
-                <w:rFonts w:ascii="Times New Roman" w:hAnsi="Times New Roman"/>
-                <w:sz w:val="20"/>
-              </w:rPr>
-              <w:t xml:space="preserve">100.0</w:t>
-            </w:r>
-          </w:p>
-        </w:tc>
-      </w:tr>
-      <w:tr>
-        <w:trPr>
-          <w:cantSplit/>
-        </w:trPr>
-        <w:tc>
-          <w:tcPr>
-            <w:tcW w:type="dxa" w:w="1264"/>
-            <w:gridSpan w:val="1"/>
-            <w:vMerge w:val="continue"/>
-            <w:vAlign w:val="center"/>
-            <w:noWrap/>
-            <w:tcMar>
-              <w:top w:w="30" w:type="dxa"/>
-              <w:bottom w:w="30" w:type="dxa"/>
-              <w:left w:w="45" w:type="dxa"/>
-              <w:right w:w="45" w:type="dxa"/>
-            </w:tcMar>
-          </w:tcPr>
-          <w:p>
-            <w:pPr>
-              <w:keepNext w:val="0"/>
-              <w:keepLines w:val="0"/>
-              <w:pageBreakBefore w:val="0"/>
-              <w:spacing w:line="240" w:lineRule="auto" w:before="0" w:after="0"/>
-              <w:ind w:firstLine="0"/>
-              <w:jc w:val="left"/>
-            </w:pPr>
-          </w:p>
-        </w:tc>
-        <w:tc>
-          <w:tcPr>
-            <w:tcW w:type="dxa" w:w="903"/>
-            <w:vAlign w:val="center"/>
-            <w:noWrap/>
-            <w:tcMar>
-              <w:top w:w="30" w:type="dxa"/>
-              <w:bottom w:w="30" w:type="dxa"/>
-              <w:left w:w="45" w:type="dxa"/>
-              <w:right w:w="45" w:type="dxa"/>
-            </w:tcMar>
-            <w:tcBorders>
-              <w:right w:val="single" w:sz="4" w:color="000000"/>
-            </w:tcBorders>
-          </w:tcPr>
-          <w:p>
-            <w:pPr>
-              <w:pStyle w:val="Compact"/>
-              <w:keepNext w:val="0"/>
-              <w:keepLines w:val="0"/>
-              <w:pageBreakBefore w:val="0"/>
-              <w:spacing w:line="240" w:lineRule="auto" w:after="0" w:before="0"/>
-              <w:ind w:firstLine="0"/>
-              <w:jc w:val="center"/>
-            </w:pPr>
-            <w:r>
-              <w:rPr>
-                <w:rFonts w:ascii="Times New Roman" w:hAnsi="Times New Roman"/>
-                <w:sz w:val="20"/>
-              </w:rPr>
-              <w:t xml:space="preserve">&lt;3 Å</w:t>
-            </w:r>
-          </w:p>
-        </w:tc>
-        <w:tc>
-          <w:tcPr>
-            <w:tcW w:type="dxa" w:w="857"/>
-            <w:vAlign w:val="center"/>
-            <w:noWrap/>
-            <w:tcMar>
-              <w:top w:w="30" w:type="dxa"/>
-              <w:bottom w:w="30" w:type="dxa"/>
-              <w:left w:w="45" w:type="dxa"/>
-              <w:right w:w="45" w:type="dxa"/>
-            </w:tcMar>
-          </w:tcPr>
-          <w:p>
-            <w:pPr>
-              <w:pStyle w:val="Compact"/>
-              <w:keepNext w:val="0"/>
-              <w:keepLines w:val="0"/>
-              <w:pageBreakBefore w:val="0"/>
-              <w:spacing w:line="240" w:lineRule="auto" w:after="0" w:before="0"/>
-              <w:ind w:firstLine="0"/>
-              <w:jc w:val="center"/>
-            </w:pPr>
-            <w:r>
-              <w:rPr>
-                <w:rFonts w:ascii="Times New Roman" w:hAnsi="Times New Roman"/>
-                <w:sz w:val="20"/>
-              </w:rPr>
-              <w:t xml:space="preserve">54.7</w:t>
-            </w:r>
-          </w:p>
-        </w:tc>
-        <w:tc>
-          <w:tcPr>
-            <w:tcW w:type="dxa" w:w="857"/>
-            <w:vAlign w:val="center"/>
-            <w:noWrap/>
-            <w:tcMar>
-              <w:top w:w="30" w:type="dxa"/>
-              <w:bottom w:w="30" w:type="dxa"/>
-              <w:left w:w="45" w:type="dxa"/>
-              <w:right w:w="45" w:type="dxa"/>
-            </w:tcMar>
-          </w:tcPr>
-          <w:p>
-            <w:pPr>
-              <w:pStyle w:val="Compact"/>
-              <w:keepNext w:val="0"/>
-              <w:keepLines w:val="0"/>
-              <w:pageBreakBefore w:val="0"/>
-              <w:spacing w:line="240" w:lineRule="auto" w:after="0" w:before="0"/>
-              <w:ind w:firstLine="0"/>
-              <w:jc w:val="center"/>
-            </w:pPr>
-            <w:r>
-              <w:rPr>
-                <w:rFonts w:ascii="Times New Roman" w:hAnsi="Times New Roman"/>
-                <w:sz w:val="20"/>
-              </w:rPr>
-              <w:t xml:space="preserve">66.7</w:t>
-            </w:r>
-          </w:p>
-        </w:tc>
-        <w:tc>
-          <w:tcPr>
-            <w:tcW w:type="dxa" w:w="857"/>
-            <w:vAlign w:val="center"/>
-            <w:noWrap/>
-            <w:tcMar>
-              <w:top w:w="30" w:type="dxa"/>
-              <w:bottom w:w="30" w:type="dxa"/>
-              <w:left w:w="45" w:type="dxa"/>
-              <w:right w:w="45" w:type="dxa"/>
-            </w:tcMar>
-          </w:tcPr>
-          <w:p>
-            <w:pPr>
-              <w:pStyle w:val="Compact"/>
-              <w:keepNext w:val="0"/>
-              <w:keepLines w:val="0"/>
-              <w:pageBreakBefore w:val="0"/>
-              <w:spacing w:line="240" w:lineRule="auto" w:after="0" w:before="0"/>
-              <w:ind w:firstLine="0"/>
-              <w:jc w:val="center"/>
-            </w:pPr>
-            <w:r>
-              <w:rPr>
-                <w:rFonts w:ascii="Times New Roman" w:hAnsi="Times New Roman"/>
-                <w:sz w:val="20"/>
-              </w:rPr>
-              <w:t xml:space="preserve">62.8</w:t>
-            </w:r>
-          </w:p>
-        </w:tc>
-        <w:tc>
-          <w:tcPr>
-            <w:tcW w:type="dxa" w:w="857"/>
-            <w:vAlign w:val="center"/>
-            <w:noWrap/>
-            <w:tcMar>
-              <w:top w:w="30" w:type="dxa"/>
-              <w:bottom w:w="30" w:type="dxa"/>
-              <w:left w:w="45" w:type="dxa"/>
-              <w:right w:w="45" w:type="dxa"/>
-            </w:tcMar>
-            <w:tcBorders>
-              <w:right w:val="single" w:sz="4" w:color="000000"/>
-            </w:tcBorders>
-          </w:tcPr>
-          <w:p>
-            <w:pPr>
-              <w:pStyle w:val="Compact"/>
-              <w:keepNext w:val="0"/>
-              <w:keepLines w:val="0"/>
-              <w:pageBreakBefore w:val="0"/>
-              <w:spacing w:line="240" w:lineRule="auto" w:after="0" w:before="0"/>
-              <w:ind w:firstLine="0"/>
-              <w:jc w:val="center"/>
-            </w:pPr>
-            <w:r>
-              <w:rPr>
-                <w:rFonts w:ascii="Times New Roman" w:hAnsi="Times New Roman"/>
-                <w:sz w:val="20"/>
-              </w:rPr>
-              <w:t xml:space="preserve">100.0</w:t>
-            </w:r>
-          </w:p>
-        </w:tc>
-        <w:tc>
-          <w:tcPr>
-            <w:tcW w:type="dxa" w:w="857"/>
-            <w:vAlign w:val="center"/>
-            <w:noWrap/>
-            <w:tcMar>
-              <w:top w:w="30" w:type="dxa"/>
-              <w:bottom w:w="30" w:type="dxa"/>
-              <w:left w:w="45" w:type="dxa"/>
-              <w:right w:w="45" w:type="dxa"/>
-            </w:tcMar>
-          </w:tcPr>
-          <w:p>
-            <w:pPr>
-              <w:pStyle w:val="Compact"/>
-              <w:keepNext w:val="0"/>
-              <w:keepLines w:val="0"/>
-              <w:pageBreakBefore w:val="0"/>
-              <w:spacing w:line="240" w:lineRule="auto" w:after="0" w:before="0"/>
-              <w:ind w:firstLine="0"/>
-              <w:jc w:val="center"/>
-            </w:pPr>
-            <w:r>
-              <w:rPr>
-                <w:rFonts w:ascii="Times New Roman" w:hAnsi="Times New Roman"/>
-                <w:sz w:val="20"/>
-              </w:rPr>
-              <w:t xml:space="preserve">66.0</w:t>
-            </w:r>
-          </w:p>
-        </w:tc>
-        <w:tc>
-          <w:tcPr>
-            <w:tcW w:type="dxa" w:w="857"/>
-            <w:vAlign w:val="center"/>
-            <w:noWrap/>
-            <w:tcMar>
-              <w:top w:w="30" w:type="dxa"/>
-              <w:bottom w:w="30" w:type="dxa"/>
-              <w:left w:w="45" w:type="dxa"/>
-              <w:right w:w="45" w:type="dxa"/>
-            </w:tcMar>
-          </w:tcPr>
-          <w:p>
-            <w:pPr>
-              <w:pStyle w:val="Compact"/>
-              <w:keepNext w:val="0"/>
-              <w:keepLines w:val="0"/>
-              <w:pageBreakBefore w:val="0"/>
-              <w:spacing w:line="240" w:lineRule="auto" w:after="0" w:before="0"/>
-              <w:ind w:firstLine="0"/>
-              <w:jc w:val="center"/>
-            </w:pPr>
-            <w:r>
-              <w:rPr>
-                <w:rFonts w:ascii="Times New Roman" w:hAnsi="Times New Roman"/>
-                <w:sz w:val="20"/>
-              </w:rPr>
-              <w:t xml:space="preserve">100.0</w:t>
-            </w:r>
-          </w:p>
-        </w:tc>
-        <w:tc>
-          <w:tcPr>
-            <w:tcW w:type="dxa" w:w="857"/>
-            <w:vAlign w:val="center"/>
-            <w:noWrap/>
-            <w:tcMar>
-              <w:top w:w="30" w:type="dxa"/>
-              <w:bottom w:w="30" w:type="dxa"/>
-              <w:left w:w="45" w:type="dxa"/>
-              <w:right w:w="45" w:type="dxa"/>
-            </w:tcMar>
-          </w:tcPr>
-          <w:p>
-            <w:pPr>
-              <w:pStyle w:val="Compact"/>
-              <w:keepNext w:val="0"/>
-              <w:keepLines w:val="0"/>
-              <w:pageBreakBefore w:val="0"/>
-              <w:spacing w:line="240" w:lineRule="auto" w:after="0" w:before="0"/>
-              <w:ind w:firstLine="0"/>
-              <w:jc w:val="center"/>
-            </w:pPr>
-            <w:r>
-              <w:rPr>
-                <w:rFonts w:ascii="Times New Roman" w:hAnsi="Times New Roman"/>
-                <w:sz w:val="20"/>
-              </w:rPr>
-              <w:t xml:space="preserve">66.9</w:t>
-            </w:r>
-          </w:p>
-        </w:tc>
-        <w:tc>
-          <w:tcPr>
-            <w:tcW w:type="dxa" w:w="857"/>
-            <w:vAlign w:val="center"/>
-            <w:noWrap/>
-            <w:tcMar>
-              <w:top w:w="30" w:type="dxa"/>
-              <w:bottom w:w="30" w:type="dxa"/>
-              <w:left w:w="45" w:type="dxa"/>
-              <w:right w:w="45" w:type="dxa"/>
-            </w:tcMar>
-          </w:tcPr>
-          <w:p>
-            <w:pPr>
-              <w:pStyle w:val="Compact"/>
-              <w:keepNext w:val="0"/>
-              <w:keepLines w:val="0"/>
-              <w:pageBreakBefore w:val="0"/>
-              <w:spacing w:line="240" w:lineRule="auto" w:after="0" w:before="0"/>
-              <w:ind w:firstLine="0"/>
-              <w:jc w:val="center"/>
-            </w:pPr>
-            <w:r>
-              <w:rPr>
-                <w:rFonts w:ascii="Times New Roman" w:hAnsi="Times New Roman"/>
-                <w:sz w:val="20"/>
-              </w:rPr>
-              <w:t xml:space="preserve">100.0</w:t>
-            </w:r>
-          </w:p>
-        </w:tc>
-      </w:tr>
-    </w:tbl>
-    <w:p>
-      <w:pPr>
-        <w:pStyle w:val="MDTableNote"/>
-        <w:keepNext w:val="0"/>
-        <w:keepLines/>
-        <w:pageBreakBefore w:val="0"/>
-        <w:spacing w:line="240" w:lineRule="auto" w:before="80" w:after="120"/>
-        <w:ind w:firstLine="0"/>
-      </w:pPr>
-      <w:r>
-        <w:rPr>
-          <w:rFonts w:hint="eastAsia" w:ascii="Times New Roman" w:hAnsi="Times New Roman"/>
-          <w:sz w:val="18"/>
-        </w:rPr>
-        <w:t xml:space="preserve">均值和中位数在同一组</w:t>
-      </w:r>
-      <w:r>
-        <w:rPr>
-          <w:rFonts w:ascii="Times New Roman" w:hAnsi="Times New Roman"/>
-          <w:sz w:val="18"/>
-        </w:rPr>
-        <w:t xml:space="preserve"> 77 </w:t>
-      </w:r>
-      <w:r>
-        <w:rPr>
-          <w:rFonts w:hint="eastAsia" w:ascii="Times New Roman" w:hAnsi="Times New Roman"/>
-          <w:sz w:val="18"/>
-        </w:rPr>
-        <w:t xml:space="preserve">个</w:t>
-      </w:r>
-      <w:r>
-        <w:rPr>
-          <w:rFonts w:ascii="Times New Roman" w:hAnsi="Times New Roman"/>
-          <w:sz w:val="18"/>
-        </w:rPr>
-        <w:t xml:space="preserve"> PDB </w:t>
-      </w:r>
-      <w:r>
-        <w:rPr>
-          <w:rFonts w:hint="eastAsia" w:ascii="Times New Roman" w:hAnsi="Times New Roman"/>
-          <w:sz w:val="18"/>
-        </w:rPr>
-        <w:t xml:space="preserve">上计算。</w:t>
-      </w:r>
-    </w:p>
-    <w:bookmarkEnd w:id="50"/>
-    <w:bookmarkEnd w:id="51"/>
-    <w:bookmarkEnd w:id="52"/>
+    <w:bookmarkEnd w:id="46"/>
+    <w:bookmarkEnd w:id="47"/>
+    <w:bookmarkEnd w:id="48"/>
     <w:sectPr>
       <w:footerReference r:id="rId8" w:type="default"/>
       <w:pgSz w:h="16838" w:w="11906"/>
@@ -13345,16 +10014,24 @@
     <w:basedOn w:val="BodyText"/>
     <w:qFormat/>
   </w:style>
-  <w:style w:type="character" w:customStyle="1" w:styleId="MDFIGREF_eJyrrk7LTC9KTbMqLi0o0E01StVNzs8tyEktyczP003MyamtBQDpjA1c">
-    <w:name w:val="MDFIGREF_eJyrrk7LTC9KTbMqLi0o0E01StVNzs8tyEktyczP003MyamtBQDpjA1c"/>
+  <w:style w:type="character" w:customStyle="1" w:styleId="MDFIGREF_eJyrrk7LTC9KTbNKNUrVLc5NzMnRLcgsSM3JzEutSa6tBQDAgwxC">
+    <w:name w:val="MDFIGREF_eJyrrk7LTC9KTbNKNUrVLc5NzMnRLcgsSM3JzEutSa6tBQDAgwxC"/>
     <w:basedOn w:val="BodyTextChar"/>
   </w:style>
-  <w:style w:type="character" w:customStyle="1" w:styleId="MDFIGREF_eJyrrk7LTC9KTbMqLi0o0E01StVNzs8tyEktyczP0y3OTczJqa0FAAWgDjw">
-    <w:name w:val="MDFIGREF_eJyrrk7LTC9KTbMqLi0o0E01StVNzs8tyEktyczP0y3OTczJqa0FAAWgDjw"/>
+  <w:style w:type="character" w:customStyle="1" w:styleId="MDFIGREF_eJyrrk7LTC9KTbNKNUrVLc5NzMnRLcgsSM3JzEutSaqtBQDAgAxB">
+    <w:name w:val="MDFIGREF_eJyrrk7LTC9KTbNKNUrVLc5NzMnRLcgsSM3JzEutSaqtBQDAgAxB"/>
     <w:basedOn w:val="BodyTextChar"/>
   </w:style>
-  <w:style w:type="character" w:customStyle="1" w:styleId="MDFIGREF_eJyrrk7LTC9KTbMqLi0o0E3LzEvRTc4vKkpNLtHNTSxJztBNKs3MSamtBQBErw_K">
-    <w:name w:val="MDFIGREF_eJyrrk7LTC9KTbMqLi0o0E3LzEvRTc4vKkpNLtHNTSxJztBNKs3MSamtBQBErw_K"/>
+  <w:style w:type="character" w:customStyle="1" w:styleId="MDFIGREF_eJyrrk7LTC9KTbNKNUrVLc5NzMnRLcgsSM3JzEutSaytBQDAfQxA">
+    <w:name w:val="MDFIGREF_eJyrrk7LTC9KTbNKNUrVLc5NzMnRLcgsSM3JzEutSaytBQDAfQxA"/>
+    <w:basedOn w:val="BodyTextChar"/>
+  </w:style>
+  <w:style w:type="character" w:customStyle="1" w:styleId="MDFIGREF_eJyrrk7LTC9KTbNKNUrVLc5NzMnRLcgsSM3JzEutSdJJrq0FANjnDNA">
+    <w:name w:val="MDFIGREF_eJyrrk7LTC9KTbNKNUrVLc5NzMnRLcgsSM3JzEutSdJJrq0FANjnDNA"/>
+    <w:basedOn w:val="BodyTextChar"/>
+  </w:style>
+  <w:style w:type="character" w:customStyle="1" w:styleId="MDFIGREF_eJyrrk7LTC9KTbNKNUrVTczJ0U3LzEvRzU0sSc6orQUApM0LCA">
+    <w:name w:val="MDFIGREF_eJyrrk7LTC9KTbNKNUrVTczJ0U3LzEvRzU0sSc6orQUApM0LCA"/>
     <w:basedOn w:val="BodyTextChar"/>
   </w:style>
   <w:style w:type="character" w:customStyle="1" w:styleId="MDFIGREF_eJyrrk7LTC9KTbPKyUxPzEspTk3NNtItK9ZFcA1rEmtrATN3D08">

--- a/补充材料.operation.docx
+++ b/补充材料.operation.docx
@@ -2,7 +2,7 @@
 <file path=word/document.xml><?xml version="1.0" encoding="utf-8"?>
 <w:document xmlns:w="http://schemas.openxmlformats.org/wordprocessingml/2006/main" xmlns:m="http://schemas.openxmlformats.org/officeDocument/2006/math" xmlns:r="http://schemas.openxmlformats.org/officeDocument/2006/relationships" xmlns:o="urn:schemas-microsoft-com:office:office" xmlns:v="urn:schemas-microsoft-com:vml" xmlns:w10="urn:schemas-microsoft-com:office:word" xmlns:a="http://schemas.openxmlformats.org/drawingml/2006/main" xmlns:pic="http://schemas.openxmlformats.org/drawingml/2006/picture" xmlns:wp="http://schemas.openxmlformats.org/drawingml/2006/wordprocessingDrawing">
   <w:body>
-    <w:bookmarkStart w:id="48" w:name="补充材料"/>
+    <w:bookmarkStart w:id="52" w:name="补充材料"/>
     <w:p>
       <w:pPr>
         <w:pStyle w:val="1"/>
@@ -681,12 +681,12 @@
           <wp:inline>
             <wp:extent cx="5120640" cy="5927466"/>
             <wp:effectExtent b="0" l="0" r="0" t="0"/>
-            <wp:docPr descr="Fig. 1 | LigandSeek2-Find 与 LigandSeek 的配体区域检出。比较 LigandSeek2-Find 与第一代 LigandSeek 在沉积受体（GT）和 CryoAtom2 重建受体（CA2）条件下的表现。左列为全配体测试集（179 个 PDB，2,502 个配体实例），右列为小分子测试子集（94 个 PDB，821 个小分子实例）。" title="MDPPTFIG_eJztXOtv2zYQ_1cEA_vWRrIbJ7XRFfCcpRiQFUG7fpqGgJFpW4gsCaJiJ10HZH3ECfIqurbp6j5mdOuyNk2CrFtd5_XHVLLsT_kXdhTlRx8YirXILNUBLB3J45GnH3k6Hql8H9KRmQ3FuZBzc8cu7fMjcgapqfMYT0TG8mSsnQz36bo5FTrGhQxMNCWPU7RWMi6KFwg2iCiGo7FwTBSHMJkwNV0U6xvV2u1ifWneWTsQRSZeFN9DvopymMpW3DJCWY_nyfF2Mky5UjLRFTQ9VpBTTIFo34Cs0hIJ6aasqWM5ZExM6lD0behUIa5zUzlFJfHC52Ioa5p6nOeJlMU5RPo0HatQmNaMHDIhaWT4gmakdEOTMCGymskpfEQQBvgcklUxdJpKGzXc23lzWsFcIZ5HCsj9KocyOMmap3x8k4PyTmCsn8VTppvdTjB6RFYxaZV4qUKc6EiC9qEBBbKghUi_IIa85LlJhWahSVPzGvPYaU1ZTQFbWjaIOcKqCh4TlLCeMRXYxaOHNdUkUA8RSZahjr20DBhaOwf2xoLbLkbETBAZvassm1DJ25Xctphg2sS4mx53ySTT2L1D5y-2nmP4ZFOhi6w6655JIXSVpProMA6xkcfAOixn-rgwd4nrGF3Hh-kjoLXZEz8SZWmBrJqQ36x7NA_AqiwfsaZHoVUHnJ8KkM7dq41rS9beT_Zi1X74sPZoxi5WX81c7j71P0DJ2ubN-v6V_3fAfpxh2bVW5sNsibO-blVmrJ1HQcAoWOjY99Zq2_PO75v2yiqYicPduTPfHO7O2zcW_YtV0pjWEqaWiwQLqkZxyd6ptnBKJiIAVO1-2dr526osgKWvl9ec5S2w7vaLx_bcqlWp2tfWmPmv_bVQ37zVKM1CxfBgzL_YBgpRq_Kkh0RXIDE69MXh7mLkWFSI9BDpCkRgbnie68YDa38BTB0AZK_86Rm2rRV7btZ-dp0ZNiCYbYv19-DrFvh6SHQFEsy0nYyEe3h0BR4wM1rWq2Xb3lyS03jaaRp8PNWLNAY50oh8OylfzfwYwBDheKBMDdj9xsx13w4xDl5d3JAs4WC9AOwbi_XHs07pduPOnD2zC96sfxES-k6AIRD6osGCyLl71arM2Jsv4epfcAIFyei5xIUkuEn1zU37xYZTPaDRrl-rgJF_AaL2LVAg1e6XndJG_aBUL_s4fhwWjgmCEDBk1sv-BWRc00xiGkgPFiaN4lKjWKz98sLeX7XntuClY98vgkfgX6Bi0c-CBZG9WG2sPu-tzj_N1bnk25kYzNV5KlC2BVbnyURvu6k7wGDb6q3ddP-iEvjDREGAJlig0EOGfg8zBguQ0vPa8m_sWCQ9DtQ8BWRVnsFL500L4V_gAgVarfS88fQOOG5OqeI8mwcCcqy9ZZhd_kUocFOrdmuLbt3OPfV12D5QkAzGYK4M0MuJ8OFuqbW5DtYuAFBFBkGx_gG4RMK-iEO0uJuBgV5M4mOugbFvh3IwYxLpQNnSXkyii8B4IyYB2ATp3ECwsOo8MeBs7zvlDWe5aN9YtFfW7dIDoOHdXdtcsSpPnMsvrZ1H9fIa_STKz6dkg-fbu7vX4EI6P-_V57edP6r2wRX73izA6GyvOtUD5k6ygwfgXVp7S3Q5ACCXSlAEyX_bLvoO_LTWJ-ShaDgiDPQLU9FYZLB_YODSKV2W4vDzvDj0Xl5cykCFt9w3TwLI-i8yoJo5aeCWGOO9hGjptCzhIU2azGHVZJIMrCDqKJKsrBMKBNVQzY_KEoWBJqSz-VGDS2Ei0VaScd798p93P_znve_--c7P_nkT53RQU52EKrJujqXlDHSWjAmGOWHKmPAsY0ygf-E-Xc2AInIKpJ-IAkX_EwDQo00dAZpWP9pdYh1E9AmOaNIE4VQtmUVqBicMQytkMUoROriovGYB0bFkskyQ2a7a0QCTyr_1EMYVWR-WFYW2SGm3PiNQnJgGNqUsJdPAcw5acctfS7SY-Nfl0RQBz5cbL3ytpTrdZxSfShs5egfguCnmMHPTLcfZzafF1J2XaLk3XIFLomzeqPWY2eZjW6gOjvgZrOU4SgC3AT1lzaL8CGG8barJTctVjXWdb5MorqgcXdTEopEok_JOLorLl66730GjuIlkpZndSSuq97yI3sIFfqdDP_wD7kjNaQ" id="34" name="Picture"/>
+            <wp:docPr descr="Fig. 1 | LigandSeek2-Find 与 LigandSeek 的配体区域检出。比较 LigandSeek2-Find 与第一代 LigandSeek 在沉积受体（GT）和 CryoAtom2 重建受体（CA2）条件下的表现。左列为全配体测试集（179 个 PDB，2,502 个配体实例），右列为小分子测试子集（94 个 PDB，821 个小分子实例）。" title="MDPPTFIG_eJztXOtv2zYQ_1cEA_vWRrYbO7XRFfCcpRiQFUG7fpoGg5FpW4gsCaJiJ10HZH3ECfIqurbp6j5mdOuyNk2CrFtd5_XHVLLsT_kXdhTlRx8YirXILNUBLB3J45GnH3k6Hql8H9CQkQvEuYB9c8cq7_OjUhYp6fMYT4RTBZLqJEMDmmZMBY5xAR0TVS7gNK2VjAvCBYJ1IgihSCwUE4RhTCYMVROExkatfrvUWJq31w4EgYkXhPeQr6A8prJlp4xQ1uMFcryTDFGutEQ0GU2nilKaKRAZiEoKLRGRZkiqksojfWJSg6JvA6eKcY2byssKiRc_FwI5w9DiPE_EHM4jMqBqWIHCjKrnkQFJPcsXVT2t6aqICZGUbF7mw8FglM8jSRECp6m0Md25nTemZcwV4wUkg9yv8iiLk6x5yse3OCjvBMbaWTxlONmdBKNHJQWTdombKsaJhkRoHxqQIQtaCA8GhYCbPDcp0yw0aahuYy47rSkpaWDLSDoxRlnVoMsEJaxnTAV2cekRVTEI1ENElCSoYy0tA4bmzoG1seC0ixExEkRC7yrLJRTydiWnLSaYNjHupMcdMsk0du7Q-Yvt5xg62VLoIqvOumdQCB0lqT4ajEOsFzCwjkjZAS7EXeK6RtfxEfoIaG32xI9EWVogKQbkt-oezQMwq8tHrOlRaNUF56cCpH33avPakrn3k7VYsx4-rD-asUq1VzOXe0_9D1CyvnmzsX_l_x2wH2dY9qyV-TBbYq-vm9UZc-eRHzDyFzrWvbX69rz9-6a1sgpm4nB37sw3h7vz1o1F72KV1KfVhKHmw_6CqllasnZqbZySiTAAVb9fMXf-NqsLYOkblTV7eQusu_XisTW3alZr1rU1Zv7rfy00Nm81y7NQMTQU8y62vkLUrD7pI9ETSIwNf3G4uxg-FgmG-4j0BCIwN1zPdeOBub8Apg4Aslb-dA3b1oo1N2s9u84MGxDMtsUG-_D1Cnx9JHoCCWbaToZDfTx6Ag-YGW3r1bZtby7JaTztNA0-nupHGv0caUSenZSvZn70YYhw3FemBux-c-a6Z4cYB68ublgSsb9eANaNxcbjWbt8u3lnzprZBW_WuwgFB06AIQgORPwFkX33qlmdsTZfwtW74PgKkrFziQtJcJMam5vWiw27dkCjXb_WACPvAkTtm69Aqt-v2OWNxkG5UfFw_DgUPBYMBn2GzHrFu4CMq6pBDB1p_sKkWVpqlkr1X15Y-6vW3Ba8dKz7JfAIvAtULPKZvyCyFmvN1ef91fmnuToXPTsT_bk6T_vKtsDqPJnobzf1BhhsW729m-5dVHx_mMgP0PgLFHrI0OthRn8BUn5eX_6NHYukx4Fap4DM6jN46bxpIbwLnK9Aq5efN5_eAcfNLlftZ_NAQI65twyzy7sI-W5q1W9t0a3buaeeDtv7CpKhGMyVKL2cCB3ultub62DtfABVeAgUG4zCJRzyRByizd0KDPRjEh9zDYw9O5T9GZPI-MqW9mMSPQTGGzEJwMZP5wb8hVX3iQF7e9-ubNjLJevGorWybpUfAA3v7vrmill9Yl9-ae48alTW6CdRXj4l6z_f3tm9BhfS_nmvMb9t_1GzDq5Y92YBRnt71a4dMHeSHTwA79LcW6LLAQC5XIYiSP7bdtF34Ke1PyEPRELhYHQwOBWJhYcGo9FLpzRJjMPP9eLQe3lxaR0V33LfXAkg67_IgGrGpI7bYvT3EqJmMpKIh1VxMo8Vg0nSsYyoo0hykkYoEFRDpTAmiRQGmhDPFsZ0Lo2JSFtJxnnny3_e-fCfd7_757s_--cNnNdATWUSqkiakcpIWegsSeWL4sloOlXgWUYqSP9CA5qSBUWkNEg_EQGK_icAoMdaOgI07X50usQ6iOgTHFXFCcIpajKHlCxO6LpazGGUJnRwUXmtAqJh0WCZILNTtasBJpV_6yGMy5I2IskybZHSTn1GoDgxdGyIOUpmgOcctOKUv5ZoM_Gvy6MpAp4vN178Wk13u88oPpXR8_QOwHFTzGHmptuOs5NPi6k7L9Jyd7gCl0jZ3FHrMrPNx45QDRzxM1jNc5QAbh16yppFhVHCeDtUi5uWKyrrOt8hUVxWOLqoiUXCESblnVwUly8dd7-LRnEDSXIru5uWFfd5Ea2NC_xOB374B0q-zSE" id="34" name="Picture"/>
             <a:graphic>
               <a:graphicData uri="http://schemas.openxmlformats.org/drawingml/2006/picture">
                 <pic:pic>
                   <pic:nvPicPr>
-                    <pic:cNvPr descr="C:/Users/15919/Desktop/论文草稿/temp/manuscript_figures_0rtkties/figure_000001.png" id="35" name="Picture"/>
+                    <pic:cNvPr descr="C:/Users/15919/Desktop/论文草稿/temp/manuscript_figures_mwc86d_v/figure_000001.png" id="35" name="Picture"/>
                     <pic:cNvPicPr>
                       <a:picLocks noChangeArrowheads="1" noChangeAspect="1"/>
                     </pic:cNvPicPr>
@@ -5806,14 +5806,14 @@
       <w:r>
         <w:drawing>
           <wp:inline>
-            <wp:extent cx="5731510" cy="3018917"/>
+            <wp:extent cx="5731510" cy="3060245"/>
             <wp:effectExtent b="0" l="0" r="0" t="0"/>
-            <wp:docPr descr="Fig. 2 | 端到端配体区域检出与身份匹配。曲线展示在尝试预算 K=1–10 内，179 个测试 PDB 中预测成功的比例。Find+Match 曲线要求端到端区域检出和配体身份匹配均正确，Find 和 Emap2lig-Find 曲线仅要求区域检出正确。Find 和 Match 分别指 LigandSeek-Find 和 LigandSeek-Match。GT 表示真实受体结构，CA2 表示 CryoAtom2 重建受体结构。" title="MDPPTFIG_eJztWf9PGzcU_1dO9-sKl6RllBMgsQDVNJiidvtpNyFzcRIr98WynS90nUQrKGxAN412lVZa1LWa0FChnTSpS9byv2y5JPzUf2HP50sIhWnVOqFetEg5P9vvffyeP7bPuveFTpEo6Kamt27Xg3svjanUVKu-2XywNUipqOrnNJ1h7jtlnJVKadOyPuWYcctKDo0kRyxrEvOi8Klltfdqze9X2htftXYOLEuhWdZJOA-5WELhFB5AjjOQI152wEXCLsheG1FBfG_ORaxYoqD3mT5aMalWdR2Pm5UxSy8IQU3D4HYBu4gP-hR70JnzGWBAleWNis-ylPk25px4edcxUonE-4aLiGfp4xItw8LiilhwsFYxy8gB3A9dlMdpNbzUMzoaUreIMZ0hHuZhe0-tYnKKbBgGcBxoAqDUhYSlR9XLJUc2oZLwI8xIXVpC4KCWI4yLGWWaiJSgRzmgPFWPSJ72PcHBDnGbELAJNm7BvDfqB8HeWjguRlxMcIJO6ytMePykUTiWApZDzIf1-VBMq4jDEpy_2p2u5MVOQFeVuXJPSKbCIGU8FNYOZmUMqtMkP6iltGuaVBbK5Cxikx3EE9DesT2beFu7-8HqU3geLm80XmwG67Vge7v5aDFYqTWe32rXdhv1F8H6b9D75-KNd29O3iLy5r1fWrWD4Nmd1uNasLUTPL3f3r9z-ONSa-_uGcf538V0fNW6pj8Lp2Z0KLlvdCj5uRyx8aRvl1zsic6RJArSD1eBivGPRg03HCZqUY9MWHCxoLmR-zT0PmxTypkIYOw0ADGefFvcPxY3_wY5cazdiKYmzuzGff8FN5df_b6eHB7pk90Wdz4az39u_roGZ2B8-chMftBvnDyBNxLQ0lz9Nvh6u_XDUnP_duPlGryLp-Hy9d6svI_Gl6--4krdJ9o_XW8-u9G9VfXep4Lv1tUlq_dWFdxfaT551Hq4B2ehpPR_Mt8JMoGr-DIx5SKackh-QC6o_uJFbbJGfVnts97tpbZRdDLGl7y-oivW2yh8ufYZH6s3g9Xd5vpKfFmZIXnkZa9gXOzD4y3W-6WHmXDrwFF86ZP-4qf9cKf1uNba2g72HgTf3IW7XPjVeAkub-mJVHyp60OS4ktGmi34E8J3U_1Fy-HKRlCv9e6a178ow5OO65-f0_RuWkUfGj6fHEomqucTyYsjyeFro5TYJvyjj5oyun_-qJllqHIixRIhANa_wQAzUWK4C8PeCOS0r6sMO0gmc3iBUC6nVEbolTPElhMqK_bH5QzTspjbcpS0aYSpLSPMbBlRYsvozWsZArsUwvRKYEKomMuRPDjL5xJMFAXB3FANcwn5Sw1SLw-BkCygX0iCJHNfIGc6MQI1XT-OXFIOIjmDM75d5JrnpwvIy-MJxvxKAaMsl8tE4nU6OMW2UI2AeWTaM4BCNU5MwrxD6DRxHDmilEN7JSCTC4bhjSPFHOhchlHC_mOVrpJxHE_WOIUZnq_M-tnePBgyqznmyhKI06pjYeZLWxjrZMDCdtmNq0KzZX-0XEHLlmrRqo2UQSssO6CUcXEJ-64mBdBm4KkaFpVnuNI9kjrast_zlevGkYhMx9Nk4nFkKDWkUE7VkrxMhXm7HhmZAhGn09wrO140X5x2eYH_uP7lX5OAyM0" id="40" name="Picture"/>
+            <wp:docPr descr="Fig. 2 | 端到端配体区域检出与身份匹配。曲线展示在尝试预算 K=1–10 内，179 个测试 PDB 中预测成功的比例。Find+Match 曲线要求端到端区域检出和配体身份匹配均正确，Find 和 Emap2lig-Find 曲线仅要求区域检出正确。Find 和 Match 分别指 LigandSeek-Find 和 LigandSeek-Match。GT 表示真实受体结构，CA2 表示 CryoAtom2 重建受体结构。" title="MDPPTFIG_eJztWf9PGzcU_1dO9-sKl6SElhMgsQDVNJiidvtpNyFzcRKL-2KdnS90ncQqKGxAN412lVZa1LWa0FChnTSpS9byv2y5JPy0f2HP9iWEwbRqnVAvWqScn-33Pn7PH9tn3ftUp4gXdVPTW3fq4f1XxlRqqlXfaj7cHqSUV_ULmh5g5jtlnBNKGdOyPmI4YJaVTI8kRyxrErMF7lPLau_Xmt-utje_aO0eWpZCs6zTcB5ysYDCKTyAHGcgT7zcgIu4XRS9NqKc-N6ci4KFEgW9j_XRikm1qut4zKyMWXqRc2oaBrOL2EVs0KfYg868HwAGVIOCUfGDHA18GzNGvILrGKlEYthwEfEsfVygZQNZXOOLDtYqZhk5gPueiwo4o4YXekZHQ-guYExniIeZbO-pVUxGkQ3DAI4DTQCUGkpYelS9WnJEEypxP8KM1IUlBA5qeRIwPqNME5ES9CgHlKfqEcnTvscZ2CFmEwI24eZtmPdG_TDcX5fjYsT4BCPorL7ihMdOG8mxFLAYYl7W56WYURHLEpy_3p2u5OVOQNeVuXKPC6ZkkCIeCmsHB2UMqtOkMKiltBuaUObK5DxiEx3E49DesT2feFt7B-HaM3gerWw2Xm6FG7VwZ6f5eClcrTVe3G7X9hr1l-HGL9D7-9LNt29O3iDy5v2fWrXD8Pnd1pNauL0bPnvQPrh79P1ya__eOcf538V0ctW6pj8Lp2Z0KLmvdSj5-Tyx8aRvl1zs8c6RxIvCD1eB8vH3Rw1XDhO1qEdWFowvam7kPpXeyzalnI0Axs4C4OPJN8X9bWnrb5ATJ9qNaGrizG7c9194a-WPXzeSl0b6ZLfFnY_Gix-bP6_DGRhfPrKT7_YbJ0_hjQS0NNe-Dr_caX233Dy403i1Du_iabh8vTMr7qPx5auvuFL3ifYPnzef3-zeqnrvU-E3G-qS1XurCh-sNp8-bj3ah7NQUPo_mW8FmcBVfJmYchFNOaQwIBZUf_GiNlmjvqL2We_2UtsoOhnjS15f0RXrbSRfrn3Gx9qtcG2vubEaX1ZmSAF5uWsYL_Th8Rbr_dLDjNw6cBRf-bC_-Gk_2m09qbW2d8L9h-FX9-AuJ78aL8PlLTORii91fUhSfMnIBIv-BPfdVH_RcrS6GdZrvbvmr1-U4UnH9U8uaHo3raKnL11MppOJ6sXEcCI1lL4xSoltwj_6qCmi--ePmrkAVU6lWCIEwPo3GGDGSwHuwgSvBXLW19UAO0gkc1iRUCamVETolbPEFhMqKvYH5Wyg5TCzxSgZ05CpLUNmtowosWX05rUMjl0KYXolMCGUz-VJAZxlc27FvjycmysbqmEuIX6pQeoVIBCSA_ShJEgi9wVythMjUNP149gl5SASMzjj2wtM8_xMEXkFPBEEfqWIUY6JZSLwOh2MYpurRsA8Nu0ZQKEapyZh3iF0mjiOGFHI0l4JyGQ8wPDGEWIedK7CKLL_RKWrZJzEEzVGYYbnK7N-rjcPhsxqPnBFCcRp1TGZ-dIWxzoZMNkuunGVa7boj5YraNlCLVq1kTJoybIDSgPGr2Df1YQA2gF4qoZF5RmmdI-ljrbo93zlunEsItPxNJF4HEmn0grlTC3By5TM2_XIyOSIOJ3mXtnxovlitMsL_Mf1z_4EyFfIcw" id="40" name="Picture"/>
             <a:graphic>
               <a:graphicData uri="http://schemas.openxmlformats.org/drawingml/2006/picture">
                 <pic:pic>
                   <pic:nvPicPr>
-                    <pic:cNvPr descr="C:/Users/15919/Desktop/论文草稿/temp/manuscript_figures_0rtkties/figure_000002.png" id="41" name="Picture"/>
+                    <pic:cNvPr descr="C:/Users/15919/Desktop/论文草稿/temp/manuscript_figures_mwc86d_v/figure_000002.png" id="41" name="Picture"/>
                     <pic:cNvPicPr>
                       <a:picLocks noChangeArrowheads="1" noChangeAspect="1"/>
                     </pic:cNvPicPr>
@@ -5827,7 +5827,7 @@
                   <pic:spPr bwMode="auto">
                     <a:xfrm>
                       <a:off x="0" y="0"/>
-                      <a:ext cx="5731510" cy="3018917"/>
+                      <a:ext cx="5731510" cy="3060245"/>
                     </a:xfrm>
                     <a:prstGeom prst="rect">
                       <a:avLst/>
@@ -6386,14 +6386,14 @@
       <w:r>
         <w:drawing>
           <wp:inline>
-            <wp:extent cx="5731510" cy="3462407"/>
+            <wp:extent cx="5731510" cy="3497158"/>
             <wp:effectExtent b="0" l="0" r="0" t="0"/>
-            <wp:docPr descr="Fig. 3 | 单残基、无缺失原子的有机小分子端到端建模。曲线展示在尝试预算 K = 1–10 内，77 个测试 PDB 中预测成功的比例。Find 和 Match 分别指 LigandSeek-Find 和 LigandSeek-Match。GT 和 CA2 分别表示真实受体结构和 CryoAtom2 重建受体结构。 a, Find+Match 曲线要求端到端区域检出和配体身份匹配均正确，Find 和 Emap2lig-Find 曲线仅要求区域检出正确。 b, c, 使用 PocketXMol-tuned 进行端到端构象重建时，成功率随计费尝试次数 K 的变化，分别展示真实受体（GT，b）和 CryoAtom2 重建受体（CA2，c）条件。成功要求 RMSD 低于 2 Å 或 3 Å。实线表示按模型评分选出的 top-1 构象，虚线表示 best-of-50 构象。" title="MDPPTFIG_eJztW1tPG0cU_isrvxZYYyA0VkCiXKKqUFlJKlXqVmhYj-0VexntjDGkqUQiCFAMRE0ILSGhbqIKNQ2Xqo0aG8JD_knjXZsn_kLP7KyNKakUJRVlt1jyzu3MN-fMN_fd-SpCEMtE4lKkcq_kPHgp98f6K6W77qO1FkLYeKRJitiYWvoYTnKh3riifEaxTRWlteNi60VF6cN0lFlEUaqbRff-THVhrrKxrygCTVFOwpnIwBwKx3AzNZCuNxONYF0zMU9VEWGaZQ4byB7NEpD7InIpFyfSuKGbNJ7rUiIZxkhclqmawQaiLRbBJiSmLNtADIJ2Ws5ZdpLYloop1cy0ocuxaPSCbCDNVCLdHC1he85VNqFjKRcfQzrgfmygNO4VxXM5uSbBZUcxJoOgIvXiG0K5OCVIhWIAh9sAQLH2qBLxg1eyOo9CWWb5mL44z6mZSRBLaTZlgyJr1BeCFKGA0FQ8fP-AZTIK-RBVNQ3yOAuLUO_l0r6zOe-VixFlPVRDb0rL9Jj0ZCavLAHMixjxwiOet1dY7Lmg_PV6dbV-WDPousgu1GOcKc9Ibg-BtoPtMQyiA1q6RWqTbkhcmIksp2EbT9BMBvG1vKdjr7Ow7G7OO-vF15M33ZUfKrtF58mOs7juPLtTWZ1y1-bctaKzveTM3uYxT7ec2W3-LBXdjcLryVtnr5beoy7cB79WivvOznLlSdFZ23C2H1a3lg9-nKpsrpyynf-eTcfbsRG3hmAc9Ycp462GKSuV0lTcZ6lZA5usNkixDNfDEKCs-5NLsuEV48eIR8JzKJuQDF994mnvxQnhhA_Q9SYA1t36vrh_Tt79B-TosXjZr5ogsxv0_ufcnj7czXd2hqSzBZ2O8h8_u7_PwxAYXD4SfR-FjZNnMCEBLe7sHeebdT5Fb90rv5yHqXgAVmPBZSpULDnf5oPLBMyCaiZkfMDqdfapm58JLiuDWhqZyasYjzbzjh4yfoLcXxqY8boODMWXr53zc2b46e2JhYwNbzSrFjZgm1pZW3c2HzlLK-W9u94B1lSwubInrB5mGSFj7GBmwSkVG1k6_aOT4K7VTuMYDAWWjSaJrwc-COGqTRzHVX-66e7cOjp5zBed9XX38aQzU4Sh7mB6AfpUtfi0XNpz8i8g6DyccZ89rhQ2D3fz51uiM0NmoKelfgORmK6lQ7j0Fp2sXJoW_ayxe4ludD5Tna2ZaiSwbDQFVvMwtiM1sGw0hWsELu_tV-5tBJYNKWGpo5h9PmTpzSxr4pDNj9X9B9VCvr78hK1bdacg9nPuynNYY_oH8YszB6tL1c1C9bcX4r2x-0vBXd4OLq3HND-l98bnL2H_-wZfWZ1ylr5z8vehbYuTJvFBRONJ0-Hu7OVrkD5yuDsX6IX9_-C8Cbjq7YkBWSqQ5T4slEvPYUkvRi2x5g8ufVeGrvaFi7ny3mK5uBhcRmLSq-lwMeLO3g8uHW3h4uLVNAxdMAvxY0Hv9Yebn3M3Cs6j-erWFExWB5NzzkwRZrDgMsYs0twaLtbEmhlmoOr3q3XmgsvQCKas2Uo1d0TDSNPfj_vgSbojXzZJkfqn7pGOzrbWjtboeFv7hVh7tPPGJaKpcfj72wP0VtuDpI1yJz579xEA610wIBvL2rgOY7_zPsXGOuIf2NOMRiivRm6hOZbQVF6JPKB-OpawpSSmKi-lNy571w1k77aB7F82kBvvGsgMGwTMNLOQRSNsOKWlQVk6HLXZKNMwlUXEcJT_2lqImQZDtCSgt3eAj99HAH-iZiNQU9fjSCWhIOI1OAj7ciqZVm8GmWncY9tWLoNRkvKmwfFqCZRglYlIwDzK2lCAQJVPVMKIrpEBTdd5idzv5RceFKfMxkzNcG8KZK5AKV76sUBdSD6Ox0OUQA2P5IasZOPdBBQfT9kGd4E4abzLu40gTXTVbiV48TwZjzNJ5el-cwUplYv5rdYXBinPrYESm7LL2DIk7gFpGzQVxaKxQSpkj3w1aZ5uWkJ1-ciL4rop8csgFztiHQLljVKcl37vLkWDH8UZ0vRadKNfN_36oqTOC_y7I1__BRZyppI" id="44" name="Picture"/>
+            <wp:docPr descr="Fig. 3 | 单残基、无缺失原子的有机小分子端到端建模。曲线展示在尝试预算 K = 1–10 内，77 个测试 PDB 中预测成功的比例。Find 和 Match 分别指 LigandSeek-Find 和 LigandSeek-Match。GT 和 CA2 分别表示真实受体结构和 CryoAtom2 重建受体结构。 a, Find+Match 曲线要求端到端区域检出和配体身份匹配均正确，Find 和 Emap2lig-Find 曲线仅要求区域检出正确。 b, c, 使用 PocketXMol-tuned 进行端到端构象重建时，成功率随计费尝试次数 K 的变化，分别展示真实受体（GT，b）和 CryoAtom2 重建受体（CA2，c）条件。成功要求 RMSD 低于 2 Å 或 3 Å。实线表示按模型评分选出的 top-1 构象，虚线表示 best-of-50 构象。" title="MDPPTFIG_eJztW1tPG0cU_isrvxaztolDsAIS5RJVhcpKUqlSt0Lj9dhesTftDDakqUQiCFAMRE0ILSGhbqIKNQ2Xqo0aG8pD_knjXZsn_kLP7KyNKakUJRVlt1jyzu3MN-fMN_fd-TJkIpoLJYRQ7X7FfviHOBAbqFXuOY_X2k2TjofahJCFiaHmcZoJ9SUk6VOCLSJJ0XhXtEuS-jEZpYYpSfXNsvNgpr4wV9vYlySOJkkn4XSkYQaFYzhMNKSqYVMxsaromKXKyKSKoY9oyBodM0Hu89DlQsIUxjVVJ4lCtxTKUWomRJHIOawh0m6YWIfEjGFpiELQyooFw0qbliFjQhQ9q6liLBK5KGpI0aVQD0NLWq5zjU6oWCgk8kgF3I80lMV9vHgmJzYkmOwoxuYQqEjc-JZQIUFMJEMxgMNsAKDYhYgU8oJXx1QWhcao4WF64iynoqdBLKNYhA7xrBFPCFK4AlxT_vD8g4ZOCeRDRFYUyGMvLEK9Vyv79ua8Wy5GhPYSBb0pLderk5OZ3LI4MCsi5YZTrrePW-y6oPyNZnVFLzUMusGzc_UoY8o1ktljQtvBVh6D6KCSbRc6hJsCE6Y8y2nYxhIUnUJ8I-_p2GsvLDub8_Z6-fXkLWfl-9pu2X66Yy-u28_v1lannLU5Z61sby_Zs3dYzLMte3abPStlZ6P0evL22aul96gL5-EvtfK-vbNce1q21zbs7Uf1reWDH6ZqmyunbOe_Z9PxdqwljGEYR71hSnurYcrIZBQZ9xvymIZ12hikaI7poXFQ2vPxZVFzi_Fi-CPpOoROCJqnvulq78Zx4aQH0P0mANoTfV_cPyfv_QNy5Fi86FWNn9n1e_-z70wf7hY7OwPS2fxOR_X3n5zf5mEI9C8fyf4Pg8bJc5iQgBZn9q799TqborfuV_-Yh6l4EFZj_mUqUCzZ3xT9ywTMgnIuYHzA6nX2mVOc8S8rQ0oW6elrGI-GWUcPGD9-7i8tzLhdB4biK9fP-Tkz_PT1xgLGhjua1UsbsE2tra3bm4_tpZXq3j33AGvK31xZE0YvNbSAMXYws2BXyq0snf7RiX_XaqdxDIZ8y0abwNYDHwRw1caP4-o_3nJ2bh-dPBbL9vq682TSninDUHcwvQB9ql5-Vq3s2cWXELQfzTjPn9RKm4e7xfMt0Zkh09fT0oCGzJiqZAO49OadrFqZ5v2stXvxbnQ-U52tmSrlWzbafKt5ENuR7Fs22oI1Alf39mv3N3zLhpA05FFMPxs21DAd03HA5sf6_sN6qdhcfsLWrb5T4vs5Z-UFrDG9g_jFmYPVpfpmqf7rS_7e2Pm55Cxv-5fWY5qf0nvj85ew_32Dr61O2Uvf2sUH0Lb5SRP_IKL1pOlwd_bKdUhPHe7O-Xph_z84bwKu-npjQJYMZDmPStXKC1jS81GLr_n9S9_V4Wv9wWKuurdYLS_6l5GY8Go6WIw4sw_8S0dHsLh4NQ1DF8xC7FjQff3hFOecjZL9eL6-NQWT1cHknD1ThhnMv4xRwwxHg8UaXzPDDFT_brXJnH8ZSmFCw0YmHI8Ekaa_H_fB0-wJfdEmhJqfuofinR3ReDQy3nGhqzMav3TzsqnICfh72wP0VtuDtIUKJz579xAA610wIBsds3ATxnrnfYqFVcQ-sCc5xSSsGpmFej6pyKwSWUD-JJ-0hDQmMiulLyG61w1E97aB6F02EFvvGogUayaYqY9BFsWkIxklC8qSEa0gX7qYHsmLPGIkwn4d7aaeBUOUNKBfiIOP3UcAf7JhI1DT1ONIJa4gYjU4BPtyIuhGXw7pWdxrWUYhh1GasKbB8BoJxMQy5ZGAeZS1pQCOKp6ohJSqmIOKqrISmd_Nzz0oQaiFqZxj3gzIXIVS3PRjgaaQeByPhYgJNZwqDBvp1rsJKDGesTTmAnHCeLd7G0GY6G7cSnDjWTIep4LM0r3mClIyE_NarScMUq7bADUtQq9gQxOYB6Qt0JQXi_JDhMse-RrSLF03uOrikRclVF1gl0G64rE4R3mjFONlwL1L0eJHCYoUtRHd6ld1r76I2eQF_j2hr_4Co0OmYA" id="44" name="Picture"/>
             <a:graphic>
               <a:graphicData uri="http://schemas.openxmlformats.org/drawingml/2006/picture">
                 <pic:pic>
                   <pic:nvPicPr>
-                    <pic:cNvPr descr="C:/Users/15919/Desktop/论文草稿/temp/manuscript_figures_0rtkties/figure_000003.png" id="45" name="Picture"/>
+                    <pic:cNvPr descr="C:/Users/15919/Desktop/论文草稿/temp/manuscript_figures_mwc86d_v/figure_000003.png" id="45" name="Picture"/>
                     <pic:cNvPicPr>
                       <a:picLocks noChangeArrowheads="1" noChangeAspect="1"/>
                     </pic:cNvPicPr>
@@ -6407,7 +6407,7 @@
                   <pic:spPr bwMode="auto">
                     <a:xfrm>
                       <a:off x="0" y="0"/>
-                      <a:ext cx="5731510" cy="3462407"/>
+                      <a:ext cx="5731510" cy="3497158"/>
                     </a:xfrm>
                     <a:prstGeom prst="rect">
                       <a:avLst/>
@@ -7440,7 +7440,348 @@
     </w:p>
     <w:bookmarkEnd w:id="46"/>
     <w:bookmarkEnd w:id="47"/>
-    <w:bookmarkEnd w:id="48"/>
+    <w:bookmarkStart w:id="51" w:name="给定正确身份时的-findbuild-比较"/>
+    <w:p>
+      <w:pPr>
+        <w:pStyle w:val="2"/>
+        <w:keepNext/>
+        <w:ind w:firstLine="0"/>
+      </w:pPr>
+      <w:r>
+        <w:rPr>
+          <w:rFonts w:hint="eastAsia"/>
+        </w:rPr>
+        <w:t xml:space="preserve">给定正确身份时的</w:t>
+      </w:r>
+      <w:r>
+        <w:t xml:space="preserve"> Find–Build </w:t>
+      </w:r>
+      <w:r>
+        <w:rPr>
+          <w:rFonts w:hint="eastAsia"/>
+        </w:rPr>
+        <w:t xml:space="preserve">比较</w:t>
+      </w:r>
+    </w:p>
+    <w:p>
+      <w:pPr>
+        <w:pStyle w:val="FirstParagraph"/>
+        <w:spacing w:line="360" w:lineRule="auto" w:after="120"/>
+        <w:ind w:firstLine="420"/>
+      </w:pPr>
+      <w:r>
+        <w:rPr>
+          <w:rFonts w:hint="eastAsia"/>
+        </w:rPr>
+        <w:t xml:space="preserve">给定正确配体身份时，Find–Build</w:t>
+      </w:r>
+      <w:r>
+        <w:t xml:space="preserve"> </w:t>
+      </w:r>
+      <w:r>
+        <w:rPr>
+          <w:rFonts w:hint="eastAsia"/>
+        </w:rPr>
+        <w:t xml:space="preserve">比较的完整完成度曲线和逐</w:t>
+      </w:r>
+      <w:r>
+        <w:t xml:space="preserve"> PDB </w:t>
+      </w:r>
+      <w:r>
+        <w:rPr>
+          <w:rFonts w:hint="eastAsia"/>
+        </w:rPr>
+        <w:t xml:space="preserve">分布见</w:t>
+      </w:r>
+      <w:r>
+        <w:t xml:space="preserve"> </w:t>
+      </w:r>
+      <w:r>
+        <w:rPr>
+          <w:rStyle w:val="MDFIGREF_eJyrrk7LTC9KTbMqLi0o0E3LzEvRTc4vKkpNLtHNTSxJztBNKs3MSamtBQBErw_K"/>
+        </w:rPr>
+        <w:t xml:space="preserve">Fig. 4</w:t>
+      </w:r>
+      <w:r>
+        <w:t xml:space="preserve">。</w:t>
+      </w:r>
+    </w:p>
+    <w:p>
+      <w:pPr>
+        <w:pStyle w:val="CaptionedFigure"/>
+        <w:keepNext/>
+        <w:spacing w:line="240" w:lineRule="auto" w:before="0" w:after="0"/>
+        <w:ind w:firstLine="0"/>
+        <w:jc w:val="center"/>
+      </w:pPr>
+      <w:r>
+        <w:drawing>
+          <wp:inline>
+            <wp:extent cx="5029200" cy="6218691"/>
+            <wp:effectExtent b="0" l="0" r="0" t="0"/>
+            <wp:docPr descr="Fig. 4 | 假定身份匹配正确时单残基无缺失原子有机小分子的定位与建模完成度。各面板包含相同的77个PDB、446个实例。a–d，Emap2lig；e–h，CryoAtom2受体下的LigandSeek；i–l，沉积受体下的LigandSeek。每组上行为首选构象，下行为best-of-50；左、右列分别要求重原子RMSD严格&lt;2\,\mathrm{Å}和&lt;3\,\mathrm{Å}。所有已对应合格小分子的blob均给定正确SMILES；LigandSeek使用PocketXMol-tuned单次中心对接，Emap2lig使用原生blob引导。背景计费，真实范围外前景免费；未检出与失败实例保留分母。每个PDB包含N个目标实例，相对预算\rho允许\lfloor\rho N\rfloor次计费尝试，完成度为成功的不同实例数除以N。绿线与圆点、蓝线与菱形分别表示PDB等权均值和中位数；灰点和小提琴表示50\%、100\%、200\%及300\%预算下的PDB分布。" title="MDPPTFIG_eJztWW1PG0cQ_iuWpfZT4IyDSXBTJAqkqgQRCqpUqa7Q-by2T9yb7tYY0lSyA4Q3G6wCQQQIIYEUJcVAihpjQ_yhP6D_IfHemU_5C529PRsIRMpL6yYRSMa7M8_M7Mzsza7nfnZrPI66_S63NVsgi8-5Dm-HVZgx7y3VaxoecF9wuXVkqFI_ClFQmz8Q-N5AuhEINPiaG5oDgXZk9GFVCwTK2bx5Z7ScHrc2ioEA0xYInFan8DKiqoyYptWFRSVUJ6i6jgRcJ_NYiNYFY6IUosCQaGgSP9gbF0Nshb56n6hQjsBrWFSVXpnX-2IasH50X4n7NdeALCmGP_51wB3FWPNznCFEkcwb9aqGFGCGVR1swFSPcHFVD2m6KiDDEJWILHFej6eJk3lRCbhbqLZu3f7qwYMScsX9_bwEer-T-QhqY-YpjqsgKLYPIe0aGsBVtMeBVBgVUKeoIKPKcWZxv6HxAqwFxCUggby3ETQ40-sxiZL4GFYdrQ6cSkIUARYWdQN3MtGKaeCwVTJ32D9nfFVVsAFyvCGIIsiQ9BRksFQokuykbRfxBm41RP4sXrRVMU4L2baYYmoiaM-D9rCNeWx_w-JvVKPUcLni0A0mzpaHaTptJ6k_GuxCpPcjgF4VI_WuRtdNFwVjJlIL3yhDVDDQK7K18ZckR0n2bjn_pFQ4IKm9w5G0ufnQWs2a83-S9JyZnSQreXP-vrWfJ2s7ZGqFbGbMpXFzKU-2p8nYbZhad4dBQ-kgXcpNkULe3Fgl2ZQ5liH5Ry8Ttz6-MH5IsDLDh8sPzOUiSY2QzBNrMUcyKfD_0qVS7nF3-zcvE8nGxiYYk-y90vNJcJ9_kZgJvdpPdci85pXEyKv9RQSkKJDa9EG1Fauyl0zPlw5mSrlJ0NQpRngl1INQHyBFQEqANJ-OW79tnQ0DG-bWtFUYLuUmyqupUi5_-OjOYWLcvDdc3lkFYRBg9CAycJ0arvN5QDV5BslJkuk_yNg8TePYk_KjpLlz63A0zZJ8vaunvZRbN-_vn8ig7Fe7oKQ7xVB-q2KohsOigNpVISYjBVdKIY7S2MtMqR142W_gQZfs5EazU2PT7G8Hglu-lPBXlIAZuaoDt3jPJr9IjJ_FeBebf42c0MA5YfgMdvSvqU8nvxfP8_uu-aXlYTwBFZs8e0q29kh-lmTG4KE-Xr2Dkhoky6NWYQHqOKv-PV3fdXb0QJ04KjSlg6I1u9GtCn0I_9ClSnU4pqAQPSN-Xy3lNklxCPSbU-vHih0TgXpiza7YRvbnyNY-LKk8lDIXtsrZ1fLuHuCtpRUomOXUEFncJWt3yHgauGQkbXMXzaXH5sMEGc3T82Vtp7y7zqprqbhszS2AF-ZWmlVBVoRZba7FrsYt1z7TbQORtBaz5v1RFmqaIzjrtvYOHwxb2fnaxPbv5GcaXDKSLGdzH1vZfZGaOLu8vpaHN-z997I4-ZlmGEoiK25ke7m8NQePT_VKDBcxOphYgcJbyqXh_sgeMXNu-3BhrVRYPy9cH3jeWYWilS_Sw2LptnVrD6655ZllRilP75CDB859d3XDWsvDeWFtjpvLQ3AAksQ-XIfgLIPfMpAOOHqs5DZoACIcl-Z0xsrsMqna5Mjn-dAn7Iv_Lcv_ZkaTtQl3g-c83rWMt_dTjvd_fEOYnqhNDi6e5-BNOWBXXdZuob8q4NDIDb3e0KK9zxb3Txdc7mq32O3zeJsh2gNN3obLTc0NN69oouCHj5M9_q2yF9L5-KnOsaMBdL2PDhDDMR1V1ejvvY10JPG0R21ERc2gUaUeKv3dokBjSifCtf5u3RVChkCttPk5u63P2V19zmnqc8d7-hxGsgZuKjEQETXcGxYjsFijV44Ll5tCvf0cI_R66F9jvaZEwBExBNp9tI1N-_4w7q74CKmpruNoSWyBPI1gJ_yQNVyK2hbllQhq1XU1HkV8yKA7heqrMAwNCZgRQeeR6DEDTCt3KghBSdSuipJELdKxLc8GPDxHOsJClA7DgLkOVmz-iUkVxJ3UR2eGBhEOxrvU0PHOPe8fCOsy_YbEuQZYr941WO3Z23TKpm8ShAE7fPZ2BZRAYc6udcD2awXuSKmmG_hbpMouOgA0fbPCzPL9nQbDHo0qaMpXVLZ07mjI-yXFRd-nNPu8PqblTBTNS4f9puHYmPdjXpQq5ONjSXHiZWjVvMCnxf3LP9hJr3E" id="49" name="Picture"/>
+            <a:graphic>
+              <a:graphicData uri="http://schemas.openxmlformats.org/drawingml/2006/picture">
+                <pic:pic>
+                  <pic:nvPicPr>
+                    <pic:cNvPr descr="C:/Users/15919/Desktop/论文草稿/temp/manuscript_figures_mwc86d_v/figure_000004.png" id="50" name="Picture"/>
+                    <pic:cNvPicPr>
+                      <a:picLocks noChangeArrowheads="1" noChangeAspect="1"/>
+                    </pic:cNvPicPr>
+                  </pic:nvPicPr>
+                  <pic:blipFill>
+                    <a:blip r:embed="rId48"/>
+                    <a:stretch>
+                      <a:fillRect/>
+                    </a:stretch>
+                  </pic:blipFill>
+                  <pic:spPr bwMode="auto">
+                    <a:xfrm>
+                      <a:off x="0" y="0"/>
+                      <a:ext cx="5029200" cy="6218691"/>
+                    </a:xfrm>
+                    <a:prstGeom prst="rect">
+                      <a:avLst/>
+                    </a:prstGeom>
+                    <a:noFill/>
+                    <a:ln w="9525">
+                      <a:noFill/>
+                      <a:headEnd/>
+                      <a:tailEnd/>
+                    </a:ln>
+                  </pic:spPr>
+                </pic:pic>
+              </a:graphicData>
+            </a:graphic>
+          </wp:inline>
+        </w:drawing>
+      </w:r>
+    </w:p>
+    <w:p>
+      <w:pPr>
+        <w:pStyle w:val="ImageCaption"/>
+        <w:keepNext w:val="0"/>
+        <w:keepLines/>
+        <w:spacing w:line="240" w:lineRule="auto"/>
+        <w:ind w:firstLine="0"/>
+      </w:pPr>
+      <w:r>
+        <w:rPr>
+          <w:rFonts w:ascii="华文仿宋" w:hAnsi="华文仿宋" w:eastAsia="华文仿宋"/>
+          <w:b/>
+          <w:bCs/>
+          <w:sz w:val="18"/>
+        </w:rPr>
+        <w:t xml:space="preserve">Fig. 4 | </w:t>
+      </w:r>
+      <w:r>
+        <w:rPr>
+          <w:rFonts w:hint="eastAsia" w:ascii="华文仿宋" w:hAnsi="华文仿宋" w:eastAsia="华文仿宋"/>
+          <w:b/>
+          <w:bCs/>
+          <w:sz w:val="18"/>
+        </w:rPr>
+        <w:t xml:space="preserve">假定身份匹配正确时单残基无缺失原子有机小分子的定位与建模完成度。</w:t>
+      </w:r>
+      <w:r>
+        <w:rPr>
+          <w:rFonts w:hint="eastAsia" w:ascii="华文仿宋" w:hAnsi="华文仿宋" w:eastAsia="华文仿宋"/>
+          <w:sz w:val="18"/>
+        </w:rPr>
+        <w:t xml:space="preserve">各面板包含相同的77个PDB、446个实例。a–d，Emap2lig；e–h，CryoAtom2受体下的LigandSeek；i–l，沉积受体下的LigandSeek。每组上行为首选构象，下行为best-of-50；左、右列分别要求重原子RMSD严格</w:t>
+      </w:r>
+      <m:oMath>
+        <m:r>
+          <m:rPr>
+            <m:sty m:val="p"/>
+          </m:rPr>
+          <m:t>&lt;</m:t>
+        </m:r>
+        <m:r>
+          <m:t>2</m:t>
+        </m:r>
+        <m:r>
+          <m:t> </m:t>
+        </m:r>
+        <m:r>
+          <m:rPr>
+            <m:sty m:val="p"/>
+          </m:rPr>
+          <m:t>Å</m:t>
+        </m:r>
+      </m:oMath>
+      <w:r>
+        <w:rPr>
+          <w:rFonts w:hint="eastAsia" w:ascii="华文仿宋" w:hAnsi="华文仿宋" w:eastAsia="华文仿宋"/>
+          <w:sz w:val="18"/>
+        </w:rPr>
+        <w:t xml:space="preserve">和</w:t>
+      </w:r>
+      <m:oMath>
+        <m:r>
+          <m:rPr>
+            <m:sty m:val="p"/>
+          </m:rPr>
+          <m:t>&lt;</m:t>
+        </m:r>
+        <m:r>
+          <m:t>3</m:t>
+        </m:r>
+        <m:r>
+          <m:t> </m:t>
+        </m:r>
+        <m:r>
+          <m:rPr>
+            <m:sty m:val="p"/>
+          </m:rPr>
+          <m:t>Å</m:t>
+        </m:r>
+      </m:oMath>
+      <w:r>
+        <w:rPr>
+          <w:rFonts w:hint="eastAsia" w:ascii="华文仿宋" w:hAnsi="华文仿宋" w:eastAsia="华文仿宋"/>
+          <w:sz w:val="18"/>
+        </w:rPr>
+        <w:t xml:space="preserve">。所有已对应合格小分子的blob均给定正确SMILES；LigandSeek使用PocketXMol-tuned单次中心对接，Emap2lig使用原生blob引导。背景计费，真实范围外前景免费；未检出与失败实例保留分母。每个PDB包含</w:t>
+      </w:r>
+      <m:oMath>
+        <m:r>
+          <m:t>N</m:t>
+        </m:r>
+      </m:oMath>
+      <w:r>
+        <w:rPr>
+          <w:rFonts w:hint="eastAsia" w:ascii="华文仿宋" w:hAnsi="华文仿宋" w:eastAsia="华文仿宋"/>
+          <w:sz w:val="18"/>
+        </w:rPr>
+        <w:t xml:space="preserve">个目标实例，相对预算</w:t>
+      </w:r>
+      <m:oMath>
+        <m:r>
+          <m:t>ρ</m:t>
+        </m:r>
+      </m:oMath>
+      <w:r>
+        <w:rPr>
+          <w:rFonts w:hint="eastAsia" w:ascii="华文仿宋" w:hAnsi="华文仿宋" w:eastAsia="华文仿宋"/>
+          <w:sz w:val="18"/>
+        </w:rPr>
+        <w:t xml:space="preserve">允许</w:t>
+      </w:r>
+      <m:oMath>
+        <m:r>
+          <m:rPr>
+            <m:sty m:val="p"/>
+          </m:rPr>
+          <m:t>⌊</m:t>
+        </m:r>
+        <m:r>
+          <m:t>ρ</m:t>
+        </m:r>
+        <m:r>
+          <m:t>N</m:t>
+        </m:r>
+        <m:r>
+          <m:rPr>
+            <m:sty m:val="p"/>
+          </m:rPr>
+          <m:t>⌋</m:t>
+        </m:r>
+      </m:oMath>
+      <w:r>
+        <w:rPr>
+          <w:rFonts w:hint="eastAsia" w:ascii="华文仿宋" w:hAnsi="华文仿宋" w:eastAsia="华文仿宋"/>
+          <w:sz w:val="18"/>
+        </w:rPr>
+        <w:t xml:space="preserve">次计费尝试，完成度为成功的不同实例数除以</w:t>
+      </w:r>
+      <m:oMath>
+        <m:r>
+          <m:t>N</m:t>
+        </m:r>
+      </m:oMath>
+      <w:r>
+        <w:rPr>
+          <w:rFonts w:hint="eastAsia" w:ascii="华文仿宋" w:hAnsi="华文仿宋" w:eastAsia="华文仿宋"/>
+          <w:sz w:val="18"/>
+        </w:rPr>
+        <w:t xml:space="preserve">。绿线与圆点、蓝线与菱形分别表示PDB等权均值和中位数；灰点和小提琴表示</w:t>
+      </w:r>
+      <m:oMath>
+        <m:r>
+          <m:t>50</m:t>
+        </m:r>
+        <m:r>
+          <m:rPr>
+            <m:sty m:val="p"/>
+          </m:rPr>
+          <m:t>%</m:t>
+        </m:r>
+      </m:oMath>
+      <w:r>
+        <w:rPr>
+          <w:rFonts w:ascii="华文仿宋" w:hAnsi="华文仿宋" w:eastAsia="华文仿宋"/>
+          <w:sz w:val="18"/>
+        </w:rPr>
+        <w:t xml:space="preserve">、</w:t>
+      </w:r>
+      <m:oMath>
+        <m:r>
+          <m:t>100</m:t>
+        </m:r>
+        <m:r>
+          <m:rPr>
+            <m:sty m:val="p"/>
+          </m:rPr>
+          <m:t>%</m:t>
+        </m:r>
+      </m:oMath>
+      <w:r>
+        <w:rPr>
+          <w:rFonts w:ascii="华文仿宋" w:hAnsi="华文仿宋" w:eastAsia="华文仿宋"/>
+          <w:sz w:val="18"/>
+        </w:rPr>
+        <w:t xml:space="preserve">、</w:t>
+      </w:r>
+      <m:oMath>
+        <m:r>
+          <m:t>200</m:t>
+        </m:r>
+        <m:r>
+          <m:rPr>
+            <m:sty m:val="p"/>
+          </m:rPr>
+          <m:t>%</m:t>
+        </m:r>
+      </m:oMath>
+      <w:r>
+        <w:rPr>
+          <w:rFonts w:hint="eastAsia" w:ascii="华文仿宋" w:hAnsi="华文仿宋" w:eastAsia="华文仿宋"/>
+          <w:sz w:val="18"/>
+        </w:rPr>
+        <w:t xml:space="preserve">及</w:t>
+      </w:r>
+      <m:oMath>
+        <m:r>
+          <m:t>300</m:t>
+        </m:r>
+        <m:r>
+          <m:rPr>
+            <m:sty m:val="p"/>
+          </m:rPr>
+          <m:t>%</m:t>
+        </m:r>
+      </m:oMath>
+      <w:r>
+        <w:rPr>
+          <w:rFonts w:hint="eastAsia" w:ascii="华文仿宋" w:hAnsi="华文仿宋" w:eastAsia="华文仿宋"/>
+          <w:sz w:val="18"/>
+        </w:rPr>
+        <w:t xml:space="preserve">预算下的PDB分布。</w:t>
+      </w:r>
+    </w:p>
+    <w:bookmarkEnd w:id="51"/>
+    <w:bookmarkEnd w:id="52"/>
     <w:sectPr>
       <w:footerReference r:id="rId8" w:type="default"/>
       <w:pgSz w:h="16838" w:w="11906"/>
@@ -10014,6 +10355,10 @@
     <w:basedOn w:val="BodyText"/>
     <w:qFormat/>
   </w:style>
+  <w:style w:type="character" w:customStyle="1" w:styleId="MDFIGREF_eJyrrk7LTC9KTbMqLi0o0E3LzEvRTc4vKkpNLtHNTSxJztBNKs3MSamtBQBErw_K">
+    <w:name w:val="MDFIGREF_eJyrrk7LTC9KTbMqLi0o0E3LzEvRTc4vKkpNLtHNTSxJztBNKs3MSamtBQBErw_K"/>
+    <w:basedOn w:val="BodyTextChar"/>
+  </w:style>
   <w:style w:type="character" w:customStyle="1" w:styleId="MDFIGREF_eJyrrk7LTC9KTbNKNUrVLc5NzMnRLcgsSM3JzEutSa6tBQDAgwxC">
     <w:name w:val="MDFIGREF_eJyrrk7LTC9KTbNKNUrVLc5NzMnRLcgsSM3JzEutSa6tBQDAgwxC"/>
     <w:basedOn w:val="BodyTextChar"/>

--- a/补充材料.operation.docx
+++ b/补充材料.operation.docx
@@ -681,12 +681,12 @@
           <wp:inline>
             <wp:extent cx="5120640" cy="5927466"/>
             <wp:effectExtent b="0" l="0" r="0" t="0"/>
-            <wp:docPr descr="Fig. 1 | LigandSeek2-Find 与 LigandSeek 的配体区域检出。比较 LigandSeek2-Find 与第一代 LigandSeek 在沉积受体（GT）和 CryoAtom2 重建受体（CA2）条件下的表现。左列为全配体测试集（179 个 PDB，2,502 个配体实例），右列为小分子测试子集（94 个 PDB，821 个小分子实例）。" title="MDPPTFIG_eJztXOtv2zYQ_1cEA_vWRrYbO7XRFfCcpRiQFUG7fpoGg5FpW4gsCaJiJ10HZH3ECfIqurbp6j5mdOuyNk2CrFtd5_XHVLLsT_kXdhTlRx8YirXILNUBLB3J45GnH3k6Hql8H9CQkQvEuYB9c8cq7_OjUhYp6fMYT4RTBZLqJEMDmmZMBY5xAR0TVS7gNK2VjAvCBYJ1IgihSCwUE4RhTCYMVROExkatfrvUWJq31w4EgYkXhPeQr6A8prJlp4xQ1uMFcryTDFGutEQ0GU2nilKaKRAZiEoKLRGRZkiqksojfWJSg6JvA6eKcY2byssKiRc_FwI5w9DiPE_EHM4jMqBqWIHCjKrnkQFJPcsXVT2t6aqICZGUbF7mw8FglM8jSRECp6m0Md25nTemZcwV4wUkg9yv8iiLk6x5yse3OCjvBMbaWTxlONmdBKNHJQWTdombKsaJhkRoHxqQIQtaCA8GhYCbPDcp0yw0aahuYy47rSkpaWDLSDoxRlnVoMsEJaxnTAV2cekRVTEI1ENElCSoYy0tA4bmzoG1seC0ixExEkRC7yrLJRTydiWnLSaYNjHupMcdMsk0du7Q-Yvt5xg62VLoIqvOumdQCB0lqT4ajEOsFzCwjkjZAS7EXeK6RtfxEfoIaG32xI9EWVogKQbkt-oezQMwq8tHrOlRaNUF56cCpH33avPakrn3k7VYsx4-rD-asUq1VzOXe0_9D1CyvnmzsX_l_x2wH2dY9qyV-TBbYq-vm9UZc-eRHzDyFzrWvbX69rz9-6a1sgpm4nB37sw3h7vz1o1F72KV1KfVhKHmw_6CqllasnZqbZySiTAAVb9fMXf-NqsLYOkblTV7eQusu_XisTW3alZr1rU1Zv7rfy00Nm81y7NQMTQU8y62vkLUrD7pI9ETSIwNf3G4uxg-FgmG-4j0BCIwN1zPdeOBub8Apg4Aslb-dA3b1oo1N2s9u84MGxDMtsUG-_D1Cnx9JHoCCWbaToZDfTx6Ag-YGW3r1bZtby7JaTztNA0-nupHGv0caUSenZSvZn70YYhw3FemBux-c-a6Z4cYB68ublgSsb9eANaNxcbjWbt8u3lnzprZBW_WuwgFB06AIQgORPwFkX33qlmdsTZfwtW74PgKkrFziQtJcJMam5vWiw27dkCjXb_WACPvAkTtm69Aqt-v2OWNxkG5UfFw_DgUPBYMBn2GzHrFu4CMq6pBDB1p_sKkWVpqlkr1X15Y-6vW3Ba8dKz7JfAIvAtULPKZvyCyFmvN1ef91fmnuToXPTsT_bk6T_vKtsDqPJnobzf1BhhsW729m-5dVHx_mMgP0PgLFHrI0OthRn8BUn5eX_6NHYukx4Fap4DM6jN46bxpIbwLnK9Aq5efN5_eAcfNLlftZ_NAQI65twyzy7sI-W5q1W9t0a3buaeeDtv7CpKhGMyVKL2cCB3ultub62DtfABVeAgUG4zCJRzyRByizd0KDPRjEh9zDYw9O5T9GZPI-MqW9mMSPQTGGzEJwMZP5wb8hVX3iQF7e9-ubNjLJevGorWybpUfAA3v7vrmill9Yl9-ae48alTW6CdRXj4l6z_f3tm9BhfS_nmvMb9t_1GzDq5Y92YBRnt71a4dMHeSHTwA79LcW6LLAQC5XIYiSP7bdtF34Ke1PyEPRELhYHQwOBWJhYcGo9FLpzRJjMPP9eLQe3lxaR0V33LfXAkg67_IgGrGpI7bYvT3EqJmMpKIh1VxMo8Vg0nSsYyoo0hykkYoEFRDpTAmiRQGmhDPFsZ0Lo2JSFtJxnnny3_e-fCfd7_757s_--cNnNdATWUSqkiakcpIWegsSeWL4sloOlXgWUYqSP9CA5qSBUWkNEg_EQGK_icAoMdaOgI07X50usQ6iOgTHFXFCcIpajKHlCxO6LpazGGUJnRwUXmtAqJh0WCZILNTtasBJpV_6yGMy5I2IskybZHSTn1GoDgxdGyIOUpmgOcctOKUv5ZoM_Gvy6MpAp4vN178Wk13u88oPpXR8_QOwHFTzGHmptuOs5NPi6k7L9Jyd7gCl0jZ3FHrMrPNx45QDRzxM1jNc5QAbh16yppFhVHCeDtUi5uWKyrrOt8hUVxWOLqoiUXCESblnVwUly8dd7-LRnEDSXIru5uWFfd5Ea2NC_xOB374B0q-zSE" id="34" name="Picture"/>
+            <wp:docPr descr="Fig. 1 | LigandSeek2-Find 与 LigandSeek 的配体区域检出。比较 LigandSeek2-Find 与第一代 LigandSeek 在沉积受体（GT）和 CryoAtom2 重建受体（CA2）条件下的表现。左列为全配体测试集（179 个 PDB，2,502 个配体实例），右列为小分子测试子集（94 个 PDB，821 个小分子实例）。" title="MDPPTFIG_eJztXOtv2zYQ_1cEA_vWRrYbJ7XRFfCcpRiQFUG7fpoGg5FpW4gsaaJiJ10HeH3ECfIqurbp6j5mdOuyNk2CrFs95_XHVLLsT_kXdhTlRx8YirXILNUBLB3J45GnH3k6Hql8F9CQkQ3EuIB9c8cq7_NjUgYpqfMYT4aTeZLsJEMDmmZMB45xAR0TVc7jFK2ViAnCBYJ1IgihSDQUFYQRTCYNVROExkatfrvUWJq31w4EgYkXhHeQr6AcprJlp4xQ1uN5cryTDFGulEQ0Gc0kC1KKKRAZGJIUWiIizZBUJZlD-uSUBkVfB04VYho3nZMVEit8KgSyhqHFeJ6IWZxDZEDVsAKFaVXPIQOSeoYvqHpK01UREyIpmZzMh4PBIT6HJEUInKbSxnXndt6YkTFXiOWRDHK_yKEMTrDmKR_f4qC8kxhrZ_G04WR3EowekxRM2iVuqhAjGhKhfWhAhixoITwYFAJu8tyUTLPQlKG6jbnstKakpIAtLenEGGNVgy4TlLCeMRXYxaVHVcUgUA8RUZKgjrW0DBiaOwfWxoLTLkbEiBMJva0sG1fIm5Wctphg2sSEk55wyATT2LlD5y-2n2PoZEuhi6w6655BIXSUpPpoMA6xnsfAOiplBrgQd4nrGl3HR-kjoLXZEz8SZWmBpBiQ36p7NA_ArC4fsaZHoVUXnB8LkPbdq81rS-bej9ZizXr4sP6oaJVqL4uXe0_991CyvnmzsX_l_x2wH2ZY9qyVeT9bYq-vm9WiufPIDxj5Cx3r3lp9e97-bdNaWQUzcbg7d-arw91568aid7FK6DNq3FBzYX9B1SwtWTu1Nk6JeBiAqt-vmDt_mdUFsPSNypq9vAXW3Xrx2JpbNas169oaM__1Pxcam7ea5VmoGBqOehdbXyFqVp_0kegJJMZHPjvcXQwfiwTDfUR6AhGYG67nuvHA3F8AUwcAWSt_uIZta8Wam7WeXWeGDQhm26KDffh6Bb4-Ej2BBDNtJ8OhPh49gQfMjLb1atu215fkNJ52mgYfT_UjjX6ONCLPTsqXxR98GCKc8JWpAbvfLF737BDj4NXFjUgi9tcLwLqx2Hg8a5dvN-_MWcVd8Ga9i1Bw4AQYguBAxF8Q2XevmtWitfk3XL0Ljq8gGT8Xv5AAN6mxuWm92LBrBzTa9UsNMPIuQNS--Qqk-v2KXd5oHJQbFQ_Hj0PBY8Fg0GfIrFe8C8iEqhrE0JHmL0yapaVmqVT_-YW1v2rNbcFLx7pfAo_Au0BFI5_4CyJrsdZcfd5fnX-cq3PRszPRn6vzlK9sC6zOE_H-dlNvgMG21du76d5FxfeHifwAjb9AoYcMvR5m9Bcg5ef15V_ZsUh6HKh1CsisPoOXzusWwrvA-Qq0evl58-kdcNzsctV-Ng8E5Jh7yzC7vIuQ76ZW_dYW3bqde-rpsL2vIBmOwlwZopcTocPdcntzHaydD6AKD4Nig0NwCYc8EYdoc7cCA_2YxIdcA2PPDmV_xiTSvrKl_ZhED4HxWkwCsPHTuQF_YdV9YsDe3rcrG_ZyybqxaK2sW-UHQMO7u765Ylaf2Jf_NnceNSpr9JMoL5-S9Z9v7-xegwtp_7TXmN-2f69ZB1ese7MAo729atcOmDvJDh6Ad2nuLdHlAIBcLkMRJP9tu-gb8NPan5AHIqFwcGgwOB2JhocHh4YundIkMQY_14tD7-TFpXRUeMN9cyWArP8iA6oZUzpui9HfSYiaTksiHlHFqRxWDCZJxzKijiLJShqhQFANlfy4JFIYaEI8mx_XuRQmIm0lEeOdL_9558N_3v3un-_-7J83cE4DNZUpqCJpRjItZaCzJKnNYDSZ_PYizzKSQfoXGtCUDCgipUD6iQhQ9D8BAD3e0hGgafej0yXWQUSf4JgqThJOURNZpGRwXNfVQhajFKGDi8prFRANiwbLBJmdql0NMKn8Gw9hQpa0UUmWaYuUduozAsWIoWNDzFIyDTznoBWn_JVEm4l_VR5NEfB8uYnCl2qq231Gsem0nqN3AI6bZg4zN9N2nJ18WkzdeZGWu8MVuETK5o5al5ltPnaEauCIn8FqjqMEcOvQU9Ysyo8RxtuhWty0XFFZ1_kOiWKywtFFTTQSjjApb-WiuHzuuPtdNIoZSJJb2d20rLjPi2htXOB3OvD9P1gRzZc" id="34" name="Picture"/>
             <a:graphic>
               <a:graphicData uri="http://schemas.openxmlformats.org/drawingml/2006/picture">
                 <pic:pic>
                   <pic:nvPicPr>
-                    <pic:cNvPr descr="C:/Users/15919/Desktop/论文草稿/temp/manuscript_figures_mwc86d_v/figure_000001.png" id="35" name="Picture"/>
+                    <pic:cNvPr descr="C:/Users/15919/Desktop/论文草稿/temp/manuscript_figures_pyeak_qz/figure_000001.png" id="35" name="Picture"/>
                     <pic:cNvPicPr>
                       <a:picLocks noChangeArrowheads="1" noChangeAspect="1"/>
                     </pic:cNvPicPr>
@@ -5808,12 +5808,12 @@
           <wp:inline>
             <wp:extent cx="5731510" cy="3060245"/>
             <wp:effectExtent b="0" l="0" r="0" t="0"/>
-            <wp:docPr descr="Fig. 2 | 端到端配体区域检出与身份匹配。曲线展示在尝试预算 K=1–10 内，179 个测试 PDB 中预测成功的比例。Find+Match 曲线要求端到端区域检出和配体身份匹配均正确，Find 和 Emap2lig-Find 曲线仅要求区域检出正确。Find 和 Match 分别指 LigandSeek-Find 和 LigandSeek-Match。GT 表示真实受体结构，CA2 表示 CryoAtom2 重建受体结构。" title="MDPPTFIG_eJztWf9PGzcU_1dO9-sKl6SElhMgsQDVNJiidvtpNyFzcRKL-2KdnS90ncQqKGxAN412lVZa1LWa0FChnTSpS9byv2y5JPy0f2HP9iWEwbRqnVAvWqScn-33Pn7PH9tn3ftUp4gXdVPTW3fq4f1XxlRqqlXfaj7cHqSUV_ULmh5g5jtlnBNKGdOyPmI4YJaVTI8kRyxrErMF7lPLau_Xmt-utje_aO0eWpZCs6zTcB5ysYDCKTyAHGcgT7zcgIu4XRS9NqKc-N6ci4KFEgW9j_XRikm1qut4zKyMWXqRc2oaBrOL2EVs0KfYg868HwAGVIOCUfGDHA18GzNGvILrGKlEYthwEfEsfVygZQNZXOOLDtYqZhk5gPueiwo4o4YXekZHQ-guYExniIeZbO-pVUxGkQ3DAI4DTQCUGkpYelS9WnJEEypxP8KM1IUlBA5qeRIwPqNME5ES9CgHlKfqEcnTvscZ2CFmEwI24eZtmPdG_TDcX5fjYsT4BCPorL7ihMdOG8mxFLAYYl7W56WYURHLEpy_3p2u5OVOQNeVuXKPC6ZkkCIeCmsHB2UMqtOkMKiltBuaUObK5DxiEx3E49DesT2feFt7B-HaM3gerWw2Xm6FG7VwZ6f5eClcrTVe3G7X9hr1l-HGL9D7-9LNt29O3iDy5v2fWrXD8Pnd1pNauL0bPnvQPrh79P1ya__eOcf538V0ctW6pj8Lp2Z0KLmvdSj5-Tyx8aRvl1zs8c6RxIvCD1eB8vH3Rw1XDhO1qEdWFowvam7kPpXeyzalnI0Axs4C4OPJN8X9bWnrb5ATJ9qNaGrizG7c9194a-WPXzeSl0b6ZLfFnY_Gix-bP6_DGRhfPrKT7_YbJ0_hjQS0NNe-Dr_caX233Dy403i1Du_iabh8vTMr7qPx5auvuFL3ifYPnzef3-zeqnrvU-E3G-qS1XurCh-sNp8-bj3ah7NQUPo_mW8FmcBVfJmYchFNOaQwIBZUf_GiNlmjvqL2We_2UtsoOhnjS15f0RXrbSRfrn3Gx9qtcG2vubEaX1ZmSAF5uWsYL_Th8Rbr_dLDjNw6cBRf-bC_-Gk_2m09qbW2d8L9h-FX9-AuJ78aL8PlLTORii91fUhSfMnIBIv-BPfdVH_RcrS6GdZrvbvmr1-U4UnH9U8uaHo3raKnL11MppOJ6sXEcCI1lL4xSoltwj_6qCmi--ePmrkAVU6lWCIEwPo3GGDGSwHuwgSvBXLW19UAO0gkc1iRUCamVETolbPEFhMqKvYH5Wyg5TCzxSgZ05CpLUNmtowosWX05rUMjl0KYXolMCGUz-VJAZxlc27FvjycmysbqmEuIX6pQeoVIBCSA_ShJEgi9wVythMjUNP149gl5SASMzjj2wtM8_xMEXkFPBEEfqWIUY6JZSLwOh2MYpurRsA8Nu0ZQKEapyZh3iF0mjiOGFHI0l4JyGQ8wPDGEWIedK7CKLL_RKWrZJzEEzVGYYbnK7N-rjcPhsxqPnBFCcRp1TGZ-dIWxzoZMNkuunGVa7boj5YraNlCLVq1kTJoybIDSgPGr2Df1YQA2gF4qoZF5RmmdI-ljrbo93zlunEsItPxNJF4HEmn0grlTC3By5TM2_XIyOSIOJ3mXtnxovlitMsL_Mf1z_4EyFfIcw" id="40" name="Picture"/>
+            <wp:docPr descr="Fig. 2 | 端到端配体区域检出与身份匹配。曲线展示在尝试预算 K=1–10 内，179 个测试 PDB 中预测成功的比例。Find+Match 曲线要求端到端区域检出和配体身份匹配均正确，Find 和 Emap2lig-Find 曲线仅要求区域检出正确。Find 和 Match 分别指 LigandSeek-Find 和 LigandSeek-Match。GT 表示真实受体结构，CA2 表示 CryoAtom2 重建受体结构。" title="MDPPTFIG_eJztWf9PGzcU_1dO9-sKl6SkHSdAYgGqaTBF7fbTbkLm4iRW7ot3dkhgncQqKGxAN412lVZa1LWa0FChnTSpS9byv2y5JPy0f2HP9iWEwbRqnVAvWqScn-33Pn7PH9tn3ftUp4gXdVPTW7fr4b2XxmRqslXfaj7YHqSUV_ULmh5g5jvzOCeUMqZlfchwwCwrmR5ODlvWBGYl7lPLau_Xmt-utje_aO0eWpZCs6zTcB5ysYDCKTyAHGcgT7zcgIu4XRS9NqKc-N6si4JSmYLeR_pIxaRa1XU8ZlZGLb3IOTUNg9lF7CI26FPsQWfeDwADqkHBqPhBjga-jRkjXsF1jFQicclwEfEsfUygZQNZXOMLDtYq5jxyAPddFxVwRg0v9IyOhtAtYUyniYeZbO-pVUxGkQ3DAI4DTQCUGkpYelS9WnZEEypzP8KM1IUlBA5qeRIwPq1ME5ES9CgHlKfqEclTvscZ2CFmEwI24eYtmPdG_TDcX5fjYsT4OCPorL7iuMdOG8mxFLAYYk7W56SYURHLEpxf7E5X8u1OQIvKXLnHBVMySBEPhbWDg3kMqlOkMKiltOuaUObK5DxiEx3E49DesT2feFt7B-HaU3gerWw2XmyFG7VwZ6f5aClcrTWe32rX9hr1F-HGL9D7-9KNN29OXiPy5r2fWrXD8Nmd1uNauL0bPr3fPrhz9P1ya__uOcf538V0ctW6pj8Dp2Z0KLmvdCj5-Tyx8YRvl13s8c6RxIvCD1eB8rH3RgxXDhO1qEdWFowvaG7kPpXeyzalnI0ARs8C4GPJ18X9bWnrb5ATJ9qNaGrizG7c9194c-WPXzeSl4f7ZLfFnY_G8x-bP6_DGRhfPrIT7_QbJ0_gjQS0NNe-Dr_caX233Dy43Xi5Du_iKbh8vTUj7qPx5auvuFL3ifYPnzef3ejeqnrvU-E3G-qS1XurCu-vNp88aj3ch7NQUPo_mW8EmcBVfJmYdBFNOaQwIBZUf_GiNlmjvqL2We_2UtsoOhnjS15f0RXrbSRfrn3Gx9rNcG2vubEaX1amSQF5uWsYl_rweIv1fulhRm4dOIqvfNBf_LQf7rYe11rbO-H-g_Cru3CXk1-Nl-HylhlPxZe6PiQpvmRkggV_nPtuqr9oOVrdDOu13l3z1y_K8KRj-scXNL2bVtHTly8m08lE9WLiUiI1lL4-Qoltwj_6qCmi--ePmrkAVU6lWCIEwPo3GGDGywHuwgSvBHLW19UAO0gkc1iRUCamVETozWeJLSZUVOz357OBlsPMFqNkTEOmtgyZ2TKixJbRm9cyOHYphOmVwYRQPpsnBXCWzdIFjEqznywaqmE2IX6pQeoVIBCSA_ShJEgi9wVythMjUNP149gl5SASMzjt2yWmeX6miLwCHg8Cv1LEKMfEMhF4nQ5Gsc1VI2Aem_YMoFCNU5Mw5xA6RRxHjChkaa8EZDIeYHjjCDEPOldhFNl_otJVMk7iiRqjMMNzlRk_15sHQ2Y1H7iiBOK06qjMfGkLo50MmGwX3bjKNVv0R8sVtGyhFq3aSBm0ZNkBpQHjV7DvakIA7QA8VcOi-WmmdI-ljrbo93zlunEsItPxNJF4HE6n0grlTC3By6TM2_XIyOSIOJ3mXtnxovlitMsL_Mf0z_4E1arI6Q" id="40" name="Picture"/>
             <a:graphic>
               <a:graphicData uri="http://schemas.openxmlformats.org/drawingml/2006/picture">
                 <pic:pic>
                   <pic:nvPicPr>
-                    <pic:cNvPr descr="C:/Users/15919/Desktop/论文草稿/temp/manuscript_figures_mwc86d_v/figure_000002.png" id="41" name="Picture"/>
+                    <pic:cNvPr descr="C:/Users/15919/Desktop/论文草稿/temp/manuscript_figures_pyeak_qz/figure_000002.png" id="41" name="Picture"/>
                     <pic:cNvPicPr>
                       <a:picLocks noChangeArrowheads="1" noChangeAspect="1"/>
                     </pic:cNvPicPr>
@@ -6388,12 +6388,12 @@
           <wp:inline>
             <wp:extent cx="5731510" cy="3497158"/>
             <wp:effectExtent b="0" l="0" r="0" t="0"/>
-            <wp:docPr descr="Fig. 3 | 单残基、无缺失原子的有机小分子端到端建模。曲线展示在尝试预算 K = 1–10 内，77 个测试 PDB 中预测成功的比例。Find 和 Match 分别指 LigandSeek-Find 和 LigandSeek-Match。GT 和 CA2 分别表示真实受体结构和 CryoAtom2 重建受体结构。 a, Find+Match 曲线要求端到端区域检出和配体身份匹配均正确，Find 和 Emap2lig-Find 曲线仅要求区域检出正确。 b, c, 使用 PocketXMol-tuned 进行端到端构象重建时，成功率随计费尝试次数 K 的变化，分别展示真实受体（GT，b）和 CryoAtom2 重建受体（CA2，c）条件。成功要求 RMSD 低于 2 Å 或 3 Å。实线表示按模型评分选出的 top-1 构象，虚线表示 best-of-50 构象。" title="MDPPTFIG_eJztW1tPG0cU_isrvxaztolDsAIS5RJVhcpKUqlSt0Lj9dhesTftDDakqUQiCFAMRE0ILSGhbqIKNQ2Xqo0aG8pD_knjXZsn_kLP7KyNKakUJRVlt1jyzu3MN-fMN_fd-TJkIpoLJYRQ7X7FfviHOBAbqFXuOY_X2k2TjofahJCFiaHmcZoJ9SUk6VOCLSJJ0XhXtEuS-jEZpYYpSfXNsvNgpr4wV9vYlySOJkkn4XSkYQaFYzhMNKSqYVMxsaromKXKyKSKoY9oyBodM0Hu89DlQsIUxjVVJ4lCtxTKUWomRJHIOawh0m6YWIfEjGFpiELQyooFw0qbliFjQhQ9q6liLBK5KGpI0aVQD0NLWq5zjU6oWCgk8kgF3I80lMV9vHgmJzYkmOwoxuYQqEjc-JZQIUFMJEMxgMNsAKDYhYgU8oJXx1QWhcao4WF64iynoqdBLKNYhA7xrBFPCFK4AlxT_vD8g4ZOCeRDRFYUyGMvLEK9Vyv79ua8Wy5GhPYSBb0pLderk5OZ3LI4MCsi5YZTrrePW-y6oPyNZnVFLzUMusGzc_UoY8o1ktljQtvBVh6D6KCSbRc6hJsCE6Y8y2nYxhIUnUJ8I-_p2GsvLDub8_Z6-fXkLWfl-9pu2X66Yy-u28_v1lannLU5Z61sby_Zs3dYzLMte3abPStlZ6P0evL22aul96gL5-EvtfK-vbNce1q21zbs7Uf1reWDH6ZqmyunbOe_Z9PxdqwljGEYR71hSnurYcrIZBQZ9xvymIZ12hikaI7poXFQ2vPxZVFzi_Fi-CPpOoROCJqnvulq78Zx4aQH0P0mANoTfV_cPyfv_QNy5Fi86FWNn9n1e_-z70wf7hY7OwPS2fxOR_X3n5zf5mEI9C8fyf4Pg8bJc5iQgBZn9q799TqborfuV_-Yh6l4EFZj_mUqUCzZ3xT9ywTMgnIuYHzA6nX2mVOc8S8rQ0oW6elrGI-GWUcPGD9-7i8tzLhdB4biK9fP-Tkz_PT1xgLGhjua1UsbsE2tra3bm4_tpZXq3j33AGvK31xZE0YvNbSAMXYws2BXyq0snf7RiX_XaqdxDIZ8y0abwNYDHwRw1caP4-o_3nJ2bh-dPBbL9vq682TSninDUHcwvQB9ql5-Vq3s2cWXELQfzTjPn9RKm4e7xfMt0Zkh09fT0oCGzJiqZAO49OadrFqZ5v2stXvxbnQ-U52tmSrlWzbafKt5ENuR7Fs22oI1Alf39mv3N3zLhpA05FFMPxs21DAd03HA5sf6_sN6qdhcfsLWrb5T4vs5Z-UFrDG9g_jFmYPVpfpmqf7rS_7e2Pm55Cxv-5fWY5qf0nvj85ew_32Dr61O2Uvf2sUH0Lb5SRP_IKL1pOlwd_bKdUhPHe7O-Xph_z84bwKu-npjQJYMZDmPStXKC1jS81GLr_n9S9_V4Wv9wWKuurdYLS_6l5GY8Go6WIw4sw_8S0dHsLh4NQ1DF8xC7FjQff3hFOecjZL9eL6-NQWT1cHknD1ThhnMv4xRwwxHg8UaXzPDDFT_brXJnH8ZSmFCw0YmHI8Ekaa_H_fB0-wJfdEmhJqfuofinR3ReDQy3nGhqzMav3TzsqnICfh72wP0VtuDtIUKJz579xAA610wIBsds3ATxnrnfYqFVcQ-sCc5xSSsGpmFej6pyKwSWUD-JJ-0hDQmMiulLyG61w1E97aB6F02EFvvGogUayaYqY9BFsWkIxklC8qSEa0gX7qYHsmLPGIkwn4d7aaeBUOUNKBfiIOP3UcAf7JhI1DT1ONIJa4gYjU4BPtyIuhGXw7pWdxrWUYhh1GasKbB8BoJxMQy5ZGAeZS1pQCOKp6ohJSqmIOKqrISmd_Nzz0oQaiFqZxj3gzIXIVS3PRjgaaQeByPhYgJNZwqDBvp1rsJKDGesTTmAnHCeLd7G0GY6G7cSnDjWTIep4LM0r3mClIyE_NarScMUq7bADUtQq9gQxOYB6Qt0JQXi_JDhMse-RrSLF03uOrikRclVF1gl0G64rE4R3mjFONlwL1L0eJHCYoUtRHd6ld1r76I2eQF_j2hr_4Co0OmYA" id="44" name="Picture"/>
+            <wp:docPr descr="Fig. 3 | 单残基、无缺失原子的有机小分子端到端建模。曲线展示在尝试预算 K = 1–10 内，77 个测试 PDB 中预测成功的比例。Find 和 Match 分别指 LigandSeek-Find 和 LigandSeek-Match。GT 和 CA2 分别表示真实受体结构和 CryoAtom2 重建受体结构。 a, Find+Match 曲线要求端到端区域检出和配体身份匹配均正确，Find 和 Emap2lig-Find 曲线仅要求区域检出正确。 b, c, 使用 PocketXMol-tuned 进行端到端构象重建时，成功率随计费尝试次数 K 的变化，分别展示真实受体（GT，b）和 CryoAtom2 重建受体（CA2，c）条件。成功要求 RMSD 低于 2 Å 或 3 Å。实线表示按模型评分选出的 top-1 构象，虚线表示 best-of-50 构象。" title="MDPPTFIG_eJztW1tPG0cU_isrvxZY28QlWAGJcomqQmUlqVSprtB4PbZX7GW6M2BIU4lEEKAYiJoQWkJC3UQVahouVRs1NpSH_JPGuzZP_IWe2VkbU1IpSirKbrHknduZb86Zb-6782WIIJYLxaVQ9V7ZfvCH3B_tr5bvOo_W2ghh46EWKWRhampjOM2FeuPJ5CcUWzSZjMQ6I53JZB-mI8wkyWRts-Tcn6ktzFU39pNJgZZMnoQzkI45FI7iVqojTWslKsGaamCeqiDCVNMY1pE1MkpA7rPQpXycSOO6ZtB4visZyjFG4rJMlRzWEW0zCTYgMWNaOmIQtLJy3rTSxDIVTKlqZHVNjobD78s6Uo1kqJujJSzXucomNCzl42NIA9wPdZTFvaJ4LifXJbjsCMZkEFSkbnxTKB-nBClQDOBwGwAoeiGcDHnBK6Maj0KjzPQwPXGeUzXSIJZRLcoGRdawJwQpQgGhqXh4_gHTYBTyIaqoKuSxFxah3ivlfXtz3i0XI8p6qIpel5brMejJTG5ZApgXkXLDKdfbKyx2XVD-eqO6IhfrBl0X2YV6jDPlGsntIdB2sDWGQXRAzbZJ7dINiQszkeU0bOMJqsEgvp73dOy1F5adzXl7vfRq8qaz8n11t2Q_2bEX1-1nd6qrU87anLNWsreX7NnbPObplj27zZ_lkrNRfDV56-zV0jvUhfPgl2pp395Zrj4p2Wsb9vbD2tbywQ9T1c2VU7bz37PpeDvW4-YQjKPeMKW_0TBlZjKqgvtMZVTHBqsPUizH9dAFKOv-6JKsu8V4MeKRcB3KJiTdU5-42rtxQjjhAXS9DoB1R94V98_Ju_-AHD4WL3tV42d2_d7_7NvTh7uFjo6AdDa_01H5_Sfnt3kYAv3LR6Lvg6Bx8gwmJKDFmb1jf73Op-ite5U_5mEqHoDVmH-ZChRL9jcF_zIBs6CSCxgfsHqdfeoUZvzLyqCaRUb6KsYjrbyjB4wfP_eXJmbcrgND8eVr5_ycGX56e6IBY8MdzWrFDdimVtfW7c1H9tJKZe-ue4A15W-urAmzh5l6wBg7mFmwy6Vmlk7_6MS_a7XTOAZDvmWjReLrgfcCuGoTx3G1H286O7eOTh4LJXt93Xk8ac-UYKg7mF6APlUrPa2U9-zCCwjaD2ecZ4-rxc3D3cL5lujMkOnraalfRySqqdkALr1FJ6uUp0U_a-5eohudz1Rna6ZK-ZaNFt9qHsR2pPiWjZZgjcCVvf3qvQ3fsiElTGUEs0-HTK2VjRo4YPNjbf9BrVhoLD9h61bbKYr9nLPyHNaY3kH84szB6lJts1j79YV4b-z8XHSWt_1L6zHNT-m98flL2P--wVdXp-ylb-3CfWjb4qRJfBDRfNJ0uDt7-Rqkpw5353y9sP8fnDcBV709USBLAbKch8VK-Tks6cWoJdb8_qXvytDVvmAxV9lbrJQW_ctIVHo5HSxGnNn7_qWjPVhcvJyGoQtmIX4s6L7-cApzzkbRfjRf25qCyepgcs6eKcEM5l_GmElaI8FiTayZYQaqfbfaYM6_DKUwZa1mpjUWDiJNfz_ugyfpDn3eIoUan7qHYh3tkVgkPN5-obMjErt44xJRlTj8ve0BeqPtQdpC-ROfvXsIgPU2GJCNjVq4AWO99T7FwhriH9jTnEoor0ZuoTGWUBVeiTygfDyWsKQ0pgovpTcuu9cNZPe2gexdNpCb7xrIDOsEzDRGIYtK2HBGzYKydJhMYDQy_MV1WUQMh_mvvY0YWTBETQP6hRj4-H0E8CfqNgI1DT2OVBIKIl6Dg7Avp5Jh9uaQkcU9lmXmcxilKW8aHK-eQAlWmIgEzKOsTQUIVPlEJaQ0lQyomsZL5H43v_CgOGUWZkqOezMgcwVKcdOPBRpC8nE8HqIEajiVHzLTzXcTUHw8Y-ncBeKk8S73NoI00VW_leDG82Q8ziSFp3vNFaQULua1Wk8YpFy3Dkosyi5jU5e4B6Qt0FQUi8YGqZA98tWlebphCtXlIy-Ka4bEL4N0xqIxgfJaKc5Lv3uXosmP4gypWj262a8ZXn1R0uAF_t2hr_4CsJam1g" id="44" name="Picture"/>
             <a:graphic>
               <a:graphicData uri="http://schemas.openxmlformats.org/drawingml/2006/picture">
                 <pic:pic>
                   <pic:nvPicPr>
-                    <pic:cNvPr descr="C:/Users/15919/Desktop/论文草稿/temp/manuscript_figures_mwc86d_v/figure_000003.png" id="45" name="Picture"/>
+                    <pic:cNvPr descr="C:/Users/15919/Desktop/论文草稿/temp/manuscript_figures_pyeak_qz/figure_000003.png" id="45" name="Picture"/>
                     <pic:cNvPicPr>
                       <a:picLocks noChangeArrowheads="1" noChangeAspect="1"/>
                     </pic:cNvPicPr>
@@ -7519,12 +7519,12 @@
           <wp:inline>
             <wp:extent cx="5029200" cy="6218691"/>
             <wp:effectExtent b="0" l="0" r="0" t="0"/>
-            <wp:docPr descr="Fig. 4 | 假定身份匹配正确时单残基无缺失原子有机小分子的定位与建模完成度。各面板包含相同的77个PDB、446个实例。a–d，Emap2lig；e–h，CryoAtom2受体下的LigandSeek；i–l，沉积受体下的LigandSeek。每组上行为首选构象，下行为best-of-50；左、右列分别要求重原子RMSD严格&lt;2\,\mathrm{Å}和&lt;3\,\mathrm{Å}。所有已对应合格小分子的blob均给定正确SMILES；LigandSeek使用PocketXMol-tuned单次中心对接，Emap2lig使用原生blob引导。背景计费，真实范围外前景免费；未检出与失败实例保留分母。每个PDB包含N个目标实例，相对预算\rho允许\lfloor\rho N\rfloor次计费尝试，完成度为成功的不同实例数除以N。绿线与圆点、蓝线与菱形分别表示PDB等权均值和中位数；灰点和小提琴表示50\%、100\%、200\%及300\%预算下的PDB分布。" title="MDPPTFIG_eJztWW1PG0cQ_iuWpfZT4IyDSXBTJAqkqgQRCqpUqa7Q-by2T9yb7tYY0lSyA4Q3G6wCQQQIIYEUJcVAihpjQ_yhP6D_IfHemU_5C529PRsIRMpL6yYRSMa7M8_M7Mzsza7nfnZrPI66_S63NVsgi8-5Dm-HVZgx7y3VaxoecF9wuXVkqFI_ClFQmz8Q-N5AuhEINPiaG5oDgXZk9GFVCwTK2bx5Z7ScHrc2ioEA0xYInFan8DKiqoyYptWFRSVUJ6i6jgRcJ_NYiNYFY6IUosCQaGgSP9gbF0Nshb56n6hQjsBrWFSVXpnX-2IasH50X4n7NdeALCmGP_51wB3FWPNznCFEkcwb9aqGFGCGVR1swFSPcHFVD2m6KiDDEJWILHFej6eJk3lRCbhbqLZu3f7qwYMScsX9_bwEer-T-QhqY-YpjqsgKLYPIe0aGsBVtMeBVBgVUKeoIKPKcWZxv6HxAqwFxCUggby3ETQ40-sxiZL4GFYdrQ6cSkIUARYWdQN3MtGKaeCwVTJ32D9nfFVVsAFyvCGIIsiQ9BRksFQokuykbRfxBm41RP4sXrRVMU4L2baYYmoiaM-D9rCNeWx_w-JvVKPUcLni0A0mzpaHaTptJ6k_GuxCpPcjgF4VI_WuRtdNFwVjJlIL3yhDVDDQK7K18ZckR0n2bjn_pFQ4IKm9w5G0ufnQWs2a83-S9JyZnSQreXP-vrWfJ2s7ZGqFbGbMpXFzKU-2p8nYbZhad4dBQ-kgXcpNkULe3Fgl2ZQ5liH5Ry8Ttz6-MH5IsDLDh8sPzOUiSY2QzBNrMUcyKfD_0qVS7nF3-zcvE8nGxiYYk-y90vNJcJ9_kZgJvdpPdci85pXEyKv9RQSkKJDa9EG1Fauyl0zPlw5mSrlJ0NQpRngl1INQHyBFQEqANJ-OW79tnQ0DG-bWtFUYLuUmyqupUi5_-OjOYWLcvDdc3lkFYRBg9CAycJ0arvN5QDV5BslJkuk_yNg8TePYk_KjpLlz63A0zZJ8vaunvZRbN-_vn8ig7Fe7oKQ7xVB-q2KohsOigNpVISYjBVdKIY7S2MtMqR142W_gQZfs5EazU2PT7G8Hglu-lPBXlIAZuaoDt3jPJr9IjJ_FeBebf42c0MA5YfgMdvSvqU8nvxfP8_uu-aXlYTwBFZs8e0q29kh-lmTG4KE-Xr2Dkhoky6NWYQHqOKv-PV3fdXb0QJ04KjSlg6I1u9GtCn0I_9ClSnU4pqAQPSN-Xy3lNklxCPSbU-vHih0TgXpiza7YRvbnyNY-LKk8lDIXtsrZ1fLuHuCtpRUomOXUEFncJWt3yHgauGQkbXMXzaXH5sMEGc3T82Vtp7y7zqprqbhszS2AF-ZWmlVBVoRZba7FrsYt1z7TbQORtBaz5v1RFmqaIzjrtvYOHwxb2fnaxPbv5GcaXDKSLGdzH1vZfZGaOLu8vpaHN-z997I4-ZlmGEoiK25ke7m8NQePT_VKDBcxOphYgcJbyqXh_sgeMXNu-3BhrVRYPy9cH3jeWYWilS_Sw2LptnVrD6655ZllRilP75CDB859d3XDWsvDeWFtjpvLQ3AAksQ-XIfgLIPfMpAOOHqs5DZoACIcl-Z0xsrsMqna5Mjn-dAn7Iv_Lcv_ZkaTtQl3g-c83rWMt_dTjvd_fEOYnqhNDi6e5-BNOWBXXdZuob8q4NDIDb3e0KK9zxb3Txdc7mq32O3zeJsh2gNN3obLTc0NN69oouCHj5M9_q2yF9L5-KnOsaMBdL2PDhDDMR1V1ejvvY10JPG0R21ERc2gUaUeKv3dokBjSifCtf5u3RVChkCttPk5u63P2V19zmnqc8d7-hxGsgZuKjEQETXcGxYjsFijV44Ll5tCvf0cI_R66F9jvaZEwBExBNp9tI1N-_4w7q74CKmpruNoSWyBPI1gJ_yQNVyK2hbllQhq1XU1HkV8yKA7heqrMAwNCZgRQeeR6DEDTCt3KghBSdSuipJELdKxLc8GPDxHOsJClA7DgLkOVmz-iUkVxJ3UR2eGBhEOxrvU0PHOPe8fCOsy_YbEuQZYr941WO3Z23TKpm8ShAE7fPZ2BZRAYc6udcD2awXuSKmmG_hbpMouOgA0fbPCzPL9nQbDHo0qaMpXVLZ07mjI-yXFRd-nNPu8PqblTBTNS4f9puHYmPdjXpQq5ONjSXHiZWjVvMCnxf3LP9hJr3E" id="49" name="Picture"/>
+            <wp:docPr descr="Fig. 4 | 假定身份匹配正确时单残基无缺失原子有机小分子的定位与建模完成度。各面板包含相同的77个PDB、446个实例。a–d，Emap2lig；e–h，CryoAtom2受体下的LigandSeek；i–l，沉积受体下的LigandSeek。每组上行为首选构象，下行为best-of-50；左、右列分别要求重原子RMSD严格&lt;2\,\mathrm{Å}和&lt;3\,\mathrm{Å}。所有已对应合格小分子的blob均给定正确SMILES；LigandSeek使用PocketXMol-tuned单次中心对接，Emap2lig使用原生blob引导。背景计费，真实范围外前景免费；未检出与失败实例保留分母。每个PDB包含N个目标实例，相对预算\rho允许\lfloor\rho N\rfloor次计费尝试，完成度为成功的不同实例数除以N。绿线与圆点、蓝线与菱形分别表示PDB等权均值和中位数；灰点和小提琴表示50\%、100\%、200\%及300\%预算下的PDB分布。" title="MDPPTFIG_eJztWe9OG0cQfxXLUvspcMbBJLgpEgVSRYIIBVWqVFfofF7bJ-5f79YY0lSCAAGDDVaBIAKEkECKkmIgRY2xIf7QB-g7JN478ymv0Nnbs4FApPxp3QSBZLw785uZnZm92fXcz26Nx1G33-W2ZvJk4QXX5m2z8tPm_cVaTcN97gsut44MVepFIQpq8QcC3xlINwKBOl9jXWMg0IqMHqxqgUApkzPvjpZSCWu9EAgwbYHASXUKLyOqyohpWk1YVEI1gqrrSMA1Mo-FaE0wJkohCgyJhibx_d1xMcRW6Kv1iQrlCLyGRVXplnm9J6YB6wf3lbhfc_XJkmL4418H3FGMNT_HGUIUybxRq2pIAWZY1cEGTPUIF1f1kKarAjIMUYnIEuf1eBo4mReVgLuJauvU7a8u3C8hV9zfy0ug95rMR1ALM09xXBlBsT0IaddRH66gPQ6kzCiD2kUFGRWOM4v7DY0XYC0gLgEJ5L31oMGZ3ohJlMTHsOpodeBUEqIIsLCoG7idiZZNA4etkrnD_jnjq6qCDZDjDUEUQYakJiGDxXyBZCZsu4g3cLMh8qfxos2KcVLItsUUUxNBex60hy3MY_sbFn-zEqW6y2WHbjJxtjxM02k7Sf3RYBcivRcB9KoYqXXVu265KBgzkWr4RhmigoFelq2Ov2RwlGTulXJPi_l9ktw9GEmZG4-slYw59ydJzZqZCbKcM-ceWHs5srpNJpfJRtpcTJiLObI1RcbuwNS6NwwaivupYnaS5HPm-grJJM2xNMk9fjVw-9ML48cEKz18sPTQXCqQ5AhJP7UWsiSdBP8vXSpmn3S2fvNqYLC-vgHGJHO_-GIC3OdfDkyHXu8l22Re80pi5PXeAgJSFEgter_ajFXZS6bmivvTxewEaGoXI7wS6kKoB5AiICVAms8S1m-bp8PAhrk5ZeWHi9nx0kqymM0dPL57MJAw7w-XtldAGAQYPYgMXKOGa3weUE2eQ3IGydQfZGyOpnHsaenxoLl9-2A0xZJ8o6OrtZhdMx_sHcug7Fc7oKQ7xVB-p2KohsOigFpVISYjBZdLIY7S2MtMqR142W_gfpfs5EazU2PT7G8Hgpu-lPBXlIAZuaIDN3lPJ78cSJzGeB-bf40c08A5YTgDO_rX5OeT34vn-X3f_NLykBiAik2ePyObuyQ3Q9Jj8FAfrd5BSQ2SpVErPw91nFX_ro5r7W1dUCcOC01xv2DNrHeqQg_C33eoUg2OKShEz4jfV4rZDVIYAv3m5NqRYsdEoJ5YM8u2kb1ZsrkHSyoNJc35zVJmpbSzC3hrcRkKZik5RBZ2yOpdkkgBl4ykbO6CufjEfDRARnP0fFndLu2ssepaLCxZs_PghbmZYlWQFWFWm6uxq3HT9TO6bSCS1kLGfDDKQk1zBGfd5u7Bw2ErM1ed2P49eEaDS0YGS5nsp1Z2XybHTy-vb-ThLXv_gyxOnNEMQ0lkxY1sLZU2Z-HxqVyJ4SJGB-PLUHiL2RTcH9kjZs5uHcyvFvNr54XrI887K1-wcgV6WCzesW7vwjW3NL3EKKWpbbL_0Lnvrqxbqzk4L6yNhLk0BAcgGdiD6xCcZfBbBtIBR481uAUagAjHpTmVttI7TKo6OfJ5PvYJ--J_y_K_mdHB6oS7znMe72rG2_s5x_s_viFMjVcnBxfPc_C2HLCrLmu30F8VcGhkh95saNHeZ5P7xwsud6Vb7PZ5vI0Q7b4Gb93lhsa6W1c0UfDDx8ke_07ZC-l8_ETn2NEAuj5EB4jhmI4qavQP3kY6knjaozaiombQqFIPld5OUaAxpRPhem-n7gohQ6BWWvyc3dbn7K4-5zT1uaM9fQ4jWQM3lRiIiBruDosRWKzRrfUjvqf7p5scI3R76F99raZEwBExBNp9tI1N-_4w7iz7CKmprONwSWyBPI1gO_yQNVyK2hLllQhq1nU1HkV8yKA7heorMwwNCZgRQeeh6BEDTCt3IghBSdSuipJELdKxLc8GPDxHOsJClA7DgLkBVmz-sUkFxB3XR2eGBhEOxjvU0NHOPe_vC-sy_YbEufpYr97VX-nZ23TKpm8ShD47fPZ2BZRAYc6udcD2awXuUKmmG_hbpMouOgA0fbPCzPK97QbDHo7KaMpXVLZ07nDI-yXFRd-nNPq8PqblVBTNS5v9puHImPdjXpTK5KNjSXHiZWiVvMCnyf3LP-Wcr-c" id="49" name="Picture"/>
             <a:graphic>
               <a:graphicData uri="http://schemas.openxmlformats.org/drawingml/2006/picture">
                 <pic:pic>
                   <pic:nvPicPr>
-                    <pic:cNvPr descr="C:/Users/15919/Desktop/论文草稿/temp/manuscript_figures_mwc86d_v/figure_000004.png" id="50" name="Picture"/>
+                    <pic:cNvPr descr="C:/Users/15919/Desktop/论文草稿/temp/manuscript_figures_pyeak_qz/figure_000004.png" id="50" name="Picture"/>
                     <pic:cNvPicPr>
                       <a:picLocks noChangeArrowheads="1" noChangeAspect="1"/>
                     </pic:cNvPicPr>

--- a/补充材料.operation.docx
+++ b/补充材料.operation.docx
@@ -681,12 +681,12 @@
           <wp:inline>
             <wp:extent cx="5120640" cy="5927466"/>
             <wp:effectExtent b="0" l="0" r="0" t="0"/>
-            <wp:docPr descr="Fig. 1 | LigandSeek2-Find 与 LigandSeek 的配体区域检出。比较 LigandSeek2-Find 与第一代 LigandSeek 在沉积受体（GT）和 CryoAtom2 重建受体（CA2）条件下的表现。左列为全配体测试集（179 个 PDB，2,502 个配体实例），右列为小分子测试子集（94 个 PDB，821 个小分子实例）。" title="MDPPTFIG_eJztXOtv2zYQ_1cEA_vWRrYbJ7XRFfCcpRiQFUG7fpoGg5FpW4gsaaJiJ10HeH3ECfIqurbp6j5mdOuyNk2CrFs95_XHVLLsT_kXdhTlRx8YirXILNUBLB3J45GnH3k6Hql8F9CQkQ3EuIB9c8cq7_NjUgYpqfMYT4aTeZLsJEMDmmZMB45xAR0TVc7jFK2ViAnCBYJ1IgihSDQUFYQRTCYNVROExkatfrvUWJq31w4EgYkXhHeQr6AcprJlp4xQ1uN5cryTDFGulEQ0Gc0kC1KKKRAZGJIUWiIizZBUJZlD-uSUBkVfB04VYho3nZMVEit8KgSyhqHFeJ6IWZxDZEDVsAKFaVXPIQOSeoYvqHpK01UREyIpmZzMh4PBIT6HJEUInKbSxnXndt6YkTFXiOWRDHK_yKEMTrDmKR_f4qC8kxhrZ_G04WR3EowekxRM2iVuqhAjGhKhfWhAhixoITwYFAJu8tyUTLPQlKG6jbnstKakpIAtLenEGGNVgy4TlLCeMRXYxaVHVcUgUA8RUZKgjrW0DBiaOwfWxoLTLkbEiBMJva0sG1fIm5Wctphg2sSEk55wyATT2LlD5y-2n2PoZEuhi6w6655BIXSUpPpoMA6xnsfAOiplBrgQd4nrGl3HR-kjoLXZEz8SZWmBpBiQ36p7NA_ArC4fsaZHoVUXnB8LkPbdq81rS-bej9ZizXr4sP6oaJVqL4uXe0_991CyvnmzsX_l_x2wH2ZY9qyVeT9bYq-vm9WiufPIDxj5Cx3r3lp9e97-bdNaWQUzcbg7d-arw91568aid7FK6DNq3FBzYX9B1SwtWTu1Nk6JeBiAqt-vmDt_mdUFsPSNypq9vAXW3Xrx2JpbNas169oaM__1Pxcam7ea5VmoGBqOehdbXyFqVp_0kegJJMZHPjvcXQwfiwTDfUR6AhGYG67nuvHA3F8AUwcAWSt_uIZta8Wam7WeXWeGDQhm26KDffh6Bb4-Ej2BBDNtJ8OhPh49gQfMjLb1atu215fkNJ52mgYfT_UjjX6ONCLPTsqXxR98GCKc8JWpAbvfLF737BDj4NXFjUgi9tcLwLqx2Hg8a5dvN-_MWcVd8Ga9i1Bw4AQYguBAxF8Q2XevmtWitfk3XL0Ljq8gGT8Xv5AAN6mxuWm92LBrBzTa9UsNMPIuQNS--Qqk-v2KXd5oHJQbFQ_Hj0PBY8Fg0GfIrFe8C8iEqhrE0JHmL0yapaVmqVT_-YW1v2rNbcFLx7pfAo_Au0BFI5_4CyJrsdZcfd5fnX-cq3PRszPRn6vzlK9sC6zOE_H-dlNvgMG21du76d5FxfeHifwAjb9AoYcMvR5m9Bcg5ef15V_ZsUh6HKh1CsisPoOXzusWwrvA-Qq0evl58-kdcNzsctV-Ng8E5Jh7yzC7vIuQ76ZW_dYW3bqde-rpsL2vIBmOwlwZopcTocPdcntzHaydD6AKD4Nig0NwCYc8EYdoc7cCA_2YxIdcA2PPDmV_xiTSvrKl_ZhED4HxWkwCsPHTuQF_YdV9YsDe3rcrG_ZyybqxaK2sW-UHQMO7u765Ylaf2Jf_NnceNSpr9JMoL5-S9Z9v7-xegwtp_7TXmN-2f69ZB1ese7MAo729atcOmDvJDh6Ad2nuLdHlAIBcLkMRJP9tu-gb8NPan5AHIqFwcGgwOB2JhocHh4YundIkMQY_14tD7-TFpXRUeMN9cyWArP8iA6oZUzpui9HfSYiaTksiHlHFqRxWDCZJxzKijiLJShqhQFANlfy4JFIYaEI8mx_XuRQmIm0lEeOdL_9558N_3v3un-_-7J83cE4DNZUpqCJpRjItZaCzJKnNYDSZ_PYizzKSQfoXGtCUDCgipUD6iQhQ9D8BAD3e0hGgafej0yXWQUSf4JgqThJOURNZpGRwXNfVQhajFKGDi8prFRANiwbLBJmdql0NMKn8Gw9hQpa0UUmWaYuUduozAsWIoWNDzFIyDTznoBWn_JVEm4l_VR5NEfB8uYnCl2qq231Gsem0nqN3AI6bZg4zN9N2nJ18WkzdeZGWu8MVuETK5o5al5ltPnaEauCIn8FqjqMEcOvQU9Ysyo8RxtuhWty0XFFZ1_kOiWKywtFFTTQSjjApb-WiuHzuuPtdNIoZSJJb2d20rLjPi2htXOB3OvD9P1gRzZc" id="34" name="Picture"/>
+            <wp:docPr descr="Fig. 1 | LigandSeek2-Find 与 LigandSeek 的配体区域检出。比较 LigandSeek2-Find 与第一代 LigandSeek 在沉积受体（GT）和 CryoAtom2 重建受体（CA2）条件下的表现。左列为全配体测试集（179 个 PDB，2,502 个配体实例），右列为小分子测试子集（94 个 PDB，821 个小分子实例）。" title="MDPPTFIG_eJztXOtv2zYQ_1cEA_vWRrIbO7XRFcicpRiQFUG7fpqGgJFpW4gsCaJiJ10HeH3ECfIqurbp6j4WdOuyNk2CrFtd5_XHVLLsT_kXdhTlRx8YirXILNUBLB3J45GnH3k6Hql8H9KRmQ0luJBzc8cu7_MjcgapqfMYT0TG8mSsnQz36bo5FTrGhQxMNCWPU7RWMiGKFwg2iCiGo_FwXBSHMJkwNV0U6xvV2u1SfXHOWTsQRSZeFN9DvopymMpW3DJCWY_nyfF2Mky5UjLRFTQ9VpBTTIFoX0xWaYmEdFPW1LEcMiYmdSj6NnSqkNC5qZyikkThczGUNU09wfNEyuIcIn2ajlUoTGtGDpmQNDJ8QTNSuqFJmBBZzeQUPiIIMT6HZFUMnabSRg33dt6cVjBXSOSRAnK_yqEMTrLmKR_f5KC8ExjrZ_GU6Wa3E4wekVVMWiVeqpAgOpKgfWhAgSxoIdIviCEveW5SoVlo0tS8xjx2WlNWU8CWlg1ijrCqgscEJaxnTAV28ehhTTUJ1ENEkmWoYy8uAYbWzoG9Me-2ixExB4mM3lWWHVTJ25Xctphg2sS4mx53ySTT2L1D5y-2nmP4ZFOhi6w6655JIXSVpProMA6xkcfAOixn-rgwd4nrGF3Hh-kjoLXZEz8SZWmBrJqQ36x7NA_AqiwdsaZHoVUHnJ8KkM7dq41ri9beT_ZC1X74sPaoaJeqr4qXu0_9D1Cytnmzvn_l_x2wH2dYdq2V-TBb4qyvW5WitfMoCBgFCx373lpte875fdNeXgEzcbg7e-abw905-8aCf7FKGtPaoKnlIsGCqlFatHeqLZySgxEAqnZ_1dr526rMg6Wvr645S1tg3e0Xj-3ZFatSta-tMfNf-2u-vnmrUZ6BiuGBuH-xDRSiVuVJD4muQGJ06IvD3YXIsagQ6SHSFYjA3PA8140H1v48mDoAyF7-0zNsW8v27Iz97DozbEAw2xbv78HXLfD1kOgKJJhpOxkJ9_DoCjxgZrSsV8u2vbkkp_G00zT4eKoXaQxypBH5dlK-Kv4YwBDheKBMDdj9RvG6b4cYB68ubkiWcLBeAPaNhfrjGad8u3Fn1i7ugjfrX4SEvhNgCIS-aLAgcu5etSpFe_MlXP0LTqAgGT03eCEJblJ9c9N-seFUD2i069cqYORfgKh9CxRItfurTnmjflCur_o4fhwWjgmCEDBk1lf9C8i4ppnENJAeLEwapcVGqVT75YW9v2LPbsFLx75fAo_Av0DFo58FCyJ7odpYed5bnX-aq3PJtzMxmKvzVKBsC6zOk4O97abuAINtq7d20_2LSuAPEwUBmmCBQg8Z-j3MGCxAys9rS7-xY5H0OFDzFJBVeQYvnTcthH-BCxRotfLzxtM74Lg55YrzbA4IyLH2lmB2-RehwE2t2q0tunU7-9TXYftAQTIQh7kSo5cT4cPdcmtzHaxdAKCKDIBi_TG4RMK-iEO0uJuBgV5M4mOugbFvh3IwYxLpQNnSXkyii8B4IyYB2ATp3ECwsOo8MeBs7zurG85Syb6xYC-v2-UHQMO7u7a5bFWeOJdfWjuP6qtr9JMoP5-SDZ5v7-5egwvp_LxXn9t2_qjaB1fsezMAo7O94lQPmDvJDh6Ad2ntLdLlAIBcLkMRJP9tu-g78NNan5CHouGIEOsXpqLxyEB_LHbplC5LCfh5Xhx6Ly8uZaDCW-6bJwFk_RcZUM2cNHBLjPFeQrR0WpbwkCZN5rBqMkkGVhB1FElW1gkFgmqo5kdlicJAE9LZ_KjBpTCRaCvJBO9--c-7H_7z3nf_fOdn_7yJczqoqU5CFVk3x9JyBjpLxvIFQS3EdJNnGWMC_Qv36WoGFJFTIP1EFCj6nwCAHm3qCNC0-tHuEusgok9wRJMmCKdqySxSM3jQMLRCFqMUoYOLymsWEB1LJssEme2qHQ0wqfxbD2FckfVhWVFoi5R26zMCJYhpYFPKUjINPOegFbf8tUSLiX9dHk0R8Hy58cLXWqrTfUaJqbSRo3cAjptiDjM33XKc3XxaTN15iZZ7wxW4JMrmjVqPmW0-toXq4IifwVqOowRwG9BT1izKjxDG26aa3LRc1VjX-TaJEorK0UVNPBqJMinv5KK4fOm6-x00SphIVprZnbSies-L6C1c4Hc69MM_s7TNTw" id="34" name="Picture"/>
             <a:graphic>
               <a:graphicData uri="http://schemas.openxmlformats.org/drawingml/2006/picture">
                 <pic:pic>
                   <pic:nvPicPr>
-                    <pic:cNvPr descr="C:/Users/15919/Desktop/论文草稿/temp/manuscript_figures_pyeak_qz/figure_000001.png" id="35" name="Picture"/>
+                    <pic:cNvPr descr="C:/Users/15919/Desktop/论文草稿/temp/manuscript_figures_vw0nw6pt/figure_000001.png" id="35" name="Picture"/>
                     <pic:cNvPicPr>
                       <a:picLocks noChangeArrowheads="1" noChangeAspect="1"/>
                     </pic:cNvPicPr>
@@ -5808,12 +5808,12 @@
           <wp:inline>
             <wp:extent cx="5731510" cy="3060245"/>
             <wp:effectExtent b="0" l="0" r="0" t="0"/>
-            <wp:docPr descr="Fig. 2 | 端到端配体区域检出与身份匹配。曲线展示在尝试预算 K=1–10 内，179 个测试 PDB 中预测成功的比例。Find+Match 曲线要求端到端区域检出和配体身份匹配均正确，Find 和 Emap2lig-Find 曲线仅要求区域检出正确。Find 和 Match 分别指 LigandSeek-Find 和 LigandSeek-Match。GT 表示真实受体结构，CA2 表示 CryoAtom2 重建受体结构。" title="MDPPTFIG_eJztWf9PGzcU_1dO9-sKl6SkHSdAYgGqaTBF7fbTbkLm4iRW7ot3dkhgncQqKGxAN412lVZa1LWa0FChnTSpS9byv2y5JPy0f2HP9iWEwbRqnVAvWqScn-33Pn7PH9tn3ftUp4gXdVPTW7fr4b2XxmRqslXfaj7YHqSUV_ULmh5g5jvzOCeUMqZlfchwwCwrmR5ODlvWBGYl7lPLau_Xmt-utje_aO0eWpZCs6zTcB5ysYDCKTyAHGcgT7zcgIu4XRS9NqKc-N6si4JSmYLeR_pIxaRa1XU8ZlZGLb3IOTUNg9lF7CI26FPsQWfeDwADqkHBqPhBjga-jRkjXsF1jFQicclwEfEsfUygZQNZXOMLDtYq5jxyAPddFxVwRg0v9IyOhtAtYUyniYeZbO-pVUxGkQ3DAI4DTQCUGkpYelS9WnZEEypzP8KM1IUlBA5qeRIwPq1ME5ES9CgHlKfqEclTvscZ2CFmEwI24eYtmPdG_TDcX5fjYsT4OCPorL7iuMdOG8mxFLAYYk7W56SYURHLEpxf7E5X8u1OQIvKXLnHBVMySBEPhbWDg3kMqlOkMKiltOuaUObK5DxiEx3E49DesT2feFt7B-HaU3gerWw2XmyFG7VwZ6f5aClcrTWe32rX9hr1F-HGL9D7-9KNN29OXiPy5r2fWrXD8Nmd1uNauL0bPr3fPrhz9P1ya__uOcf538V0ctW6pj8Dp2Z0KLmvdCj5-Tyx8YRvl13s8c6RxIvCD1eB8rH3RgxXDhO1qEdWFowvaG7kPpXeyzalnI0ARs8C4GPJ18X9bWnrb5ATJ9qNaGrizG7c9194c-WPXzeSl4f7ZLfFnY_G8x-bP6_DGRhfPrIT7_QbJ0_gjQS0NNe-Dr_caX233Dy43Xi5Du_iKbh8vTUj7qPx5auvuFL3ifYPnzef3ejeqnrvU-E3G-qS1XurCu-vNp88aj3ch7NQUPo_mW8EmcBVfJmYdBFNOaQwIBZUf_GiNlmjvqL2We_2UtsoOhnjS15f0RXrbSRfrn3Gx9rNcG2vubEaX1amSQF5uWsYl_rweIv1fulhRm4dOIqvfNBf_LQf7rYe11rbO-H-g_Cru3CXk1-Nl-HylhlPxZe6PiQpvmRkggV_nPtuqr9oOVrdDOu13l3z1y_K8KRj-scXNL2bVtHTly8m08lE9WLiUiI1lL4-Qoltwj_6qCmi--ePmrkAVU6lWCIEwPo3GGDGywHuwgSvBHLW19UAO0gkc1iRUCamVETozWeJLSZUVOz357OBlsPMFqNkTEOmtgyZ2TKixJbRm9cyOHYphOmVwYRQPpsnBXCWzdIFjEqznywaqmE2IX6pQeoVIBCSA_ShJEgi9wVythMjUNP149gl5SASMzjt2yWmeX6miLwCHg8Cv1LEKMfEMhF4nQ5Gsc1VI2Aem_YMoFCNU5Mw5xA6RRxHjChkaa8EZDIeYHjjCDEPOldhFNl_otJVMk7iiRqjMMNzlRk_15sHQ2Y1H7iiBOK06qjMfGkLo50MmGwX3bjKNVv0R8sVtGyhFq3aSBm0ZNkBpQHjV7DvakIA7QA8VcOi-WmmdI-ljrbo93zlunEsItPxNJF4HE6n0grlTC3By6TM2_XIyOSIOJ3mXtnxovlitMsL_Mf0z_4E1arI6Q" id="40" name="Picture"/>
+            <wp:docPr descr="Fig. 2 | 端到端配体区域检出与身份匹配。曲线展示在尝试预算 K=1–10 内，179 个测试 PDB 中预测成功的比例。Find+Match 曲线要求端到端区域检出和配体身份匹配均正确，Find 和 Emap2lig-Find 曲线仅要求区域检出正确。Find 和 Match 分别指 LigandSeek-Find 和 LigandSeek-Match。GT 表示真实受体结构，CA2 表示 CryoAtom2 重建受体结构。" title="MDPPTFIG_eJztWf9PGzcU_1dO9-sKl6SEjhMgsQDVNJiidvtpNyFzcRKL-2KdnS90ncQqKGxAN412lVZa1LWa0FChnTSpS9byv2y5JPzUf2HP9iWEwbRqnVAvWqScn-33Pn7PH9tn3ftMp4gXdVPTW7fr4b2XxlRqqlXfaj7YHqSUV_ULmh5g5jtlnBNKGdOyPmY4YJaVTI8kRyxrErMF7lPLau_Xmt-ttje_bO0eWpZCs6zTcB5ysYDCKTyAHGcgT7zcgIu4XRS9NqKc-N6ci4KFEgW9T_TRikm1qut4zKyMWXqRc2oaBrOL2EVs0KfYg868HwAGVIOCUfGDHA18GzNGvILrGKlEYthwEfEsfVygZQNZXOWLDtYqZhk5gPu-iwo4o4YXekZHQ-guYExniIeZbO-pVUxGkQ3DAI4DTQCUGkpYelS9UnJEEypxP8KM1IUlBA5qeRIwPqNME5ES9CgHlKfqEcnTvscZ2CFmEwI24eYtmPdG_TDcX5fjYsT4BCPorL7ihMdOG8mxFLAYYl7W56WYURHLEpy_1p2u5LudgK4pc-UeF0zJIEU8FNYODsoYVKdJYVBLadc1ocyVyXnEJjqIx6G9Y3s-8bb2DsK1p_A8WtlsvNgKN2rhzk7z0VK4Wms8v9Wu7TXqL8KNX6H3j6Ubb9-cvEHkzXs_t2qH4bM7rce1cHs3fHq_fXDn6Ifl1v7dc47zv4vp5Kp1TX8WTs3oUHJf61Dy83li40nfLrnY450jiReFH64C5eMfjBquHCZqUY-sLBhf1NzIfSq9l21KORsBjJ0FwMeTb4r7-9LW3yAnTrQb0dTEmd2477_w5sqr3zaSl0b6ZLfFnY_G85-av6zDGRhfPrKT7_UbJ0_gjQS0NNe-Cb_aaX2_3Dy43Xi5Du_iabh8vTMr7qPx5auvuFL3ifaPXzSf3ejeqnrvU-G3G-qS1XurCu-vNp88aj3ch7NQUPo_mW8FmcBVfJmYchFNOaQwIBZUf_GiNlmjvqL2We_2UtsoOhnjS15f0RXrbSRfrn3Gx9rNcG2vubEaX1ZmSAF5uasYL_Th8Rbr_dLDjNw6cBRf_qi_-Gk_3G09rrW2d8L9B-HXd-EuJ78aL8PlLTORii91fUhSfMnIBIv-BPfdVH_RcrS6GdZrvbvmr1-U4UnH9U8vaHo3raKnL11MppOJ6sXEcCI1lL4-Soltwj_6qCmi--ePmrkAVU6lWCIEwPo3GGDGSwHuwgSvBXLW19UAO0gkc1iRUCamVETolbPEFhMqKvaH5Wyg5TCzxSgZ05CpLUNmtowosWX05rUMjl0KYXolMCGUz-VJAZxlc-VKwqsMU26ohrmE-KUGqVeAQEgO0IeSIIncF8jZToxATdePY5eUg0jM4IxvLzDN8zNF5BXwRBD4lSJGOSaWicDrdDCKba4aAfPYtGcAhWqcmoR5h9Bp4jhiRCFLeyUgk_EAwxtHiHnQuQKjyP4Tla6ScRJP1BiFGZ6vzPq53jwYMqv5wBUlEKdVx2TmS1sc62TAZLvoxlWu2aI_Wq6gZQu1aNVGyqAlyw4oDRi_jH1XEwJoB-CpGhaVZ5jSPZY62qLf85XrxrGITMfTROJxJJ1KK5QztQQvUzJv1yMjkyPidJp7ZceL5ovRLi_wH9c__xMxXMih" id="40" name="Picture"/>
             <a:graphic>
               <a:graphicData uri="http://schemas.openxmlformats.org/drawingml/2006/picture">
                 <pic:pic>
                   <pic:nvPicPr>
-                    <pic:cNvPr descr="C:/Users/15919/Desktop/论文草稿/temp/manuscript_figures_pyeak_qz/figure_000002.png" id="41" name="Picture"/>
+                    <pic:cNvPr descr="C:/Users/15919/Desktop/论文草稿/temp/manuscript_figures_vw0nw6pt/figure_000002.png" id="41" name="Picture"/>
                     <pic:cNvPicPr>
                       <a:picLocks noChangeArrowheads="1" noChangeAspect="1"/>
                     </pic:cNvPicPr>
@@ -6388,12 +6388,12 @@
           <wp:inline>
             <wp:extent cx="5731510" cy="3497158"/>
             <wp:effectExtent b="0" l="0" r="0" t="0"/>
-            <wp:docPr descr="Fig. 3 | 单残基、无缺失原子的有机小分子端到端建模。曲线展示在尝试预算 K = 1–10 内，77 个测试 PDB 中预测成功的比例。Find 和 Match 分别指 LigandSeek-Find 和 LigandSeek-Match。GT 和 CA2 分别表示真实受体结构和 CryoAtom2 重建受体结构。 a, Find+Match 曲线要求端到端区域检出和配体身份匹配均正确，Find 和 Emap2lig-Find 曲线仅要求区域检出正确。 b, c, 使用 PocketXMol-tuned 进行端到端构象重建时，成功率随计费尝试次数 K 的变化，分别展示真实受体（GT，b）和 CryoAtom2 重建受体（CA2，c）条件。成功要求 RMSD 低于 2 Å 或 3 Å。实线表示按模型评分选出的 top-1 构象，虚线表示 best-of-50 构象。" title="MDPPTFIG_eJztW1tPG0cU_isrvxZY28QlWAGJcomqQmUlqVSprtB4PbZX7GW6M2BIU4lEEKAYiJoQWkJC3UQVahouVRs1NpSH_JPGuzZP_IWe2VkbU1IpSirKbrHknduZb86Zb-6782WIIJYLxaVQ9V7ZfvCH3B_tr5bvOo_W2ghh46EWKWRhampjOM2FeuPJ5CcUWzSZjMQ6I53JZB-mI8wkyWRts-Tcn6ktzFU39pNJgZZMnoQzkI45FI7iVqojTWslKsGaamCeqiDCVNMY1pE1MkpA7rPQpXycSOO6ZtB4visZyjFG4rJMlRzWEW0zCTYgMWNaOmIQtLJy3rTSxDIVTKlqZHVNjobD78s6Uo1kqJujJSzXucomNCzl42NIA9wPdZTFvaJ4LifXJbjsCMZkEFSkbnxTKB-nBClQDOBwGwAoeiGcDHnBK6Maj0KjzPQwPXGeUzXSIJZRLcoGRdawJwQpQgGhqXh4_gHTYBTyIaqoKuSxFxah3ivlfXtz3i0XI8p6qIpel5brMejJTG5ZApgXkXLDKdfbKyx2XVD-eqO6IhfrBl0X2YV6jDPlGsntIdB2sDWGQXRAzbZJ7dINiQszkeU0bOMJqsEgvp73dOy1F5adzXl7vfRq8qaz8n11t2Q_2bEX1-1nd6qrU87anLNWsreX7NnbPObplj27zZ_lkrNRfDV56-zV0jvUhfPgl2pp395Zrj4p2Wsb9vbD2tbywQ9T1c2VU7bz37PpeDvW4-YQjKPeMKW_0TBlZjKqgvtMZVTHBqsPUizH9dAFKOv-6JKsu8V4MeKRcB3KJiTdU5-42rtxQjjhAXS9DoB1R94V98_Ju_-AHD4WL3tV42d2_d7_7NvTh7uFjo6AdDa_01H5_Sfnt3kYAv3LR6Lvg6Bx8gwmJKDFmb1jf73Op-ite5U_5mEqHoDVmH-ZChRL9jcF_zIBs6CSCxgfsHqdfeoUZvzLyqCaRUb6KsYjrbyjB4wfP_eXJmbcrgND8eVr5_ycGX56e6IBY8MdzWrFDdimVtfW7c1H9tJKZe-ue4A15W-urAmzh5l6wBg7mFmwy6Vmlk7_6MS_a7XTOAZDvmWjReLrgfcCuGoTx3G1H286O7eOTh4LJXt93Xk8ac-UYKg7mF6APlUrPa2U9-zCCwjaD2ecZ4-rxc3D3cL5lujMkOnraalfRySqqdkALr1FJ6uUp0U_a-5eohudz1Rna6ZK-ZaNFt9qHsR2pPiWjZZgjcCVvf3qvQ3fsiElTGUEs0-HTK2VjRo4YPNjbf9BrVhoLD9h61bbKYr9nLPyHNaY3kH84szB6lJts1j79YV4b-z8XHSWt_1L6zHNT-m98flL2P--wVdXp-ylb-3CfWjb4qRJfBDRfNJ0uDt7-Rqkpw5353y9sP8fnDcBV709USBLAbKch8VK-Tks6cWoJdb8_qXvytDVvmAxV9lbrJQW_ctIVHo5HSxGnNn7_qWjPVhcvJyGoQtmIX4s6L7-cApzzkbRfjRf25qCyepgcs6eKcEM5l_GmElaI8FiTayZYQaqfbfaYM6_DKUwZa1mpjUWDiJNfz_ugyfpDn3eIoUan7qHYh3tkVgkPN5-obMjErt44xJRlTj8ve0BeqPtQdpC-ROfvXsIgPU2GJCNjVq4AWO99T7FwhriH9jTnEoor0ZuoTGWUBVeiTygfDyWsKQ0pgovpTcuu9cNZPe2gexdNpCb7xrIDOsEzDRGIYtK2HBGzYKydJhMYDQy_MV1WUQMh_mvvY0YWTBETQP6hRj4-H0E8CfqNgI1DT2OVBIKIl6Dg7Avp5Jh9uaQkcU9lmXmcxilKW8aHK-eQAlWmIgEzKOsTQUIVPlEJaQ0lQyomsZL5H43v_CgOGUWZkqOezMgcwVKcdOPBRpC8nE8HqIEajiVHzLTzXcTUHw8Y-ncBeKk8S73NoI00VW_leDG82Q8ziSFp3vNFaQULua1Wk8YpFy3Dkosyi5jU5e4B6Qt0FQUi8YGqZA98tWlebphCtXlIy-Ka4bEL4N0xqIxgfJaKc5Lv3uXosmP4gypWj262a8ZXn1R0uAF_t2hr_4CsJam1g" id="44" name="Picture"/>
+            <wp:docPr descr="Fig. 3 | 单残基、无缺失原子的有机小分子端到端建模。曲线展示在尝试预算 K = 1–10 内，77 个测试 PDB 中预测成功的比例。Find 和 Match 分别指 LigandSeek-Find 和 LigandSeek-Match。GT 和 CA2 分别表示真实受体结构和 CryoAtom2 重建受体结构。 a, Find+Match 曲线要求端到端区域检出和配体身份匹配均正确，Find 和 Emap2lig-Find 曲线仅要求区域检出正确。 b, c, 使用 PocketXMol-tuned 进行端到端构象重建时，成功率随计费尝试次数 K 的变化，分别展示真实受体（GT，b）和 CryoAtom2 重建受体（CA2，c）条件。成功要求 RMSD 低于 2 Å 或 3 Å。实线表示按模型评分选出的 top-1 构象，虚线表示 best-of-50 构象。" title="MDPPTFIG_eJztW1tPG0cU_isrvxZY28QhWAGJcomqQmUlqVSprtCwHtsr9jLaGWNIU4lEEKAYiJoQWkJC3UQVahouVRs1NpSH_JPGuzZP_IWe2VkbU1IpSirKbrHknduZb86Zb-6782WIIJYNxaVQ9X7ZfviH3B_tr5bvOY_X2ghh46EWKWRhampjOMWFeuPJ5KcUWzSZjMQ6I53JZB-mo8wkyWRts-Q8mKktzFU39pNJgZZMnoQzkI45FI7iVqojTWslKsGaamCeqiDCVNMY1pE1miMg93nocj5OpHFdM2g835UMZRkjcVmmShbriLaZBBuQmDYtHTEIWhk5b1opYpkKplQ1MromR8Phi7KOVCMZ6uZoCct1rrEJDUv5-BjSAPcjHWVwryiey8l1CS47ijEZBBWpG98UyscpQQoUAzjcBgCKXggnQ17wak7jUSjHTA_TE-c5VSMFYmnVomxQZA17QpAiFBCaiofnHzANRiEfooqqQh57YRHqvVLetzfn3XIxoqyHquhNadkeg57M5JYlgHkRI254xPX2CotdF5S_0aiuyKW6QTdEdqEe40y5RnJ7CLQdbI1hEB1QM21Su3RT4sJMZDkN23iCajCIr-c9HXvthWVnc95eL72evOWsfF_dLdlPd-zFdfv53erqlLM256yV7O0le_YOj3m2Zc9u82e55GwUX0_ePnu19B514Tz8pVrat3eWq09L9tqGvf2otrV88MNUdXPllO3892w63o71uDkE46g3TOlvNUyZ6bSq4D5TyenYYPVBimW5HroAZd0fX5Z1txgvRjwSrkPZhKR76hNXezdOCCc8gK43AbDuyPvi_jl57x-Qw8fiZa9q_Myu3_uffWf6cLfQ0RGQzuZ3Oiq__-T8Ng9DoH_5SPR9GDROnsOEBLQ4s3ftr9f5FL11v_LHPEzFA7Aa8y9TgWLJ_qbgXyZgFlSyAeMDVq-zz5zCjH9ZGVQzyEhdw3i0lXf0gPHj5_7SxIzbdWAovnL9nJ8zw09vTzRgbLijWa24AdvU6tq6vfnYXlqp7N1zD7Cm_M2VNWH2MFMPGGMHMwt2udTM0ukfnfh3rXYax2DIt2y0SHw98EEAV23iOK724y1n5_bRyWOhZK-vO08m7ZkSDHUH0wvQp2qlZ5Xynl14CUH70Yzz_Em1uHm4WzjfEp0ZMn09LfXriEQ1NRPApbfoZJXytOhnzd1LdKPzmepszVQjvmWjxbeaB7EdKb5loyVYI3Blb796f8O3bEgJUxnF7LMhU2tlOQMHbH6s7T-sFQuN5Sds3Wo7RbGfc1ZewBrTO4hfnDlYXaptFmu_vhTvjZ2fi87ytn9pPab5Kb03Pn8J-983-OrqlL30rV14AG1bnDSJDyKaT5oOd2evXIf0kcPdOV8v7P8H503AVW9PFMhSgCznUbFSfgFLejFqiTW_f-m7OnStL1jMVfYWK6VF_zISlV5NB4sRZ_aBf-loDxYXr6Zh6IJZiB8Luq8_nMKcs1G0H8_XtqZgsjqYnLNnSjCD-ZcxZpLWSLBYE2tmmIFq3602mPMvQyOYslYz3RoLB5Gmvx_3wZN0h75okUKNT91DsY72SCwSHm-_0NkRiV26eZmoShz-3vYAvdX2IGWh_InP3j0EwHoXDMjGchZuwFjvvE-xsIb4B_Y0qxLKq5FbaIwlVIVXIg8on4wlLCmFqcJL6Y3L7nUD2b1tIHuXDeTmuwYywzoBM40cZFEJG06rGVCWDo_lw0b-ImGyiBgO8197GzEyYIiaAvQLMfDx-wjgT9RtBGoaehypJBREvAYHYV9OJcPszSIjg3ssy8xnMUpR3jQ4Xj2BEqwwEQmYR1mbChCo8olKGNFUMqBqGi-R-938woPilFmYKVnuTYPMVSjFTT8WaAjJx_F4iBKo4ZH8kJlqvpuA4uNpS-cuECeNd7m3EaSJrvqtBDeeJ-NxJik83WuuIKVwMa_VesIg5bp1UGJRdgWbusQ9IG2BpqJYNDZIheyRry7N0w1TqC4feVFcMyR-GaQzFo0JlDdKcV763bsUTX4UZ0jV6tHNfs3w6ouSBi_w7w599RcMSKaO" id="44" name="Picture"/>
             <a:graphic>
               <a:graphicData uri="http://schemas.openxmlformats.org/drawingml/2006/picture">
                 <pic:pic>
                   <pic:nvPicPr>
-                    <pic:cNvPr descr="C:/Users/15919/Desktop/论文草稿/temp/manuscript_figures_pyeak_qz/figure_000003.png" id="45" name="Picture"/>
+                    <pic:cNvPr descr="C:/Users/15919/Desktop/论文草稿/temp/manuscript_figures_vw0nw6pt/figure_000003.png" id="45" name="Picture"/>
                     <pic:cNvPicPr>
                       <a:picLocks noChangeArrowheads="1" noChangeAspect="1"/>
                     </pic:cNvPicPr>
@@ -7519,12 +7519,12 @@
           <wp:inline>
             <wp:extent cx="5029200" cy="6218691"/>
             <wp:effectExtent b="0" l="0" r="0" t="0"/>
-            <wp:docPr descr="Fig. 4 | 假定身份匹配正确时单残基无缺失原子有机小分子的定位与建模完成度。各面板包含相同的77个PDB、446个实例。a–d，Emap2lig；e–h，CryoAtom2受体下的LigandSeek；i–l，沉积受体下的LigandSeek。每组上行为首选构象，下行为best-of-50；左、右列分别要求重原子RMSD严格&lt;2\,\mathrm{Å}和&lt;3\,\mathrm{Å}。所有已对应合格小分子的blob均给定正确SMILES；LigandSeek使用PocketXMol-tuned单次中心对接，Emap2lig使用原生blob引导。背景计费，真实范围外前景免费；未检出与失败实例保留分母。每个PDB包含N个目标实例，相对预算\rho允许\lfloor\rho N\rfloor次计费尝试，完成度为成功的不同实例数除以N。绿线与圆点、蓝线与菱形分别表示PDB等权均值和中位数；灰点和小提琴表示50\%、100\%、200\%及300\%预算下的PDB分布。" title="MDPPTFIG_eJztWe9OG0cQfxXLUvspcMbBJLgpEgVSRYIIBVWqVFfofF7bJ-5f79YY0lSCAAGDDVaBIAKEkECKkmIgRY2xIf7QB-g7JN478ymv0Nnbs4FApPxp3QSBZLw785uZnZm92fXcz26Nx1G33-W2ZvJk4QXX5m2z8tPm_cVaTcN97gsut44MVepFIQpq8QcC3xlINwKBOl9jXWMg0IqMHqxqgUApkzPvjpZSCWu9EAgwbYHASXUKLyOqyohpWk1YVEI1gqrrSMA1Mo-FaE0wJkohCgyJhibx_d1xMcRW6Kv1iQrlCLyGRVXplnm9J6YB6wf3lbhfc_XJkmL4418H3FGMNT_HGUIUybxRq2pIAWZY1cEGTPUIF1f1kKarAjIMUYnIEuf1eBo4mReVgLuJauvU7a8u3C8hV9zfy0ug95rMR1ALM09xXBlBsT0IaddRH66gPQ6kzCiD2kUFGRWOM4v7DY0XYC0gLgEJ5L31oMGZ3ohJlMTHsOpodeBUEqIIsLCoG7idiZZNA4etkrnD_jnjq6qCDZDjDUEUQYakJiGDxXyBZCZsu4g3cLMh8qfxos2KcVLItsUUUxNBex60hy3MY_sbFn-zEqW6y2WHbjJxtjxM02k7Sf3RYBcivRcB9KoYqXXVu265KBgzkWr4RhmigoFelq2Ov2RwlGTulXJPi_l9ktw9GEmZG4-slYw59ydJzZqZCbKcM-ceWHs5srpNJpfJRtpcTJiLObI1RcbuwNS6NwwaivupYnaS5HPm-grJJM2xNMk9fjVw-9ML48cEKz18sPTQXCqQ5AhJP7UWsiSdBP8vXSpmn3S2fvNqYLC-vgHGJHO_-GIC3OdfDkyHXu8l22Re80pi5PXeAgJSFEgter_ajFXZS6bmivvTxewEaGoXI7wS6kKoB5AiICVAms8S1m-bp8PAhrk5ZeWHi9nx0kqymM0dPL57MJAw7w-XtldAGAQYPYgMXKOGa3weUE2eQ3IGydQfZGyOpnHsaenxoLl9-2A0xZJ8o6OrtZhdMx_sHcug7Fc7oKQ7xVB-p2KohsOigFpVISYjBZdLIY7S2MtMqR142W_gfpfs5EazU2PT7G8Hgpu-lPBXlIAZuaIDN3lPJ78cSJzGeB-bf40c08A5YTgDO_rX5OeT34vn-X3f_NLykBiAik2ePyObuyQ3Q9Jj8FAfrd5BSQ2SpVErPw91nFX_ro5r7W1dUCcOC01xv2DNrHeqQg_C33eoUg2OKShEz4jfV4rZDVIYAv3m5NqRYsdEoJ5YM8u2kb1ZsrkHSyoNJc35zVJmpbSzC3hrcRkKZik5RBZ2yOpdkkgBl4ykbO6CufjEfDRARnP0fFndLu2ssepaLCxZs_PghbmZYlWQFWFWm6uxq3HT9TO6bSCS1kLGfDDKQk1zBGfd5u7Bw2ErM1ed2P49eEaDS0YGS5nsp1Z2XybHTy-vb-ThLXv_gyxOnNEMQ0lkxY1sLZU2Z-HxqVyJ4SJGB-PLUHiL2RTcH9kjZs5uHcyvFvNr54XrI887K1-wcgV6WCzesW7vwjW3NL3EKKWpbbL_0Lnvrqxbqzk4L6yNhLk0BAcgGdiD6xCcZfBbBtIBR481uAUagAjHpTmVttI7TKo6OfJ5PvYJ--J_y_K_mdHB6oS7znMe72rG2_s5x_s_viFMjVcnBxfPc_C2HLCrLmu30F8VcGhkh95saNHeZ5P7xwsud6Vb7PZ5vI0Q7b4Gb93lhsa6W1c0UfDDx8ke_07ZC-l8_ETn2NEAuj5EB4jhmI4qavQP3kY6knjaozaiombQqFIPld5OUaAxpRPhem-n7gohQ6BWWvyc3dbn7K4-5zT1uaM9fQ4jWQM3lRiIiBruDosRWKzRrfUjvqf7p5scI3R76F99raZEwBExBNp9tI1N-_4w7iz7CKmprONwSWyBPI1gO_yQNVyK2hLllQhq1nU1HkV8yKA7heorMwwNCZgRQeeh6BEDTCt3IghBSdSuipJELdKxLc8GPDxHOsJClA7DgLkBVmz-sUkFxB3XR2eGBhEOxjvU0NHOPe_vC-sy_YbEufpYr97VX-nZ23TKpm8ShD47fPZ2BZRAYc6udcD2awXuUKmmG_hbpMouOgA0fbPCzPK97QbDHo7KaMpXVLZ07nDI-yXFRd-nNPq8PqblVBTNS5v9puHImPdjXpTK5KNjSXHiZWiVvMCnyf3LP-Wcr-c" id="49" name="Picture"/>
+            <wp:docPr descr="Fig. 4 | 假定身份匹配正确时单残基无缺失原子有机小分子的定位与建模完成度。各面板包含相同的77个PDB、446个实例。a–d，Emap2lig；e–h，CryoAtom2受体下的LigandSeek；i–l，沉积受体下的LigandSeek。每组上行为首选构象，下行为best-of-50；左、右列分别要求重原子RMSD严格&lt;2\,\mathrm{Å}和&lt;3\,\mathrm{Å}。所有已对应合格小分子的blob均给定正确SMILES；LigandSeek使用PocketXMol-tuned单次中心对接，Emap2lig使用原生blob引导。背景计费，真实范围外前景免费；未检出与失败实例保留分母。每个PDB包含N个目标实例，相对预算\rho允许\lfloor\rho N\rfloor次计费尝试，完成度为成功的不同实例数除以N。绿线与圆点、蓝线与菱形分别表示PDB等权均值和中位数；灰点和小提琴表示50\%、100\%、200\%及300\%预算下的PDB分布。" title="MDPPTFIG_eJztWW1PG0cQ_iuWpfZT4IyDSXBTJAqkqgQRCqpUqa7QcV7bJ-5Nd2sMaSqZAOHNBqtAEAFCSCBFSbEhRY2xIXzoD-h_SG7vzKf8hc7eng0EIuWldZMIJOPdmWdmdmb2ZtdzP3s1Hse8QY_Xni2Sxedcm7_NLs5Y95ZqNQ33ey94vDoyVKkPhSmoJRgKfW8g3QiF6gKNdY2hUCsyerGqhUKlbMG6M1pKj9sbB6EQ0xYKnVan8DKiqoy4ptVERCVcI6i6jgRcI_NYiNX0xEUpTIFh0dAkfqA7IYbZCgO1AVGhHIHXsKgq3TKv98Y1YP3ovZIIap5-WVKMYOLrkDeGsRbkOEOIIZk3alUNKcCMqDrYgKke5RKqHtZ0VUCGISpRWeL8Pl8DJ_OiEvI2UW2duvPVhQck5EkE-3gJ9H4n81HUwsxTHFdGUGwvQto11I8raJ8LKTPKoHZRQUaF484SQUPjBVgLiEtAAnl_PWhwp9fjEiXxcay6Wl04lYQoAiwi6gZuZ6Jl08Bhq2TusH_u-KqqYAPkeEMQRZAh6SnIoFk8INlJxy7iDdxsiPxZvFizYpwWcmwxxdREjzPvcYYtzGPnGxZ_oxKlustlh24wcbY8TNPpOEn90WAXIr0PAfSqGK311HtueigYM5Fq-EYZooKBXpatjr9kcJRk75YKT8ziPkntHo6krc2H9mrWmv-TpOes7CRZKVjz9-29AlnbJlMrZDNjLY1bSwWyNU3GbsPUvjsMGsz9tJmfIsWCtbFKsilrLEMKj14mb318YfyQYGWGD5cfWMsHJDVCMk_sxTzJpMD_S5fM_OPO1m9eJgfr6xtgTLL3zOeT4D7_IjkTfrWXapN5zS-J0Vd7iwhIMSC16ANqM1ZlP5meN_dnzPwkaGoXo7wS7kKoF5AiICVAWk_H7d9yZ8PAhpWbtovDZn6itJoy84XDR3cOk-PWveHS9ioIgwCj9yAD16iRmoAPVJNnkJxBMv0HGZunaRx7Uno0aG3fOhxNsyRf7-hqNfPr1v29ExmUg2oHlHS3GMpvVQzVSEQUUKsqxGWk4HIpxDEae5kpdQIvBw084JHd3GhOahya8-1CcNOXEv6KEjAjV3TgJv_Z5BfJ8bMY72Lzr5ETGjg3DJ_Bjv419enk9-J5ft81v7Q8jCehYpNnT0lulxRmSWYMHurj1btHUnvI8qhdXIA6zqp_V8d37W1dUCeOCo25f2DPbnSqQi_CP3SoUg2OKyhMz4jfV838JjkYAv3W1PqxYsdEoJ7YsyuOkb05ktuDJZWGUtZCrpRdLe3sAt5eWoGCWUoNkcUdsnaHjKeBS0bSDnfRWnpsPUyS0QI9X9a2SzvrrLqaB8v23AJ4YeXSrAqyIsxqczV2NW669pluG4ikvZi17o-yUNMcwVmX2z18MGxn56sT278HP9PgkpHBUjb_sZXdF6mJs8vra3l4w95_L4uTn2mGoSSy4ka2lku5OXh8KldiuIjRwcQKFF4zn4b7I3vErLmtw4U1s7h-Xrg-8Lyziwd24YAeFku37Vu7cM0tzSwzSml6m-w_cO-7qxv2WgHOC3tz3FoeggOQJPfgOgRnGfyWgXTA0WMPboEGIMJxaU1n7MwOk6pOjgK-D33CvvjfsvxvZnSwOuGu853Hu5rx9n_K8f6PbwjTE9XJwcXzHLwpB-yqy9ot9FcFHBr5odcbWrT32eT96YLHW-kWewM-fyNEu7_BX3e5obHu5hVNFILwcbPHv1X2wjqfONU5djWArvfRAWI4rqOKGv29t5GOJJ72qI2YqBk0qtRDpa9TFGhM6US41tepe8LIEKiVliDntPU5p6vPuU197nhPn8NI1sBNJQ4iooa7I2IUFmt09yV8SqJBwxwjdPvoX32tpkTBETEM2gO0jU37_jDuLPsIqams42hJbIE8jWA7_JA1PIraEuOVKGrWdTURQ3zYoDuF6iszDA0JmBFB55HoMQNMK3cqCD2SqF0VJYlapGNHng14eI50hIUYHUYAcx2sOPwTkwqIO6mPzgwNItyT6FDDxzv3fLA_osv0GxLn6We9es9ApWfv0CmbvkkQ-p3wOdsVUAKFubvWBTuvFbgjpZpu4G-RKnvoAND0zQozy_e1Gwx7NCqjKV9R2dK5oyEflBQPfZ_SGPAHmJYzUTQvbc6bhmNjPoh5USqTj48lxY2XoVXyAp8m7y__AEFOr58" id="49" name="Picture"/>
             <a:graphic>
               <a:graphicData uri="http://schemas.openxmlformats.org/drawingml/2006/picture">
                 <pic:pic>
                   <pic:nvPicPr>
-                    <pic:cNvPr descr="C:/Users/15919/Desktop/论文草稿/temp/manuscript_figures_pyeak_qz/figure_000004.png" id="50" name="Picture"/>
+                    <pic:cNvPr descr="C:/Users/15919/Desktop/论文草稿/temp/manuscript_figures_vw0nw6pt/figure_000004.png" id="50" name="Picture"/>
                     <pic:cNvPicPr>
                       <a:picLocks noChangeArrowheads="1" noChangeAspect="1"/>
                     </pic:cNvPicPr>

--- a/补充材料.operation.docx
+++ b/补充材料.operation.docx
@@ -2,7 +2,7 @@
 <file path=word/document.xml><?xml version="1.0" encoding="utf-8"?>
 <w:document xmlns:w="http://schemas.openxmlformats.org/wordprocessingml/2006/main" xmlns:m="http://schemas.openxmlformats.org/officeDocument/2006/math" xmlns:r="http://schemas.openxmlformats.org/officeDocument/2006/relationships" xmlns:o="urn:schemas-microsoft-com:office:office" xmlns:v="urn:schemas-microsoft-com:vml" xmlns:w10="urn:schemas-microsoft-com:office:word" xmlns:a="http://schemas.openxmlformats.org/drawingml/2006/main" xmlns:pic="http://schemas.openxmlformats.org/drawingml/2006/picture" xmlns:wp="http://schemas.openxmlformats.org/drawingml/2006/wordprocessingDrawing">
   <w:body>
-    <w:bookmarkStart w:id="52" w:name="补充材料"/>
+    <w:bookmarkStart w:id="48" w:name="补充材料"/>
     <w:p>
       <w:pPr>
         <w:pStyle w:val="1"/>
@@ -16,7 +16,7 @@
         <w:t xml:space="preserve">补充材料</w:t>
       </w:r>
     </w:p>
-    <w:bookmarkStart w:id="36" w:name="stage1ligandseek2-find-与-ligandseek-的对比"/>
+    <w:bookmarkStart w:id="33" w:name="stage1ligandseek-find-的消融"/>
     <w:p>
       <w:pPr>
         <w:pStyle w:val="2"/>
@@ -27,25 +27,16 @@
         <w:rPr>
           <w:rFonts w:hint="eastAsia"/>
         </w:rPr>
-        <w:t xml:space="preserve">Stage1：LigandSeek2-Find</w:t>
-      </w:r>
-      <w:r>
-        <w:t xml:space="preserve"> </w:t>
-      </w:r>
-      <w:r>
-        <w:rPr>
-          <w:rFonts w:hint="eastAsia"/>
-        </w:rPr>
-        <w:t xml:space="preserve">与</w:t>
-      </w:r>
-      <w:r>
-        <w:t xml:space="preserve"> LigandSeek </w:t>
-      </w:r>
-      <w:r>
-        <w:rPr>
-          <w:rFonts w:hint="eastAsia"/>
-        </w:rPr>
-        <w:t xml:space="preserve">的对比</w:t>
+        <w:t xml:space="preserve">Stage1：LigandSeek-Find</w:t>
+      </w:r>
+      <w:r>
+        <w:t xml:space="preserve"> </w:t>
+      </w:r>
+      <w:r>
+        <w:rPr>
+          <w:rFonts w:hint="eastAsia"/>
+        </w:rPr>
+        <w:t xml:space="preserve">的消融</w:t>
       </w:r>
     </w:p>
     <w:p>
@@ -58,61 +49,25 @@
         <w:rPr>
           <w:rFonts w:hint="eastAsia"/>
         </w:rPr>
-        <w:t xml:space="preserve">我们的上一代模型</w:t>
-      </w:r>
-      <w:r>
-        <w:t xml:space="preserve"> LigandSeek </w:t>
-      </w:r>
-      <w:r>
-        <w:rPr>
-          <w:rFonts w:hint="eastAsia"/>
-        </w:rPr>
-        <w:t xml:space="preserve">只能在冷冻电镜（cryo-EM）密度图中定位配体，没有用于身份匹配和构象重建的</w:t>
-      </w:r>
-      <w:r>
-        <w:t xml:space="preserve"> Match </w:t>
-      </w:r>
-      <w:r>
-        <w:rPr>
-          <w:rFonts w:hint="eastAsia"/>
-        </w:rPr>
-        <w:t xml:space="preserve">和</w:t>
-      </w:r>
-      <w:r>
-        <w:t xml:space="preserve"> Build </w:t>
-      </w:r>
-      <w:r>
-        <w:rPr>
-          <w:rFonts w:hint="eastAsia"/>
-        </w:rPr>
-        <w:t xml:space="preserve">阶段。我们使用其最强版本（LigandSeek-PV），并在相同的全配体测试集和小分子测试集上，将</w:t>
-      </w:r>
-      <w:r>
-        <w:t xml:space="preserve"> LigandSeek2-Find </w:t>
-      </w:r>
-      <w:r>
-        <w:rPr>
-          <w:rFonts w:hint="eastAsia"/>
-        </w:rPr>
-        <w:t xml:space="preserve">与</w:t>
-      </w:r>
-      <w:r>
-        <w:t xml:space="preserve"> LigandSeek </w:t>
-      </w:r>
-      <w:r>
-        <w:rPr>
-          <w:rFonts w:hint="eastAsia"/>
-        </w:rPr>
-        <w:t xml:space="preserve">进行对比。测试定义和呈现方式与此前和</w:t>
-      </w:r>
-      <w:r>
-        <w:t xml:space="preserve"> Emap2lig-Find </w:t>
-      </w:r>
-      <w:r>
-        <w:rPr>
-          <w:rFonts w:hint="eastAsia"/>
-        </w:rPr>
-        <w:t xml:space="preserve">的对比一致。</w:t>
+        <w:t xml:space="preserve">为了衡量各项设计对配体定位的贡献，我们在相同的完整测试集上比较六个模型变体。从只接收实验密度的三维</w:t>
+      </w:r>
+      <w:r>
+        <w:t xml:space="preserve"> </w:t>
+      </w:r>
+      <w:r>
+        <w:rPr>
+          <w:rFonts w:hint="eastAsia"/>
+        </w:rPr>
+        <w:t xml:space="preserve">U-Net开始，我们依次加入差密度、多视角密度通道库和受体原子特征。随后在受体嵌入头中引入中心位置编码，再得到最终的</w:t>
+      </w:r>
+      <w:r>
+        <w:t xml:space="preserve"> LigandSeek-Find </w:t>
+      </w:r>
+      <w:r>
+        <w:rPr>
+          <w:rFonts w:hint="eastAsia"/>
+        </w:rPr>
+        <w:t xml:space="preserve">模型。最终模型使用点云分支预测的受体原子结合概率进行高斯候选打分；其余模型都不进行高斯候选打分，使用通常的推理方式。</w:t>
       </w:r>
     </w:p>
     <w:p>
@@ -125,49 +80,19 @@
         <w:rPr>
           <w:rFonts w:hint="eastAsia"/>
         </w:rPr>
-        <w:t xml:space="preserve">在完整测试集上，LigandSeek2-Find</w:t>
-      </w:r>
-      <w:r>
-        <w:t xml:space="preserve"> </w:t>
-      </w:r>
-      <w:r>
-        <w:rPr>
-          <w:rFonts w:hint="eastAsia"/>
-        </w:rPr>
-        <w:t xml:space="preserve">的三项检测指标均高于</w:t>
-      </w:r>
-      <w:r>
-        <w:t xml:space="preserve"> </w:t>
-      </w:r>
-      <w:r>
-        <w:rPr>
-          <w:rFonts w:hint="eastAsia"/>
-        </w:rPr>
-        <w:t xml:space="preserve">LigandSeek（</w:t>
-      </w:r>
-      <w:r>
-        <w:rPr>
-          <w:rStyle w:val="MDFIGREF_eJyrrk7LTC9KTbPKyUxPzEspTk3NNtItK9ZFcA1rEmtrATN3D08"/>
-        </w:rPr>
-        <w:t xml:space="preserve">Fig. 1a</w:t>
-      </w:r>
-      <w:r>
-        <w:rPr>
-          <w:rFonts w:hint="eastAsia"/>
-        </w:rPr>
-        <w:t xml:space="preserve">），包括语义</w:t>
-      </w:r>
-      <w:r>
-        <w:t xml:space="preserve"> </w:t>
-      </w:r>
-      <w:r>
-        <w:rPr>
-          <w:rFonts w:hint="eastAsia"/>
-        </w:rPr>
-        <w:t xml:space="preserve">Dice，以及覆盖阈值为</w:t>
-      </w:r>
-      <w:r>
-        <w:t xml:space="preserve"> 0.3 </w:t>
+        <w:t xml:space="preserve">根据表</w:t>
+      </w:r>
+      <w:r>
+        <w:t xml:space="preserve"> </w:t>
+      </w:r>
+      <w:r>
+        <w:rPr>
+          <w:rFonts w:hint="eastAsia"/>
+        </w:rPr>
+        <w:t xml:space="preserve">4，加入差密度后，GT</w:t>
+      </w:r>
+      <w:r>
+        <w:t xml:space="preserve"> </w:t>
       </w:r>
       <w:r>
         <w:rPr>
@@ -176,34 +101,29 @@
         <w:t xml:space="preserve">和</w:t>
       </w:r>
       <w:r>
-        <w:t xml:space="preserve"> 0.5 </w:t>
-      </w:r>
-      <w:r>
-        <w:rPr>
-          <w:rFonts w:hint="eastAsia"/>
-        </w:rPr>
-        <w:t xml:space="preserve">的一对一</w:t>
-      </w:r>
-      <w:r>
-        <w:t xml:space="preserve"> </w:t>
-      </w:r>
-      <w:r>
-        <w:rPr>
-          <w:rFonts w:hint="eastAsia"/>
-        </w:rPr>
-        <w:t xml:space="preserve">PRAUC。使用沉积受体时，LigandSeek</w:t>
-      </w:r>
-      <w:r>
-        <w:t xml:space="preserve"> </w:t>
-      </w:r>
-      <w:r>
-        <w:rPr>
-          <w:rFonts w:hint="eastAsia"/>
-        </w:rPr>
-        <w:t xml:space="preserve">和</w:t>
-      </w:r>
-      <w:r>
-        <w:t xml:space="preserve"> LigandSeek2-Find </w:t>
+        <w:t xml:space="preserve"> CA2 </w:t>
+      </w:r>
+      <w:r>
+        <w:rPr>
+          <w:rFonts w:hint="eastAsia"/>
+        </w:rPr>
+        <w:t xml:space="preserve">条件下的所有指标均提高。多视角密度通道库则进一步提高了整体检出能力。值得注意的是，对相同的实验密度和模拟受体密度进行确定性变换并不增加任何额外信息，却在不同对比度和空间尺度上突出配体信号，并抑制占主导的受体密度。</w:t>
+      </w:r>
+    </w:p>
+    <w:p>
+      <w:pPr>
+        <w:pStyle w:val="BodyText"/>
+        <w:spacing w:line="360" w:lineRule="auto" w:after="120"/>
+        <w:ind w:firstLine="420"/>
+      </w:pPr>
+      <w:r>
+        <w:rPr>
+          <w:rFonts w:hint="eastAsia"/>
+        </w:rPr>
+        <w:t xml:space="preserve">加入受体原子特征后，CA2</w:t>
+      </w:r>
+      <w:r>
+        <w:t xml:space="preserve"> </w:t>
       </w:r>
       <w:r>
         <w:rPr>
@@ -271,37 +191,10 @@
         <w:rPr>
           <w:rFonts w:hint="eastAsia"/>
         </w:rPr>
-        <w:t xml:space="preserve">分别为</w:t>
-      </w:r>
-      <w:r>
-        <w:t xml:space="preserve"> 0.517 </w:t>
-      </w:r>
-      <w:r>
-        <w:rPr>
-          <w:rFonts w:hint="eastAsia"/>
-        </w:rPr>
-        <w:t xml:space="preserve">和</w:t>
-      </w:r>
-      <w:r>
-        <w:t xml:space="preserve"> </w:t>
-      </w:r>
-      <w:r>
-        <w:rPr>
-          <w:rFonts w:hint="eastAsia"/>
-        </w:rPr>
-        <w:t xml:space="preserve">0.663；使用</w:t>
-      </w:r>
-      <w:r>
-        <w:t xml:space="preserve"> CryoAtom2 </w:t>
-      </w:r>
-      <w:r>
-        <w:rPr>
-          <w:rFonts w:hint="eastAsia"/>
-        </w:rPr>
-        <w:t xml:space="preserve">重建（CA2）受体时，该指标从</w:t>
-      </w:r>
-      <w:r>
-        <w:t xml:space="preserve"> 0.440 </w:t>
+        <w:t xml:space="preserve">从</w:t>
+      </w:r>
+      <w:r>
+        <w:t xml:space="preserve"> 0.508 </w:t>
       </w:r>
       <w:r>
         <w:rPr>
@@ -310,92 +203,58 @@
         <w:t xml:space="preserve">增至</w:t>
       </w:r>
       <w:r>
-        <w:t xml:space="preserve"> 0.541。CA2 </w:t>
-      </w:r>
-      <w:r>
-        <w:rPr>
-          <w:rFonts w:hint="eastAsia"/>
-        </w:rPr>
-        <w:t xml:space="preserve">受体条件下的逐</w:t>
-      </w:r>
-      <w:r>
-        <w:t xml:space="preserve"> PDB </w:t>
-      </w:r>
-      <w:r>
-        <w:rPr>
-          <w:rFonts w:hint="eastAsia"/>
-        </w:rPr>
-        <w:t xml:space="preserve">配对比较中，LigandSeek2-Find</w:t>
-      </w:r>
-      <w:r>
-        <w:t xml:space="preserve"> </w:t>
-      </w:r>
-      <w:r>
-        <w:rPr>
-          <w:rFonts w:hint="eastAsia"/>
-        </w:rPr>
-        <w:t xml:space="preserve">较高、相等、LigandSeek</w:t>
-      </w:r>
-      <w:r>
-        <w:t xml:space="preserve"> </w:t>
-      </w:r>
-      <w:r>
-        <w:rPr>
-          <w:rFonts w:hint="eastAsia"/>
-        </w:rPr>
-        <w:t xml:space="preserve">较高的</w:t>
-      </w:r>
-      <w:r>
-        <w:t xml:space="preserve"> PDB </w:t>
-      </w:r>
-      <w:r>
-        <w:rPr>
-          <w:rFonts w:hint="eastAsia"/>
-        </w:rPr>
-        <w:t xml:space="preserve">数分别为</w:t>
-      </w:r>
-      <w:r>
-        <w:t xml:space="preserve"> </w:t>
-      </w:r>
-      <w:r>
-        <w:rPr>
-          <w:rFonts w:hint="eastAsia"/>
-        </w:rPr>
-        <w:t xml:space="preserve">79、69、31（</w:t>
-      </w:r>
-      <w:r>
-        <w:rPr>
-          <w:rStyle w:val="MDFIGREF_eJyrrk7LTC9KTbPKyUxPzEspTk3NNtItK9ZFcA1rkmtrATN9D1E"/>
-        </w:rPr>
-        <w:t xml:space="preserve">Fig. 1c</w:t>
-      </w:r>
-      <w:r>
-        <w:rPr>
-          <w:rFonts w:hint="eastAsia"/>
-        </w:rPr>
-        <w:t xml:space="preserve">）。</w:t>
-      </w:r>
-    </w:p>
-    <w:p>
-      <w:pPr>
-        <w:pStyle w:val="BodyText"/>
-        <w:spacing w:line="360" w:lineRule="auto" w:after="120"/>
-        <w:ind w:firstLine="420"/>
-      </w:pPr>
-      <w:r>
-        <w:rPr>
-          <w:rFonts w:hint="eastAsia"/>
-        </w:rPr>
-        <w:t xml:space="preserve">在小分子测试子集中，LigandSeek2-Find</w:t>
-      </w:r>
-      <w:r>
-        <w:t xml:space="preserve"> </w:t>
-      </w:r>
-      <w:r>
-        <w:rPr>
-          <w:rFonts w:hint="eastAsia"/>
-        </w:rPr>
-        <w:t xml:space="preserve">同样呈现了整体优势。沉积受体条件下，一对一</w:t>
+        <w:t xml:space="preserve"> </w:t>
+      </w:r>
+      <w:r>
+        <w:rPr>
+          <w:rFonts w:hint="eastAsia"/>
+        </w:rPr>
+        <w:t xml:space="preserve">0.520，GT</w:t>
+      </w:r>
+      <w:r>
+        <w:t xml:space="preserve"> </w:t>
+      </w:r>
+      <w:r>
+        <w:rPr>
+          <w:rFonts w:hint="eastAsia"/>
+        </w:rPr>
+        <w:t xml:space="preserve">则从</w:t>
+      </w:r>
+      <w:r>
+        <w:t xml:space="preserve"> 0.643 </w:t>
+      </w:r>
+      <w:r>
+        <w:rPr>
+          <w:rFonts w:hint="eastAsia"/>
+        </w:rPr>
+        <w:t xml:space="preserve">降至</w:t>
+      </w:r>
+      <w:r>
+        <w:t xml:space="preserve"> </w:t>
+      </w:r>
+      <w:r>
+        <w:rPr>
+          <w:rFonts w:hint="eastAsia"/>
+        </w:rPr>
+        <w:t xml:space="preserve">0.631。进一步引入中心位置编码及点–体素联合建模后，CA2</w:t>
+      </w:r>
+      <w:r>
+        <w:t xml:space="preserve"> </w:t>
+      </w:r>
+      <w:r>
+        <w:rPr>
+          <w:rFonts w:hint="eastAsia"/>
+        </w:rPr>
+        <w:t xml:space="preserve">的</w:t>
+      </w:r>
+      <w:r>
+        <w:t xml:space="preserve"> </w:t>
+      </w:r>
+      <w:r>
+        <w:rPr>
+          <w:rFonts w:hint="eastAsia"/>
+        </w:rPr>
+        <w:t xml:space="preserve">一对一</w:t>
       </w:r>
       <w:r>
         <w:t xml:space="preserve"> </w:t>
@@ -448,2905 +307,6 @@
         <w:rPr>
           <w:rFonts w:hint="eastAsia"/>
         </w:rPr>
-        <w:t xml:space="preserve">从</w:t>
-      </w:r>
-      <w:r>
-        <w:t xml:space="preserve"> 0.621 </w:t>
-      </w:r>
-      <w:r>
-        <w:rPr>
-          <w:rFonts w:hint="eastAsia"/>
-        </w:rPr>
-        <w:t xml:space="preserve">增至</w:t>
-      </w:r>
-      <w:r>
-        <w:t xml:space="preserve"> </w:t>
-      </w:r>
-      <w:r>
-        <w:rPr>
-          <w:rFonts w:hint="eastAsia"/>
-        </w:rPr>
-        <w:t xml:space="preserve">0.701；CA2</w:t>
-      </w:r>
-      <w:r>
-        <w:t xml:space="preserve"> </w:t>
-      </w:r>
-      <w:r>
-        <w:rPr>
-          <w:rFonts w:hint="eastAsia"/>
-        </w:rPr>
-        <w:t xml:space="preserve">受体条件下，该指标从</w:t>
-      </w:r>
-      <w:r>
-        <w:t xml:space="preserve"> 0.568 </w:t>
-      </w:r>
-      <w:r>
-        <w:rPr>
-          <w:rFonts w:hint="eastAsia"/>
-        </w:rPr>
-        <w:t xml:space="preserve">增至</w:t>
-      </w:r>
-      <w:r>
-        <w:t xml:space="preserve"> </w:t>
-      </w:r>
-      <w:r>
-        <w:rPr>
-          <w:rFonts w:hint="eastAsia"/>
-        </w:rPr>
-        <w:t xml:space="preserve">0.573（</w:t>
-      </w:r>
-      <w:r>
-        <w:rPr>
-          <w:rStyle w:val="MDFIGREF_eJyrrk7LTC9KTbPKyUxPzEspTk3NNtItK9ZFcA1rkmprATN6D1A"/>
-        </w:rPr>
-        <w:t xml:space="preserve">Fig. 1b</w:t>
-      </w:r>
-      <w:r>
-        <w:rPr>
-          <w:rFonts w:hint="eastAsia"/>
-        </w:rPr>
-        <w:t xml:space="preserve">）。CA2</w:t>
-      </w:r>
-      <w:r>
-        <w:t xml:space="preserve"> </w:t>
-      </w:r>
-      <w:r>
-        <w:rPr>
-          <w:rFonts w:hint="eastAsia"/>
-        </w:rPr>
-        <w:t xml:space="preserve">受体条件下的逐</w:t>
-      </w:r>
-      <w:r>
-        <w:t xml:space="preserve"> PDB </w:t>
-      </w:r>
-      <w:r>
-        <w:rPr>
-          <w:rFonts w:hint="eastAsia"/>
-        </w:rPr>
-        <w:t xml:space="preserve">配对比较中，LigandSeek2-Find</w:t>
-      </w:r>
-      <w:r>
-        <w:t xml:space="preserve"> </w:t>
-      </w:r>
-      <w:r>
-        <w:rPr>
-          <w:rFonts w:hint="eastAsia"/>
-        </w:rPr>
-        <w:t xml:space="preserve">比</w:t>
-      </w:r>
-      <w:r>
-        <w:t xml:space="preserve"> LigandSeek </w:t>
-      </w:r>
-      <w:r>
-        <w:rPr>
-          <w:rFonts w:hint="eastAsia"/>
-        </w:rPr>
-        <w:t xml:space="preserve">更好、相等、更差的</w:t>
-      </w:r>
-      <w:r>
-        <w:t xml:space="preserve"> PDB </w:t>
-      </w:r>
-      <w:r>
-        <w:rPr>
-          <w:rFonts w:hint="eastAsia"/>
-        </w:rPr>
-        <w:t xml:space="preserve">数分别为</w:t>
-      </w:r>
-      <w:r>
-        <w:t xml:space="preserve"> </w:t>
-      </w:r>
-      <w:r>
-        <w:rPr>
-          <w:rFonts w:hint="eastAsia"/>
-        </w:rPr>
-        <w:t xml:space="preserve">27、46、21（</w:t>
-      </w:r>
-      <w:r>
-        <w:rPr>
-          <w:rStyle w:val="MDFIGREF_eJyrrk7LTC9KTbPKyUxPzEspTk3NNtItK9ZFcA1rUmprATOAD1I"/>
-        </w:rPr>
-        <w:t xml:space="preserve">Fig. 1d</w:t>
-      </w:r>
-      <w:r>
-        <w:rPr>
-          <w:rFonts w:hint="eastAsia"/>
-        </w:rPr>
-        <w:t xml:space="preserve">）。精确率与召回率的逐</w:t>
-      </w:r>
-      <w:r>
-        <w:t xml:space="preserve"> </w:t>
-      </w:r>
-      <w:r>
-        <w:t xml:space="preserve">PDB </w:t>
-      </w:r>
-      <w:r>
-        <w:rPr>
-          <w:rFonts w:hint="eastAsia"/>
-        </w:rPr>
-        <w:t xml:space="preserve">分布见</w:t>
-      </w:r>
-      <w:r>
-        <w:t xml:space="preserve"> </w:t>
-      </w:r>
-      <w:r>
-        <w:rPr>
-          <w:rStyle w:val="MDFIGREF_eJyrrk7LTC9KTbPKyUxPzEspTk3NNtItK9ZFcA1rUnXSamsBUhcP5Q"/>
-        </w:rPr>
-        <w:t xml:space="preserve">Fig. 1e, f</w:t>
-      </w:r>
-      <w:r>
-        <w:t xml:space="preserve">。</w:t>
-      </w:r>
-    </w:p>
-    <w:p>
-      <w:pPr>
-        <w:pStyle w:val="BodyText"/>
-        <w:spacing w:line="360" w:lineRule="auto" w:after="120"/>
-        <w:ind w:firstLine="420"/>
-      </w:pPr>
-      <w:r>
-        <w:t xml:space="preserve">LigandSeek2-Find </w:t>
-      </w:r>
-      <w:r>
-        <w:rPr>
-          <w:rFonts w:hint="eastAsia"/>
-        </w:rPr>
-        <w:t xml:space="preserve">在全配体上相对于上一代</w:t>
-      </w:r>
-      <w:r>
-        <w:t xml:space="preserve"> LigandSeek </w:t>
-      </w:r>
-      <w:r>
-        <w:rPr>
-          <w:rFonts w:hint="eastAsia"/>
-        </w:rPr>
-        <w:t xml:space="preserve">的平均优势，比在小分子这个单独类别上明显多很多。我们认为这主要是由于训练时前景块采样规则的变化所导致的：LigandSeek</w:t>
-      </w:r>
-      <w:r>
-        <w:t xml:space="preserve"> </w:t>
-      </w:r>
-      <w:r>
-        <w:rPr>
-          <w:rFonts w:hint="eastAsia"/>
-        </w:rPr>
-        <w:t xml:space="preserve">的采样类似于“按照配体的重原子数目对不同配体进行加权”；而</w:t>
-      </w:r>
-      <w:r>
-        <w:t xml:space="preserve"> LigandSeek2-Find </w:t>
-      </w:r>
-      <w:r>
-        <w:rPr>
-          <w:rFonts w:hint="eastAsia"/>
-        </w:rPr>
-        <w:t xml:space="preserve">则将同一</w:t>
-      </w:r>
-      <w:r>
-        <w:t xml:space="preserve"> PDB </w:t>
-      </w:r>
-      <w:r>
-        <w:rPr>
-          <w:rFonts w:hint="eastAsia"/>
-        </w:rPr>
-        <w:t xml:space="preserve">内的所有配体等权采样，采样机会与重原子数目无关。在全部预处理数据中，小分子的重原子数平均为</w:t>
-      </w:r>
-      <w:r>
-        <w:t xml:space="preserve"> 38.49 </w:t>
-      </w:r>
-      <w:r>
-        <w:rPr>
-          <w:rFonts w:hint="eastAsia"/>
-        </w:rPr>
-        <w:t xml:space="preserve">个，多于所有配体的平均数</w:t>
-      </w:r>
-      <w:r>
-        <w:t xml:space="preserve"> 17.02 </w:t>
-      </w:r>
-      <w:r>
-        <w:rPr>
-          <w:rFonts w:hint="eastAsia"/>
-        </w:rPr>
-        <w:t xml:space="preserve">个，所以上一代模型在训练时实质上更关注小分子配体。</w:t>
-      </w:r>
-    </w:p>
-    <w:p>
-      <w:pPr>
-        <w:pStyle w:val="CaptionedFigure"/>
-        <w:keepNext/>
-        <w:spacing w:line="240" w:lineRule="auto" w:before="0" w:after="0"/>
-        <w:ind w:firstLine="0"/>
-        <w:jc w:val="center"/>
-      </w:pPr>
-      <w:r>
-        <w:drawing>
-          <wp:inline>
-            <wp:extent cx="5120640" cy="5927466"/>
-            <wp:effectExtent b="0" l="0" r="0" t="0"/>
-            <wp:docPr descr="Fig. 1 | LigandSeek2-Find 与 LigandSeek 的配体区域检出。比较 LigandSeek2-Find 与第一代 LigandSeek 在沉积受体（GT）和 CryoAtom2 重建受体（CA2）条件下的表现。左列为全配体测试集（179 个 PDB，2,502 个配体实例），右列为小分子测试子集（94 个 PDB，821 个小分子实例）。" title="MDPPTFIG_eJztXOtv2zYQ_1cEA_vWRrIbO7XRFcicpRiQFUG7fpqGgJFpW4gsCaJiJ10HeH3ECfIqurbp6j4WdOuyNk2CrFtd5_XHVLLsT_kXdhTlRx8YirXILNUBLB3J45GnH3k6Hql8H9KRmQ0luJBzc8cu7_MjcgapqfMYT0TG8mSsnQz36bo5FTrGhQxMNCWPU7RWMiGKFwg2iCiGo_FwXBSHMJkwNV0U6xvV2u1SfXHOWTsQRSZeFN9DvopymMpW3DJCWY_nyfF2Mky5UjLRFTQ9VpBTTIFoX0xWaYmEdFPW1LEcMiYmdSj6NnSqkNC5qZyikkThczGUNU09wfNEyuIcIn2ajlUoTGtGDpmQNDJ8QTNSuqFJmBBZzeQUPiIIMT6HZFUMnabSRg33dt6cVjBXSOSRAnK_yqEMTrLmKR_f5KC8ExjrZ_GU6Wa3E4wekVVMWiVeqpAgOpKgfWhAgSxoIdIviCEveW5SoVlo0tS8xjx2WlNWU8CWlg1ijrCqgscEJaxnTAV28ehhTTUJ1ENEkmWoYy8uAYbWzoG9Me-2ixExB4mM3lWWHVTJ25Xctphg2sS4mx53ySTT2L1D5y-2nmP4ZFOhi6w6655JIXSVpProMA6xkcfAOixn-rgwd4nrGF3Hh-kjoLXZEz8SZWmBrJqQ36x7NA_AqiwdsaZHoVUHnJ8KkM7dq41ri9beT_ZC1X74sPaoaJeqr4qXu0_9D1Cytnmzvn_l_x2wH2dYdq2V-TBb4qyvW5WitfMoCBgFCx373lpte875fdNeXgEzcbg7e-abw905-8aCf7FKGtPaoKnlIsGCqlFatHeqLZySgxEAqnZ_1dr526rMg6Wvr645S1tg3e0Xj-3ZFatSta-tMfNf-2u-vnmrUZ6BiuGBuH-xDRSiVuVJD4muQGJ06IvD3YXIsagQ6SHSFYjA3PA8140H1v48mDoAyF7-0zNsW8v27Iz97DozbEAw2xbv78HXLfD1kOgKJJhpOxkJ9_DoCjxgZrSsV8u2vbkkp_G00zT4eKoXaQxypBH5dlK-Kv4YwBDheKBMDdj9RvG6b4cYB68ubkiWcLBeAPaNhfrjGad8u3Fn1i7ugjfrX4SEvhNgCIS-aLAgcu5etSpFe_MlXP0LTqAgGT03eCEJblJ9c9N-seFUD2i069cqYORfgKh9CxRItfurTnmjflCur_o4fhwWjgmCEDBk1lf9C8i4ppnENJAeLEwapcVGqVT75YW9v2LPbsFLx75fAo_Av0DFo58FCyJ7odpYed5bnX-aq3PJtzMxmKvzVKBsC6zOk4O97abuAINtq7d20_2LSuAPEwUBmmCBQg8Z-j3MGCxAys9rS7-xY5H0OFDzFJBVeQYvnTcthH-BCxRotfLzxtM74Lg55YrzbA4IyLH2lmB2-RehwE2t2q0tunU7-9TXYftAQTIQh7kSo5cT4cPdcmtzHaxdAKCKDIBi_TG4RMK-iEO0uJuBgV5M4mOugbFvh3IwYxLpQNnSXkyii8B4IyYB2ATp3ECwsOo8MeBs7zurG85Syb6xYC-v2-UHQMO7u7a5bFWeOJdfWjuP6qtr9JMoP5-SDZ5v7-5egwvp_LxXn9t2_qjaB1fsezMAo7O94lQPmDvJDh6Ad2ntLdLlAIBcLkMRJP9tu-g78NNan5CHouGIEOsXpqLxyEB_LHbplC5LCfh5Xhx6Ly8uZaDCW-6bJwFk_RcZUM2cNHBLjPFeQrR0WpbwkCZN5rBqMkkGVhB1FElW1gkFgmqo5kdlicJAE9LZ_KjBpTCRaCvJBO9--c-7H_7z3nf_fOdn_7yJczqoqU5CFVk3x9JyBjpLxvIFQS3EdJNnGWMC_Qv36WoGFJFTIP1EFCj6nwCAHm3qCNC0-tHuEusgok9wRJMmCKdqySxSM3jQMLRCFqMUoYOLymsWEB1LJssEme2qHQ0wqfxbD2FckfVhWVFoi5R26zMCJYhpYFPKUjINPOegFbf8tUSLiX9dHk0R8Hy58cLXWqrTfUaJqbSRo3cAjptiDjM33XKc3XxaTN15iZZ7wxW4JMrmjVqPmW0-toXq4IifwVqOowRwG9BT1izKjxDG26aa3LRc1VjX-TaJEorK0UVNPBqJMinv5KK4fOm6-x00SphIVprZnbSies-L6C1c4Hc69MM_s7TNTw" id="34" name="Picture"/>
-            <a:graphic>
-              <a:graphicData uri="http://schemas.openxmlformats.org/drawingml/2006/picture">
-                <pic:pic>
-                  <pic:nvPicPr>
-                    <pic:cNvPr descr="C:/Users/15919/Desktop/论文草稿/temp/manuscript_figures_vw0nw6pt/figure_000001.png" id="35" name="Picture"/>
-                    <pic:cNvPicPr>
-                      <a:picLocks noChangeArrowheads="1" noChangeAspect="1"/>
-                    </pic:cNvPicPr>
-                  </pic:nvPicPr>
-                  <pic:blipFill>
-                    <a:blip r:embed="rId33"/>
-                    <a:stretch>
-                      <a:fillRect/>
-                    </a:stretch>
-                  </pic:blipFill>
-                  <pic:spPr bwMode="auto">
-                    <a:xfrm>
-                      <a:off x="0" y="0"/>
-                      <a:ext cx="5120640" cy="5927466"/>
-                    </a:xfrm>
-                    <a:prstGeom prst="rect">
-                      <a:avLst/>
-                    </a:prstGeom>
-                    <a:noFill/>
-                    <a:ln w="9525">
-                      <a:noFill/>
-                      <a:headEnd/>
-                      <a:tailEnd/>
-                    </a:ln>
-                  </pic:spPr>
-                </pic:pic>
-              </a:graphicData>
-            </a:graphic>
-          </wp:inline>
-        </w:drawing>
-      </w:r>
-    </w:p>
-    <w:p>
-      <w:pPr>
-        <w:pStyle w:val="ImageCaption"/>
-        <w:keepNext/>
-        <w:keepLines/>
-        <w:spacing w:line="240" w:lineRule="auto"/>
-        <w:ind w:firstLine="0"/>
-      </w:pPr>
-      <w:r>
-        <w:rPr>
-          <w:rFonts w:ascii="华文仿宋" w:hAnsi="华文仿宋" w:eastAsia="华文仿宋"/>
-          <w:b/>
-          <w:bCs/>
-          <w:sz w:val="18"/>
-        </w:rPr>
-        <w:t xml:space="preserve">Fig. 1 | LigandSeek2-Find </w:t>
-      </w:r>
-      <w:r>
-        <w:rPr>
-          <w:rFonts w:hint="eastAsia" w:ascii="华文仿宋" w:hAnsi="华文仿宋" w:eastAsia="华文仿宋"/>
-          <w:b/>
-          <w:bCs/>
-          <w:sz w:val="18"/>
-        </w:rPr>
-        <w:t xml:space="preserve">与</w:t>
-      </w:r>
-      <w:r>
-        <w:rPr>
-          <w:rFonts w:ascii="华文仿宋" w:hAnsi="华文仿宋" w:eastAsia="华文仿宋"/>
-          <w:b/>
-          <w:bCs/>
-          <w:sz w:val="18"/>
-        </w:rPr>
-        <w:t xml:space="preserve"> LigandSeek </w:t>
-      </w:r>
-      <w:r>
-        <w:rPr>
-          <w:rFonts w:hint="eastAsia" w:ascii="华文仿宋" w:hAnsi="华文仿宋" w:eastAsia="华文仿宋"/>
-          <w:b/>
-          <w:bCs/>
-          <w:sz w:val="18"/>
-        </w:rPr>
-        <w:t xml:space="preserve">的配体区域检出。</w:t>
-      </w:r>
-      <w:r>
-        <w:rPr>
-          <w:rFonts w:hint="eastAsia" w:ascii="华文仿宋" w:hAnsi="华文仿宋" w:eastAsia="华文仿宋"/>
-          <w:sz w:val="18"/>
-        </w:rPr>
-        <w:t xml:space="preserve">比较</w:t>
-      </w:r>
-      <w:r>
-        <w:rPr>
-          <w:rFonts w:ascii="华文仿宋" w:hAnsi="华文仿宋" w:eastAsia="华文仿宋"/>
-          <w:sz w:val="18"/>
-        </w:rPr>
-        <w:t xml:space="preserve"> LigandSeek2-Find </w:t>
-      </w:r>
-      <w:r>
-        <w:rPr>
-          <w:rFonts w:hint="eastAsia" w:ascii="华文仿宋" w:hAnsi="华文仿宋" w:eastAsia="华文仿宋"/>
-          <w:sz w:val="18"/>
-        </w:rPr>
-        <w:t xml:space="preserve">与第一代</w:t>
-      </w:r>
-      <w:r>
-        <w:rPr>
-          <w:rFonts w:ascii="华文仿宋" w:hAnsi="华文仿宋" w:eastAsia="华文仿宋"/>
-          <w:sz w:val="18"/>
-        </w:rPr>
-        <w:t xml:space="preserve"> LigandSeek </w:t>
-      </w:r>
-      <w:r>
-        <w:rPr>
-          <w:rFonts w:hint="eastAsia" w:ascii="华文仿宋" w:hAnsi="华文仿宋" w:eastAsia="华文仿宋"/>
-          <w:sz w:val="18"/>
-        </w:rPr>
-        <w:t xml:space="preserve">在沉积受体（GT）和</w:t>
-      </w:r>
-      <w:r>
-        <w:rPr>
-          <w:rFonts w:ascii="华文仿宋" w:hAnsi="华文仿宋" w:eastAsia="华文仿宋"/>
-          <w:sz w:val="18"/>
-        </w:rPr>
-        <w:t xml:space="preserve"> CryoAtom2 </w:t>
-      </w:r>
-      <w:r>
-        <w:rPr>
-          <w:rFonts w:hint="eastAsia" w:ascii="华文仿宋" w:hAnsi="华文仿宋" w:eastAsia="华文仿宋"/>
-          <w:sz w:val="18"/>
-        </w:rPr>
-        <w:t xml:space="preserve">重建受体（CA2）条件下的表现。左列为全配体测试集（179</w:t>
-      </w:r>
-      <w:r>
-        <w:rPr>
-          <w:rFonts w:ascii="华文仿宋" w:hAnsi="华文仿宋" w:eastAsia="华文仿宋"/>
-          <w:sz w:val="18"/>
-        </w:rPr>
-        <w:t xml:space="preserve"> </w:t>
-      </w:r>
-      <w:r>
-        <w:rPr>
-          <w:rFonts w:hint="eastAsia" w:ascii="华文仿宋" w:hAnsi="华文仿宋" w:eastAsia="华文仿宋"/>
-          <w:sz w:val="18"/>
-        </w:rPr>
-        <w:t xml:space="preserve">个</w:t>
-      </w:r>
-      <w:r>
-        <w:rPr>
-          <w:rFonts w:ascii="华文仿宋" w:hAnsi="华文仿宋" w:eastAsia="华文仿宋"/>
-          <w:sz w:val="18"/>
-        </w:rPr>
-        <w:t xml:space="preserve"> </w:t>
-      </w:r>
-      <w:r>
-        <w:rPr>
-          <w:rFonts w:hint="eastAsia" w:ascii="华文仿宋" w:hAnsi="华文仿宋" w:eastAsia="华文仿宋"/>
-          <w:sz w:val="18"/>
-        </w:rPr>
-        <w:t xml:space="preserve">PDB，2,502</w:t>
-      </w:r>
-      <w:r>
-        <w:rPr>
-          <w:rFonts w:ascii="华文仿宋" w:hAnsi="华文仿宋" w:eastAsia="华文仿宋"/>
-          <w:sz w:val="18"/>
-        </w:rPr>
-        <w:t xml:space="preserve"> </w:t>
-      </w:r>
-      <w:r>
-        <w:rPr>
-          <w:rFonts w:hint="eastAsia" w:ascii="华文仿宋" w:hAnsi="华文仿宋" w:eastAsia="华文仿宋"/>
-          <w:sz w:val="18"/>
-        </w:rPr>
-        <w:t xml:space="preserve">个配体实例），右列为小分子测试子集（94</w:t>
-      </w:r>
-      <w:r>
-        <w:rPr>
-          <w:rFonts w:ascii="华文仿宋" w:hAnsi="华文仿宋" w:eastAsia="华文仿宋"/>
-          <w:sz w:val="18"/>
-        </w:rPr>
-        <w:t xml:space="preserve"> </w:t>
-      </w:r>
-      <w:r>
-        <w:rPr>
-          <w:rFonts w:hint="eastAsia" w:ascii="华文仿宋" w:hAnsi="华文仿宋" w:eastAsia="华文仿宋"/>
-          <w:sz w:val="18"/>
-        </w:rPr>
-        <w:t xml:space="preserve">个</w:t>
-      </w:r>
-      <w:r>
-        <w:rPr>
-          <w:rFonts w:ascii="华文仿宋" w:hAnsi="华文仿宋" w:eastAsia="华文仿宋"/>
-          <w:sz w:val="18"/>
-        </w:rPr>
-        <w:t xml:space="preserve"> </w:t>
-      </w:r>
-      <w:r>
-        <w:rPr>
-          <w:rFonts w:hint="eastAsia" w:ascii="华文仿宋" w:hAnsi="华文仿宋" w:eastAsia="华文仿宋"/>
-          <w:sz w:val="18"/>
-        </w:rPr>
-        <w:t xml:space="preserve">PDB，821</w:t>
-      </w:r>
-      <w:r>
-        <w:rPr>
-          <w:rFonts w:ascii="华文仿宋" w:hAnsi="华文仿宋" w:eastAsia="华文仿宋"/>
-          <w:sz w:val="18"/>
-        </w:rPr>
-        <w:t xml:space="preserve"> </w:t>
-      </w:r>
-      <w:r>
-        <w:rPr>
-          <w:rFonts w:hint="eastAsia" w:ascii="华文仿宋" w:hAnsi="华文仿宋" w:eastAsia="华文仿宋"/>
-          <w:sz w:val="18"/>
-        </w:rPr>
-        <w:t xml:space="preserve">个小分子实例）。</w:t>
-      </w:r>
-    </w:p>
-    <w:p>
-      <w:pPr>
-        <w:pStyle w:val="ImageCaption"/>
-        <w:keepNext/>
-        <w:keepLines/>
-        <w:spacing w:line="240" w:lineRule="auto"/>
-        <w:ind w:firstLine="0"/>
-      </w:pPr>
-      <w:r>
-        <w:rPr>
-          <w:rFonts w:ascii="华文仿宋" w:hAnsi="华文仿宋" w:eastAsia="华文仿宋"/>
-          <w:b/>
-          <w:bCs/>
-          <w:sz w:val="18"/>
-        </w:rPr>
-        <w:t xml:space="preserve">a</w:t>
-      </w:r>
-      <w:r>
-        <w:rPr>
-          <w:rFonts w:ascii="华文仿宋" w:hAnsi="华文仿宋" w:eastAsia="华文仿宋"/>
-          <w:sz w:val="18"/>
-        </w:rPr>
-        <w:t xml:space="preserve">、</w:t>
-      </w:r>
-      <w:r>
-        <w:rPr>
-          <w:rFonts w:ascii="华文仿宋" w:hAnsi="华文仿宋" w:eastAsia="华文仿宋"/>
-          <w:b/>
-          <w:bCs/>
-          <w:sz w:val="18"/>
-        </w:rPr>
-        <w:t xml:space="preserve">b</w:t>
-      </w:r>
-      <w:r>
-        <w:rPr>
-          <w:rFonts w:hint="eastAsia" w:ascii="华文仿宋" w:hAnsi="华文仿宋" w:eastAsia="华文仿宋"/>
-          <w:sz w:val="18"/>
-        </w:rPr>
-        <w:t xml:space="preserve">，逐</w:t>
-      </w:r>
-      <w:r>
-        <w:rPr>
-          <w:rFonts w:ascii="华文仿宋" w:hAnsi="华文仿宋" w:eastAsia="华文仿宋"/>
-          <w:sz w:val="18"/>
-        </w:rPr>
-        <w:t xml:space="preserve"> PDB Dice </w:t>
-      </w:r>
-      <w:r>
-        <w:rPr>
-          <w:rFonts w:hint="eastAsia" w:ascii="华文仿宋" w:hAnsi="华文仿宋" w:eastAsia="华文仿宋"/>
-          <w:sz w:val="18"/>
-        </w:rPr>
-        <w:t xml:space="preserve">和覆盖阈值为</w:t>
-      </w:r>
-      <w:r>
-        <w:rPr>
-          <w:rFonts w:ascii="华文仿宋" w:hAnsi="华文仿宋" w:eastAsia="华文仿宋"/>
-          <w:sz w:val="18"/>
-        </w:rPr>
-        <w:t xml:space="preserve"> 0.3、0.5 </w:t>
-      </w:r>
-      <w:r>
-        <w:rPr>
-          <w:rFonts w:hint="eastAsia" w:ascii="华文仿宋" w:hAnsi="华文仿宋" w:eastAsia="华文仿宋"/>
-          <w:sz w:val="18"/>
-        </w:rPr>
-        <w:t xml:space="preserve">的一对一</w:t>
-      </w:r>
-      <w:r>
-        <w:rPr>
-          <w:rFonts w:ascii="华文仿宋" w:hAnsi="华文仿宋" w:eastAsia="华文仿宋"/>
-          <w:sz w:val="18"/>
-        </w:rPr>
-        <w:t xml:space="preserve"> </w:t>
-      </w:r>
-      <w:r>
-        <w:rPr>
-          <w:rFonts w:hint="eastAsia" w:ascii="华文仿宋" w:hAnsi="华文仿宋" w:eastAsia="华文仿宋"/>
-          <w:sz w:val="18"/>
-        </w:rPr>
-        <w:t xml:space="preserve">PRAUC。误差线表示对</w:t>
-      </w:r>
-      <w:r>
-        <w:rPr>
-          <w:rFonts w:ascii="华文仿宋" w:hAnsi="华文仿宋" w:eastAsia="华文仿宋"/>
-          <w:sz w:val="18"/>
-        </w:rPr>
-        <w:t xml:space="preserve"> PDB </w:t>
-      </w:r>
-      <w:r>
-        <w:rPr>
-          <w:rFonts w:hint="eastAsia" w:ascii="华文仿宋" w:hAnsi="华文仿宋" w:eastAsia="华文仿宋"/>
-          <w:sz w:val="18"/>
-        </w:rPr>
-        <w:t xml:space="preserve">条目进行</w:t>
-      </w:r>
-      <w:r>
-        <w:rPr>
-          <w:rFonts w:ascii="华文仿宋" w:hAnsi="华文仿宋" w:eastAsia="华文仿宋"/>
-          <w:sz w:val="18"/>
-        </w:rPr>
-        <w:t xml:space="preserve"> 10,000 </w:t>
-      </w:r>
-      <w:r>
-        <w:rPr>
-          <w:rFonts w:hint="eastAsia" w:ascii="华文仿宋" w:hAnsi="华文仿宋" w:eastAsia="华文仿宋"/>
-          <w:sz w:val="18"/>
-        </w:rPr>
-        <w:t xml:space="preserve">次</w:t>
-      </w:r>
-      <w:r>
-        <w:rPr>
-          <w:rFonts w:ascii="华文仿宋" w:hAnsi="华文仿宋" w:eastAsia="华文仿宋"/>
-          <w:sz w:val="18"/>
-        </w:rPr>
-        <w:t xml:space="preserve"> bootstrap </w:t>
-      </w:r>
-      <w:r>
-        <w:rPr>
-          <w:rFonts w:hint="eastAsia" w:ascii="华文仿宋" w:hAnsi="华文仿宋" w:eastAsia="华文仿宋"/>
-          <w:sz w:val="18"/>
-        </w:rPr>
-        <w:t xml:space="preserve">重采样得到的均值</w:t>
-      </w:r>
-      <w:r>
-        <w:rPr>
-          <w:rFonts w:ascii="华文仿宋" w:hAnsi="华文仿宋" w:eastAsia="华文仿宋"/>
-          <w:sz w:val="18"/>
-        </w:rPr>
-        <w:t xml:space="preserve"> 95% </w:t>
-      </w:r>
-      <w:r>
-        <w:rPr>
-          <w:rFonts w:hint="eastAsia" w:ascii="华文仿宋" w:hAnsi="华文仿宋" w:eastAsia="华文仿宋"/>
-          <w:sz w:val="18"/>
-        </w:rPr>
-        <w:t xml:space="preserve">区间。</w:t>
-      </w:r>
-    </w:p>
-    <w:p>
-      <w:pPr>
-        <w:pStyle w:val="ImageCaption"/>
-        <w:keepNext/>
-        <w:keepLines/>
-        <w:spacing w:line="240" w:lineRule="auto"/>
-        <w:ind w:firstLine="0"/>
-      </w:pPr>
-      <w:r>
-        <w:rPr>
-          <w:rFonts w:ascii="华文仿宋" w:hAnsi="华文仿宋" w:eastAsia="华文仿宋"/>
-          <w:b/>
-          <w:bCs/>
-          <w:sz w:val="18"/>
-        </w:rPr>
-        <w:t xml:space="preserve">c</w:t>
-      </w:r>
-      <w:r>
-        <w:rPr>
-          <w:rFonts w:ascii="华文仿宋" w:hAnsi="华文仿宋" w:eastAsia="华文仿宋"/>
-          <w:sz w:val="18"/>
-        </w:rPr>
-        <w:t xml:space="preserve">、</w:t>
-      </w:r>
-      <w:r>
-        <w:rPr>
-          <w:rFonts w:ascii="华文仿宋" w:hAnsi="华文仿宋" w:eastAsia="华文仿宋"/>
-          <w:b/>
-          <w:bCs/>
-          <w:sz w:val="18"/>
-        </w:rPr>
-        <w:t xml:space="preserve">d</w:t>
-      </w:r>
-      <w:r>
-        <w:rPr>
-          <w:rFonts w:hint="eastAsia" w:ascii="华文仿宋" w:hAnsi="华文仿宋" w:eastAsia="华文仿宋"/>
-          <w:sz w:val="18"/>
-        </w:rPr>
-        <w:t xml:space="preserve">，CA2</w:t>
-      </w:r>
-      <w:r>
-        <w:rPr>
-          <w:rFonts w:ascii="华文仿宋" w:hAnsi="华文仿宋" w:eastAsia="华文仿宋"/>
-          <w:sz w:val="18"/>
-        </w:rPr>
-        <w:t xml:space="preserve"> </w:t>
-      </w:r>
-      <w:r>
-        <w:rPr>
-          <w:rFonts w:hint="eastAsia" w:ascii="华文仿宋" w:hAnsi="华文仿宋" w:eastAsia="华文仿宋"/>
-          <w:sz w:val="18"/>
-        </w:rPr>
-        <w:t xml:space="preserve">受体条件下</w:t>
-      </w:r>
-      <w:r>
-        <w:rPr>
-          <w:rFonts w:ascii="华文仿宋" w:hAnsi="华文仿宋" w:eastAsia="华文仿宋"/>
-          <w:sz w:val="18"/>
-        </w:rPr>
-        <w:t xml:space="preserve"> LigandSeek2-Find </w:t>
-      </w:r>
-      <w:r>
-        <w:rPr>
-          <w:rFonts w:hint="eastAsia" w:ascii="华文仿宋" w:hAnsi="华文仿宋" w:eastAsia="华文仿宋"/>
-          <w:sz w:val="18"/>
-        </w:rPr>
-        <w:t xml:space="preserve">与</w:t>
-      </w:r>
-      <w:r>
-        <w:rPr>
-          <w:rFonts w:ascii="华文仿宋" w:hAnsi="华文仿宋" w:eastAsia="华文仿宋"/>
-          <w:sz w:val="18"/>
-        </w:rPr>
-        <w:t xml:space="preserve"> LigandSeek </w:t>
-      </w:r>
-      <w:r>
-        <w:rPr>
-          <w:rFonts w:hint="eastAsia" w:ascii="华文仿宋" w:hAnsi="华文仿宋" w:eastAsia="华文仿宋"/>
-          <w:sz w:val="18"/>
-        </w:rPr>
-        <w:t xml:space="preserve">的逐</w:t>
-      </w:r>
-      <w:r>
-        <w:rPr>
-          <w:rFonts w:ascii="华文仿宋" w:hAnsi="华文仿宋" w:eastAsia="华文仿宋"/>
-          <w:sz w:val="18"/>
-        </w:rPr>
-        <w:t xml:space="preserve"> PDB </w:t>
-      </w:r>
-      <w:r>
-        <w:rPr>
-          <w:rFonts w:hint="eastAsia" w:ascii="华文仿宋" w:hAnsi="华文仿宋" w:eastAsia="华文仿宋"/>
-          <w:sz w:val="18"/>
-        </w:rPr>
-        <w:t xml:space="preserve">直接比较。全配体中，LigandSeek2-Find</w:t>
-      </w:r>
-      <w:r>
-        <w:rPr>
-          <w:rFonts w:ascii="华文仿宋" w:hAnsi="华文仿宋" w:eastAsia="华文仿宋"/>
-          <w:sz w:val="18"/>
-        </w:rPr>
-        <w:t xml:space="preserve"> </w:t>
-      </w:r>
-      <w:r>
-        <w:rPr>
-          <w:rFonts w:hint="eastAsia" w:ascii="华文仿宋" w:hAnsi="华文仿宋" w:eastAsia="华文仿宋"/>
-          <w:sz w:val="18"/>
-        </w:rPr>
-        <w:t xml:space="preserve">更高、相等、更低的</w:t>
-      </w:r>
-      <w:r>
-        <w:rPr>
-          <w:rFonts w:ascii="华文仿宋" w:hAnsi="华文仿宋" w:eastAsia="华文仿宋"/>
-          <w:sz w:val="18"/>
-        </w:rPr>
-        <w:t xml:space="preserve"> PDB </w:t>
-      </w:r>
-      <w:r>
-        <w:rPr>
-          <w:rFonts w:hint="eastAsia" w:ascii="华文仿宋" w:hAnsi="华文仿宋" w:eastAsia="华文仿宋"/>
-          <w:sz w:val="18"/>
-        </w:rPr>
-        <w:t xml:space="preserve">数分别为</w:t>
-      </w:r>
-      <w:r>
-        <w:rPr>
-          <w:rFonts w:ascii="华文仿宋" w:hAnsi="华文仿宋" w:eastAsia="华文仿宋"/>
-          <w:sz w:val="18"/>
-        </w:rPr>
-        <w:t xml:space="preserve"> </w:t>
-      </w:r>
-      <w:r>
-        <w:rPr>
-          <w:rFonts w:hint="eastAsia" w:ascii="华文仿宋" w:hAnsi="华文仿宋" w:eastAsia="华文仿宋"/>
-          <w:sz w:val="18"/>
-        </w:rPr>
-        <w:t xml:space="preserve">79、69、31；小分子中分别为</w:t>
-      </w:r>
-      <w:r>
-        <w:rPr>
-          <w:rFonts w:ascii="华文仿宋" w:hAnsi="华文仿宋" w:eastAsia="华文仿宋"/>
-          <w:sz w:val="18"/>
-        </w:rPr>
-        <w:t xml:space="preserve"> 27、46、21。</w:t>
-      </w:r>
-    </w:p>
-    <w:p>
-      <w:pPr>
-        <w:pStyle w:val="ImageCaption"/>
-        <w:keepNext w:val="0"/>
-        <w:keepLines/>
-        <w:spacing w:line="240" w:lineRule="auto"/>
-        <w:ind w:firstLine="0"/>
-      </w:pPr>
-      <w:r>
-        <w:rPr>
-          <w:rFonts w:ascii="华文仿宋" w:hAnsi="华文仿宋" w:eastAsia="华文仿宋"/>
-          <w:b/>
-          <w:bCs/>
-          <w:sz w:val="18"/>
-        </w:rPr>
-        <w:t xml:space="preserve">e</w:t>
-      </w:r>
-      <w:r>
-        <w:rPr>
-          <w:rFonts w:ascii="华文仿宋" w:hAnsi="华文仿宋" w:eastAsia="华文仿宋"/>
-          <w:sz w:val="18"/>
-        </w:rPr>
-        <w:t xml:space="preserve">、</w:t>
-      </w:r>
-      <w:r>
-        <w:rPr>
-          <w:rFonts w:ascii="华文仿宋" w:hAnsi="华文仿宋" w:eastAsia="华文仿宋"/>
-          <w:b/>
-          <w:bCs/>
-          <w:sz w:val="18"/>
-        </w:rPr>
-        <w:t xml:space="preserve">f</w:t>
-      </w:r>
-      <w:r>
-        <w:rPr>
-          <w:rFonts w:hint="eastAsia" w:ascii="华文仿宋" w:hAnsi="华文仿宋" w:eastAsia="华文仿宋"/>
-          <w:sz w:val="18"/>
-        </w:rPr>
-        <w:t xml:space="preserve">，CA2</w:t>
-      </w:r>
-      <w:r>
-        <w:rPr>
-          <w:rFonts w:ascii="华文仿宋" w:hAnsi="华文仿宋" w:eastAsia="华文仿宋"/>
-          <w:sz w:val="18"/>
-        </w:rPr>
-        <w:t xml:space="preserve"> </w:t>
-      </w:r>
-      <w:r>
-        <w:rPr>
-          <w:rFonts w:hint="eastAsia" w:ascii="华文仿宋" w:hAnsi="华文仿宋" w:eastAsia="华文仿宋"/>
-          <w:sz w:val="18"/>
-        </w:rPr>
-        <w:t xml:space="preserve">受体条件下，覆盖阈值为</w:t>
-      </w:r>
-      <w:r>
-        <w:rPr>
-          <w:rFonts w:ascii="华文仿宋" w:hAnsi="华文仿宋" w:eastAsia="华文仿宋"/>
-          <w:sz w:val="18"/>
-        </w:rPr>
-        <w:t xml:space="preserve"> 0.3 </w:t>
-      </w:r>
-      <w:r>
-        <w:rPr>
-          <w:rFonts w:hint="eastAsia" w:ascii="华文仿宋" w:hAnsi="华文仿宋" w:eastAsia="华文仿宋"/>
-          <w:sz w:val="18"/>
-        </w:rPr>
-        <w:t xml:space="preserve">的一对一精确率和召回率。每个点代表一个</w:t>
-      </w:r>
-      <w:r>
-        <w:rPr>
-          <w:rFonts w:ascii="华文仿宋" w:hAnsi="华文仿宋" w:eastAsia="华文仿宋"/>
-          <w:sz w:val="18"/>
-        </w:rPr>
-        <w:t xml:space="preserve"> PDB </w:t>
-      </w:r>
-      <w:r>
-        <w:rPr>
-          <w:rFonts w:hint="eastAsia" w:ascii="华文仿宋" w:hAnsi="华文仿宋" w:eastAsia="华文仿宋"/>
-          <w:sz w:val="18"/>
-        </w:rPr>
-        <w:t xml:space="preserve">条目；白色空心圆和粗线分别表示中位数和四分位区间。</w:t>
-      </w:r>
-    </w:p>
-    <w:p>
-      <w:pPr>
-        <w:pStyle w:val="TableCaption"/>
-        <w:keepNext/>
-        <w:keepLines/>
-        <w:spacing w:line="240" w:lineRule="auto" w:after="120"/>
-        <w:ind w:firstLine="0"/>
-      </w:pPr>
-      <w:r>
-        <w:rPr>
-          <w:rFonts w:hint="eastAsia" w:ascii="华文仿宋" w:hAnsi="华文仿宋" w:eastAsia="华文仿宋"/>
-          <w:sz w:val="18"/>
-        </w:rPr>
-        <w:t xml:space="preserve">表</w:t>
-      </w:r>
-      <w:r>
-        <w:rPr>
-          <w:rFonts w:ascii="华文仿宋" w:hAnsi="华文仿宋" w:eastAsia="华文仿宋"/>
-          <w:sz w:val="18"/>
-        </w:rPr>
-        <w:t xml:space="preserve"> 3 | </w:t>
-      </w:r>
-      <w:r>
-        <w:rPr>
-          <w:rFonts w:hint="eastAsia" w:ascii="华文仿宋" w:hAnsi="华文仿宋" w:eastAsia="华文仿宋"/>
-          <w:sz w:val="18"/>
-        </w:rPr>
-        <w:t xml:space="preserve">两代</w:t>
-      </w:r>
-      <w:r>
-        <w:rPr>
-          <w:rFonts w:ascii="华文仿宋" w:hAnsi="华文仿宋" w:eastAsia="华文仿宋"/>
-          <w:sz w:val="18"/>
-        </w:rPr>
-        <w:t xml:space="preserve"> LigandSeek </w:t>
-      </w:r>
-      <w:r>
-        <w:rPr>
-          <w:rFonts w:hint="eastAsia" w:ascii="华文仿宋" w:hAnsi="华文仿宋" w:eastAsia="华文仿宋"/>
-          <w:sz w:val="18"/>
-        </w:rPr>
-        <w:t xml:space="preserve">在完整测试集和小分子测试子集上的</w:t>
-      </w:r>
-      <w:r>
-        <w:rPr>
-          <w:rFonts w:ascii="华文仿宋" w:hAnsi="华文仿宋" w:eastAsia="华文仿宋"/>
-          <w:sz w:val="18"/>
-        </w:rPr>
-        <w:t xml:space="preserve"> Stage1 </w:t>
-      </w:r>
-      <w:r>
-        <w:rPr>
-          <w:rFonts w:hint="eastAsia" w:ascii="华文仿宋" w:hAnsi="华文仿宋" w:eastAsia="华文仿宋"/>
-          <w:sz w:val="18"/>
-        </w:rPr>
-        <w:t xml:space="preserve">检测表现。</w:t>
-      </w:r>
-    </w:p>
-    <w:tbl>
-      <w:tblPr>
-        <w:tblW w:type="pct" w:w="5000"/>
-        <w:tblLayout w:type="fixed"/>
-        <w:tblCaption w:val="表 3 | 两代 LigandSeek 在完整测试集和小分子测试子集上的 Stage1 检测表现。"/>
-        <w:tblDescription w:val="MDBOOKTABS_{&quot;headers&quot;:2,&quot;groups&quot;:[2,5],&quot;widths&quot;:[0.28,0.12,0.12,0.12,0.12,0.12,0.12],&quot;pagination&quot;:&quot;rows&quot;}"/>
-        <w:tblBorders>
-          <w:top w:val="single" w:sz="6" w:color="000000"/>
-          <w:bottom w:val="single" w:sz="6" w:color="000000"/>
-          <w:left w:val="nil" w:sz="6" w:color="000000"/>
-          <w:right w:val="nil" w:sz="6" w:color="000000"/>
-          <w:insideH w:val="nil" w:sz="6" w:color="000000"/>
-          <w:insideV w:val="nil" w:sz="6" w:color="000000"/>
-        </w:tblBorders>
-      </w:tblPr>
-      <w:tblGrid>
-        <w:gridCol w:w="2527"/>
-        <w:gridCol w:w="1083"/>
-        <w:gridCol w:w="1083"/>
-        <w:gridCol w:w="1083"/>
-        <w:gridCol w:w="1083"/>
-        <w:gridCol w:w="1083"/>
-        <w:gridCol w:w="1083"/>
-      </w:tblGrid>
-      <w:tr>
-        <w:trPr>
-          <w:tblHeader w:val="on"/>
-          <w:cantSplit/>
-        </w:trPr>
-        <w:tc>
-          <w:tcPr>
-            <w:tcW w:type="dxa" w:w="2527"/>
-            <w:vMerge w:val="restart"/>
-            <w:vAlign w:val="center"/>
-            <w:noWrap/>
-            <w:tcMar>
-              <w:top w:w="30" w:type="dxa"/>
-              <w:bottom w:w="30" w:type="dxa"/>
-              <w:left w:w="45" w:type="dxa"/>
-              <w:right w:w="45" w:type="dxa"/>
-            </w:tcMar>
-          </w:tcPr>
-          <w:p>
-            <w:pPr>
-              <w:pStyle w:val="Compact"/>
-              <w:keepNext w:val="0"/>
-              <w:keepLines w:val="0"/>
-              <w:pageBreakBefore w:val="0"/>
-              <w:spacing w:line="240" w:lineRule="auto" w:after="0" w:before="0"/>
-              <w:ind w:firstLine="0"/>
-              <w:jc w:val="left"/>
-            </w:pPr>
-            <w:r>
-              <w:rPr>
-                <w:rFonts w:hint="eastAsia" w:ascii="Times New Roman" w:hAnsi="Times New Roman"/>
-                <w:b w:val="0"/>
-                <w:sz w:val="20"/>
-              </w:rPr>
-              <w:t xml:space="preserve">模型</w:t>
-            </w:r>
-          </w:p>
-        </w:tc>
-        <w:tc>
-          <w:tcPr>
-            <w:tcW w:type="dxa" w:w="3249"/>
-            <w:gridSpan w:val="3"/>
-            <w:vAlign w:val="center"/>
-            <w:noWrap/>
-            <w:tcMar>
-              <w:top w:w="30" w:type="dxa"/>
-              <w:bottom w:w="30" w:type="dxa"/>
-              <w:left w:w="45" w:type="dxa"/>
-              <w:right w:w="45" w:type="dxa"/>
-            </w:tcMar>
-          </w:tcPr>
-          <w:p>
-            <w:pPr>
-              <w:pStyle w:val="Compact"/>
-              <w:keepNext w:val="0"/>
-              <w:keepLines w:val="0"/>
-              <w:pageBreakBefore w:val="0"/>
-              <w:spacing w:line="240" w:lineRule="auto" w:after="0" w:before="0"/>
-              <w:ind w:firstLine="0"/>
-              <w:jc w:val="center"/>
-            </w:pPr>
-            <w:r>
-              <w:rPr>
-                <w:rFonts w:ascii="Times New Roman" w:hAnsi="Times New Roman"/>
-                <w:b w:val="0"/>
-                <w:sz w:val="20"/>
-              </w:rPr>
-              <w:t xml:space="preserve">CA2 </w:t>
-            </w:r>
-            <w:r>
-              <w:rPr>
-                <w:rFonts w:hint="eastAsia" w:ascii="Times New Roman" w:hAnsi="Times New Roman"/>
-                <w:b w:val="0"/>
-                <w:sz w:val="20"/>
-              </w:rPr>
-              <w:t xml:space="preserve">受体</w:t>
-            </w:r>
-          </w:p>
-        </w:tc>
-        <w:tc>
-          <w:tcPr>
-            <w:tcW w:type="dxa" w:w="3249"/>
-            <w:gridSpan w:val="3"/>
-            <w:vAlign w:val="center"/>
-            <w:noWrap/>
-            <w:tcMar>
-              <w:top w:w="30" w:type="dxa"/>
-              <w:bottom w:w="30" w:type="dxa"/>
-              <w:left w:w="45" w:type="dxa"/>
-              <w:right w:w="45" w:type="dxa"/>
-            </w:tcMar>
-          </w:tcPr>
-          <w:p>
-            <w:pPr>
-              <w:pStyle w:val="Compact"/>
-              <w:keepNext w:val="0"/>
-              <w:keepLines w:val="0"/>
-              <w:pageBreakBefore w:val="0"/>
-              <w:spacing w:line="240" w:lineRule="auto" w:after="0" w:before="0"/>
-              <w:ind w:firstLine="0"/>
-              <w:jc w:val="center"/>
-            </w:pPr>
-            <w:r>
-              <w:rPr>
-                <w:rFonts w:hint="eastAsia" w:ascii="Times New Roman" w:hAnsi="Times New Roman"/>
-                <w:b w:val="0"/>
-                <w:sz w:val="20"/>
-              </w:rPr>
-              <w:t xml:space="preserve">沉积受体</w:t>
-            </w:r>
-          </w:p>
-        </w:tc>
-      </w:tr>
-      <w:tr>
-        <w:trPr>
-          <w:tblHeader w:val="on"/>
-          <w:cantSplit/>
-        </w:trPr>
-        <w:tc>
-          <w:tcPr>
-            <w:tcW w:type="dxa" w:w="2527"/>
-            <w:gridSpan w:val="1"/>
-            <w:vMerge w:val="continue"/>
-            <w:vAlign w:val="center"/>
-            <w:noWrap/>
-            <w:tcMar>
-              <w:top w:w="30" w:type="dxa"/>
-              <w:bottom w:w="30" w:type="dxa"/>
-              <w:left w:w="45" w:type="dxa"/>
-              <w:right w:w="45" w:type="dxa"/>
-            </w:tcMar>
-            <w:tcBorders>
-              <w:bottom w:val="single" w:sz="4" w:color="000000"/>
-            </w:tcBorders>
-          </w:tcPr>
-          <w:p>
-            <w:pPr>
-              <w:keepNext w:val="0"/>
-              <w:keepLines w:val="0"/>
-              <w:pageBreakBefore w:val="0"/>
-              <w:spacing w:line="240" w:lineRule="auto" w:before="0" w:after="0"/>
-              <w:ind w:firstLine="0"/>
-              <w:jc w:val="left"/>
-            </w:pPr>
-          </w:p>
-        </w:tc>
-        <w:tc>
-          <w:tcPr>
-            <w:tcW w:type="dxa" w:w="1083"/>
-            <w:vAlign w:val="center"/>
-            <w:noWrap/>
-            <w:tcMar>
-              <w:top w:w="30" w:type="dxa"/>
-              <w:bottom w:w="30" w:type="dxa"/>
-              <w:left w:w="45" w:type="dxa"/>
-              <w:right w:w="45" w:type="dxa"/>
-            </w:tcMar>
-            <w:tcBorders>
-              <w:bottom w:val="single" w:sz="4" w:color="000000"/>
-            </w:tcBorders>
-          </w:tcPr>
-          <w:p>
-            <w:pPr>
-              <w:pStyle w:val="Compact"/>
-              <w:keepNext w:val="0"/>
-              <w:keepLines w:val="0"/>
-              <w:pageBreakBefore w:val="0"/>
-              <w:spacing w:line="240" w:lineRule="auto" w:after="0" w:before="0"/>
-              <w:ind w:firstLine="0"/>
-              <w:jc w:val="center"/>
-            </w:pPr>
-            <w:r>
-              <w:rPr>
-                <w:rFonts w:ascii="Times New Roman" w:hAnsi="Times New Roman"/>
-                <w:b w:val="0"/>
-                <w:sz w:val="20"/>
-              </w:rPr>
-              <w:t xml:space="preserve">Dice</w:t>
-            </w:r>
-          </w:p>
-        </w:tc>
-        <w:tc>
-          <w:tcPr>
-            <w:tcW w:type="dxa" w:w="1083"/>
-            <w:vAlign w:val="center"/>
-            <w:noWrap/>
-            <w:tcMar>
-              <w:top w:w="30" w:type="dxa"/>
-              <w:bottom w:w="30" w:type="dxa"/>
-              <w:left w:w="45" w:type="dxa"/>
-              <w:right w:w="45" w:type="dxa"/>
-            </w:tcMar>
-            <w:tcBorders>
-              <w:bottom w:val="single" w:sz="4" w:color="000000"/>
-            </w:tcBorders>
-          </w:tcPr>
-          <w:p>
-            <w:pPr>
-              <w:pStyle w:val="Compact"/>
-              <w:keepNext w:val="0"/>
-              <w:keepLines w:val="0"/>
-              <w:pageBreakBefore w:val="0"/>
-              <w:spacing w:line="240" w:lineRule="auto" w:after="0" w:before="0"/>
-              <w:ind w:firstLine="0"/>
-              <w:jc w:val="center"/>
-            </w:pPr>
-            <m:oMath>
-              <m:sSub>
-                <m:e>
-                  <m:r>
-                    <m:rPr>
-                      <m:sty m:val="p"/>
-                    </m:rPr>
-                    <w:rPr>
-                      <w:sz w:val="20"/>
-                      <w:szCs w:val="20"/>
-                    </w:rPr>
-                    <m:t>P</m:t>
-                  </m:r>
-                  <m:r>
-                    <m:rPr>
-                      <m:sty m:val="p"/>
-                    </m:rPr>
-                    <w:rPr>
-                      <w:sz w:val="20"/>
-                      <w:szCs w:val="20"/>
-                    </w:rPr>
-                    <m:t>R</m:t>
-                  </m:r>
-                  <m:r>
-                    <m:rPr>
-                      <m:sty m:val="p"/>
-                    </m:rPr>
-                    <w:rPr>
-                      <w:sz w:val="20"/>
-                      <w:szCs w:val="20"/>
-                    </w:rPr>
-                    <m:t>A</m:t>
-                  </m:r>
-                  <m:r>
-                    <m:rPr>
-                      <m:sty m:val="p"/>
-                    </m:rPr>
-                    <w:rPr>
-                      <w:sz w:val="20"/>
-                      <w:szCs w:val="20"/>
-                    </w:rPr>
-                    <m:t>U</m:t>
-                  </m:r>
-                  <m:r>
-                    <m:rPr>
-                      <m:sty m:val="p"/>
-                    </m:rPr>
-                    <w:rPr>
-                      <w:sz w:val="20"/>
-                      <w:szCs w:val="20"/>
-                    </w:rPr>
-                    <m:t>C</m:t>
-                  </m:r>
-                </m:e>
-                <m:sub>
-                  <m:r>
-                    <w:rPr>
-                      <w:sz w:val="20"/>
-                      <w:szCs w:val="20"/>
-                    </w:rPr>
-                    <m:t>0.3</m:t>
-                  </m:r>
-                </m:sub>
-              </m:sSub>
-            </m:oMath>
-          </w:p>
-        </w:tc>
-        <w:tc>
-          <w:tcPr>
-            <w:tcW w:type="dxa" w:w="1083"/>
-            <w:vAlign w:val="center"/>
-            <w:noWrap/>
-            <w:tcMar>
-              <w:top w:w="30" w:type="dxa"/>
-              <w:bottom w:w="30" w:type="dxa"/>
-              <w:left w:w="45" w:type="dxa"/>
-              <w:right w:w="45" w:type="dxa"/>
-            </w:tcMar>
-            <w:tcBorders>
-              <w:bottom w:val="single" w:sz="4" w:color="000000"/>
-            </w:tcBorders>
-          </w:tcPr>
-          <w:p>
-            <w:pPr>
-              <w:pStyle w:val="Compact"/>
-              <w:keepNext w:val="0"/>
-              <w:keepLines w:val="0"/>
-              <w:pageBreakBefore w:val="0"/>
-              <w:spacing w:line="240" w:lineRule="auto" w:after="0" w:before="0"/>
-              <w:ind w:firstLine="0"/>
-              <w:jc w:val="center"/>
-            </w:pPr>
-            <m:oMath>
-              <m:sSub>
-                <m:e>
-                  <m:r>
-                    <m:rPr>
-                      <m:sty m:val="p"/>
-                    </m:rPr>
-                    <w:rPr>
-                      <w:sz w:val="20"/>
-                      <w:szCs w:val="20"/>
-                    </w:rPr>
-                    <m:t>P</m:t>
-                  </m:r>
-                  <m:r>
-                    <m:rPr>
-                      <m:sty m:val="p"/>
-                    </m:rPr>
-                    <w:rPr>
-                      <w:sz w:val="20"/>
-                      <w:szCs w:val="20"/>
-                    </w:rPr>
-                    <m:t>R</m:t>
-                  </m:r>
-                  <m:r>
-                    <m:rPr>
-                      <m:sty m:val="p"/>
-                    </m:rPr>
-                    <w:rPr>
-                      <w:sz w:val="20"/>
-                      <w:szCs w:val="20"/>
-                    </w:rPr>
-                    <m:t>A</m:t>
-                  </m:r>
-                  <m:r>
-                    <m:rPr>
-                      <m:sty m:val="p"/>
-                    </m:rPr>
-                    <w:rPr>
-                      <w:sz w:val="20"/>
-                      <w:szCs w:val="20"/>
-                    </w:rPr>
-                    <m:t>U</m:t>
-                  </m:r>
-                  <m:r>
-                    <m:rPr>
-                      <m:sty m:val="p"/>
-                    </m:rPr>
-                    <w:rPr>
-                      <w:sz w:val="20"/>
-                      <w:szCs w:val="20"/>
-                    </w:rPr>
-                    <m:t>C</m:t>
-                  </m:r>
-                </m:e>
-                <m:sub>
-                  <m:r>
-                    <w:rPr>
-                      <w:sz w:val="20"/>
-                      <w:szCs w:val="20"/>
-                    </w:rPr>
-                    <m:t>0.5</m:t>
-                  </m:r>
-                </m:sub>
-              </m:sSub>
-            </m:oMath>
-          </w:p>
-        </w:tc>
-        <w:tc>
-          <w:tcPr>
-            <w:tcW w:type="dxa" w:w="1083"/>
-            <w:vAlign w:val="center"/>
-            <w:noWrap/>
-            <w:tcMar>
-              <w:top w:w="30" w:type="dxa"/>
-              <w:bottom w:w="30" w:type="dxa"/>
-              <w:left w:w="45" w:type="dxa"/>
-              <w:right w:w="45" w:type="dxa"/>
-            </w:tcMar>
-            <w:tcBorders>
-              <w:bottom w:val="single" w:sz="4" w:color="000000"/>
-            </w:tcBorders>
-          </w:tcPr>
-          <w:p>
-            <w:pPr>
-              <w:pStyle w:val="Compact"/>
-              <w:keepNext w:val="0"/>
-              <w:keepLines w:val="0"/>
-              <w:pageBreakBefore w:val="0"/>
-              <w:spacing w:line="240" w:lineRule="auto" w:after="0" w:before="0"/>
-              <w:ind w:firstLine="0"/>
-              <w:jc w:val="center"/>
-            </w:pPr>
-            <w:r>
-              <w:rPr>
-                <w:rFonts w:ascii="Times New Roman" w:hAnsi="Times New Roman"/>
-                <w:b w:val="0"/>
-                <w:sz w:val="20"/>
-              </w:rPr>
-              <w:t xml:space="preserve">Dice</w:t>
-            </w:r>
-          </w:p>
-        </w:tc>
-        <w:tc>
-          <w:tcPr>
-            <w:tcW w:type="dxa" w:w="1083"/>
-            <w:vAlign w:val="center"/>
-            <w:noWrap/>
-            <w:tcMar>
-              <w:top w:w="30" w:type="dxa"/>
-              <w:bottom w:w="30" w:type="dxa"/>
-              <w:left w:w="45" w:type="dxa"/>
-              <w:right w:w="45" w:type="dxa"/>
-            </w:tcMar>
-            <w:tcBorders>
-              <w:bottom w:val="single" w:sz="4" w:color="000000"/>
-            </w:tcBorders>
-          </w:tcPr>
-          <w:p>
-            <w:pPr>
-              <w:pStyle w:val="Compact"/>
-              <w:keepNext w:val="0"/>
-              <w:keepLines w:val="0"/>
-              <w:pageBreakBefore w:val="0"/>
-              <w:spacing w:line="240" w:lineRule="auto" w:after="0" w:before="0"/>
-              <w:ind w:firstLine="0"/>
-              <w:jc w:val="center"/>
-            </w:pPr>
-            <m:oMath>
-              <m:sSub>
-                <m:e>
-                  <m:r>
-                    <m:rPr>
-                      <m:sty m:val="p"/>
-                    </m:rPr>
-                    <w:rPr>
-                      <w:sz w:val="20"/>
-                      <w:szCs w:val="20"/>
-                    </w:rPr>
-                    <m:t>P</m:t>
-                  </m:r>
-                  <m:r>
-                    <m:rPr>
-                      <m:sty m:val="p"/>
-                    </m:rPr>
-                    <w:rPr>
-                      <w:sz w:val="20"/>
-                      <w:szCs w:val="20"/>
-                    </w:rPr>
-                    <m:t>R</m:t>
-                  </m:r>
-                  <m:r>
-                    <m:rPr>
-                      <m:sty m:val="p"/>
-                    </m:rPr>
-                    <w:rPr>
-                      <w:sz w:val="20"/>
-                      <w:szCs w:val="20"/>
-                    </w:rPr>
-                    <m:t>A</m:t>
-                  </m:r>
-                  <m:r>
-                    <m:rPr>
-                      <m:sty m:val="p"/>
-                    </m:rPr>
-                    <w:rPr>
-                      <w:sz w:val="20"/>
-                      <w:szCs w:val="20"/>
-                    </w:rPr>
-                    <m:t>U</m:t>
-                  </m:r>
-                  <m:r>
-                    <m:rPr>
-                      <m:sty m:val="p"/>
-                    </m:rPr>
-                    <w:rPr>
-                      <w:sz w:val="20"/>
-                      <w:szCs w:val="20"/>
-                    </w:rPr>
-                    <m:t>C</m:t>
-                  </m:r>
-                </m:e>
-                <m:sub>
-                  <m:r>
-                    <w:rPr>
-                      <w:sz w:val="20"/>
-                      <w:szCs w:val="20"/>
-                    </w:rPr>
-                    <m:t>0.3</m:t>
-                  </m:r>
-                </m:sub>
-              </m:sSub>
-            </m:oMath>
-          </w:p>
-        </w:tc>
-        <w:tc>
-          <w:tcPr>
-            <w:tcW w:type="dxa" w:w="1083"/>
-            <w:vAlign w:val="center"/>
-            <w:noWrap/>
-            <w:tcMar>
-              <w:top w:w="30" w:type="dxa"/>
-              <w:bottom w:w="30" w:type="dxa"/>
-              <w:left w:w="45" w:type="dxa"/>
-              <w:right w:w="45" w:type="dxa"/>
-            </w:tcMar>
-            <w:tcBorders>
-              <w:bottom w:val="single" w:sz="4" w:color="000000"/>
-            </w:tcBorders>
-          </w:tcPr>
-          <w:p>
-            <w:pPr>
-              <w:pStyle w:val="Compact"/>
-              <w:keepNext w:val="0"/>
-              <w:keepLines w:val="0"/>
-              <w:pageBreakBefore w:val="0"/>
-              <w:spacing w:line="240" w:lineRule="auto" w:after="0" w:before="0"/>
-              <w:ind w:firstLine="0"/>
-              <w:jc w:val="center"/>
-            </w:pPr>
-            <m:oMath>
-              <m:sSub>
-                <m:e>
-                  <m:r>
-                    <m:rPr>
-                      <m:sty m:val="p"/>
-                    </m:rPr>
-                    <w:rPr>
-                      <w:sz w:val="20"/>
-                      <w:szCs w:val="20"/>
-                    </w:rPr>
-                    <m:t>P</m:t>
-                  </m:r>
-                  <m:r>
-                    <m:rPr>
-                      <m:sty m:val="p"/>
-                    </m:rPr>
-                    <w:rPr>
-                      <w:sz w:val="20"/>
-                      <w:szCs w:val="20"/>
-                    </w:rPr>
-                    <m:t>R</m:t>
-                  </m:r>
-                  <m:r>
-                    <m:rPr>
-                      <m:sty m:val="p"/>
-                    </m:rPr>
-                    <w:rPr>
-                      <w:sz w:val="20"/>
-                      <w:szCs w:val="20"/>
-                    </w:rPr>
-                    <m:t>A</m:t>
-                  </m:r>
-                  <m:r>
-                    <m:rPr>
-                      <m:sty m:val="p"/>
-                    </m:rPr>
-                    <w:rPr>
-                      <w:sz w:val="20"/>
-                      <w:szCs w:val="20"/>
-                    </w:rPr>
-                    <m:t>U</m:t>
-                  </m:r>
-                  <m:r>
-                    <m:rPr>
-                      <m:sty m:val="p"/>
-                    </m:rPr>
-                    <w:rPr>
-                      <w:sz w:val="20"/>
-                      <w:szCs w:val="20"/>
-                    </w:rPr>
-                    <m:t>C</m:t>
-                  </m:r>
-                </m:e>
-                <m:sub>
-                  <m:r>
-                    <w:rPr>
-                      <w:sz w:val="20"/>
-                      <w:szCs w:val="20"/>
-                    </w:rPr>
-                    <m:t>0.5</m:t>
-                  </m:r>
-                </m:sub>
-              </m:sSub>
-            </m:oMath>
-          </w:p>
-        </w:tc>
-      </w:tr>
-      <w:tr>
-        <w:trPr>
-          <w:cantSplit/>
-        </w:trPr>
-        <w:tc>
-          <w:tcPr>
-            <w:tcW w:type="dxa" w:w="9026"/>
-            <w:gridSpan w:val="7"/>
-            <w:vAlign w:val="center"/>
-            <w:noWrap/>
-            <w:tcMar>
-              <w:top w:w="30" w:type="dxa"/>
-              <w:bottom w:w="30" w:type="dxa"/>
-              <w:left w:w="45" w:type="dxa"/>
-              <w:right w:w="45" w:type="dxa"/>
-            </w:tcMar>
-          </w:tcPr>
-          <w:p>
-            <w:pPr>
-              <w:pStyle w:val="Compact"/>
-              <w:keepNext w:val="0"/>
-              <w:keepLines w:val="0"/>
-              <w:pageBreakBefore w:val="0"/>
-              <w:spacing w:line="240" w:lineRule="auto" w:after="0" w:before="0"/>
-              <w:ind w:firstLine="0"/>
-              <w:jc w:val="left"/>
-            </w:pPr>
-            <w:r>
-              <w:rPr>
-                <w:rFonts w:hint="eastAsia" w:ascii="Times New Roman" w:hAnsi="Times New Roman"/>
-                <w:i/>
-                <w:iCs/>
-                <w:sz w:val="20"/>
-              </w:rPr>
-              <w:t xml:space="preserve">全配体</w:t>
-            </w:r>
-          </w:p>
-        </w:tc>
-      </w:tr>
-      <w:tr>
-        <w:trPr>
-          <w:cantSplit/>
-        </w:trPr>
-        <w:tc>
-          <w:tcPr>
-            <w:tcW w:type="dxa" w:w="2527"/>
-            <w:vAlign w:val="center"/>
-            <w:noWrap/>
-            <w:tcMar>
-              <w:top w:w="30" w:type="dxa"/>
-              <w:bottom w:w="30" w:type="dxa"/>
-              <w:left w:w="45" w:type="dxa"/>
-              <w:right w:w="45" w:type="dxa"/>
-            </w:tcMar>
-          </w:tcPr>
-          <w:p>
-            <w:pPr>
-              <w:pStyle w:val="Compact"/>
-              <w:keepNext w:val="0"/>
-              <w:keepLines w:val="0"/>
-              <w:pageBreakBefore w:val="0"/>
-              <w:spacing w:line="240" w:lineRule="auto" w:after="0" w:before="0"/>
-              <w:ind w:firstLine="0"/>
-              <w:jc w:val="left"/>
-            </w:pPr>
-            <w:r>
-              <w:rPr>
-                <w:rFonts w:ascii="Times New Roman" w:hAnsi="Times New Roman"/>
-                <w:sz w:val="20"/>
-              </w:rPr>
-              <w:t xml:space="preserve">LigandSeek</w:t>
-            </w:r>
-          </w:p>
-        </w:tc>
-        <w:tc>
-          <w:tcPr>
-            <w:tcW w:type="dxa" w:w="1083"/>
-            <w:vAlign w:val="center"/>
-            <w:noWrap/>
-            <w:tcMar>
-              <w:top w:w="30" w:type="dxa"/>
-              <w:bottom w:w="30" w:type="dxa"/>
-              <w:left w:w="45" w:type="dxa"/>
-              <w:right w:w="45" w:type="dxa"/>
-            </w:tcMar>
-          </w:tcPr>
-          <w:p>
-            <w:pPr>
-              <w:pStyle w:val="Compact"/>
-              <w:keepNext w:val="0"/>
-              <w:keepLines w:val="0"/>
-              <w:pageBreakBefore w:val="0"/>
-              <w:spacing w:line="240" w:lineRule="auto" w:after="0" w:before="0"/>
-              <w:ind w:firstLine="0"/>
-              <w:jc w:val="center"/>
-            </w:pPr>
-            <w:r>
-              <w:rPr>
-                <w:rFonts w:ascii="Times New Roman" w:hAnsi="Times New Roman"/>
-                <w:sz w:val="20"/>
-              </w:rPr>
-              <w:t xml:space="preserve">0.355</w:t>
-            </w:r>
-          </w:p>
-        </w:tc>
-        <w:tc>
-          <w:tcPr>
-            <w:tcW w:type="dxa" w:w="1083"/>
-            <w:vAlign w:val="center"/>
-            <w:noWrap/>
-            <w:tcMar>
-              <w:top w:w="30" w:type="dxa"/>
-              <w:bottom w:w="30" w:type="dxa"/>
-              <w:left w:w="45" w:type="dxa"/>
-              <w:right w:w="45" w:type="dxa"/>
-            </w:tcMar>
-          </w:tcPr>
-          <w:p>
-            <w:pPr>
-              <w:pStyle w:val="Compact"/>
-              <w:keepNext w:val="0"/>
-              <w:keepLines w:val="0"/>
-              <w:pageBreakBefore w:val="0"/>
-              <w:spacing w:line="240" w:lineRule="auto" w:after="0" w:before="0"/>
-              <w:ind w:firstLine="0"/>
-              <w:jc w:val="center"/>
-            </w:pPr>
-            <w:r>
-              <w:rPr>
-                <w:rFonts w:ascii="Times New Roman" w:hAnsi="Times New Roman"/>
-                <w:sz w:val="20"/>
-              </w:rPr>
-              <w:t xml:space="preserve">0.440</w:t>
-            </w:r>
-          </w:p>
-        </w:tc>
-        <w:tc>
-          <w:tcPr>
-            <w:tcW w:type="dxa" w:w="1083"/>
-            <w:vAlign w:val="center"/>
-            <w:noWrap/>
-            <w:tcMar>
-              <w:top w:w="30" w:type="dxa"/>
-              <w:bottom w:w="30" w:type="dxa"/>
-              <w:left w:w="45" w:type="dxa"/>
-              <w:right w:w="45" w:type="dxa"/>
-            </w:tcMar>
-          </w:tcPr>
-          <w:p>
-            <w:pPr>
-              <w:pStyle w:val="Compact"/>
-              <w:keepNext w:val="0"/>
-              <w:keepLines w:val="0"/>
-              <w:pageBreakBefore w:val="0"/>
-              <w:spacing w:line="240" w:lineRule="auto" w:after="0" w:before="0"/>
-              <w:ind w:firstLine="0"/>
-              <w:jc w:val="center"/>
-            </w:pPr>
-            <w:r>
-              <w:rPr>
-                <w:rFonts w:ascii="Times New Roman" w:hAnsi="Times New Roman"/>
-                <w:sz w:val="20"/>
-              </w:rPr>
-              <w:t xml:space="preserve">0.261</w:t>
-            </w:r>
-          </w:p>
-        </w:tc>
-        <w:tc>
-          <w:tcPr>
-            <w:tcW w:type="dxa" w:w="1083"/>
-            <w:vAlign w:val="center"/>
-            <w:noWrap/>
-            <w:tcMar>
-              <w:top w:w="30" w:type="dxa"/>
-              <w:bottom w:w="30" w:type="dxa"/>
-              <w:left w:w="45" w:type="dxa"/>
-              <w:right w:w="45" w:type="dxa"/>
-            </w:tcMar>
-          </w:tcPr>
-          <w:p>
-            <w:pPr>
-              <w:pStyle w:val="Compact"/>
-              <w:keepNext w:val="0"/>
-              <w:keepLines w:val="0"/>
-              <w:pageBreakBefore w:val="0"/>
-              <w:spacing w:line="240" w:lineRule="auto" w:after="0" w:before="0"/>
-              <w:ind w:firstLine="0"/>
-              <w:jc w:val="center"/>
-            </w:pPr>
-            <w:r>
-              <w:rPr>
-                <w:rFonts w:ascii="Times New Roman" w:hAnsi="Times New Roman"/>
-                <w:sz w:val="20"/>
-              </w:rPr>
-              <w:t xml:space="preserve">0.419</w:t>
-            </w:r>
-          </w:p>
-        </w:tc>
-        <w:tc>
-          <w:tcPr>
-            <w:tcW w:type="dxa" w:w="1083"/>
-            <w:vAlign w:val="center"/>
-            <w:noWrap/>
-            <w:tcMar>
-              <w:top w:w="30" w:type="dxa"/>
-              <w:bottom w:w="30" w:type="dxa"/>
-              <w:left w:w="45" w:type="dxa"/>
-              <w:right w:w="45" w:type="dxa"/>
-            </w:tcMar>
-          </w:tcPr>
-          <w:p>
-            <w:pPr>
-              <w:pStyle w:val="Compact"/>
-              <w:keepNext w:val="0"/>
-              <w:keepLines w:val="0"/>
-              <w:pageBreakBefore w:val="0"/>
-              <w:spacing w:line="240" w:lineRule="auto" w:after="0" w:before="0"/>
-              <w:ind w:firstLine="0"/>
-              <w:jc w:val="center"/>
-            </w:pPr>
-            <w:r>
-              <w:rPr>
-                <w:rFonts w:ascii="Times New Roman" w:hAnsi="Times New Roman"/>
-                <w:sz w:val="20"/>
-              </w:rPr>
-              <w:t xml:space="preserve">0.517</w:t>
-            </w:r>
-          </w:p>
-        </w:tc>
-        <w:tc>
-          <w:tcPr>
-            <w:tcW w:type="dxa" w:w="1083"/>
-            <w:vAlign w:val="center"/>
-            <w:noWrap/>
-            <w:tcMar>
-              <w:top w:w="30" w:type="dxa"/>
-              <w:bottom w:w="30" w:type="dxa"/>
-              <w:left w:w="45" w:type="dxa"/>
-              <w:right w:w="45" w:type="dxa"/>
-            </w:tcMar>
-          </w:tcPr>
-          <w:p>
-            <w:pPr>
-              <w:pStyle w:val="Compact"/>
-              <w:keepNext w:val="0"/>
-              <w:keepLines w:val="0"/>
-              <w:pageBreakBefore w:val="0"/>
-              <w:spacing w:line="240" w:lineRule="auto" w:after="0" w:before="0"/>
-              <w:ind w:firstLine="0"/>
-              <w:jc w:val="center"/>
-            </w:pPr>
-            <w:r>
-              <w:rPr>
-                <w:rFonts w:ascii="Times New Roman" w:hAnsi="Times New Roman"/>
-                <w:sz w:val="20"/>
-              </w:rPr>
-              <w:t xml:space="preserve">0.315</w:t>
-            </w:r>
-          </w:p>
-        </w:tc>
-      </w:tr>
-      <w:tr>
-        <w:trPr>
-          <w:cantSplit/>
-        </w:trPr>
-        <w:tc>
-          <w:tcPr>
-            <w:tcW w:type="dxa" w:w="2527"/>
-            <w:vAlign w:val="center"/>
-            <w:noWrap/>
-            <w:tcMar>
-              <w:top w:w="30" w:type="dxa"/>
-              <w:bottom w:w="30" w:type="dxa"/>
-              <w:left w:w="45" w:type="dxa"/>
-              <w:right w:w="45" w:type="dxa"/>
-            </w:tcMar>
-          </w:tcPr>
-          <w:p>
-            <w:pPr>
-              <w:pStyle w:val="Compact"/>
-              <w:keepNext w:val="0"/>
-              <w:keepLines w:val="0"/>
-              <w:pageBreakBefore w:val="0"/>
-              <w:spacing w:line="240" w:lineRule="auto" w:after="0" w:before="0"/>
-              <w:ind w:firstLine="0"/>
-              <w:jc w:val="left"/>
-            </w:pPr>
-            <w:r>
-              <w:rPr>
-                <w:rFonts w:ascii="Times New Roman" w:hAnsi="Times New Roman"/>
-                <w:sz w:val="20"/>
-              </w:rPr>
-              <w:t xml:space="preserve">LigandSeek2-Find</w:t>
-            </w:r>
-          </w:p>
-        </w:tc>
-        <w:tc>
-          <w:tcPr>
-            <w:tcW w:type="dxa" w:w="1083"/>
-            <w:vAlign w:val="center"/>
-            <w:noWrap/>
-            <w:tcMar>
-              <w:top w:w="30" w:type="dxa"/>
-              <w:bottom w:w="30" w:type="dxa"/>
-              <w:left w:w="45" w:type="dxa"/>
-              <w:right w:w="45" w:type="dxa"/>
-            </w:tcMar>
-          </w:tcPr>
-          <w:p>
-            <w:pPr>
-              <w:pStyle w:val="Compact"/>
-              <w:keepNext w:val="0"/>
-              <w:keepLines w:val="0"/>
-              <w:pageBreakBefore w:val="0"/>
-              <w:spacing w:line="240" w:lineRule="auto" w:after="0" w:before="0"/>
-              <w:ind w:firstLine="0"/>
-              <w:jc w:val="center"/>
-            </w:pPr>
-            <w:r>
-              <w:rPr>
-                <w:rFonts w:ascii="Times New Roman" w:hAnsi="Times New Roman"/>
-                <w:b/>
-                <w:bCs/>
-                <w:sz w:val="20"/>
-              </w:rPr>
-              <w:t xml:space="preserve">0.477</w:t>
-            </w:r>
-          </w:p>
-        </w:tc>
-        <w:tc>
-          <w:tcPr>
-            <w:tcW w:type="dxa" w:w="1083"/>
-            <w:vAlign w:val="center"/>
-            <w:noWrap/>
-            <w:tcMar>
-              <w:top w:w="30" w:type="dxa"/>
-              <w:bottom w:w="30" w:type="dxa"/>
-              <w:left w:w="45" w:type="dxa"/>
-              <w:right w:w="45" w:type="dxa"/>
-            </w:tcMar>
-          </w:tcPr>
-          <w:p>
-            <w:pPr>
-              <w:pStyle w:val="Compact"/>
-              <w:keepNext w:val="0"/>
-              <w:keepLines w:val="0"/>
-              <w:pageBreakBefore w:val="0"/>
-              <w:spacing w:line="240" w:lineRule="auto" w:after="0" w:before="0"/>
-              <w:ind w:firstLine="0"/>
-              <w:jc w:val="center"/>
-            </w:pPr>
-            <w:r>
-              <w:rPr>
-                <w:rFonts w:ascii="Times New Roman" w:hAnsi="Times New Roman"/>
-                <w:b/>
-                <w:bCs/>
-                <w:sz w:val="20"/>
-              </w:rPr>
-              <w:t xml:space="preserve">0.541</w:t>
-            </w:r>
-          </w:p>
-        </w:tc>
-        <w:tc>
-          <w:tcPr>
-            <w:tcW w:type="dxa" w:w="1083"/>
-            <w:vAlign w:val="center"/>
-            <w:noWrap/>
-            <w:tcMar>
-              <w:top w:w="30" w:type="dxa"/>
-              <w:bottom w:w="30" w:type="dxa"/>
-              <w:left w:w="45" w:type="dxa"/>
-              <w:right w:w="45" w:type="dxa"/>
-            </w:tcMar>
-          </w:tcPr>
-          <w:p>
-            <w:pPr>
-              <w:pStyle w:val="Compact"/>
-              <w:keepNext w:val="0"/>
-              <w:keepLines w:val="0"/>
-              <w:pageBreakBefore w:val="0"/>
-              <w:spacing w:line="240" w:lineRule="auto" w:after="0" w:before="0"/>
-              <w:ind w:firstLine="0"/>
-              <w:jc w:val="center"/>
-            </w:pPr>
-            <w:r>
-              <w:rPr>
-                <w:rFonts w:ascii="Times New Roman" w:hAnsi="Times New Roman"/>
-                <w:b/>
-                <w:bCs/>
-                <w:sz w:val="20"/>
-              </w:rPr>
-              <w:t xml:space="preserve">0.447</w:t>
-            </w:r>
-          </w:p>
-        </w:tc>
-        <w:tc>
-          <w:tcPr>
-            <w:tcW w:type="dxa" w:w="1083"/>
-            <w:vAlign w:val="center"/>
-            <w:noWrap/>
-            <w:tcMar>
-              <w:top w:w="30" w:type="dxa"/>
-              <w:bottom w:w="30" w:type="dxa"/>
-              <w:left w:w="45" w:type="dxa"/>
-              <w:right w:w="45" w:type="dxa"/>
-            </w:tcMar>
-          </w:tcPr>
-          <w:p>
-            <w:pPr>
-              <w:pStyle w:val="Compact"/>
-              <w:keepNext w:val="0"/>
-              <w:keepLines w:val="0"/>
-              <w:pageBreakBefore w:val="0"/>
-              <w:spacing w:line="240" w:lineRule="auto" w:after="0" w:before="0"/>
-              <w:ind w:firstLine="0"/>
-              <w:jc w:val="center"/>
-            </w:pPr>
-            <w:r>
-              <w:rPr>
-                <w:rFonts w:ascii="Times New Roman" w:hAnsi="Times New Roman"/>
-                <w:b/>
-                <w:bCs/>
-                <w:sz w:val="20"/>
-              </w:rPr>
-              <w:t xml:space="preserve">0.584</w:t>
-            </w:r>
-          </w:p>
-        </w:tc>
-        <w:tc>
-          <w:tcPr>
-            <w:tcW w:type="dxa" w:w="1083"/>
-            <w:vAlign w:val="center"/>
-            <w:noWrap/>
-            <w:tcMar>
-              <w:top w:w="30" w:type="dxa"/>
-              <w:bottom w:w="30" w:type="dxa"/>
-              <w:left w:w="45" w:type="dxa"/>
-              <w:right w:w="45" w:type="dxa"/>
-            </w:tcMar>
-          </w:tcPr>
-          <w:p>
-            <w:pPr>
-              <w:pStyle w:val="Compact"/>
-              <w:keepNext w:val="0"/>
-              <w:keepLines w:val="0"/>
-              <w:pageBreakBefore w:val="0"/>
-              <w:spacing w:line="240" w:lineRule="auto" w:after="0" w:before="0"/>
-              <w:ind w:firstLine="0"/>
-              <w:jc w:val="center"/>
-            </w:pPr>
-            <w:r>
-              <w:rPr>
-                <w:rFonts w:ascii="Times New Roman" w:hAnsi="Times New Roman"/>
-                <w:b/>
-                <w:bCs/>
-                <w:sz w:val="20"/>
-              </w:rPr>
-              <w:t xml:space="preserve">0.663</w:t>
-            </w:r>
-          </w:p>
-        </w:tc>
-        <w:tc>
-          <w:tcPr>
-            <w:tcW w:type="dxa" w:w="1083"/>
-            <w:vAlign w:val="center"/>
-            <w:noWrap/>
-            <w:tcMar>
-              <w:top w:w="30" w:type="dxa"/>
-              <w:bottom w:w="30" w:type="dxa"/>
-              <w:left w:w="45" w:type="dxa"/>
-              <w:right w:w="45" w:type="dxa"/>
-            </w:tcMar>
-          </w:tcPr>
-          <w:p>
-            <w:pPr>
-              <w:pStyle w:val="Compact"/>
-              <w:keepNext w:val="0"/>
-              <w:keepLines w:val="0"/>
-              <w:pageBreakBefore w:val="0"/>
-              <w:spacing w:line="240" w:lineRule="auto" w:after="0" w:before="0"/>
-              <w:ind w:firstLine="0"/>
-              <w:jc w:val="center"/>
-            </w:pPr>
-            <w:r>
-              <w:rPr>
-                <w:rFonts w:ascii="Times New Roman" w:hAnsi="Times New Roman"/>
-                <w:b/>
-                <w:bCs/>
-                <w:sz w:val="20"/>
-              </w:rPr>
-              <w:t xml:space="preserve">0.558</w:t>
-            </w:r>
-          </w:p>
-        </w:tc>
-      </w:tr>
-      <w:tr>
-        <w:trPr>
-          <w:cantSplit/>
-        </w:trPr>
-        <w:tc>
-          <w:tcPr>
-            <w:tcW w:type="dxa" w:w="9026"/>
-            <w:gridSpan w:val="7"/>
-            <w:vAlign w:val="center"/>
-            <w:noWrap/>
-            <w:tcMar>
-              <w:top w:w="30" w:type="dxa"/>
-              <w:bottom w:w="30" w:type="dxa"/>
-              <w:left w:w="45" w:type="dxa"/>
-              <w:right w:w="45" w:type="dxa"/>
-            </w:tcMar>
-            <w:tcBorders>
-              <w:top w:val="single" w:sz="4" w:color="000000"/>
-            </w:tcBorders>
-          </w:tcPr>
-          <w:p>
-            <w:pPr>
-              <w:pStyle w:val="Compact"/>
-              <w:keepNext w:val="0"/>
-              <w:keepLines w:val="0"/>
-              <w:pageBreakBefore w:val="0"/>
-              <w:spacing w:line="240" w:lineRule="auto" w:after="0" w:before="0"/>
-              <w:ind w:firstLine="0"/>
-              <w:jc w:val="left"/>
-            </w:pPr>
-            <w:r>
-              <w:rPr>
-                <w:rFonts w:hint="eastAsia" w:ascii="Times New Roman" w:hAnsi="Times New Roman"/>
-                <w:i/>
-                <w:iCs/>
-                <w:sz w:val="20"/>
-              </w:rPr>
-              <w:t xml:space="preserve">小分子配体</w:t>
-            </w:r>
-          </w:p>
-        </w:tc>
-      </w:tr>
-      <w:tr>
-        <w:trPr>
-          <w:cantSplit/>
-        </w:trPr>
-        <w:tc>
-          <w:tcPr>
-            <w:tcW w:type="dxa" w:w="2527"/>
-            <w:vAlign w:val="center"/>
-            <w:noWrap/>
-            <w:tcMar>
-              <w:top w:w="30" w:type="dxa"/>
-              <w:bottom w:w="30" w:type="dxa"/>
-              <w:left w:w="45" w:type="dxa"/>
-              <w:right w:w="45" w:type="dxa"/>
-            </w:tcMar>
-          </w:tcPr>
-          <w:p>
-            <w:pPr>
-              <w:pStyle w:val="Compact"/>
-              <w:keepNext w:val="0"/>
-              <w:keepLines w:val="0"/>
-              <w:pageBreakBefore w:val="0"/>
-              <w:spacing w:line="240" w:lineRule="auto" w:after="0" w:before="0"/>
-              <w:ind w:firstLine="0"/>
-              <w:jc w:val="left"/>
-            </w:pPr>
-            <w:r>
-              <w:rPr>
-                <w:rFonts w:ascii="Times New Roman" w:hAnsi="Times New Roman"/>
-                <w:sz w:val="20"/>
-              </w:rPr>
-              <w:t xml:space="preserve">LigandSeek</w:t>
-            </w:r>
-          </w:p>
-        </w:tc>
-        <w:tc>
-          <w:tcPr>
-            <w:tcW w:type="dxa" w:w="1083"/>
-            <w:vAlign w:val="center"/>
-            <w:noWrap/>
-            <w:tcMar>
-              <w:top w:w="30" w:type="dxa"/>
-              <w:bottom w:w="30" w:type="dxa"/>
-              <w:left w:w="45" w:type="dxa"/>
-              <w:right w:w="45" w:type="dxa"/>
-            </w:tcMar>
-          </w:tcPr>
-          <w:p>
-            <w:pPr>
-              <w:pStyle w:val="Compact"/>
-              <w:keepNext w:val="0"/>
-              <w:keepLines w:val="0"/>
-              <w:pageBreakBefore w:val="0"/>
-              <w:spacing w:line="240" w:lineRule="auto" w:after="0" w:before="0"/>
-              <w:ind w:firstLine="0"/>
-              <w:jc w:val="center"/>
-            </w:pPr>
-            <w:r>
-              <w:rPr>
-                <w:rFonts w:ascii="Times New Roman" w:hAnsi="Times New Roman"/>
-                <w:sz w:val="20"/>
-              </w:rPr>
-              <w:t xml:space="preserve">0.460</w:t>
-            </w:r>
-          </w:p>
-        </w:tc>
-        <w:tc>
-          <w:tcPr>
-            <w:tcW w:type="dxa" w:w="1083"/>
-            <w:vAlign w:val="center"/>
-            <w:noWrap/>
-            <w:tcMar>
-              <w:top w:w="30" w:type="dxa"/>
-              <w:bottom w:w="30" w:type="dxa"/>
-              <w:left w:w="45" w:type="dxa"/>
-              <w:right w:w="45" w:type="dxa"/>
-            </w:tcMar>
-          </w:tcPr>
-          <w:p>
-            <w:pPr>
-              <w:pStyle w:val="Compact"/>
-              <w:keepNext w:val="0"/>
-              <w:keepLines w:val="0"/>
-              <w:pageBreakBefore w:val="0"/>
-              <w:spacing w:line="240" w:lineRule="auto" w:after="0" w:before="0"/>
-              <w:ind w:firstLine="0"/>
-              <w:jc w:val="center"/>
-            </w:pPr>
-            <w:r>
-              <w:rPr>
-                <w:rFonts w:ascii="Times New Roman" w:hAnsi="Times New Roman"/>
-                <w:sz w:val="20"/>
-              </w:rPr>
-              <w:t xml:space="preserve">0.568</w:t>
-            </w:r>
-          </w:p>
-        </w:tc>
-        <w:tc>
-          <w:tcPr>
-            <w:tcW w:type="dxa" w:w="1083"/>
-            <w:vAlign w:val="center"/>
-            <w:noWrap/>
-            <w:tcMar>
-              <w:top w:w="30" w:type="dxa"/>
-              <w:bottom w:w="30" w:type="dxa"/>
-              <w:left w:w="45" w:type="dxa"/>
-              <w:right w:w="45" w:type="dxa"/>
-            </w:tcMar>
-          </w:tcPr>
-          <w:p>
-            <w:pPr>
-              <w:pStyle w:val="Compact"/>
-              <w:keepNext w:val="0"/>
-              <w:keepLines w:val="0"/>
-              <w:pageBreakBefore w:val="0"/>
-              <w:spacing w:line="240" w:lineRule="auto" w:after="0" w:before="0"/>
-              <w:ind w:firstLine="0"/>
-              <w:jc w:val="center"/>
-            </w:pPr>
-            <w:r>
-              <w:rPr>
-                <w:rFonts w:ascii="Times New Roman" w:hAnsi="Times New Roman"/>
-                <w:sz w:val="20"/>
-              </w:rPr>
-              <w:t xml:space="preserve">0.483</w:t>
-            </w:r>
-          </w:p>
-        </w:tc>
-        <w:tc>
-          <w:tcPr>
-            <w:tcW w:type="dxa" w:w="1083"/>
-            <w:vAlign w:val="center"/>
-            <w:noWrap/>
-            <w:tcMar>
-              <w:top w:w="30" w:type="dxa"/>
-              <w:bottom w:w="30" w:type="dxa"/>
-              <w:left w:w="45" w:type="dxa"/>
-              <w:right w:w="45" w:type="dxa"/>
-            </w:tcMar>
-          </w:tcPr>
-          <w:p>
-            <w:pPr>
-              <w:pStyle w:val="Compact"/>
-              <w:keepNext w:val="0"/>
-              <w:keepLines w:val="0"/>
-              <w:pageBreakBefore w:val="0"/>
-              <w:spacing w:line="240" w:lineRule="auto" w:after="0" w:before="0"/>
-              <w:ind w:firstLine="0"/>
-              <w:jc w:val="center"/>
-            </w:pPr>
-            <w:r>
-              <w:rPr>
-                <w:rFonts w:ascii="Times New Roman" w:hAnsi="Times New Roman"/>
-                <w:sz w:val="20"/>
-              </w:rPr>
-              <w:t xml:space="preserve">0.511</w:t>
-            </w:r>
-          </w:p>
-        </w:tc>
-        <w:tc>
-          <w:tcPr>
-            <w:tcW w:type="dxa" w:w="1083"/>
-            <w:vAlign w:val="center"/>
-            <w:noWrap/>
-            <w:tcMar>
-              <w:top w:w="30" w:type="dxa"/>
-              <w:bottom w:w="30" w:type="dxa"/>
-              <w:left w:w="45" w:type="dxa"/>
-              <w:right w:w="45" w:type="dxa"/>
-            </w:tcMar>
-          </w:tcPr>
-          <w:p>
-            <w:pPr>
-              <w:pStyle w:val="Compact"/>
-              <w:keepNext w:val="0"/>
-              <w:keepLines w:val="0"/>
-              <w:pageBreakBefore w:val="0"/>
-              <w:spacing w:line="240" w:lineRule="auto" w:after="0" w:before="0"/>
-              <w:ind w:firstLine="0"/>
-              <w:jc w:val="center"/>
-            </w:pPr>
-            <w:r>
-              <w:rPr>
-                <w:rFonts w:ascii="Times New Roman" w:hAnsi="Times New Roman"/>
-                <w:sz w:val="20"/>
-              </w:rPr>
-              <w:t xml:space="preserve">0.621</w:t>
-            </w:r>
-          </w:p>
-        </w:tc>
-        <w:tc>
-          <w:tcPr>
-            <w:tcW w:type="dxa" w:w="1083"/>
-            <w:vAlign w:val="center"/>
-            <w:noWrap/>
-            <w:tcMar>
-              <w:top w:w="30" w:type="dxa"/>
-              <w:bottom w:w="30" w:type="dxa"/>
-              <w:left w:w="45" w:type="dxa"/>
-              <w:right w:w="45" w:type="dxa"/>
-            </w:tcMar>
-          </w:tcPr>
-          <w:p>
-            <w:pPr>
-              <w:pStyle w:val="Compact"/>
-              <w:keepNext w:val="0"/>
-              <w:keepLines w:val="0"/>
-              <w:pageBreakBefore w:val="0"/>
-              <w:spacing w:line="240" w:lineRule="auto" w:after="0" w:before="0"/>
-              <w:ind w:firstLine="0"/>
-              <w:jc w:val="center"/>
-            </w:pPr>
-            <w:r>
-              <w:rPr>
-                <w:rFonts w:ascii="Times New Roman" w:hAnsi="Times New Roman"/>
-                <w:sz w:val="20"/>
-              </w:rPr>
-              <w:t xml:space="preserve">0.539</w:t>
-            </w:r>
-          </w:p>
-        </w:tc>
-      </w:tr>
-      <w:tr>
-        <w:trPr>
-          <w:cantSplit/>
-        </w:trPr>
-        <w:tc>
-          <w:tcPr>
-            <w:tcW w:type="dxa" w:w="2527"/>
-            <w:vAlign w:val="center"/>
-            <w:noWrap/>
-            <w:tcMar>
-              <w:top w:w="30" w:type="dxa"/>
-              <w:bottom w:w="30" w:type="dxa"/>
-              <w:left w:w="45" w:type="dxa"/>
-              <w:right w:w="45" w:type="dxa"/>
-            </w:tcMar>
-          </w:tcPr>
-          <w:p>
-            <w:pPr>
-              <w:pStyle w:val="Compact"/>
-              <w:keepNext w:val="0"/>
-              <w:keepLines w:val="0"/>
-              <w:pageBreakBefore w:val="0"/>
-              <w:spacing w:line="240" w:lineRule="auto" w:after="0" w:before="0"/>
-              <w:ind w:firstLine="0"/>
-              <w:jc w:val="left"/>
-            </w:pPr>
-            <w:r>
-              <w:rPr>
-                <w:rFonts w:ascii="Times New Roman" w:hAnsi="Times New Roman"/>
-                <w:sz w:val="20"/>
-              </w:rPr>
-              <w:t xml:space="preserve">LigandSeek2-Find</w:t>
-            </w:r>
-          </w:p>
-        </w:tc>
-        <w:tc>
-          <w:tcPr>
-            <w:tcW w:type="dxa" w:w="1083"/>
-            <w:vAlign w:val="center"/>
-            <w:noWrap/>
-            <w:tcMar>
-              <w:top w:w="30" w:type="dxa"/>
-              <w:bottom w:w="30" w:type="dxa"/>
-              <w:left w:w="45" w:type="dxa"/>
-              <w:right w:w="45" w:type="dxa"/>
-            </w:tcMar>
-          </w:tcPr>
-          <w:p>
-            <w:pPr>
-              <w:pStyle w:val="Compact"/>
-              <w:keepNext w:val="0"/>
-              <w:keepLines w:val="0"/>
-              <w:pageBreakBefore w:val="0"/>
-              <w:spacing w:line="240" w:lineRule="auto" w:after="0" w:before="0"/>
-              <w:ind w:firstLine="0"/>
-              <w:jc w:val="center"/>
-            </w:pPr>
-            <w:r>
-              <w:rPr>
-                <w:rFonts w:ascii="Times New Roman" w:hAnsi="Times New Roman"/>
-                <w:b/>
-                <w:bCs/>
-                <w:sz w:val="20"/>
-              </w:rPr>
-              <w:t xml:space="preserve">0.482</w:t>
-            </w:r>
-          </w:p>
-        </w:tc>
-        <w:tc>
-          <w:tcPr>
-            <w:tcW w:type="dxa" w:w="1083"/>
-            <w:vAlign w:val="center"/>
-            <w:noWrap/>
-            <w:tcMar>
-              <w:top w:w="30" w:type="dxa"/>
-              <w:bottom w:w="30" w:type="dxa"/>
-              <w:left w:w="45" w:type="dxa"/>
-              <w:right w:w="45" w:type="dxa"/>
-            </w:tcMar>
-          </w:tcPr>
-          <w:p>
-            <w:pPr>
-              <w:pStyle w:val="Compact"/>
-              <w:keepNext w:val="0"/>
-              <w:keepLines w:val="0"/>
-              <w:pageBreakBefore w:val="0"/>
-              <w:spacing w:line="240" w:lineRule="auto" w:after="0" w:before="0"/>
-              <w:ind w:firstLine="0"/>
-              <w:jc w:val="center"/>
-            </w:pPr>
-            <w:r>
-              <w:rPr>
-                <w:rFonts w:ascii="Times New Roman" w:hAnsi="Times New Roman"/>
-                <w:b/>
-                <w:bCs/>
-                <w:sz w:val="20"/>
-              </w:rPr>
-              <w:t xml:space="preserve">0.573</w:t>
-            </w:r>
-          </w:p>
-        </w:tc>
-        <w:tc>
-          <w:tcPr>
-            <w:tcW w:type="dxa" w:w="1083"/>
-            <w:vAlign w:val="center"/>
-            <w:noWrap/>
-            <w:tcMar>
-              <w:top w:w="30" w:type="dxa"/>
-              <w:bottom w:w="30" w:type="dxa"/>
-              <w:left w:w="45" w:type="dxa"/>
-              <w:right w:w="45" w:type="dxa"/>
-            </w:tcMar>
-          </w:tcPr>
-          <w:p>
-            <w:pPr>
-              <w:pStyle w:val="Compact"/>
-              <w:keepNext w:val="0"/>
-              <w:keepLines w:val="0"/>
-              <w:pageBreakBefore w:val="0"/>
-              <w:spacing w:line="240" w:lineRule="auto" w:after="0" w:before="0"/>
-              <w:ind w:firstLine="0"/>
-              <w:jc w:val="center"/>
-            </w:pPr>
-            <w:r>
-              <w:rPr>
-                <w:rFonts w:ascii="Times New Roman" w:hAnsi="Times New Roman"/>
-                <w:b/>
-                <w:bCs/>
-                <w:sz w:val="20"/>
-              </w:rPr>
-              <w:t xml:space="preserve">0.499</w:t>
-            </w:r>
-          </w:p>
-        </w:tc>
-        <w:tc>
-          <w:tcPr>
-            <w:tcW w:type="dxa" w:w="1083"/>
-            <w:vAlign w:val="center"/>
-            <w:noWrap/>
-            <w:tcMar>
-              <w:top w:w="30" w:type="dxa"/>
-              <w:bottom w:w="30" w:type="dxa"/>
-              <w:left w:w="45" w:type="dxa"/>
-              <w:right w:w="45" w:type="dxa"/>
-            </w:tcMar>
-          </w:tcPr>
-          <w:p>
-            <w:pPr>
-              <w:pStyle w:val="Compact"/>
-              <w:keepNext w:val="0"/>
-              <w:keepLines w:val="0"/>
-              <w:pageBreakBefore w:val="0"/>
-              <w:spacing w:line="240" w:lineRule="auto" w:after="0" w:before="0"/>
-              <w:ind w:firstLine="0"/>
-              <w:jc w:val="center"/>
-            </w:pPr>
-            <w:r>
-              <w:rPr>
-                <w:rFonts w:ascii="Times New Roman" w:hAnsi="Times New Roman"/>
-                <w:b/>
-                <w:bCs/>
-                <w:sz w:val="20"/>
-              </w:rPr>
-              <w:t xml:space="preserve">0.576</w:t>
-            </w:r>
-          </w:p>
-        </w:tc>
-        <w:tc>
-          <w:tcPr>
-            <w:tcW w:type="dxa" w:w="1083"/>
-            <w:vAlign w:val="center"/>
-            <w:noWrap/>
-            <w:tcMar>
-              <w:top w:w="30" w:type="dxa"/>
-              <w:bottom w:w="30" w:type="dxa"/>
-              <w:left w:w="45" w:type="dxa"/>
-              <w:right w:w="45" w:type="dxa"/>
-            </w:tcMar>
-          </w:tcPr>
-          <w:p>
-            <w:pPr>
-              <w:pStyle w:val="Compact"/>
-              <w:keepNext w:val="0"/>
-              <w:keepLines w:val="0"/>
-              <w:pageBreakBefore w:val="0"/>
-              <w:spacing w:line="240" w:lineRule="auto" w:after="0" w:before="0"/>
-              <w:ind w:firstLine="0"/>
-              <w:jc w:val="center"/>
-            </w:pPr>
-            <w:r>
-              <w:rPr>
-                <w:rFonts w:ascii="Times New Roman" w:hAnsi="Times New Roman"/>
-                <w:b/>
-                <w:bCs/>
-                <w:sz w:val="20"/>
-              </w:rPr>
-              <w:t xml:space="preserve">0.701</w:t>
-            </w:r>
-          </w:p>
-        </w:tc>
-        <w:tc>
-          <w:tcPr>
-            <w:tcW w:type="dxa" w:w="1083"/>
-            <w:vAlign w:val="center"/>
-            <w:noWrap/>
-            <w:tcMar>
-              <w:top w:w="30" w:type="dxa"/>
-              <w:bottom w:w="30" w:type="dxa"/>
-              <w:left w:w="45" w:type="dxa"/>
-              <w:right w:w="45" w:type="dxa"/>
-            </w:tcMar>
-          </w:tcPr>
-          <w:p>
-            <w:pPr>
-              <w:pStyle w:val="Compact"/>
-              <w:keepNext w:val="0"/>
-              <w:keepLines w:val="0"/>
-              <w:pageBreakBefore w:val="0"/>
-              <w:spacing w:line="240" w:lineRule="auto" w:after="0" w:before="0"/>
-              <w:ind w:firstLine="0"/>
-              <w:jc w:val="center"/>
-            </w:pPr>
-            <w:r>
-              <w:rPr>
-                <w:rFonts w:ascii="Times New Roman" w:hAnsi="Times New Roman"/>
-                <w:b/>
-                <w:bCs/>
-                <w:sz w:val="20"/>
-              </w:rPr>
-              <w:t xml:space="preserve">0.605</w:t>
-            </w:r>
-          </w:p>
-        </w:tc>
-      </w:tr>
-    </w:tbl>
-    <w:p>
-      <w:pPr>
-        <w:pStyle w:val="MDTableNote"/>
-        <w:keepNext w:val="0"/>
-        <w:keepLines/>
-        <w:pageBreakBefore w:val="0"/>
-        <w:spacing w:line="240" w:lineRule="auto" w:before="80" w:after="120"/>
-        <w:ind w:firstLine="0"/>
-      </w:pPr>
-      <w:r>
-        <w:rPr>
-          <w:rFonts w:hint="eastAsia" w:ascii="Times New Roman" w:hAnsi="Times New Roman"/>
-          <w:sz w:val="18"/>
-        </w:rPr>
-        <w:t xml:space="preserve">数值为逐</w:t>
-      </w:r>
-      <w:r>
-        <w:rPr>
-          <w:rFonts w:ascii="Times New Roman" w:hAnsi="Times New Roman"/>
-          <w:sz w:val="18"/>
-        </w:rPr>
-        <w:t xml:space="preserve"> PDB </w:t>
-      </w:r>
-      <w:r>
-        <w:rPr>
-          <w:rFonts w:hint="eastAsia" w:ascii="Times New Roman" w:hAnsi="Times New Roman"/>
-          <w:sz w:val="18"/>
-        </w:rPr>
-        <w:t xml:space="preserve">等权宏平均。Dice</w:t>
-      </w:r>
-      <w:r>
-        <w:rPr>
-          <w:rFonts w:ascii="Times New Roman" w:hAnsi="Times New Roman"/>
-          <w:sz w:val="18"/>
-        </w:rPr>
-        <w:t xml:space="preserve"> </w:t>
-      </w:r>
-      <w:r>
-        <w:rPr>
-          <w:rFonts w:hint="eastAsia" w:ascii="Times New Roman" w:hAnsi="Times New Roman"/>
-          <w:sz w:val="18"/>
-        </w:rPr>
-        <w:t xml:space="preserve">表示语义</w:t>
-      </w:r>
-      <w:r>
-        <w:rPr>
-          <w:rFonts w:ascii="Times New Roman" w:hAnsi="Times New Roman"/>
-          <w:sz w:val="18"/>
-        </w:rPr>
-        <w:t xml:space="preserve"> </w:t>
-      </w:r>
-      <w:r>
-        <w:rPr>
-          <w:rFonts w:hint="eastAsia" w:ascii="Times New Roman" w:hAnsi="Times New Roman"/>
-          <w:sz w:val="18"/>
-        </w:rPr>
-        <w:t xml:space="preserve">Dice；PRAUC</w:t>
-      </w:r>
-      <w:r>
-        <w:rPr>
-          <w:rFonts w:ascii="Times New Roman" w:hAnsi="Times New Roman"/>
-          <w:sz w:val="18"/>
-        </w:rPr>
-        <w:t xml:space="preserve"> </w:t>
-      </w:r>
-      <w:r>
-        <w:rPr>
-          <w:rFonts w:hint="eastAsia" w:ascii="Times New Roman" w:hAnsi="Times New Roman"/>
-          <w:sz w:val="18"/>
-        </w:rPr>
-        <w:t xml:space="preserve">表示一对一</w:t>
-      </w:r>
-      <w:r>
-        <w:rPr>
-          <w:rFonts w:ascii="Times New Roman" w:hAnsi="Times New Roman"/>
-          <w:sz w:val="18"/>
-        </w:rPr>
-        <w:t xml:space="preserve"> </w:t>
-      </w:r>
-      <w:r>
-        <w:rPr>
-          <w:rFonts w:hint="eastAsia" w:ascii="Times New Roman" w:hAnsi="Times New Roman"/>
-          <w:sz w:val="18"/>
-        </w:rPr>
-        <w:t xml:space="preserve">PRAUC，下标为预测与真实区域的双向覆盖下限。CA2</w:t>
-      </w:r>
-      <w:r>
-        <w:rPr>
-          <w:rFonts w:ascii="Times New Roman" w:hAnsi="Times New Roman"/>
-          <w:sz w:val="18"/>
-        </w:rPr>
-        <w:t xml:space="preserve"> </w:t>
-      </w:r>
-      <w:r>
-        <w:rPr>
-          <w:rFonts w:hint="eastAsia" w:ascii="Times New Roman" w:hAnsi="Times New Roman"/>
-          <w:sz w:val="18"/>
-        </w:rPr>
-        <w:t xml:space="preserve">为</w:t>
-      </w:r>
-      <w:r>
-        <w:rPr>
-          <w:rFonts w:ascii="Times New Roman" w:hAnsi="Times New Roman"/>
-          <w:sz w:val="18"/>
-        </w:rPr>
-        <w:t xml:space="preserve"> CryoAtom2 </w:t>
-      </w:r>
-      <w:r>
-        <w:rPr>
-          <w:rFonts w:hint="eastAsia" w:ascii="Times New Roman" w:hAnsi="Times New Roman"/>
-          <w:sz w:val="18"/>
-        </w:rPr>
-        <w:t xml:space="preserve">重建受体，沉积受体对应</w:t>
-      </w:r>
-      <w:r>
-        <w:rPr>
-          <w:rFonts w:ascii="Times New Roman" w:hAnsi="Times New Roman"/>
-          <w:sz w:val="18"/>
-        </w:rPr>
-        <w:t xml:space="preserve"> </w:t>
-      </w:r>
-      <w:r>
-        <w:rPr>
-          <w:rFonts w:hint="eastAsia" w:ascii="Times New Roman" w:hAnsi="Times New Roman"/>
-          <w:sz w:val="18"/>
-        </w:rPr>
-        <w:t xml:space="preserve">GT。粗体表示各配体组内每列的较高值。</w:t>
-      </w:r>
-    </w:p>
-    <w:bookmarkEnd w:id="36"/>
-    <w:bookmarkStart w:id="37" w:name="stage1ligandseek2-find-的消融"/>
-    <w:p>
-      <w:pPr>
-        <w:pStyle w:val="2"/>
-        <w:keepNext/>
-        <w:ind w:firstLine="0"/>
-      </w:pPr>
-      <w:r>
-        <w:rPr>
-          <w:rFonts w:hint="eastAsia"/>
-        </w:rPr>
-        <w:t xml:space="preserve">Stage1：LigandSeek2-Find</w:t>
-      </w:r>
-      <w:r>
-        <w:t xml:space="preserve"> </w:t>
-      </w:r>
-      <w:r>
-        <w:rPr>
-          <w:rFonts w:hint="eastAsia"/>
-        </w:rPr>
-        <w:t xml:space="preserve">的消融</w:t>
-      </w:r>
-    </w:p>
-    <w:p>
-      <w:pPr>
-        <w:pStyle w:val="FirstParagraph"/>
-        <w:spacing w:line="360" w:lineRule="auto" w:after="120"/>
-        <w:ind w:firstLine="420"/>
-      </w:pPr>
-      <w:r>
-        <w:rPr>
-          <w:rFonts w:hint="eastAsia"/>
-        </w:rPr>
-        <w:t xml:space="preserve">为了衡量各项设计对配体定位的贡献，我们在相同的完整测试集上比较六个模型变体。从只接收实验密度的三维</w:t>
-      </w:r>
-      <w:r>
-        <w:t xml:space="preserve"> </w:t>
-      </w:r>
-      <w:r>
-        <w:rPr>
-          <w:rFonts w:hint="eastAsia"/>
-        </w:rPr>
-        <w:t xml:space="preserve">U-Net开始，我们依次加入差密度、多视角密度通道库和受体原子特征。随后在受体嵌入头中引入中心位置编码，再得到最终的</w:t>
-      </w:r>
-      <w:r>
-        <w:t xml:space="preserve"> LigandSeek2-Find </w:t>
-      </w:r>
-      <w:r>
-        <w:rPr>
-          <w:rFonts w:hint="eastAsia"/>
-        </w:rPr>
-        <w:t xml:space="preserve">模型。最终模型使用点云分支预测的受体原子结合概率进行高斯候选打分；其余模型都不进行高斯候选打分，使用通常的推理方式。</w:t>
-      </w:r>
-    </w:p>
-    <w:p>
-      <w:pPr>
-        <w:pStyle w:val="BodyText"/>
-        <w:spacing w:line="360" w:lineRule="auto" w:after="120"/>
-        <w:ind w:firstLine="420"/>
-      </w:pPr>
-      <w:r>
-        <w:rPr>
-          <w:rFonts w:hint="eastAsia"/>
-        </w:rPr>
-        <w:t xml:space="preserve">根据表</w:t>
-      </w:r>
-      <w:r>
-        <w:t xml:space="preserve"> </w:t>
-      </w:r>
-      <w:r>
-        <w:rPr>
-          <w:rFonts w:hint="eastAsia"/>
-        </w:rPr>
-        <w:t xml:space="preserve">4，加入差密度后，GT</w:t>
-      </w:r>
-      <w:r>
-        <w:t xml:space="preserve"> </w:t>
-      </w:r>
-      <w:r>
-        <w:rPr>
-          <w:rFonts w:hint="eastAsia"/>
-        </w:rPr>
-        <w:t xml:space="preserve">和</w:t>
-      </w:r>
-      <w:r>
-        <w:t xml:space="preserve"> CA2 </w:t>
-      </w:r>
-      <w:r>
-        <w:rPr>
-          <w:rFonts w:hint="eastAsia"/>
-        </w:rPr>
-        <w:t xml:space="preserve">条件下的所有指标均提高。多视角密度通道库则进一步提高了整体检出能力。值得注意的是，对相同的实验密度和模拟受体密度进行确定性变换并不增加任何额外信息，却在不同对比度和空间尺度上突出配体信号，并抑制占主导的受体密度。</w:t>
-      </w:r>
-    </w:p>
-    <w:p>
-      <w:pPr>
-        <w:pStyle w:val="BodyText"/>
-        <w:spacing w:line="360" w:lineRule="auto" w:after="120"/>
-        <w:ind w:firstLine="420"/>
-      </w:pPr>
-      <w:r>
-        <w:rPr>
-          <w:rFonts w:hint="eastAsia"/>
-        </w:rPr>
-        <w:t xml:space="preserve">加入受体原子特征后，CA2</w:t>
-      </w:r>
-      <w:r>
-        <w:t xml:space="preserve"> </w:t>
-      </w:r>
-      <w:r>
-        <w:rPr>
-          <w:rFonts w:hint="eastAsia"/>
-        </w:rPr>
-        <w:t xml:space="preserve">的</w:t>
-      </w:r>
-      <w:r>
-        <w:t xml:space="preserve"> </w:t>
-      </w:r>
-      <w:r>
-        <w:rPr>
-          <w:rFonts w:hint="eastAsia"/>
-        </w:rPr>
-        <w:t xml:space="preserve">一对一</w:t>
-      </w:r>
-      <w:r>
-        <w:t xml:space="preserve"> </w:t>
-      </w:r>
-      <m:oMath>
-        <m:sSub>
-          <m:e>
-            <m:r>
-              <m:rPr>
-                <m:sty m:val="p"/>
-              </m:rPr>
-              <m:t>P</m:t>
-            </m:r>
-            <m:r>
-              <m:rPr>
-                <m:sty m:val="p"/>
-              </m:rPr>
-              <m:t>R</m:t>
-            </m:r>
-            <m:r>
-              <m:rPr>
-                <m:sty m:val="p"/>
-              </m:rPr>
-              <m:t>A</m:t>
-            </m:r>
-            <m:r>
-              <m:rPr>
-                <m:sty m:val="p"/>
-              </m:rPr>
-              <m:t>U</m:t>
-            </m:r>
-            <m:r>
-              <m:rPr>
-                <m:sty m:val="p"/>
-              </m:rPr>
-              <m:t>C</m:t>
-            </m:r>
-          </m:e>
-          <m:sub>
-            <m:r>
-              <m:t>0.3</m:t>
-            </m:r>
-          </m:sub>
-        </m:sSub>
-      </m:oMath>
-      <w:r>
-        <w:t xml:space="preserve"> </w:t>
-      </w:r>
-      <w:r>
-        <w:rPr>
-          <w:rFonts w:hint="eastAsia"/>
-        </w:rPr>
-        <w:t xml:space="preserve">从</w:t>
-      </w:r>
-      <w:r>
-        <w:t xml:space="preserve"> 0.508 </w:t>
-      </w:r>
-      <w:r>
-        <w:rPr>
-          <w:rFonts w:hint="eastAsia"/>
-        </w:rPr>
-        <w:t xml:space="preserve">增至</w:t>
-      </w:r>
-      <w:r>
-        <w:t xml:space="preserve"> </w:t>
-      </w:r>
-      <w:r>
-        <w:rPr>
-          <w:rFonts w:hint="eastAsia"/>
-        </w:rPr>
-        <w:t xml:space="preserve">0.520，GT</w:t>
-      </w:r>
-      <w:r>
-        <w:t xml:space="preserve"> </w:t>
-      </w:r>
-      <w:r>
-        <w:rPr>
-          <w:rFonts w:hint="eastAsia"/>
-        </w:rPr>
-        <w:t xml:space="preserve">则从</w:t>
-      </w:r>
-      <w:r>
-        <w:t xml:space="preserve"> 0.643 </w:t>
-      </w:r>
-      <w:r>
-        <w:rPr>
-          <w:rFonts w:hint="eastAsia"/>
-        </w:rPr>
-        <w:t xml:space="preserve">降至</w:t>
-      </w:r>
-      <w:r>
-        <w:t xml:space="preserve"> </w:t>
-      </w:r>
-      <w:r>
-        <w:rPr>
-          <w:rFonts w:hint="eastAsia"/>
-        </w:rPr>
-        <w:t xml:space="preserve">0.631。进一步引入中心位置编码及点–体素联合建模后，CA2</w:t>
-      </w:r>
-      <w:r>
-        <w:t xml:space="preserve"> </w:t>
-      </w:r>
-      <w:r>
-        <w:rPr>
-          <w:rFonts w:hint="eastAsia"/>
-        </w:rPr>
-        <w:t xml:space="preserve">的</w:t>
-      </w:r>
-      <w:r>
-        <w:t xml:space="preserve"> </w:t>
-      </w:r>
-      <w:r>
-        <w:rPr>
-          <w:rFonts w:hint="eastAsia"/>
-        </w:rPr>
-        <w:t xml:space="preserve">一对一</w:t>
-      </w:r>
-      <w:r>
-        <w:t xml:space="preserve"> </w:t>
-      </w:r>
-      <m:oMath>
-        <m:sSub>
-          <m:e>
-            <m:r>
-              <m:rPr>
-                <m:sty m:val="p"/>
-              </m:rPr>
-              <m:t>P</m:t>
-            </m:r>
-            <m:r>
-              <m:rPr>
-                <m:sty m:val="p"/>
-              </m:rPr>
-              <m:t>R</m:t>
-            </m:r>
-            <m:r>
-              <m:rPr>
-                <m:sty m:val="p"/>
-              </m:rPr>
-              <m:t>A</m:t>
-            </m:r>
-            <m:r>
-              <m:rPr>
-                <m:sty m:val="p"/>
-              </m:rPr>
-              <m:t>U</m:t>
-            </m:r>
-            <m:r>
-              <m:rPr>
-                <m:sty m:val="p"/>
-              </m:rPr>
-              <m:t>C</m:t>
-            </m:r>
-          </m:e>
-          <m:sub>
-            <m:r>
-              <m:t>0.3</m:t>
-            </m:r>
-          </m:sub>
-        </m:sSub>
-      </m:oMath>
-      <w:r>
-        <w:t xml:space="preserve"> </w:t>
-      </w:r>
-      <w:r>
-        <w:rPr>
-          <w:rFonts w:hint="eastAsia"/>
-        </w:rPr>
         <w:t xml:space="preserve">增至</w:t>
       </w:r>
       <w:r>
@@ -3458,7 +418,7 @@
         <w:rPr>
           <w:rFonts w:hint="eastAsia"/>
         </w:rPr>
-        <w:t xml:space="preserve">LigandSeek2-Find，其整体表现最好。</w:t>
+        <w:t xml:space="preserve">LigandSeek-Find，其整体表现最好。</w:t>
       </w:r>
     </w:p>
     <w:p>
@@ -3482,7 +442,7 @@
           <w:rFonts w:ascii="华文仿宋" w:hAnsi="华文仿宋" w:eastAsia="华文仿宋"/>
           <w:sz w:val="18"/>
         </w:rPr>
-        <w:t xml:space="preserve"> 4 | LigandSeek2-Find </w:t>
+        <w:t xml:space="preserve"> 4 | LigandSeek-Find </w:t>
       </w:r>
       <w:r>
         <w:rPr>
@@ -3496,7 +456,7 @@
       <w:tblPr>
         <w:tblW w:type="pct" w:w="5000"/>
         <w:tblLayout w:type="fixed"/>
-        <w:tblCaption w:val="表 4 | LigandSeek2-Find 在完整测试集上的内部消融。"/>
+        <w:tblCaption w:val="表 4 | LigandSeek-Find 在完整测试集上的内部消融。"/>
         <w:tblDescription w:val="MDBOOKTABS_{&quot;headers&quot;:2,&quot;groups&quot;:[],&quot;widths&quot;:[0.28,0.12,0.12,0.12,0.12,0.12,0.12],&quot;pagination&quot;:&quot;rows&quot;,&quot;page-break&quot;:&quot;before&quot;}"/>
         <w:tblBorders>
           <w:top w:val="single" w:sz="6" w:color="000000"/>
@@ -5251,7 +2211,7 @@
                 <w:rFonts w:ascii="Times New Roman" w:hAnsi="Times New Roman"/>
                 <w:sz w:val="20"/>
               </w:rPr>
-              <w:t xml:space="preserve">LigandSeek2-Find</w:t>
+              <w:t xml:space="preserve">LigandSeek-Find</w:t>
             </w:r>
           </w:p>
         </w:tc>
@@ -5581,8 +2541,8 @@
         <w:t xml:space="preserve">GT。粗体和下划线分别表示每列的最高值和次高值。</w:t>
       </w:r>
     </w:p>
-    <w:bookmarkEnd w:id="37"/>
-    <w:bookmarkStart w:id="47" w:name="stage3端到端-top-k-success"/>
+    <w:bookmarkEnd w:id="33"/>
+    <w:bookmarkStart w:id="43" w:name="stage3端到端-top-k-success"/>
     <w:p>
       <w:pPr>
         <w:pStyle w:val="2"/>
@@ -5599,7 +2559,7 @@
         <w:t xml:space="preserve"> top-k success</w:t>
       </w:r>
     </w:p>
-    <w:bookmarkStart w:id="38" w:name="评估口径top-k-success"/>
+    <w:bookmarkStart w:id="34" w:name="评估口径top-k-success"/>
     <w:p>
       <w:pPr>
         <w:pStyle w:val="3"/>
@@ -5780,8 +2740,8 @@
         <w:t xml:space="preserve">重建受体（CA2）下的表现。</w:t>
       </w:r>
     </w:p>
-    <w:bookmarkEnd w:id="38"/>
-    <w:bookmarkStart w:id="42" w:name="一般配体的端到端区域检出与身份识别"/>
+    <w:bookmarkEnd w:id="34"/>
+    <w:bookmarkStart w:id="38" w:name="一般配体的端到端区域检出与身份识别"/>
     <w:p>
       <w:pPr>
         <w:pStyle w:val="3"/>
@@ -5808,18 +2768,18 @@
           <wp:inline>
             <wp:extent cx="5731510" cy="3060245"/>
             <wp:effectExtent b="0" l="0" r="0" t="0"/>
-            <wp:docPr descr="Fig. 2 | 端到端配体区域检出与身份匹配。曲线展示在尝试预算 K=1–10 内，179 个测试 PDB 中预测成功的比例。Find+Match 曲线要求端到端区域检出和配体身份匹配均正确，Find 和 Emap2lig-Find 曲线仅要求区域检出正确。Find 和 Match 分别指 LigandSeek-Find 和 LigandSeek-Match。GT 表示真实受体结构，CA2 表示 CryoAtom2 重建受体结构。" title="MDPPTFIG_eJztWf9PGzcU_1dO9-sKl6SEjhMgsQDVNJiidvtpNyFzcRKL-2KdnS90ncQqKGxAN412lVZa1LWa0FChnTSpS9byv2y5JPzUf2HP9iWEwbRqnVAvWqScn-33Pn7PH9tn3ftMp4gXdVPTW7fr4b2XxlRqqlXfaj7YHqSUV_ULmh5g5jtlnBNKGdOyPmY4YJaVTI8kRyxrErMF7lPLau_Xmt-ttje_bO0eWpZCs6zTcB5ysYDCKTyAHGcgT7zcgIu4XRS9NqKc-N6ci4KFEgW9T_TRikm1qut4zKyMWXqRc2oaBrOL2EVs0KfYg868HwAGVIOCUfGDHA18GzNGvILrGKlEYthwEfEsfVygZQNZXOWLDtYqZhk5gPu-iwo4o4YXekZHQ-guYExniIeZbO-pVUxGkQ3DAI4DTQCUGkpYelS9UnJEEypxP8KM1IUlBA5qeRIwPqNME5ES9CgHlKfqEcnTvscZ2CFmEwI24eYtmPdG_TDcX5fjYsT4BCPorL7ihMdOG8mxFLAYYl7W56WYURHLEpy_1p2u5LudgK4pc-UeF0zJIEU8FNYODsoYVKdJYVBLadc1ocyVyXnEJjqIx6G9Y3s-8bb2DsK1p_A8WtlsvNgKN2rhzk7z0VK4Wms8v9Wu7TXqL8KNX6H3j6Ubb9-cvEHkzXs_t2qH4bM7rce1cHs3fHq_fXDn6Ifl1v7dc47zv4vp5Kp1TX8WTs3oUHJf61Dy83li40nfLrnY450jiReFH64C5eMfjBquHCZqUY-sLBhf1NzIfSq9l21KORsBjJ0FwMeTb4r7-9LW3yAnTrQb0dTEmd2477_w5sqr3zaSl0b6ZLfFnY_G85-av6zDGRhfPrKT7_UbJ0_gjQS0NNe-Cb_aaX2_3Dy43Xi5Du_iabh8vTMr7qPx5auvuFL3ifaPXzSf3ejeqnrvU-G3G-qS1XurCu-vNp88aj3ch7NQUPo_mW8FmcBVfJmYchFNOaQwIBZUf_GiNlmjvqL2We_2UtsoOhnjS15f0RXrbSRfrn3Gx9rNcG2vubEaX1ZmSAF5uasYL_Th8Rbr_dLDjNw6cBRf_qi_-Gk_3G09rrW2d8L9B-HXd-EuJ78aL8PlLTORii91fUhSfMnIBIv-BPfdVH_RcrS6GdZrvbvmr1-U4UnH9U8vaHo3raKnL11MppOJ6sXEcCI1lL4-Soltwj_6qCmi--ePmrkAVU6lWCIEwPo3GGDGSwHuwgSvBXLW19UAO0gkc1iRUCamVETolbPEFhMqKvaH5Wyg5TCzxSgZ05CpLUNmtowosWX05rUMjl0KYXolMCGUz-VJAZxlc-VKwqsMU26ohrmE-KUGqVeAQEgO0IeSIIncF8jZToxATdePY5eUg0jM4IxvLzDN8zNF5BXwRBD4lSJGOSaWicDrdDCKba4aAfPYtGcAhWqcmoR5h9Bp4jhiRCFLeyUgk_EAwxtHiHnQuQKjyP4Tla6ScRJP1BiFGZ6vzPq53jwYMqv5wBUlEKdVx2TmS1sc62TAZLvoxlWu2aI_Wq6gZQu1aNVGyqAlyw4oDRi_jH1XEwJoB-CpGhaVZ5jSPZY62qLf85XrxrGITMfTROJxJJ1KK5QztQQvUzJv1yMjkyPidJp7ZceL5ovRLi_wH9c__xMxXMih" id="40" name="Picture"/>
+            <wp:docPr descr="Fig. 1 | 端到端配体区域检出与身份匹配。曲线展示在尝试预算 K=1–10 内，179 个测试 PDB 中预测成功的比例。Find+Match 曲线要求端到端区域检出和配体身份匹配均正确，Find 和 Emap2lig-Find 曲线仅要求区域检出正确。Find 和 Match 分别指 LigandSeek-Find 和 LigandSeek-Match。GT 表示真实受体结构，CA2 表示 CryoAtom2 重建受体结构。" title="MDPPTFIG_eJztWf9PGzcU_1dO9-sKl4SmjBMgsQDVNJiidvtpNyFzcRKL-2KdnS90ncQqKGxAN412lVZa1LWa0FChnTSpS9byv2y5JPzUf2HP9iWEwbRqnVAvWqScn-33Pn7PH9tn3ftMp4gXdVPTW7fr4b2XxlRqqlXfaj7YHqSUV_ULmh5g5jtlnBNKGdOyPmY4YJaVTI8kRyxrErMF7lPLau_Xmt-ttje_bO0eWpZCs6zTcB5ysYDCKTyAHGcgT7zcgIu4XRS9NqKc-N6ci4KFEgW9T_TRikm1qut4zKyMWXqRc2oaBrOL2EVs0KfYg868HwAGVIOCUfGDHA18GzNGvILrGKlE4pLhIuJZ-rhAywayuMoXHaxVzDJyAPd9FxVwRg0v9IyOhtBdwJjOEA8z2d5Tq5iMIhuGARwHmgAodTFh6VH1SskRTajE_QgzUheWEDio5UnA-IwyTURK0KMcUJ6qRyRP-x5nYIeYTQjYhJu3YN4b9cNwf12OixHjE4ygs_qKEx47bSTHUsBiiHlZn5diRkUsS3D-Wne6ku92ArqmzJV7XDAlgxTxUFg7OChjUJ0mhUEtqV3XhDJXJucRm-ggHof2ju35xNvaOwjXnsLzaGWz8WIr3KiFOzvNR0vhaq3x_Fa7tteovwg3foXeP5ZuvH1z8gaRN-_93Kodhs_utB7Xwu3d8On99sGdox-WW_t3zznO_y6mk6vWNf1ZODWjQ8l9rUPJz-eJjSd9u-Rij3eOJF4UfrgKlI9_MGq4cpioRT2ysmB8UXMj96n0XrYp5WwEMHYWAB9Pvinu70tbf4OcONFuRFMTZ3bjvv_CmyuvfttIDo_0yW6LOx-N5z81f1mHMzC-fGQn3-s3Tp7AGwloaa59E3610_p-uXlwu_FyHd7F03D5emdW3Efjy1dfcaXuE-0fv2g-u9G9VfXep8JvN9Qlq_dWFd5fbT551Hq4D2ehoPR_Mt8KMoGr-DIx5SKackhhQCyo_uJFbbJGfUXts97tpbZRdDLGl7y-oivW20i-XPuMj7Wb4dpec2M1vqzMkALyclcxXujD4y3W-6WHGbl14Ci-_FF_8dN-uNt6XGtt74T7D8Kv78JdTn41XobLW2YiFV_q-pCk-JKRCRb9Ce67qf6i5Wh1M6zXenfNX78ow5OO659e0PRuWkVPDw8l08lEdShxKZG6mL4-Soltwj_6qCmi--ePmrkAVU6lWCIEwPo3GGDGSwHuwgSvBXLW19UAO0gkc1iRUCamVETolbPEFhMqKvaH5Wyg5TCzxSgZ05CpLUNmtowosWX05rUMjl0KYXolMCGUz-VJAZxlc4miXbJJJWeohrmE-CUHqVeAQEgO0IeGQRK5L5CznRiBmq4fxy4pB5GYwRnfXmCa52eKyCvgiSDwK0WMckwsE4HX6WAU21w1Auaxac8ACtU4NQnzDqHTxHHEiEKW9kpAJuMBhjeOEPOgcwVGkf0nKl0l4ySeqDEKMzxfmfVzvXkwZFbzgStKIE6rjsnMl7Y41smAyXbRjatcs0V_tFxByxZq0aqNlEFLlh1QGjB-GfuuJgTQDsBTNSwqzzCleyx1tEW_5yvXjWMRmY6nicTjSDqVVihnaglepmTerkdGJkfE6TT3yo4XzRejXV7gP65__icSe8if" id="36" name="Picture"/>
             <a:graphic>
               <a:graphicData uri="http://schemas.openxmlformats.org/drawingml/2006/picture">
                 <pic:pic>
                   <pic:nvPicPr>
-                    <pic:cNvPr descr="C:/Users/15919/Desktop/论文草稿/temp/manuscript_figures_vw0nw6pt/figure_000002.png" id="41" name="Picture"/>
+                    <pic:cNvPr descr="C:/Users/15919/Desktop/论文草稿/temp/manuscript_figures_0hcuciwd/figure_000001.png" id="37" name="Picture"/>
                     <pic:cNvPicPr>
                       <a:picLocks noChangeArrowheads="1" noChangeAspect="1"/>
                     </pic:cNvPicPr>
                   </pic:nvPicPr>
                   <pic:blipFill>
-                    <a:blip r:embed="rId39"/>
+                    <a:blip r:embed="rId35"/>
                     <a:stretch>
                       <a:fillRect/>
                     </a:stretch>
@@ -5860,7 +2820,7 @@
           <w:bCs/>
           <w:sz w:val="18"/>
         </w:rPr>
-        <w:t xml:space="preserve">Fig. 2 | </w:t>
+        <w:t xml:space="preserve">Fig. 1 | </w:t>
       </w:r>
       <w:r>
         <w:rPr>
@@ -6114,7 +3074,7 @@
         <w:rPr>
           <w:rStyle w:val="MDFIGREF_eJyrrk7LTC9KTbNKNUrVTczJ0U3LzEvRzU0sSc6orQUApM0LCA"/>
         </w:rPr>
-        <w:t xml:space="preserve">Fig. 2</w:t>
+        <w:t xml:space="preserve">Fig. 1</w:t>
       </w:r>
       <w:r>
         <w:rPr>
@@ -6360,8 +3320,8 @@
         <w:t xml:space="preserve">PDB（52.0%）中的配体区域。</w:t>
       </w:r>
     </w:p>
-    <w:bookmarkEnd w:id="42"/>
-    <w:bookmarkStart w:id="46" w:name="小分子端到端全原子构象重建"/>
+    <w:bookmarkEnd w:id="38"/>
+    <w:bookmarkStart w:id="42" w:name="小分子端到端全原子构象重建"/>
     <w:p>
       <w:pPr>
         <w:pStyle w:val="3"/>
@@ -6388,18 +3348,18 @@
           <wp:inline>
             <wp:extent cx="5731510" cy="3497158"/>
             <wp:effectExtent b="0" l="0" r="0" t="0"/>
-            <wp:docPr descr="Fig. 3 | 单残基、无缺失原子的有机小分子端到端建模。曲线展示在尝试预算 K = 1–10 内，77 个测试 PDB 中预测成功的比例。Find 和 Match 分别指 LigandSeek-Find 和 LigandSeek-Match。GT 和 CA2 分别表示真实受体结构和 CryoAtom2 重建受体结构。 a, Find+Match 曲线要求端到端区域检出和配体身份匹配均正确，Find 和 Emap2lig-Find 曲线仅要求区域检出正确。 b, c, 使用 PocketXMol-tuned 进行端到端构象重建时，成功率随计费尝试次数 K 的变化，分别展示真实受体（GT，b）和 CryoAtom2 重建受体（CA2，c）条件。成功要求 RMSD 低于 2 Å 或 3 Å。实线表示按模型评分选出的 top-1 构象，虚线表示 best-of-50 构象。" title="MDPPTFIG_eJztW1tPG0cU_isrvxZY28QhWAGJcomqQmUlqVSprtCwHtsr9jLaGWNIU4lEEKAYiJoQWkJC3UQVahouVRs1NpSH_JPGuzZP_IWe2VkbU1IpSirKbrHknduZb86Zb-6782WIIJYNxaVQ9X7ZfviH3B_tr5bvOY_X2ghh46EWKWRhampjOMWFeuPJ5KcUWzSZjMQ6I53JZB-mo8wkyWRts-Q8mKktzFU39pNJgZZMnoQzkI45FI7iVqojTWslKsGaamCeqiDCVNMY1pE1miMg93nocj5OpHFdM2g835UMZRkjcVmmShbriLaZBBuQmDYtHTEIWhk5b1opYpkKplQ1MromR8Phi7KOVCMZ6uZoCct1rrEJDUv5-BjSAPcjHWVwryiey8l1CS47ijEZBBWpG98UyscpQQoUAzjcBgCKXggnQ17wak7jUSjHTA_TE-c5VSMFYmnVomxQZA17QpAiFBCaiofnHzANRiEfooqqQh57YRHqvVLetzfn3XIxoqyHquhNadkeg57M5JYlgHkRI254xPX2CotdF5S_0aiuyKW6QTdEdqEe40y5RnJ7CLQdbI1hEB1QM21Su3RT4sJMZDkN23iCajCIr-c9HXvthWVnc95eL72evOWsfF_dLdlPd-zFdfv53erqlLM256yV7O0le_YOj3m2Zc9u82e55GwUX0_ePnu19B514Tz8pVrat3eWq09L9tqGvf2otrV88MNUdXPllO3892w63o71uDkE46g3TOlvNUyZ6bSq4D5TyenYYPVBimW5HroAZd0fX5Z1txgvRjwSrkPZhKR76hNXezdOCCc8gK43AbDuyPvi_jl57x-Qw8fiZa9q_Myu3_uffWf6cLfQ0RGQzuZ3Oiq__-T8Ng9DoH_5SPR9GDROnsOEBLQ4s3ftr9f5FL11v_LHPEzFA7Aa8y9TgWLJ_qbgXyZgFlSyAeMDVq-zz5zCjH9ZGVQzyEhdw3i0lXf0gPHj5_7SxIzbdWAovnL9nJ8zw09vTzRgbLijWa24AdvU6tq6vfnYXlqp7N1zD7Cm_M2VNWH2MFMPGGMHMwt2udTM0ukfnfh3rXYax2DIt2y0SHw98EEAV23iOK724y1n5_bRyWOhZK-vO08m7ZkSDHUH0wvQp2qlZ5Xynl14CUH70Yzz_Em1uHm4WzjfEp0ZMn09LfXriEQ1NRPApbfoZJXytOhnzd1LdKPzmepszVQjvmWjxbeaB7EdKb5loyVYI3Blb796f8O3bEgJUxnF7LMhU2tlOQMHbH6s7T-sFQuN5Sds3Wo7RbGfc1ZewBrTO4hfnDlYXaptFmu_vhTvjZ2fi87ytn9pPab5Kb03Pn8J-983-OrqlL30rV14AG1bnDSJDyKaT5oOd2evXIf0kcPdOV8v7P8H503AVW9PFMhSgCznUbFSfgFLejFqiTW_f-m7OnStL1jMVfYWK6VF_zISlV5NB4sRZ_aBf-loDxYXr6Zh6IJZiB8Luq8_nMKcs1G0H8_XtqZgsjqYnLNnSjCD-ZcxZpLWSLBYE2tmmIFq3602mPMvQyOYslYz3RoLB5Gmvx_3wZN0h75okUKNT91DsY72SCwSHm-_0NkRiV26eZmoShz-3vYAvdX2IGWh_InP3j0EwHoXDMjGchZuwFjvvE-xsIb4B_Y0qxLKq5FbaIwlVIVXIg8on4wlLCmFqcJL6Y3L7nUD2b1tIHuXDeTmuwYywzoBM40cZFEJG06rGVCWDo_lw0b-ImGyiBgO8197GzEyYIiaAvQLMfDx-wjgT9RtBGoaehypJBREvAYHYV9OJcPszSIjg3ssy8xnMUpR3jQ4Xj2BEqwwEQmYR1mbChCo8olKGNFUMqBqGi-R-938woPilFmYKVnuTYPMVSjFTT8WaAjJx_F4iBKo4ZH8kJlqvpuA4uNpS-cuECeNd7m3EaSJrvqtBDeeJ-NxJik83WuuIKVwMa_VesIg5bp1UGJRdgWbusQ9IG2BpqJYNDZIheyRry7N0w1TqC4feVFcMyR-GaQzFo0JlDdKcV763bsUTX4UZ0jV6tHNfs3w6ouSBi_w7w599RcMSKaO" id="44" name="Picture"/>
+            <wp:docPr descr="Fig. 2 | 单残基、无缺失原子的有机小分子端到端建模。曲线展示在尝试预算 K = 1–10 内，77 个测试 PDB 中预测成功的比例。Find 和 Match 分别指 LigandSeek-Find 和 LigandSeek-Match。GT 和 CA2 分别表示真实受体结构和 CryoAtom2 重建受体结构。 a, Find+Match 曲线要求端到端区域检出和配体身份匹配均正确，Find 和 Emap2lig-Find 曲线仅要求区域检出正确。 b, c, 使用 PocketXMol-tuned 进行端到端构象重建时，成功率随计费尝试次数 K 的变化，分别展示真实受体（GT，b）和 CryoAtom2 重建受体（CA2，c）条件。成功要求 RMSD 低于 2 Å 或 3 Å。实线表示按模型评分选出的 top-1 构象，虚线表示 best-of-50 构象。" title="MDPPTFIG_eJztW1tPG0cU_isrvxZY2wklWAGJcomqQmUlqVSpW6FhPbZX7GW0M8aQphKJIEAxEDUhtISEuokq1DRcqjZqbBIe8k8a79o88Rd6ZmdtTEmlKKkou8WSd25nvjlnvrnvzlcRglg2kpAi1btl5_5LuT_eXy3fcR-utRHCxiMtUsTG1NLHcIoL9SYU5TOKbaoosfbOWKei9GE6yiyiKLXNkntvprYwV93YUxSBpijH4UxkYA6F47iVGkjXW4lGsK6ZmKeqiDDNMocNZI_mCMh9EbmYTxBp3NBNmsh3KZEsYyQhy1TNYgPRNotgExLTlm0gBkE7I-ctO0VsS8WUambG0OV4NPqhbCDNVCLdHC1pe84VNqFjKZ8YQzrgfmygDO4VxXM5uS7BZUcxJoOgIvXim0L5BCVIhWIAh9sAQPHzUSXiBy_ndB6FcszyMX1xnlMzUyCW1mzKBkXWqC8EKUIBoal4-P4By2QU8iGqahrkcRYWod4r5T1nc94rFyPKeqiG3pSW7THp8UxeWQKYFzHihUc8b6-w2HNB-WuN6opdqBt0TWQX6jHOlGckt4dA28H2GAbRAS3TJsWl6xIXZiLLSdjGEzSTQXw978nY6ywsu5vzznrp9eQNd-WH6m7JebzjLK47T29XV6fctTl3reRsLzmzt3jMky1ndps_yyV3o_h68ubpq6X3qAv3_q_V0p6zs1x9XHLWNpztB7Wt5f0fp6qbKyds579n09F2bCSsIRhH_WHKeKthykqnNRX3WWrOwCarD1Isy_UwBCjr_uSibHjF-DHikfQcyiYkw1efeNp7cUI46QN0vQmAdcfeF_fPyTv_gBw9Ei_7VRNkdoPe_5xb0we7hY6OkHS2oNNR-eNn9_d5GAKDy0ey76OwcfIUJiSgxZ297XyzzqforbuVl_MwFQ_Aaiy4TIWKJefbQnCZgFlQzYaMD1i9zj5xCzPBZWVQyyAzdQXj0Vbe0UPGT5D7SxMzXteBofjS1TN-Tg0_vT3xkLHhjWa14gZsU6tr687mQ2dppfLijneANRVsruwJq4dZRsgY259ZcMqlZpZO_ugkuGu1kzgGQ4Flo0Xi64EPQrhqE8dxtZ9uuDs3D08eCyVnfd19NOnMlGCo259egD5VKz2plF84hecQdB7MuE8fVYubB7uFsy3RqSEz0NNSv4FIXNcyIVx6i05WKU-LftbcvUQ3OpupTtdMNRJYNloCq3kY25EaWDZawjUCV17sVe9uBJYNKWmpo5h9PmTprSxn4pDNj7W9-7ViobH8hK1bbaco9nPuyjNYY_oH8Ysz-6tLtc1i7bfn4r2x-0vRXd4OLq1HND-h98ZnL2H_-wZfXZ1ylr5zCvegbYuTJvFBRPNJ08Hu7KWrkD5ysDsX6IX9_-C8Cbjq7YkDWSqQ5T4oVsrPYEkvRi2x5g8ufZeHrvSFi7nKi8VKaTG4jMSlV9PhYsSdvRdcOs6Fi4tX0zB0wSzEjwW91x9uYc7dKDoP52tbUzBZ7U_OOTMlmMGCyxizSGssXKyJNTPMQLXvVxvMBZehEUxZq5VubY-Gkaa_H_fBk3RHvmyRIo1P3SPtHedi7bHo-LnznR2x9gvXLxJNTcDf3x6gt9oepGyUP_bZu48AWO-CAdlYzsYNGPud9yk21hH_wJ5mNUJ5NXILzbGkpvJK5AH107GkLaUwVXkpvQnZu24ge7cNZP-ygdx810Bm2CBgppmDLBphw2ktA8rS4WhWzalaPiWLiOEo_8XbiJkBQ7QUoJ-PgY_fRwB_sm4jUNPQ41AloSDiNTgI-3IqmVZvFpkZ3GPbVj6LUYrypsHx6gmUYJWJSMA8zNpUgECVj1XCiK6RAU3XeYnc7-UXHpSgzMZMzXJvGmQuQyle-pFAQ0g-isdDlEANj-SHrFTz3QSUGE_bBneBOGm8y7uNIE101W8lePE8GY8zSeXpfnMFKZWL-a3WFwYpz62DEpuyS9gyJO4BaRs0FcWisUEqZA99dWmeblpCdfnQixK6KfHLIJ3t8XaB8kYpzku_d5eiyY8SDGl6PbrZr5t-fVHS4AX-3ZGv_wLEVKaD" id="40" name="Picture"/>
             <a:graphic>
               <a:graphicData uri="http://schemas.openxmlformats.org/drawingml/2006/picture">
                 <pic:pic>
                   <pic:nvPicPr>
-                    <pic:cNvPr descr="C:/Users/15919/Desktop/论文草稿/temp/manuscript_figures_vw0nw6pt/figure_000003.png" id="45" name="Picture"/>
+                    <pic:cNvPr descr="C:/Users/15919/Desktop/论文草稿/temp/manuscript_figures_0hcuciwd/figure_000002.png" id="41" name="Picture"/>
                     <pic:cNvPicPr>
                       <a:picLocks noChangeArrowheads="1" noChangeAspect="1"/>
                     </pic:cNvPicPr>
                   </pic:nvPicPr>
                   <pic:blipFill>
-                    <a:blip r:embed="rId43"/>
+                    <a:blip r:embed="rId39"/>
                     <a:stretch>
                       <a:fillRect/>
                     </a:stretch>
@@ -6440,7 +3400,7 @@
           <w:bCs/>
           <w:sz w:val="18"/>
         </w:rPr>
-        <w:t xml:space="preserve">Fig. 3 | </w:t>
+        <w:t xml:space="preserve">Fig. 2 | </w:t>
       </w:r>
       <w:r>
         <w:rPr>
@@ -6887,7 +3847,7 @@
         <w:rPr>
           <w:rStyle w:val="MDFIGREF_eJyrrk7LTC9KTbNKNUrVLc5NzMnRLcgsSM3JzEutSdJJrq0FANjnDNA"/>
         </w:rPr>
-        <w:t xml:space="preserve">Fig. 3b, c</w:t>
+        <w:t xml:space="preserve">Fig. 2b, c</w:t>
       </w:r>
       <w:r>
         <w:rPr>
@@ -6920,7 +3880,7 @@
         <w:rPr>
           <w:rStyle w:val="MDFIGREF_eJyrrk7LTC9KTbNKNUrVLc5NzMnRLcgsSM3JzEutSaqtBQDAgAxB"/>
         </w:rPr>
-        <w:t xml:space="preserve">Fig. 3b</w:t>
+        <w:t xml:space="preserve">Fig. 2b</w:t>
       </w:r>
       <w:r>
         <w:rPr>
@@ -6947,7 +3907,7 @@
         <w:rPr>
           <w:rStyle w:val="MDFIGREF_eJyrrk7LTC9KTbNKNUrVLc5NzMnRLcgsSM3JzEutSa6tBQDAgwxC"/>
         </w:rPr>
-        <w:t xml:space="preserve">Fig. 3c</w:t>
+        <w:t xml:space="preserve">Fig. 2c</w:t>
       </w:r>
       <w:r>
         <w:rPr>
@@ -7304,7 +4264,7 @@
         <w:rPr>
           <w:rStyle w:val="MDFIGREF_eJyrrk7LTC9KTbNKNUrVLc5NzMnRLcgsSM3JzEutSaytBQDAfQxA"/>
         </w:rPr>
-        <w:t xml:space="preserve">Fig. 3a</w:t>
+        <w:t xml:space="preserve">Fig. 2a</w:t>
       </w:r>
       <w:r>
         <w:t xml:space="preserve"> </w:t>
@@ -7438,9 +4398,9 @@
         <w:t xml:space="preserve"> 83.1%。</w:t>
       </w:r>
     </w:p>
-    <w:bookmarkEnd w:id="46"/>
-    <w:bookmarkEnd w:id="47"/>
-    <w:bookmarkStart w:id="51" w:name="给定正确身份时的-findbuild-比较"/>
+    <w:bookmarkEnd w:id="42"/>
+    <w:bookmarkEnd w:id="43"/>
+    <w:bookmarkStart w:id="47" w:name="给定正确身份时的-findbuild-比较"/>
     <w:p>
       <w:pPr>
         <w:pStyle w:val="2"/>
@@ -7500,7 +4460,7 @@
         <w:rPr>
           <w:rStyle w:val="MDFIGREF_eJyrrk7LTC9KTbMqLi0o0E3LzEvRTc4vKkpNLtHNTSxJztBNKs3MSamtBQBErw_K"/>
         </w:rPr>
-        <w:t xml:space="preserve">Fig. 4</w:t>
+        <w:t xml:space="preserve">Fig. 3</w:t>
       </w:r>
       <w:r>
         <w:t xml:space="preserve">。</w:t>
@@ -7519,18 +4479,18 @@
           <wp:inline>
             <wp:extent cx="5029200" cy="6218691"/>
             <wp:effectExtent b="0" l="0" r="0" t="0"/>
-            <wp:docPr descr="Fig. 4 | 假定身份匹配正确时单残基无缺失原子有机小分子的定位与建模完成度。各面板包含相同的77个PDB、446个实例。a–d，Emap2lig；e–h，CryoAtom2受体下的LigandSeek；i–l，沉积受体下的LigandSeek。每组上行为首选构象，下行为best-of-50；左、右列分别要求重原子RMSD严格&lt;2\,\mathrm{Å}和&lt;3\,\mathrm{Å}。所有已对应合格小分子的blob均给定正确SMILES；LigandSeek使用PocketXMol-tuned单次中心对接，Emap2lig使用原生blob引导。背景计费，真实范围外前景免费；未检出与失败实例保留分母。每个PDB包含N个目标实例，相对预算\rho允许\lfloor\rho N\rfloor次计费尝试，完成度为成功的不同实例数除以N。绿线与圆点、蓝线与菱形分别表示PDB等权均值和中位数；灰点和小提琴表示50\%、100\%、200\%及300\%预算下的PDB分布。" title="MDPPTFIG_eJztWW1PG0cQ_iuWpfZT4IyDSXBTJAqkqgQRCqpUqa7QcV7bJ-5Nd2sMaSqZAOHNBqtAEAFCSCBFSbEhRY2xIXzoD-h_SG7vzKf8hc7eng0EIuWldZMIJOPdmWdmdmb2ZtdzP3s1Hse8QY_Xni2Sxedcm7_NLs5Y95ZqNQ33ey94vDoyVKkPhSmoJRgKfW8g3QiF6gKNdY2hUCsyerGqhUKlbMG6M1pKj9sbB6EQ0xYKnVan8DKiqoy4ptVERCVcI6i6jgRcI_NYiNX0xEUpTIFh0dAkfqA7IYbZCgO1AVGhHIHXsKgq3TKv98Y1YP3ovZIIap5-WVKMYOLrkDeGsRbkOEOIIZk3alUNKcCMqDrYgKke5RKqHtZ0VUCGISpRWeL8Pl8DJ_OiEvI2UW2duvPVhQck5EkE-3gJ9H4n81HUwsxTHFdGUGwvQto11I8raJ8LKTPKoHZRQUaF484SQUPjBVgLiEtAAnl_PWhwp9fjEiXxcay6Wl04lYQoAiwi6gZuZ6Jl08Bhq2TusH_u-KqqYAPkeEMQRZAh6SnIoFk8INlJxy7iDdxsiPxZvFizYpwWcmwxxdREjzPvcYYtzGPnGxZ_oxKlustlh24wcbY8TNPpOEn90WAXIr0PAfSqGK311HtueigYM5Fq-EYZooKBXpatjr9kcJRk75YKT8ziPkntHo6krc2H9mrWmv-TpOes7CRZKVjz9-29AlnbJlMrZDNjLY1bSwWyNU3GbsPUvjsMGsz9tJmfIsWCtbFKsilrLEMKj14mb318YfyQYGWGD5cfWMsHJDVCMk_sxTzJpMD_S5fM_OPO1m9eJgfr6xtgTLL3zOeT4D7_IjkTfrWXapN5zS-J0Vd7iwhIMSC16ANqM1ZlP5meN_dnzPwkaGoXo7wS7kKoF5AiICVAWk_H7d9yZ8PAhpWbtovDZn6itJoy84XDR3cOk-PWveHS9ioIgwCj9yAD16iRmoAPVJNnkJxBMv0HGZunaRx7Uno0aG3fOhxNsyRf7-hqNfPr1v29ExmUg2oHlHS3GMpvVQzVSEQUUKsqxGWk4HIpxDEae5kpdQIvBw084JHd3GhOahya8-1CcNOXEv6KEjAjV3TgJv_Z5BfJ8bMY72Lzr5ETGjg3DJ_Bjv419enk9-J5ft81v7Q8jCehYpNnT0lulxRmSWYMHurj1btHUnvI8qhdXIA6zqp_V8d37W1dUCeOCo25f2DPbnSqQi_CP3SoUg2OKyhMz4jfV838JjkYAv3W1PqxYsdEoJ7YsyuOkb05ktuDJZWGUtZCrpRdLe3sAt5eWoGCWUoNkcUdsnaHjKeBS0bSDnfRWnpsPUyS0QI9X9a2SzvrrLqaB8v23AJ4YeXSrAqyIsxqczV2NW669pluG4ikvZi17o-yUNMcwVmX2z18MGxn56sT278HP9PgkpHBUjb_sZXdF6mJs8vra3l4w95_L4uTn2mGoSSy4ka2lku5OXh8KldiuIjRwcQKFF4zn4b7I3vErLmtw4U1s7h-Xrg-8Lyziwd24YAeFku37Vu7cM0tzSwzSml6m-w_cO-7qxv2WgHOC3tz3FoeggOQJPfgOgRnGfyWgXTA0WMPboEGIMJxaU1n7MwOk6pOjgK-D33CvvjfsvxvZnSwOuGu853Hu5rx9n_K8f6PbwjTE9XJwcXzHLwpB-yqy9ot9FcFHBr5odcbWrT32eT96YLHW-kWewM-fyNEu7_BX3e5obHu5hVNFILwcbPHv1X2wjqfONU5djWArvfRAWI4rqOKGv29t5GOJJ72qI2YqBk0qtRDpa9TFGhM6US41tepe8LIEKiVliDntPU5p6vPuU197nhPn8NI1sBNJQ4iooa7I2IUFmt09yV8SqJBwxwjdPvoX32tpkTBETEM2gO0jU37_jDuLPsIqams42hJbIE8jWA7_JA1PIraEuOVKGrWdTURQ3zYoDuF6iszDA0JmBFB55HoMQNMK3cqCD2SqF0VJYlapGNHng14eI50hIUYHUYAcx2sOPwTkwqIO6mPzgwNItyT6FDDxzv3fLA_osv0GxLn6We9es9ApWfv0CmbvkkQ-p3wOdsVUAKFubvWBTuvFbgjpZpu4G-RKnvoAND0zQozy_e1Gwx7NCqjKV9R2dK5oyEflBQPfZ_SGPAHmJYzUTQvbc6bhmNjPoh5USqTj48lxY2XoVXyAp8m7y__AEFOr58" id="49" name="Picture"/>
+            <wp:docPr descr="Fig. 3 | 假定身份匹配正确时单残基无缺失原子有机小分子的定位与建模完成度。各面板包含相同的77个PDB、446个实例。a–d，Emap2lig；e–h，CryoAtom2受体下的LigandSeek；i–l，沉积受体下的LigandSeek。每组上行为首选构象，下行为best-of-50；左、右列分别要求重原子RMSD严格&lt;2\,\mathrm{Å}和&lt;3\,\mathrm{Å}。所有已对应合格小分子的blob均给定正确SMILES；LigandSeek使用PocketXMol-tuned单次中心对接，Emap2lig使用原生blob引导。背景计费，真实范围外前景免费；未检出与失败实例保留分母。每个PDB包含N个目标实例，相对预算\rho允许\lfloor\rho N\rfloor次计费尝试，完成度为成功的不同实例数除以N。绿线与圆点、蓝线与菱形分别表示PDB等权均值和中位数；灰点和小提琴表示50\%、100\%、200\%及300\%预算下的PDB分布。" title="MDPPTFIG_eJztWetOG0cUfhXLUvsrsMZcEtwUiQKpKkGEgipVqiu0rMf2ir1pd4whTSUIEG42WAWCCBBCAilKig0paowN8Y8-QN8h2dk1v_IKPbOzNhCIlEvrJggk4zPnOnO-2TPjsz97NR5HvQGP157Lk6UXXJu_zc7PWveXqzUN93svebw6MlSpD4WoUksgGPzeQLoRDNbUN9Y0BoOtyOjFqhYMFtM56-5YMTlhbxaCQeYtGDztTuFlRF0ZMU2rCotKqEpQdR0JuErmsRCt6omJUogqhkRDk_iB7rgYYjOsr64XFSoReA2LqtIt83pvTAPRj96r8YDm6ZclxQjEvw56oxhrAY4zhCiSeaNa1ZACwrCqQwwY6hEuruohTVcFZBiiEpElzu_zNXAyLypBbxP11qk7X114QEKeeKCPl8DvdzIfQS0sPNXjShpUtxch7Trqx2Vtn6tSEpSU2kUFGWWJO4oHDI0XYC5gLgEL7P114MEd3ohJlMXHsOp6ddWpJWQR1MKibuB2ZloKDRI2S7Yc9s-lr6kKNsCONwRRBBuSnAYEzXyBpKecuIg3cLMh8mfJos2KcdrIicUc0xA9zrjHIVvYip1vmPzNcpZqrpQWdJOZs-lhCqezSLoeDXYh0vsQqF4TI9WeWs8tD1XGzKQSa6MCUcHAL9lWZr1kaIyk7xVzT838AUnsHY4mra1H9lraWviTJOet9BRZzVkLD-z9HFnfIdOrZCtlLU9YyzmyPUPG78DQvjcCHsyDpJmdJvmctblG0glrPEVyj18N3v700vgxyUqNHK48tFYKJDFKUk_tpSxJJWD9ly-b2Sedrd-8Ghyqq2sAmqTvmy-mYPn8y8HZ0Ov9RJvMa35JjLzeX0LAigKrRR9Qm7Eq-8nMgnkwa2anwFO7GOGVUBdCvaApgqYEmtazCfu3zNlqEMPKzNj5ETM7WVxLmNnc4eO7h4MT1v2R4s4aGIMB4_cgA1ep4ap6H7gmzwGcITLzBxlfoDCOPy0-HrJ2bh-OJRnINzq6Ws3shvVg_wSCckDtgJLuFkP5nYqhGg6LAmpVhZiMFFwqhThKcy8zp07i5YCBBzyyi43mQOPwnG9XBTd9KeGvKAMzdtkHbvKfzX45OHGW4H1i_jV6wgPnpuEc7OhfE58PvrUX-L4vvrQ8TAxCxSbPn5HMHsnNkdQ4PNTHq3ePpPaQlTE7vwh1nFX_ro7v2tu6oE4cFRrzoGDPbXaqQi_CP3SoUhWOKShEz4jf18zsFikMg39reuNYsWMmUE_suVUnyP48yezDlIrDCWsxU0yvFXf3QN9eXoWCWUwMk6Vdsn6XTCRBSkaTjnTJWn5iPRokYzl6vqzvFHc3WHU1Cyv2_CKswsokWRVkRZjV5krsatx0_ZxuG8ikvZS2HoyxVFOM4KzL7B0-HLHTC5XJ7d9D5zS5ZHSomM5-amX3ZWLy7PL6Bg5v2fsfFHHqnCIMJZEVN7K9UszMw-NTvhLDRYwSk6tQeM1sEu6P7BGz5rcPF9fN_MZF4frI887OF-xcgR4Wy3fs23twzS3OrjBOcWaHHDx077trm_Z6Ds4Le2vCWhmGA5AM7sN1CM4y-C0DcMDRYw9tgwdgwnFpzaTs1C6zqgxG9b6PfcK--N9Q_jcRHapMumt8F_muZL79n3O-_-MbwsxkZTCovcDgbRiwqy5rt9BfFXBoZIffbGjR3meT96dLHm-5W-yt9_kbIdv9Df6aKw2NNbeuaqIQgI-LHv9O6IV0Pn6qc-x6AF8f4gPMcExHZTf6B28jHUk87VEbUVEzaFbpCpW-TlGgOaUD4Xpfp-4JIUOgUVoCnNPW55yuPuc29bnjPX0OI1mDZSoxMBE13B0WIzBZo9sXFWKCGA9xjNHto3-11ZoSgYWIIfBe1wAU7fsD3VlaI0BTnsfRlNgEeZrBdvgha3gUtSXKKxHUrOtqPIr4kEF3CvVXEhgaEjBjgs8j02MBmFfuVBJ6JFG7JkoSjUhpx54RPDxHOsJClJJh0LkBURz5iUFZiTvpj44MDTLcE-9QQ8c793ygP6zL9BuA8_SzXr1noNyzd_hUTN8kCFTublfQEqiau2tdZee1AnfkVNMN_C1SZQ8lQJu-WWFh-b52g-keUSVtKldUNnXuiOQDkuKh71Ma6_31zMuZWhSXNudNwzGaD2BelErs47SkuPkytDIu8Gny_vIPJbuvnQ" id="45" name="Picture"/>
             <a:graphic>
               <a:graphicData uri="http://schemas.openxmlformats.org/drawingml/2006/picture">
                 <pic:pic>
                   <pic:nvPicPr>
-                    <pic:cNvPr descr="C:/Users/15919/Desktop/论文草稿/temp/manuscript_figures_vw0nw6pt/figure_000004.png" id="50" name="Picture"/>
+                    <pic:cNvPr descr="C:/Users/15919/Desktop/论文草稿/temp/manuscript_figures_0hcuciwd/figure_000003.png" id="46" name="Picture"/>
                     <pic:cNvPicPr>
                       <a:picLocks noChangeArrowheads="1" noChangeAspect="1"/>
                     </pic:cNvPicPr>
                   </pic:nvPicPr>
                   <pic:blipFill>
-                    <a:blip r:embed="rId48"/>
+                    <a:blip r:embed="rId44"/>
                     <a:stretch>
                       <a:fillRect/>
                     </a:stretch>
@@ -7572,7 +4532,7 @@
           <w:bCs/>
           <w:sz w:val="18"/>
         </w:rPr>
-        <w:t xml:space="preserve">Fig. 4 | </w:t>
+        <w:t xml:space="preserve">Fig. 3 | </w:t>
       </w:r>
       <w:r>
         <w:rPr>
@@ -7780,8 +4740,8 @@
         <w:t xml:space="preserve">预算下的PDB分布。</w:t>
       </w:r>
     </w:p>
-    <w:bookmarkEnd w:id="51"/>
-    <w:bookmarkEnd w:id="52"/>
+    <w:bookmarkEnd w:id="47"/>
+    <w:bookmarkEnd w:id="48"/>
     <w:sectPr>
       <w:footerReference r:id="rId8" w:type="default"/>
       <w:pgSz w:h="16838" w:w="11906"/>
@@ -10379,26 +7339,6 @@
     <w:name w:val="MDFIGREF_eJyrrk7LTC9KTbNKNUrVTczJ0U3LzEvRzU0sSc6orQUApM0LCA"/>
     <w:basedOn w:val="BodyTextChar"/>
   </w:style>
-  <w:style w:type="character" w:customStyle="1" w:styleId="MDFIGREF_eJyrrk7LTC9KTbPKyUxPzEspTk3NNtItK9ZFcA1rEmtrATN3D08">
-    <w:name w:val="MDFIGREF_eJyrrk7LTC9KTbPKyUxPzEspTk3NNtItK9ZFcA1rEmtrATN3D08"/>
-    <w:basedOn w:val="BodyTextChar"/>
-  </w:style>
-  <w:style w:type="character" w:customStyle="1" w:styleId="MDFIGREF_eJyrrk7LTC9KTbPKyUxPzEspTk3NNtItK9ZFcA1rkmprATN6D1A">
-    <w:name w:val="MDFIGREF_eJyrrk7LTC9KTbPKyUxPzEspTk3NNtItK9ZFcA1rkmprATN6D1A"/>
-    <w:basedOn w:val="BodyTextChar"/>
-  </w:style>
-  <w:style w:type="character" w:customStyle="1" w:styleId="MDFIGREF_eJyrrk7LTC9KTbPKyUxPzEspTk3NNtItK9ZFcA1rkmtrATN9D1E">
-    <w:name w:val="MDFIGREF_eJyrrk7LTC9KTbPKyUxPzEspTk3NNtItK9ZFcA1rkmtrATN9D1E"/>
-    <w:basedOn w:val="BodyTextChar"/>
-  </w:style>
-  <w:style w:type="character" w:customStyle="1" w:styleId="MDFIGREF_eJyrrk7LTC9KTbPKyUxPzEspTk3NNtItK9ZFcA1rUmprATOAD1I">
-    <w:name w:val="MDFIGREF_eJyrrk7LTC9KTbPKyUxPzEspTk3NNtItK9ZFcA1rUmprATOAD1I"/>
-    <w:basedOn w:val="BodyTextChar"/>
-  </w:style>
-  <w:style w:type="character" w:customStyle="1" w:styleId="MDFIGREF_eJyrrk7LTC9KTbPKyUxPzEspTk3NNtItK9ZFcA1rUnXSamsBUhcP5Q">
-    <w:name w:val="MDFIGREF_eJyrrk7LTC9KTbPKyUxPzEspTk3NNtItK9ZFcA1rUnXSamsBUhcP5Q"/>
-    <w:basedOn w:val="BodyTextChar"/>
-  </w:style>
   <w:style w:type="paragraph" w:customStyle="1" w:styleId="SourceCode">
     <w:name w:val="Source Code"/>
     <w:basedOn w:val="Normal"/>

--- a/补充材料.operation.docx
+++ b/补充材料.operation.docx
@@ -2674,7 +2674,7 @@
         <w:rPr>
           <w:rFonts w:hint="eastAsia"/>
         </w:rPr>
-        <w:t xml:space="preserve">的两项基本端到端能力：全配体的端到端定位与身份匹配、单残基无缺失原子有机小分子的端到端定位、匹配和建模。计费规则与正文一致，测试集分别是全部测试集的</w:t>
+        <w:t xml:space="preserve">的两项基本端到端能力：全配体的端到端定位与身份匹配、单残基、相对于模板无缺失原子的有机小分子（下称“合格小分子”）的端到端定位、匹配和建模。计费规则与正文一致，测试集分别是全部测试集的</w:t>
       </w:r>
       <w:r>
         <w:t xml:space="preserve"> 179 </w:t>
@@ -2768,12 +2768,12 @@
           <wp:inline>
             <wp:extent cx="5731510" cy="3060245"/>
             <wp:effectExtent b="0" l="0" r="0" t="0"/>
-            <wp:docPr descr="Fig. 1 | 端到端配体区域检出与身份匹配。曲线展示在尝试预算 K=1–10 内，179 个测试 PDB 中预测成功的比例。Find+Match 曲线要求端到端区域检出和配体身份匹配均正确，Find 和 Emap2lig-Find 曲线仅要求区域检出正确。Find 和 Match 分别指 LigandSeek-Find 和 LigandSeek-Match。GT 表示真实受体结构，CA2 表示 CryoAtom2 重建受体结构。" title="MDPPTFIG_eJztWf9PGzcU_1dO9-sKl4SmjBMgsQDVNJiidvtpNyFzcRKL-2KdnS90ncQqKGxAN412lVZa1LWa0FChnTSpS9byv2y5JPzUf2HP9iWEwbRqnVAvWqScn-33Pn7PH9tn3ftMp4gXdVPTW7fr4b2XxlRqqlXfaj7YHqSUV_ULmh5g5jtlnBNKGdOyPmY4YJaVTI8kRyxrErMF7lPLau_Xmt-ttje_bO0eWpZCs6zTcB5ysYDCKTyAHGcgT7zcgIu4XRS9NqKc-N6ci4KFEgW9T_TRikm1qut4zKyMWXqRc2oaBrOL2EVs0KfYg868HwAGVIOCUfGDHA18GzNGvILrGKlE4pLhIuJZ-rhAywayuMoXHaxVzDJyAPd9FxVwRg0v9IyOhtBdwJjOEA8z2d5Tq5iMIhuGARwHmgAodTFh6VH1SskRTajE_QgzUheWEDio5UnA-IwyTURK0KMcUJ6qRyRP-x5nYIeYTQjYhJu3YN4b9cNwf12OixHjE4ygs_qKEx47bSTHUsBiiHlZn5diRkUsS3D-Wne6ku92ArqmzJV7XDAlgxTxUFg7OChjUJ0mhUEtqV3XhDJXJucRm-ggHof2ju35xNvaOwjXnsLzaGWz8WIr3KiFOzvNR0vhaq3x_Fa7tteovwg3foXeP5ZuvH1z8gaRN-_93Kodhs_utB7Xwu3d8On99sGdox-WW_t3zznO_y6mk6vWNf1ZODWjQ8l9rUPJz-eJjSd9u-Rij3eOJF4UfrgKlI9_MGq4cpioRT2ysmB8UXMj96n0XrYp5WwEMHYWAB9Pvinu70tbf4OcONFuRFMTZ3bjvv_CmyuvfttIDo_0yW6LOx-N5z81f1mHMzC-fGQn3-s3Tp7AGwloaa59E3610_p-uXlwu_FyHd7F03D5emdW3Efjy1dfcaXuE-0fv2g-u9G9VfXep8JvN9Qlq_dWFd5fbT551Hq4D2ehoPR_Mt8KMoGr-DIx5SKackhhQCyo_uJFbbJGfUXts97tpbZRdDLGl7y-oivW20i-XPuMj7Wb4dpec2M1vqzMkALyclcxXujD4y3W-6WHGbl14Ci-_FF_8dN-uNt6XGtt74T7D8Kv78JdTn41XobLW2YiFV_q-pCk-JKRCRb9Ce67qf6i5Wh1M6zXenfNX78ow5OO659e0PRuWkVPDw8l08lEdShxKZG6mL4-Soltwj_6qCmi--ePmrkAVU6lWCIEwPo3GGDGSwHuwgSvBXLW19UAO0gkc1iRUCamVETolbPEFhMqKvaH5Wyg5TCzxSgZ05CpLUNmtowosWX05rUMjl0KYXolMCGUz-VJAZxlc4miXbJJJWeohrmE-CUHqVeAQEgO0IeGQRK5L5CznRiBmq4fxy4pB5GYwRnfXmCa52eKyCvgiSDwK0WMckwsE4HX6WAU21w1Auaxac8ACtU4NQnzDqHTxHHEiEKW9kpAJuMBhjeOEPOgcwVGkf0nKl0l4ySeqDEKMzxfmfVzvXkwZFbzgStKIE6rjsnMl7Y41smAyXbRjatcs0V_tFxByxZq0aqNlEFLlh1QGjB-GfuuJgTQDsBTNSwqzzCleyx1tEW_5yvXjWMRmY6nicTjSDqVVihnaglepmTerkdGJkfE6TT3yo4XzRejXV7gP65__icSe8if" id="36" name="Picture"/>
+            <wp:docPr descr="Fig. 1 | 端到端配体区域检出与身份匹配。曲线展示在尝试预算 K=1–10 内，179 个测试 PDB 中预测成功的比例。Find+Match 曲线要求端到端区域检出和配体身份匹配均正确，Find 和 Emap2lig-Find 曲线仅要求区域检出正确。Find 和 Match 分别指 LigandSeek-Find 和 LigandSeek-Match。GT 表示真实受体结构，CA2 表示 CryoAtom2 重建受体结构。" title="MDPPTFIG_eJztWf9PGzcU_1dO9-sKlwRSxgmQWIBqGkxRu_20m5C5OInFfbHOzhe6TmIVFDagm0a7Sist6lpNaKjQTprUJWv7v2y5JPzUf2HP9iWEwbRqnVAvWqScn-33Pn7PH9tn3ftMp4gXdVPTW7fq4d0XxnRqulXfbt7fGaSUV_ULmh5g5jtlnBNKGdOyPmY4YJaVTI8mRy1rCrNF7lPLah_Umt-ttbe-bO29tCyFZlmn4TzkYgGFU3gAOc5Anni5ARdxuyh6bUQ58b15FwWLJQp6n-hjFZNqVdfxmFkZt_Qi59Q0DGYXsYvYoE-xB515PwAMqAYFo-IHORr4NmaMeAXXMVKJxEXDRcSz9AmBlg1kcYUvOVirmGXkAO77LirgjBpe6BkdDaG7iDGdJR5msr2nVjEZRTYMAzgONAFQajhh6VH1cskRTajE_QgzUheWEDio5UnA-KwyTURK0KMcUJ6qRyTP-B5nYIeYTQjYhFs3Yd4b9ZfhwYYcFyPGJxlBZ_UVJz122kiOpYDFEAuyviDFjIpYluD81e50Jd_tBHRVmSv3uGBKBiniobB2cFDGoDpDCoNaUrumCWWuTM4jNtFBPA7tHdvzibe1fxiuP4Hn0epW4_l2uFkLd3ebD5fDtVrj2c12bb9Rfx5u_gq9fyxff_vm5A0ib979uVV7GT693XpUC3f2wif32oe3j35YaR3cOec4_7uYTq5a1_Tn4NSMDiX3tQ4lP58nNp7y7ZKLPd45knhR-OEqUD7xwZjhymGiFvXIyoLxJc2N3KfSe9mmlLMRwPhZAHwi-aa4vy9v_w1y4kS7EU1NnNmN-_4Lb6y--m0zOTLaJ7st7nw0nv3U_GUDzsD48pGdeq_fOHkMbySgpbn-TfjVbuv7lebhrcaLDXgXz8Dl6505cR-NL199xZW6T7R__KL59Hr3VtV7nwq_3VSXrN5bVXhvrfn4YevBAZyFgtL_yXwryASu4svEtItoyiGFAbGg-osXtcka9VW1z3q3l9pG0ckYX_L6iq5YbyP5cu0zPtZvhOv7zc21-LIySwrIy13BeLEPj7dY75ceZuTWgaP40kf9xU_7wV7rUa21sxse3A-_vgN3OfnVeAUub5nJVHyp60OS4ktGJljyJ7nvpvqLlqO1rbBe6901f_2iDE86oX96QdO7aRU9PTKUTCcT1aHExURqOH1tjBLbhH_0UVNE988fNXMBqpxKsUQIgPVvMMCMlwLchQleC-Ssr6sBdpBI5rAioUxMqYjQK2eJLSZUVOwPy9lAy2Fmi1EypiFTW4bMbBlRYsvozWsZHLsUwvRKYEIon8-TAjjL5ouVkfxwqlI1VMN8QvySg9QrQCAkB-hDIyCJ3BfI2U6MQE3Xj2OXlINIzOCsby8yzfMzReQV8GQQ-JUiRjkmlonA63Qwim2uGgHz2LRnAIVqnJqEBYfQGeI4YkQhS3slIJPxAMMbR4h50LkMo8j-E5WuknEST9QYhRleqMz5ud48GDKr-cAVJRCnVcdl5ktbGu9kwGS76MZVrtmiP1quoGULtWjVRsqgJcsOKA0Yv4R9VxMCaAfgqRoWlWeZ0j2WOtqi3_OV68axiEzH00TicTSdSiuUM7UEL9Myb9cjI5Mj4nSae2XHi-aL0S4v8J_QP_8Tc13IWQ" id="36" name="Picture"/>
             <a:graphic>
               <a:graphicData uri="http://schemas.openxmlformats.org/drawingml/2006/picture">
                 <pic:pic>
                   <pic:nvPicPr>
-                    <pic:cNvPr descr="C:/Users/15919/Desktop/论文草稿/temp/manuscript_figures_0hcuciwd/figure_000001.png" id="37" name="Picture"/>
+                    <pic:cNvPr descr="C:/Users/15919/Desktop/论文草稿/temp/manuscript_figures_hw7f42wx/figure_000001.png" id="37" name="Picture"/>
                     <pic:cNvPicPr>
                       <a:picLocks noChangeArrowheads="1" noChangeAspect="1"/>
                     </pic:cNvPicPr>
@@ -3348,12 +3348,12 @@
           <wp:inline>
             <wp:extent cx="5731510" cy="3497158"/>
             <wp:effectExtent b="0" l="0" r="0" t="0"/>
-            <wp:docPr descr="Fig. 2 | 单残基、无缺失原子的有机小分子端到端建模。曲线展示在尝试预算 K = 1–10 内，77 个测试 PDB 中预测成功的比例。Find 和 Match 分别指 LigandSeek-Find 和 LigandSeek-Match。GT 和 CA2 分别表示真实受体结构和 CryoAtom2 重建受体结构。 a, Find+Match 曲线要求端到端区域检出和配体身份匹配均正确，Find 和 Emap2lig-Find 曲线仅要求区域检出正确。 b, c, 使用 PocketXMol-tuned 进行端到端构象重建时，成功率随计费尝试次数 K 的变化，分别展示真实受体（GT，b）和 CryoAtom2 重建受体（CA2，c）条件。成功要求 RMSD 低于 2 Å 或 3 Å。实线表示按模型评分选出的 top-1 构象，虚线表示 best-of-50 构象。" title="MDPPTFIG_eJztW1tPG0cU_isrvxZY2wklWAGJcomqQmUlqVSpW6FhPbZX7GW0M8aQphKJIEAxEDUhtISEuokq1DRcqjZqbBIe8k8a79o88Rd6ZmdtTEmlKKkou8WSd25nvjlnvrnvzlcRglg2kpAi1btl5_5LuT_eXy3fcR-utRHCxiMtUsTG1NLHcIoL9SYU5TOKbaoosfbOWKei9GE6yiyiKLXNkntvprYwV93YUxSBpijH4UxkYA6F47iVGkjXW4lGsK6ZmKeqiDDNMocNZI_mCMh9EbmYTxBp3NBNmsh3KZEsYyQhy1TNYgPRNotgExLTlm0gBkE7I-ctO0VsS8WUambG0OV4NPqhbCDNVCLdHC1pe84VNqFjKZ8YQzrgfmygDO4VxXM5uS7BZUcxJoOgIvXim0L5BCVIhWIAh9sAQPHzUSXiBy_ndB6FcszyMX1xnlMzUyCW1mzKBkXWqC8EKUIBoal4-P4By2QU8iGqahrkcRYWod4r5T1nc94rFyPKeqiG3pSW7THp8UxeWQKYFzHihUc8b6-w2HNB-WuN6opdqBt0TWQX6jHOlGckt4dA28H2GAbRAS3TJsWl6xIXZiLLSdjGEzSTQXw978nY6ywsu5vzznrp9eQNd-WH6m7JebzjLK47T29XV6fctTl3reRsLzmzt3jMky1ndps_yyV3o_h68ubpq6X3qAv3_q_V0p6zs1x9XHLWNpztB7Wt5f0fp6qbKyds579n09F2bCSsIRhH_WHKeKthykqnNRX3WWrOwCarD1Isy_UwBCjr_uSibHjF-DHikfQcyiYkw1efeNp7cUI46QN0vQmAdcfeF_fPyTv_gBw9Ei_7VRNkdoPe_5xb0we7hY6OkHS2oNNR-eNn9_d5GAKDy0ey76OwcfIUJiSgxZ297XyzzqforbuVl_MwFQ_Aaiy4TIWKJefbQnCZgFlQzYaMD1i9zj5xCzPBZWVQyyAzdQXj0Vbe0UPGT5D7SxMzXteBofjS1TN-Tg0_vT3xkLHhjWa14gZsU6tr687mQ2dppfLijneANRVsruwJq4dZRsgY259ZcMqlZpZO_ugkuGu1kzgGQ4Flo0Xi64EPQrhqE8dxtZ9uuDs3D08eCyVnfd19NOnMlGCo259egD5VKz2plF84hecQdB7MuE8fVYubB7uFsy3RqSEz0NNSv4FIXNcyIVx6i05WKU-LftbcvUQ3OpupTtdMNRJYNloCq3kY25EaWDZawjUCV17sVe9uBJYNKWmpo5h9PmTprSxn4pDNj7W9-7ViobH8hK1bbaco9nPuyjNYY_oH8Ysz-6tLtc1i7bfn4r2x-0vRXd4OLq1HND-h98ZnL2H_-wZfXZ1ylr5zCvegbYuTJvFBRPNJ08Hu7KWrkD5ysDsX6IX9_-C8Cbjq7YkDWSqQ5T4oVsrPYEkvRi2x5g8ufZeHrvSFi7nKi8VKaTG4jMSlV9PhYsSdvRdcOs6Fi4tX0zB0wSzEjwW91x9uYc7dKDoP52tbUzBZ7U_OOTMlmMGCyxizSGssXKyJNTPMQLXvVxvMBZehEUxZq5VubY-Gkaa_H_fBk3RHvmyRIo1P3SPtHedi7bHo-LnznR2x9gvXLxJNTcDf3x6gt9oepGyUP_bZu48AWO-CAdlYzsYNGPud9yk21hH_wJ5mNUJ5NXILzbGkpvJK5AH107GkLaUwVXkpvQnZu24ge7cNZP-ygdx810Bm2CBgppmDLBphw2ktA8rS4WhWzalaPiWLiOEo_8XbiJkBQ7QUoJ-PgY_fRwB_sm4jUNPQ41AloSDiNTgI-3IqmVZvFpkZ3GPbVj6LUYrypsHx6gmUYJWJSMA8zNpUgECVj1XCiK6RAU3XeYnc7-UXHpSgzMZMzXJvGmQuQyle-pFAQ0g-isdDlEANj-SHrFTz3QSUGE_bBneBOGm8y7uNIE101W8lePE8GY8zSeXpfnMFKZWL-a3WFwYpz62DEpuyS9gyJO4BaRs0FcWisUEqZA99dWmeblpCdfnQixK6KfHLIJ3t8XaB8kYpzku_d5eiyY8SDGl6PbrZr5t-fVHS4AX-3ZGv_wLEVKaD" id="40" name="Picture"/>
+            <wp:docPr descr="Fig. 2 | 小分子的端到端建模。合格小分子指单残基、相对于模板无缺失原子的有机小分子。曲线展示在尝试预算 K = 1–10 内，77 个测试 PDB 中预测成功的比例。Find 和 Match 分别指 LigandSeek-Find 和 LigandSeek-Match。GT 和 CA2 分别表示真实受体结构和 CryoAtom2 重建受体结构。 a, Find+Match 曲线要求端到端区域检出和配体身份匹配均正确，Find 和 Emap2lig-Find 曲线仅要求区域检出正确。 b, c, 使用 PocketXMol-tuned 进行端到端构象重建时，成功率随计费尝试次数 K 的变化，分别展示真实受体（GT，b）和 CryoAtom2 重建受体（CA2，c）条件。成功要求 RMSD 低于 2 Å 或 3 Å。实线表示按模型评分选出的 top-1 构象，虚线表示 best-of-50 构象。" title="MDPPTFIG_eJztW1tPG0cU_isrvxZY24ESrIBEuURVobJIKlXqVmi8Htsr9qadAUOaSiSCGIqBqAmh5RLiJqpQ03Cp2iixITzknzTetXniL_TMztqYkkpRUlF2iyXv3M45c8755r4734RMRDOhmBCq3C_Zq6_EvmhfpXTPebjWYpp0PNQkhCxMDHUMJxlRT0ySviDYIpIUaeuIdEhSLyYj1DAlqbpVdB7kqvOzlc0DSeLSJOm0OB1pmInCUdxMNKSqzaZiYlXRMSuVkUkVQx_WkDUyagLdV6Er2ZgpjGuqTmLZTimUodSMiSKRM1hDpMUwsQ6FKcPSEIWklRazhpU0LUPGhCh6WlPFaDj8saghRZdCXUxa3HKDa3RCxUI2NoZUkPuphtK4h1fP6MQaBaMdwdgcABWJm9-QysaIiWSoBuQwG0BQtDUshbzk0KjKstAoNTyZHjnjVPQkkKUUi9ABzhr2iKCEK8A15Q8v3m_olAAfIrKiAI89vwB-L5cO7K05t16MCO0mCnpbWaZbJ6eZ3Lq4YFZFwk0n3GgPt9gNQfkbdXdFLtcMusHZuXqUIeUayewxoe1gawwDab-SbhGiwk2BEVPOcha2sQJFp5Bf4z0be-2dRXvmjv3sbmVlqvJ0257ZYc9S0dksvJm8ff6c8CGm3p1xHu3VDXbyOXt-ydmaszeKbyZvVVZf2Nsvy8UFsNxZP3CWH1X2ivaTXXthg3vHWZt11op1dvCOs_pbpXhg7y5VnhTttU17Z726vXT401Rla_mMHffvOelku9dixiCMu96wpr3TsGakUoqMew15VMM6rQ1qNMP00LhQ2vXZFVFzq_Fy-CPuBoROCJqnvulq7-Zx4rgnoPNtAmhX5EPl_jl57x8kh0_ki55r_Iyu7zv0nemjvXx7e0A6m9_hKL_4xfljDoZA_-IR7_0kaJg8gwkJYHFm7trfbbBpbPt--dUczF79sHrzL1KBQsn-Pu9fJGAWlDMBwwNWeDNPYYHoX1QGlDTSk9cwHmlmHT1g-Pi5vzQg43YdGIqvXr_A59zg09MdDRga7mhWLWzCNrWytmFvPbQXl8v799wDryl_Y2VNGN3U0AKG2GFu3i4VG1E6-7MY_67VzuLYDPkWjSaBrQc-CuCqjR_HVX--5ezePj7KzBftjQ3n8aSdK8JQdzg9D32qWnxaLu3b-ZeQtNdzzrPHlcLW0V7-Ykt0bsD09bTUpyEzqirpAC69eScrl6Z5P2vsXrwbXcxU52umSvgWjSbfah7EdiT7Fo2mYI3A5f2Dyv1N36IhxA15BNMvBw21mY7qOGDzY_VgtVrI15efsHWr7hb4fs5Zfg5rTO8gfiF3uLJY3SpUf3_J3xs7vxacpR3_wnpC8zN6b3zxEva_b_CVlSl78Qc7_wDaNj9p4h9ENJ40He3NXL0O5YmjvVlfL-z_B-dNgFVPdxTAkgEsZ71QLj1nn7q4oxZf8_sXvqHBa73BQq68v1AuLvgXkajwejpYiDgzD_wLx6VgYfF6GoYumIXYsaD7-sPJzzqbBfvhXHV7Ciarw8lZO1eEGcy_iFHDbI4ECzW-ZoYZqPrjSh05_yKUwIQ2G6nmtnAQYfr7cR88za7Q101CqP5pfKit_VKkLRIev9Ta0R5pu3zziqnIMfh72wP0TtuDpIWypz6T9ySArPeRAWx01MJ1MdZ771MsrCL2QT7JKCZhbmQW6mNxRWZOZAn587G4JSQxkVktPTHRvZ4gurcTRO9ygth4N0GkWDPBTH0UWBSTDqeUNChLhjPZ9lRrNDsu8ozhMPtFW0w9DYYoSZDeGoEYu78A8XjNRoCmrsexSlxBxDw4APtyIuhGTwbpadxtWUY2g1GSsKbB5NUKiIllyjNB5jFrQwVcqnjKCQlVMfsVVWU1srjLzyMoRqiFqZxh0RTQDEEtbvmJRJ1IPCmPpYgJHk5kB41k410GFBtPWRoLAThhvNO9vSBMdNZuMbj5rBiPU0Fm5V5zBSqZkXmt1iMGKjesCTUtQq9iQxNYBKgt0JRXi8YGCKc9jtWoWblucNXF4yiKqbrALo90tEXbuJS3UjFc-ty7Fw1xFKNIUWvZjXFV9_xFzDou8O8KffsX-3DH9Q" id="40" name="Picture"/>
             <a:graphic>
               <a:graphicData uri="http://schemas.openxmlformats.org/drawingml/2006/picture">
                 <pic:pic>
                   <pic:nvPicPr>
-                    <pic:cNvPr descr="C:/Users/15919/Desktop/论文草稿/temp/manuscript_figures_0hcuciwd/figure_000002.png" id="41" name="Picture"/>
+                    <pic:cNvPr descr="C:/Users/15919/Desktop/论文草稿/temp/manuscript_figures_hw7f42wx/figure_000002.png" id="41" name="Picture"/>
                     <pic:cNvPicPr>
                       <a:picLocks noChangeArrowheads="1" noChangeAspect="1"/>
                     </pic:cNvPicPr>
@@ -3409,14 +3409,14 @@
           <w:bCs/>
           <w:sz w:val="18"/>
         </w:rPr>
-        <w:t xml:space="preserve">单残基、无缺失原子的有机小分子端到端建模。</w:t>
+        <w:t xml:space="preserve">小分子的端到端建模。</w:t>
       </w:r>
       <w:r>
         <w:rPr>
           <w:rFonts w:hint="eastAsia" w:ascii="华文仿宋" w:hAnsi="华文仿宋" w:eastAsia="华文仿宋"/>
           <w:sz w:val="18"/>
         </w:rPr>
-        <w:t xml:space="preserve">曲线展示在尝试预算</w:t>
+        <w:t xml:space="preserve">合格小分子指单残基、相对于模板无缺失原子的有机小分子。曲线展示在尝试预算</w:t>
       </w:r>
       <w:r>
         <w:rPr>
@@ -3820,7 +3820,7 @@
         <w:rPr>
           <w:rFonts w:hint="eastAsia"/>
         </w:rPr>
-        <w:t xml:space="preserve">我们在含有至少一个单残基、无缺失原子有机小分子的</w:t>
+        <w:t xml:space="preserve">我们在含有至少一个合格小分子的</w:t>
       </w:r>
       <w:r>
         <w:t xml:space="preserve"> 77 </w:t>
@@ -4479,12 +4479,12 @@
           <wp:inline>
             <wp:extent cx="5029200" cy="6218691"/>
             <wp:effectExtent b="0" l="0" r="0" t="0"/>
-            <wp:docPr descr="Fig. 3 | 假定身份匹配正确时单残基无缺失原子有机小分子的定位与建模完成度。各面板包含相同的77个PDB、446个实例。a–d，Emap2lig；e–h，CryoAtom2受体下的LigandSeek；i–l，沉积受体下的LigandSeek。每组上行为首选构象，下行为best-of-50；左、右列分别要求重原子RMSD严格&lt;2\,\mathrm{Å}和&lt;3\,\mathrm{Å}。所有已对应合格小分子的blob均给定正确SMILES；LigandSeek使用PocketXMol-tuned单次中心对接，Emap2lig使用原生blob引导。背景计费，真实范围外前景免费；未检出与失败实例保留分母。每个PDB包含N个目标实例，相对预算\rho允许\lfloor\rho N\rfloor次计费尝试，完成度为成功的不同实例数除以N。绿线与圆点、蓝线与菱形分别表示PDB等权均值和中位数；灰点和小提琴表示50\%、100\%、200\%及300\%预算下的PDB分布。" title="MDPPTFIG_eJztWetOG0cUfhXLUvsrsMZcEtwUiQKpKkGEgipVqiu0rMf2ir1pd4whTSUIEG42WAWCCBBCAilKig0paowN8Y8-QN8h2dk1v_IKPbOzNhCIlEvrJggk4zPnOnO-2TPjsz97NR5HvQGP157Lk6UXXJu_zc7PWveXqzUN93svebw6MlSpD4WoUksgGPzeQLoRDNbUN9Y0BoOtyOjFqhYMFtM56-5YMTlhbxaCQeYtGDztTuFlRF0ZMU2rCotKqEpQdR0JuErmsRCt6omJUogqhkRDk_iB7rgYYjOsr64XFSoReA2LqtIt83pvTAPRj96r8YDm6ZclxQjEvw56oxhrAY4zhCiSeaNa1ZACwrCqQwwY6hEuruohTVcFZBiiEpElzu_zNXAyLypBbxP11qk7X114QEKeeKCPl8DvdzIfQS0sPNXjShpUtxch7Trqx2Vtn6tSEpSU2kUFGWWJO4oHDI0XYC5gLgEL7P114MEd3ohJlMXHsOp6ddWpJWQR1MKibuB2ZloKDRI2S7Yc9s-lr6kKNsCONwRRBBuSnAYEzXyBpKecuIg3cLMh8mfJos2KcdrIicUc0xA9zrjHIVvYip1vmPzNcpZqrpQWdJOZs-lhCqezSLoeDXYh0vsQqF4TI9WeWs8tD1XGzKQSa6MCUcHAL9lWZr1kaIyk7xVzT838AUnsHY4mra1H9lraWviTJOet9BRZzVkLD-z9HFnfIdOrZCtlLU9YyzmyPUPG78DQvjcCHsyDpJmdJvmctblG0glrPEVyj18N3v700vgxyUqNHK48tFYKJDFKUk_tpSxJJWD9ly-b2Sedrd-8Ghyqq2sAmqTvmy-mYPn8y8HZ0Ov9RJvMa35JjLzeX0LAigKrRR9Qm7Eq-8nMgnkwa2anwFO7GOGVUBdCvaApgqYEmtazCfu3zNlqEMPKzNj5ETM7WVxLmNnc4eO7h4MT1v2R4s4aGIMB4_cgA1ep4ap6H7gmzwGcITLzBxlfoDCOPy0-HrJ2bh-OJRnINzq6Ws3shvVg_wSCckDtgJLuFkP5nYqhGg6LAmpVhZiMFFwqhThKcy8zp07i5YCBBzyyi43mQOPwnG9XBTd9KeGvKAMzdtkHbvKfzX45OHGW4H1i_jV6wgPnpuEc7OhfE58PvrUX-L4vvrQ8TAxCxSbPn5HMHsnNkdQ4PNTHq3ePpPaQlTE7vwh1nFX_ro7v2tu6oE4cFRrzoGDPbXaqQi_CP3SoUhWOKShEz4jf18zsFikMg39reuNYsWMmUE_suVUnyP48yezDlIrDCWsxU0yvFXf3QN9eXoWCWUwMk6Vdsn6XTCRBSkaTjnTJWn5iPRokYzl6vqzvFHc3WHU1Cyv2_CKswsokWRVkRZjV5krsatx0_ZxuG8ikvZS2HoyxVFOM4KzL7B0-HLHTC5XJ7d9D5zS5ZHSomM5-amX3ZWLy7PL6Bg5v2fsfFHHqnCIMJZEVN7K9UszMw-NTvhLDRYwSk6tQeM1sEu6P7BGz5rcPF9fN_MZF4frI887OF-xcgR4Wy3fs23twzS3OrjBOcWaHHDx077trm_Z6Ds4Le2vCWhmGA5AM7sN1CM4y-C0DcMDRYw9tgwdgwnFpzaTs1C6zqgxG9b6PfcK--N9Q_jcRHapMumt8F_muZL79n3O-_-MbwsxkZTCovcDgbRiwqy5rt9BfFXBoZIffbGjR3meT96dLHm-5W-yt9_kbIdv9Df6aKw2NNbeuaqIQgI-LHv9O6IV0Pn6qc-x6AF8f4gPMcExHZTf6B28jHUk87VEbUVEzaFbpCpW-TlGgOaUD4Xpfp-4JIUOgUVoCnNPW55yuPuc29bnjPX0OI1mDZSoxMBE13B0WIzBZo9sXFWKCGA9xjNHto3-11ZoSgYWIIfBe1wAU7fsD3VlaI0BTnsfRlNgEeZrBdvgha3gUtSXKKxHUrOtqPIr4kEF3CvVXEhgaEjBjgs8j02MBmFfuVBJ6JFG7JkoSjUhpx54RPDxHOsJClJJh0LkBURz5iUFZiTvpj44MDTLcE-9QQ8c793ygP6zL9BuA8_SzXr1noNyzd_hUTN8kCFTublfQEqiau2tdZee1AnfkVNMN_C1SZQ8lQJu-WWFh-b52g-keUSVtKldUNnXuiOQDkuKh71Ma6_31zMuZWhSXNudNwzGaD2BelErs47SkuPkytDIu8Gny_vIPJbuvnQ" id="45" name="Picture"/>
+            <wp:docPr descr="Fig. 3 | 假定身份匹配正确时小分子的定位与建模完成度。合格小分子指单残基、相对于模板无缺失原子的有机小分子。各面板包含相同的77个PDB、446个实例。a–d，Emap2lig；e–h，CryoAtom2受体下的LigandSeek；i–l，沉积受体下的LigandSeek。每组上行为首选构象，下行为best-of-50；左、右列分别要求重原子RMSD严格&lt;2\,\mathrm{Å}和&lt;3\,\mathrm{Å}。所有已对应合格小分子的blob均给定正确SMILES；LigandSeek使用PocketXMol-tuned单次中心对接，Emap2lig使用原生blob引导。背景计费，真实范围外前景免费；未检出与失败实例保留分母。每个PDB包含N个目标实例，相对预算\rho允许\lfloor\rho N\rfloor次计费尝试，完成度为成功的不同实例数除以N。绿线与圆点、蓝线与菱形分别表示PDB等权均值和中位数；灰点和小提琴表示50\%、100\%、200\%及300\%预算下的PDB分布。" title="MDPPTFIG_eJztWW1PG0cQ_iuWpfZT4MC8JLgpEgVSVYIIBVWqVFfoOK_tE_emuzWGNJXsAAGDDVaBIAKEkECKkmIgRY2xIf7QH9D_kNzemU_5C529PRsIRMpLSxMEkrndmWdmdmb2Zvd2f_ZqPI54_R6vPVMgCy-4dl-7XZi27i9Waxoe8F7yeHVkqFI_ClJQqz8Q-N5AuhEI1DY01TYFAm3I6MOqFgiUsnnr7mgpnbTXi4EA0xYInFSn8DKiqoyoplWFRCVYJai6jgRcJfNYiFT1RkUpSIFB0dAkfrAnJgbZCBuqG0SFcgRew6Kq9Mi83hfVgPWj92rMr3kGZEkx_LGvA94Ixpqf4wwhgmTeqFY1pAAzpOpgA7p6mIupelDTVQEZhqiEZYnz1dQ0cjIvKgFvM9XWpTuPbjwoIU_M389LoPc7mQ-jVmae4rgygmL7ENKuowFcQde4kDKjDOoQFWRUOG4v5jc0XoCxgLgEJJD31YMGt3sjKlESH8Wqq9WFU0mIIsBCom7gDiZaNg0cNkrmDvvntq-pCjZAjjcEUQQZkp6EDJqFIslOOHYRb-AWQ-RP40VaFOOkkGOLKaYmep1-r9NsZR47Txj8zUqUaq-UHbrJxNnwME2n4yT1R4NZiPR-BNBrYrjaU-e55aFgzETOwjfKEBUM9LLs2fhLEqMke6-Uf2oW9klq92AkbW08sley1tyfZGuKjN0hGxn73jBgzP20mZskhby1vkKyKWssQ_KPX8Vvf3qB-phwZMasB3sVz63UKEnPWtkJspx_FU_YCzmyuWvmJyEE1lLRmntg7-XJ6jaZXGZhshaT1mK-Ig7RIZnhg6WHACapEZJ5SjVkUoC8fNnMPelq-wa01tc3Qptk75svJkCCfxmfDr7eS7XLvOaTxPDrvQUEpAiQWvVBtQWrso9MzZn702ZuAjR1iGFeCXYj1AdIEZASIK1nSfu3zdNhYMPanLILw2ZuvLSSMnP5g8d3D-JJ6_5waXsFhEGA0XuRgavUUFVDDagmzyHbCTL1Bxmbo-6NPS09Tljbtw9G08z_G53dbWZuDeJ3bErIfrUTVgG3fsrvVD_VUEgUUJsqRGWk4HL1xBGaTJkpdTIp-w086JHdZGtOrh2a83QhuPlLCX9FCZiRKzpws-908st48jTG-9j8a-SYBs4Nwzl4RX5NfT75rbvI7_vml5aHZBwqGXn-DKodyc-8URShmPRKai9ZGrUL87AwsAWju_O7jvZuqBOHhcbcL9oz612q0IfwD52qVIWjCgrSgvr7ipnbIMUh0G9Nrh0pdkwE6ok9s-wY2Zslm3swpNJQyprfLGVXSju7gLcXl6FgllJDZGGHrN4lyTRwyUja4S5Yi0-sR3EymqcL1up2aWeNVVezuGTPzoMX1maaVUFWhFltPotZjZuvn9NpA5G0F7LWg1EWapojZ7U8eDhsZ-fOJrZ_J85pcMlIopTNfWpl92Vq_PTy-kYe3jL3P8jixDnNMJREVtzI1lJpcxZen8oeGzZitDG-DIXXzKVh_8heMWt262B-1SysXRSuj1zv7ELRzhfpYrF4x769C9vc0vQSo5Smtsn-Q3e_u7Jur-ZhvbA3ktbSECyAJL4H2yFYy-DjCNIBS4-d2AINQITl0prK2JkdJnU2OWqo-dg37Iv_Lcv_ZkYTZxPu2pqLeJ9lvH2fc7z_4x3C1PjZ5KDuIgdvywHb6rLjFvpVAYtGbujNEzJ6XNrs_emSx1s5YPY21PiaINoDjb7aK41NtbeuaqLgh5-bPf6dshfU-diJw2ZXA-j6EB0ghqM6qqjRP3ga6Uji6bG2ERE1g0aVeqj0d4kCjSntCNf7u3RPEBkCtdLq55ybAM65CODcewDu6DUAh5GsgZtKFEREDfeExDAM1uiJxC6H6n2xAY4RemroX121poTBETEI2usboUWvCqDdVfYRUlMZx-GQ2AB5GsEO-JA1PIraGuGVMGrRdTUWQXzQoDOF6iszDA0JmBFB56HoEQNMK3ciCL2SqF0TJYlapG1HnjV4eI90hIUIbYYAcwOsOPxjnQqIO66P9gwNItwb61SDRw_7ef9ASJfpExLnGWDH-57ByjG_Q6dsevkgUL47XQElUJg7a12wcxPBHSrVdAN_i1TZQxuAppcxzCzf32Ew7GGrjKZ8RWVD5w6bvF9SPPQKpqnB18C0nIqieWl3LieOtHk_5kWpTD7alhQ3XoZWyQv8mr2__APXSNLz" id="45" name="Picture"/>
             <a:graphic>
               <a:graphicData uri="http://schemas.openxmlformats.org/drawingml/2006/picture">
                 <pic:pic>
                   <pic:nvPicPr>
-                    <pic:cNvPr descr="C:/Users/15919/Desktop/论文草稿/temp/manuscript_figures_0hcuciwd/figure_000003.png" id="46" name="Picture"/>
+                    <pic:cNvPr descr="C:/Users/15919/Desktop/论文草稿/temp/manuscript_figures_hw7f42wx/figure_000003.png" id="46" name="Picture"/>
                     <pic:cNvPicPr>
                       <a:picLocks noChangeArrowheads="1" noChangeAspect="1"/>
                     </pic:cNvPicPr>
@@ -4541,14 +4541,14 @@
           <w:bCs/>
           <w:sz w:val="18"/>
         </w:rPr>
-        <w:t xml:space="preserve">假定身份匹配正确时单残基无缺失原子有机小分子的定位与建模完成度。</w:t>
+        <w:t xml:space="preserve">假定身份匹配正确时小分子的定位与建模完成度。</w:t>
       </w:r>
       <w:r>
         <w:rPr>
           <w:rFonts w:hint="eastAsia" w:ascii="华文仿宋" w:hAnsi="华文仿宋" w:eastAsia="华文仿宋"/>
           <w:sz w:val="18"/>
         </w:rPr>
-        <w:t xml:space="preserve">各面板包含相同的77个PDB、446个实例。a–d，Emap2lig；e–h，CryoAtom2受体下的LigandSeek；i–l，沉积受体下的LigandSeek。每组上行为首选构象，下行为best-of-50；左、右列分别要求重原子RMSD严格</w:t>
+        <w:t xml:space="preserve">合格小分子指单残基、相对于模板无缺失原子的有机小分子。各面板包含相同的77个PDB、446个实例。a–d，Emap2lig；e–h，CryoAtom2受体下的LigandSeek；i–l，沉积受体下的LigandSeek。每组上行为首选构象，下行为best-of-50；左、右列分别要求重原子RMSD严格</w:t>
       </w:r>
       <m:oMath>
         <m:r>

--- a/补充材料.operation.docx
+++ b/补充材料.operation.docx
@@ -2,7 +2,7 @@
 <file path=word/document.xml><?xml version="1.0" encoding="utf-8"?>
 <w:document xmlns:w="http://schemas.openxmlformats.org/wordprocessingml/2006/main" xmlns:m="http://schemas.openxmlformats.org/officeDocument/2006/math" xmlns:r="http://schemas.openxmlformats.org/officeDocument/2006/relationships" xmlns:o="urn:schemas-microsoft-com:office:office" xmlns:v="urn:schemas-microsoft-com:vml" xmlns:w10="urn:schemas-microsoft-com:office:word" xmlns:a="http://schemas.openxmlformats.org/drawingml/2006/main" xmlns:pic="http://schemas.openxmlformats.org/drawingml/2006/picture" xmlns:wp="http://schemas.openxmlformats.org/drawingml/2006/wordprocessingDrawing">
   <w:body>
-    <w:bookmarkStart w:id="48" w:name="补充材料"/>
+    <w:bookmarkStart w:id="56" w:name="补充材料"/>
     <w:p>
       <w:pPr>
         <w:pStyle w:val="1"/>
@@ -16,7 +16,7 @@
         <w:t xml:space="preserve">补充材料</w:t>
       </w:r>
     </w:p>
-    <w:bookmarkStart w:id="33" w:name="stage1ligandseek-find-的消融"/>
+    <w:bookmarkStart w:id="36" w:name="更严格覆盖阈值下的配体区域检出"/>
     <w:p>
       <w:pPr>
         <w:pStyle w:val="2"/>
@@ -27,16 +27,7 @@
         <w:rPr>
           <w:rFonts w:hint="eastAsia"/>
         </w:rPr>
-        <w:t xml:space="preserve">Stage1：LigandSeek-Find</w:t>
-      </w:r>
-      <w:r>
-        <w:t xml:space="preserve"> </w:t>
-      </w:r>
-      <w:r>
-        <w:rPr>
-          <w:rFonts w:hint="eastAsia"/>
-        </w:rPr>
-        <w:t xml:space="preserve">的消融</w:t>
+        <w:t xml:space="preserve">更严格覆盖阈值下的配体区域检出</w:t>
       </w:r>
     </w:p>
     <w:p>
@@ -49,25 +40,250 @@
         <w:rPr>
           <w:rFonts w:hint="eastAsia"/>
         </w:rPr>
-        <w:t xml:space="preserve">为了衡量各项设计对配体定位的贡献，我们在相同的完整测试集上比较六个模型变体。从只接收实验密度的三维</w:t>
-      </w:r>
-      <w:r>
-        <w:t xml:space="preserve"> </w:t>
-      </w:r>
-      <w:r>
-        <w:rPr>
-          <w:rFonts w:hint="eastAsia"/>
-        </w:rPr>
-        <w:t xml:space="preserve">U-Net开始，我们依次加入差密度、多视角密度通道库和受体原子特征。随后在受体嵌入头中引入中心位置编码，再得到最终的</w:t>
-      </w:r>
-      <w:r>
-        <w:t xml:space="preserve"> LigandSeek-Find </w:t>
-      </w:r>
-      <w:r>
-        <w:rPr>
-          <w:rFonts w:hint="eastAsia"/>
-        </w:rPr>
-        <w:t xml:space="preserve">模型。最终模型使用点云分支预测的受体原子结合概率进行高斯候选打分；其余模型都不进行高斯候选打分，使用通常的推理方式。</w:t>
+        <w:t xml:space="preserve">我们在相同的179个PDB、2,502个配体实例以及94个PDB、821个小分子的子集上，使用更严格的双向覆盖阈值0.5评价实例级PRAUC。全配体的PDB等权均值在GT和CA2条件下分别为0.558和0.447，均高于Emap2lig-Find的0.126（</w:t>
+      </w:r>
+      <w:r>
+        <w:rPr>
+          <w:rStyle w:val="MDFIGREF_eJyrrk7LTC9KTbMqLklMTzXULS4pykwu0S3JKEotzsjPSalJrK0FAAjQDoA"/>
+        </w:rPr>
+        <w:t xml:space="preserve">Fig. 1a</w:t>
+      </w:r>
+      <w:r>
+        <w:rPr>
+          <w:rFonts w:hint="eastAsia"/>
+        </w:rPr>
+        <w:t xml:space="preserve">）。小分子的对应数值分别为0.605、0.499和0.293，同样保持这一优势（</w:t>
+      </w:r>
+      <w:r>
+        <w:rPr>
+          <w:rStyle w:val="MDFIGREF_eJyrrk7LTC9KTbMqLklMTzXULS4pykwu0S3JKEotzsjPSalJqq0FAAjTDoE"/>
+        </w:rPr>
+        <w:t xml:space="preserve">Fig. 1b</w:t>
+      </w:r>
+      <w:r>
+        <w:rPr>
+          <w:rFonts w:hint="eastAsia"/>
+        </w:rPr>
+        <w:t xml:space="preserve">）。</w:t>
+      </w:r>
+    </w:p>
+    <w:p>
+      <w:pPr>
+        <w:pStyle w:val="CaptionedFigure"/>
+        <w:keepNext/>
+        <w:spacing w:line="240" w:lineRule="auto" w:before="0" w:after="0"/>
+        <w:ind w:firstLine="0"/>
+        <w:jc w:val="center"/>
+      </w:pPr>
+      <w:r>
+        <w:drawing>
+          <wp:inline>
+            <wp:extent cx="5731510" cy="2176922"/>
+            <wp:effectExtent b="0" l="0" r="0" t="0"/>
+            <wp:docPr descr="Fig. 1 | 更严格覆盖阈值下的配体区域检出。LigandSeek-Find 使用沉积受体（GT）或 CryoAtom2 重建受体（CA2），与仅使用密度的 Emap2lig-Find 比较。全配体包含179个PDB、2,502个实例；小分子包含94个PDB、821个实例。 a, b，全配体和小分子在双向覆盖阈值0.5下的实例级PRAUC。柱高与横线表示PDB等权均值，淡色点表示各PDB结果；误差条为10,000次PDB bootstrap的95%区间。" title="MDPPTFIG_eJztWFtPG0cU_isrS30Ddr2JIV6lSK4JUSUaWaR56lZovB7bK_Yy3Rljk6YSTcJNQKANIlEJoahtYiUNtFGkUOPAj4l3bZ74Cz2z41sCD1EjoYCKZPbMzHe-cxvPes73EYJYPqJJkfrqnr--L1OGcjha37sfPH7URwgrRXqkiIepa03gDMclNV2_QbFHdT0ai0fjuj6E6Thzia43tivB2mxjab5ePtB1QajrJzI6yMacTSz2UuaZButlebCUd60MhxiIMNN1xmzkjRcIgL-JXC5qRCrZlkO14ud6JM8Y0WSZGnlsI9rnEuzAYtb1bMRg6OXkoutliOcamFLTydmWrCpKv2wj09Ejg5wt5YWP62zSwlJRm0AW8H5pg1NJYZ7j5BaCY8cxJiOmg2k43zUqapQgA8wAjwVTQKReVPRIczhasPgUKjC3ydmEc03TyQAsa3qUjQhVpQmCFeGA8FT8a8rDrsMo6CFqmCbo-Ev3IP-1vQN_eyG0ixFlCWqik9byCYceVwptCWJuIh2O06GYFBGHT3D-Zjtd0UutgG4KdeEe45UKg-TxEKgs9iYwQIfNXJ8UlW5JHMyEymnExhdMh8F8S_d04g3WX9V2_wh-rTaezNTX1w4fzvlT1druQv2Xu4fTS7U39_3Fir-5Gfw25c9W3k7dPuW0vJeCjwh0xMwhJ3Md4_HeYb6jP736fkRwtTcH9dVy8HK-_nTHX34AZTuqzl39-qg6H8ytndmSSUlv0k0w11bPV7UOZ5f8vUq7TsmECoU6qi7Wdu_V9qZFLf2dGb_yBL6FZ7d6V2xEVMvMncPvW7Cz2ti_A8ehP11uHZPT_srz6EC8tvssNfTF26kf1Z6YosLI335c2184qq77fy37czP-ixWBjV9sQy-p0TbwLJ-xp13k03hBojNbjZ4z6_l53Efpc3UAwtuqc_T9vNg52h6V_eVFf-Wn7p-TSl9M_KIUJ1y98jQ1mriRhJMu2Pz78PlDeO8F5Wf1ykFjq1z_vQJnYv3FfLBxx9-YBW0wFbzeasy_rN_-RwD8lbscE17a4Fxt7Oz4r7eDja3abiWq9CiKEvy5BYD_t_8nsVXSrsvgCo0IbIB47DO4Txw-ePX-W45fIgcj38LNun2jjsQGLkRjUaWkRgf646p66zIxDQ0-zUs2-qBLdsZDxWO36yYDcP0XDlBjBQ-3abwPInGzWdPAQ65RsLHDBJOHLcTv8TRvEsqzyiN0JlKmwXPKB8a1iZQnZTA1uJWkJofdDTlsbsjN3obc3dqQGbYJhOkUQMUkbCxr5sBZOqb0s4JSKH4ni4kxhf9F-4iTg0DMDLBfiIHEex8gp1oxQmnafnRcEg4insER1xinkuMm88jJ4YTnucU8RhnKdwrnay1Qgg0mJoGzo9plQLDKx5KQtkwybFoWt8jlUF8ISIOthZmR52IWMKNgJVx_Z9AGye_y8RElkOF08Ss3090CQVop69n8CYWTSqLpIU22mx_hPF_GJSYZfL25XQFlcFhz1zbBgAqfLVLiUXYVu7bEBUB74KkwiyZGqMB2pBaarzuucF3uiEizHIn3nOIxNSZYTkTxulwJWzZdMtIYMq3WdLdsOc18UdKuC3wGIz_8CwY77Xk" id="34" name="Picture"/>
+            <a:graphic>
+              <a:graphicData uri="http://schemas.openxmlformats.org/drawingml/2006/picture">
+                <pic:pic>
+                  <pic:nvPicPr>
+                    <pic:cNvPr descr="C:/Users/15919/Desktop/论文草稿/temp/manuscript_figures_06tu0uwq/figure_000001.png" id="35" name="Picture"/>
+                    <pic:cNvPicPr>
+                      <a:picLocks noChangeArrowheads="1" noChangeAspect="1"/>
+                    </pic:cNvPicPr>
+                  </pic:nvPicPr>
+                  <pic:blipFill>
+                    <a:blip r:embed="rId33"/>
+                    <a:stretch>
+                      <a:fillRect/>
+                    </a:stretch>
+                  </pic:blipFill>
+                  <pic:spPr bwMode="auto">
+                    <a:xfrm>
+                      <a:off x="0" y="0"/>
+                      <a:ext cx="5731510" cy="2176922"/>
+                    </a:xfrm>
+                    <a:prstGeom prst="rect">
+                      <a:avLst/>
+                    </a:prstGeom>
+                    <a:noFill/>
+                    <a:ln w="9525">
+                      <a:noFill/>
+                      <a:headEnd/>
+                      <a:tailEnd/>
+                    </a:ln>
+                  </pic:spPr>
+                </pic:pic>
+              </a:graphicData>
+            </a:graphic>
+          </wp:inline>
+        </w:drawing>
+      </w:r>
+    </w:p>
+    <w:p>
+      <w:pPr>
+        <w:pStyle w:val="ImageCaption"/>
+        <w:keepLines/>
+        <w:spacing w:line="240" w:lineRule="auto"/>
+        <w:ind w:firstLine="0"/>
+      </w:pPr>
+      <w:r>
+        <w:rPr>
+          <w:rFonts w:ascii="华文仿宋" w:hAnsi="华文仿宋" w:eastAsia="华文仿宋"/>
+          <w:b/>
+          <w:bCs/>
+          <w:sz w:val="18"/>
+        </w:rPr>
+        <w:t xml:space="preserve">Fig. 1 | </w:t>
+      </w:r>
+      <w:r>
+        <w:rPr>
+          <w:rFonts w:hint="eastAsia" w:ascii="华文仿宋" w:hAnsi="华文仿宋" w:eastAsia="华文仿宋"/>
+          <w:b/>
+          <w:bCs/>
+          <w:sz w:val="18"/>
+        </w:rPr>
+        <w:t xml:space="preserve">更严格覆盖阈值下的配体区域检出。</w:t>
+      </w:r>
+      <w:r>
+        <w:rPr>
+          <w:rFonts w:ascii="华文仿宋" w:hAnsi="华文仿宋" w:eastAsia="华文仿宋"/>
+          <w:sz w:val="18"/>
+        </w:rPr>
+        <w:t xml:space="preserve">LigandSeek-Find </w:t>
+      </w:r>
+      <w:r>
+        <w:rPr>
+          <w:rFonts w:hint="eastAsia" w:ascii="华文仿宋" w:hAnsi="华文仿宋" w:eastAsia="华文仿宋"/>
+          <w:sz w:val="18"/>
+        </w:rPr>
+        <w:t xml:space="preserve">使用沉积受体（GT）或</w:t>
+      </w:r>
+      <w:r>
+        <w:rPr>
+          <w:rFonts w:ascii="华文仿宋" w:hAnsi="华文仿宋" w:eastAsia="华文仿宋"/>
+          <w:sz w:val="18"/>
+        </w:rPr>
+        <w:t xml:space="preserve"> CryoAtom2 </w:t>
+      </w:r>
+      <w:r>
+        <w:rPr>
+          <w:rFonts w:hint="eastAsia" w:ascii="华文仿宋" w:hAnsi="华文仿宋" w:eastAsia="华文仿宋"/>
+          <w:sz w:val="18"/>
+        </w:rPr>
+        <w:t xml:space="preserve">重建受体（CA2），与仅使用密度的</w:t>
+      </w:r>
+      <w:r>
+        <w:rPr>
+          <w:rFonts w:ascii="华文仿宋" w:hAnsi="华文仿宋" w:eastAsia="华文仿宋"/>
+          <w:sz w:val="18"/>
+        </w:rPr>
+        <w:t xml:space="preserve"> Emap2lig-Find </w:t>
+      </w:r>
+      <w:r>
+        <w:rPr>
+          <w:rFonts w:hint="eastAsia" w:ascii="华文仿宋" w:hAnsi="华文仿宋" w:eastAsia="华文仿宋"/>
+          <w:sz w:val="18"/>
+        </w:rPr>
+        <w:t xml:space="preserve">比较。全配体包含179个PDB、2,502个实例；小分子包含94个PDB、821个实例。</w:t>
+      </w:r>
+      <w:r>
+        <w:rPr>
+          <w:rFonts w:ascii="华文仿宋" w:hAnsi="华文仿宋" w:eastAsia="华文仿宋"/>
+          <w:sz w:val="18"/>
+        </w:rPr>
+        <w:t xml:space="preserve"> </w:t>
+      </w:r>
+      <w:r>
+        <w:rPr>
+          <w:rFonts w:ascii="华文仿宋" w:hAnsi="华文仿宋" w:eastAsia="华文仿宋"/>
+          <w:b/>
+          <w:bCs/>
+          <w:sz w:val="18"/>
+        </w:rPr>
+        <w:t xml:space="preserve">a</w:t>
+      </w:r>
+      <w:r>
+        <w:rPr>
+          <w:rFonts w:ascii="华文仿宋" w:hAnsi="华文仿宋" w:eastAsia="华文仿宋"/>
+          <w:sz w:val="18"/>
+        </w:rPr>
+        <w:t xml:space="preserve">,</w:t>
+      </w:r>
+      <w:r>
+        <w:rPr>
+          <w:rFonts w:ascii="华文仿宋" w:hAnsi="华文仿宋" w:eastAsia="华文仿宋"/>
+          <w:sz w:val="18"/>
+        </w:rPr>
+        <w:t xml:space="preserve"> </w:t>
+      </w:r>
+      <w:r>
+        <w:rPr>
+          <w:rFonts w:ascii="华文仿宋" w:hAnsi="华文仿宋" w:eastAsia="华文仿宋"/>
+          <w:b/>
+          <w:bCs/>
+          <w:sz w:val="18"/>
+        </w:rPr>
+        <w:t xml:space="preserve">b</w:t>
+      </w:r>
+      <w:r>
+        <w:rPr>
+          <w:rFonts w:hint="eastAsia" w:ascii="华文仿宋" w:hAnsi="华文仿宋" w:eastAsia="华文仿宋"/>
+          <w:sz w:val="18"/>
+        </w:rPr>
+        <w:t xml:space="preserve">，全配体和小分子在双向覆盖阈值0.5下的实例级PRAUC。柱高与横线表示PDB等权均值，淡色点表示各PDB结果；误差条为10,000次PDB</w:t>
+      </w:r>
+      <w:r>
+        <w:rPr>
+          <w:rFonts w:ascii="华文仿宋" w:hAnsi="华文仿宋" w:eastAsia="华文仿宋"/>
+          <w:sz w:val="18"/>
+        </w:rPr>
+        <w:t xml:space="preserve"> </w:t>
+      </w:r>
+      <w:r>
+        <w:rPr>
+          <w:rFonts w:hint="eastAsia" w:ascii="华文仿宋" w:hAnsi="华文仿宋" w:eastAsia="华文仿宋"/>
+          <w:sz w:val="18"/>
+        </w:rPr>
+        <w:t xml:space="preserve">bootstrap的95%区间。</w:t>
+      </w:r>
+    </w:p>
+    <w:bookmarkEnd w:id="36"/>
+    <w:bookmarkStart w:id="40" w:name="候选排序中的完整检出曲线"/>
+    <w:p>
+      <w:pPr>
+        <w:pStyle w:val="2"/>
+        <w:keepNext/>
+        <w:ind w:firstLine="0"/>
+      </w:pPr>
+      <w:r>
+        <w:rPr>
+          <w:rFonts w:hint="eastAsia"/>
+        </w:rPr>
+        <w:t xml:space="preserve">候选排序中的完整检出曲线</w:t>
+      </w:r>
+    </w:p>
+    <w:p>
+      <w:pPr>
+        <w:pStyle w:val="FirstParagraph"/>
+        <w:spacing w:line="360" w:lineRule="auto" w:after="120"/>
+        <w:ind w:firstLine="420"/>
+      </w:pPr>
+      <w:r>
+        <w:rPr>
+          <w:rFonts w:hint="eastAsia"/>
+        </w:rPr>
+        <w:t xml:space="preserve">我们进一步比较全部候选数量范围内的配体检出完成度，并保留各PDB的分布（</w:t>
+      </w:r>
+      <w:r>
+        <w:rPr>
+          <w:rStyle w:val="MDFIGREF_eJyrrk7LTC9KTbMqLklMTzXUTc7PLchJLcnMz9NNLi0qSy2urQUA-gsODw"/>
+        </w:rPr>
+        <w:t xml:space="preserve">Fig. 2</w:t>
+      </w:r>
+      <w:r>
+        <w:rPr>
+          <w:rFonts w:hint="eastAsia"/>
+        </w:rPr>
+        <w:t xml:space="preserve">）。全配体包括179个PDB、2,502个实例，小分子包括94个PDB、821个实例；两者均只评价Find，不要求身份匹配或构象重建。候选与真实实例的双向覆盖均至少为0.3，每个真实实例仅累计首次检出。相对候选数量为100%和300%时，最多考察的候选数分别等于真实实例数的一倍和三倍。</w:t>
       </w:r>
     </w:p>
     <w:p>
@@ -80,34 +296,195 @@
         <w:rPr>
           <w:rFonts w:hint="eastAsia"/>
         </w:rPr>
-        <w:t xml:space="preserve">根据表</w:t>
-      </w:r>
-      <w:r>
-        <w:t xml:space="preserve"> </w:t>
-      </w:r>
-      <w:r>
-        <w:rPr>
-          <w:rFonts w:hint="eastAsia"/>
-        </w:rPr>
-        <w:t xml:space="preserve">4，加入差密度后，GT</w:t>
-      </w:r>
-      <w:r>
-        <w:t xml:space="preserve"> </w:t>
-      </w:r>
-      <w:r>
-        <w:rPr>
-          <w:rFonts w:hint="eastAsia"/>
-        </w:rPr>
-        <w:t xml:space="preserve">和</w:t>
-      </w:r>
-      <w:r>
-        <w:t xml:space="preserve"> CA2 </w:t>
-      </w:r>
-      <w:r>
-        <w:rPr>
-          <w:rFonts w:hint="eastAsia"/>
-        </w:rPr>
-        <w:t xml:space="preserve">条件下的所有指标均提高。多视角密度通道库则进一步提高了整体检出能力。值得注意的是，对相同的实验密度和模拟受体密度进行确定性变换并不增加任何额外信息，却在不同对比度和空间尺度上突出配体信号，并抑制占主导的受体密度。</w:t>
+        <w:t xml:space="preserve">全配体在100%→300%下的平均完成度，GT由66.4%增至71.7%，CA2由55.6%增至63.3%，Emap2lig-Find由25.9%增至30.1%。小分子的对应变化分别为70.5%→73.3%、59.8%→68.5%和44.2%→51.6%。因此，LigandSeek-Find在相同候选数量限制下恢复更多真实实例。全部均值按PDB等权计算，背景候选与重复命中仍占候选位置，小分子视图仅忽略归属于非小分子实例的候选。</w:t>
+      </w:r>
+    </w:p>
+    <w:p>
+      <w:pPr>
+        <w:pStyle w:val="CaptionedFigure"/>
+        <w:keepNext/>
+        <w:spacing w:line="240" w:lineRule="auto" w:before="0" w:after="0"/>
+        <w:ind w:firstLine="0"/>
+        <w:jc w:val="center"/>
+      </w:pPr>
+      <w:r>
+        <w:drawing>
+          <wp:inline>
+            <wp:extent cx="5731510" cy="4275861"/>
+            <wp:effectExtent b="0" l="0" r="0" t="0"/>
+            <wp:docPr descr="Fig. 2 | 候选排序中的完整配体检出曲线。LigandSeek-Find 使用沉积受体（GT）或 CryoAtom2 重建受体（CA2），与仅使用密度的 Emap2lig-Find 比较。全配体包含179个PDB、2,502个实例；小分子包含94个PDB、821个实例。 a–c为全配体，d–f为小分子；左、中、右列分别为GT、CA2和Emap2lig。候选与真实实例的双向覆盖均至少为0.3，候选归属覆盖率几何均值最大的真实实例；每个实例只累计首次检出。横轴为候选数量相对于各PDB真实实例数的百分比，纵轴为检出的不同实例比例。小分子视图忽略归属于其他类别的候选，保留背景与重复命中。绿色圆点和实线表示PDB等权均值，蓝色菱形和实线表示中位数；灰点和小提琴表示50%、100%、200%、300%候选数量下的逐PDB分布。" title="MDPPTFIG_eJzdV1tvE0cU_isrS32DrO1gIBZFSg1BldIqAvrUraLJemyvsrfurONAqWQIiRNhx4ZcUJqElpaGCEocIG2NHcf_pezsOk_5Cz2zs3ZMyAMqEipEcuZyvvOd28zunh9CJrIzobgQ8hYbdHVPJDZK44jXWHAfrPWZpj0ZOiGELEwMdQInGS4Rl6RvCLaIJEViA5EBSbqAybhtmJLU3qq7y4V2ac7bbEkSJ5SkYxl1pGHGxoUnZUMzVWwrhn5SzloTmDCMjEy2M6ohazxrAvrb0Llc3BQmNVUn8dznUihj22ZcFImcwRoifYaJdRCmDEtDNiyttJgzrKRpGTImRNHTmipGw-HTooYUXQqdZ2wjlj9csa-pWMjFJ5AKvF9q4FWCm2c4sYNg2HGMzWFFx8Tf71nl4sREMpgBHhW2gCh6KiyFguXlrMq2UNY2As4AzjQVPQmwlGIRe5irhgMQSLgD3FP-L5gPGbpNQA8RWVFAh5bmoQBOo0W37vh2MSL2IFHQcbLMoE7eVvJtcWJmYsxfj_nTBI_YH8H56910Rc52ArrO1bl7NquUHySLx4RDhKG0AB1S0n1CVLghMLDNVT5EbEyg6Dbsd3Q_TLw0v7Kfn3Pn79F62ak98366TbeK7tLO_nTJaS64v-Vpoe6uvvDqrdf5Wx84J0fif48oh5U00pNXMB4_OcSO8_-vuO8RnNNseYub7os573GVlu9D2Q52Zy9dPdidc2eXP9qSCQnrmjFoG1r006rWfqFEG_VunRKDUSjUwW7Rqc07jWleS1qdofUNuIsfb_UuasiMqkr6E7xvbnWxvTcFj0M6vckfk7Q4TStPI2cGnNqTkQtfvM7fjJ6IhaOwolsPnL07B7urdLtMZ2foswrHDpzqQs9GI13gx_yM_bSKjP7JL8hOrd6tMVzRJOyl2F6nlqyuf29ADeHNCf9p-SWdvc9Es08Bdukq7MH9pveKndvADo3_woXb7q39DEXndWev3XKRVu62N2a81WW6XmgXXtLtu8AS7usH01yLNu_R5w84xpsv0MIvTnMJwDS_667l6aPHwNNLC_651XL3dNHyE2-n2t56uL-x7P7xkL_cwSV380m7ucMC4x8DS9v7hbK3WqPVV059nlZuw0HtpQUAM7SyB6HCZQD3vPqfnIFzgtSplWilGOCri_xsdxPXfjwD39-01fSWfudBMUPTfzmNZe95A9LHEuI7w56MrXVvaaU9VXRXqpA39gB9VKJ3m37Sb3mNVnvuBV2b8W69gkyDRfhWaT_c9B7VmdvP5tz1KZ4ioGovrAO4XX5Om78eAQOb0yxBaJA07-Z2wLZddssVr7LDMbHwZ1DSSNgfonzoh6E3b06NVXM_XwHrLNja1NFLzT6Yz4e-gy6i2z2EYmf6I7FIePJU9Ezs7OnIjXOmIsfhFzQU6J0aiqSFcm91EgEDcP0XDlCzsxbu0ljvRGKkUoqMLxhyVsO6zZksrCLWs5CMYhJ2F1mE-sSIIrObyBby1xMjlpDERGZWEnHRb-VEv5MTg0ZO7O3jRBtrJoSpZ0FFMe3RlJIGZ8lo-LSdDWdz34t8YzTM_qJ9pp6GQJQksPcPwIw1ejAf6cQIpen6cegSdxCxDA4b8jgRdCORQXoaD1qWkctglCTs-cL4OgJiYtnmm8B5qNpjgLOKbyVhTFXMIUVVmUU29_X5BMWJbWFbzrBpCjCXwYovf2PRBYlv8rEVgU5NGMt9ZSR72z0Un0xZGhuhcMIkb_CEa91Gz99nYjxpCzKTB8cVUDKDBac2AAPKHzukJjSOl7ChCWwCaAs85WbRxDDh2MNZB83kusFdFw-nKK7qAuuvB2LRGGc5FsXqctFvT3vmKG4jRe1s985VPcgXMbt1gd_50I__Ait2K9A" id="38" name="Picture"/>
+            <a:graphic>
+              <a:graphicData uri="http://schemas.openxmlformats.org/drawingml/2006/picture">
+                <pic:pic>
+                  <pic:nvPicPr>
+                    <pic:cNvPr descr="C:/Users/15919/Desktop/论文草稿/temp/manuscript_figures_06tu0uwq/figure_000002.png" id="39" name="Picture"/>
+                    <pic:cNvPicPr>
+                      <a:picLocks noChangeArrowheads="1" noChangeAspect="1"/>
+                    </pic:cNvPicPr>
+                  </pic:nvPicPr>
+                  <pic:blipFill>
+                    <a:blip r:embed="rId37"/>
+                    <a:stretch>
+                      <a:fillRect/>
+                    </a:stretch>
+                  </pic:blipFill>
+                  <pic:spPr bwMode="auto">
+                    <a:xfrm>
+                      <a:off x="0" y="0"/>
+                      <a:ext cx="5731510" cy="4275861"/>
+                    </a:xfrm>
+                    <a:prstGeom prst="rect">
+                      <a:avLst/>
+                    </a:prstGeom>
+                    <a:noFill/>
+                    <a:ln w="9525">
+                      <a:noFill/>
+                      <a:headEnd/>
+                      <a:tailEnd/>
+                    </a:ln>
+                  </pic:spPr>
+                </pic:pic>
+              </a:graphicData>
+            </a:graphic>
+          </wp:inline>
+        </w:drawing>
+      </w:r>
+    </w:p>
+    <w:p>
+      <w:pPr>
+        <w:pStyle w:val="ImageCaption"/>
+        <w:keepLines/>
+        <w:spacing w:line="240" w:lineRule="auto"/>
+        <w:ind w:firstLine="0"/>
+      </w:pPr>
+      <w:r>
+        <w:rPr>
+          <w:rFonts w:ascii="华文仿宋" w:hAnsi="华文仿宋" w:eastAsia="华文仿宋"/>
+          <w:b/>
+          <w:bCs/>
+          <w:sz w:val="18"/>
+        </w:rPr>
+        <w:t xml:space="preserve">Fig. 2 | </w:t>
+      </w:r>
+      <w:r>
+        <w:rPr>
+          <w:rFonts w:hint="eastAsia" w:ascii="华文仿宋" w:hAnsi="华文仿宋" w:eastAsia="华文仿宋"/>
+          <w:b/>
+          <w:bCs/>
+          <w:sz w:val="18"/>
+        </w:rPr>
+        <w:t xml:space="preserve">候选排序中的完整配体检出曲线。</w:t>
+      </w:r>
+      <w:r>
+        <w:rPr>
+          <w:rFonts w:ascii="华文仿宋" w:hAnsi="华文仿宋" w:eastAsia="华文仿宋"/>
+          <w:sz w:val="18"/>
+        </w:rPr>
+        <w:t xml:space="preserve">LigandSeek-Find </w:t>
+      </w:r>
+      <w:r>
+        <w:rPr>
+          <w:rFonts w:hint="eastAsia" w:ascii="华文仿宋" w:hAnsi="华文仿宋" w:eastAsia="华文仿宋"/>
+          <w:sz w:val="18"/>
+        </w:rPr>
+        <w:t xml:space="preserve">使用沉积受体（GT）或</w:t>
+      </w:r>
+      <w:r>
+        <w:rPr>
+          <w:rFonts w:ascii="华文仿宋" w:hAnsi="华文仿宋" w:eastAsia="华文仿宋"/>
+          <w:sz w:val="18"/>
+        </w:rPr>
+        <w:t xml:space="preserve"> CryoAtom2 </w:t>
+      </w:r>
+      <w:r>
+        <w:rPr>
+          <w:rFonts w:hint="eastAsia" w:ascii="华文仿宋" w:hAnsi="华文仿宋" w:eastAsia="华文仿宋"/>
+          <w:sz w:val="18"/>
+        </w:rPr>
+        <w:t xml:space="preserve">重建受体（CA2），与仅使用密度的</w:t>
+      </w:r>
+      <w:r>
+        <w:rPr>
+          <w:rFonts w:ascii="华文仿宋" w:hAnsi="华文仿宋" w:eastAsia="华文仿宋"/>
+          <w:sz w:val="18"/>
+        </w:rPr>
+        <w:t xml:space="preserve"> Emap2lig-Find </w:t>
+      </w:r>
+      <w:r>
+        <w:rPr>
+          <w:rFonts w:hint="eastAsia" w:ascii="华文仿宋" w:hAnsi="华文仿宋" w:eastAsia="华文仿宋"/>
+          <w:sz w:val="18"/>
+        </w:rPr>
+        <w:t xml:space="preserve">比较。全配体包含179个PDB、2,502个实例；小分子包含94个PDB、821个实例。</w:t>
+      </w:r>
+      <w:r>
+        <w:rPr>
+          <w:rFonts w:ascii="华文仿宋" w:hAnsi="华文仿宋" w:eastAsia="华文仿宋"/>
+          <w:sz w:val="18"/>
+        </w:rPr>
+        <w:t xml:space="preserve"> </w:t>
+      </w:r>
+      <w:r>
+        <w:rPr>
+          <w:rFonts w:hint="eastAsia" w:ascii="华文仿宋" w:hAnsi="华文仿宋" w:eastAsia="华文仿宋"/>
+          <w:sz w:val="18"/>
+        </w:rPr>
+        <w:t xml:space="preserve">a–c为全配体，d–f为小分子；左、中、右列分别为GT、CA2和Emap2lig。候选与真实实例的双向覆盖均至少为0.3，候选归属覆盖率几何均值最大的真实实例；每个实例只累计首次检出。横轴为候选数量相对于各PDB真实实例数的百分比，纵轴为检出的不同实例比例。小分子视图忽略归属于其他类别的候选，保留背景与重复命中。绿色圆点和实线表示PDB等权均值，蓝色菱形和实线表示中位数；灰点和小提琴表示50%、100%、200%、300%候选数量下的逐PDB分布。</w:t>
+      </w:r>
+    </w:p>
+    <w:bookmarkEnd w:id="40"/>
+    <w:bookmarkStart w:id="41" w:name="stage1ligandseek-find-的消融"/>
+    <w:p>
+      <w:pPr>
+        <w:pStyle w:val="2"/>
+        <w:keepNext/>
+        <w:ind w:firstLine="0"/>
+      </w:pPr>
+      <w:r>
+        <w:rPr>
+          <w:rFonts w:hint="eastAsia"/>
+        </w:rPr>
+        <w:t xml:space="preserve">Stage1：LigandSeek-Find</w:t>
+      </w:r>
+      <w:r>
+        <w:t xml:space="preserve"> </w:t>
+      </w:r>
+      <w:r>
+        <w:rPr>
+          <w:rFonts w:hint="eastAsia"/>
+        </w:rPr>
+        <w:t xml:space="preserve">的消融</w:t>
+      </w:r>
+    </w:p>
+    <w:p>
+      <w:pPr>
+        <w:pStyle w:val="FirstParagraph"/>
+        <w:spacing w:line="360" w:lineRule="auto" w:after="120"/>
+        <w:ind w:firstLine="420"/>
+      </w:pPr>
+      <w:r>
+        <w:rPr>
+          <w:rFonts w:hint="eastAsia"/>
+        </w:rPr>
+        <w:t xml:space="preserve">为了衡量各项设计对配体定位的贡献，我们在相同的完整测试集上比较六个模型变体。从只接收实验密度的三维</w:t>
+      </w:r>
+      <w:r>
+        <w:t xml:space="preserve"> </w:t>
+      </w:r>
+      <w:r>
+        <w:rPr>
+          <w:rFonts w:hint="eastAsia"/>
+        </w:rPr>
+        <w:t xml:space="preserve">U-Net开始，我们依次加入差密度、多视角密度通道库和受体原子特征。随后在受体嵌入头中引入中心位置编码，再得到最终的</w:t>
+      </w:r>
+      <w:r>
+        <w:t xml:space="preserve"> LigandSeek-Find </w:t>
+      </w:r>
+      <w:r>
+        <w:rPr>
+          <w:rFonts w:hint="eastAsia"/>
+        </w:rPr>
+        <w:t xml:space="preserve">模型。最终模型使用点云分支预测的受体原子结合概率进行高斯候选打分；其余模型都不进行高斯候选打分，使用通常的推理方式。</w:t>
       </w:r>
     </w:p>
     <w:p>
@@ -120,6 +497,46 @@
         <w:rPr>
           <w:rFonts w:hint="eastAsia"/>
         </w:rPr>
+        <w:t xml:space="preserve">根据表</w:t>
+      </w:r>
+      <w:r>
+        <w:t xml:space="preserve"> </w:t>
+      </w:r>
+      <w:r>
+        <w:rPr>
+          <w:rFonts w:hint="eastAsia"/>
+        </w:rPr>
+        <w:t xml:space="preserve">4，加入差密度后，GT</w:t>
+      </w:r>
+      <w:r>
+        <w:t xml:space="preserve"> </w:t>
+      </w:r>
+      <w:r>
+        <w:rPr>
+          <w:rFonts w:hint="eastAsia"/>
+        </w:rPr>
+        <w:t xml:space="preserve">和</w:t>
+      </w:r>
+      <w:r>
+        <w:t xml:space="preserve"> CA2 </w:t>
+      </w:r>
+      <w:r>
+        <w:rPr>
+          <w:rFonts w:hint="eastAsia"/>
+        </w:rPr>
+        <w:t xml:space="preserve">条件下的所有指标均提高。多视角密度通道库则进一步提高了整体检出能力。值得注意的是，对相同的实验密度和模拟受体密度进行确定性变换并不增加任何额外信息，却在不同对比度和空间尺度上突出配体信号，并抑制占主导的受体密度。</w:t>
+      </w:r>
+    </w:p>
+    <w:p>
+      <w:pPr>
+        <w:pStyle w:val="BodyText"/>
+        <w:spacing w:line="360" w:lineRule="auto" w:after="120"/>
+        <w:ind w:firstLine="420"/>
+      </w:pPr>
+      <w:r>
+        <w:rPr>
+          <w:rFonts w:hint="eastAsia"/>
+        </w:rPr>
         <w:t xml:space="preserve">加入受体原子特征后，CA2</w:t>
       </w:r>
       <w:r>
@@ -138,7 +555,7 @@
         <w:rPr>
           <w:rFonts w:hint="eastAsia"/>
         </w:rPr>
-        <w:t xml:space="preserve">一对一</w:t>
+        <w:t xml:space="preserve">实例级</w:t>
       </w:r>
       <w:r>
         <w:t xml:space="preserve"> </w:t>
@@ -254,7 +671,7 @@
         <w:rPr>
           <w:rFonts w:hint="eastAsia"/>
         </w:rPr>
-        <w:t xml:space="preserve">一对一</w:t>
+        <w:t xml:space="preserve">实例级</w:t>
       </w:r>
       <w:r>
         <w:t xml:space="preserve"> </w:t>
@@ -343,7 +760,7 @@
         <w:rPr>
           <w:rFonts w:hint="eastAsia"/>
         </w:rPr>
-        <w:t xml:space="preserve">一对一</w:t>
+        <w:t xml:space="preserve">实例级</w:t>
       </w:r>
       <w:r>
         <w:t xml:space="preserve"> </w:t>
@@ -2482,7 +2899,7 @@
           <w:rFonts w:hint="eastAsia" w:ascii="Times New Roman" w:hAnsi="Times New Roman"/>
           <w:sz w:val="18"/>
         </w:rPr>
-        <w:t xml:space="preserve">表示一对一</w:t>
+        <w:t xml:space="preserve">表示实例级</w:t>
       </w:r>
       <w:r>
         <w:rPr>
@@ -2541,8 +2958,8 @@
         <w:t xml:space="preserve">GT。粗体和下划线分别表示每列的最高值和次高值。</w:t>
       </w:r>
     </w:p>
-    <w:bookmarkEnd w:id="33"/>
-    <w:bookmarkStart w:id="43" w:name="stage3端到端-top-k-success"/>
+    <w:bookmarkEnd w:id="41"/>
+    <w:bookmarkStart w:id="51" w:name="stage3端到端-top-k-success"/>
     <w:p>
       <w:pPr>
         <w:pStyle w:val="2"/>
@@ -2559,7 +2976,7 @@
         <w:t xml:space="preserve"> top-k success</w:t>
       </w:r>
     </w:p>
-    <w:bookmarkStart w:id="34" w:name="评估口径top-k-success"/>
+    <w:bookmarkStart w:id="42" w:name="评估口径top-k-success"/>
     <w:p>
       <w:pPr>
         <w:pStyle w:val="3"/>
@@ -2740,8 +3157,8 @@
         <w:t xml:space="preserve">重建受体（CA2）下的表现。</w:t>
       </w:r>
     </w:p>
-    <w:bookmarkEnd w:id="34"/>
-    <w:bookmarkStart w:id="38" w:name="一般配体的端到端区域检出与身份识别"/>
+    <w:bookmarkEnd w:id="42"/>
+    <w:bookmarkStart w:id="46" w:name="一般配体的端到端区域检出与身份识别"/>
     <w:p>
       <w:pPr>
         <w:pStyle w:val="3"/>
@@ -2768,18 +3185,18 @@
           <wp:inline>
             <wp:extent cx="5731510" cy="3060245"/>
             <wp:effectExtent b="0" l="0" r="0" t="0"/>
-            <wp:docPr descr="Fig. 1 | 端到端配体区域检出与身份匹配。曲线展示在尝试预算 K=1–10 内，179 个测试 PDB 中预测成功的比例。Find+Match 曲线要求端到端区域检出和配体身份匹配均正确，Find 和 Emap2lig-Find 曲线仅要求区域检出正确。Find 和 Match 分别指 LigandSeek-Find 和 LigandSeek-Match。GT 表示真实受体结构，CA2 表示 CryoAtom2 重建受体结构。" title="MDPPTFIG_eJztWf9PGzcU_1dO9-sKlwRSxgmQWIBqGkxRu_20m5C5OInFfbHOzhe6TmIVFDagm0a7Sist6lpNaKjQTprUJWv7v2y5JPzUf2HP9iWEwbRqnVAvWqScn-33Pn7PH9tn3ftMp4gXdVPTW7fq4d0XxnRqulXfbt7fGaSUV_ULmh5g5jtlnBNKGdOyPmY4YJaVTI8mRy1rCrNF7lPLah_Umt-ttbe-bO29tCyFZlmn4TzkYgGFU3gAOc5Anni5ARdxuyh6bUQ58b15FwWLJQp6n-hjFZNqVdfxmFkZt_Qi59Q0DGYXsYvYoE-xB515PwAMqAYFo-IHORr4NmaMeAXXMVKJxEXDRcSz9AmBlg1kcYUvOVirmGXkAO77LirgjBpe6BkdDaG7iDGdJR5msr2nVjEZRTYMAzgONAFQajhh6VH1cskRTajE_QgzUheWEDio5UnA-KwyTURK0KMcUJ6qRyTP-B5nYIeYTQjYhFs3Yd4b9ZfhwYYcFyPGJxlBZ_UVJz122kiOpYDFEAuyviDFjIpYluD81e50Jd_tBHRVmSv3uGBKBiniobB2cFDGoDpDCoNaUrumCWWuTM4jNtFBPA7tHdvzibe1fxiuP4Hn0epW4_l2uFkLd3ebD5fDtVrj2c12bb9Rfx5u_gq9fyxff_vm5A0ib979uVV7GT693XpUC3f2wif32oe3j35YaR3cOec4_7uYTq5a1_Tn4NSMDiX3tQ4lP58nNp7y7ZKLPd45knhR-OEqUD7xwZjhymGiFvXIyoLxJc2N3KfSe9mmlLMRwPhZAHwi-aa4vy9v_w1y4kS7EU1NnNmN-_4Lb6y--m0zOTLaJ7st7nw0nv3U_GUDzsD48pGdeq_fOHkMbySgpbn-TfjVbuv7lebhrcaLDXgXz8Dl6505cR-NL199xZW6T7R__KL59Hr3VtV7nwq_3VSXrN5bVXhvrfn4YevBAZyFgtL_yXwryASu4svEtItoyiGFAbGg-osXtcka9VW1z3q3l9pG0ckYX_L6iq5YbyP5cu0zPtZvhOv7zc21-LIySwrIy13BeLEPj7dY75ceZuTWgaP40kf9xU_7wV7rUa21sxse3A-_vgN3OfnVeAUub5nJVHyp60OS4ktGJljyJ7nvpvqLlqO1rbBe6901f_2iDE86oX96QdO7aRU9PTKUTCcT1aHExURqOH1tjBLbhH_0UVNE988fNXMBqpxKsUQIgPVvMMCMlwLchQleC-Ssr6sBdpBI5rAioUxMqYjQK2eJLSZUVOwPy9lAy2Fmi1EypiFTW4bMbBlRYsvozWsZHLsUwvRKYEIon8-TAjjL5ouVkfxwqlI1VMN8QvySg9QrQCAkB-hDIyCJ3BfI2U6MQE3Xj2OXlINIzOCsby8yzfMzReQV8GQQ-JUiRjkmlonA63Qwim2uGgHz2LRnAIVqnJqEBYfQGeI4YkQhS3slIJPxAMMbR4h50LkMo8j-E5WuknEST9QYhRleqMz5ud48GDKr-cAVJRCnVcdl5ktbGu9kwGS76MZVrtmiP1quoGULtWjVRsqgJcsOKA0Yv4R9VxMCaAfgqRoWlWeZ0j2WOtqi3_OV68axiEzH00TicTSdSiuUM7UEL9Myb9cjI5Mj4nSae2XHi-aL0S4v8J_QP_8Tc13IWQ" id="36" name="Picture"/>
+            <wp:docPr descr="Fig. 3 | 端到端配体区域检出与身份匹配。曲线展示在尝试预算 K=1–10 内，179 个测试 PDB 中预测成功的比例。Find+Match 曲线要求端到端区域检出和配体身份匹配均正确，Find 和 Emap2lig-Find 曲线仅要求区域检出正确。Find 和 Match 分别指 LigandSeek-Find 和 LigandSeek-Match。GT 表示真实受体结构，CA2 表示 CryoAtom2 重建受体结构。" title="MDPPTFIG_eJztWf9PGzcU_1dO9-sKlwRCxwmQWIBqGkxRu_20m5C5OInFffHOzhe6TmIVFDagm0a7Sist6lpNaKjQTprUJWv7v2y5JPy0f2HP9iWEwbRqnVAvWqScn-33Pn7PH9tn3ftUp4gXdVPTW7fq4d0XxnRqulXfbt7fGaSUV_ULmh5g5jtlnBNKGdOyPmQ4YJaVTI8mRy1rCrNF7lPLah_Umt-utbe-aO29tCyFZlmn4TzkYgGFU3gAOc5Anni5ARdxuyh6bUQ58b15FwWLJQp6H-ljFZNqVdfxmFkZt_Qi59Q0DGYXsYvYoE-xB515PwAMqAYFo-IHORr4NmaMeAXXMVKJxIjhIuJZ-oRAywayuMKXHKxVzDJyAPddFxVwRg0v9IyOhtBdxJjOEg8z2d5Tq5iMIhuGARwHmgAoNZyw9Kh6ueSIJlTifoQZqQtLCBzU8iRgfFaZJiIl6FEOKE_VI5JnfI8zsEPMJgRswq2bMO-N-svwYEOOixHjk4ygs_qKkx47bSTHUsBiiAVZX5BiRkUsS3D-ane6km93ArqqzJV7XDAlgxTxUFg7OChjUJ0hhUFtSLumCWWuTM4jNtFBPA7tHdvzibe1fxiuP4Hn0epW4_l2uFkLd3ebD5fDtVrj2c12bb9Rfx5u_gK9vy9ff_Pm5DUib979qVV7GT693XpUC3f2wif32oe3j75faR3cOec4_7uYTq5a1_Tn4NSMDiX3lQ4lP58nNp7y7ZKLPd45knhR-OEqUD7x3pjhymGiFvXIyoLxJc2N3KfSe9mmlLMRwPhZAHwi-bq4vy1v_w1y4kS7EU1NnNmN-_4Lb6z-8etm8uJon-y2uPPRePZj8-cNOAPjy0d26p1-4-QxvJGAlub61-GXu63vVpqHtxovNuBdPAOXr7fmxH00vnz1FVfqPtH-4fPm0-vdW1XvfSr8ZlNdsnpvVeG9tebjh60HB3AWCkr_J_ONIBO4ii8T0y6iKYcUBsSC6i9e1CZr1FfVPuvdXmobRSdjfMnrK7pivY3ky7XP-Fi_Ea7vNzfX4svKLCkgL3cF48U-PN5ivV96mJFbB47iSx_0Fz_tB3utR7XWzm54cD_86g7c5eRX4xW4vGUmU_Glrg9Jii8ZmWDJn-S-m-ovWo7WtsJ6rXfX_PWLMjzphP7xBU3vplX09MWhZDqZqA4lRhKp4fS1MUpsE_7RR00R3T9_1MwFqHIqxRIhANa_wQAzXgpwFyZ4JZCzvq4G2EEimcOKhDIxpSJCr5wltphQUbHfL2cDLYeZLUbJmIZMbRkys2VEiS2jN69lcOxSCNMrgQmhfD5PCuAsm0-M8FKiVPnEUA3zCfEbGqReAQIhOUAfToMkcl8gZzsxAjVdP45dUg4iMYOzvr3INM_PFJFXwJNB4FeKGOWYWCYCr9PBKLa5agTMY9OeARSqcWoSFhxCZ4jjiBGFLO2VgEzGAwxvHCHmQecyjCL7T1S6SsZJPFFjFGZ4oTLn53rzYMis5gNXlECcVh2XmS9tabyTAZPtohtXuWaL_mi5gpYt1KJVGymDliw7oDRg_BL2XU0IoB2Ap2pYVJ5lSvdY6miLfs9XrhvHIjIdTxOJx9F0Kq1QztQSvEzLvF2PjEyOiNNp7pUdL5ovRru8wH9C_-xPw73IZw" id="44" name="Picture"/>
             <a:graphic>
               <a:graphicData uri="http://schemas.openxmlformats.org/drawingml/2006/picture">
                 <pic:pic>
                   <pic:nvPicPr>
-                    <pic:cNvPr descr="C:/Users/15919/Desktop/论文草稿/temp/manuscript_figures_hw7f42wx/figure_000001.png" id="37" name="Picture"/>
+                    <pic:cNvPr descr="C:/Users/15919/Desktop/论文草稿/temp/manuscript_figures_06tu0uwq/figure_000003.png" id="45" name="Picture"/>
                     <pic:cNvPicPr>
                       <a:picLocks noChangeArrowheads="1" noChangeAspect="1"/>
                     </pic:cNvPicPr>
                   </pic:nvPicPr>
                   <pic:blipFill>
-                    <a:blip r:embed="rId35"/>
+                    <a:blip r:embed="rId43"/>
                     <a:stretch>
                       <a:fillRect/>
                     </a:stretch>
@@ -2820,7 +3237,7 @@
           <w:bCs/>
           <w:sz w:val="18"/>
         </w:rPr>
-        <w:t xml:space="preserve">Fig. 1 | </w:t>
+        <w:t xml:space="preserve">Fig. 3 | </w:t>
       </w:r>
       <w:r>
         <w:rPr>
@@ -3074,7 +3491,7 @@
         <w:rPr>
           <w:rStyle w:val="MDFIGREF_eJyrrk7LTC9KTbNKNUrVTczJ0U3LzEvRzU0sSc6orQUApM0LCA"/>
         </w:rPr>
-        <w:t xml:space="preserve">Fig. 1</w:t>
+        <w:t xml:space="preserve">Fig. 3</w:t>
       </w:r>
       <w:r>
         <w:rPr>
@@ -3320,8 +3737,8 @@
         <w:t xml:space="preserve">PDB（52.0%）中的配体区域。</w:t>
       </w:r>
     </w:p>
-    <w:bookmarkEnd w:id="38"/>
-    <w:bookmarkStart w:id="42" w:name="小分子端到端全原子构象重建"/>
+    <w:bookmarkEnd w:id="46"/>
+    <w:bookmarkStart w:id="50" w:name="小分子端到端全原子构象重建"/>
     <w:p>
       <w:pPr>
         <w:pStyle w:val="3"/>
@@ -3348,18 +3765,18 @@
           <wp:inline>
             <wp:extent cx="5731510" cy="3497158"/>
             <wp:effectExtent b="0" l="0" r="0" t="0"/>
-            <wp:docPr descr="Fig. 2 | 小分子的端到端建模。合格小分子指单残基、相对于模板无缺失原子的有机小分子。曲线展示在尝试预算 K = 1–10 内，77 个测试 PDB 中预测成功的比例。Find 和 Match 分别指 LigandSeek-Find 和 LigandSeek-Match。GT 和 CA2 分别表示真实受体结构和 CryoAtom2 重建受体结构。 a, Find+Match 曲线要求端到端区域检出和配体身份匹配均正确，Find 和 Emap2lig-Find 曲线仅要求区域检出正确。 b, c, 使用 PocketXMol-tuned 进行端到端构象重建时，成功率随计费尝试次数 K 的变化，分别展示真实受体（GT，b）和 CryoAtom2 重建受体（CA2，c）条件。成功要求 RMSD 低于 2 Å 或 3 Å。实线表示按模型评分选出的 top-1 构象，虚线表示 best-of-50 构象。" title="MDPPTFIG_eJztW1tPG0cU_isrvxZY24ESrIBEuURVobJIKlXqVmi8Htsr9qadAUOaSiSCGIqBqAmh5RLiJqpQ03Cp2iixITzknzTetXniL_TMztqYkkpRUlF2iyXv3M45c8755r4734RMRDOhmBCq3C_Zq6_EvmhfpXTPebjWYpp0PNQkhCxMDHUMJxlRT0ySviDYIpIUaeuIdEhSLyYj1DAlqbpVdB7kqvOzlc0DSeLSJOm0OB1pmInCUdxMNKSqzaZiYlXRMSuVkUkVQx_WkDUyagLdV6Er2ZgpjGuqTmLZTimUodSMiSKRM1hDpMUwsQ6FKcPSEIWklRazhpU0LUPGhCh6WlPFaDj8saghRZdCXUxa3HKDa3RCxUI2NoZUkPuphtK4h1fP6MQaBaMdwdgcABWJm9-QysaIiWSoBuQwG0BQtDUshbzk0KjKstAoNTyZHjnjVPQkkKUUi9ABzhr2iKCEK8A15Q8v3m_olAAfIrKiAI89vwB-L5cO7K05t16MCO0mCnpbWaZbJ6eZ3Lq4YFZFwk0n3GgPt9gNQfkbdXdFLtcMusHZuXqUIeUayewxoe1gawwDab-SbhGiwk2BEVPOcha2sQJFp5Bf4z0be-2dRXvmjv3sbmVlqvJ0257ZYc9S0dksvJm8ff6c8CGm3p1xHu3VDXbyOXt-ydmaszeKbyZvVVZf2Nsvy8UFsNxZP3CWH1X2ivaTXXthg3vHWZt11op1dvCOs_pbpXhg7y5VnhTttU17Z726vXT401Rla_mMHffvOelku9dixiCMu96wpr3TsGakUoqMew15VMM6rQ1qNMP00LhQ2vXZFVFzq_Fy-CPuBoROCJqnvulq7-Zx4rgnoPNtAmhX5EPl_jl57x8kh0_ki55r_Iyu7zv0nemjvXx7e0A6m9_hKL_4xfljDoZA_-IR7_0kaJg8gwkJYHFm7trfbbBpbPt--dUczF79sHrzL1KBQsn-Pu9fJGAWlDMBwwNWeDNPYYHoX1QGlDTSk9cwHmlmHT1g-Pi5vzQg43YdGIqvXr_A59zg09MdDRga7mhWLWzCNrWytmFvPbQXl8v799wDryl_Y2VNGN3U0AKG2GFu3i4VG1E6-7MY_67VzuLYDPkWjSaBrQc-CuCqjR_HVX--5ezePj7KzBftjQ3n8aSdK8JQdzg9D32qWnxaLu3b-ZeQtNdzzrPHlcLW0V7-Ykt0bsD09bTUpyEzqirpAC69eScrl6Z5P2vsXrwbXcxU52umSvgWjSbfah7EdiT7Fo2mYI3A5f2Dyv1N36IhxA15BNMvBw21mY7qOGDzY_VgtVrI15efsHWr7hb4fs5Zfg5rTO8gfiF3uLJY3SpUf3_J3xs7vxacpR3_wnpC8zN6b3zxEva_b_CVlSl78Qc7_wDaNj9p4h9ENJ40He3NXL0O5YmjvVlfL-z_B-dNgFVPdxTAkgEsZ71QLj1nn7q4oxZf8_sXvqHBa73BQq68v1AuLvgXkajwejpYiDgzD_wLx6VgYfF6GoYumIXYsaD7-sPJzzqbBfvhXHV7Ciarw8lZO1eEGcy_iFHDbI4ECzW-ZoYZqPrjSh05_yKUwIQ2G6nmtnAQYfr7cR88za7Q101CqP5pfKit_VKkLRIev9Ta0R5pu3zziqnIMfh72wP0TtuDpIWypz6T9ySArPeRAWx01MJ1MdZ771MsrCL2QT7JKCZhbmQW6mNxRWZOZAn587G4JSQxkVktPTHRvZ4gurcTRO9ygth4N0GkWDPBTH0UWBSTDqeUNChLhjPZ9lRrNDsu8ozhMPtFW0w9DYYoSZDeGoEYu78A8XjNRoCmrsexSlxBxDw4APtyIuhGTwbpadxtWUY2g1GSsKbB5NUKiIllyjNB5jFrQwVcqnjKCQlVMfsVVWU1srjLzyMoRqiFqZxh0RTQDEEtbvmJRJ1IPCmPpYgJHk5kB41k410GFBtPWRoLAThhvNO9vSBMdNZuMbj5rBiPU0Fm5V5zBSqZkXmt1iMGKjesCTUtQq9iQxNYBKgt0JRXi8YGCKc9jtWoWblucNXF4yiKqbrALo90tEXbuJS3UjFc-ty7Fw1xFKNIUWvZjXFV9_xFzDou8O8KffsX-3DH9Q" id="40" name="Picture"/>
+            <wp:docPr descr="Fig. 4 | 小分子的端到端建模。合格小分子指单残基、相对于模板无缺失原子的有机小分子。曲线展示在尝试预算 K = 1–10 内，77 个测试 PDB 中预测成功的比例。Find 和 Match 分别指 LigandSeek-Find 和 LigandSeek-Match。GT 和 CA2 分别表示真实受体结构和 CryoAtom2 重建受体结构。 a, Find+Match 曲线要求端到端区域检出和配体身份匹配均正确，Find 和 Emap2lig-Find 曲线仅要求区域检出正确。 b, c, 使用 PocketXMol-tuned 进行端到端构象重建时，成功率随计费尝试次数 K 的变化，分别展示真实受体（GT，b）和 CryoAtom2 重建受体（CA2，c）条件。成功要求 RMSD 低于 2 Å 或 3 Å。实线表示按模型评分选出的 top-1 构象，虚线表示 best-of-50 构象。" title="MDPPTFIG_eJztW1tPG0cU_isrvxZY24EQrIBEuURVobKSVKrUrdCwHtsr9tadMYY0lUgEMRQDURNCyyXETVShpuFStVFiQ3jIP2m8a_PEX-iZnbUxJZWipKLsFkveuZ1z5pzzzX13vgmZiKZDMSFUuV-yV16JfdG-Sume83C1xTTpWKhJCFmYGOooTjCinpgkfU6wRSQp0tYR6ZCkXkxGqGFKUnWz6DzIVedmKhv7ksSlSdJJcTrSMBOFo7iZaEhVm03FxKqiY1YqI5Mqhj6kIWskYwLdl6HL2ZgpjGmqTmLZTimUptSMiSKR01hDpMUwsQ6FScPSEIWklRKzhpUwLUPGhCh6SlPFaDh8UdSQokuhLiYtbrnBNTquYiEbG0UqyP1EQyncw6tndGKNgtGOYGwOgIrEzW9IZWPERDJUA3KYDSAo2hqWQl7yakZlWShDDU-mR844FT0BZEnFInSAs4Y9IijhCnBN-cOL9xs6JcCHiKwowGPPzYPfy6V9e3PWrRcjQruJgt5Wlu7WyUkmty4umFUx7KaH3WgPt9gNQfkbdXdFLtUMusHZuXqUIeUayewxoe1gaxQDab-SahFahZsCI6ac5TRsYwWKTiG_xns69trbC_b0HfvZ3cryZOXplj29zZ6lorNReDNx--w54UNMvTvtPNqtG-zkc_bcorM5a68X30zcqqy8sLdelovzYLmztu8sParsFu0nO_b8OveOszrjrBbr7OAdZ-W3SnHf3lmsPCnaqxv29lp1a_Hgp8nK5tIpO-7fc9Lxdq_FjEEYd71hTXunYc1IJhUZ9xpyRsM6rQ1qNM300LhQ2vXpZVFzq_Fy-CPuBoSOC5qnvulq7-Zx4rgnoPNtAmhX5EPl_jlx7x8kh4_li55r_Iyu7zv0nanD3Xx7e0A6m9_hKL_4xfljFoZA_-IR7_04aJg8gwkJYHGm79rfrbNpbOt--dUszF79sHrzL1KBQsn-Pu9fJGAWlNMBwwNWeNNPYYHoX1QGlBTSE9cwHmlmHT1g-Pi5vzQg43YdGIqvXD_H58zg09MdDRga7mhWLWzANrWyum5vPrQXlsp799wDr0l_Y2WNG93U0AKG2EFuzi4VG1E6_bMY_67VTuPYDPkWjSaBrQc-CuCqjR_HVX--5ezcPjrKzBft9XXn8YSdK8JQdzA1B32qWnxaLu3Z-ZeQtNdyzrPHlcLm4W7-fEt0ZsD09bTUpyEzqiqpAC69eScrl6Z4P2vsXrwbnc9UZ2umGvYtGk2-1TyI7Uj2LRpNwRqBy3v7lfsbvkVDiBvyCKZfDBpqM83oOGDzY3V_pVrI15efsHWr7hT4fs5Zeg5rTO8gfj53sLxQ3SxUf3_J3xs7vxacxW3_wnpM81N6b3z-Eva_b_CV5Ul74Qc7_wDaNj9p4h9ENJ40He5OX7kO5cOHuzO-Xtj_D86bAKue7iiAJQNYzlqhXHrOPnVxRy2-5vcvfFcHr_UGC7ny3ny5OO9fRKLC66lgIeJMP_AvHBeChcXrKRi6YBZix4Lu6w8nP-NsFOyHs9WtSZisDiZm7FwRZjD_IkYNszkSLNT4mhlmoOqPy3Xk_IvQMCa02Ug2t4WDCNPfj_vgaXaFvmoSQvVP40Nt7RcibZHw2IXWjvZI26Wbl01FjsHf2x6gd9oeJCyUPfGZvCcBZL2PDGCjGQvXxVjvvU-xsIrYB_kkrZiEuZFZqI_GFZk5kSXkz0bjlpDARGa19MRE93qC6N5OEL3LCWLj3QSRYs0EM_UMsCgmHUoqKVCWDIUv0kw4k_1a5BlDYfZrbTH1FBiiJEB6awfE2P0FiMdrNgI0dT2OVOIKIubBAdiXE0E3etJIT-FuyzKyaYwShDUNJq9WQEwsU54JMo9YGyrgUsUTThhWFbNfUVVWI4u7_DyCYoRamMppFk0CzVWoxS0_lqgTicflsRQxwcPD2UEj0XiXAcXGkpbGQgBOGOt0by8I4521WwxuPivGY1SQWbnXXIFKZmReq_WIgcoNa0JNi9Ar2NAEFgFqCzTl1aLRAcJpj2I1alauG1x18SiKYqousMsjHW3RNi7lrVQMlz737kVDHMUoUtRadmNc1T1_EbOOC_y7Qt_-BYrXyAw" id="48" name="Picture"/>
             <a:graphic>
               <a:graphicData uri="http://schemas.openxmlformats.org/drawingml/2006/picture">
                 <pic:pic>
                   <pic:nvPicPr>
-                    <pic:cNvPr descr="C:/Users/15919/Desktop/论文草稿/temp/manuscript_figures_hw7f42wx/figure_000002.png" id="41" name="Picture"/>
+                    <pic:cNvPr descr="C:/Users/15919/Desktop/论文草稿/temp/manuscript_figures_06tu0uwq/figure_000004.png" id="49" name="Picture"/>
                     <pic:cNvPicPr>
                       <a:picLocks noChangeArrowheads="1" noChangeAspect="1"/>
                     </pic:cNvPicPr>
                   </pic:nvPicPr>
                   <pic:blipFill>
-                    <a:blip r:embed="rId39"/>
+                    <a:blip r:embed="rId47"/>
                     <a:stretch>
                       <a:fillRect/>
                     </a:stretch>
@@ -3400,7 +3817,7 @@
           <w:bCs/>
           <w:sz w:val="18"/>
         </w:rPr>
-        <w:t xml:space="preserve">Fig. 2 | </w:t>
+        <w:t xml:space="preserve">Fig. 4 | </w:t>
       </w:r>
       <w:r>
         <w:rPr>
@@ -3847,7 +4264,7 @@
         <w:rPr>
           <w:rStyle w:val="MDFIGREF_eJyrrk7LTC9KTbNKNUrVLc5NzMnRLcgsSM3JzEutSdJJrq0FANjnDNA"/>
         </w:rPr>
-        <w:t xml:space="preserve">Fig. 2b, c</w:t>
+        <w:t xml:space="preserve">Fig. 4b, c</w:t>
       </w:r>
       <w:r>
         <w:rPr>
@@ -3880,7 +4297,7 @@
         <w:rPr>
           <w:rStyle w:val="MDFIGREF_eJyrrk7LTC9KTbNKNUrVLc5NzMnRLcgsSM3JzEutSaqtBQDAgAxB"/>
         </w:rPr>
-        <w:t xml:space="preserve">Fig. 2b</w:t>
+        <w:t xml:space="preserve">Fig. 4b</w:t>
       </w:r>
       <w:r>
         <w:rPr>
@@ -3907,7 +4324,7 @@
         <w:rPr>
           <w:rStyle w:val="MDFIGREF_eJyrrk7LTC9KTbNKNUrVLc5NzMnRLcgsSM3JzEutSa6tBQDAgwxC"/>
         </w:rPr>
-        <w:t xml:space="preserve">Fig. 2c</w:t>
+        <w:t xml:space="preserve">Fig. 4c</w:t>
       </w:r>
       <w:r>
         <w:rPr>
@@ -4264,7 +4681,7 @@
         <w:rPr>
           <w:rStyle w:val="MDFIGREF_eJyrrk7LTC9KTbNKNUrVLc5NzMnRLcgsSM3JzEutSaytBQDAfQxA"/>
         </w:rPr>
-        <w:t xml:space="preserve">Fig. 2a</w:t>
+        <w:t xml:space="preserve">Fig. 4a</w:t>
       </w:r>
       <w:r>
         <w:t xml:space="preserve"> </w:t>
@@ -4398,9 +4815,9 @@
         <w:t xml:space="preserve"> 83.1%。</w:t>
       </w:r>
     </w:p>
-    <w:bookmarkEnd w:id="42"/>
-    <w:bookmarkEnd w:id="43"/>
-    <w:bookmarkStart w:id="47" w:name="给定正确身份时的-findbuild-比较"/>
+    <w:bookmarkEnd w:id="50"/>
+    <w:bookmarkEnd w:id="51"/>
+    <w:bookmarkStart w:id="55" w:name="给定正确身份时的-findbuild-比较"/>
     <w:p>
       <w:pPr>
         <w:pStyle w:val="2"/>
@@ -4460,7 +4877,7 @@
         <w:rPr>
           <w:rStyle w:val="MDFIGREF_eJyrrk7LTC9KTbMqLi0o0E3LzEvRTc4vKkpNLtHNTSxJztBNKs3MSamtBQBErw_K"/>
         </w:rPr>
-        <w:t xml:space="preserve">Fig. 3</w:t>
+        <w:t xml:space="preserve">Fig. 5</w:t>
       </w:r>
       <w:r>
         <w:t xml:space="preserve">。</w:t>
@@ -4479,18 +4896,18 @@
           <wp:inline>
             <wp:extent cx="5029200" cy="6218691"/>
             <wp:effectExtent b="0" l="0" r="0" t="0"/>
-            <wp:docPr descr="Fig. 3 | 假定身份匹配正确时小分子的定位与建模完成度。合格小分子指单残基、相对于模板无缺失原子的有机小分子。各面板包含相同的77个PDB、446个实例。a–d，Emap2lig；e–h，CryoAtom2受体下的LigandSeek；i–l，沉积受体下的LigandSeek。每组上行为首选构象，下行为best-of-50；左、右列分别要求重原子RMSD严格&lt;2\,\mathrm{Å}和&lt;3\,\mathrm{Å}。所有已对应合格小分子的blob均给定正确SMILES；LigandSeek使用PocketXMol-tuned单次中心对接，Emap2lig使用原生blob引导。背景计费，真实范围外前景免费；未检出与失败实例保留分母。每个PDB包含N个目标实例，相对预算\rho允许\lfloor\rho N\rfloor次计费尝试，完成度为成功的不同实例数除以N。绿线与圆点、蓝线与菱形分别表示PDB等权均值和中位数；灰点和小提琴表示50\%、100\%、200\%及300\%预算下的PDB分布。" title="MDPPTFIG_eJztWW1PG0cQ_iuWpfZT4MC8JLgpEgVSVYIIBVWqVFfoOK_tE_emuzWGNJXsAAGDDVaBIAKEkECKkmIgRY2xIf7QH9D_kNzemU_5C529PRsIRMpLSxMEkrndmWdmdmb2Zvd2f_ZqPI54_R6vPVMgCy-4dl-7XZi27i9Waxoe8F7yeHVkqFI_ClJQqz8Q-N5AuhEI1DY01TYFAm3I6MOqFgiUsnnr7mgpnbTXi4EA0xYInFSn8DKiqoyoplWFRCVYJai6jgRcJfNYiFT1RkUpSIFB0dAkfrAnJgbZCBuqG0SFcgRew6Kq9Mi83hfVgPWj92rMr3kGZEkx_LGvA94Ixpqf4wwhgmTeqFY1pAAzpOpgA7p6mIupelDTVQEZhqiEZYnz1dQ0cjIvKgFvM9XWpTuPbjwoIU_M389LoPc7mQ-jVmae4rgygmL7ENKuowFcQde4kDKjDOoQFWRUOG4v5jc0XoCxgLgEJJD31YMGt3sjKlESH8Wqq9WFU0mIIsBCom7gDiZaNg0cNkrmDvvntq-pCjZAjjcEUQQZkp6EDJqFIslOOHYRb-AWQ-RP40VaFOOkkGOLKaYmep1-r9NsZR47Txj8zUqUaq-UHbrJxNnwME2n4yT1R4NZiPR-BNBrYrjaU-e55aFgzETOwjfKEBUM9LLs2fhLEqMke6-Uf2oW9klq92AkbW08sley1tyfZGuKjN0hGxn73jBgzP20mZskhby1vkKyKWssQ_KPX8Vvf3qB-phwZMasB3sVz63UKEnPWtkJspx_FU_YCzmyuWvmJyEE1lLRmntg7-XJ6jaZXGZhshaT1mK-Ig7RIZnhg6WHACapEZJ5SjVkUoC8fNnMPelq-wa01tc3Qptk75svJkCCfxmfDr7eS7XLvOaTxPDrvQUEpAiQWvVBtQWrso9MzZn702ZuAjR1iGFeCXYj1AdIEZASIK1nSfu3zdNhYMPanLILw2ZuvLSSMnP5g8d3D-JJ6_5waXsFhEGA0XuRgavUUFVDDagmzyHbCTL1Bxmbo-6NPS09Tljbtw9G08z_G53dbWZuDeJ3bErIfrUTVgG3fsrvVD_VUEgUUJsqRGWk4HL1xBGaTJkpdTIp-w086JHdZGtOrh2a83QhuPlLCX9FCZiRKzpws-908st48jTG-9j8a-SYBs4Nwzl4RX5NfT75rbvI7_vml5aHZBwqGXn-DKodyc-8URShmPRKai9ZGrUL87AwsAWju_O7jvZuqBOHhcbcL9oz612q0IfwD52qVIWjCgrSgvr7ipnbIMUh0G9Nrh0pdkwE6ok9s-wY2Zslm3swpNJQyprfLGVXSju7gLcXl6FgllJDZGGHrN4lyTRwyUja4S5Yi0-sR3EymqcL1up2aWeNVVezuGTPzoMX1maaVUFWhFltPotZjZuvn9NpA5G0F7LWg1EWapojZ7U8eDhsZ-fOJrZ_J85pcMlIopTNfWpl92Vq_PTy-kYe3jL3P8jixDnNMJREVtzI1lJpcxZen8oeGzZitDG-DIXXzKVh_8heMWt262B-1SysXRSuj1zv7ELRzhfpYrF4x769C9vc0vQSo5Smtsn-Q3e_u7Jur-ZhvbA3ktbSECyAJL4H2yFYy-DjCNIBS4-d2AINQITl0prK2JkdJnU2OWqo-dg37Iv_Lcv_ZkYTZxPu2pqLeJ9lvH2fc7z_4x3C1PjZ5KDuIgdvywHb6rLjFvpVAYtGbujNEzJ6XNrs_emSx1s5YPY21PiaINoDjb7aK41NtbeuaqLgh5-bPf6dshfU-diJw2ZXA-j6EB0ghqM6qqjRP3ga6Uji6bG2ERE1g0aVeqj0d4kCjSntCNf7u3RPEBkCtdLq55ybAM65CODcewDu6DUAh5GsgZtKFEREDfeExDAM1uiJxC6H6n2xAY4RemroX121poTBETEI2usboUWvCqDdVfYRUlMZx-GQ2AB5GsEO-JA1PIraGuGVMGrRdTUWQXzQoDOF6iszDA0JmBFB56HoEQNMK3ciCL2SqF0TJYlapG1HnjV4eI90hIUIbYYAcwOsOPxjnQqIO66P9gwNItwb61SDRw_7ef9ASJfpExLnGWDH-57ByjG_Q6dsevkgUL47XQElUJg7a12wcxPBHSrVdAN_i1TZQxuAppcxzCzf32Ew7GGrjKZ8RWVD5w6bvF9SPPQKpqnB18C0nIqieWl3LieOtHk_5kWpTD7alhQ3XoZWyQv8mr2__APXSNLz" id="45" name="Picture"/>
+            <wp:docPr descr="Fig. 5 | 假定身份匹配正确时小分子的定位与建模完成度。合格小分子指单残基、相对于模板无缺失原子的有机小分子。各面板包含相同的77个PDB、446个实例。a–d，Emap2lig；e–h，CryoAtom2受体下的LigandSeek；i–l，沉积受体下的LigandSeek。每组上行为首选构象，下行为best-of-50；左、右列分别要求重原子RMSD严格&lt;2\,\mathrm{Å}和&lt;3\,\mathrm{Å}。所有已对应合格小分子的blob均给定正确SMILES；LigandSeek使用PocketXMol-tuned单次中心对接，Emap2lig使用原生blob引导。背景计费，真实范围外前景免费；未检出与失败实例保留分母。每个PDB包含N个目标实例，相对预算\rho允许\lfloor\rho N\rfloor次计费尝试，完成度为成功的不同实例数除以N。绿线与圆点、蓝线与菱形分别表示PDB等权均值和中位数；灰点和小提琴表示50\%、100\%、200\%及300\%预算下的PDB分布。" title="MDPPTFIG_eJztWW1PG0cQ_iuWpfZT4IyDSXBTJAqkigQRCqpUqa7QcV7bJ-6td2sMaSrZAcKbDahAEAFCSCBFSTGQosbYED70B_Q_JLd35lP-QmdvzwYCkfLSugkCydzuzDMzOzN7s3u7P3s1Hse8QY_Xni6Q-Rdci7_FLkxZ9xeqNQ33ei94vDoyVKkHhSmoKRgKfWcg3QiFagL1NfWhUDMyurGqhULFbN66O1TMjNhr-6EQ0xYKnVSn8DKiqoy4plVFRCVcJai6jgRcJfNYiFV1xUUpTIFh0dAkvq8zIYbZCAPVAVGhHIHXsKgqnTKvd8c1YP3gvZIIap5eWVKMYOLrkDeGsRbkOEOIIZk3qlUNKcCMqDrYgK4e5RKqHtZ0VUCGISpRWeL8Pl8dJ_OiEvI2UG3tuvPowH0S8iSCPbwEeq_JfBQ1MfMUx5UQFNuNkHYd9eIy2udCSowSqFVUkFHmuL1E0NB4AcYC4hKQQN5fCxrc7o24REl8HKuuVhdOJSGKAIuIuoFbmWjJNHDYKJk77J_bvqoq2AA53hBEEWRIZhwyaBb2SXbMsYt4AzcaIn8aL9aoGCeFHFtMMTXR5fS7nGYT89h5wuBvlqNUc7nk0E0mzoaHaTodJ6k_GsxCpPcggF4Vo9WegOeWh4IxE6mEb5QhKhjoJdnK-EtSQyR7r5h_ahb2SHrnYDBjrT-yl7PW7J9kc4IM3yHrk_a9AcCYexkzN04KeWttmWTT1vAkyT9-lbz96QXqY8IxOWw92C17bqWHSGbGyo6RpfyrZMqez5GNHTM_DiGwFvet2Qf2bp6sbJHxJRYma2HEWsiXxSE6ZHLgYPEhgEl6kEw-pRom04C8dMnMPWlv_ga01tbWQZtk75svxkCCf5mcCr_eTbfIvOaXxOjr3XkEpBiQmvQ-tRGrsp9MzJp7U2ZuDDS1ilFeCXcg1A1IEZASIK1nI_ZvG6fDwIa1MWEXBszcaHE5bebyB4_vHiRHrPsDxa1lEAYBRu9CBq5SI1UBH6gmzyHbKTLxBxmepe4NPy0-Tllbtw-GMsz_G20dzWZuFeJ3bErIQbUNVgG3fsrvVD_VSEQUULMqxGWk4FL1xDGaTJkpdTIpBw3c55HdZGtOrh2a83QhuOFLCX9FCZiRyzpwg_908svkyGmM97H51-AxDZwbhjPwivya_nzye_E8v--bX1oeRpJQycjzZ1DtSH76jaIIxaRLUrvI4pBdmIOFgS0YHW3XWls6oE4cFhpzb9-eXmtXhW6Ev29TpSocV1CYFtTfl83cOtnvB_3W-OqRYsdEoJ7Y00uOkd0ZsrELQyr2p625jWJ2ubi9A3h7YQkKZjHdT-a3ycpdMpIBLhnMONx5a-GJ9ShJhvJ0wVrZKm6vsupq7i_aM3PghbWRYVWQFWFWmysxq3HD9TM6bSCS9nzWejDEQk1z5KyWBw8H7OxsZWL7d-qMBpcMporZ3KdWdl-mR08vr2_k4S1z_4Msjp3RDENJZMWNbC4WN2bg9SnvsWEjRhujS1B4zVwG9o_sFbNmNg_mVszC6nnh-sj1zi7s2_l9ulgs3LFv78A2tzi1yCjFiS2y99Dd7y6v2St5WC_s9RFrsR8WQJLche0QrGXwcQTpgKXHTm2CBiDCcmlNTNqT20yqMjkK-D72Dfvif8vyv5nRVGXCXeM7j3cl4-3_nOP9H-8QJkYrk4OL5zl4Ww7YVpcdt9CvClg0cv1vnpDR49IG748XPN7yAbM34PPXQ7R76_w1l-vqa25d0UQhCD83e_w7ZS-s84kTh82uBtD1ITpADMd1VFajf_A00pHE02NtIyZqBo0q9VDpaRcFGlPaEa73tOueMDIEaqUpyDk3AZxzEcC59wDc0WsADiNZAzeVOIiIGu6MiFEYrNHpq8NxXzzxE8cInT76F6jWlCg4IoZBe6AWWvSqANrtJR8hNeVxHA6JDZCnEWyFD1nDo6hNMV6JokZdVxMxxIcNOlOovhLD0JCAGRF0HooeMcC0cieC0CWJ2lVRkqhF2nbkWYOH90hHWIjRZgQwN8CKwz_WKYO44_poz9Agwl2JNjV89LCfD_ZGdJk-IXGeXna87-krH_M7dMqmlw8C5bvTFVAChbmz1gU7NxHcoVJNN_C3SJU9tAFoehnDzPI9rQbDHrZKaMpXVDZ07rDJByXFQ69g6gP-ANNyKormpcW5nDjS5oOYF6US-WhbUtx4GVo5L_Br8P7yDyGB0wE" id="53" name="Picture"/>
             <a:graphic>
               <a:graphicData uri="http://schemas.openxmlformats.org/drawingml/2006/picture">
                 <pic:pic>
                   <pic:nvPicPr>
-                    <pic:cNvPr descr="C:/Users/15919/Desktop/论文草稿/temp/manuscript_figures_hw7f42wx/figure_000003.png" id="46" name="Picture"/>
+                    <pic:cNvPr descr="C:/Users/15919/Desktop/论文草稿/temp/manuscript_figures_06tu0uwq/figure_000005.png" id="54" name="Picture"/>
                     <pic:cNvPicPr>
                       <a:picLocks noChangeArrowheads="1" noChangeAspect="1"/>
                     </pic:cNvPicPr>
                   </pic:nvPicPr>
                   <pic:blipFill>
-                    <a:blip r:embed="rId44"/>
+                    <a:blip r:embed="rId52"/>
                     <a:stretch>
                       <a:fillRect/>
                     </a:stretch>
@@ -4532,7 +4949,7 @@
           <w:bCs/>
           <w:sz w:val="18"/>
         </w:rPr>
-        <w:t xml:space="preserve">Fig. 3 | </w:t>
+        <w:t xml:space="preserve">Fig. 5 | </w:t>
       </w:r>
       <w:r>
         <w:rPr>
@@ -4740,8 +5157,8 @@
         <w:t xml:space="preserve">预算下的PDB分布。</w:t>
       </w:r>
     </w:p>
-    <w:bookmarkEnd w:id="47"/>
-    <w:bookmarkEnd w:id="48"/>
+    <w:bookmarkEnd w:id="55"/>
+    <w:bookmarkEnd w:id="56"/>
     <w:sectPr>
       <w:footerReference r:id="rId8" w:type="default"/>
       <w:pgSz w:h="16838" w:w="11906"/>
@@ -7319,6 +7736,18 @@
     <w:name w:val="MDFIGREF_eJyrrk7LTC9KTbMqLi0o0E3LzEvRTc4vKkpNLtHNTSxJztBNKs3MSamtBQBErw_K"/>
     <w:basedOn w:val="BodyTextChar"/>
   </w:style>
+  <w:style w:type="character" w:customStyle="1" w:styleId="MDFIGREF_eJyrrk7LTC9KTbMqLklMTzXULS4pykwu0S3JKEotzsjPSalJqq0FAAjTDoE">
+    <w:name w:val="MDFIGREF_eJyrrk7LTC9KTbMqLklMTzXULS4pykwu0S3JKEotzsjPSalJqq0FAAjTDoE"/>
+    <w:basedOn w:val="BodyTextChar"/>
+  </w:style>
+  <w:style w:type="character" w:customStyle="1" w:styleId="MDFIGREF_eJyrrk7LTC9KTbMqLklMTzXULS4pykwu0S3JKEotzsjPSalJrK0FAAjQDoA">
+    <w:name w:val="MDFIGREF_eJyrrk7LTC9KTbMqLklMTzXULS4pykwu0S3JKEotzsjPSalJrK0FAAjQDoA"/>
+    <w:basedOn w:val="BodyTextChar"/>
+  </w:style>
+  <w:style w:type="character" w:customStyle="1" w:styleId="MDFIGREF_eJyrrk7LTC9KTbMqLklMTzXUTc7PLchJLcnMz9NNLi0qSy2urQUA-gsODw">
+    <w:name w:val="MDFIGREF_eJyrrk7LTC9KTbMqLklMTzXUTc7PLchJLcnMz9NNLi0qSy2urQUA-gsODw"/>
+    <w:basedOn w:val="BodyTextChar"/>
+  </w:style>
   <w:style w:type="character" w:customStyle="1" w:styleId="MDFIGREF_eJyrrk7LTC9KTbNKNUrVLc5NzMnRLcgsSM3JzEutSa6tBQDAgwxC">
     <w:name w:val="MDFIGREF_eJyrrk7LTC9KTbNKNUrVLc5NzMnRLcgsSM3JzEutSa6tBQDAgwxC"/>
     <w:basedOn w:val="BodyTextChar"/>

--- a/补充材料.operation.docx
+++ b/补充材料.operation.docx
@@ -180,12 +180,12 @@
           <wp:inline>
             <wp:extent cx="5731510" cy="4338952"/>
             <wp:effectExtent b="0" l="0" r="0" t="0"/>
-            <wp:docPr descr="Fig. 1 | 配体区域检出的补充分析。全配体包含179个PDB、2,502个实例，小分子包含94个PDB、821个实例。LigandSeek-Find 使用沉积受体（GT）或 CryoAtom2 重建受体（CA2）。Emap2lig-Find 显式接收 EMDB 推荐 contour level。 a, d，全配体和小分子在双向覆盖阈值0.5下的实例级 \mathrm{PRAUC}_{0.5}。柱高为PDB等权均值，淡色点为逐PDB结果；误差条为10,000次PDB bootstrap的95%区间。 b, e，相同0.5阈值下的实例级精确率与召回率。小提琴为逐PDB分布，白点与粗线为中位数及四分位范围。 c, f，100%和300%相对候选数量下的平均检出完成度。候选上限分别为每PDB真实实例数的一倍和三倍；命中仍要求双向覆盖至少0.3，每个真实实例只累计首次检出。背景与重复命中保留候选位置，小分子视图忽略归属于其他类别的候选。柱高为PDB等权均值，误差条同上。" title="MDPPTFIG_eJztWltPG0cU_isrS3kjrG3iJlgJEjEhqkQqlDRPdYXG67G9Ym_dGW5pKjmhBEhs7NxIqAMItSEoFwgkSh2D4cfEs2s_8Rd6ZndtnIuqKLQII5DYuX3zzTlzZs7OWc-vPgPRlC8s-OwHm6ywLRKKkjhgb963Fp60GwYd9bUJPhMTXRnGcY6LhKPRqwSbJBoNhDoDndFoDyaDVDei0epqyZqdrGan7ZWdaNQljEa_yKghFXM2t_EkisdlKusaUk4ieIwRmXCUhAxeO6Aic3DIAPxPvrMjYUMYVRWNhEfORX0pSo2wKBIphVVE2nUDa9CY0E0VUSiaSXFEN-OGqUuYEFlLqooY9Pu_E1Uka1FfF2frN53kCh1TsDASHkYK8H6vglwRd3iOE-sIjh3E2OiTNUyc-qbSSJgYSIJhgEeBKiAKnvJHfV7x8pDCq9AQ1T1OD857ylocYAnZJLTP7er3QNDiCuBK6j68fK-uUQL9EJFkGfqw7AyYoLK5w1bvOONiRGg3kdGX2lLdGvm8kzOWS8yHiDnlmJONuBo7KQh_rTFdgTN1ha653V3xKLeUoyTXx4BlhM1hDNBeOdkuBITrAgdTt8tB6MYbZI1Cfb3vwehbm8hWyvdZpsQWF60_02yyZP_xe3XpKZuYYFO3rIX8h_TNwzcV-1CYTazUdZ5g-ReB052V4vP-nvMf0jeCbSF_EEpsdaGyfWd3K8Ne52AS2Ku8i-081YCeCQYaQJihPjmJtPgVjAdP9sKmOOAJ--8m5xCu-n1oUynv2A9WrI1p-9kayz0Cm-9uTV38cXdr2pqabV0bRcwxvZvqavBoWas2mWWbpYadIt1BMBTsrQsqMoKKnDzeWYfHVtbjbbaVs2aeWg_eta5JLlzqOX_E7DKzUs3mW9ciEpDoQ6ag4GGsHPzJo3W3-0EcFVHLWqOtZSU_iuvooF_i_6_L5WFCI6S41xQyPFlhuQzL360u37ILs7XHUyy95W8PVYp3IMJyIwe79OyIrEw1rF9CNOV9_1C_6vuHnkjIEu7RpSEVa7T-9YOmuBxqmFwZivEU84czgiMRNNAxQfWENhyZnTon9SC0q5-XqFv3TQSX90vQvV-Cq_sliHxEIHpTSdxp9TCwID9FOQCxbgDRs2zrb1Q4TliL67UXjyvFEgTx9qtpa36czU_CtoQ9bP29VJ3esG--h9ZaOs8BznfB3a1CdW2N_b1qzS9BU8Df5vf7rZdLADgiW7fV7RrTdUqoiQxwq52hEyxTqj16e3x2PFzv_FjLWuP47HiY1hE-Uq4L3jt2ocjyGXgNuwfET06H9sa2vbRqz0xWijMs95IVFiAPvg1OmVYub-ffNt5W_NBZHOeEc2XnLTZjbzyySzsAqBRfVcpZ6-FrlrvNCgVAQrGaGWeFYzd5yJa31LLWOHaTh2kdJY6amwz4_Scguu6AhHvMtfcsPVdLT4NTq03mPKf5_g2c5t3fMNlqxprKs9Iy95UOslK8XZvLcy859QJ8orWW40f8J4vgal1vC1RAUimmWToLI1WK05CB0z-7W-YOdDNbXb5hrd9sjumrk2_Y67v-9g4eP6yBGM-bCVnuuf12rbq6VFuehYDBFQzkqY5nrLk1cND8B4-_sh7_zrz9cM4TtZy1y6vNPz9Wn91ihW22U7YfPmXle2x9oVKaYRPvKpuz9vomaMTVd_r-e5DTiGTglQMT8qn3h6fR5fu5TfA1rjX4Qqc7AqGAf_RUR8eZzlDw-llDlsLw70X66Ksi_biJRj674uAxANe3cEA3OmTiBo35zZ8cTKwgfpmCpGSD8IXJNdSG-2WJL0tekH4Y7jeFOCYSHyUSFp1bJqJzyUT07piIzVdMRIpVA9TUhqCLbNCBhJwEYclAMnbtl9OyEhPdigE__wu0G1oSFJHjwN4Rghy_gwL5_rqOYJqGHHsiuQIiPoN9ujRIBE2PpJCWxN2mqY-kMIoTvtk4X72BGFiibiVw7nVtGsBlFT-bhJgiG72yovARed7p72ZQGOIvTKUUzyYAcxlGcdo_KjRA4sd8vEQMmOHYyCU93nwPBYVHE6bKUzCcMHrOuXkijJ2r30Bx6nkzHqWCxNu95QooicO8VeuBAeWkdVLDJPQi1lWBZwBtgqTusGi4j7jYvVwdzds13RVd3MuisKIJ_OIPjBdyWb6I4na54NybacqjMEWyUq9uziuaN1_EaNgF_rt8v_0D6QE_dg" id="34" name="Picture"/>
+            <wp:docPr descr="Fig. 1 | 配体区域检出的补充分析。全配体包含179个PDB、2,502个实例，小分子包含94个PDB、821个实例。LigandSeek-Find 使用沉积受体（GT）或 CryoAtom2 重建受体（CA2）。Emap2lig-Find 显式接收 EMDB 推荐 contour level。 a, d，全配体和小分子在双向覆盖阈值0.5下的实例级 \mathrm{PRAUC}_{0.5}。柱高为PDB等权均值，淡色点为逐PDB结果；误差条为10,000次PDB bootstrap的95%区间。 b, e，相同0.5阈值下的实例级精确率与召回率。小提琴为逐PDB分布，白点与粗线为中位数及四分位范围。 c, f，100%和300%相对候选数量下的平均检出完成度。命中仍要求双向覆盖至少0.3。柱高为PDB等权均值，误差条同上。" title="MDPPTFIG_eJztWltvE0cU_isrS7yF7NrBJbEgUnAIqhSqCMpTt4om67G9zd60M7YTSqUADUnAiU2hXGoIiiogKpBAQMU4tx-DZ9d-yl_omd21Yy6qEGkjO0ok71zON9-cmTNzds5mfg5ZiKZDMSHk3l5npS2RUJTCYXf9lrP4oNuy6ESoSwjZmJhaFic4Lh6T5QsE20SWw9G-cJ8sD2IyTk1LlmsrFefOTG1-zl3elmWfUJY_y2ggHXM2X3gUJRIqVU0DaUcRPCaJSjhKQRavHdWRPZ6xAP9D6EQuZgkTumaQWO6kHEpTasVEkShprCPSbVrYAGHStHVEoWinxJxpJyzbVDAhqpHSNTEiSd-IOlINOdTP2UZsLzlPJzUs5GJZpAHvtzroFfe75zixgeDYcYytYdXAxKtvKeVixEIKdAM8GlQBUeSYJIeC4rmMxqtQhpoBZwDnLVUjAbCkahM67DeVAhBIfAV8Tf1HkB8yDUqgHSKKqkIbNr8AJqiub7OVG16_GBE6QFT0OVl6wCCfNvL68ol5F2NeeczLxv0Reykof7E5XeHexoAu-s199Si3lDdIPh4LlhG2sxigQ2qqWwgLlwQOpn6T_RgbF6gGhfpG2_0Zb316vrp5i-Ur7NEj588pNlNx__i1tvSYTU-z2WvOYvH91JX2m4o9DJhNLzfGPM2Kz8LH-6rlv0YGT72fuhzpikoRKLGVxerWjZ2NPHtZgElgL4o-tu9YE9obCTeBMEPDagoZifMYjx8dgk2xzxP2301OG676PYymurnt3l521ubcp6uscBdsvrMxe-b7nY05Z_ZO59oobk-aA9TUIwfLWvWZebZeadopPhABQ8HeOq0jK6KpqcOd1T62cu5tsY2Cs_DYuf1355rk9NnBUwfMLgvLtfli51pEARIzYwsazmJt_08enbvd9-OoiDrWGl0dq_lBXEf7_RL_f10uDxOaIcVvLSHDg2VWyLPizdqTa27pTv3eLJvakLqj1fINiLD8yMGtPD0gK1OPmWcRTQffP_Qv-v5hJpOqggdNJaNjgza-ftA010OPkfOZMZ5i_vB68DQCAZ0U9EBpy9PZq_PSAEL7R3iJ-nVfRXBurwQDeyW4sFeC-AcEYjCVxJ_WAAML8mOUBxAbBhADy3b-RoXjhPPoVf3ZvWq5AkG8-2LOeXiVPZyBbQl72Hm7VJtbc6-8A2l9qsgB3nfBnY1SbXWVvV1xHi6BKCx1SZLkPF8CwAHZup1u1zHTpITayAK32hc9wvKV-t03h2fH9nrnj3WsNQ7Pju20jvCBcl3w3nFLZVbMw2vYPyB-dDp017bcpRV3YaZaXmCF56y0CHnwbXDKdApFt_im-bbih87yVU54f9N7iy24a3fdyjYAquUX1c155_eXrHCdlUqAhGItf5WVDt1kmy1vpWOtcegm22kdJQ-amwxL0hGIrnsg4R5z9R2bul-fmgOnVp8pBE7z3Ws4zfv_w2QreWe2yCpPuK-8uck94Pp87cll59WV1qC8NvOavbwpdff8e2zQDADAU1fL1z92mvC0-kM_dgmh5m2AUPR4TzgaliaO9fT09kUjl05YqhKDXxAgoy8KkBM2yn1yMyBgAK6v4YBmNGPjJo391ZG6jTXE7yCQtGoRbk8-QiM7oircmrygfJcdsYUEJgrvJR4TvcsZonc3QwyuZoitNzNEinULhmlkoIlq0dGkmgJlyaj0U7hnMpE1RL9iVOJ_4W7LSMFA1ASw90Qhx69uQH6kMUYwTVOPXZV8BRGfwWFTGSeCYcbTyEjhAds2c2mMEoSvUc7XEBALK9SvBM7dpi0d-KziJ5MwpqnWkKppvEee99r7GQQhu42pkubZJGDOQS-e_INCEyR-yMdLxIIZHsudNROt1zdQbCJp6zwFwwkTJ70LG8LkycbFDa-ei_EEFRQuD5YroBQOC1ZtAAaUlzZILZvQM9jUBZ4BtA2a-t2i7DDxsbu5BprLDdNXXdzNophmCPy-DPQX9Vk-i-J2Oe1dN2nJoxhFqtaobs1rRjBfxGraBX79oV_-Adx5saQ" id="34" name="Picture"/>
             <a:graphic>
               <a:graphicData uri="http://schemas.openxmlformats.org/drawingml/2006/picture">
                 <pic:pic>
                   <pic:nvPicPr>
-                    <pic:cNvPr descr="C:/Users/15919/Desktop/论文草稿/temp/manuscript_figures_gbzq7ilb/figure_000001.png" id="35" name="Picture"/>
+                    <pic:cNvPr descr="C:/Users/15919/Desktop/论文草稿/temp/manuscript_figures_0j13ydvn/figure_000001.png" id="35" name="Picture"/>
                     <pic:cNvPicPr>
                       <a:picLocks noChangeArrowheads="1" noChangeAspect="1"/>
                     </pic:cNvPicPr>
@@ -518,7 +518,7 @@
           <w:rFonts w:hint="eastAsia" w:ascii="华文仿宋" w:hAnsi="华文仿宋" w:eastAsia="华文仿宋"/>
           <w:sz w:val="18"/>
         </w:rPr>
-        <w:t xml:space="preserve">，100%和300%相对候选数量下的平均检出完成度。候选上限分别为每PDB真实实例数的一倍和三倍；命中仍要求双向覆盖至少0.3，每个真实实例只累计首次检出。背景与重复命中保留候选位置，小分子视图忽略归属于其他类别的候选。柱高为PDB等权均值，误差条同上。</w:t>
+        <w:t xml:space="preserve">，100%和300%相对候选数量下的平均检出完成度。命中仍要求双向覆盖至少0.3。柱高为PDB等权均值，误差条同上。</w:t>
       </w:r>
     </w:p>
     <w:bookmarkEnd w:id="36"/>
@@ -710,12 +710,12 @@
           <wp:inline>
             <wp:extent cx="5731510" cy="4323344"/>
             <wp:effectExtent b="0" l="0" r="0" t="0"/>
-            <wp:docPr descr="Fig. 2 | 未显式提供 contour level 时的配体区域检出。全配体包含179个PDB、2,502个实例，小分子包含94个PDB、821个实例。LigandSeek-Find 使用沉积受体（GT）或 CryoAtom2 重建受体（CA2）。Emap2lig-Find 未显式接收 EMDB 推荐 contour level。 a, c，全配体和小分子的语义Dice、实例级 \mathrm{PRAUC}_{0.3} 与 \mathrm{PRAUC}_{0.5}。柱高为PDB等权均值，淡色点为逐PDB结果；误差条为10,000次PDB bootstrap的95%区间。 b, d，双向覆盖阈值0.3和0.5下的实例级精确率与召回率。小提琴为逐PDB分布，白点与粗线为中位数及四分位范围。两个阈值沿用同一最终候选选择与小分子类别归属。" title="MDPPTFIG_eJztWu1PE0kY_1c2Te4bsG2hp22UBAuYS9Ajet6X2wuZbod2w77dzpSC5yU9PQWOl_bUE70qhtyLnAooMVrL2x_jzm75xL9wz-xuC6gfjESkHIR2Xp7f_OZ55pmZnWc7P4ZMRLOhhBByb6-y8oZIKMrgiLt6y5m732aadCTUIoQsTAx1GKc5LpmQpEsEW0SSIrF4JC5J3ZgMUcOUpNpS1bkzVpuecBc2JcknlKT3MupIw5zNF7bqRquKh7HaKhuaiSyFGHrr-a8H-nq-7enjcBmZVDH0AQ1ZQzkTGn4XOpVPmMKIpuokkT8thbKUmglRJHIWa4i0GSbWQThoWBqiULQyYt6w0qZlyJgQRc9oqhgNh78UNaToUqiTs_VbXnKRjqpYyCeGkQq8X2mgYNLvnuPEOoJjhzA2-xQdE69-VymfICaSoRvgUaEKiKIdYSkUFC_kVF6FctQIOAM4b6noaYANKhahfX7TcAACia-Ar6n_FeR7DZ0SaIeIrCjQhk3PgC_s1U22NOn1ixGhXURB75Nlu3TybiOvL5-Yd5Hyyikvm_Qt9lJQ_nJjuCIn6wZd9pv76lHuKc9Ibo8J8wlbwxigvUqmTYgKVwQOpn6Tg7CNCxSdQn297cHY69x_7NzdYGtFp1iyN8oHbPVBWCjIQG_kLMFb0P8bv86-dP_4Zev6tL1-i01V2cOHzp8FNlZ9U7h6-EZgH3ay6wt1I6-z0pPIibhdedzffeZN4edoSywchRJbmrM3JrfXptizIhu_wRZLPjbe0YCejEYaQBihPiWD9PRFjIdae2GP-7yLYj9T_0i52l7fdG8vOCsT7qNlVpwFn2-vjZ_9Znttwhm_07w-SlqjRhc1tOjR8tbW2DRbrTb8lOyKgqNgbfVoyIyqSuZ4ZR0eX-0cAmb-dm6_bF6v9JzrPnPEXDOzUJsuNa9H9hy-Dv7w0bwr_iAOiahpvdHStJofxXkkH6ktl0cKjaji5k7UAPFUbXnRfj3RrcgYggY_XHCrj47IXNQSxjlEs8E7LO2D3mEZg4MwGN2GnNOwTutvsGiW66ElyMVciqeYf3k9eBqBgI4KWqC06ens1XlpAKGd_bxE_bqPIriwX4Ku_RJc2i9Bcg-BGAwl8Yc1wITb2t9GeQCx7gAx8GwzT85m31TsyszxNnG8TXzWbSJ2eLaJT7vYIM5wHj7fenLXrlT7u8-4ixPOg2vswRgrrMHD3Xk1X5tYca--BulWocQB3m9B22vl2vIye7XkPJgHUSTcEg6HnafzADgiS7fZ_ZoyDEqohUw4isVjX7Cp6tbsi-Og8nAFA6mm9cZxUHmY5tFBvxz-9EFlcYqVfqv9c8Mt39m6Ow4PIzi5Q4AJD2a7MglbWiOgdFc23Pkld2YMTo2s-JSV5yAP-xyEok6x5JZeNJ5cPDKtXANy996690SbcVdm3eomAOzKor0-7fz-jBV_ZeUyIKFYm7rGynzLtCt_2ZXHvhrOCv9hhZWm7ErBuV9wV6Hy3lZhAv6dyX-5Do0Q-PkqG3_C1m-y53Nv77vwbXaGvm8RQo1LEaHYifZILBIe6WiPtrd3dFw5ZSpyAj7B4RF90OExbaH8OxckAgbg-hgOaEZzFm7QWB99irWwivhVDJJVTMKnBLdQH-5XZD4heEE-P9xvCWlMZN5LMiF6l1VE766KGFxVEXffVBEp1kwwU89BE8WkA4NKBpQlA5nU5R9OKGpK9CsGwvwv2mbqGTBESQN7exxy_CoL5PvrNoJrGnrsqOQriPgI9hnyEBF0I5lFegZ3WZaRz2KUJnyac766gJhYpn4lcO403dWBzyq-MwgpVTF7FVXlPfK8197PIDjOWpjKWZ4dBMwF6MWT7yk0QOJePl4iJoxwKn_OSO--xYISI4OWxlNwnDBy2ru3Ioyert9f8eq5GI9QQebyYLoCSuawYNYGYEB5aZ3UtAg9iw1N4BlAW6Cp3y0a7iM-didXR3O5bviqiztZlFB1gV8biseiMZ_lvSjulx7v1s2uPEpQpKj16t15VQ_Gi5gNv8CnM_TTf36p6VM" id="38" name="Picture"/>
+            <wp:docPr descr="Fig. 2 | 未显式提供 contour level 时的配体区域检出。LigandSeek-Find 使用沉积受体（GT）或 CryoAtom2 重建受体（CA2）。Emap2lig-Find 未显式接收 EMDB 推荐 contour level。全配体包含179个PDB、2,502个实例，小分子包含94个PDB、821个实例。 a, c，全配体和小分子的语义Dice、实例级 \mathrm{PRAUC}_{0.3} 与 \mathrm{PRAUC}_{0.5}。柱高为PDB等权均值，淡色点为逐PDB结果；误差条为10,000次PDB bootstrap的95%区间。 b, d，双向覆盖阈值0.3和0.5下的实例级精确率与召回率。小提琴为逐PDB分布，白点与粗线为中位数及四分位范围。" title="MDPPTFIG_eJztWltPG0cU_isrS30D1hfcxFaCRAxElZwUkaYv3QqN12N7y15GO2Mb0lSiSROgAew2aUjrXISqNigJkKIoIeb2Y-LdNU_8hZ7ZXRtS8hAFxcEuluydyzffnDPf7NmZ9XwfIIjlAnEh4NzZsCrbImUoi0POxm374f0eQth4oEsImJgaagGnOS4Rl6TLFJtUkkLRWCgmSQOYjjGDSFJ9pWrfnarPzThLO5LkEUrSOxl1pGHO5lV260a3igtY7ZYNjSBToYbeffHL0eTg14NJDpcRYYqhj2rIHMsTaPhN4EwxToRxTdVpvHhWCuQYI3FRpHIOa4j2GATrUJkxTA0xyJpZsWiYaWIaMqZU0bOaKoaDwc9FDSm6FOjjbMOme7nEJlQsFOMFpALvFxoYmPC65zixgeDYMYxJUtExdcsP5IpxSpAM3QCPCkVAFO4NSgE_O5JXeRHKM8Pn9OG8paKnAZZRTMqSXtOgD4IazwDPUu_HTw8ZOqPQDlFZUaCNNTcPWtQ2dqyVW26_GFHWTxX0rrpcv04PN3L78oh5Fyk3n3KTCc9j9wrGX2kOV-h0w6ErXnPPPMaVcp3k_hCYT9gsYIAOKdkeISxcFTiYeU1a4RuvUHQG5Y22rfHXvv_EvrdtbZbsUrm2XWmx163wUJCB3sibgntD_290XXjp_PHT7o252tZta7ZqPXpk_zlpTVXfTF77tBofwaekkkV6-hLGY91DPCgdPymP4Fxta8e5s2SvzTiPV63SAsi2tzl9_qu9zRl7-m7bSiYkzAmjnxlauLPU2p2aszaqTZ0S_WEQCu6tQQ2RsKpk3Qnavqp1lFb7j7j5v-w7L9tXlcELA-c6TJr5pfpcuX0VaSwtOkoUd50Escy6sdRYP9ywyk9Dp2K19SfDA-feTP4Y7ooGw5CzVh7Wtm_tbc5az0vW9E1ruexhY71N6OlwqAls58VHqzVuxSIRta0aXW1reSfOI7mj4h8PZ83Q9-t-aIP9VH11ufZ6ZkCRMUQ2L6Y51ccdMhe1uHEBsZz_Dkt7r3dYRiYDgzFgyHkN66zxBovluB1anF7Kp_gV8x-3B9ciqGATguYbTVyb3TL36kNY3zDPMa_sgwhGjkrQf1SCy0clSLxFIPpDSb1h9THBnsh_US5AbAgg-sq28-Rs96BSW58_CRMnYeKThono8QkTH_dmg32G_eif3af3autV2IU4yzP2g-vWgylrchMe7varxfrMmnPtNdTuTpY5wP0vaG-zUl9dtV6t2A8WoSoU7AoGg_azRQB0yK3b7rqmDINRZiICS7FY9DNrtrq78OJkU3m8NgOptlXjZFN5nOZRq1-ff_xNZWnWKv9S__umU7m7e28aHkawcocNJjyYa-u3IKQ1N5TO2razuOLMT8Gq0So9syoPIc3fyD3nf9M65RfNJxffma5fB3Ln9y33iTbvrC041R0A1NaXa1tz9m_PrdLPVqUCSMjWZ69blUMhE35JX-DbLiHQPM8QiJ6KhKKh4HhvJByJ9PZePUMUOQ5ff92H3mvdlzZR8dDZBp8BuD6EA5qxvImbNOYHL0BNrCJ-ioLmFEK5mtxDvTCsyFxLnpEvFoZNIY2pzHtJxEX3nInoHjMR_VMm4sFDJiLDGgE39Tw0UQgbzShZMJaOBr8LRSbSBV30CkaD_BPuIXoWHFHSwB6JQYqfQoH0cMNHkKZpx75JnoGIj2DSkMeooBuJHNKzuN80jWIOozTlM5TzNSoowTLzCoFzv-mBDjxW8dAgpFSFDCmqynvkabe9l0CwEjUxk3M8mQHMCPTi1r-VaYLEt_l4jhIY4VTxgpE-eAAFxcczpsavIJwwftY9ciJMnG0cPXHLeTUeZ4LM6_3pCiiZw_xZ64MB5V4bpMSk7Dw2NIEnAG2CpV63qJCkHnY_1UDzet3wTBf3kyiu6gI_8ROLhqMeyztRXJdB98DMgTSKM6SojeKDaVX3x4uSpi7w7Qv88C985rhm" id="38" name="Picture"/>
             <a:graphic>
               <a:graphicData uri="http://schemas.openxmlformats.org/drawingml/2006/picture">
                 <pic:pic>
                   <pic:nvPicPr>
-                    <pic:cNvPr descr="C:/Users/15919/Desktop/论文草稿/temp/manuscript_figures_gbzq7ilb/figure_000002.png" id="39" name="Picture"/>
+                    <pic:cNvPr descr="C:/Users/15919/Desktop/论文草稿/temp/manuscript_figures_0j13ydvn/figure_000002.png" id="39" name="Picture"/>
                     <pic:cNvPicPr>
                       <a:picLocks noChangeArrowheads="1" noChangeAspect="1"/>
                     </pic:cNvPicPr>
@@ -793,73 +793,73 @@
       </w:r>
       <w:r>
         <w:rPr>
+          <w:rFonts w:ascii="华文仿宋" w:hAnsi="华文仿宋" w:eastAsia="华文仿宋"/>
+          <w:sz w:val="18"/>
+        </w:rPr>
+        <w:t xml:space="preserve">LigandSeek-Find </w:t>
+      </w:r>
+      <w:r>
+        <w:rPr>
           <w:rFonts w:hint="eastAsia" w:ascii="华文仿宋" w:hAnsi="华文仿宋" w:eastAsia="华文仿宋"/>
           <w:sz w:val="18"/>
         </w:rPr>
-        <w:t xml:space="preserve">全配体包含179个PDB、2,502个实例，小分子包含94个PDB、821个实例。LigandSeek-Find</w:t>
-      </w:r>
-      <w:r>
-        <w:rPr>
-          <w:rFonts w:ascii="华文仿宋" w:hAnsi="华文仿宋" w:eastAsia="华文仿宋"/>
-          <w:sz w:val="18"/>
-        </w:rPr>
-        <w:t xml:space="preserve"> </w:t>
+        <w:t xml:space="preserve">使用沉积受体（GT）或</w:t>
+      </w:r>
+      <w:r>
+        <w:rPr>
+          <w:rFonts w:ascii="华文仿宋" w:hAnsi="华文仿宋" w:eastAsia="华文仿宋"/>
+          <w:sz w:val="18"/>
+        </w:rPr>
+        <w:t xml:space="preserve"> CryoAtom2 </w:t>
       </w:r>
       <w:r>
         <w:rPr>
           <w:rFonts w:hint="eastAsia" w:ascii="华文仿宋" w:hAnsi="华文仿宋" w:eastAsia="华文仿宋"/>
           <w:sz w:val="18"/>
         </w:rPr>
-        <w:t xml:space="preserve">使用沉积受体（GT）或</w:t>
-      </w:r>
-      <w:r>
-        <w:rPr>
-          <w:rFonts w:ascii="华文仿宋" w:hAnsi="华文仿宋" w:eastAsia="华文仿宋"/>
-          <w:sz w:val="18"/>
-        </w:rPr>
-        <w:t xml:space="preserve"> CryoAtom2 </w:t>
+        <w:t xml:space="preserve">重建受体（CA2）。Emap2lig-Find</w:t>
+      </w:r>
+      <w:r>
+        <w:rPr>
+          <w:rFonts w:ascii="华文仿宋" w:hAnsi="华文仿宋" w:eastAsia="华文仿宋"/>
+          <w:sz w:val="18"/>
+        </w:rPr>
+        <w:t xml:space="preserve"> </w:t>
       </w:r>
       <w:r>
         <w:rPr>
           <w:rFonts w:hint="eastAsia" w:ascii="华文仿宋" w:hAnsi="华文仿宋" w:eastAsia="华文仿宋"/>
           <w:sz w:val="18"/>
         </w:rPr>
-        <w:t xml:space="preserve">重建受体（CA2）。Emap2lig-Find</w:t>
-      </w:r>
-      <w:r>
-        <w:rPr>
-          <w:rFonts w:ascii="华文仿宋" w:hAnsi="华文仿宋" w:eastAsia="华文仿宋"/>
-          <w:sz w:val="18"/>
-        </w:rPr>
-        <w:t xml:space="preserve"> </w:t>
+        <w:t xml:space="preserve">未显式接收</w:t>
+      </w:r>
+      <w:r>
+        <w:rPr>
+          <w:rFonts w:ascii="华文仿宋" w:hAnsi="华文仿宋" w:eastAsia="华文仿宋"/>
+          <w:sz w:val="18"/>
+        </w:rPr>
+        <w:t xml:space="preserve"> EMDB </w:t>
       </w:r>
       <w:r>
         <w:rPr>
           <w:rFonts w:hint="eastAsia" w:ascii="华文仿宋" w:hAnsi="华文仿宋" w:eastAsia="华文仿宋"/>
           <w:sz w:val="18"/>
         </w:rPr>
-        <w:t xml:space="preserve">未显式接收</w:t>
-      </w:r>
-      <w:r>
-        <w:rPr>
-          <w:rFonts w:ascii="华文仿宋" w:hAnsi="华文仿宋" w:eastAsia="华文仿宋"/>
-          <w:sz w:val="18"/>
-        </w:rPr>
-        <w:t xml:space="preserve"> EMDB </w:t>
+        <w:t xml:space="preserve">推荐</w:t>
+      </w:r>
+      <w:r>
+        <w:rPr>
+          <w:rFonts w:ascii="华文仿宋" w:hAnsi="华文仿宋" w:eastAsia="华文仿宋"/>
+          <w:sz w:val="18"/>
+        </w:rPr>
+        <w:t xml:space="preserve"> contour </w:t>
       </w:r>
       <w:r>
         <w:rPr>
           <w:rFonts w:hint="eastAsia" w:ascii="华文仿宋" w:hAnsi="华文仿宋" w:eastAsia="华文仿宋"/>
           <w:sz w:val="18"/>
         </w:rPr>
-        <w:t xml:space="preserve">推荐</w:t>
-      </w:r>
-      <w:r>
-        <w:rPr>
-          <w:rFonts w:ascii="华文仿宋" w:hAnsi="华文仿宋" w:eastAsia="华文仿宋"/>
-          <w:sz w:val="18"/>
-        </w:rPr>
-        <w:t xml:space="preserve"> contour level。</w:t>
+        <w:t xml:space="preserve">level。全配体包含179个PDB、2,502个实例，小分子包含94个PDB、821个实例。</w:t>
       </w:r>
       <w:r>
         <w:rPr>
@@ -1082,7 +1082,7 @@
           <w:rFonts w:hint="eastAsia" w:ascii="华文仿宋" w:hAnsi="华文仿宋" w:eastAsia="华文仿宋"/>
           <w:sz w:val="18"/>
         </w:rPr>
-        <w:t xml:space="preserve">，双向覆盖阈值0.3和0.5下的实例级精确率与召回率。小提琴为逐PDB分布，白点与粗线为中位数及四分位范围。两个阈值沿用同一最终候选选择与小分子类别归属。</w:t>
+        <w:t xml:space="preserve">，双向覆盖阈值0.3和0.5下的实例级精确率与召回率。小提琴为逐PDB分布，白点与粗线为中位数及四分位范围。</w:t>
       </w:r>
     </w:p>
     <w:bookmarkEnd w:id="40"/>
@@ -3838,12 +3838,12 @@
           <wp:inline>
             <wp:extent cx="5731510" cy="2953750"/>
             <wp:effectExtent b="0" l="0" r="0" t="0"/>
-            <wp:docPr descr="Fig. 3 | 端到端配体区域检出与身份匹配。曲线展示在尝试预算 K=1–10 内，179 个测试 PDB 中预测成功的比例。Find+Match 曲线要求端到端区域检出和配体身份匹配均正确，Find 和 Emap2lig-Find 曲线仅要求区域检出正确。Find 和 Match 分别指 LigandSeek-Find 和 LigandSeek-Match。GT 表示真实受体结构，CA2 表示 CryoAtom2 重建受体结构。" title="MDPPTFIG_eJztWf9PGzcU_1dO9-sKl4RmjBMgsQDVNJiidvtpNyHn4iQW98U7OySwTmIVFDagm0a7Sist6lpNaKjQTprUJWv7v2y5JPzUf2HP9iWEwbRqnVAvWqScn-33Pn7PH9tn3ftMp4iXdFPTWzfr4Z3nxlRqqlXfbt7bGaSUV_ULmh5g5jsLOC-UMqZlfcRwwCwrmR5JjljWJGbz3KeW1T6oNb9ba2992dp7YVkKzbJOw3nIxQIKp_AAcpyBAvHyAy7idkn02ohy4ntzLgrmyxT0PtZHKybVqq7jMbMyZuklzqlpGMwuYRexQZ9iDzoLfgAYUA2KRsUP8jTwbcwY8YquY6QSibcNFxHP0scFWjaQxRW-6GCtYi4gB3Dfc1ERZ9TwQs_oaAjdeYzpDPEwk-09tYrJKLJhGMBxoAmAUhcTlh5VL5cd0YTK3I8wI3VhCYGDWoEEjM8o00SkBD3KAeWpekTytO9xBnaI2YSATbh1A-a9UX8RHmzIcTFifIIRdFZfacJjp43kWApYDJGT9ZwUMypiWYLzS93pSr7TCWhJmSv3uGBKBiniobB2cLCAQXWaFAe1Ie2qJpS5MjmP2EQH8Ti0d2zPJ97W_mG4_hieR6tbjWfb4WYt3N1tPlgO12qNpzfatf1G_Vm4-Sv0_rF87c2bk9eIvHnn51btRfjkVuthLdzZCx_fbR_eOvphpXVw-5zj_O9iOrlqXdOfhVMzOpTcVzqU_EKB2HjSt8su9njnSOIl4YerQPn4-6OGK4eJWtQjKwvGFzU3cp9K72WbUs5GAGNnAfDx5Ovi_r68_TfIiRPtRjQ1cWY37vsvvL768rfN5PBIn-y2uPPRePpT85cNOAPjy0d28t1-4-QRvJGAlub6N-FXu63vV5qHNxvPN-BdPA2Xr7dmxX00vnz1FVfqPtH-8Yvmk2vdW1XvfSr8dlNdsnpvVeHdteajB637B3AWCkr_J_ONIBO4ii8TUy6iKYcUB8SC6i9e1CZr1FfVPuvdXmobRSdjfMnrK7pivY3ky7XP-Fi_Hq7vNzfX4svKDCkiL38F4_k-PN5ivV96mJFbB47iSx_2Fz_t-3uth7XWzm54cC_8-jbc5eRX4xW4vGUmUvGlrg9Jii8ZmWDRn-C-m-ovWo7WtsJ6rXfX_PWLMjzpuP7JBU3vplX09PBQMp1MVFMj6aHhdOLqKCW2Cf_oo6aI7p8_auYDVDmVYokQAOvfYIAZLwe4CxO8EshZX1cD7CCRzGElQpmYUhGht5AltphQUbE_WMgGWh4zW4ySMQ2Z2jJkZsuIEltGb17L4NilEKZXBhNC-VyBFMFZNlfMLX06TJycoRrmEuI3NEi9IgRC8oB-MQ2SyH2BnO3ECNR0_Th2STmIxAzO-PY80zw_U0JeEU8EgV8pYZRnYpkIvE4Ho9jmqhEwj017BlCoxqlJyDmEThPHESMKWdorAZmMBxjeOEIsgM5lGEX2n6h0lYyTeKLGKMxwrjLr53vzYMisFgJXlECcVh2TmS9tcayTAZPtohtXuWaL_mi5gpYt1KJVGymDliw7oDRg_BL2XU0IoB2Ap2pYtDDDlO6x1NEW_Z6vXDeORWQ6niYSjyPpVFqhnKkleJmSebseGZkcEafT3Cs7XjRfjHZ5gf-4_vmfldfIww" id="44" name="Picture"/>
+            <wp:docPr descr="Fig. 3 | 端到端配体区域检出与身份匹配。曲线展示在尝试预算 K=1–10 内，179 个测试 PDB 中预测成功的比例。Find+Match 曲线要求端到端区域检出和配体身份匹配均正确，Find 和 Emap2lig-Find 曲线仅要求区域检出正确。Find 和 Match 分别指 LigandSeek-Find 和 LigandSeek-Match。GT 表示真实受体结构，CA2 表示 CryoAtom2 重建受体结构。" title="MDPPTFIG_eJztWf9PGzcU_1dO9-sKl4RmjBMgsQDVNJiidvtpNyFzcRKP-2KdnS90ncQqKGxAN412lVZa1LWa0FChnTSpS9byv2y5JPzUf2HP9iWEwbRqnVAvWqScn-33Pn7PH9tn3ftMp4gXdVPTW7fq4d0XxlRqqlXfat7fHqSUV_ULmh5g5jtlnBNKGdOyPmI4YJaVTI8kRyxrErMF7lPLau_Xmt-ttje_bO0eWpZCs6zTcB5ysYDCKTyAHGcgT7zcgIu4XRS9NqKc-N6ci4KFEgW9j_XRikm1qut4zKyMWXqRc2oaBrOL2EVs0KfYg868HwAGVIOCUfGDHA18GzNGvILrGKlE4m3DRcSz9HGBlg1kcYUvOlirmGXkAO57LirgjBpe6BkdDaG7gDGdIR5msr2nVjEZRTYMAzgONAFQ6mLC0qPq5ZIjmlCJ-xFmpC4sIXBQy5OA8RllmoiUoEc5oDxVj0ie9j3OwA4xmxCwCTdvwrw36ofh_rocFyPGJxhBZ_UVJzx22kiOpYDFEPOyPi_FjIpYluD81e50Jd_pBHRVmSv3uGBKBiniobB2cFDGoDpNCoPakHZNE8pcmZxHbKKDeBzaO7bnE29r7yBcewLPo5XNxvOtcKMW7uw0Hy6Fq7XGs5vt2l6j_jzc-BV6_1i6_ubNyWtE3rz7c6t2GD693XpUC7d3wyf32ge3j35Ybu3fOec4_7uYTq5a1_Rn4dSMDiX3lQ4lP58nNp707ZKLPd45knhR-OEqUD7-_qjhymGiFvXIyoLxRc2N3KfSe9mmlLMRwNhZAHw8-bq4vy9t_Q1y4kS7EU1NnNmN-_4Lb6y8_G0jOTzSJ7st7nw0nv3U_GUdzsD48pGdfLffOHkMbySgpbn2TfjVTuv75ebBrcaLdXgXT8Pl661ZcR-NL199xZW6T7R__KL59Hr3VtV7nwq_3VCXrN5bVXhvtfn4YevBPpyFgtL_yXwjyASu4svElItoyiGFAbGg-osXtcka9RW1z3q3l9pG0ckYX_L6iq5YbyP5cu0zPtZuhGt7zY3V-LIyQwrIy13BeKEPj7dY75ceZuTWgaP40of9xU_7wW7rUa21vRPu3w-_vgN3OfnVeBkub5mJVHyp60OS4ktGJlj0J7jvpvqLlqPVzbBe6901f_2iDE86rn9yQdO7aRU9PTyUTCcT1dRIemg4nbg2Soltwj_6qCmi--ePmrkAVU6lWCIEwPo3GGDGSwHuwgSvBHLW19UAO0gkc1iRUCamVETolbPEFhMqKvYH5Wyg5TCzxSgZ05CpLUNmtowosWX05rUMjl0KYXolMCGUz-VJAZxlc4lPk0OLubJnqIa5hPgNDVKvAIGQHKBfTIMkcl8gZzsxAjVdP45dUg4iMYMzvr3ANM_PFJFXwBNB4FeKGOWYWCYCr9PBKLa5agTMY9OeARSqcWoS5h1Cp4njiBGFLO2VgEzGAwxvHCHmQecyjCL7T1S6SsZJPFFjFGZ4vjLr53rzYMis5gNXlECcVh2TmS9tcayTAZPtohtXuWaL_mi5gpYt1KJVGymDliw7oDRg_BL2XU0IoB2Ap2pYVJ5hSvdY6miLfs9XrhvHIjIdTxOJx5F0Kq1QztQSvEzJvF2PjEyOiNNp7pUdL5ovRru8wH9c__xPsinIYA" id="44" name="Picture"/>
             <a:graphic>
               <a:graphicData uri="http://schemas.openxmlformats.org/drawingml/2006/picture">
                 <pic:pic>
                   <pic:nvPicPr>
-                    <pic:cNvPr descr="C:/Users/15919/Desktop/论文草稿/temp/manuscript_figures_gbzq7ilb/figure_000003.png" id="45" name="Picture"/>
+                    <pic:cNvPr descr="C:/Users/15919/Desktop/论文草稿/temp/manuscript_figures_0j13ydvn/figure_000003.png" id="45" name="Picture"/>
                     <pic:cNvPicPr>
                       <a:picLocks noChangeArrowheads="1" noChangeAspect="1"/>
                     </pic:cNvPicPr>
@@ -4418,12 +4418,12 @@
           <wp:inline>
             <wp:extent cx="5731510" cy="5017040"/>
             <wp:effectExtent b="0" l="0" r="0" t="0"/>
-            <wp:docPr descr="Fig. 4 | 小分子的端到端建模。合格小分子指单残基、相对于模板无缺失原子的有机小分子。曲线展示在尝试预算 K = 1–10 内，77 个测试 PDB 中预测成功的比例。Find 和 Match 分别指 LigandSeek-Find 和 LigandSeek-Match。GT 和 CA2 分别表示真实受体结构和 CryoAtom2 重建受体结构。 a, Find+Match 曲线要求端到端区域检出和配体身份匹配均正确，Find 和 Emap2lig-Find 曲线仅要求区域检出正确。 b, c, 使用 DG-PocketXmol 进行端到端构象重建时，成功率随计费尝试次数 K 的变化，分别展示真实受体（GT，b）和 CryoAtom2 重建受体（CA2，c）条件。成功要求 RMSD 低于 2 Å 或 3 Å。实线表示按模型评分选出的 top-1 构象，虚线表示 best-of-50 构象。" title="MDPPTFIG_eJztW1tPG0cU_isrvxZY24FSrIBEuakqVFaSSpW6FRqvx_aKvXVnwJCmEokghmIgakJouYS4iSrUNFyqNkpsCA_5J413bZ74Cz2zszampFKUVJTdYsk7t3POnHO-ue_ONyET0UwoJoQq90r26kuxL9pXKd11Hqy1mCYdDzUJIQsTQx3DSUbUE5Okzwm2iCRF2joiHZLUi8kINUxJqm4Vnfu56vxsZfNAkrg0STotTkcaZqJwFDcTDalqs6mYWFV0zEplZFLF0Ic1ZI2MmkD3ZehyNmYK45qqk1i2UwplKDVjokjkDNYQaTFMrENhyrA0RCFppcWsYSVNy5AxIYqe1lQxGg5_KGpI0aVQF5MWt9zgKp1QsZCNjSEV5H6ioTTu4dUzOrFGwWhHMDYHQUXi5jeksjFiIhmqATnMBhAUbQ1LIS95ZVRlWWiUGp5Mj5xxKnoSyFKKReggZw17RFDCFeCa8ocX7zd0SoAPEVlRgMeeXwC_l0sH9tacWy9GhHYTBb2pLNOtk9NMbl1cMKsi4aYTbrSHW-yGoPz1ursiH9UMus7ZuXqUIeUayewxoe1gawwDab-SbhFahRsCI6ac5SxsYwWKTiG_xns29to7i_bMbfvpncrKVOXJtj2zw56lorNZeD156_w54X1MvTPjPNyrG-zkc_b8krM1Z28UX0_erKw-t7dflIsLYLmzfuAsP6zsFe3Hu_bCBveOszbrrBXr7OAdZ_W3SvHA3l2qPC7aa5v2znp1e-nwp6nK1vIZO-7fc9LJdq_FjCEYd71hTXurYc1IpRQZ9xryqIZ1WhvUaIbpoXGhtOvTy6LmVuPl8EfcDQidEDRPfdPV3s3jxHFPQOebBNCuyPvK_XPy7j9IDp_IFz3X-Bld33fo29NHe_n29oB0Nr_DUX7-i_PHHAyB_sUj3vtx0DB5ChMSwOLM3LG_22DT2Pa98ss5mL36YfXmX6QChZL9fd6_SMAsKGcChges8GaewALRv6gMKmmkJ69iPNLMOnrA8PFzf2lAxu06MBQPXLvA59zg09MdDRga7mhWLWzCNrWytmFvPbAXl8v7d90Dryl_Y2VNGN3U0AKG2GFu3i4VG1E6-7MY_67VzuLYDPkWjSaBrQc-COCqjR_HVX--6ezeOj7KzBftjQ3n0aSdK8JQdzg9D32qWnxSLu3b-ReQtNdzztNHlcLW0V7-Ykt0bsD09bTUpyEzqirpAC69eScrl6Z5P2vsXrwbXcxU52umSvgWjSbfah7EdiT7Fo2mYI3A5f2Dyr1N36Ih9A40xw15BNMvNEMNFjTVg9VqIV9fe8K-rbpb4Js5Z_kZLDC9U_iF3OHKYnWrUP39BX9p7PxacJZ2_IvpCc3P6KXxxRvY_77BV1am7MUf7Px9aNv8mIl_DdF4zHS0NzNwDcoTR3uzvl7V_w8OmwCrnu4ogCUDWM56oVx6xr5zcUctvuD3L3xXhq72Bgu58v5CubjgX0SiwqvpYCHizNz3LxyXgoXFq2kYumAWYmeC7rsPJz_rbBbsB3PV7SmYrA4nZ-1cEWYw_yJGDbM5EizU-JoZZqDqjyt15PyLUAIT2mykmtvCQYTp72d98DS7Ql81CaH6d_GhtvZLkbZIeLwtHGkPt4ZvXDYVOQZ_b3uA3mp7kLRQ9tQ38p4EkPUuMoCNjlq4LsZ6532KhVXEvsYnGcUkzI3MQn0srsjMiSwhfzYWt4QkJjKrpScmuncTRPdqgujdTBAbLyaIFGsmmKmPAoti0uGUkgZlyXA6cf3rdkVNiDxjOMx-rS2mngZDlCRIb-2AGLu8APF4zUaApq7HsUpcQcQ8OAg7ciLoRk8G6WncbVlGNoNRkrCmweTVCoiJZcozQeYxa0MFXKp4ygkJVTH7FVVlNbK4y88jKEaohamcYdEU0FyBWtzyE4k6kXhSHksREzycyA4ZycaLDCg2nrI0FgJwwnine3VBmOisXWFw81kxHqeCzMq95gpUMiPzWq1HDFRuWBNqWoQOYEMTWASoLdCUV4vGBgmnPY7VqFm5bnDVxeMoiqm6wG6OdLRF27iUN1IxXPrcixcNcRSjSFFr2Y1xVff8Rcw6LvDvCn37FwUMxrU" id="48" name="Picture"/>
+            <wp:docPr descr="Fig. 4 | 小分子的端到端建模。合格小分子指单残基、相对于模板无缺失原子的有机小分子。曲线展示在尝试预算 K = 1–10 内，77 个测试 PDB 中预测成功的比例。Find 和 Match 分别指 LigandSeek-Find 和 LigandSeek-Match。GT 和 CA2 分别表示真实受体结构和 CryoAtom2 重建受体结构。 a, Find+Match 曲线要求端到端区域检出和配体身份匹配均正确，Find 和 Emap2lig-Find 曲线仅要求区域检出正确。 b, c, 使用 DG-PocketXmol 进行端到端构象重建时，成功率随计费尝试次数 K 的变化，分别展示真实受体（GT，b）和 CryoAtom2 重建受体（CA2，c）条件。成功要求 RMSD 低于 2 Å 或 3 Å。实线表示按模型评分选出的 top-1 构象，虚线表示 best-of-50 构象。" title="MDPPTFIG_eJztW1tPG0cU_isrvxZY28GlWAGJmouqQmUlqVSpW6FhPba37E07A4Y0lUgEAYqBqAmh5RLiJqpQ03Cp2iixITzknzTetXniL_TMztqYkkpRUlF2iyXv3M45c8755r4734RMRLOhuBCq3CvZqy_FnmhPpXTXebDWYpp0LNQkhCxMDHUUpxhRIi5JnxNsEUmKxNoj7ZLUjckwNUxJqm4VnfvT1fnZyuaBJHFpknRanI40zEThKG4mGlLVZlMxsaromJXKyKSKoQ9qyBoeMYHuy9DlXNwUxjRVJ_FchxTKUmrGRZHIWawh0mKYWIfCtGFpiELSyog5w0qZliFjQhQ9o6liNBz-UNSQokuhTiYtabnBVTquYiEXH0UqyP1EQxmc4NUzOrFGwWiHMTb7QUXi5jekcnFiIhmqATnMBhAUbQ1LIS95ZURlWWiEGp5Mj5xxKnoKyNKKRWg_Zw17RFDCFeCa8ocX7zV0SoAPEVlRgMeeXwC_l0sH9tacWy9GhHYRBb2pLNulk9NMbl1cMKtiyE0PudEEt9gNQfnrdXdFPqoZdJ2zc_UoQ8o1ktljQtvB1igG0l4l0yK0CjcERkw5y1nYxgoUnUJ-jfds7LV3Fu2Z2_bTO5WVycqTbXtmhz1LRWez8Hri1vlzwvuYemfGebhXN9jJT9vzS87WnL1RfD1xs7L63N5-US4ugOXO-oGz_LCyV7Qf79oLG9w7ztqss1ass4N3nNXfKsUDe3ep8rhor23aO-vV7aXDnyYrW8tn7Lh_z0kn270WNwZg3PWGNe2thjUjnVZk3G3IIxrWaW1Qo1mmh8aF0s5PL4uaW42Xwx9JNyB0XNA89U1XezePEyc9AR1vEkA7I-8r98-Ju_8gOXwiX_Rc42d0fd-hb08d7eXb2gLS2fwOR_n5L84fczAE-hePZPfHQcPkKUxIAIszc8f-boNNY9v3yi_nYPbqhdWbf5EKFEr293n_IgGzoJwNGB6wwpt5AgtE_6LSr2SQnrqK8XAz6-gBw8fP_aUBGbfrwFDcd-0Cn3ODT6IrGjA03NGsWtiEbWplbcPeemAvLpf377oHXpP-xsoaN7qooQUMscPpebtUbETp7M9i_LtWO4tjM-RbNJoEth74IICrNn4cV_35prN76_goM1-0NzacRxP2dBGGusOpeehT1eKTcmnfzr-ApL0-7Tx9VClsHe3lL7ZE5wZMX09LPRoyo6qSCeDSm3eycmmK97PG7sW70cVMdb5mqiHfotHkW82D2I5k36LRFKwRuLx_ULm36Vs0hO6-5qQhD2P6hWaowYKmerBaLeTra0_Yt1V3C3wz5yw_gwWmdwq_MH24sljdKlR_f8FfGju_FpylHf9iekLzM3ppfPEG9r9v8JWVSXvxBzt_H9o2P2biX0M0HjMd7c30XYPyoaO9WV-v6v8Hh02AVaIrCmDJAJazXiiXnrHvXNxRiy_4_QvflYGr3cFCrry_UC4u-BeRqPBqKliIODP3_QvHpWBh8WoKhi6YhdiZoPvuw8nPOpsF-8FcdXsSJqvDiVl7uggzmH8Ro4bZHAkWanzNDDNQ9ceVOnL-RWgIE9pspJtj4SDC9PezPnianaGvmoRQ_bv4UKztUiQWCY_FwpG2cGv4xmVTkePw97YH6K22BykL5U59I-9JAFnvIgPY6IiF62Ksd96nWFhF7Gt8klVMwtzILNRHk4rMnMgS8mejSUtIYSKzWhJx0b2bILpXE0TvZoLYeDFBpFgzwUx9BFgUkw6mlQwoSwbDX0cujadGdZFnDIbZr7XF1DNgiJIC6a3tEGOXFyCerNkI0NT1OFaJK4iYB_thR04E3UhkkZ7BXZZl5LIYpQhrGkxerYCYWKY8E2QeszZUwKWKp5wwpCpmr6KqrEYWd_l5BMUJtTCVsyyaBporUItbfiJRJxJPymMpYoKHh3IDRqrxIgOKj6UtjYUAnDDW4V5dEMY7alcY3HxWjMeoILNyr7kClczIvFbrEQOVG9aEmhahfdjQBBYBags05dWi0X7CaY9jNWpWrhtcdfE4iuKqLrCbI-2xaIxLeSMVw6XHvXjREEdxihS1lt0YV3XPX8Ss4wL_ztC3fwEhXsZS" id="48" name="Picture"/>
             <a:graphic>
               <a:graphicData uri="http://schemas.openxmlformats.org/drawingml/2006/picture">
                 <pic:pic>
                   <pic:nvPicPr>
-                    <pic:cNvPr descr="C:/Users/15919/Desktop/论文草稿/temp/manuscript_figures_gbzq7ilb/figure_000004.png" id="49" name="Picture"/>
+                    <pic:cNvPr descr="C:/Users/15919/Desktop/论文草稿/temp/manuscript_figures_0j13ydvn/figure_000004.png" id="49" name="Picture"/>
                     <pic:cNvPicPr>
                       <a:picLocks noChangeArrowheads="1" noChangeAspect="1"/>
                     </pic:cNvPicPr>
@@ -5549,12 +5549,12 @@
           <wp:inline>
             <wp:extent cx="5029200" cy="6218691"/>
             <wp:effectExtent b="0" l="0" r="0" t="0"/>
-            <wp:docPr descr="Fig. 5 | 假定身份匹配正确时小分子的定位与建模完成度。合格小分子指单残基、相对于模板无缺失原子的有机小分子。各面板包含相同的77个PDB、446个实例。a–d，Emap2lig；e–h，CryoAtom2受体下的LigandSeek；i–l，沉积受体下的LigandSeek。每组上行为首选构象，下行为best-of-50；左、右列分别要求重原子RMSD严格&lt;2\,\mathrm{Å}和&lt;3\,\mathrm{Å}。所有已对应合格小分子的blob均给定正确SMILES；LigandSeek使用DG-PocketXmol单次中心对接，Emap2lig使用原生blob引导。背景计费，真实范围外前景免费；未检出与失败实例保留分母。每个PDB包含N个目标实例，相对预算\rho允许\lfloor\rho N\rfloor次计费尝试，完成度为成功的不同实例数除以N。绿线与圆点、蓝线与菱形分别表示PDB等权均值和中位数；灰点和小提琴表示50\%、100\%、200\%及300\%预算下的PDB分布。" title="MDPPTFIG_eJztWW1PG0cQ_iuWpfZT4MDBJLgpEgUSVYIIBVWqVFfofF7bJ-6td2sMaSrZAcKbDahAEAFCSCBFSTGQosbYEH_oD-h_SG7vzKf8hc7eng0EIuWlpQkCydzuzDMzOzN7s3u7P3s1Hse8AY_Xni6Q-Rdcq6_VLkxZ9xeqNQ33ei94vDoyVKkHhSmoORAMfmcg3QgGa_0NtQ3BYAsyurGqBYOlbN66O1TKjNhrxWCQaQsGj6tTeBlRVUZc06oiohKuElRdRwKuknksxKpCcVEKU2BYNDSJ7-tKiGE2Qn-1X1QoR-A1LKpKl8zr3XENWD94ryQCmqdXlhQjkPg66I1hrAU4zhBiSOaNalVDCjAjqg42oKtHuYSqhzVdFZBhiEpUljhfTU09J_OiEvQ2Um0duvPoxH0S8iQCPbwEer-V-ShqZuYpjisjKLYbIe066sUVdI0LKTPKoDZRQUaF4_YSAUPjBRgLiEtAAnlfHWhwuzfiEiXxcay6Wl04lYQoAiwi6gZuY6Jl08Bho2TusH9u-6qqYAPkeEMQRZAhmXHIoFkokuyYYxfxBm4yRP4kXqxJMY4LObaYYmoi5PRDTrOZeew8YfA3K1GqvVx26CYTZ8PDNJ2Ok9QfDWYh0nsQQK-K0WqP33PLQ8GYiZyGb5QhKhjoZdnT8Zekhkj2Xin_1CzskfTO_mDGWn9kL2et2T_J5gQZvkPWJ-17A4Ax9zJmbpwU8tbaMsmmreFJkn_8Knn70wvUx4Rjcth6sFvx3EoPkcyMlR0jS_lXyZQ9nyMbO2Z-HEJgLRat2Qf2bp6sbJHxJRYma2HEWshXxCE6ZHJgf_EhgEl6kEw-pRom04C8dMnMPelo-Qa01tXVQ5tk75svxkCCf5mcCr_eTbfKvOaTxOjr3XkEpBiQmvU-tQmrso9MzJp7U2ZuDDS1iVFeCXci1A1IEZASIK1nI_ZvGyfDwIa1MWEXBszcaGk5beby-4_v7idHrPsDpa1lEAYBRg8hA1epkSp_DagmzyHbKTLxBxmepe4NPy09Tllbt_eHMsz_G-2dLWZuFeJ3ZErIAbUdVgG3fsrvVD_VSEQUUIsqxGWk4HL1xDGaTJkpdTIpBwzc55HdZGtOrh2a83QhuPFLCX9FCZiRKzpwo-9k8svkyEmM97H51-ARDZwbhjPwivya_nzye_E8v--bX1oeRpJQycjzZ1DtSH76jaIIxSQkqSGyOGQX5mBhYAtGZ_u3ba2dUCcOCo25V7Sn11quVXWoQjfC38uqRKvp78tmbp0U-0G5Nb56qNIxPBQTe3rJsbA7QzZ2YTyl_rQ1t1HKLpe2dwBvLyxBtSyl-8n8Nlm5S0YywCWDGYc7by08sR4lyVCerlYrW6XtVVZazeKiPTMHLlgbGVYCWQVmhfk0pjRuvH5G5wxE0p7PWg-GWKhpjpylcv_hgJ2dPZ3Y_p06o8Elg6lSNvep1dyX6dGTa-sbeXjL3P8gi2NnNMNQEllxI5uLpY0ZeH0qG2zYhdHG6BJUXTOXgc0je8Wsmc39uRWzsHpeuD5ysbMLRTtfpIvFwh379g7scUtTi4xSmtgiew_dze7ymr2Sh_XCXh-xFvth9SPJXdgLwVoGX0aQDlh67NQmaAAirJXWxKQ9uc2kTidH_pqPfcO--N-y_G9mNHU64a6tOY_3acbb9znH-z_eIUyMnk4OLp7n4G05YFtddtZCvypg0cj1v3k8Rs9KG70_XvB4K6fLXn-NrwGi3Vvvq71c31B764omCgH4udnj3yl7YZ1PHDtpdjWArg_RAWI4rqOKGv2Dp5GOJJ6eaRsxUTNoVKmHSk-HKNCY0o5wvadD94SRIVArzQHOuQbgnFsAzr0E4A7fAXAYyRq4qcRBRNRwV0SMwmCNrmjo5k-XRCnEMUJXDf3zV2tKFBwRw6DdXwctek8A7Y6yj5CayjgOhsQGyNMItsEnrOFR1OYYr0RRk66riRjiwwadKVRfmWFoSMCMCDoPRA8ZYFq5Y0EISaJ2VZQkapG2HXnW4OE90hEWYrQZAcwNsOLwj3QqIO6oPtozNIhwKNGuhg-f9POB3ogu0yckztPLzvY9fZUzfodO2fTmQaB8d7oCSqAwd9a6YOcagjtQqukGvoZU2UMbgKY3Mcws39NmMOxBq4ymfEVlQ-cOmnxAUjz0_qXB7_MzLSeiaF5anZuJQ20-gHlRKpMPtyXFjZehVfICv0bvL_8Aqv3R0g" id="53" name="Picture"/>
+            <wp:docPr descr="Fig. 5 | 假定身份匹配正确时小分子的定位与建模完成度。合格小分子指单残基、相对于模板无缺失原子的有机小分子。各面板包含相同的77个PDB、446个实例。a–d，Emap2lig；e–h，CryoAtom2受体下的LigandSeek；i–l，沉积受体下的LigandSeek。每组上行为首选构象，下行为best-of-50；左、右列分别要求重原子RMSD严格&lt;2\,\mathrm{Å}和&lt;3\,\mathrm{Å}。所有已对应合格小分子的blob均给定正确SMILES；LigandSeek使用DG-PocketXmol单次中心对接，Emap2lig使用原生blob引导。背景计费，真实范围外前景免费；未检出与失败实例保留分母。每个PDB包含N个目标实例，相对预算\rho允许\lfloor\rho N\rfloor次计费尝试，完成度为成功的不同实例数除以N。绿线与圆点、蓝线与菱形分别表示PDB等权均值和中位数；灰点和小提琴表示50\%、100\%、200\%及300\%预算下的PDB分布。" title="MDPPTFIG_eJztWW1PG0cQ_iuWpfZT4IyDSXBTJAokqgQRCqpUqa7QcV7bV-5Nd2sMaSrZAcKbDahAEAFCSCBFSTGQosbYEH_oD-h_SG7vzKf8hc7eng0EIuWlpQkCydzuzDMzOzN7s3u7P3s1Hse8QY_Xni6Q-Rdci7_FLkxZ9xeqNQ33ei94vDoyVKkHhSmoKRgKfWcg3QiFagL1NfWhUDMyurGqhUKlbN66O1TKjNhrxVCIaQuFjqtTeBlRVUZc06oiohKuElRdRwKuknksxKq64qIUpsCwaGgS39eZEMNshIHqgKhQjsBrWFSVTpnXu-MasH7wXkkENU-vLClGMPF1yBvDWAtynCHEkMwb1aqGFGBGVB1sQFePcglVD2u6KiDDEJWoLHF-n6-Ok3lRCXkbqLZ23Xl04D4JeRLBHl4Cvd_KfBQ1MfMUx5URFNuNkHYd9eIK2udCyowyqFVUkFHhuL1E0NB4AcYC4hKQQN5fCxrc7o24REl8HKuuVhdOJSGKAIuIuoFbmWjZNHDYKJk77J_bvqoq2AA53hBEEWRIZhwyaBaKJDvm2EW8gRsNkT-JF2tUjONCji2mmJrocvpdTrOJeew8YfA3K1GquVx26CYTZ8PDNJ2Ok9QfDWYh0nsQQK-K0WpPwHPLQ8GYiZyGb5QhKhjoZdnT8Zekhkj2Xin_1CzskfTO_mDGWn9kL2et2T_J5gQZvkPWJ-17A4Ax9zJmbpwU8tbaMsmmreFJkn_8Knn70wvUx4Rjcth6sFvx3EoPkcyMlR0jS_lXyZQ9nyMbO2Z-HEJgLRat2Qf2bp6sbJHxJRYma2HEWshXxCE6ZHJgf_EhgEl6kEw-pRom04C8dMnMPWlv_ga01tbWQZtk75svxkCCf5mcCr_eTbfIvOaXxOjr3XkEpBiQmvQ-tRGrsp9MzJp7U2ZuDDS1ilFeCXcg1A1IEZASIK1nI_ZvGyfDwIa1MWEXBszcaGk5beby-4_v7idHrPsDpa1lEAYBRu9CBq5SI1UBH6gmzyHbKTLxBxmepe4NPy09Tllbt_eHMsz_G20dzWZuFeJ3ZErIQbUNVgG3fsrvVD_VSEQUULMqxGWk4HL1xDGaTJkpdTIpBw3c55HdZGtOrh2a83QhuOFLCX9FCZiRKzpwg_9k8svkyEmM97H51-ARDZwbhjPwivya_nzye_E8v--bX1oeRpJQycjzZ1DtSH76jaIIxaRLUrvI4pBdmIOFgS0YHW3ftrZ0QJ04KDTmXtGeXmu-VtWuCt0Ify-rEq2mvy-buXVS7Afl1vjqoUrH8FBM7Oklx8LuDNnYhfGU-tPW3EYpu1za3gG8vbAE1bKU7ifz22TlLhnJAJcMZhzuvLXwxHqUJEN5ulqtbJW2V1lpNYuL9swcuGBtZFgJZBWYFebTmNK44foZnTMQSXs-az0YYqGmOXKWyv2HA3Z29nRi-3fqjAaXDKZK2dynVnNfpkdPrq1v5OEtc_-DLI6d0QxDSWTFjWwuljZm4PWpbLBhF0Ybo0tQdc1cBjaP7BWzZjb351bMwup54frIxc4uFO18kS4WC3fs2zuwxy1NLTJKaWKL7D10N7vLa_ZKHtYLe33EWuyH1Y8kd2EvBGsZfBlBOmDpsVOboAGIsFZaE5P25DaTOp0cBXwf-4Z98b9l-d_MaOp0wl3jO4_3acbb_znH-z_eIUyMnk4OLp7n4G05YFtddtZCvypg0cj1v3k8Rs9KG7w_XvB4K6fL3oDPXw_R7q3z11yuq6-5dUUThSD83Ozx75S9sM4njp00uxpA14foADEc11FFjf7B00hHEk_PtI2YqBk0qtRDpaddFGhMaUe43tOue8LIEKiVpiDnXANwzi0A514CcIfvADiMZA3cVOIgImq4MyJGYbBGp--nmot94R6FY4ROH_0LVGtKFBwRw6A9UAstek8A7fayj5CayjgOhsQGyNMItsInrOFR1KYYr0RRo66riRjiwwadKVRfmWFoSMCMCDoPRA8ZYFq5Y0HokkTtqihJ1CJtO_KswcN7pCMsxGgzApgbYMXhH-lUQNxRfbRnaBDhrkSbGj580s8HeyO6TJ-QOE8vO9v39FXO-B06ZdObB4Hy3ekKKIHC3Fnrgp1rCO5AqaYb-BpSZQ9tAJrexDCzfE-rwbAHrTKa8hWVDZ07aPJBSfHQ-5f6gD_AtJyIonlpcW4mDrX5IOZFqUw-3JYUN16GVskL_Bq8v_wDx0_Rbw" id="53" name="Picture"/>
             <a:graphic>
               <a:graphicData uri="http://schemas.openxmlformats.org/drawingml/2006/picture">
                 <pic:pic>
                   <pic:nvPicPr>
-                    <pic:cNvPr descr="C:/Users/15919/Desktop/论文草稿/temp/manuscript_figures_gbzq7ilb/figure_000005.png" id="54" name="Picture"/>
+                    <pic:cNvPr descr="C:/Users/15919/Desktop/论文草稿/temp/manuscript_figures_0j13ydvn/figure_000005.png" id="54" name="Picture"/>
                     <pic:cNvPicPr>
                       <a:picLocks noChangeArrowheads="1" noChangeAspect="1"/>
                     </pic:cNvPicPr>
